--- a/data/outputs/v2/Grade11/Biology/Lesson_Plans/SS3.2_Growth_and_Development_in_Animals/Biology_Growth_and_Development_in_Animals_CBE_LessonSequence.docx
+++ b/data/outputs/v2/Grade11/Biology/Lesson_Plans/SS3.2_Growth_and_Development_in_Animals/Biology_Growth_and_Development_in_Animals_CBE_LessonSequence.docx
@@ -1896,7 +1896,7 @@
         </w:rPr>
         <w:t xml:space="preserve">© 2026 SeaVuria and ARES. This work is licensed under a </w:t>
       </w:r>
-      <w:hyperlink w:history="1" r:id="rIdsxab2baoynm9nzbaubx9d">
+      <w:hyperlink w:history="1" r:id="rIduaruoeo8mdkqaoi6x_s5u">
         <w:r>
           <w:rPr>
             <w:rFonts w:ascii="Arial" w:cs="Arial" w:eastAsia="Arial" w:hAnsi="Arial"/>
@@ -1916,7 +1916,7 @@
         </w:rPr>
         <w:t xml:space="preserve"> (</w:t>
       </w:r>
-      <w:hyperlink w:history="1" r:id="rIduxkbxudlynwvsexmmhizf">
+      <w:hyperlink w:history="1" r:id="rId48ihzdcxyfs1kzg6hjm-x">
         <w:r>
           <w:rPr>
             <w:rFonts w:ascii="Arial" w:cs="Arial" w:eastAsia="Arial" w:hAnsi="Arial"/>
@@ -1936,7 +1936,7 @@
         </w:rPr>
         <w:t xml:space="preserve">). To view a copy of this license, visit </w:t>
       </w:r>
-      <w:hyperlink w:history="1" r:id="rIdlwj1enwjsayxictpatxzc">
+      <w:hyperlink w:history="1" r:id="rIdottv7o6wxezwk-aak2r_x">
         <w:r>
           <w:rPr>
             <w:rFonts w:ascii="Arial" w:cs="Arial" w:eastAsia="Arial" w:hAnsi="Arial"/>
@@ -2948,7 +2948,7 @@
             <w:pPr>
               <w:spacing w:after="20" w:before="0"/>
             </w:pPr>
-            <w:hyperlink w:history="1" r:id="rIdlcs0ghecmg2osyhdbdwpr">
+            <w:hyperlink w:history="1" r:id="rIdyoolbitgyo3bdaxb6ofrl">
               <w:r>
                 <w:rPr>
                   <w:rFonts w:ascii="Arial" w:cs="Arial" w:eastAsia="Arial" w:hAnsi="Arial"/>
@@ -2981,7 +2981,7 @@
               <w:spacing w:after="10" w:before="0"/>
               <w:ind w:left="120"/>
             </w:pPr>
-            <w:hyperlink w:history="1" r:id="rIdoh_johspivliofcf3bklo">
+            <w:hyperlink w:history="1" r:id="rIdyk5dkiiziaqbxdcg168aw">
               <w:r>
                 <w:rPr>
                   <w:rFonts w:ascii="Arial" w:cs="Arial" w:eastAsia="Arial" w:hAnsi="Arial"/>
@@ -3026,7 +3026,7 @@
             <w:pPr>
               <w:spacing w:after="20" w:before="0"/>
             </w:pPr>
-            <w:hyperlink w:history="1" r:id="rIdeqtmlmyphtz5268br5yxr">
+            <w:hyperlink w:history="1" r:id="rIdjiwom6kazwgweuze9aarr">
               <w:r>
                 <w:rPr>
                   <w:rFonts w:ascii="Arial" w:cs="Arial" w:eastAsia="Arial" w:hAnsi="Arial"/>
@@ -3059,7 +3059,7 @@
               <w:spacing w:after="10" w:before="0"/>
               <w:ind w:left="120"/>
             </w:pPr>
-            <w:hyperlink w:history="1" r:id="rIdaerzujchfs6ilrnqgzffg">
+            <w:hyperlink w:history="1" r:id="rIdeq9zlbyeg-1o91z7vcb-a">
               <w:r>
                 <w:rPr>
                   <w:rFonts w:ascii="Arial" w:cs="Arial" w:eastAsia="Arial" w:hAnsi="Arial"/>
@@ -3254,7 +3254,7 @@
             <w:pPr>
               <w:spacing w:after="20" w:before="0"/>
             </w:pPr>
-            <w:hyperlink w:history="1" r:id="rIdg3xrtiq_di2xy8aq26lhi">
+            <w:hyperlink w:history="1" r:id="rIdc4-xkmnuzxjkq2yolc7tj">
               <w:r>
                 <w:rPr>
                   <w:rFonts w:ascii="Arial" w:cs="Arial" w:eastAsia="Arial" w:hAnsi="Arial"/>
@@ -3287,7 +3287,7 @@
               <w:spacing w:after="10" w:before="0"/>
               <w:ind w:left="120"/>
             </w:pPr>
-            <w:hyperlink w:history="1" r:id="rId_ya0juamhm4wzac-rial1">
+            <w:hyperlink w:history="1" r:id="rIdbs4nenhoezuzaxwz0wn1p">
               <w:r>
                 <w:rPr>
                   <w:rFonts w:ascii="Arial" w:cs="Arial" w:eastAsia="Arial" w:hAnsi="Arial"/>
@@ -3332,7 +3332,7 @@
             <w:pPr>
               <w:spacing w:after="20" w:before="0"/>
             </w:pPr>
-            <w:hyperlink w:history="1" r:id="rIdoi-f4qez4pj5w5k2m8x_p">
+            <w:hyperlink w:history="1" r:id="rIdq__bcahvxcpc7dp1zkw9a">
               <w:r>
                 <w:rPr>
                   <w:rFonts w:ascii="Arial" w:cs="Arial" w:eastAsia="Arial" w:hAnsi="Arial"/>
@@ -3365,7 +3365,7 @@
               <w:spacing w:after="10" w:before="0"/>
               <w:ind w:left="120"/>
             </w:pPr>
-            <w:hyperlink w:history="1" r:id="rIdlc11exmfuef5j8fjfx5yc">
+            <w:hyperlink w:history="1" r:id="rIdrrkdutflmkuqjygxwtmwb">
               <w:r>
                 <w:rPr>
                   <w:rFonts w:ascii="Arial" w:cs="Arial" w:eastAsia="Arial" w:hAnsi="Arial"/>
@@ -3560,7 +3560,7 @@
             <w:pPr>
               <w:spacing w:after="20" w:before="0"/>
             </w:pPr>
-            <w:hyperlink w:history="1" r:id="rId6vl0qgav-nzxc5627yrgo">
+            <w:hyperlink w:history="1" r:id="rId3ulm1m-gyztumt39fm_ji">
               <w:r>
                 <w:rPr>
                   <w:rFonts w:ascii="Arial" w:cs="Arial" w:eastAsia="Arial" w:hAnsi="Arial"/>
@@ -3593,7 +3593,7 @@
               <w:spacing w:after="10" w:before="0"/>
               <w:ind w:left="120"/>
             </w:pPr>
-            <w:hyperlink w:history="1" r:id="rId8hzspinju-si55vpllqln">
+            <w:hyperlink w:history="1" r:id="rIdqj4hbp6nol2dw7eeckf-t">
               <w:r>
                 <w:rPr>
                   <w:rFonts w:ascii="Arial" w:cs="Arial" w:eastAsia="Arial" w:hAnsi="Arial"/>
@@ -3638,7 +3638,7 @@
             <w:pPr>
               <w:spacing w:after="20" w:before="0"/>
             </w:pPr>
-            <w:hyperlink w:history="1" r:id="rIdiuvgnrvpatpvql9rfutuu">
+            <w:hyperlink w:history="1" r:id="rId7c3ybljv0izcbhprlxswz">
               <w:r>
                 <w:rPr>
                   <w:rFonts w:ascii="Arial" w:cs="Arial" w:eastAsia="Arial" w:hAnsi="Arial"/>
@@ -3671,7 +3671,7 @@
               <w:spacing w:after="10" w:before="0"/>
               <w:ind w:left="120"/>
             </w:pPr>
-            <w:hyperlink w:history="1" r:id="rIdil-0rtumy74hqjqaxwvnh">
+            <w:hyperlink w:history="1" r:id="rIdbodxh4gy0ggyrstb1xp87">
               <w:r>
                 <w:rPr>
                   <w:rFonts w:ascii="Arial" w:cs="Arial" w:eastAsia="Arial" w:hAnsi="Arial"/>
@@ -3866,7 +3866,7 @@
             <w:pPr>
               <w:spacing w:after="20" w:before="0"/>
             </w:pPr>
-            <w:hyperlink w:history="1" r:id="rId-zpr8v5a-d4iacv8ceyps">
+            <w:hyperlink w:history="1" r:id="rIdglpmr6hssk1fzaptvhq3_">
               <w:r>
                 <w:rPr>
                   <w:rFonts w:ascii="Arial" w:cs="Arial" w:eastAsia="Arial" w:hAnsi="Arial"/>
@@ -3899,7 +3899,7 @@
               <w:spacing w:after="10" w:before="0"/>
               <w:ind w:left="120"/>
             </w:pPr>
-            <w:hyperlink w:history="1" r:id="rIdrb6huos6cccy3uko2jalp">
+            <w:hyperlink w:history="1" r:id="rIdj3iuzfadosfv8lvi12ebo">
               <w:r>
                 <w:rPr>
                   <w:rFonts w:ascii="Arial" w:cs="Arial" w:eastAsia="Arial" w:hAnsi="Arial"/>
@@ -3944,7 +3944,7 @@
             <w:pPr>
               <w:spacing w:after="20" w:before="0"/>
             </w:pPr>
-            <w:hyperlink w:history="1" r:id="rId5asytgsjg-ez1elmawlbw">
+            <w:hyperlink w:history="1" r:id="rIdxfmhfaeik_zm2po2j0qu2">
               <w:r>
                 <w:rPr>
                   <w:rFonts w:ascii="Arial" w:cs="Arial" w:eastAsia="Arial" w:hAnsi="Arial"/>
@@ -3977,7 +3977,7 @@
               <w:spacing w:after="10" w:before="0"/>
               <w:ind w:left="120"/>
             </w:pPr>
-            <w:hyperlink w:history="1" r:id="rIdb5swoqhar8tupwxkc9dns">
+            <w:hyperlink w:history="1" r:id="rIdbq7ao5hfiyblh9vhcvr3a">
               <w:r>
                 <w:rPr>
                   <w:rFonts w:ascii="Arial" w:cs="Arial" w:eastAsia="Arial" w:hAnsi="Arial"/>
@@ -4172,7 +4172,7 @@
             <w:pPr>
               <w:spacing w:after="20" w:before="0"/>
             </w:pPr>
-            <w:hyperlink w:history="1" r:id="rIdnrpke-hizhn3e9dhl2uqa">
+            <w:hyperlink w:history="1" r:id="rIdqlhxjvtaqt8ant32rpbje">
               <w:r>
                 <w:rPr>
                   <w:rFonts w:ascii="Arial" w:cs="Arial" w:eastAsia="Arial" w:hAnsi="Arial"/>
@@ -4205,7 +4205,7 @@
               <w:spacing w:after="10" w:before="0"/>
               <w:ind w:left="120"/>
             </w:pPr>
-            <w:hyperlink w:history="1" r:id="rIdheba5z0nzhl-vnxlowkjm">
+            <w:hyperlink w:history="1" r:id="rIdcpel-uujtwea-aee00wia">
               <w:r>
                 <w:rPr>
                   <w:rFonts w:ascii="Arial" w:cs="Arial" w:eastAsia="Arial" w:hAnsi="Arial"/>
@@ -4250,7 +4250,7 @@
             <w:pPr>
               <w:spacing w:after="20" w:before="0"/>
             </w:pPr>
-            <w:hyperlink w:history="1" r:id="rIdkerabwzp3mcbpwt0swqde">
+            <w:hyperlink w:history="1" r:id="rIdyv4d7im3nmakpp7k2zbyp">
               <w:r>
                 <w:rPr>
                   <w:rFonts w:ascii="Arial" w:cs="Arial" w:eastAsia="Arial" w:hAnsi="Arial"/>
@@ -4283,7 +4283,7 @@
               <w:spacing w:after="10" w:before="0"/>
               <w:ind w:left="120"/>
             </w:pPr>
-            <w:hyperlink w:history="1" r:id="rIdwai4qno9tkyjh7ishclkx">
+            <w:hyperlink w:history="1" r:id="rIdfk741bkq2xin9fxekrwwc">
               <w:r>
                 <w:rPr>
                   <w:rFonts w:ascii="Arial" w:cs="Arial" w:eastAsia="Arial" w:hAnsi="Arial"/>
@@ -4795,7 +4795,7 @@
         </w:rPr>
         <w:t xml:space="preserve">© 2026 SeaVuria and ARES. Aligned with KICD objectives. Developed by SeaVuria; technical implementation by ARES (with AI assistance from Claude). Licensed under </w:t>
       </w:r>
-      <w:hyperlink w:history="1" r:id="rIdy7iaq89lyajw3aazxu1ab">
+      <w:hyperlink w:history="1" r:id="rIdkf1x8k9vwfqmhxegxl2al">
         <w:r>
           <w:rPr>
             <w:rFonts w:ascii="Arial" w:cs="Arial" w:eastAsia="Arial" w:hAnsi="Arial"/>
@@ -4816,7 +4816,7 @@
         </w:rPr>
         <w:t xml:space="preserve"> (</w:t>
       </w:r>
-      <w:hyperlink w:history="1" r:id="rIdfhsiyj2tr8wrfxqg1ktcl">
+      <w:hyperlink w:history="1" r:id="rId2rc2rsa2yqg6npnsdw3oe">
         <w:r>
           <w:rPr>
             <w:rFonts w:ascii="Arial" w:cs="Arial" w:eastAsia="Arial" w:hAnsi="Arial"/>
@@ -5829,7 +5829,7 @@
             <w:pPr>
               <w:spacing w:after="20" w:before="0"/>
             </w:pPr>
-            <w:hyperlink w:history="1" r:id="rIdsemenn9eu5lwseo5wzy4u">
+            <w:hyperlink w:history="1" r:id="rId-_fbvdmhlzg1ulxlsc0d4">
               <w:r>
                 <w:rPr>
                   <w:rFonts w:ascii="Arial" w:cs="Arial" w:eastAsia="Arial" w:hAnsi="Arial"/>
@@ -5862,7 +5862,7 @@
               <w:spacing w:after="10" w:before="0"/>
               <w:ind w:left="120"/>
             </w:pPr>
-            <w:hyperlink w:history="1" r:id="rIdg-dz532exdks4lhuurwep">
+            <w:hyperlink w:history="1" r:id="rIdlfkqsn5jjmyb0iwz9rybg">
               <w:r>
                 <w:rPr>
                   <w:rFonts w:ascii="Arial" w:cs="Arial" w:eastAsia="Arial" w:hAnsi="Arial"/>
@@ -5907,7 +5907,7 @@
             <w:pPr>
               <w:spacing w:after="20" w:before="0"/>
             </w:pPr>
-            <w:hyperlink w:history="1" r:id="rIdqoxuqdhfvjz1zelqi0hoc">
+            <w:hyperlink w:history="1" r:id="rIdoywrphxms-wc6wolqevpj">
               <w:r>
                 <w:rPr>
                   <w:rFonts w:ascii="Arial" w:cs="Arial" w:eastAsia="Arial" w:hAnsi="Arial"/>
@@ -5940,7 +5940,7 @@
               <w:spacing w:after="10" w:before="0"/>
               <w:ind w:left="120"/>
             </w:pPr>
-            <w:hyperlink w:history="1" r:id="rIdkynxuwo5qax4y4fhwhkfw">
+            <w:hyperlink w:history="1" r:id="rIdqqgt8xc7lp_0jq2ycsvxl">
               <w:r>
                 <w:rPr>
                   <w:rFonts w:ascii="Arial" w:cs="Arial" w:eastAsia="Arial" w:hAnsi="Arial"/>
@@ -6135,7 +6135,7 @@
             <w:pPr>
               <w:spacing w:after="20" w:before="0"/>
             </w:pPr>
-            <w:hyperlink w:history="1" r:id="rId9jncdsb5rtkdxy5jpn-mt">
+            <w:hyperlink w:history="1" r:id="rId2nr_mgsh4kaxj8cfqucsb">
               <w:r>
                 <w:rPr>
                   <w:rFonts w:ascii="Arial" w:cs="Arial" w:eastAsia="Arial" w:hAnsi="Arial"/>
@@ -6168,7 +6168,7 @@
               <w:spacing w:after="10" w:before="0"/>
               <w:ind w:left="120"/>
             </w:pPr>
-            <w:hyperlink w:history="1" r:id="rIdq6aw1ajwvfqrxildhvr0p">
+            <w:hyperlink w:history="1" r:id="rIdpp77mr_6f1izk_qt1tjwc">
               <w:r>
                 <w:rPr>
                   <w:rFonts w:ascii="Arial" w:cs="Arial" w:eastAsia="Arial" w:hAnsi="Arial"/>
@@ -6213,7 +6213,7 @@
             <w:pPr>
               <w:spacing w:after="20" w:before="0"/>
             </w:pPr>
-            <w:hyperlink w:history="1" r:id="rIdckvdhmvwawwcsl93hxebo">
+            <w:hyperlink w:history="1" r:id="rIdnnq3avzoidinshsouzq9q">
               <w:r>
                 <w:rPr>
                   <w:rFonts w:ascii="Arial" w:cs="Arial" w:eastAsia="Arial" w:hAnsi="Arial"/>
@@ -6246,7 +6246,7 @@
               <w:spacing w:after="10" w:before="0"/>
               <w:ind w:left="120"/>
             </w:pPr>
-            <w:hyperlink w:history="1" r:id="rIdmvj3eq80xtkirdnvfjuqa">
+            <w:hyperlink w:history="1" r:id="rIdjehshlunw852mb70p6mli">
               <w:r>
                 <w:rPr>
                   <w:rFonts w:ascii="Arial" w:cs="Arial" w:eastAsia="Arial" w:hAnsi="Arial"/>
@@ -6441,7 +6441,7 @@
             <w:pPr>
               <w:spacing w:after="20" w:before="0"/>
             </w:pPr>
-            <w:hyperlink w:history="1" r:id="rIdwhlg345_b9lgmw9xgo0gj">
+            <w:hyperlink w:history="1" r:id="rIdrsmqhxs6l1sy3dbgpnva9">
               <w:r>
                 <w:rPr>
                   <w:rFonts w:ascii="Arial" w:cs="Arial" w:eastAsia="Arial" w:hAnsi="Arial"/>
@@ -6474,7 +6474,7 @@
               <w:spacing w:after="10" w:before="0"/>
               <w:ind w:left="120"/>
             </w:pPr>
-            <w:hyperlink w:history="1" r:id="rIdkywemevt9s-g0vj-rsz5a">
+            <w:hyperlink w:history="1" r:id="rIdrg8kzwunugxwwlzlyl5wa">
               <w:r>
                 <w:rPr>
                   <w:rFonts w:ascii="Arial" w:cs="Arial" w:eastAsia="Arial" w:hAnsi="Arial"/>
@@ -6519,7 +6519,7 @@
             <w:pPr>
               <w:spacing w:after="20" w:before="0"/>
             </w:pPr>
-            <w:hyperlink w:history="1" r:id="rIdmz64d7grv8uyz7luljjgh">
+            <w:hyperlink w:history="1" r:id="rIdaejzl7bk6qna6k5u6dojt">
               <w:r>
                 <w:rPr>
                   <w:rFonts w:ascii="Arial" w:cs="Arial" w:eastAsia="Arial" w:hAnsi="Arial"/>
@@ -6552,7 +6552,7 @@
               <w:spacing w:after="10" w:before="0"/>
               <w:ind w:left="120"/>
             </w:pPr>
-            <w:hyperlink w:history="1" r:id="rIdk8lnnp0trxm84ubt0soce">
+            <w:hyperlink w:history="1" r:id="rIday3ixfvwjzqql-bjbuoqy">
               <w:r>
                 <w:rPr>
                   <w:rFonts w:ascii="Arial" w:cs="Arial" w:eastAsia="Arial" w:hAnsi="Arial"/>
@@ -6747,7 +6747,7 @@
             <w:pPr>
               <w:spacing w:after="20" w:before="0"/>
             </w:pPr>
-            <w:hyperlink w:history="1" r:id="rIdjou8nm10bftju7otkqwxj">
+            <w:hyperlink w:history="1" r:id="rIdkt0c6ylaetcq6o86ymfos">
               <w:r>
                 <w:rPr>
                   <w:rFonts w:ascii="Arial" w:cs="Arial" w:eastAsia="Arial" w:hAnsi="Arial"/>
@@ -6780,7 +6780,7 @@
               <w:spacing w:after="10" w:before="0"/>
               <w:ind w:left="120"/>
             </w:pPr>
-            <w:hyperlink w:history="1" r:id="rIdjp1a8_sankllhhdowiinb">
+            <w:hyperlink w:history="1" r:id="rIdlithk3gmvuty1skvis6bl">
               <w:r>
                 <w:rPr>
                   <w:rFonts w:ascii="Arial" w:cs="Arial" w:eastAsia="Arial" w:hAnsi="Arial"/>
@@ -6825,7 +6825,7 @@
             <w:pPr>
               <w:spacing w:after="20" w:before="0"/>
             </w:pPr>
-            <w:hyperlink w:history="1" r:id="rIdj1igpa0vtuslpvepdrsgk">
+            <w:hyperlink w:history="1" r:id="rIdfyp7iefjf3l8dz0dn5sfg">
               <w:r>
                 <w:rPr>
                   <w:rFonts w:ascii="Arial" w:cs="Arial" w:eastAsia="Arial" w:hAnsi="Arial"/>
@@ -6858,7 +6858,7 @@
               <w:spacing w:after="10" w:before="0"/>
               <w:ind w:left="120"/>
             </w:pPr>
-            <w:hyperlink w:history="1" r:id="rIdy0kunmomtw47rh7-ikzbn">
+            <w:hyperlink w:history="1" r:id="rId7hu2otybaizo3-4wy9ngq">
               <w:r>
                 <w:rPr>
                   <w:rFonts w:ascii="Arial" w:cs="Arial" w:eastAsia="Arial" w:hAnsi="Arial"/>
@@ -7053,7 +7053,7 @@
             <w:pPr>
               <w:spacing w:after="20" w:before="0"/>
             </w:pPr>
-            <w:hyperlink w:history="1" r:id="rId2jimdtfxwix7ep4mjos1v">
+            <w:hyperlink w:history="1" r:id="rIdkjrtmayn20-b-inn989mj">
               <w:r>
                 <w:rPr>
                   <w:rFonts w:ascii="Arial" w:cs="Arial" w:eastAsia="Arial" w:hAnsi="Arial"/>
@@ -7086,7 +7086,7 @@
               <w:spacing w:after="10" w:before="0"/>
               <w:ind w:left="120"/>
             </w:pPr>
-            <w:hyperlink w:history="1" r:id="rIdo49yzdsk4e1l3won-syud">
+            <w:hyperlink w:history="1" r:id="rIdszzfcy1mc5pcuatxal7vv">
               <w:r>
                 <w:rPr>
                   <w:rFonts w:ascii="Arial" w:cs="Arial" w:eastAsia="Arial" w:hAnsi="Arial"/>
@@ -7131,7 +7131,7 @@
             <w:pPr>
               <w:spacing w:after="20" w:before="0"/>
             </w:pPr>
-            <w:hyperlink w:history="1" r:id="rIdemyqxtoxe_qpmnv1uwcsb">
+            <w:hyperlink w:history="1" r:id="rId17y8mlhcwlehupm9hto48">
               <w:r>
                 <w:rPr>
                   <w:rFonts w:ascii="Arial" w:cs="Arial" w:eastAsia="Arial" w:hAnsi="Arial"/>
@@ -7164,7 +7164,7 @@
               <w:spacing w:after="10" w:before="0"/>
               <w:ind w:left="120"/>
             </w:pPr>
-            <w:hyperlink w:history="1" r:id="rIdc3-q9pjuxagqx6frycobt">
+            <w:hyperlink w:history="1" r:id="rIdnt6hugoskmpz046tihxuu">
               <w:r>
                 <w:rPr>
                   <w:rFonts w:ascii="Arial" w:cs="Arial" w:eastAsia="Arial" w:hAnsi="Arial"/>
@@ -7676,7 +7676,7 @@
         </w:rPr>
         <w:t xml:space="preserve">© 2026 SeaVuria and ARES. Aligned with KICD objectives. Developed by SeaVuria; technical implementation by ARES (with AI assistance from Claude). Licensed under </w:t>
       </w:r>
-      <w:hyperlink w:history="1" r:id="rIdefjbcy-4vh9bl9wwegarj">
+      <w:hyperlink w:history="1" r:id="rIdu43drfuljjki7vqkw7uyz">
         <w:r>
           <w:rPr>
             <w:rFonts w:ascii="Arial" w:cs="Arial" w:eastAsia="Arial" w:hAnsi="Arial"/>
@@ -7697,7 +7697,7 @@
         </w:rPr>
         <w:t xml:space="preserve"> (</w:t>
       </w:r>
-      <w:hyperlink w:history="1" r:id="rIdlpoo_to4ybefms1gnveyf">
+      <w:hyperlink w:history="1" r:id="rIdko3qjf5-vlankncxsmv1y">
         <w:r>
           <w:rPr>
             <w:rFonts w:ascii="Arial" w:cs="Arial" w:eastAsia="Arial" w:hAnsi="Arial"/>
@@ -8710,7 +8710,7 @@
             <w:pPr>
               <w:spacing w:after="20" w:before="0"/>
             </w:pPr>
-            <w:hyperlink w:history="1" r:id="rId8dma1ytesi3ir7uk4emvk">
+            <w:hyperlink w:history="1" r:id="rId66_0evcs0uywkzjn-6e-i">
               <w:r>
                 <w:rPr>
                   <w:rFonts w:ascii="Arial" w:cs="Arial" w:eastAsia="Arial" w:hAnsi="Arial"/>
@@ -8743,7 +8743,7 @@
               <w:spacing w:after="10" w:before="0"/>
               <w:ind w:left="120"/>
             </w:pPr>
-            <w:hyperlink w:history="1" r:id="rIdax_damnffhghma-xk_r5h">
+            <w:hyperlink w:history="1" r:id="rId70cfcdohlxinhmyyjkefq">
               <w:r>
                 <w:rPr>
                   <w:rFonts w:ascii="Arial" w:cs="Arial" w:eastAsia="Arial" w:hAnsi="Arial"/>
@@ -8788,7 +8788,7 @@
             <w:pPr>
               <w:spacing w:after="20" w:before="0"/>
             </w:pPr>
-            <w:hyperlink w:history="1" r:id="rIdlasej7h_gg4rvschqfs26">
+            <w:hyperlink w:history="1" r:id="rIdltlw2wwntaasfjpf5vxvg">
               <w:r>
                 <w:rPr>
                   <w:rFonts w:ascii="Arial" w:cs="Arial" w:eastAsia="Arial" w:hAnsi="Arial"/>
@@ -8821,7 +8821,7 @@
               <w:spacing w:after="10" w:before="0"/>
               <w:ind w:left="120"/>
             </w:pPr>
-            <w:hyperlink w:history="1" r:id="rIdqutwb6lawxvefjmcw2dag">
+            <w:hyperlink w:history="1" r:id="rIdirj9dgeoazi0dkoateltp">
               <w:r>
                 <w:rPr>
                   <w:rFonts w:ascii="Arial" w:cs="Arial" w:eastAsia="Arial" w:hAnsi="Arial"/>
@@ -9016,7 +9016,7 @@
             <w:pPr>
               <w:spacing w:after="20" w:before="0"/>
             </w:pPr>
-            <w:hyperlink w:history="1" r:id="rIdpjsxmxkursa1fp08dycih">
+            <w:hyperlink w:history="1" r:id="rIdcj93pke4qqjy0vcf0ld50">
               <w:r>
                 <w:rPr>
                   <w:rFonts w:ascii="Arial" w:cs="Arial" w:eastAsia="Arial" w:hAnsi="Arial"/>
@@ -9049,7 +9049,7 @@
               <w:spacing w:after="10" w:before="0"/>
               <w:ind w:left="120"/>
             </w:pPr>
-            <w:hyperlink w:history="1" r:id="rIdllhoxbylc5n4kbzzsc-8k">
+            <w:hyperlink w:history="1" r:id="rIdcjkv_mb2ptnsvive6xf1c">
               <w:r>
                 <w:rPr>
                   <w:rFonts w:ascii="Arial" w:cs="Arial" w:eastAsia="Arial" w:hAnsi="Arial"/>
@@ -9094,7 +9094,7 @@
             <w:pPr>
               <w:spacing w:after="20" w:before="0"/>
             </w:pPr>
-            <w:hyperlink w:history="1" r:id="rId4r0uk2gnovjl4gzp0lkch">
+            <w:hyperlink w:history="1" r:id="rIdqn7newoxcm5xspw5zzupd">
               <w:r>
                 <w:rPr>
                   <w:rFonts w:ascii="Arial" w:cs="Arial" w:eastAsia="Arial" w:hAnsi="Arial"/>
@@ -9127,7 +9127,7 @@
               <w:spacing w:after="10" w:before="0"/>
               <w:ind w:left="120"/>
             </w:pPr>
-            <w:hyperlink w:history="1" r:id="rIduw9efogiwyttjcw4elfhz">
+            <w:hyperlink w:history="1" r:id="rIdb_jpllklpscbqpyfnqxpn">
               <w:r>
                 <w:rPr>
                   <w:rFonts w:ascii="Arial" w:cs="Arial" w:eastAsia="Arial" w:hAnsi="Arial"/>
@@ -9322,7 +9322,7 @@
             <w:pPr>
               <w:spacing w:after="20" w:before="0"/>
             </w:pPr>
-            <w:hyperlink w:history="1" r:id="rIdgvkyrwkijaeuuusu4ji4t">
+            <w:hyperlink w:history="1" r:id="rIdkaaen2x3difhmywogri_i">
               <w:r>
                 <w:rPr>
                   <w:rFonts w:ascii="Arial" w:cs="Arial" w:eastAsia="Arial" w:hAnsi="Arial"/>
@@ -9355,7 +9355,7 @@
               <w:spacing w:after="10" w:before="0"/>
               <w:ind w:left="120"/>
             </w:pPr>
-            <w:hyperlink w:history="1" r:id="rIdqzxe4ukc8_uwbkwthujqe">
+            <w:hyperlink w:history="1" r:id="rIdmcj9jdlo_poyq78cvhriw">
               <w:r>
                 <w:rPr>
                   <w:rFonts w:ascii="Arial" w:cs="Arial" w:eastAsia="Arial" w:hAnsi="Arial"/>
@@ -9400,7 +9400,7 @@
             <w:pPr>
               <w:spacing w:after="20" w:before="0"/>
             </w:pPr>
-            <w:hyperlink w:history="1" r:id="rId9sssxegd4yp9i88zgkinz">
+            <w:hyperlink w:history="1" r:id="rIdl_qptglaopa4eiztyapyq">
               <w:r>
                 <w:rPr>
                   <w:rFonts w:ascii="Arial" w:cs="Arial" w:eastAsia="Arial" w:hAnsi="Arial"/>
@@ -9433,7 +9433,7 @@
               <w:spacing w:after="10" w:before="0"/>
               <w:ind w:left="120"/>
             </w:pPr>
-            <w:hyperlink w:history="1" r:id="rIdznkqasstgqzx4xahkpwtm">
+            <w:hyperlink w:history="1" r:id="rIdreq8tnfvqlpwd4bcm6rhq">
               <w:r>
                 <w:rPr>
                   <w:rFonts w:ascii="Arial" w:cs="Arial" w:eastAsia="Arial" w:hAnsi="Arial"/>
@@ -9628,7 +9628,7 @@
             <w:pPr>
               <w:spacing w:after="20" w:before="0"/>
             </w:pPr>
-            <w:hyperlink w:history="1" r:id="rIdnqjjwilu1zzi7cxxex-sm">
+            <w:hyperlink w:history="1" r:id="rIdfsretys-nbbhx10pfw3ot">
               <w:r>
                 <w:rPr>
                   <w:rFonts w:ascii="Arial" w:cs="Arial" w:eastAsia="Arial" w:hAnsi="Arial"/>
@@ -9661,7 +9661,7 @@
               <w:spacing w:after="10" w:before="0"/>
               <w:ind w:left="120"/>
             </w:pPr>
-            <w:hyperlink w:history="1" r:id="rId8v391wiaz53foyredurqc">
+            <w:hyperlink w:history="1" r:id="rIdqztwgjqoj2fnrm8dgtln2">
               <w:r>
                 <w:rPr>
                   <w:rFonts w:ascii="Arial" w:cs="Arial" w:eastAsia="Arial" w:hAnsi="Arial"/>
@@ -9706,7 +9706,7 @@
             <w:pPr>
               <w:spacing w:after="20" w:before="0"/>
             </w:pPr>
-            <w:hyperlink w:history="1" r:id="rId_lqzg91andcnle3qbfwhx">
+            <w:hyperlink w:history="1" r:id="rIdbqhoqtawm_e9j8lkden_p">
               <w:r>
                 <w:rPr>
                   <w:rFonts w:ascii="Arial" w:cs="Arial" w:eastAsia="Arial" w:hAnsi="Arial"/>
@@ -9739,7 +9739,7 @@
               <w:spacing w:after="10" w:before="0"/>
               <w:ind w:left="120"/>
             </w:pPr>
-            <w:hyperlink w:history="1" r:id="rIdnbjl32qtvote7-cz1xpc7">
+            <w:hyperlink w:history="1" r:id="rIdiu6s1cc90nn8vteujzuuk">
               <w:r>
                 <w:rPr>
                   <w:rFonts w:ascii="Arial" w:cs="Arial" w:eastAsia="Arial" w:hAnsi="Arial"/>
@@ -9934,7 +9934,7 @@
             <w:pPr>
               <w:spacing w:after="20" w:before="0"/>
             </w:pPr>
-            <w:hyperlink w:history="1" r:id="rIdowuxp8wk3zp2gijoa4dxn">
+            <w:hyperlink w:history="1" r:id="rIdp9t1drr98-vsqrathkoij">
               <w:r>
                 <w:rPr>
                   <w:rFonts w:ascii="Arial" w:cs="Arial" w:eastAsia="Arial" w:hAnsi="Arial"/>
@@ -9967,7 +9967,7 @@
               <w:spacing w:after="10" w:before="0"/>
               <w:ind w:left="120"/>
             </w:pPr>
-            <w:hyperlink w:history="1" r:id="rIdbzs96pcuils-wt8sfwi1g">
+            <w:hyperlink w:history="1" r:id="rIdqh_-ljtcjwqiza7n_xjrd">
               <w:r>
                 <w:rPr>
                   <w:rFonts w:ascii="Arial" w:cs="Arial" w:eastAsia="Arial" w:hAnsi="Arial"/>
@@ -10012,7 +10012,7 @@
             <w:pPr>
               <w:spacing w:after="20" w:before="0"/>
             </w:pPr>
-            <w:hyperlink w:history="1" r:id="rIdyljpeg2ju8ovrtpfnvpdh">
+            <w:hyperlink w:history="1" r:id="rIdjpxet7oheiqrsgxbzgwyv">
               <w:r>
                 <w:rPr>
                   <w:rFonts w:ascii="Arial" w:cs="Arial" w:eastAsia="Arial" w:hAnsi="Arial"/>
@@ -10045,7 +10045,7 @@
               <w:spacing w:after="10" w:before="0"/>
               <w:ind w:left="120"/>
             </w:pPr>
-            <w:hyperlink w:history="1" r:id="rIdzg4ojofxfmpq2tw98vs0m">
+            <w:hyperlink w:history="1" r:id="rIdre6f_ycgck1fgzyhlo94a">
               <w:r>
                 <w:rPr>
                   <w:rFonts w:ascii="Arial" w:cs="Arial" w:eastAsia="Arial" w:hAnsi="Arial"/>
@@ -10557,7 +10557,7 @@
         </w:rPr>
         <w:t xml:space="preserve">© 2026 SeaVuria and ARES. Aligned with KICD objectives. Developed by SeaVuria; technical implementation by ARES (with AI assistance from Claude). Licensed under </w:t>
       </w:r>
-      <w:hyperlink w:history="1" r:id="rIdw8mdap72zzcnrivvkqlmj">
+      <w:hyperlink w:history="1" r:id="rId_haspfktvoypt-sj44esz">
         <w:r>
           <w:rPr>
             <w:rFonts w:ascii="Arial" w:cs="Arial" w:eastAsia="Arial" w:hAnsi="Arial"/>
@@ -10578,7 +10578,7 @@
         </w:rPr>
         <w:t xml:space="preserve"> (</w:t>
       </w:r>
-      <w:hyperlink w:history="1" r:id="rIdgeccb9xjr3edq5cipt9s0">
+      <w:hyperlink w:history="1" r:id="rId1cei8svwdu7gmjrd5d3yb">
         <w:r>
           <w:rPr>
             <w:rFonts w:ascii="Arial" w:cs="Arial" w:eastAsia="Arial" w:hAnsi="Arial"/>
@@ -11608,7 +11608,7 @@
               <w:spacing w:after="10" w:before="0"/>
               <w:ind w:left="120"/>
             </w:pPr>
-            <w:hyperlink w:history="1" r:id="rIdsmhcyaxce3nq6z56kinro">
+            <w:hyperlink w:history="1" r:id="rIdpm-yraexf7xofv3ceoge7">
               <w:r>
                 <w:rPr>
                   <w:rFonts w:ascii="Arial" w:cs="Arial" w:eastAsia="Arial" w:hAnsi="Arial"/>
@@ -11668,7 +11668,7 @@
             <w:pPr>
               <w:spacing w:after="20" w:before="0"/>
             </w:pPr>
-            <w:hyperlink w:history="1" r:id="rIdib1p8tjwexb2ycr1_az4i">
+            <w:hyperlink w:history="1" r:id="rIdem0mwugsbke5jwo2wre36">
               <w:r>
                 <w:rPr>
                   <w:rFonts w:ascii="Arial" w:cs="Arial" w:eastAsia="Arial" w:hAnsi="Arial"/>
@@ -11701,7 +11701,7 @@
               <w:spacing w:after="10" w:before="0"/>
               <w:ind w:left="120"/>
             </w:pPr>
-            <w:hyperlink w:history="1" r:id="rId4lhcgpw8nlv14idcypjna">
+            <w:hyperlink w:history="1" r:id="rIdpwwolfrzuck-pogrtcc7p">
               <w:r>
                 <w:rPr>
                   <w:rFonts w:ascii="Arial" w:cs="Arial" w:eastAsia="Arial" w:hAnsi="Arial"/>
@@ -11913,7 +11913,7 @@
               <w:spacing w:after="10" w:before="0"/>
               <w:ind w:left="120"/>
             </w:pPr>
-            <w:hyperlink w:history="1" r:id="rIdvs844wuea4nyaesh6cjkk">
+            <w:hyperlink w:history="1" r:id="rIdzzlnh7yprh9gck4fgcebp">
               <w:r>
                 <w:rPr>
                   <w:rFonts w:ascii="Arial" w:cs="Arial" w:eastAsia="Arial" w:hAnsi="Arial"/>
@@ -11973,7 +11973,7 @@
             <w:pPr>
               <w:spacing w:after="20" w:before="0"/>
             </w:pPr>
-            <w:hyperlink w:history="1" r:id="rIdda3qsmmi5kad-iylpj94k">
+            <w:hyperlink w:history="1" r:id="rIdw0ohptcjjzfjb_l9wb7ph">
               <w:r>
                 <w:rPr>
                   <w:rFonts w:ascii="Arial" w:cs="Arial" w:eastAsia="Arial" w:hAnsi="Arial"/>
@@ -12006,7 +12006,7 @@
               <w:spacing w:after="10" w:before="0"/>
               <w:ind w:left="120"/>
             </w:pPr>
-            <w:hyperlink w:history="1" r:id="rIdpsqaxwfq6hbgq0utu8fs6">
+            <w:hyperlink w:history="1" r:id="rId42lsz1t3gdhokrx5slghs">
               <w:r>
                 <w:rPr>
                   <w:rFonts w:ascii="Arial" w:cs="Arial" w:eastAsia="Arial" w:hAnsi="Arial"/>
@@ -12218,7 +12218,7 @@
               <w:spacing w:after="10" w:before="0"/>
               <w:ind w:left="120"/>
             </w:pPr>
-            <w:hyperlink w:history="1" r:id="rIdnkxadhhsp7revxrnbldpo">
+            <w:hyperlink w:history="1" r:id="rIdv1zf1fg-mbi0hxzty7pqx">
               <w:r>
                 <w:rPr>
                   <w:rFonts w:ascii="Arial" w:cs="Arial" w:eastAsia="Arial" w:hAnsi="Arial"/>
@@ -12278,7 +12278,7 @@
             <w:pPr>
               <w:spacing w:after="20" w:before="0"/>
             </w:pPr>
-            <w:hyperlink w:history="1" r:id="rIdcjubrctpurbrkylxaqbr5">
+            <w:hyperlink w:history="1" r:id="rIdmi-pzfbxjhi5qpjleqbid">
               <w:r>
                 <w:rPr>
                   <w:rFonts w:ascii="Arial" w:cs="Arial" w:eastAsia="Arial" w:hAnsi="Arial"/>
@@ -12311,7 +12311,7 @@
               <w:spacing w:after="10" w:before="0"/>
               <w:ind w:left="120"/>
             </w:pPr>
-            <w:hyperlink w:history="1" r:id="rIdps_hiu2lgnxob9vxs4wid">
+            <w:hyperlink w:history="1" r:id="rIdskt6otcs1u3frjyexeltm">
               <w:r>
                 <w:rPr>
                   <w:rFonts w:ascii="Arial" w:cs="Arial" w:eastAsia="Arial" w:hAnsi="Arial"/>
@@ -12523,7 +12523,7 @@
               <w:spacing w:after="10" w:before="0"/>
               <w:ind w:left="120"/>
             </w:pPr>
-            <w:hyperlink w:history="1" r:id="rIdr18pkj9u2th7yo-xnpgxc">
+            <w:hyperlink w:history="1" r:id="rIdt5zg7xmgkruojlhktyxnj">
               <w:r>
                 <w:rPr>
                   <w:rFonts w:ascii="Arial" w:cs="Arial" w:eastAsia="Arial" w:hAnsi="Arial"/>
@@ -12583,7 +12583,7 @@
             <w:pPr>
               <w:spacing w:after="20" w:before="0"/>
             </w:pPr>
-            <w:hyperlink w:history="1" r:id="rIdo969vsliasxeyb7vqleic">
+            <w:hyperlink w:history="1" r:id="rIdyunuj15rfbhaea4l94rsv">
               <w:r>
                 <w:rPr>
                   <w:rFonts w:ascii="Arial" w:cs="Arial" w:eastAsia="Arial" w:hAnsi="Arial"/>
@@ -12616,7 +12616,7 @@
               <w:spacing w:after="10" w:before="0"/>
               <w:ind w:left="120"/>
             </w:pPr>
-            <w:hyperlink w:history="1" r:id="rIdb_hkjdxbpuxx8fn9admmm">
+            <w:hyperlink w:history="1" r:id="rIdxryrw04jiso_yogkruj1i">
               <w:r>
                 <w:rPr>
                   <w:rFonts w:ascii="Arial" w:cs="Arial" w:eastAsia="Arial" w:hAnsi="Arial"/>
@@ -12828,7 +12828,7 @@
               <w:spacing w:after="10" w:before="0"/>
               <w:ind w:left="120"/>
             </w:pPr>
-            <w:hyperlink w:history="1" r:id="rIdics3qacv_m6tdiotjihyy">
+            <w:hyperlink w:history="1" r:id="rIdmife3vaccfwedatascnve">
               <w:r>
                 <w:rPr>
                   <w:rFonts w:ascii="Arial" w:cs="Arial" w:eastAsia="Arial" w:hAnsi="Arial"/>
@@ -12888,7 +12888,7 @@
             <w:pPr>
               <w:spacing w:after="20" w:before="0"/>
             </w:pPr>
-            <w:hyperlink w:history="1" r:id="rIdoq3r7d8u9zvvvxq7ei-nb">
+            <w:hyperlink w:history="1" r:id="rIdbvy3wefpgb4kkk_lgugdh">
               <w:r>
                 <w:rPr>
                   <w:rFonts w:ascii="Arial" w:cs="Arial" w:eastAsia="Arial" w:hAnsi="Arial"/>
@@ -12921,7 +12921,7 @@
               <w:spacing w:after="10" w:before="0"/>
               <w:ind w:left="120"/>
             </w:pPr>
-            <w:hyperlink w:history="1" r:id="rId7dri6j_tm9a2zrjrotk61">
+            <w:hyperlink w:history="1" r:id="rIdzg4ooioazigbsreuzbrfi">
               <w:r>
                 <w:rPr>
                   <w:rFonts w:ascii="Arial" w:cs="Arial" w:eastAsia="Arial" w:hAnsi="Arial"/>
@@ -13433,7 +13433,7 @@
         </w:rPr>
         <w:t xml:space="preserve">© 2026 SeaVuria and ARES. Aligned with KICD objectives. Developed by SeaVuria; technical implementation by ARES (with AI assistance from Claude). Licensed under </w:t>
       </w:r>
-      <w:hyperlink w:history="1" r:id="rIdgbwisejq0uhor3s1kn67x">
+      <w:hyperlink w:history="1" r:id="rIdrwffdb3qdk4dwtgto66-4">
         <w:r>
           <w:rPr>
             <w:rFonts w:ascii="Arial" w:cs="Arial" w:eastAsia="Arial" w:hAnsi="Arial"/>
@@ -13454,7 +13454,7 @@
         </w:rPr>
         <w:t xml:space="preserve"> (</w:t>
       </w:r>
-      <w:hyperlink w:history="1" r:id="rIdabuuuqc6vjnwiis3mzczc">
+      <w:hyperlink w:history="1" r:id="rIdcvqitbd5d4x2r3l1mv7i4">
         <w:r>
           <w:rPr>
             <w:rFonts w:ascii="Arial" w:cs="Arial" w:eastAsia="Arial" w:hAnsi="Arial"/>
@@ -14467,7 +14467,7 @@
             <w:pPr>
               <w:spacing w:after="20" w:before="0"/>
             </w:pPr>
-            <w:hyperlink w:history="1" r:id="rIdafz-v_pd_9wuuuvqaeekk">
+            <w:hyperlink w:history="1" r:id="rIdjulhkowdi2cwtu-ni3qat">
               <w:r>
                 <w:rPr>
                   <w:rFonts w:ascii="Arial" w:cs="Arial" w:eastAsia="Arial" w:hAnsi="Arial"/>
@@ -14500,7 +14500,7 @@
               <w:spacing w:after="10" w:before="0"/>
               <w:ind w:left="120"/>
             </w:pPr>
-            <w:hyperlink w:history="1" r:id="rIdi_lhgklpfytj46g374jwg">
+            <w:hyperlink w:history="1" r:id="rIdooh80szgttjijxvqdm_hi">
               <w:r>
                 <w:rPr>
                   <w:rFonts w:ascii="Arial" w:cs="Arial" w:eastAsia="Arial" w:hAnsi="Arial"/>
@@ -14545,7 +14545,7 @@
             <w:pPr>
               <w:spacing w:after="20" w:before="0"/>
             </w:pPr>
-            <w:hyperlink w:history="1" r:id="rId29wlopywtmggdaaezqofb">
+            <w:hyperlink w:history="1" r:id="rIdqukgxlbb7qm34cqj5eqov">
               <w:r>
                 <w:rPr>
                   <w:rFonts w:ascii="Arial" w:cs="Arial" w:eastAsia="Arial" w:hAnsi="Arial"/>
@@ -14578,7 +14578,7 @@
               <w:spacing w:after="10" w:before="0"/>
               <w:ind w:left="120"/>
             </w:pPr>
-            <w:hyperlink w:history="1" r:id="rIdg5pfczjgbmdxzon-c1efc">
+            <w:hyperlink w:history="1" r:id="rIdcekxpanv7x-cn5o8gw8gi">
               <w:r>
                 <w:rPr>
                   <w:rFonts w:ascii="Arial" w:cs="Arial" w:eastAsia="Arial" w:hAnsi="Arial"/>
@@ -14773,7 +14773,7 @@
             <w:pPr>
               <w:spacing w:after="20" w:before="0"/>
             </w:pPr>
-            <w:hyperlink w:history="1" r:id="rIdbst1t9lti52-rul9pfo7f">
+            <w:hyperlink w:history="1" r:id="rId96w9vk0juua6yptpgu7rl">
               <w:r>
                 <w:rPr>
                   <w:rFonts w:ascii="Arial" w:cs="Arial" w:eastAsia="Arial" w:hAnsi="Arial"/>
@@ -14806,7 +14806,7 @@
               <w:spacing w:after="10" w:before="0"/>
               <w:ind w:left="120"/>
             </w:pPr>
-            <w:hyperlink w:history="1" r:id="rIdczb05fykkjdxrnc0wqo5s">
+            <w:hyperlink w:history="1" r:id="rIduzeynjjvlte4c8ob_yaat">
               <w:r>
                 <w:rPr>
                   <w:rFonts w:ascii="Arial" w:cs="Arial" w:eastAsia="Arial" w:hAnsi="Arial"/>
@@ -14851,7 +14851,7 @@
             <w:pPr>
               <w:spacing w:after="20" w:before="0"/>
             </w:pPr>
-            <w:hyperlink w:history="1" r:id="rId-b2tsaddea9xewfu5j-jo">
+            <w:hyperlink w:history="1" r:id="rIdzitsq_kmh03thm5rekyfd">
               <w:r>
                 <w:rPr>
                   <w:rFonts w:ascii="Arial" w:cs="Arial" w:eastAsia="Arial" w:hAnsi="Arial"/>
@@ -14884,7 +14884,7 @@
               <w:spacing w:after="10" w:before="0"/>
               <w:ind w:left="120"/>
             </w:pPr>
-            <w:hyperlink w:history="1" r:id="rId40asf7hg_fzpbciigzbpw">
+            <w:hyperlink w:history="1" r:id="rIdsm-ziifusdja0z74tprwt">
               <w:r>
                 <w:rPr>
                   <w:rFonts w:ascii="Arial" w:cs="Arial" w:eastAsia="Arial" w:hAnsi="Arial"/>
@@ -15079,7 +15079,7 @@
             <w:pPr>
               <w:spacing w:after="20" w:before="0"/>
             </w:pPr>
-            <w:hyperlink w:history="1" r:id="rIdfrgrelaq-ebo3hiumewjx">
+            <w:hyperlink w:history="1" r:id="rIduktkkrnjkavvskqd55ee-">
               <w:r>
                 <w:rPr>
                   <w:rFonts w:ascii="Arial" w:cs="Arial" w:eastAsia="Arial" w:hAnsi="Arial"/>
@@ -15112,7 +15112,7 @@
               <w:spacing w:after="10" w:before="0"/>
               <w:ind w:left="120"/>
             </w:pPr>
-            <w:hyperlink w:history="1" r:id="rId2w85ox6yldbwigmin--92">
+            <w:hyperlink w:history="1" r:id="rIdbgqevoawybhsfkvdxm8id">
               <w:r>
                 <w:rPr>
                   <w:rFonts w:ascii="Arial" w:cs="Arial" w:eastAsia="Arial" w:hAnsi="Arial"/>
@@ -15157,7 +15157,7 @@
             <w:pPr>
               <w:spacing w:after="20" w:before="0"/>
             </w:pPr>
-            <w:hyperlink w:history="1" r:id="rIdtjucofa4wl6vm98-fw6wg">
+            <w:hyperlink w:history="1" r:id="rIdb-oyh8qrsh5uiu4_x89rx">
               <w:r>
                 <w:rPr>
                   <w:rFonts w:ascii="Arial" w:cs="Arial" w:eastAsia="Arial" w:hAnsi="Arial"/>
@@ -15190,7 +15190,7 @@
               <w:spacing w:after="10" w:before="0"/>
               <w:ind w:left="120"/>
             </w:pPr>
-            <w:hyperlink w:history="1" r:id="rIdrpb53wautsbnb55oij_kv">
+            <w:hyperlink w:history="1" r:id="rIdifcyx57ybmdwv3suoumhj">
               <w:r>
                 <w:rPr>
                   <w:rFonts w:ascii="Arial" w:cs="Arial" w:eastAsia="Arial" w:hAnsi="Arial"/>
@@ -15385,7 +15385,7 @@
             <w:pPr>
               <w:spacing w:after="20" w:before="0"/>
             </w:pPr>
-            <w:hyperlink w:history="1" r:id="rIdlykjdinzrejklrfxmokfw">
+            <w:hyperlink w:history="1" r:id="rIdew2ophhnes2pxqqku4bwu">
               <w:r>
                 <w:rPr>
                   <w:rFonts w:ascii="Arial" w:cs="Arial" w:eastAsia="Arial" w:hAnsi="Arial"/>
@@ -15418,7 +15418,7 @@
               <w:spacing w:after="10" w:before="0"/>
               <w:ind w:left="120"/>
             </w:pPr>
-            <w:hyperlink w:history="1" r:id="rIdkai7rvcqbemob8dpo5frk">
+            <w:hyperlink w:history="1" r:id="rId3rk2firvquu3fjyuyvu7s">
               <w:r>
                 <w:rPr>
                   <w:rFonts w:ascii="Arial" w:cs="Arial" w:eastAsia="Arial" w:hAnsi="Arial"/>
@@ -15463,7 +15463,7 @@
             <w:pPr>
               <w:spacing w:after="20" w:before="0"/>
             </w:pPr>
-            <w:hyperlink w:history="1" r:id="rIdlxdrwqlq_hcm5ka1dq-qh">
+            <w:hyperlink w:history="1" r:id="rIdoju-ot_czigsdc8krnb82">
               <w:r>
                 <w:rPr>
                   <w:rFonts w:ascii="Arial" w:cs="Arial" w:eastAsia="Arial" w:hAnsi="Arial"/>
@@ -15496,7 +15496,7 @@
               <w:spacing w:after="10" w:before="0"/>
               <w:ind w:left="120"/>
             </w:pPr>
-            <w:hyperlink w:history="1" r:id="rIdjshswv7hnfvyebespdv1y">
+            <w:hyperlink w:history="1" r:id="rIdsuyhto68c9crolte-llhw">
               <w:r>
                 <w:rPr>
                   <w:rFonts w:ascii="Arial" w:cs="Arial" w:eastAsia="Arial" w:hAnsi="Arial"/>
@@ -15691,7 +15691,7 @@
             <w:pPr>
               <w:spacing w:after="20" w:before="0"/>
             </w:pPr>
-            <w:hyperlink w:history="1" r:id="rIdy3stzy0ca2hkukiphcl_q">
+            <w:hyperlink w:history="1" r:id="rId3thr4jgyflchfnbqjpw50">
               <w:r>
                 <w:rPr>
                   <w:rFonts w:ascii="Arial" w:cs="Arial" w:eastAsia="Arial" w:hAnsi="Arial"/>
@@ -15724,7 +15724,7 @@
               <w:spacing w:after="10" w:before="0"/>
               <w:ind w:left="120"/>
             </w:pPr>
-            <w:hyperlink w:history="1" r:id="rIdmaxltn_tykcqi1c1mjzoe">
+            <w:hyperlink w:history="1" r:id="rIdncgtami3n00c0wnbicp20">
               <w:r>
                 <w:rPr>
                   <w:rFonts w:ascii="Arial" w:cs="Arial" w:eastAsia="Arial" w:hAnsi="Arial"/>
@@ -15769,7 +15769,7 @@
             <w:pPr>
               <w:spacing w:after="20" w:before="0"/>
             </w:pPr>
-            <w:hyperlink w:history="1" r:id="rIdcc25cjr0oma-xkdpg308r">
+            <w:hyperlink w:history="1" r:id="rIdhxl0a4rj-fkguq8twzuof">
               <w:r>
                 <w:rPr>
                   <w:rFonts w:ascii="Arial" w:cs="Arial" w:eastAsia="Arial" w:hAnsi="Arial"/>
@@ -15802,7 +15802,7 @@
               <w:spacing w:after="10" w:before="0"/>
               <w:ind w:left="120"/>
             </w:pPr>
-            <w:hyperlink w:history="1" r:id="rIdbezm9j7o_syu4jqgf5pui">
+            <w:hyperlink w:history="1" r:id="rId3p-akmermjkqr_kuofl4o">
               <w:r>
                 <w:rPr>
                   <w:rFonts w:ascii="Arial" w:cs="Arial" w:eastAsia="Arial" w:hAnsi="Arial"/>
@@ -16314,7 +16314,7 @@
         </w:rPr>
         <w:t xml:space="preserve">© 2026 SeaVuria and ARES. Aligned with KICD objectives. Developed by SeaVuria; technical implementation by ARES (with AI assistance from Claude). Licensed under </w:t>
       </w:r>
-      <w:hyperlink w:history="1" r:id="rIdi32pnpbqanlonmk1hkgib">
+      <w:hyperlink w:history="1" r:id="rIdpfxisdfiupnrcxmczdp8p">
         <w:r>
           <w:rPr>
             <w:rFonts w:ascii="Arial" w:cs="Arial" w:eastAsia="Arial" w:hAnsi="Arial"/>
@@ -16335,7 +16335,7 @@
         </w:rPr>
         <w:t xml:space="preserve"> (</w:t>
       </w:r>
-      <w:hyperlink w:history="1" r:id="rIdghsce3iwjxmw1ftbng4lb">
+      <w:hyperlink w:history="1" r:id="rIdl8hdn1ixnpyl07pep34v1">
         <w:r>
           <w:rPr>
             <w:rFonts w:ascii="Arial" w:cs="Arial" w:eastAsia="Arial" w:hAnsi="Arial"/>
@@ -17348,7 +17348,7 @@
             <w:pPr>
               <w:spacing w:after="20" w:before="0"/>
             </w:pPr>
-            <w:hyperlink w:history="1" r:id="rIdfc9oal5r95fm-hoc_mx9j">
+            <w:hyperlink w:history="1" r:id="rIdge2zkt5koni5bdffh0yfv">
               <w:r>
                 <w:rPr>
                   <w:rFonts w:ascii="Arial" w:cs="Arial" w:eastAsia="Arial" w:hAnsi="Arial"/>
@@ -17381,7 +17381,7 @@
               <w:spacing w:after="10" w:before="0"/>
               <w:ind w:left="120"/>
             </w:pPr>
-            <w:hyperlink w:history="1" r:id="rIdv39suqdejt8qtyf2t-qra">
+            <w:hyperlink w:history="1" r:id="rIdgbvaif-p8fkyucterbex-">
               <w:r>
                 <w:rPr>
                   <w:rFonts w:ascii="Arial" w:cs="Arial" w:eastAsia="Arial" w:hAnsi="Arial"/>
@@ -17443,7 +17443,7 @@
               <w:spacing w:after="10" w:before="0"/>
               <w:ind w:left="120"/>
             </w:pPr>
-            <w:hyperlink w:history="1" r:id="rIduayoyzhumazx46-bk_ef6">
+            <w:hyperlink w:history="1" r:id="rIdruxw0t217bqhopybpqnbh">
               <w:r>
                 <w:rPr>
                   <w:rFonts w:ascii="Arial" w:cs="Arial" w:eastAsia="Arial" w:hAnsi="Arial"/>
@@ -17653,7 +17653,7 @@
             <w:pPr>
               <w:spacing w:after="20" w:before="0"/>
             </w:pPr>
-            <w:hyperlink w:history="1" r:id="rIdyxy1n2fdlemlp9s8v5psr">
+            <w:hyperlink w:history="1" r:id="rIdv0fntighmrrak0fj3ipc1">
               <w:r>
                 <w:rPr>
                   <w:rFonts w:ascii="Arial" w:cs="Arial" w:eastAsia="Arial" w:hAnsi="Arial"/>
@@ -17686,7 +17686,7 @@
               <w:spacing w:after="10" w:before="0"/>
               <w:ind w:left="120"/>
             </w:pPr>
-            <w:hyperlink w:history="1" r:id="rIdgobrqgzqhmx4_nu21xe0x">
+            <w:hyperlink w:history="1" r:id="rIdrgb4flloepvmlbgagahq1">
               <w:r>
                 <w:rPr>
                   <w:rFonts w:ascii="Arial" w:cs="Arial" w:eastAsia="Arial" w:hAnsi="Arial"/>
@@ -17748,7 +17748,7 @@
               <w:spacing w:after="10" w:before="0"/>
               <w:ind w:left="120"/>
             </w:pPr>
-            <w:hyperlink w:history="1" r:id="rIdt7ptvv41t3dkzwugibyqu">
+            <w:hyperlink w:history="1" r:id="rIdzps-jhro9na4zsclpdlvv">
               <w:r>
                 <w:rPr>
                   <w:rFonts w:ascii="Arial" w:cs="Arial" w:eastAsia="Arial" w:hAnsi="Arial"/>
@@ -17958,7 +17958,7 @@
             <w:pPr>
               <w:spacing w:after="20" w:before="0"/>
             </w:pPr>
-            <w:hyperlink w:history="1" r:id="rId2ugfgkjbah94jt-llsepl">
+            <w:hyperlink w:history="1" r:id="rIdsxydti7bvxmg1ht5tcjnh">
               <w:r>
                 <w:rPr>
                   <w:rFonts w:ascii="Arial" w:cs="Arial" w:eastAsia="Arial" w:hAnsi="Arial"/>
@@ -17991,7 +17991,7 @@
               <w:spacing w:after="10" w:before="0"/>
               <w:ind w:left="120"/>
             </w:pPr>
-            <w:hyperlink w:history="1" r:id="rIdvasjcjtxbysvtgd8ebtmv">
+            <w:hyperlink w:history="1" r:id="rIduiel2byljfv8bufh_f8o_">
               <w:r>
                 <w:rPr>
                   <w:rFonts w:ascii="Arial" w:cs="Arial" w:eastAsia="Arial" w:hAnsi="Arial"/>
@@ -18053,7 +18053,7 @@
               <w:spacing w:after="10" w:before="0"/>
               <w:ind w:left="120"/>
             </w:pPr>
-            <w:hyperlink w:history="1" r:id="rIdvpuj72nilutyjqlh_-syp">
+            <w:hyperlink w:history="1" r:id="rIdxay1pfwpjn_z9k4wmx7_r">
               <w:r>
                 <w:rPr>
                   <w:rFonts w:ascii="Arial" w:cs="Arial" w:eastAsia="Arial" w:hAnsi="Arial"/>
@@ -18263,7 +18263,7 @@
             <w:pPr>
               <w:spacing w:after="20" w:before="0"/>
             </w:pPr>
-            <w:hyperlink w:history="1" r:id="rIdjnme8mjwrk3vmurkhrmcn">
+            <w:hyperlink w:history="1" r:id="rIdnpkzherklv1peu3am4rdr">
               <w:r>
                 <w:rPr>
                   <w:rFonts w:ascii="Arial" w:cs="Arial" w:eastAsia="Arial" w:hAnsi="Arial"/>
@@ -18296,7 +18296,7 @@
               <w:spacing w:after="10" w:before="0"/>
               <w:ind w:left="120"/>
             </w:pPr>
-            <w:hyperlink w:history="1" r:id="rIdcl2vuexylmnkqxz15vy68">
+            <w:hyperlink w:history="1" r:id="rIdtgwqpfi6h17j3rthyrlsg">
               <w:r>
                 <w:rPr>
                   <w:rFonts w:ascii="Arial" w:cs="Arial" w:eastAsia="Arial" w:hAnsi="Arial"/>
@@ -18358,7 +18358,7 @@
               <w:spacing w:after="10" w:before="0"/>
               <w:ind w:left="120"/>
             </w:pPr>
-            <w:hyperlink w:history="1" r:id="rIdyd84x8c9ibvuzgbcotkbg">
+            <w:hyperlink w:history="1" r:id="rIdsz7imlndzujj5ivqday9o">
               <w:r>
                 <w:rPr>
                   <w:rFonts w:ascii="Arial" w:cs="Arial" w:eastAsia="Arial" w:hAnsi="Arial"/>
@@ -18568,7 +18568,7 @@
             <w:pPr>
               <w:spacing w:after="20" w:before="0"/>
             </w:pPr>
-            <w:hyperlink w:history="1" r:id="rIdxotuuw0thyj0oqfld2ygd">
+            <w:hyperlink w:history="1" r:id="rIdfcvwjex9j5wjancstfp6h">
               <w:r>
                 <w:rPr>
                   <w:rFonts w:ascii="Arial" w:cs="Arial" w:eastAsia="Arial" w:hAnsi="Arial"/>
@@ -18601,7 +18601,7 @@
               <w:spacing w:after="10" w:before="0"/>
               <w:ind w:left="120"/>
             </w:pPr>
-            <w:hyperlink w:history="1" r:id="rIdmxmt3k10ci67lserqainm">
+            <w:hyperlink w:history="1" r:id="rIdg8frg76yiiwsiqbyhyspx">
               <w:r>
                 <w:rPr>
                   <w:rFonts w:ascii="Arial" w:cs="Arial" w:eastAsia="Arial" w:hAnsi="Arial"/>
@@ -18663,7 +18663,7 @@
               <w:spacing w:after="10" w:before="0"/>
               <w:ind w:left="120"/>
             </w:pPr>
-            <w:hyperlink w:history="1" r:id="rIdugr-jtyg339ufebqa8hta">
+            <w:hyperlink w:history="1" r:id="rIdq-m3bufmup7jinbsrawi5">
               <w:r>
                 <w:rPr>
                   <w:rFonts w:ascii="Arial" w:cs="Arial" w:eastAsia="Arial" w:hAnsi="Arial"/>
@@ -19190,7 +19190,7 @@
         </w:rPr>
         <w:t xml:space="preserve">© 2026 SeaVuria and ARES. Aligned with KICD objectives. Developed by SeaVuria; technical implementation by ARES (with AI assistance from Claude). Licensed under </w:t>
       </w:r>
-      <w:hyperlink w:history="1" r:id="rIdyvxqho6vi3imjwbikceu2">
+      <w:hyperlink w:history="1" r:id="rIdm2fppsvtozgnlioo6uaip">
         <w:r>
           <w:rPr>
             <w:rFonts w:ascii="Arial" w:cs="Arial" w:eastAsia="Arial" w:hAnsi="Arial"/>
@@ -19211,7 +19211,7 @@
         </w:rPr>
         <w:t xml:space="preserve"> (</w:t>
       </w:r>
-      <w:hyperlink w:history="1" r:id="rIdygw0hqd5q2gcggm9qnrq2">
+      <w:hyperlink w:history="1" r:id="rIdyh4obtuzuvprakaff8urv">
         <w:r>
           <w:rPr>
             <w:rFonts w:ascii="Arial" w:cs="Arial" w:eastAsia="Arial" w:hAnsi="Arial"/>

--- a/data/outputs/v2/Grade11/Biology/Lesson_Plans/SS3.2_Growth_and_Development_in_Animals/Biology_Growth_and_Development_in_Animals_CBE_LessonSequence.docx
+++ b/data/outputs/v2/Grade11/Biology/Lesson_Plans/SS3.2_Growth_and_Development_in_Animals/Biology_Growth_and_Development_in_Animals_CBE_LessonSequence.docx
@@ -1896,7 +1896,7 @@
         </w:rPr>
         <w:t xml:space="preserve">© 2026 SeaVuria and ARES. This work is licensed under a </w:t>
       </w:r>
-      <w:hyperlink w:history="1" r:id="rIduaruoeo8mdkqaoi6x_s5u">
+      <w:hyperlink w:history="1" r:id="rIdt7lo3a12y80gyvq3z8_mv">
         <w:r>
           <w:rPr>
             <w:rFonts w:ascii="Arial" w:cs="Arial" w:eastAsia="Arial" w:hAnsi="Arial"/>
@@ -1916,7 +1916,7 @@
         </w:rPr>
         <w:t xml:space="preserve"> (</w:t>
       </w:r>
-      <w:hyperlink w:history="1" r:id="rId48ihzdcxyfs1kzg6hjm-x">
+      <w:hyperlink w:history="1" r:id="rIdxbx2ft2bwozev5va4wzcw">
         <w:r>
           <w:rPr>
             <w:rFonts w:ascii="Arial" w:cs="Arial" w:eastAsia="Arial" w:hAnsi="Arial"/>
@@ -1936,7 +1936,7 @@
         </w:rPr>
         <w:t xml:space="preserve">). To view a copy of this license, visit </w:t>
       </w:r>
-      <w:hyperlink w:history="1" r:id="rIdottv7o6wxezwk-aak2r_x">
+      <w:hyperlink w:history="1" r:id="rIdnras_r7mat0fwnggprmfe">
         <w:r>
           <w:rPr>
             <w:rFonts w:ascii="Arial" w:cs="Arial" w:eastAsia="Arial" w:hAnsi="Arial"/>
@@ -2948,7 +2948,7 @@
             <w:pPr>
               <w:spacing w:after="20" w:before="0"/>
             </w:pPr>
-            <w:hyperlink w:history="1" r:id="rIdyoolbitgyo3bdaxb6ofrl">
+            <w:hyperlink w:history="1" r:id="rIdg2irxfvt4zwxr0plkh8lv">
               <w:r>
                 <w:rPr>
                   <w:rFonts w:ascii="Arial" w:cs="Arial" w:eastAsia="Arial" w:hAnsi="Arial"/>
@@ -2963,6 +2963,22 @@
           </w:p>
           <w:p>
             <w:pPr>
+              <w:spacing w:after="20" w:before="0"/>
+            </w:pPr>
+            <w:r>
+              <w:rPr>
+                <w:rFonts w:ascii="Arial" w:cs="Arial" w:eastAsia="Arial" w:hAnsi="Arial"/>
+                <w:i/>
+                <w:iCs/>
+                <w:color w:val="595959"/>
+                <w:sz w:val="16"/>
+                <w:szCs w:val="16"/>
+              </w:rPr>
+              <w:t xml:space="preserve">Related topic: not an exact match for this lesson.</w:t>
+            </w:r>
+          </w:p>
+          <w:p>
+            <w:pPr>
               <w:spacing w:after="10" w:before="0"/>
               <w:ind w:left="120"/>
             </w:pPr>
@@ -2981,7 +2997,7 @@
               <w:spacing w:after="10" w:before="0"/>
               <w:ind w:left="120"/>
             </w:pPr>
-            <w:hyperlink w:history="1" r:id="rIdyk5dkiiziaqbxdcg168aw">
+            <w:hyperlink w:history="1" r:id="rIdjvovevqwlhtvzhhkg0dx4">
               <w:r>
                 <w:rPr>
                   <w:rFonts w:ascii="Arial" w:cs="Arial" w:eastAsia="Arial" w:hAnsi="Arial"/>
@@ -3019,14 +3035,241 @@
                 <w:sz w:val="16"/>
                 <w:szCs w:val="16"/>
               </w:rPr>
-              <w:t xml:space="preserve">📖 EXERCISE:</w:t>
+              <w:t xml:space="preserve">📖 READING:</w:t>
             </w:r>
           </w:p>
           <w:p>
             <w:pPr>
               <w:spacing w:after="20" w:before="0"/>
             </w:pPr>
-            <w:hyperlink w:history="1" r:id="rIdjiwom6kazwgweuze9aarr">
+            <w:r>
+              <w:rPr>
+                <w:rFonts w:ascii="Arial" w:cs="Arial" w:eastAsia="Arial" w:hAnsi="Arial"/>
+                <w:i/>
+                <w:iCs/>
+                <w:color w:val="595959"/>
+                <w:sz w:val="16"/>
+                <w:szCs w:val="16"/>
+              </w:rPr>
+              <w:t xml:space="preserve">No closely matching reading in the ARES library for this activity.</w:t>
+            </w:r>
+          </w:p>
+          <w:p>
+            <w:pPr>
+              <w:spacing w:after="10" w:before="0"/>
+              <w:ind w:left="120"/>
+            </w:pPr>
+            <w:hyperlink w:history="1" r:id="rIdos8kkchk9si4ovhldmm3o">
+              <w:r>
+                <w:rPr>
+                  <w:rFonts w:ascii="Arial" w:cs="Arial" w:eastAsia="Arial" w:hAnsi="Arial"/>
+                  <w:color w:val="595959"/>
+                  <w:sz w:val="14"/>
+                  <w:szCs w:val="14"/>
+                  <w:u w:val="single" w:color="595959"/>
+                </w:rPr>
+                <w:t xml:space="preserve">🔍 Search ARES for readings</w:t>
+              </w:r>
+            </w:hyperlink>
+          </w:p>
+          <w:p>
+            <w:pPr>
+              <w:spacing w:after="10" w:before="0"/>
+              <w:ind w:left="120"/>
+            </w:pPr>
+            <w:r>
+              <w:rPr>
+                <w:rFonts w:ascii="Arial" w:cs="Arial" w:eastAsia="Arial" w:hAnsi="Arial"/>
+                <w:color w:val="595959"/>
+                <w:sz w:val="14"/>
+                <w:szCs w:val="14"/>
+              </w:rPr>
+              <w:t xml:space="preserve">Search terms: growth development animals exuvia</w:t>
+            </w:r>
+          </w:p>
+        </w:tc>
+        <w:tc>
+          <w:tcPr>
+            <w:tcW w:type="dxa" w:w="3040"/>
+            <w:shd w:fill="FFFFFF" w:color="auto" w:val="clear"/>
+            <w:tcMar>
+              <w:top w:type="dxa" w:w="60"/>
+              <w:left w:type="dxa" w:w="120"/>
+              <w:bottom w:type="dxa" w:w="60"/>
+              <w:right w:type="dxa" w:w="120"/>
+            </w:tcMar>
+            <w:vAlign w:val="top"/>
+          </w:tcPr>
+          <w:p>
+            <w:pPr>
+              <w:spacing w:after="40" w:before="0"/>
+              <w:jc w:val="left"/>
+            </w:pPr>
+            <w:r>
+              <w:rPr>
+                <w:rFonts w:ascii="Arial" w:cs="Arial" w:eastAsia="Arial" w:hAnsi="Arial"/>
+                <w:b w:val="false"/>
+                <w:bCs w:val="false"/>
+                <w:i w:val="false"/>
+                <w:iCs w:val="false"/>
+                <w:color w:val="000000"/>
+                <w:sz w:val="18"/>
+                <w:szCs w:val="18"/>
+              </w:rPr>
+              <w:t xml:space="preserve">Learners gather around a display (or the school garden maize plants) showing an empty exuvia with a split down its back next to a larger grasshopper nymph or adult, plus photos of a caterpillar, a motionless pupa and a butterfly emerging. Individually (3 min) they draw a two-stage before-and-after diagram of how the insect grew, annotating where they think the old shell went and what happened inside it. Then Think-Pair-Share: they compare drawings with a partner and write one prediction: 'I predict the insect got bigger than its skin because...'. Common ideas are recorded, such as 'it peels like sunburned skin' or 'the caterpillar melts and rebuilds'.</w:t>
+            </w:r>
+          </w:p>
+        </w:tc>
+        <w:tc>
+          <w:tcPr>
+            <w:tcW w:type="dxa" w:w="3040"/>
+            <w:shd w:fill="F2F2F2" w:color="auto" w:val="clear"/>
+            <w:tcMar>
+              <w:top w:type="dxa" w:w="60"/>
+              <w:left w:type="dxa" w:w="120"/>
+              <w:bottom w:type="dxa" w:w="60"/>
+              <w:right w:type="dxa" w:w="120"/>
+            </w:tcMar>
+            <w:vAlign w:val="top"/>
+          </w:tcPr>
+          <w:p>
+            <w:pPr>
+              <w:spacing w:after="40" w:before="0"/>
+              <w:jc w:val="left"/>
+            </w:pPr>
+            <w:r>
+              <w:rPr>
+                <w:rFonts w:ascii="Arial" w:cs="Arial" w:eastAsia="Arial" w:hAnsi="Arial"/>
+                <w:b w:val="false"/>
+                <w:bCs w:val="false"/>
+                <w:i w:val="false"/>
+                <w:iCs w:val="false"/>
+                <w:color w:val="000000"/>
+                <w:sz w:val="18"/>
+                <w:szCs w:val="18"/>
+              </w:rPr>
+              <w:t xml:space="preserve">Hold up the exuvia and say: 'This was alive this morning, hanging on a maize leaf in our school garden. Look closely. The skin is smaller than the insect beside it. What do you notice? What do you wonder?' Give WAIT TIME of 10-15 seconds in silence before taking any answer. Say: 'Draw first, talk second. There are no wrong ideas today; I want to see your real thinking.' During pair talk, circulate and listen for the 'peeling like sunburn' and 'melting caterpillar' ideas without correcting. Cold-call 4 pairs (not volunteers) with: 'Tell us what your partner predicted, not what you predicted.' Record 4-5 ideas on the board using learners' own words. Say: 'Keep your drawing; we will revisit it at the end of the lesson.' Remind learners about gentle handling: 'These are living things; we handle them with compassion.'</w:t>
+            </w:r>
+          </w:p>
+        </w:tc>
+        <w:tc>
+          <w:tcPr>
+            <w:tcW w:type="dxa" w:w="3040"/>
+            <w:shd w:fill="FFFFFF" w:color="auto" w:val="clear"/>
+            <w:tcMar>
+              <w:top w:type="dxa" w:w="60"/>
+              <w:left w:type="dxa" w:w="120"/>
+              <w:bottom w:type="dxa" w:w="60"/>
+              <w:right w:type="dxa" w:w="120"/>
+            </w:tcMar>
+            <w:vAlign w:val="top"/>
+          </w:tcPr>
+          <w:p>
+            <w:pPr>
+              <w:spacing w:after="40" w:before="0"/>
+              <w:jc w:val="left"/>
+            </w:pPr>
+            <w:r>
+              <w:rPr>
+                <w:rFonts w:ascii="Arial" w:cs="Arial" w:eastAsia="Arial" w:hAnsi="Arial"/>
+                <w:b w:val="false"/>
+                <w:bCs w:val="false"/>
+                <w:i w:val="false"/>
+                <w:iCs w:val="false"/>
+                <w:color w:val="000000"/>
+                <w:sz w:val="18"/>
+                <w:szCs w:val="18"/>
+              </w:rPr>
+              <w:t xml:space="preserve">Predict-Observe-Explain (POE) and Think-Pair-Share: Drawing a prediction before instruction makes learners commit to an idea, so later evidence creates a genuine 'need to know'. Pair sharing lets every learner rehearse their idea, and explaining a partner's idea builds listening and exposes the range of misconceptions that the class will test.</w:t>
+            </w:r>
+          </w:p>
+        </w:tc>
+        <w:tc>
+          <w:tcPr>
+            <w:tcW w:type="dxa" w:w="3040"/>
+            <w:shd w:fill="F2F2F2" w:color="auto" w:val="clear"/>
+            <w:tcMar>
+              <w:top w:type="dxa" w:w="60"/>
+              <w:left w:type="dxa" w:w="120"/>
+              <w:bottom w:type="dxa" w:w="60"/>
+              <w:right w:type="dxa" w:w="120"/>
+            </w:tcMar>
+            <w:vAlign w:val="top"/>
+          </w:tcPr>
+          <w:p>
+            <w:pPr>
+              <w:spacing w:after="40" w:before="0"/>
+              <w:jc w:val="left"/>
+            </w:pPr>
+            <w:r>
+              <w:rPr>
+                <w:rFonts w:ascii="Arial" w:cs="Arial" w:eastAsia="Arial" w:hAnsi="Arial"/>
+                <w:b w:val="false"/>
+                <w:bCs w:val="false"/>
+                <w:i w:val="false"/>
+                <w:iCs w:val="false"/>
+                <w:color w:val="000000"/>
+                <w:sz w:val="18"/>
+                <w:szCs w:val="18"/>
+              </w:rPr>
+              <w:t xml:space="preserve">Observe and note on a class checklist: (1) Does the drawing show two stages with the old shell placed somewhere (e.g., 'dried up', 'peeled off', 'left behind')? (2) Does the learner show the insect inside the skin, or a skin that stretches or shrinks? (3) Does the learner use words like 'melt', 'peel' or 'stretch'? Tally the number of learners who hold the 'peeling' or 'melting' idea. Keep drawings in the learner portfolio as the baseline model.</w:t>
+            </w:r>
+          </w:p>
+        </w:tc>
+      </w:tr>
+      <w:tr>
+        <w:tc>
+          <w:tcPr>
+            <w:tcW w:type="dxa" w:w="1520"/>
+            <w:shd w:fill="D9EEF1" w:color="auto" w:val="clear"/>
+            <w:tcMar>
+              <w:top w:type="dxa" w:w="60"/>
+              <w:left w:type="dxa" w:w="120"/>
+              <w:bottom w:type="dxa" w:w="60"/>
+              <w:right w:type="dxa" w:w="120"/>
+            </w:tcMar>
+            <w:vAlign w:val="top"/>
+          </w:tcPr>
+          <w:p>
+            <w:pPr>
+              <w:spacing w:after="40" w:before="0"/>
+              <w:jc w:val="left"/>
+            </w:pPr>
+            <w:r>
+              <w:rPr>
+                <w:rFonts w:ascii="Arial" w:cs="Arial" w:eastAsia="Arial" w:hAnsi="Arial"/>
+                <w:b/>
+                <w:bCs/>
+                <w:i w:val="false"/>
+                <w:iCs w:val="false"/>
+                <w:color w:val="000000"/>
+                <w:sz w:val="18"/>
+                <w:szCs w:val="18"/>
+              </w:rPr>
+              <w:t xml:space="preserve">Observe Phase</w:t>
+            </w:r>
+          </w:p>
+          <w:p>
+            <w:pPr>
+              <w:spacing w:after="20" w:before="0"/>
+            </w:pPr>
+            <w:r>
+              <w:rPr>
+                <w:rFonts w:ascii="Arial" w:cs="Arial" w:eastAsia="Arial" w:hAnsi="Arial"/>
+                <w:b/>
+                <w:bCs/>
+                <w:color w:val="1F3864"/>
+                <w:sz w:val="16"/>
+                <w:szCs w:val="16"/>
+              </w:rPr>
+              <w:t xml:space="preserve">📹 VIDEO:</w:t>
+            </w:r>
+          </w:p>
+          <w:p>
+            <w:pPr>
+              <w:spacing w:after="20" w:before="0"/>
+            </w:pPr>
+            <w:hyperlink w:history="1" r:id="rIdekntmbrngaxyqvmz4kcov">
               <w:r>
                 <w:rPr>
                   <w:rFonts w:ascii="Arial" w:cs="Arial" w:eastAsia="Arial" w:hAnsi="Arial"/>
@@ -3035,9 +3278,25 @@
                   <w:szCs w:val="16"/>
                   <w:u w:val="single" w:color="2E75B6"/>
                 </w:rPr>
-                <w:t xml:space="preserve">Linear vs. exponential growth: from data</w:t>
+                <w:t xml:space="preserve">Organism growth and the environment</w:t>
               </w:r>
             </w:hyperlink>
+          </w:p>
+          <w:p>
+            <w:pPr>
+              <w:spacing w:after="20" w:before="0"/>
+            </w:pPr>
+            <w:r>
+              <w:rPr>
+                <w:rFonts w:ascii="Arial" w:cs="Arial" w:eastAsia="Arial" w:hAnsi="Arial"/>
+                <w:i/>
+                <w:iCs/>
+                <w:color w:val="595959"/>
+                <w:sz w:val="16"/>
+                <w:szCs w:val="16"/>
+              </w:rPr>
+              <w:t xml:space="preserve">Related topic: not an exact match for this lesson.</w:t>
+            </w:r>
           </w:p>
           <w:p>
             <w:pPr>
@@ -3059,235 +3318,7 @@
               <w:spacing w:after="10" w:before="0"/>
               <w:ind w:left="120"/>
             </w:pPr>
-            <w:hyperlink w:history="1" r:id="rIdeq9zlbyeg-1o91z7vcb-a">
-              <w:r>
-                <w:rPr>
-                  <w:rFonts w:ascii="Arial" w:cs="Arial" w:eastAsia="Arial" w:hAnsi="Arial"/>
-                  <w:color w:val="595959"/>
-                  <w:sz w:val="14"/>
-                  <w:szCs w:val="14"/>
-                  <w:u w:val="single" w:color="595959"/>
-                </w:rPr>
-                <w:t xml:space="preserve">🔍 Search ARES for similar readings</w:t>
-              </w:r>
-            </w:hyperlink>
-          </w:p>
-        </w:tc>
-        <w:tc>
-          <w:tcPr>
-            <w:tcW w:type="dxa" w:w="3040"/>
-            <w:shd w:fill="FFFFFF" w:color="auto" w:val="clear"/>
-            <w:tcMar>
-              <w:top w:type="dxa" w:w="60"/>
-              <w:left w:type="dxa" w:w="120"/>
-              <w:bottom w:type="dxa" w:w="60"/>
-              <w:right w:type="dxa" w:w="120"/>
-            </w:tcMar>
-            <w:vAlign w:val="top"/>
-          </w:tcPr>
-          <w:p>
-            <w:pPr>
-              <w:spacing w:after="40" w:before="0"/>
-              <w:jc w:val="left"/>
-            </w:pPr>
-            <w:r>
-              <w:rPr>
-                <w:rFonts w:ascii="Arial" w:cs="Arial" w:eastAsia="Arial" w:hAnsi="Arial"/>
-                <w:b w:val="false"/>
-                <w:bCs w:val="false"/>
-                <w:i w:val="false"/>
-                <w:iCs w:val="false"/>
-                <w:color w:val="000000"/>
-                <w:sz w:val="18"/>
-                <w:szCs w:val="18"/>
-              </w:rPr>
-              <w:t xml:space="preserve">Learners gather around a display (or the school garden maize plants) showing an empty exuvia with a split down its back next to a larger grasshopper nymph or adult, plus photos of a caterpillar, a motionless pupa and a butterfly emerging. Individually (3 min) they draw a two-stage before-and-after diagram of how the insect grew, annotating where they think the old shell went and what happened inside it. Then Think-Pair-Share: they compare drawings with a partner and write one prediction: 'I predict the insect got bigger than its skin because...'. Common ideas are recorded, such as 'it peels like sunburned skin' or 'the caterpillar melts and rebuilds'.</w:t>
-            </w:r>
-          </w:p>
-        </w:tc>
-        <w:tc>
-          <w:tcPr>
-            <w:tcW w:type="dxa" w:w="3040"/>
-            <w:shd w:fill="F2F2F2" w:color="auto" w:val="clear"/>
-            <w:tcMar>
-              <w:top w:type="dxa" w:w="60"/>
-              <w:left w:type="dxa" w:w="120"/>
-              <w:bottom w:type="dxa" w:w="60"/>
-              <w:right w:type="dxa" w:w="120"/>
-            </w:tcMar>
-            <w:vAlign w:val="top"/>
-          </w:tcPr>
-          <w:p>
-            <w:pPr>
-              <w:spacing w:after="40" w:before="0"/>
-              <w:jc w:val="left"/>
-            </w:pPr>
-            <w:r>
-              <w:rPr>
-                <w:rFonts w:ascii="Arial" w:cs="Arial" w:eastAsia="Arial" w:hAnsi="Arial"/>
-                <w:b w:val="false"/>
-                <w:bCs w:val="false"/>
-                <w:i w:val="false"/>
-                <w:iCs w:val="false"/>
-                <w:color w:val="000000"/>
-                <w:sz w:val="18"/>
-                <w:szCs w:val="18"/>
-              </w:rPr>
-              <w:t xml:space="preserve">Hold up the exuvia and say: 'This was alive this morning, hanging on a maize leaf in our school garden. Look closely. The skin is smaller than the insect beside it. What do you notice? What do you wonder?' Give WAIT TIME of 10-15 seconds in silence before taking any answer. Say: 'Draw first, talk second. There are no wrong ideas today; I want to see your real thinking.' During pair talk, circulate and listen for the 'peeling like sunburn' and 'melting caterpillar' ideas without correcting. Cold-call 4 pairs (not volunteers) with: 'Tell us what your partner predicted, not what you predicted.' Record 4-5 ideas on the board using learners' own words. Say: 'Keep your drawing; we will revisit it at the end of the lesson.' Remind learners about gentle handling: 'These are living things; we handle them with compassion.'</w:t>
-            </w:r>
-          </w:p>
-        </w:tc>
-        <w:tc>
-          <w:tcPr>
-            <w:tcW w:type="dxa" w:w="3040"/>
-            <w:shd w:fill="FFFFFF" w:color="auto" w:val="clear"/>
-            <w:tcMar>
-              <w:top w:type="dxa" w:w="60"/>
-              <w:left w:type="dxa" w:w="120"/>
-              <w:bottom w:type="dxa" w:w="60"/>
-              <w:right w:type="dxa" w:w="120"/>
-            </w:tcMar>
-            <w:vAlign w:val="top"/>
-          </w:tcPr>
-          <w:p>
-            <w:pPr>
-              <w:spacing w:after="40" w:before="0"/>
-              <w:jc w:val="left"/>
-            </w:pPr>
-            <w:r>
-              <w:rPr>
-                <w:rFonts w:ascii="Arial" w:cs="Arial" w:eastAsia="Arial" w:hAnsi="Arial"/>
-                <w:b w:val="false"/>
-                <w:bCs w:val="false"/>
-                <w:i w:val="false"/>
-                <w:iCs w:val="false"/>
-                <w:color w:val="000000"/>
-                <w:sz w:val="18"/>
-                <w:szCs w:val="18"/>
-              </w:rPr>
-              <w:t xml:space="preserve">Predict-Observe-Explain (POE) and Think-Pair-Share: Drawing a prediction before instruction makes learners commit to an idea, so later evidence creates a genuine 'need to know'. Pair sharing lets every learner rehearse their idea, and explaining a partner's idea builds listening and exposes the range of misconceptions that the class will test.</w:t>
-            </w:r>
-          </w:p>
-        </w:tc>
-        <w:tc>
-          <w:tcPr>
-            <w:tcW w:type="dxa" w:w="3040"/>
-            <w:shd w:fill="F2F2F2" w:color="auto" w:val="clear"/>
-            <w:tcMar>
-              <w:top w:type="dxa" w:w="60"/>
-              <w:left w:type="dxa" w:w="120"/>
-              <w:bottom w:type="dxa" w:w="60"/>
-              <w:right w:type="dxa" w:w="120"/>
-            </w:tcMar>
-            <w:vAlign w:val="top"/>
-          </w:tcPr>
-          <w:p>
-            <w:pPr>
-              <w:spacing w:after="40" w:before="0"/>
-              <w:jc w:val="left"/>
-            </w:pPr>
-            <w:r>
-              <w:rPr>
-                <w:rFonts w:ascii="Arial" w:cs="Arial" w:eastAsia="Arial" w:hAnsi="Arial"/>
-                <w:b w:val="false"/>
-                <w:bCs w:val="false"/>
-                <w:i w:val="false"/>
-                <w:iCs w:val="false"/>
-                <w:color w:val="000000"/>
-                <w:sz w:val="18"/>
-                <w:szCs w:val="18"/>
-              </w:rPr>
-              <w:t xml:space="preserve">Observe and note on a class checklist: (1) Does the drawing show two stages with the old shell placed somewhere (e.g., 'dried up', 'peeled off', 'left behind')? (2) Does the learner show the insect inside the skin, or a skin that stretches or shrinks? (3) Does the learner use words like 'melt', 'peel' or 'stretch'? Tally the number of learners who hold the 'peeling' or 'melting' idea. Keep drawings in the learner portfolio as the baseline model.</w:t>
-            </w:r>
-          </w:p>
-        </w:tc>
-      </w:tr>
-      <w:tr>
-        <w:tc>
-          <w:tcPr>
-            <w:tcW w:type="dxa" w:w="1520"/>
-            <w:shd w:fill="D9EEF1" w:color="auto" w:val="clear"/>
-            <w:tcMar>
-              <w:top w:type="dxa" w:w="60"/>
-              <w:left w:type="dxa" w:w="120"/>
-              <w:bottom w:type="dxa" w:w="60"/>
-              <w:right w:type="dxa" w:w="120"/>
-            </w:tcMar>
-            <w:vAlign w:val="top"/>
-          </w:tcPr>
-          <w:p>
-            <w:pPr>
-              <w:spacing w:after="40" w:before="0"/>
-              <w:jc w:val="left"/>
-            </w:pPr>
-            <w:r>
-              <w:rPr>
-                <w:rFonts w:ascii="Arial" w:cs="Arial" w:eastAsia="Arial" w:hAnsi="Arial"/>
-                <w:b/>
-                <w:bCs/>
-                <w:i w:val="false"/>
-                <w:iCs w:val="false"/>
-                <w:color w:val="000000"/>
-                <w:sz w:val="18"/>
-                <w:szCs w:val="18"/>
-              </w:rPr>
-              <w:t xml:space="preserve">Observe Phase</w:t>
-            </w:r>
-          </w:p>
-          <w:p>
-            <w:pPr>
-              <w:spacing w:after="20" w:before="0"/>
-            </w:pPr>
-            <w:r>
-              <w:rPr>
-                <w:rFonts w:ascii="Arial" w:cs="Arial" w:eastAsia="Arial" w:hAnsi="Arial"/>
-                <w:b/>
-                <w:bCs/>
-                <w:color w:val="1F3864"/>
-                <w:sz w:val="16"/>
-                <w:szCs w:val="16"/>
-              </w:rPr>
-              <w:t xml:space="preserve">📹 VIDEO:</w:t>
-            </w:r>
-          </w:p>
-          <w:p>
-            <w:pPr>
-              <w:spacing w:after="20" w:before="0"/>
-            </w:pPr>
-            <w:hyperlink w:history="1" r:id="rIdc4-xkmnuzxjkq2yolc7tj">
-              <w:r>
-                <w:rPr>
-                  <w:rFonts w:ascii="Arial" w:cs="Arial" w:eastAsia="Arial" w:hAnsi="Arial"/>
-                  <w:color w:val="2E75B6"/>
-                  <w:sz w:val="16"/>
-                  <w:szCs w:val="16"/>
-                  <w:u w:val="single" w:color="2E75B6"/>
-                </w:rPr>
-                <w:t xml:space="preserve">The logistic  growth model</w:t>
-              </w:r>
-            </w:hyperlink>
-          </w:p>
-          <w:p>
-            <w:pPr>
-              <w:spacing w:after="10" w:before="0"/>
-              <w:ind w:left="120"/>
-            </w:pPr>
-            <w:r>
-              <w:rPr>
-                <w:rFonts w:ascii="Arial" w:cs="Arial" w:eastAsia="Arial" w:hAnsi="Arial"/>
-                <w:color w:val="595959"/>
-                <w:sz w:val="14"/>
-                <w:szCs w:val="14"/>
-              </w:rPr>
-              <w:t xml:space="preserve">Source: Khan Academy (English - US curriculum)</w:t>
-            </w:r>
-          </w:p>
-          <w:p>
-            <w:pPr>
-              <w:spacing w:after="10" w:before="0"/>
-              <w:ind w:left="120"/>
-            </w:pPr>
-            <w:hyperlink w:history="1" r:id="rIdbs4nenhoezuzaxwz0wn1p">
+            <w:hyperlink w:history="1" r:id="rIdxrek8uuaxuy3-hmmvjxf3">
               <w:r>
                 <w:rPr>
                   <w:rFonts w:ascii="Arial" w:cs="Arial" w:eastAsia="Arial" w:hAnsi="Arial"/>
@@ -3325,47 +3356,31 @@
                 <w:sz w:val="16"/>
                 <w:szCs w:val="16"/>
               </w:rPr>
-              <w:t xml:space="preserve">📖 EXERCISE:</w:t>
+              <w:t xml:space="preserve">📖 READING:</w:t>
             </w:r>
           </w:p>
           <w:p>
             <w:pPr>
               <w:spacing w:after="20" w:before="0"/>
             </w:pPr>
-            <w:hyperlink w:history="1" r:id="rIdq__bcahvxcpc7dp1zkw9a">
-              <w:r>
-                <w:rPr>
-                  <w:rFonts w:ascii="Arial" w:cs="Arial" w:eastAsia="Arial" w:hAnsi="Arial"/>
-                  <w:color w:val="2E75B6"/>
-                  <w:sz w:val="16"/>
-                  <w:szCs w:val="16"/>
-                  <w:u w:val="single" w:color="2E75B6"/>
-                </w:rPr>
-                <w:t xml:space="preserve">Exponential vs. linear growth</w:t>
-              </w:r>
-            </w:hyperlink>
+            <w:r>
+              <w:rPr>
+                <w:rFonts w:ascii="Arial" w:cs="Arial" w:eastAsia="Arial" w:hAnsi="Arial"/>
+                <w:i/>
+                <w:iCs/>
+                <w:color w:val="595959"/>
+                <w:sz w:val="16"/>
+                <w:szCs w:val="16"/>
+              </w:rPr>
+              <w:t xml:space="preserve">No closely matching reading in the ARES library for this activity.</w:t>
+            </w:r>
           </w:p>
           <w:p>
             <w:pPr>
               <w:spacing w:after="10" w:before="0"/>
               <w:ind w:left="120"/>
             </w:pPr>
-            <w:r>
-              <w:rPr>
-                <w:rFonts w:ascii="Arial" w:cs="Arial" w:eastAsia="Arial" w:hAnsi="Arial"/>
-                <w:color w:val="595959"/>
-                <w:sz w:val="14"/>
-                <w:szCs w:val="14"/>
-              </w:rPr>
-              <w:t xml:space="preserve">Source: Khan Academy (English - US curriculum)</w:t>
-            </w:r>
-          </w:p>
-          <w:p>
-            <w:pPr>
-              <w:spacing w:after="10" w:before="0"/>
-              <w:ind w:left="120"/>
-            </w:pPr>
-            <w:hyperlink w:history="1" r:id="rIdrrkdutflmkuqjygxwtmwb">
+            <w:hyperlink w:history="1" r:id="rIdt_cynovrnvqwxbazlqbzr">
               <w:r>
                 <w:rPr>
                   <w:rFonts w:ascii="Arial" w:cs="Arial" w:eastAsia="Arial" w:hAnsi="Arial"/>
@@ -3374,9 +3389,24 @@
                   <w:szCs w:val="14"/>
                   <w:u w:val="single" w:color="595959"/>
                 </w:rPr>
-                <w:t xml:space="preserve">🔍 Search ARES for similar readings</w:t>
+                <w:t xml:space="preserve">🔍 Search ARES for readings</w:t>
               </w:r>
             </w:hyperlink>
+          </w:p>
+          <w:p>
+            <w:pPr>
+              <w:spacing w:after="10" w:before="0"/>
+              <w:ind w:left="120"/>
+            </w:pPr>
+            <w:r>
+              <w:rPr>
+                <w:rFonts w:ascii="Arial" w:cs="Arial" w:eastAsia="Arial" w:hAnsi="Arial"/>
+                <w:color w:val="595959"/>
+                <w:sz w:val="14"/>
+                <w:szCs w:val="14"/>
+              </w:rPr>
+              <w:t xml:space="preserve">Search terms: growth development animals exuvia</w:t>
+            </w:r>
           </w:p>
         </w:tc>
         <w:tc>
@@ -3560,7 +3590,7 @@
             <w:pPr>
               <w:spacing w:after="20" w:before="0"/>
             </w:pPr>
-            <w:hyperlink w:history="1" r:id="rId3ulm1m-gyztumt39fm_ji">
+            <w:hyperlink w:history="1" r:id="rIdtxhskka4c7qgj4u8neu_z">
               <w:r>
                 <w:rPr>
                   <w:rFonts w:ascii="Arial" w:cs="Arial" w:eastAsia="Arial" w:hAnsi="Arial"/>
@@ -3575,6 +3605,22 @@
           </w:p>
           <w:p>
             <w:pPr>
+              <w:spacing w:after="20" w:before="0"/>
+            </w:pPr>
+            <w:r>
+              <w:rPr>
+                <w:rFonts w:ascii="Arial" w:cs="Arial" w:eastAsia="Arial" w:hAnsi="Arial"/>
+                <w:i/>
+                <w:iCs/>
+                <w:color w:val="595959"/>
+                <w:sz w:val="16"/>
+                <w:szCs w:val="16"/>
+              </w:rPr>
+              <w:t xml:space="preserve">Related topic: not an exact match for this lesson.</w:t>
+            </w:r>
+          </w:p>
+          <w:p>
+            <w:pPr>
               <w:spacing w:after="10" w:before="0"/>
               <w:ind w:left="120"/>
             </w:pPr>
@@ -3593,7 +3639,7 @@
               <w:spacing w:after="10" w:before="0"/>
               <w:ind w:left="120"/>
             </w:pPr>
-            <w:hyperlink w:history="1" r:id="rIdqj4hbp6nol2dw7eeckf-t">
+            <w:hyperlink w:history="1" r:id="rIdiefyrsgckhaagjuznwdz0">
               <w:r>
                 <w:rPr>
                   <w:rFonts w:ascii="Arial" w:cs="Arial" w:eastAsia="Arial" w:hAnsi="Arial"/>
@@ -3631,47 +3677,31 @@
                 <w:sz w:val="16"/>
                 <w:szCs w:val="16"/>
               </w:rPr>
-              <w:t xml:space="preserve">📖 EXERCISE:</w:t>
+              <w:t xml:space="preserve">📖 READING:</w:t>
             </w:r>
           </w:p>
           <w:p>
             <w:pPr>
               <w:spacing w:after="20" w:before="0"/>
             </w:pPr>
-            <w:hyperlink w:history="1" r:id="rId7c3ybljv0izcbhprlxswz">
-              <w:r>
-                <w:rPr>
-                  <w:rFonts w:ascii="Arial" w:cs="Arial" w:eastAsia="Arial" w:hAnsi="Arial"/>
-                  <w:color w:val="2E75B6"/>
-                  <w:sz w:val="16"/>
-                  <w:szCs w:val="16"/>
-                  <w:u w:val="single" w:color="2E75B6"/>
-                </w:rPr>
-                <w:t xml:space="preserve">Linear vs. exponential growth: from data</w:t>
-              </w:r>
-            </w:hyperlink>
+            <w:r>
+              <w:rPr>
+                <w:rFonts w:ascii="Arial" w:cs="Arial" w:eastAsia="Arial" w:hAnsi="Arial"/>
+                <w:i/>
+                <w:iCs/>
+                <w:color w:val="595959"/>
+                <w:sz w:val="16"/>
+                <w:szCs w:val="16"/>
+              </w:rPr>
+              <w:t xml:space="preserve">No closely matching reading in the ARES library for this activity.</w:t>
+            </w:r>
           </w:p>
           <w:p>
             <w:pPr>
               <w:spacing w:after="10" w:before="0"/>
               <w:ind w:left="120"/>
             </w:pPr>
-            <w:r>
-              <w:rPr>
-                <w:rFonts w:ascii="Arial" w:cs="Arial" w:eastAsia="Arial" w:hAnsi="Arial"/>
-                <w:color w:val="595959"/>
-                <w:sz w:val="14"/>
-                <w:szCs w:val="14"/>
-              </w:rPr>
-              <w:t xml:space="preserve">Source: Khan Academy (English - US curriculum)</w:t>
-            </w:r>
-          </w:p>
-          <w:p>
-            <w:pPr>
-              <w:spacing w:after="10" w:before="0"/>
-              <w:ind w:left="120"/>
-            </w:pPr>
-            <w:hyperlink w:history="1" r:id="rIdbodxh4gy0ggyrstb1xp87">
+            <w:hyperlink w:history="1" r:id="rIdwujh_plm4uy9vhlyp1vx3">
               <w:r>
                 <w:rPr>
                   <w:rFonts w:ascii="Arial" w:cs="Arial" w:eastAsia="Arial" w:hAnsi="Arial"/>
@@ -3680,9 +3710,24 @@
                   <w:szCs w:val="14"/>
                   <w:u w:val="single" w:color="595959"/>
                 </w:rPr>
-                <w:t xml:space="preserve">🔍 Search ARES for similar readings</w:t>
+                <w:t xml:space="preserve">🔍 Search ARES for readings</w:t>
               </w:r>
             </w:hyperlink>
+          </w:p>
+          <w:p>
+            <w:pPr>
+              <w:spacing w:after="10" w:before="0"/>
+              <w:ind w:left="120"/>
+            </w:pPr>
+            <w:r>
+              <w:rPr>
+                <w:rFonts w:ascii="Arial" w:cs="Arial" w:eastAsia="Arial" w:hAnsi="Arial"/>
+                <w:color w:val="595959"/>
+                <w:sz w:val="14"/>
+                <w:szCs w:val="14"/>
+              </w:rPr>
+              <w:t xml:space="preserve">Search terms: growth development animals exuvia</w:t>
+            </w:r>
           </w:p>
         </w:tc>
         <w:tc>
@@ -3866,7 +3911,7 @@
             <w:pPr>
               <w:spacing w:after="20" w:before="0"/>
             </w:pPr>
-            <w:hyperlink w:history="1" r:id="rIdglpmr6hssk1fzaptvhq3_">
+            <w:hyperlink w:history="1" r:id="rIdqna6_atjrjycil6g0lb0s">
               <w:r>
                 <w:rPr>
                   <w:rFonts w:ascii="Arial" w:cs="Arial" w:eastAsia="Arial" w:hAnsi="Arial"/>
@@ -3881,6 +3926,22 @@
           </w:p>
           <w:p>
             <w:pPr>
+              <w:spacing w:after="20" w:before="0"/>
+            </w:pPr>
+            <w:r>
+              <w:rPr>
+                <w:rFonts w:ascii="Arial" w:cs="Arial" w:eastAsia="Arial" w:hAnsi="Arial"/>
+                <w:i/>
+                <w:iCs/>
+                <w:color w:val="595959"/>
+                <w:sz w:val="16"/>
+                <w:szCs w:val="16"/>
+              </w:rPr>
+              <w:t xml:space="preserve">Related topic: not an exact match for this lesson.</w:t>
+            </w:r>
+          </w:p>
+          <w:p>
+            <w:pPr>
               <w:spacing w:after="10" w:before="0"/>
               <w:ind w:left="120"/>
             </w:pPr>
@@ -3899,7 +3960,7 @@
               <w:spacing w:after="10" w:before="0"/>
               <w:ind w:left="120"/>
             </w:pPr>
-            <w:hyperlink w:history="1" r:id="rIdj3iuzfadosfv8lvi12ebo">
+            <w:hyperlink w:history="1" r:id="rIdqsgqq-c8fhss71vkjtlma">
               <w:r>
                 <w:rPr>
                   <w:rFonts w:ascii="Arial" w:cs="Arial" w:eastAsia="Arial" w:hAnsi="Arial"/>
@@ -3937,47 +3998,31 @@
                 <w:sz w:val="16"/>
                 <w:szCs w:val="16"/>
               </w:rPr>
-              <w:t xml:space="preserve">📖 EXERCISE:</w:t>
+              <w:t xml:space="preserve">📖 READING:</w:t>
             </w:r>
           </w:p>
           <w:p>
             <w:pPr>
               <w:spacing w:after="20" w:before="0"/>
             </w:pPr>
-            <w:hyperlink w:history="1" r:id="rIdxfmhfaeik_zm2po2j0qu2">
-              <w:r>
-                <w:rPr>
-                  <w:rFonts w:ascii="Arial" w:cs="Arial" w:eastAsia="Arial" w:hAnsi="Arial"/>
-                  <w:color w:val="2E75B6"/>
-                  <w:sz w:val="16"/>
-                  <w:szCs w:val="16"/>
-                  <w:u w:val="single" w:color="2E75B6"/>
-                </w:rPr>
-                <w:t xml:space="preserve">Linear vs. exponential growth: from data</w:t>
-              </w:r>
-            </w:hyperlink>
+            <w:r>
+              <w:rPr>
+                <w:rFonts w:ascii="Arial" w:cs="Arial" w:eastAsia="Arial" w:hAnsi="Arial"/>
+                <w:i/>
+                <w:iCs/>
+                <w:color w:val="595959"/>
+                <w:sz w:val="16"/>
+                <w:szCs w:val="16"/>
+              </w:rPr>
+              <w:t xml:space="preserve">No closely matching reading in the ARES library for this activity.</w:t>
+            </w:r>
           </w:p>
           <w:p>
             <w:pPr>
               <w:spacing w:after="10" w:before="0"/>
               <w:ind w:left="120"/>
             </w:pPr>
-            <w:r>
-              <w:rPr>
-                <w:rFonts w:ascii="Arial" w:cs="Arial" w:eastAsia="Arial" w:hAnsi="Arial"/>
-                <w:color w:val="595959"/>
-                <w:sz w:val="14"/>
-                <w:szCs w:val="14"/>
-              </w:rPr>
-              <w:t xml:space="preserve">Source: Khan Academy (English - US curriculum)</w:t>
-            </w:r>
-          </w:p>
-          <w:p>
-            <w:pPr>
-              <w:spacing w:after="10" w:before="0"/>
-              <w:ind w:left="120"/>
-            </w:pPr>
-            <w:hyperlink w:history="1" r:id="rIdbq7ao5hfiyblh9vhcvr3a">
+            <w:hyperlink w:history="1" r:id="rIdrcexckjj5kpz6ov-j1tvx">
               <w:r>
                 <w:rPr>
                   <w:rFonts w:ascii="Arial" w:cs="Arial" w:eastAsia="Arial" w:hAnsi="Arial"/>
@@ -3986,9 +4031,24 @@
                   <w:szCs w:val="14"/>
                   <w:u w:val="single" w:color="595959"/>
                 </w:rPr>
-                <w:t xml:space="preserve">🔍 Search ARES for similar readings</w:t>
+                <w:t xml:space="preserve">🔍 Search ARES for readings</w:t>
               </w:r>
             </w:hyperlink>
+          </w:p>
+          <w:p>
+            <w:pPr>
+              <w:spacing w:after="10" w:before="0"/>
+              <w:ind w:left="120"/>
+            </w:pPr>
+            <w:r>
+              <w:rPr>
+                <w:rFonts w:ascii="Arial" w:cs="Arial" w:eastAsia="Arial" w:hAnsi="Arial"/>
+                <w:color w:val="595959"/>
+                <w:sz w:val="14"/>
+                <w:szCs w:val="14"/>
+              </w:rPr>
+              <w:t xml:space="preserve">Search terms: growth development animals exuvia</w:t>
+            </w:r>
           </w:p>
         </w:tc>
         <w:tc>
@@ -4172,7 +4232,7 @@
             <w:pPr>
               <w:spacing w:after="20" w:before="0"/>
             </w:pPr>
-            <w:hyperlink w:history="1" r:id="rIdqlhxjvtaqt8ant32rpbje">
+            <w:hyperlink w:history="1" r:id="rIdclsecpgkuqmtdqjddxzmp">
               <w:r>
                 <w:rPr>
                   <w:rFonts w:ascii="Arial" w:cs="Arial" w:eastAsia="Arial" w:hAnsi="Arial"/>
@@ -4187,6 +4247,22 @@
           </w:p>
           <w:p>
             <w:pPr>
+              <w:spacing w:after="20" w:before="0"/>
+            </w:pPr>
+            <w:r>
+              <w:rPr>
+                <w:rFonts w:ascii="Arial" w:cs="Arial" w:eastAsia="Arial" w:hAnsi="Arial"/>
+                <w:i/>
+                <w:iCs/>
+                <w:color w:val="595959"/>
+                <w:sz w:val="16"/>
+                <w:szCs w:val="16"/>
+              </w:rPr>
+              <w:t xml:space="preserve">Related topic: not an exact match for this lesson.</w:t>
+            </w:r>
+          </w:p>
+          <w:p>
+            <w:pPr>
               <w:spacing w:after="10" w:before="0"/>
               <w:ind w:left="120"/>
             </w:pPr>
@@ -4205,7 +4281,7 @@
               <w:spacing w:after="10" w:before="0"/>
               <w:ind w:left="120"/>
             </w:pPr>
-            <w:hyperlink w:history="1" r:id="rIdcpel-uujtwea-aee00wia">
+            <w:hyperlink w:history="1" r:id="rIdduqutkrne4utv-zr7iv1g">
               <w:r>
                 <w:rPr>
                   <w:rFonts w:ascii="Arial" w:cs="Arial" w:eastAsia="Arial" w:hAnsi="Arial"/>
@@ -4243,47 +4319,31 @@
                 <w:sz w:val="16"/>
                 <w:szCs w:val="16"/>
               </w:rPr>
-              <w:t xml:space="preserve">📖 EXERCISE:</w:t>
+              <w:t xml:space="preserve">📖 READING:</w:t>
             </w:r>
           </w:p>
           <w:p>
             <w:pPr>
               <w:spacing w:after="20" w:before="0"/>
             </w:pPr>
-            <w:hyperlink w:history="1" r:id="rIdyv4d7im3nmakpp7k2zbyp">
-              <w:r>
-                <w:rPr>
-                  <w:rFonts w:ascii="Arial" w:cs="Arial" w:eastAsia="Arial" w:hAnsi="Arial"/>
-                  <w:color w:val="2E75B6"/>
-                  <w:sz w:val="16"/>
-                  <w:szCs w:val="16"/>
-                  <w:u w:val="single" w:color="2E75B6"/>
-                </w:rPr>
-                <w:t xml:space="preserve">Linear vs. exponential growth: from data</w:t>
-              </w:r>
-            </w:hyperlink>
+            <w:r>
+              <w:rPr>
+                <w:rFonts w:ascii="Arial" w:cs="Arial" w:eastAsia="Arial" w:hAnsi="Arial"/>
+                <w:i/>
+                <w:iCs/>
+                <w:color w:val="595959"/>
+                <w:sz w:val="16"/>
+                <w:szCs w:val="16"/>
+              </w:rPr>
+              <w:t xml:space="preserve">No closely matching reading in the ARES library for this activity.</w:t>
+            </w:r>
           </w:p>
           <w:p>
             <w:pPr>
               <w:spacing w:after="10" w:before="0"/>
               <w:ind w:left="120"/>
             </w:pPr>
-            <w:r>
-              <w:rPr>
-                <w:rFonts w:ascii="Arial" w:cs="Arial" w:eastAsia="Arial" w:hAnsi="Arial"/>
-                <w:color w:val="595959"/>
-                <w:sz w:val="14"/>
-                <w:szCs w:val="14"/>
-              </w:rPr>
-              <w:t xml:space="preserve">Source: Khan Academy (English - US curriculum)</w:t>
-            </w:r>
-          </w:p>
-          <w:p>
-            <w:pPr>
-              <w:spacing w:after="10" w:before="0"/>
-              <w:ind w:left="120"/>
-            </w:pPr>
-            <w:hyperlink w:history="1" r:id="rIdfk741bkq2xin9fxekrwwc">
+            <w:hyperlink w:history="1" r:id="rId9cffelhb0-zvmlsaggfl-">
               <w:r>
                 <w:rPr>
                   <w:rFonts w:ascii="Arial" w:cs="Arial" w:eastAsia="Arial" w:hAnsi="Arial"/>
@@ -4292,9 +4352,24 @@
                   <w:szCs w:val="14"/>
                   <w:u w:val="single" w:color="595959"/>
                 </w:rPr>
-                <w:t xml:space="preserve">🔍 Search ARES for similar readings</w:t>
+                <w:t xml:space="preserve">🔍 Search ARES for readings</w:t>
               </w:r>
             </w:hyperlink>
+          </w:p>
+          <w:p>
+            <w:pPr>
+              <w:spacing w:after="10" w:before="0"/>
+              <w:ind w:left="120"/>
+            </w:pPr>
+            <w:r>
+              <w:rPr>
+                <w:rFonts w:ascii="Arial" w:cs="Arial" w:eastAsia="Arial" w:hAnsi="Arial"/>
+                <w:color w:val="595959"/>
+                <w:sz w:val="14"/>
+                <w:szCs w:val="14"/>
+              </w:rPr>
+              <w:t xml:space="preserve">Search terms: growth development animals exuvia</w:t>
+            </w:r>
           </w:p>
         </w:tc>
         <w:tc>
@@ -4795,7 +4870,7 @@
         </w:rPr>
         <w:t xml:space="preserve">© 2026 SeaVuria and ARES. Aligned with KICD objectives. Developed by SeaVuria; technical implementation by ARES (with AI assistance from Claude). Licensed under </w:t>
       </w:r>
-      <w:hyperlink w:history="1" r:id="rIdkf1x8k9vwfqmhxegxl2al">
+      <w:hyperlink w:history="1" r:id="rIdgglvrfwdx5w3s6yni1tj7">
         <w:r>
           <w:rPr>
             <w:rFonts w:ascii="Arial" w:cs="Arial" w:eastAsia="Arial" w:hAnsi="Arial"/>
@@ -4816,7 +4891,7 @@
         </w:rPr>
         <w:t xml:space="preserve"> (</w:t>
       </w:r>
-      <w:hyperlink w:history="1" r:id="rId2rc2rsa2yqg6npnsdw3oe">
+      <w:hyperlink w:history="1" r:id="rId_0-jp451nuuq0p6jz9gqf">
         <w:r>
           <w:rPr>
             <w:rFonts w:ascii="Arial" w:cs="Arial" w:eastAsia="Arial" w:hAnsi="Arial"/>
@@ -5829,7 +5904,7 @@
             <w:pPr>
               <w:spacing w:after="20" w:before="0"/>
             </w:pPr>
-            <w:hyperlink w:history="1" r:id="rId-_fbvdmhlzg1ulxlsc0d4">
+            <w:hyperlink w:history="1" r:id="rIdl1soxekno4q6dwxw1ovwf">
               <w:r>
                 <w:rPr>
                   <w:rFonts w:ascii="Arial" w:cs="Arial" w:eastAsia="Arial" w:hAnsi="Arial"/>
@@ -5844,6 +5919,22 @@
           </w:p>
           <w:p>
             <w:pPr>
+              <w:spacing w:after="20" w:before="0"/>
+            </w:pPr>
+            <w:r>
+              <w:rPr>
+                <w:rFonts w:ascii="Arial" w:cs="Arial" w:eastAsia="Arial" w:hAnsi="Arial"/>
+                <w:i/>
+                <w:iCs/>
+                <w:color w:val="595959"/>
+                <w:sz w:val="16"/>
+                <w:szCs w:val="16"/>
+              </w:rPr>
+              <w:t xml:space="preserve">Related topic: not an exact match for this lesson.</w:t>
+            </w:r>
+          </w:p>
+          <w:p>
+            <w:pPr>
               <w:spacing w:after="10" w:before="0"/>
               <w:ind w:left="120"/>
             </w:pPr>
@@ -5862,7 +5953,7 @@
               <w:spacing w:after="10" w:before="0"/>
               <w:ind w:left="120"/>
             </w:pPr>
-            <w:hyperlink w:history="1" r:id="rIdlfkqsn5jjmyb0iwz9rybg">
+            <w:hyperlink w:history="1" r:id="rIdlik3gitc9bfvrouys_gjy">
               <w:r>
                 <w:rPr>
                   <w:rFonts w:ascii="Arial" w:cs="Arial" w:eastAsia="Arial" w:hAnsi="Arial"/>
@@ -5900,14 +5991,14 @@
                 <w:sz w:val="16"/>
                 <w:szCs w:val="16"/>
               </w:rPr>
-              <w:t xml:space="preserve">📖 HTML:</w:t>
+              <w:t xml:space="preserve">📖 EXERCISE:</w:t>
             </w:r>
           </w:p>
           <w:p>
             <w:pPr>
               <w:spacing w:after="20" w:before="0"/>
             </w:pPr>
-            <w:hyperlink w:history="1" r:id="rIdoywrphxms-wc6wolqevpj">
+            <w:hyperlink w:history="1" r:id="rIdmkitdbtwqmdv8gvcvet6d">
               <w:r>
                 <w:rPr>
                   <w:rFonts w:ascii="Arial" w:cs="Arial" w:eastAsia="Arial" w:hAnsi="Arial"/>
@@ -5916,9 +6007,25 @@
                   <w:szCs w:val="16"/>
                   <w:u w:val="single" w:color="2E75B6"/>
                 </w:rPr>
-                <w:t xml:space="preserve">Hormones and Plant Growth - Advanced (Flexbook)</w:t>
+                <w:t xml:space="preserve">Linear vs. exponential growth: from data</w:t>
               </w:r>
             </w:hyperlink>
+          </w:p>
+          <w:p>
+            <w:pPr>
+              <w:spacing w:after="20" w:before="0"/>
+            </w:pPr>
+            <w:r>
+              <w:rPr>
+                <w:rFonts w:ascii="Arial" w:cs="Arial" w:eastAsia="Arial" w:hAnsi="Arial"/>
+                <w:i/>
+                <w:iCs/>
+                <w:color w:val="595959"/>
+                <w:sz w:val="16"/>
+                <w:szCs w:val="16"/>
+              </w:rPr>
+              <w:t xml:space="preserve">Related topic: not an exact match for this lesson.</w:t>
+            </w:r>
           </w:p>
           <w:p>
             <w:pPr>
@@ -5932,7 +6039,7 @@
                 <w:sz w:val="14"/>
                 <w:szCs w:val="14"/>
               </w:rPr>
-              <w:t xml:space="preserve">Source: CK-12</w:t>
+              <w:t xml:space="preserve">Source: Khan Academy (English - US curriculum)</w:t>
             </w:r>
           </w:p>
           <w:p>
@@ -5940,7 +6047,7 @@
               <w:spacing w:after="10" w:before="0"/>
               <w:ind w:left="120"/>
             </w:pPr>
-            <w:hyperlink w:history="1" r:id="rIdqqgt8xc7lp_0jq2ycsvxl">
+            <w:hyperlink w:history="1" r:id="rIdfvkuqhrtlieztvskh-xfq">
               <w:r>
                 <w:rPr>
                   <w:rFonts w:ascii="Arial" w:cs="Arial" w:eastAsia="Arial" w:hAnsi="Arial"/>
@@ -6135,7 +6242,7 @@
             <w:pPr>
               <w:spacing w:after="20" w:before="0"/>
             </w:pPr>
-            <w:hyperlink w:history="1" r:id="rId2nr_mgsh4kaxj8cfqucsb">
+            <w:hyperlink w:history="1" r:id="rIdicqyagx9qvhhy-pjmla_i">
               <w:r>
                 <w:rPr>
                   <w:rFonts w:ascii="Arial" w:cs="Arial" w:eastAsia="Arial" w:hAnsi="Arial"/>
@@ -6144,9 +6251,25 @@
                   <w:szCs w:val="16"/>
                   <w:u w:val="single" w:color="2E75B6"/>
                 </w:rPr>
-                <w:t xml:space="preserve">The logistic  growth model</w:t>
+                <w:t xml:space="preserve">Growth models: introduction</w:t>
               </w:r>
             </w:hyperlink>
+          </w:p>
+          <w:p>
+            <w:pPr>
+              <w:spacing w:after="20" w:before="0"/>
+            </w:pPr>
+            <w:r>
+              <w:rPr>
+                <w:rFonts w:ascii="Arial" w:cs="Arial" w:eastAsia="Arial" w:hAnsi="Arial"/>
+                <w:i/>
+                <w:iCs/>
+                <w:color w:val="595959"/>
+                <w:sz w:val="16"/>
+                <w:szCs w:val="16"/>
+              </w:rPr>
+              <w:t xml:space="preserve">Related topic: not an exact match for this lesson.</w:t>
+            </w:r>
           </w:p>
           <w:p>
             <w:pPr>
@@ -6168,7 +6291,7 @@
               <w:spacing w:after="10" w:before="0"/>
               <w:ind w:left="120"/>
             </w:pPr>
-            <w:hyperlink w:history="1" r:id="rIdpp77mr_6f1izk_qt1tjwc">
+            <w:hyperlink w:history="1" r:id="rIdkruuiwb_ybo26yt7a0cj7">
               <w:r>
                 <w:rPr>
                   <w:rFonts w:ascii="Arial" w:cs="Arial" w:eastAsia="Arial" w:hAnsi="Arial"/>
@@ -6213,7 +6336,7 @@
             <w:pPr>
               <w:spacing w:after="20" w:before="0"/>
             </w:pPr>
-            <w:hyperlink w:history="1" r:id="rIdnnq3avzoidinshsouzq9q">
+            <w:hyperlink w:history="1" r:id="rId25olq1uavsjgn9widdnhp">
               <w:r>
                 <w:rPr>
                   <w:rFonts w:ascii="Arial" w:cs="Arial" w:eastAsia="Arial" w:hAnsi="Arial"/>
@@ -6222,9 +6345,25 @@
                   <w:szCs w:val="16"/>
                   <w:u w:val="single" w:color="2E75B6"/>
                 </w:rPr>
-                <w:t xml:space="preserve">Exponential vs. linear growth</w:t>
+                <w:t xml:space="preserve">Linear vs. exponential growth: from data</w:t>
               </w:r>
             </w:hyperlink>
+          </w:p>
+          <w:p>
+            <w:pPr>
+              <w:spacing w:after="20" w:before="0"/>
+            </w:pPr>
+            <w:r>
+              <w:rPr>
+                <w:rFonts w:ascii="Arial" w:cs="Arial" w:eastAsia="Arial" w:hAnsi="Arial"/>
+                <w:i/>
+                <w:iCs/>
+                <w:color w:val="595959"/>
+                <w:sz w:val="16"/>
+                <w:szCs w:val="16"/>
+              </w:rPr>
+              <w:t xml:space="preserve">Related topic: not an exact match for this lesson.</w:t>
+            </w:r>
           </w:p>
           <w:p>
             <w:pPr>
@@ -6246,7 +6385,7 @@
               <w:spacing w:after="10" w:before="0"/>
               <w:ind w:left="120"/>
             </w:pPr>
-            <w:hyperlink w:history="1" r:id="rIdjehshlunw852mb70p6mli">
+            <w:hyperlink w:history="1" r:id="rIdy_fj_67zi2ztp7tqqf-c3">
               <w:r>
                 <w:rPr>
                   <w:rFonts w:ascii="Arial" w:cs="Arial" w:eastAsia="Arial" w:hAnsi="Arial"/>
@@ -6441,7 +6580,7 @@
             <w:pPr>
               <w:spacing w:after="20" w:before="0"/>
             </w:pPr>
-            <w:hyperlink w:history="1" r:id="rIdrsmqhxs6l1sy3dbgpnva9">
+            <w:hyperlink w:history="1" r:id="rIdz-gigwvy78yu96t1blbh0">
               <w:r>
                 <w:rPr>
                   <w:rFonts w:ascii="Arial" w:cs="Arial" w:eastAsia="Arial" w:hAnsi="Arial"/>
@@ -6450,9 +6589,25 @@
                   <w:szCs w:val="16"/>
                   <w:u w:val="single" w:color="2E75B6"/>
                 </w:rPr>
-                <w:t xml:space="preserve">The logistic  growth model</w:t>
+                <w:t xml:space="preserve">Growth models: introduction</w:t>
               </w:r>
             </w:hyperlink>
+          </w:p>
+          <w:p>
+            <w:pPr>
+              <w:spacing w:after="20" w:before="0"/>
+            </w:pPr>
+            <w:r>
+              <w:rPr>
+                <w:rFonts w:ascii="Arial" w:cs="Arial" w:eastAsia="Arial" w:hAnsi="Arial"/>
+                <w:i/>
+                <w:iCs/>
+                <w:color w:val="595959"/>
+                <w:sz w:val="16"/>
+                <w:szCs w:val="16"/>
+              </w:rPr>
+              <w:t xml:space="preserve">Related topic: not an exact match for this lesson.</w:t>
+            </w:r>
           </w:p>
           <w:p>
             <w:pPr>
@@ -6474,7 +6629,7 @@
               <w:spacing w:after="10" w:before="0"/>
               <w:ind w:left="120"/>
             </w:pPr>
-            <w:hyperlink w:history="1" r:id="rIdrg8kzwunugxwwlzlyl5wa">
+            <w:hyperlink w:history="1" r:id="rIdogeyx3goxqku3qxsk865m">
               <w:r>
                 <w:rPr>
                   <w:rFonts w:ascii="Arial" w:cs="Arial" w:eastAsia="Arial" w:hAnsi="Arial"/>
@@ -6519,7 +6674,7 @@
             <w:pPr>
               <w:spacing w:after="20" w:before="0"/>
             </w:pPr>
-            <w:hyperlink w:history="1" r:id="rIdaejzl7bk6qna6k5u6dojt">
+            <w:hyperlink w:history="1" r:id="rIdhblb_qwi2sfavrrqyo02f">
               <w:r>
                 <w:rPr>
                   <w:rFonts w:ascii="Arial" w:cs="Arial" w:eastAsia="Arial" w:hAnsi="Arial"/>
@@ -6534,6 +6689,22 @@
           </w:p>
           <w:p>
             <w:pPr>
+              <w:spacing w:after="20" w:before="0"/>
+            </w:pPr>
+            <w:r>
+              <w:rPr>
+                <w:rFonts w:ascii="Arial" w:cs="Arial" w:eastAsia="Arial" w:hAnsi="Arial"/>
+                <w:i/>
+                <w:iCs/>
+                <w:color w:val="595959"/>
+                <w:sz w:val="16"/>
+                <w:szCs w:val="16"/>
+              </w:rPr>
+              <w:t xml:space="preserve">Related topic: not an exact match for this lesson.</w:t>
+            </w:r>
+          </w:p>
+          <w:p>
+            <w:pPr>
               <w:spacing w:after="10" w:before="0"/>
               <w:ind w:left="120"/>
             </w:pPr>
@@ -6552,7 +6723,7 @@
               <w:spacing w:after="10" w:before="0"/>
               <w:ind w:left="120"/>
             </w:pPr>
-            <w:hyperlink w:history="1" r:id="rIday3ixfvwjzqql-bjbuoqy">
+            <w:hyperlink w:history="1" r:id="rIdlrd8m_is_01om4i8ewhgt">
               <w:r>
                 <w:rPr>
                   <w:rFonts w:ascii="Arial" w:cs="Arial" w:eastAsia="Arial" w:hAnsi="Arial"/>
@@ -6747,7 +6918,7 @@
             <w:pPr>
               <w:spacing w:after="20" w:before="0"/>
             </w:pPr>
-            <w:hyperlink w:history="1" r:id="rIdkt0c6ylaetcq6o86ymfos">
+            <w:hyperlink w:history="1" r:id="rIdnawu9rzjyxq3dvqbzmz2p">
               <w:r>
                 <w:rPr>
                   <w:rFonts w:ascii="Arial" w:cs="Arial" w:eastAsia="Arial" w:hAnsi="Arial"/>
@@ -6756,9 +6927,25 @@
                   <w:szCs w:val="16"/>
                   <w:u w:val="single" w:color="2E75B6"/>
                 </w:rPr>
-                <w:t xml:space="preserve">The logistic  growth model</w:t>
+                <w:t xml:space="preserve">Growth models: introduction</w:t>
               </w:r>
             </w:hyperlink>
+          </w:p>
+          <w:p>
+            <w:pPr>
+              <w:spacing w:after="20" w:before="0"/>
+            </w:pPr>
+            <w:r>
+              <w:rPr>
+                <w:rFonts w:ascii="Arial" w:cs="Arial" w:eastAsia="Arial" w:hAnsi="Arial"/>
+                <w:i/>
+                <w:iCs/>
+                <w:color w:val="595959"/>
+                <w:sz w:val="16"/>
+                <w:szCs w:val="16"/>
+              </w:rPr>
+              <w:t xml:space="preserve">Related topic: not an exact match for this lesson.</w:t>
+            </w:r>
           </w:p>
           <w:p>
             <w:pPr>
@@ -6780,7 +6967,7 @@
               <w:spacing w:after="10" w:before="0"/>
               <w:ind w:left="120"/>
             </w:pPr>
-            <w:hyperlink w:history="1" r:id="rIdlithk3gmvuty1skvis6bl">
+            <w:hyperlink w:history="1" r:id="rId8xh_pumblqx_orkeq0g8i">
               <w:r>
                 <w:rPr>
                   <w:rFonts w:ascii="Arial" w:cs="Arial" w:eastAsia="Arial" w:hAnsi="Arial"/>
@@ -6818,14 +7005,14 @@
                 <w:sz w:val="16"/>
                 <w:szCs w:val="16"/>
               </w:rPr>
-              <w:t xml:space="preserve">📖 HTML:</w:t>
+              <w:t xml:space="preserve">📖 EXERCISE:</w:t>
             </w:r>
           </w:p>
           <w:p>
             <w:pPr>
               <w:spacing w:after="20" w:before="0"/>
             </w:pPr>
-            <w:hyperlink w:history="1" r:id="rIdfyp7iefjf3l8dz0dn5sfg">
+            <w:hyperlink w:history="1" r:id="rIdyvfspptfc5icxr5-8gn1m">
               <w:r>
                 <w:rPr>
                   <w:rFonts w:ascii="Arial" w:cs="Arial" w:eastAsia="Arial" w:hAnsi="Arial"/>
@@ -6834,9 +7021,25 @@
                   <w:szCs w:val="16"/>
                   <w:u w:val="single" w:color="2E75B6"/>
                 </w:rPr>
-                <w:t xml:space="preserve">Hormones and Plant Growth - Advanced (Flexbook)</w:t>
+                <w:t xml:space="preserve">Linear vs. exponential growth: from data</w:t>
               </w:r>
             </w:hyperlink>
+          </w:p>
+          <w:p>
+            <w:pPr>
+              <w:spacing w:after="20" w:before="0"/>
+            </w:pPr>
+            <w:r>
+              <w:rPr>
+                <w:rFonts w:ascii="Arial" w:cs="Arial" w:eastAsia="Arial" w:hAnsi="Arial"/>
+                <w:i/>
+                <w:iCs/>
+                <w:color w:val="595959"/>
+                <w:sz w:val="16"/>
+                <w:szCs w:val="16"/>
+              </w:rPr>
+              <w:t xml:space="preserve">Related topic: not an exact match for this lesson.</w:t>
+            </w:r>
           </w:p>
           <w:p>
             <w:pPr>
@@ -6850,7 +7053,7 @@
                 <w:sz w:val="14"/>
                 <w:szCs w:val="14"/>
               </w:rPr>
-              <w:t xml:space="preserve">Source: CK-12</w:t>
+              <w:t xml:space="preserve">Source: Khan Academy (English - US curriculum)</w:t>
             </w:r>
           </w:p>
           <w:p>
@@ -6858,7 +7061,7 @@
               <w:spacing w:after="10" w:before="0"/>
               <w:ind w:left="120"/>
             </w:pPr>
-            <w:hyperlink w:history="1" r:id="rId7hu2otybaizo3-4wy9ngq">
+            <w:hyperlink w:history="1" r:id="rIdhiths6bhjfr3w8z8lg53d">
               <w:r>
                 <w:rPr>
                   <w:rFonts w:ascii="Arial" w:cs="Arial" w:eastAsia="Arial" w:hAnsi="Arial"/>
@@ -7053,7 +7256,7 @@
             <w:pPr>
               <w:spacing w:after="20" w:before="0"/>
             </w:pPr>
-            <w:hyperlink w:history="1" r:id="rIdkjrtmayn20-b-inn989mj">
+            <w:hyperlink w:history="1" r:id="rIdfwbhy-1umg3yrjqztava-">
               <w:r>
                 <w:rPr>
                   <w:rFonts w:ascii="Arial" w:cs="Arial" w:eastAsia="Arial" w:hAnsi="Arial"/>
@@ -7062,9 +7265,25 @@
                   <w:szCs w:val="16"/>
                   <w:u w:val="single" w:color="2E75B6"/>
                 </w:rPr>
-                <w:t xml:space="preserve">The logistic  growth model</w:t>
+                <w:t xml:space="preserve">Growth models: introduction</w:t>
               </w:r>
             </w:hyperlink>
+          </w:p>
+          <w:p>
+            <w:pPr>
+              <w:spacing w:after="20" w:before="0"/>
+            </w:pPr>
+            <w:r>
+              <w:rPr>
+                <w:rFonts w:ascii="Arial" w:cs="Arial" w:eastAsia="Arial" w:hAnsi="Arial"/>
+                <w:i/>
+                <w:iCs/>
+                <w:color w:val="595959"/>
+                <w:sz w:val="16"/>
+                <w:szCs w:val="16"/>
+              </w:rPr>
+              <w:t xml:space="preserve">Related topic: not an exact match for this lesson.</w:t>
+            </w:r>
           </w:p>
           <w:p>
             <w:pPr>
@@ -7086,7 +7305,7 @@
               <w:spacing w:after="10" w:before="0"/>
               <w:ind w:left="120"/>
             </w:pPr>
-            <w:hyperlink w:history="1" r:id="rIdszzfcy1mc5pcuatxal7vv">
+            <w:hyperlink w:history="1" r:id="rIdrdwdkvtc8a48gwgsw2qf_">
               <w:r>
                 <w:rPr>
                   <w:rFonts w:ascii="Arial" w:cs="Arial" w:eastAsia="Arial" w:hAnsi="Arial"/>
@@ -7124,14 +7343,14 @@
                 <w:sz w:val="16"/>
                 <w:szCs w:val="16"/>
               </w:rPr>
-              <w:t xml:space="preserve">📖 HTML:</w:t>
+              <w:t xml:space="preserve">📖 EXERCISE:</w:t>
             </w:r>
           </w:p>
           <w:p>
             <w:pPr>
               <w:spacing w:after="20" w:before="0"/>
             </w:pPr>
-            <w:hyperlink w:history="1" r:id="rId17y8mlhcwlehupm9hto48">
+            <w:hyperlink w:history="1" r:id="rIdtzsgs9yved0mt34tvxwhq">
               <w:r>
                 <w:rPr>
                   <w:rFonts w:ascii="Arial" w:cs="Arial" w:eastAsia="Arial" w:hAnsi="Arial"/>
@@ -7140,9 +7359,25 @@
                   <w:szCs w:val="16"/>
                   <w:u w:val="single" w:color="2E75B6"/>
                 </w:rPr>
-                <w:t xml:space="preserve">Hormones and Plant Growth - Advanced (Flexbook)</w:t>
+                <w:t xml:space="preserve">Linear vs. exponential growth: from data</w:t>
               </w:r>
             </w:hyperlink>
+          </w:p>
+          <w:p>
+            <w:pPr>
+              <w:spacing w:after="20" w:before="0"/>
+            </w:pPr>
+            <w:r>
+              <w:rPr>
+                <w:rFonts w:ascii="Arial" w:cs="Arial" w:eastAsia="Arial" w:hAnsi="Arial"/>
+                <w:i/>
+                <w:iCs/>
+                <w:color w:val="595959"/>
+                <w:sz w:val="16"/>
+                <w:szCs w:val="16"/>
+              </w:rPr>
+              <w:t xml:space="preserve">Related topic: not an exact match for this lesson.</w:t>
+            </w:r>
           </w:p>
           <w:p>
             <w:pPr>
@@ -7156,7 +7391,7 @@
                 <w:sz w:val="14"/>
                 <w:szCs w:val="14"/>
               </w:rPr>
-              <w:t xml:space="preserve">Source: CK-12</w:t>
+              <w:t xml:space="preserve">Source: Khan Academy (English - US curriculum)</w:t>
             </w:r>
           </w:p>
           <w:p>
@@ -7164,7 +7399,7 @@
               <w:spacing w:after="10" w:before="0"/>
               <w:ind w:left="120"/>
             </w:pPr>
-            <w:hyperlink w:history="1" r:id="rIdnt6hugoskmpz046tihxuu">
+            <w:hyperlink w:history="1" r:id="rIds2ormsebxuakjiomb8opw">
               <w:r>
                 <w:rPr>
                   <w:rFonts w:ascii="Arial" w:cs="Arial" w:eastAsia="Arial" w:hAnsi="Arial"/>
@@ -7676,7 +7911,7 @@
         </w:rPr>
         <w:t xml:space="preserve">© 2026 SeaVuria and ARES. Aligned with KICD objectives. Developed by SeaVuria; technical implementation by ARES (with AI assistance from Claude). Licensed under </w:t>
       </w:r>
-      <w:hyperlink w:history="1" r:id="rIdu43drfuljjki7vqkw7uyz">
+      <w:hyperlink w:history="1" r:id="rIdt_psk_xtjmacnxgnsy6tt">
         <w:r>
           <w:rPr>
             <w:rFonts w:ascii="Arial" w:cs="Arial" w:eastAsia="Arial" w:hAnsi="Arial"/>
@@ -7697,7 +7932,7 @@
         </w:rPr>
         <w:t xml:space="preserve"> (</w:t>
       </w:r>
-      <w:hyperlink w:history="1" r:id="rIdko3qjf5-vlankncxsmv1y">
+      <w:hyperlink w:history="1" r:id="rIdgtg3i2k2evk8xnwzf6hqf">
         <w:r>
           <w:rPr>
             <w:rFonts w:ascii="Arial" w:cs="Arial" w:eastAsia="Arial" w:hAnsi="Arial"/>
@@ -8710,7 +8945,7 @@
             <w:pPr>
               <w:spacing w:after="20" w:before="0"/>
             </w:pPr>
-            <w:hyperlink w:history="1" r:id="rId66_0evcs0uywkzjn-6e-i">
+            <w:hyperlink w:history="1" r:id="rIdzjgtz2rg7z12svc8z4ljd">
               <w:r>
                 <w:rPr>
                   <w:rFonts w:ascii="Arial" w:cs="Arial" w:eastAsia="Arial" w:hAnsi="Arial"/>
@@ -8719,9 +8954,25 @@
                   <w:szCs w:val="16"/>
                   <w:u w:val="single" w:color="2E75B6"/>
                 </w:rPr>
-                <w:t xml:space="preserve">Population growth rate based on birth and death rates</w:t>
+                <w:t xml:space="preserve">Exponential and logistic growth in populations</w:t>
               </w:r>
             </w:hyperlink>
+          </w:p>
+          <w:p>
+            <w:pPr>
+              <w:spacing w:after="20" w:before="0"/>
+            </w:pPr>
+            <w:r>
+              <w:rPr>
+                <w:rFonts w:ascii="Arial" w:cs="Arial" w:eastAsia="Arial" w:hAnsi="Arial"/>
+                <w:i/>
+                <w:iCs/>
+                <w:color w:val="595959"/>
+                <w:sz w:val="16"/>
+                <w:szCs w:val="16"/>
+              </w:rPr>
+              <w:t xml:space="preserve">Related topic: not an exact match for this lesson.</w:t>
+            </w:r>
           </w:p>
           <w:p>
             <w:pPr>
@@ -8743,7 +8994,7 @@
               <w:spacing w:after="10" w:before="0"/>
               <w:ind w:left="120"/>
             </w:pPr>
-            <w:hyperlink w:history="1" r:id="rId70cfcdohlxinhmyyjkefq">
+            <w:hyperlink w:history="1" r:id="rIdskjr4muwlcaeizu17myby">
               <w:r>
                 <w:rPr>
                   <w:rFonts w:ascii="Arial" w:cs="Arial" w:eastAsia="Arial" w:hAnsi="Arial"/>
@@ -8788,7 +9039,7 @@
             <w:pPr>
               <w:spacing w:after="20" w:before="0"/>
             </w:pPr>
-            <w:hyperlink w:history="1" r:id="rIdltlw2wwntaasfjpf5vxvg">
+            <w:hyperlink w:history="1" r:id="rIdvomr2lodedw1ys3vhvdkm">
               <w:r>
                 <w:rPr>
                   <w:rFonts w:ascii="Arial" w:cs="Arial" w:eastAsia="Arial" w:hAnsi="Arial"/>
@@ -8803,6 +9054,22 @@
           </w:p>
           <w:p>
             <w:pPr>
+              <w:spacing w:after="20" w:before="0"/>
+            </w:pPr>
+            <w:r>
+              <w:rPr>
+                <w:rFonts w:ascii="Arial" w:cs="Arial" w:eastAsia="Arial" w:hAnsi="Arial"/>
+                <w:i/>
+                <w:iCs/>
+                <w:color w:val="595959"/>
+                <w:sz w:val="16"/>
+                <w:szCs w:val="16"/>
+              </w:rPr>
+              <w:t xml:space="preserve">Related topic: not an exact match for this lesson.</w:t>
+            </w:r>
+          </w:p>
+          <w:p>
+            <w:pPr>
               <w:spacing w:after="10" w:before="0"/>
               <w:ind w:left="120"/>
             </w:pPr>
@@ -8821,7 +9088,7 @@
               <w:spacing w:after="10" w:before="0"/>
               <w:ind w:left="120"/>
             </w:pPr>
-            <w:hyperlink w:history="1" r:id="rIdirj9dgeoazi0dkoateltp">
+            <w:hyperlink w:history="1" r:id="rId18catbdccxnvkk1k7u9jb">
               <w:r>
                 <w:rPr>
                   <w:rFonts w:ascii="Arial" w:cs="Arial" w:eastAsia="Arial" w:hAnsi="Arial"/>
@@ -9016,7 +9283,345 @@
             <w:pPr>
               <w:spacing w:after="20" w:before="0"/>
             </w:pPr>
-            <w:hyperlink w:history="1" r:id="rIdcj93pke4qqjy0vcf0ld50">
+            <w:hyperlink w:history="1" r:id="rId01f5cf5zhzdjjmq2ho7q8">
+              <w:r>
+                <w:rPr>
+                  <w:rFonts w:ascii="Arial" w:cs="Arial" w:eastAsia="Arial" w:hAnsi="Arial"/>
+                  <w:color w:val="2E75B6"/>
+                  <w:sz w:val="16"/>
+                  <w:szCs w:val="16"/>
+                  <w:u w:val="single" w:color="2E75B6"/>
+                </w:rPr>
+                <w:t xml:space="preserve">Per capita population growth and exponential growth</w:t>
+              </w:r>
+            </w:hyperlink>
+          </w:p>
+          <w:p>
+            <w:pPr>
+              <w:spacing w:after="20" w:before="0"/>
+            </w:pPr>
+            <w:r>
+              <w:rPr>
+                <w:rFonts w:ascii="Arial" w:cs="Arial" w:eastAsia="Arial" w:hAnsi="Arial"/>
+                <w:i/>
+                <w:iCs/>
+                <w:color w:val="595959"/>
+                <w:sz w:val="16"/>
+                <w:szCs w:val="16"/>
+              </w:rPr>
+              <w:t xml:space="preserve">Related topic: not an exact match for this lesson.</w:t>
+            </w:r>
+          </w:p>
+          <w:p>
+            <w:pPr>
+              <w:spacing w:after="10" w:before="0"/>
+              <w:ind w:left="120"/>
+            </w:pPr>
+            <w:r>
+              <w:rPr>
+                <w:rFonts w:ascii="Arial" w:cs="Arial" w:eastAsia="Arial" w:hAnsi="Arial"/>
+                <w:color w:val="595959"/>
+                <w:sz w:val="14"/>
+                <w:szCs w:val="14"/>
+              </w:rPr>
+              <w:t xml:space="preserve">Source: Khan Academy (English - US curriculum)</w:t>
+            </w:r>
+          </w:p>
+          <w:p>
+            <w:pPr>
+              <w:spacing w:after="10" w:before="0"/>
+              <w:ind w:left="120"/>
+            </w:pPr>
+            <w:hyperlink w:history="1" r:id="rIdrycc9pjgt-frb6vc4yfy7">
+              <w:r>
+                <w:rPr>
+                  <w:rFonts w:ascii="Arial" w:cs="Arial" w:eastAsia="Arial" w:hAnsi="Arial"/>
+                  <w:color w:val="595959"/>
+                  <w:sz w:val="14"/>
+                  <w:szCs w:val="14"/>
+                  <w:u w:val="single" w:color="595959"/>
+                </w:rPr>
+                <w:t xml:space="preserve">🔍 Search ARES for similar videos</w:t>
+              </w:r>
+            </w:hyperlink>
+          </w:p>
+          <w:p>
+            <w:pPr>
+              <w:spacing w:after="40" w:before="0"/>
+            </w:pPr>
+            <w:r>
+              <w:rPr>
+                <w:sz w:val="14"/>
+                <w:szCs w:val="14"/>
+              </w:rPr>
+              <w:t xml:space="preserve"/>
+            </w:r>
+          </w:p>
+          <w:p>
+            <w:pPr>
+              <w:spacing w:after="20" w:before="0"/>
+            </w:pPr>
+            <w:r>
+              <w:rPr>
+                <w:rFonts w:ascii="Arial" w:cs="Arial" w:eastAsia="Arial" w:hAnsi="Arial"/>
+                <w:b/>
+                <w:bCs/>
+                <w:color w:val="1F3864"/>
+                <w:sz w:val="16"/>
+                <w:szCs w:val="16"/>
+              </w:rPr>
+              <w:t xml:space="preserve">📖 EXERCISE:</w:t>
+            </w:r>
+          </w:p>
+          <w:p>
+            <w:pPr>
+              <w:spacing w:after="20" w:before="0"/>
+            </w:pPr>
+            <w:hyperlink w:history="1" r:id="rIdzkkoda_ahvyjnd_w5dvym">
+              <w:r>
+                <w:rPr>
+                  <w:rFonts w:ascii="Arial" w:cs="Arial" w:eastAsia="Arial" w:hAnsi="Arial"/>
+                  <w:color w:val="2E75B6"/>
+                  <w:sz w:val="16"/>
+                  <w:szCs w:val="16"/>
+                  <w:u w:val="single" w:color="2E75B6"/>
+                </w:rPr>
+                <w:t xml:space="preserve">Exponential vs. linear growth</w:t>
+              </w:r>
+            </w:hyperlink>
+          </w:p>
+          <w:p>
+            <w:pPr>
+              <w:spacing w:after="20" w:before="0"/>
+            </w:pPr>
+            <w:r>
+              <w:rPr>
+                <w:rFonts w:ascii="Arial" w:cs="Arial" w:eastAsia="Arial" w:hAnsi="Arial"/>
+                <w:i/>
+                <w:iCs/>
+                <w:color w:val="595959"/>
+                <w:sz w:val="16"/>
+                <w:szCs w:val="16"/>
+              </w:rPr>
+              <w:t xml:space="preserve">Related topic: not an exact match for this lesson.</w:t>
+            </w:r>
+          </w:p>
+          <w:p>
+            <w:pPr>
+              <w:spacing w:after="10" w:before="0"/>
+              <w:ind w:left="120"/>
+            </w:pPr>
+            <w:r>
+              <w:rPr>
+                <w:rFonts w:ascii="Arial" w:cs="Arial" w:eastAsia="Arial" w:hAnsi="Arial"/>
+                <w:color w:val="595959"/>
+                <w:sz w:val="14"/>
+                <w:szCs w:val="14"/>
+              </w:rPr>
+              <w:t xml:space="preserve">Source: Khan Academy (English - US curriculum)</w:t>
+            </w:r>
+          </w:p>
+          <w:p>
+            <w:pPr>
+              <w:spacing w:after="10" w:before="0"/>
+              <w:ind w:left="120"/>
+            </w:pPr>
+            <w:hyperlink w:history="1" r:id="rId3-aliccyi5mgahzwl7dqi">
+              <w:r>
+                <w:rPr>
+                  <w:rFonts w:ascii="Arial" w:cs="Arial" w:eastAsia="Arial" w:hAnsi="Arial"/>
+                  <w:color w:val="595959"/>
+                  <w:sz w:val="14"/>
+                  <w:szCs w:val="14"/>
+                  <w:u w:val="single" w:color="595959"/>
+                </w:rPr>
+                <w:t xml:space="preserve">🔍 Search ARES for similar readings</w:t>
+              </w:r>
+            </w:hyperlink>
+          </w:p>
+        </w:tc>
+        <w:tc>
+          <w:tcPr>
+            <w:tcW w:type="dxa" w:w="3040"/>
+            <w:shd w:fill="FFFFFF" w:color="auto" w:val="clear"/>
+            <w:tcMar>
+              <w:top w:type="dxa" w:w="60"/>
+              <w:left w:type="dxa" w:w="120"/>
+              <w:bottom w:type="dxa" w:w="60"/>
+              <w:right w:type="dxa" w:w="120"/>
+            </w:tcMar>
+            <w:vAlign w:val="top"/>
+          </w:tcPr>
+          <w:p>
+            <w:pPr>
+              <w:spacing w:after="40" w:before="0"/>
+              <w:jc w:val="left"/>
+            </w:pPr>
+            <w:r>
+              <w:rPr>
+                <w:rFonts w:ascii="Arial" w:cs="Arial" w:eastAsia="Arial" w:hAnsi="Arial"/>
+                <w:b w:val="false"/>
+                <w:bCs w:val="false"/>
+                <w:i w:val="false"/>
+                <w:iCs w:val="false"/>
+                <w:color w:val="000000"/>
+                <w:sz w:val="18"/>
+                <w:szCs w:val="18"/>
+              </w:rPr>
+              <w:t xml:space="preserve">(25 min) In groups of 4 with assigned roles (Data Recorder, Plotter, Calculator, Spokesperson - practising leadership and Unity), learners receive printed data sheets: Data Set A: Broiler chick mass (g) at weeks 0-10 from a Kiambu poultry farm; Data Set B: Child height (cm) from age 0-20 in Kenya; Data Set C: Grasshopper nymph body length (mm) over 60 days with moult days marked. Each group plots Set A on graph paper (mass against time), joins points with a smooth line, and labels where growth is slow, fastest, slowing and levelling. Using calculators and the formula Growth rate = (final value - initial value) / time interval, they calculate growth rate for four intervals: lag (e.g., weeks 0-1), exponential (e.g., weeks 3-6), deceleration (weeks 7-8) and stationary (weeks 9-10). They record answers with units (g/week) in a table. Faster groups plot Set B or C and compare. Learners note that the grasshopper graph stays flat between moults and jumps at moulting, unlike the smooth chick curve. If live grasshoppers are shown, they remain in ventilated containers and are handled gently.</w:t>
+            </w:r>
+          </w:p>
+        </w:tc>
+        <w:tc>
+          <w:tcPr>
+            <w:tcW w:type="dxa" w:w="3040"/>
+            <w:shd w:fill="F2F2F2" w:color="auto" w:val="clear"/>
+            <w:tcMar>
+              <w:top w:type="dxa" w:w="60"/>
+              <w:left w:type="dxa" w:w="120"/>
+              <w:bottom w:type="dxa" w:w="60"/>
+              <w:right w:type="dxa" w:w="120"/>
+            </w:tcMar>
+            <w:vAlign w:val="top"/>
+          </w:tcPr>
+          <w:p>
+            <w:pPr>
+              <w:spacing w:after="40" w:before="0"/>
+              <w:jc w:val="left"/>
+            </w:pPr>
+            <w:r>
+              <w:rPr>
+                <w:rFonts w:ascii="Arial" w:cs="Arial" w:eastAsia="Arial" w:hAnsi="Arial"/>
+                <w:b w:val="false"/>
+                <w:bCs w:val="false"/>
+                <w:i w:val="false"/>
+                <w:iCs w:val="false"/>
+                <w:color w:val="000000"/>
+                <w:sz w:val="18"/>
+                <w:szCs w:val="18"/>
+              </w:rPr>
+              <w:t xml:space="preserve">Model the first calculation on the board: 'From week 3 at 300 g to week 4 at 520 g: (520 - 300) / 1 = 220 g per week.' Say: 'Always write the units.' Circulate with a checklist and ask oral probes: 'Which part of your graph is steepest? What does steepness tell you about the growth rate?' and 'Why is the growth rate near zero in the last weeks?' Give WAIT TIME of 10-15 seconds after each probe. Check graph accuracy: axes labelled, uniform scale, points plotted correctly. Say: 'Check your partner's plot before you draw the line.' Ask each group: 'What happened at the moult days in Set C?' Remind groups with live insects to keep them shaded and release them correctly afterward. Provide print-based sheets for all groups and extra calculators for sharing. Support struggling groups with a partly completed table.</w:t>
+            </w:r>
+          </w:p>
+        </w:tc>
+        <w:tc>
+          <w:tcPr>
+            <w:tcW w:type="dxa" w:w="3040"/>
+            <w:shd w:fill="FFFFFF" w:color="auto" w:val="clear"/>
+            <w:tcMar>
+              <w:top w:type="dxa" w:w="60"/>
+              <w:left w:type="dxa" w:w="120"/>
+              <w:bottom w:type="dxa" w:w="60"/>
+              <w:right w:type="dxa" w:w="120"/>
+            </w:tcMar>
+            <w:vAlign w:val="top"/>
+          </w:tcPr>
+          <w:p>
+            <w:pPr>
+              <w:spacing w:after="40" w:before="0"/>
+              <w:jc w:val="left"/>
+            </w:pPr>
+            <w:r>
+              <w:rPr>
+                <w:rFonts w:ascii="Arial" w:cs="Arial" w:eastAsia="Arial" w:hAnsi="Arial"/>
+                <w:b w:val="false"/>
+                <w:bCs w:val="false"/>
+                <w:i w:val="false"/>
+                <w:iCs w:val="false"/>
+                <w:color w:val="000000"/>
+                <w:sz w:val="18"/>
+                <w:szCs w:val="18"/>
+              </w:rPr>
+              <w:t xml:space="preserve">Predict-Observe-Explain (Observe step) with data analysis: learners build the evidence themselves by plotting and calculating rather than being told the shape. Turning numbers into a graph and rates makes the four phases visible and quantifiable, and comparing Set A with Set C shows how a rigid exoskeleton changes the pattern.</w:t>
+            </w:r>
+          </w:p>
+        </w:tc>
+        <w:tc>
+          <w:tcPr>
+            <w:tcW w:type="dxa" w:w="3040"/>
+            <w:shd w:fill="F2F2F2" w:color="auto" w:val="clear"/>
+            <w:tcMar>
+              <w:top w:type="dxa" w:w="60"/>
+              <w:left w:type="dxa" w:w="120"/>
+              <w:bottom w:type="dxa" w:w="60"/>
+              <w:right w:type="dxa" w:w="120"/>
+            </w:tcMar>
+            <w:vAlign w:val="top"/>
+          </w:tcPr>
+          <w:p>
+            <w:pPr>
+              <w:spacing w:after="40" w:before="0"/>
+              <w:jc w:val="left"/>
+            </w:pPr>
+            <w:r>
+              <w:rPr>
+                <w:rFonts w:ascii="Arial" w:cs="Arial" w:eastAsia="Arial" w:hAnsi="Arial"/>
+                <w:b w:val="false"/>
+                <w:bCs w:val="false"/>
+                <w:i w:val="false"/>
+                <w:iCs w:val="false"/>
+                <w:color w:val="000000"/>
+                <w:sz w:val="18"/>
+                <w:szCs w:val="18"/>
+              </w:rPr>
+              <w:t xml:space="preserve">Growth curve graph check: use a quick checklist per group (axes labelled with units, even scales, points accurate within half a square, smooth S-shaped line, four phases labelled). Check the growth rate table: correct formula use and units (g/week). Oral probes: learners should say that exponential-phase growth rate is greatest and stationary-phase is near zero. Note groups who cannot connect steepness with rate for re-teaching.</w:t>
+            </w:r>
+          </w:p>
+        </w:tc>
+      </w:tr>
+      <w:tr>
+        <w:tc>
+          <w:tcPr>
+            <w:tcW w:type="dxa" w:w="1520"/>
+            <w:shd w:fill="E2EFDA" w:color="auto" w:val="clear"/>
+            <w:tcMar>
+              <w:top w:type="dxa" w:w="60"/>
+              <w:left w:type="dxa" w:w="120"/>
+              <w:bottom w:type="dxa" w:w="60"/>
+              <w:right w:type="dxa" w:w="120"/>
+            </w:tcMar>
+            <w:vAlign w:val="top"/>
+          </w:tcPr>
+          <w:p>
+            <w:pPr>
+              <w:spacing w:after="40" w:before="0"/>
+              <w:jc w:val="left"/>
+            </w:pPr>
+            <w:r>
+              <w:rPr>
+                <w:rFonts w:ascii="Arial" w:cs="Arial" w:eastAsia="Arial" w:hAnsi="Arial"/>
+                <w:b/>
+                <w:bCs/>
+                <w:i w:val="false"/>
+                <w:iCs w:val="false"/>
+                <w:color w:val="000000"/>
+                <w:sz w:val="18"/>
+                <w:szCs w:val="18"/>
+              </w:rPr>
+              <w:t xml:space="preserve">Explain Phase</w:t>
+            </w:r>
+          </w:p>
+          <w:p>
+            <w:pPr>
+              <w:spacing w:after="20" w:before="0"/>
+            </w:pPr>
+            <w:r>
+              <w:rPr>
+                <w:rFonts w:ascii="Arial" w:cs="Arial" w:eastAsia="Arial" w:hAnsi="Arial"/>
+                <w:b/>
+                <w:bCs/>
+                <w:color w:val="1F3864"/>
+                <w:sz w:val="16"/>
+                <w:szCs w:val="16"/>
+              </w:rPr>
+              <w:t xml:space="preserve">📹 VIDEO:</w:t>
+            </w:r>
+          </w:p>
+          <w:p>
+            <w:pPr>
+              <w:spacing w:after="20" w:before="0"/>
+            </w:pPr>
+            <w:hyperlink w:history="1" r:id="rIdmvmpido1ri0-yyxyjdyy2">
               <w:r>
                 <w:rPr>
                   <w:rFonts w:ascii="Arial" w:cs="Arial" w:eastAsia="Arial" w:hAnsi="Arial"/>
@@ -9031,6 +9636,22 @@
           </w:p>
           <w:p>
             <w:pPr>
+              <w:spacing w:after="20" w:before="0"/>
+            </w:pPr>
+            <w:r>
+              <w:rPr>
+                <w:rFonts w:ascii="Arial" w:cs="Arial" w:eastAsia="Arial" w:hAnsi="Arial"/>
+                <w:i/>
+                <w:iCs/>
+                <w:color w:val="595959"/>
+                <w:sz w:val="16"/>
+                <w:szCs w:val="16"/>
+              </w:rPr>
+              <w:t xml:space="preserve">Related topic: not an exact match for this lesson.</w:t>
+            </w:r>
+          </w:p>
+          <w:p>
+            <w:pPr>
               <w:spacing w:after="10" w:before="0"/>
               <w:ind w:left="120"/>
             </w:pPr>
@@ -9049,7 +9670,7 @@
               <w:spacing w:after="10" w:before="0"/>
               <w:ind w:left="120"/>
             </w:pPr>
-            <w:hyperlink w:history="1" r:id="rIdcjkv_mb2ptnsvive6xf1c">
+            <w:hyperlink w:history="1" r:id="rIdpedncfivarvll4nnuks9s">
               <w:r>
                 <w:rPr>
                   <w:rFonts w:ascii="Arial" w:cs="Arial" w:eastAsia="Arial" w:hAnsi="Arial"/>
@@ -9094,7 +9715,345 @@
             <w:pPr>
               <w:spacing w:after="20" w:before="0"/>
             </w:pPr>
-            <w:hyperlink w:history="1" r:id="rIdqn7newoxcm5xspw5zzupd">
+            <w:hyperlink w:history="1" r:id="rIdfimve8vxtiwtnv0n9egc9">
+              <w:r>
+                <w:rPr>
+                  <w:rFonts w:ascii="Arial" w:cs="Arial" w:eastAsia="Arial" w:hAnsi="Arial"/>
+                  <w:color w:val="2E75B6"/>
+                  <w:sz w:val="16"/>
+                  <w:szCs w:val="16"/>
+                  <w:u w:val="single" w:color="2E75B6"/>
+                </w:rPr>
+                <w:t xml:space="preserve">Linear vs. exponential growth: from data</w:t>
+              </w:r>
+            </w:hyperlink>
+          </w:p>
+          <w:p>
+            <w:pPr>
+              <w:spacing w:after="20" w:before="0"/>
+            </w:pPr>
+            <w:r>
+              <w:rPr>
+                <w:rFonts w:ascii="Arial" w:cs="Arial" w:eastAsia="Arial" w:hAnsi="Arial"/>
+                <w:i/>
+                <w:iCs/>
+                <w:color w:val="595959"/>
+                <w:sz w:val="16"/>
+                <w:szCs w:val="16"/>
+              </w:rPr>
+              <w:t xml:space="preserve">Related topic: not an exact match for this lesson.</w:t>
+            </w:r>
+          </w:p>
+          <w:p>
+            <w:pPr>
+              <w:spacing w:after="10" w:before="0"/>
+              <w:ind w:left="120"/>
+            </w:pPr>
+            <w:r>
+              <w:rPr>
+                <w:rFonts w:ascii="Arial" w:cs="Arial" w:eastAsia="Arial" w:hAnsi="Arial"/>
+                <w:color w:val="595959"/>
+                <w:sz w:val="14"/>
+                <w:szCs w:val="14"/>
+              </w:rPr>
+              <w:t xml:space="preserve">Source: Khan Academy (English - US curriculum)</w:t>
+            </w:r>
+          </w:p>
+          <w:p>
+            <w:pPr>
+              <w:spacing w:after="10" w:before="0"/>
+              <w:ind w:left="120"/>
+            </w:pPr>
+            <w:hyperlink w:history="1" r:id="rIdv2cvsn8mggdvblaimjgkk">
+              <w:r>
+                <w:rPr>
+                  <w:rFonts w:ascii="Arial" w:cs="Arial" w:eastAsia="Arial" w:hAnsi="Arial"/>
+                  <w:color w:val="595959"/>
+                  <w:sz w:val="14"/>
+                  <w:szCs w:val="14"/>
+                  <w:u w:val="single" w:color="595959"/>
+                </w:rPr>
+                <w:t xml:space="preserve">🔍 Search ARES for similar readings</w:t>
+              </w:r>
+            </w:hyperlink>
+          </w:p>
+        </w:tc>
+        <w:tc>
+          <w:tcPr>
+            <w:tcW w:type="dxa" w:w="3040"/>
+            <w:shd w:fill="FFFFFF" w:color="auto" w:val="clear"/>
+            <w:tcMar>
+              <w:top w:type="dxa" w:w="60"/>
+              <w:left w:type="dxa" w:w="120"/>
+              <w:bottom w:type="dxa" w:w="60"/>
+              <w:right w:type="dxa" w:w="120"/>
+            </w:tcMar>
+            <w:vAlign w:val="top"/>
+          </w:tcPr>
+          <w:p>
+            <w:pPr>
+              <w:spacing w:after="40" w:before="0"/>
+              <w:jc w:val="left"/>
+            </w:pPr>
+            <w:r>
+              <w:rPr>
+                <w:rFonts w:ascii="Arial" w:cs="Arial" w:eastAsia="Arial" w:hAnsi="Arial"/>
+                <w:b w:val="false"/>
+                <w:bCs w:val="false"/>
+                <w:i w:val="false"/>
+                <w:iCs w:val="false"/>
+                <w:color w:val="000000"/>
+                <w:sz w:val="18"/>
+                <w:szCs w:val="18"/>
+              </w:rPr>
+              <w:t xml:space="preserve">(20 min) Gallery Walk: each group posts its graph and growth rate table on the wall. Groups rotate every 3 minutes with sticky notes giving one 'star' (what is correct) and one 'wish' (what could improve) using a peer rubric (accuracy of plot, correct calculation, clear phase labels). Back at their seats, each learner writes a CER response to the question: 'Why does the chick's graph form a smooth S-shape while the grasshopper's graph forms steps?' Claim: a one-sentence answer. Evidence: at least two data values or growth rates from the graphs. Reasoning: link to biology (the chick has no rigid exoskeleton so body cells and tissues can increase continuously; early growth is slow while the animal adjusts and has few cells, then cell division gives rapid growth, then resources and genetic limits slow growth until adult size is reached; the grasshopper's hard exoskeleton cannot stretch so size increases only after moulting). Learners then compare their weeks 0-10 graph with their earlier predictions and explain any change in thinking in pairs.</w:t>
+            </w:r>
+          </w:p>
+        </w:tc>
+        <w:tc>
+          <w:tcPr>
+            <w:tcW w:type="dxa" w:w="3040"/>
+            <w:shd w:fill="F2F2F2" w:color="auto" w:val="clear"/>
+            <w:tcMar>
+              <w:top w:type="dxa" w:w="60"/>
+              <w:left w:type="dxa" w:w="120"/>
+              <w:bottom w:type="dxa" w:w="60"/>
+              <w:right w:type="dxa" w:w="120"/>
+            </w:tcMar>
+            <w:vAlign w:val="top"/>
+          </w:tcPr>
+          <w:p>
+            <w:pPr>
+              <w:spacing w:after="40" w:before="0"/>
+              <w:jc w:val="left"/>
+            </w:pPr>
+            <w:r>
+              <w:rPr>
+                <w:rFonts w:ascii="Arial" w:cs="Arial" w:eastAsia="Arial" w:hAnsi="Arial"/>
+                <w:b w:val="false"/>
+                <w:bCs w:val="false"/>
+                <w:i w:val="false"/>
+                <w:iCs w:val="false"/>
+                <w:color w:val="000000"/>
+                <w:sz w:val="18"/>
+                <w:szCs w:val="18"/>
+              </w:rPr>
+              <w:t xml:space="preserve">Before the walk say: 'Look for evidence, not just neatness.' Circulate during the Gallery Walk and listen for correct vocabulary. Model a CER on the board with another example: 'Claim: growth slows after week 8. Evidence: rate fell from 220 to 40 g/week. Reasoning: the chick is nearing its adult size set by genes and food intake.' Then say: 'Now write yours.' Give WAIT TIME of 10-15 seconds, then cold-call 3 learners to read their reasoning and ask 'Who can add to that?' Probe: 'Why is the lag phase slow if the chick is young and about to grow?' Address misconceptions directly: 'Does the insect melt and rebuild? What does our data say about the steps?' Link to the phenomenon: 'So the grasshopper's exuvia is the cost of having a hard, non-stretching shell.' Collect the CER responses for review.</w:t>
+            </w:r>
+          </w:p>
+        </w:tc>
+        <w:tc>
+          <w:tcPr>
+            <w:tcW w:type="dxa" w:w="3040"/>
+            <w:shd w:fill="FFFFFF" w:color="auto" w:val="clear"/>
+            <w:tcMar>
+              <w:top w:type="dxa" w:w="60"/>
+              <w:left w:type="dxa" w:w="120"/>
+              <w:bottom w:type="dxa" w:w="60"/>
+              <w:right w:type="dxa" w:w="120"/>
+            </w:tcMar>
+            <w:vAlign w:val="top"/>
+          </w:tcPr>
+          <w:p>
+            <w:pPr>
+              <w:spacing w:after="40" w:before="0"/>
+              <w:jc w:val="left"/>
+            </w:pPr>
+            <w:r>
+              <w:rPr>
+                <w:rFonts w:ascii="Arial" w:cs="Arial" w:eastAsia="Arial" w:hAnsi="Arial"/>
+                <w:b w:val="false"/>
+                <w:bCs w:val="false"/>
+                <w:i w:val="false"/>
+                <w:iCs w:val="false"/>
+                <w:color w:val="000000"/>
+                <w:sz w:val="18"/>
+                <w:szCs w:val="18"/>
+              </w:rPr>
+              <w:t xml:space="preserve">Claim-Evidence-Reasoning (CER) modelling together with Gallery Walks for peer review. Gallery Walks let learners see multiple representations and correct each other's errors, while CER forces them to justify the pattern with data and biological mechanism, linking the sigmoid curve to cell division, resource limits and the exoskeleton.</w:t>
+            </w:r>
+          </w:p>
+        </w:tc>
+        <w:tc>
+          <w:tcPr>
+            <w:tcW w:type="dxa" w:w="3040"/>
+            <w:shd w:fill="F2F2F2" w:color="auto" w:val="clear"/>
+            <w:tcMar>
+              <w:top w:type="dxa" w:w="60"/>
+              <w:left w:type="dxa" w:w="120"/>
+              <w:bottom w:type="dxa" w:w="60"/>
+              <w:right w:type="dxa" w:w="120"/>
+            </w:tcMar>
+            <w:vAlign w:val="top"/>
+          </w:tcPr>
+          <w:p>
+            <w:pPr>
+              <w:spacing w:after="40" w:before="0"/>
+              <w:jc w:val="left"/>
+            </w:pPr>
+            <w:r>
+              <w:rPr>
+                <w:rFonts w:ascii="Arial" w:cs="Arial" w:eastAsia="Arial" w:hAnsi="Arial"/>
+                <w:b w:val="false"/>
+                <w:bCs w:val="false"/>
+                <w:i w:val="false"/>
+                <w:iCs w:val="false"/>
+                <w:color w:val="000000"/>
+                <w:sz w:val="18"/>
+                <w:szCs w:val="18"/>
+              </w:rPr>
+              <w:t xml:space="preserve">Peer rubric (stars and wishes) completed for at least two other groups. CER responses: scoring indicators - claim addresses smooth versus stepped growth; evidence includes at least two numerical values with units; reasoning mentions cell division, limiting factors or adult size, and the exoskeleton. Cold-call responses show whether learners can name the four phases in order. Exit ticket (given in the final 5 minutes): 1) Name the phase with the highest growth rate. 2) Calculate the growth rate if a calf rose from 40 kg to 70 kg in 10 weeks. 3) Write one question about what makes an insect start to moult.</w:t>
+            </w:r>
+          </w:p>
+        </w:tc>
+      </w:tr>
+      <w:tr>
+        <w:tc>
+          <w:tcPr>
+            <w:tcW w:type="dxa" w:w="1520"/>
+            <w:shd w:fill="FCE4D6" w:color="auto" w:val="clear"/>
+            <w:tcMar>
+              <w:top w:type="dxa" w:w="60"/>
+              <w:left w:type="dxa" w:w="120"/>
+              <w:bottom w:type="dxa" w:w="60"/>
+              <w:right w:type="dxa" w:w="120"/>
+            </w:tcMar>
+            <w:vAlign w:val="top"/>
+          </w:tcPr>
+          <w:p>
+            <w:pPr>
+              <w:spacing w:after="40" w:before="0"/>
+              <w:jc w:val="left"/>
+            </w:pPr>
+            <w:r>
+              <w:rPr>
+                <w:rFonts w:ascii="Arial" w:cs="Arial" w:eastAsia="Arial" w:hAnsi="Arial"/>
+                <w:b/>
+                <w:bCs/>
+                <w:i w:val="false"/>
+                <w:iCs w:val="false"/>
+                <w:color w:val="000000"/>
+                <w:sz w:val="18"/>
+                <w:szCs w:val="18"/>
+              </w:rPr>
+              <w:t xml:space="preserve">Driving Question Board (DQB) Creation</w:t>
+            </w:r>
+          </w:p>
+          <w:p>
+            <w:pPr>
+              <w:spacing w:after="20" w:before="0"/>
+            </w:pPr>
+            <w:r>
+              <w:rPr>
+                <w:rFonts w:ascii="Arial" w:cs="Arial" w:eastAsia="Arial" w:hAnsi="Arial"/>
+                <w:b/>
+                <w:bCs/>
+                <w:color w:val="1F3864"/>
+                <w:sz w:val="16"/>
+                <w:szCs w:val="16"/>
+              </w:rPr>
+              <w:t xml:space="preserve">📹 VIDEO:</w:t>
+            </w:r>
+          </w:p>
+          <w:p>
+            <w:pPr>
+              <w:spacing w:after="20" w:before="0"/>
+            </w:pPr>
+            <w:hyperlink w:history="1" r:id="rIdhonaozvremd06gwdwik1e">
+              <w:r>
+                <w:rPr>
+                  <w:rFonts w:ascii="Arial" w:cs="Arial" w:eastAsia="Arial" w:hAnsi="Arial"/>
+                  <w:color w:val="2E75B6"/>
+                  <w:sz w:val="16"/>
+                  <w:szCs w:val="16"/>
+                  <w:u w:val="single" w:color="2E75B6"/>
+                </w:rPr>
+                <w:t xml:space="preserve">Linear vs. exponential growth: from data (example 2)</w:t>
+              </w:r>
+            </w:hyperlink>
+          </w:p>
+          <w:p>
+            <w:pPr>
+              <w:spacing w:after="20" w:before="0"/>
+            </w:pPr>
+            <w:r>
+              <w:rPr>
+                <w:rFonts w:ascii="Arial" w:cs="Arial" w:eastAsia="Arial" w:hAnsi="Arial"/>
+                <w:i/>
+                <w:iCs/>
+                <w:color w:val="595959"/>
+                <w:sz w:val="16"/>
+                <w:szCs w:val="16"/>
+              </w:rPr>
+              <w:t xml:space="preserve">Related topic: not an exact match for this lesson.</w:t>
+            </w:r>
+          </w:p>
+          <w:p>
+            <w:pPr>
+              <w:spacing w:after="10" w:before="0"/>
+              <w:ind w:left="120"/>
+            </w:pPr>
+            <w:r>
+              <w:rPr>
+                <w:rFonts w:ascii="Arial" w:cs="Arial" w:eastAsia="Arial" w:hAnsi="Arial"/>
+                <w:color w:val="595959"/>
+                <w:sz w:val="14"/>
+                <w:szCs w:val="14"/>
+              </w:rPr>
+              <w:t xml:space="preserve">Source: Khan Academy (English - US curriculum)</w:t>
+            </w:r>
+          </w:p>
+          <w:p>
+            <w:pPr>
+              <w:spacing w:after="10" w:before="0"/>
+              <w:ind w:left="120"/>
+            </w:pPr>
+            <w:hyperlink w:history="1" r:id="rIdidi5skhstdpdxpbkceaew">
+              <w:r>
+                <w:rPr>
+                  <w:rFonts w:ascii="Arial" w:cs="Arial" w:eastAsia="Arial" w:hAnsi="Arial"/>
+                  <w:color w:val="595959"/>
+                  <w:sz w:val="14"/>
+                  <w:szCs w:val="14"/>
+                  <w:u w:val="single" w:color="595959"/>
+                </w:rPr>
+                <w:t xml:space="preserve">🔍 Search ARES for similar videos</w:t>
+              </w:r>
+            </w:hyperlink>
+          </w:p>
+          <w:p>
+            <w:pPr>
+              <w:spacing w:after="40" w:before="0"/>
+            </w:pPr>
+            <w:r>
+              <w:rPr>
+                <w:sz w:val="14"/>
+                <w:szCs w:val="14"/>
+              </w:rPr>
+              <w:t xml:space="preserve"/>
+            </w:r>
+          </w:p>
+          <w:p>
+            <w:pPr>
+              <w:spacing w:after="20" w:before="0"/>
+            </w:pPr>
+            <w:r>
+              <w:rPr>
+                <w:rFonts w:ascii="Arial" w:cs="Arial" w:eastAsia="Arial" w:hAnsi="Arial"/>
+                <w:b/>
+                <w:bCs/>
+                <w:color w:val="1F3864"/>
+                <w:sz w:val="16"/>
+                <w:szCs w:val="16"/>
+              </w:rPr>
+              <w:t xml:space="preserve">📖 EXERCISE:</w:t>
+            </w:r>
+          </w:p>
+          <w:p>
+            <w:pPr>
+              <w:spacing w:after="20" w:before="0"/>
+            </w:pPr>
+            <w:hyperlink w:history="1" r:id="rIdn6kwvouubnsdh2ntkzcly">
               <w:r>
                 <w:rPr>
                   <w:rFonts w:ascii="Arial" w:cs="Arial" w:eastAsia="Arial" w:hAnsi="Arial"/>
@@ -9109,6 +10068,22 @@
           </w:p>
           <w:p>
             <w:pPr>
+              <w:spacing w:after="20" w:before="0"/>
+            </w:pPr>
+            <w:r>
+              <w:rPr>
+                <w:rFonts w:ascii="Arial" w:cs="Arial" w:eastAsia="Arial" w:hAnsi="Arial"/>
+                <w:i/>
+                <w:iCs/>
+                <w:color w:val="595959"/>
+                <w:sz w:val="16"/>
+                <w:szCs w:val="16"/>
+              </w:rPr>
+              <w:t xml:space="preserve">Related topic: not an exact match for this lesson.</w:t>
+            </w:r>
+          </w:p>
+          <w:p>
+            <w:pPr>
               <w:spacing w:after="10" w:before="0"/>
               <w:ind w:left="120"/>
             </w:pPr>
@@ -9127,7 +10102,7 @@
               <w:spacing w:after="10" w:before="0"/>
               <w:ind w:left="120"/>
             </w:pPr>
-            <w:hyperlink w:history="1" r:id="rIdb_jpllklpscbqpyfnqxpn">
+            <w:hyperlink w:history="1" r:id="rId0r_74zsq0l7w_gtlwfloj">
               <w:r>
                 <w:rPr>
                   <w:rFonts w:ascii="Arial" w:cs="Arial" w:eastAsia="Arial" w:hAnsi="Arial"/>
@@ -9169,7 +10144,7 @@
                 <w:sz w:val="18"/>
                 <w:szCs w:val="18"/>
               </w:rPr>
-              <w:t xml:space="preserve">(25 min) In groups of 4 with assigned roles (Data Recorder, Plotter, Calculator, Spokesperson - practising leadership and Unity), learners receive printed data sheets: Data Set A: Broiler chick mass (g) at weeks 0-10 from a Kiambu poultry farm; Data Set B: Child height (cm) from age 0-20 in Kenya; Data Set C: Grasshopper nymph body length (mm) over 60 days with moult days marked. Each group plots Set A on graph paper (mass against time), joins points with a smooth line, and labels where growth is slow, fastest, slowing and levelling. Using calculators and the formula Growth rate = (final value - initial value) / time interval, they calculate growth rate for four intervals: lag (e.g., weeks 0-1), exponential (e.g., weeks 3-6), deceleration (weeks 7-8) and stationary (weeks 9-10). They record answers with units (g/week) in a table. Faster groups plot Set B or C and compare. Learners note that the grasshopper graph stays flat between moults and jumps at moulting, unlike the smooth chick curve. If live grasshoppers are shown, they remain in ventilated containers and are handled gently.</w:t>
+              <w:t xml:space="preserve">(10 min) Learners revisit the Driving Question Board with the central question: 'How does an animal outgrow its own hard shell, and why do some animals radically change shape while others just grow bigger?' Each learner writes one new question on a sticky note from today's work (for example: 'What tells the grasshopper nymph that it is time to moult?', 'Why do chicks stop growing at a certain size?', 'Do caterpillars show a sigmoid curve?', 'What controls the sudden jumps in the insect graph?'). They post it under the headings Growth Pattern, Control of Growth, and Metamorphosis. The class then moves earlier questions that today's evidence answered (for example, 'Do all animals grow the same way?') to an 'Answered' section, with the evidence cited.</w:t>
             </w:r>
           </w:p>
         </w:tc>
@@ -9201,7 +10176,7 @@
                 <w:sz w:val="18"/>
                 <w:szCs w:val="18"/>
               </w:rPr>
-              <w:t xml:space="preserve">Model the first calculation on the board: 'From week 3 at 300 g to week 4 at 520 g: (520 - 300) / 1 = 220 g per week.' Say: 'Always write the units.' Circulate with a checklist and ask oral probes: 'Which part of your graph is steepest? What does steepness tell you about the growth rate?' and 'Why is the growth rate near zero in the last weeks?' Give WAIT TIME of 10-15 seconds after each probe. Check graph accuracy: axes labelled, uniform scale, points plotted correctly. Say: 'Check your partner's plot before you draw the line.' Ask each group: 'What happened at the moult days in Set C?' Remind groups with live insects to keep them shaded and release them correctly afterward. Provide print-based sheets for all groups and extra calculators for sharing. Support struggling groups with a partly completed table.</w:t>
+              <w:t xml:space="preserve">Say: 'Take 2 minutes to write a question that today's graphs made you wonder.' Give WAIT TIME of 10-15 seconds before writing starts. Cold-call 4 learners to read and place questions, asking 'Which category does this fit, and why?' Move answered questions and ask 'What evidence from today lets us move it?' Highlight and read aloud the questions about what triggers and controls timing: 'Many of you ask what makes the insect moult at that moment. That is exactly our next investigation.' Keep the board visible in the classroom.</w:t>
             </w:r>
           </w:p>
         </w:tc>
@@ -9233,7 +10208,7 @@
                 <w:sz w:val="18"/>
                 <w:szCs w:val="18"/>
               </w:rPr>
-              <w:t xml:space="preserve">Predict-Observe-Explain (Observe step) with data analysis: learners build the evidence themselves by plotting and calculating rather than being told the shape. Turning numbers into a graph and rates makes the four phases visible and quantifiable, and comparing Set A with Set C shows how a rigid exoskeleton changes the pattern.</w:t>
+              <w:t xml:space="preserve">Driving Question Board with Think-Pair-Share: pairs briefly share their questions before posting. Posting and categorising questions shows learners that evidence generates new questions and gives them ownership of the learning path into Lesson 4.</w:t>
             </w:r>
           </w:p>
         </w:tc>
@@ -9265,7 +10240,7 @@
                 <w:sz w:val="18"/>
                 <w:szCs w:val="18"/>
               </w:rPr>
-              <w:t xml:space="preserve">Growth curve graph check: use a quick checklist per group (axes labelled with units, even scales, points accurate within half a square, smooth S-shaped line, four phases labelled). Check the growth rate table: correct formula use and units (g/week). Oral probes: learners should say that exponential-phase growth rate is greatest and stationary-phase is near zero. Note groups who cannot connect steepness with rate for re-teaching.</w:t>
+              <w:t xml:space="preserve">Observable indicators: every learner posts at least one question; at least some questions move from 'what' to 'what causes/controls' (higher-level thinking). Note the number of questions on hormonal control as a sign of readiness for Lesson 4. Listen to whether the reasoning given for moving answered questions cites data.</w:t>
             </w:r>
           </w:p>
         </w:tc>
@@ -9274,32 +10249,32 @@
         <w:tc>
           <w:tcPr>
             <w:tcW w:type="dxa" w:w="1520"/>
-            <w:shd w:fill="E2EFDA" w:color="auto" w:val="clear"/>
-            <w:tcMar>
-              <w:top w:type="dxa" w:w="60"/>
-              <w:left w:type="dxa" w:w="120"/>
-              <w:bottom w:type="dxa" w:w="60"/>
-              <w:right w:type="dxa" w:w="120"/>
-            </w:tcMar>
-            <w:vAlign w:val="top"/>
-          </w:tcPr>
-          <w:p>
-            <w:pPr>
-              <w:spacing w:after="40" w:before="0"/>
-              <w:jc w:val="left"/>
-            </w:pPr>
-            <w:r>
-              <w:rPr>
-                <w:rFonts w:ascii="Arial" w:cs="Arial" w:eastAsia="Arial" w:hAnsi="Arial"/>
-                <w:b/>
-                <w:bCs/>
-                <w:i w:val="false"/>
-                <w:iCs w:val="false"/>
-                <w:color w:val="000000"/>
-                <w:sz w:val="18"/>
-                <w:szCs w:val="18"/>
-              </w:rPr>
-              <w:t xml:space="preserve">Explain Phase</w:t>
+            <w:shd w:fill="D5E8F0" w:color="auto" w:val="clear"/>
+            <w:tcMar>
+              <w:top w:type="dxa" w:w="60"/>
+              <w:left w:type="dxa" w:w="120"/>
+              <w:bottom w:type="dxa" w:w="60"/>
+              <w:right w:type="dxa" w:w="120"/>
+            </w:tcMar>
+            <w:vAlign w:val="top"/>
+          </w:tcPr>
+          <w:p>
+            <w:pPr>
+              <w:spacing w:after="40" w:before="0"/>
+              <w:jc w:val="left"/>
+            </w:pPr>
+            <w:r>
+              <w:rPr>
+                <w:rFonts w:ascii="Arial" w:cs="Arial" w:eastAsia="Arial" w:hAnsi="Arial"/>
+                <w:b/>
+                <w:bCs/>
+                <w:i w:val="false"/>
+                <w:iCs w:val="false"/>
+                <w:color w:val="000000"/>
+                <w:sz w:val="18"/>
+                <w:szCs w:val="18"/>
+              </w:rPr>
+              <w:t xml:space="preserve">Model Building Phase</w:t>
             </w:r>
           </w:p>
           <w:p>
@@ -9322,7 +10297,7 @@
             <w:pPr>
               <w:spacing w:after="20" w:before="0"/>
             </w:pPr>
-            <w:hyperlink w:history="1" r:id="rIdkaaen2x3difhmywogri_i">
+            <w:hyperlink w:history="1" r:id="rIdddquhsqv6cz-ixu-l-g4s">
               <w:r>
                 <w:rPr>
                   <w:rFonts w:ascii="Arial" w:cs="Arial" w:eastAsia="Arial" w:hAnsi="Arial"/>
@@ -9331,9 +10306,25 @@
                   <w:szCs w:val="16"/>
                   <w:u w:val="single" w:color="2E75B6"/>
                 </w:rPr>
-                <w:t xml:space="preserve">Linear vs. exponential growth: from data (example 2)</w:t>
+                <w:t xml:space="preserve">Exponential and logistic growth in populations</w:t>
               </w:r>
             </w:hyperlink>
+          </w:p>
+          <w:p>
+            <w:pPr>
+              <w:spacing w:after="20" w:before="0"/>
+            </w:pPr>
+            <w:r>
+              <w:rPr>
+                <w:rFonts w:ascii="Arial" w:cs="Arial" w:eastAsia="Arial" w:hAnsi="Arial"/>
+                <w:i/>
+                <w:iCs/>
+                <w:color w:val="595959"/>
+                <w:sz w:val="16"/>
+                <w:szCs w:val="16"/>
+              </w:rPr>
+              <w:t xml:space="preserve">Related topic: not an exact match for this lesson.</w:t>
+            </w:r>
           </w:p>
           <w:p>
             <w:pPr>
@@ -9355,7 +10346,7 @@
               <w:spacing w:after="10" w:before="0"/>
               <w:ind w:left="120"/>
             </w:pPr>
-            <w:hyperlink w:history="1" r:id="rIdmcj9jdlo_poyq78cvhriw">
+            <w:hyperlink w:history="1" r:id="rIdr0qbhzwmojewtp45rm7rv">
               <w:r>
                 <w:rPr>
                   <w:rFonts w:ascii="Arial" w:cs="Arial" w:eastAsia="Arial" w:hAnsi="Arial"/>
@@ -9400,7 +10391,7 @@
             <w:pPr>
               <w:spacing w:after="20" w:before="0"/>
             </w:pPr>
-            <w:hyperlink w:history="1" r:id="rIdl_qptglaopa4eiztyapyq">
+            <w:hyperlink w:history="1" r:id="rIdjp1qjr08frqmxp-vhbeqw">
               <w:r>
                 <w:rPr>
                   <w:rFonts w:ascii="Arial" w:cs="Arial" w:eastAsia="Arial" w:hAnsi="Arial"/>
@@ -9415,6 +10406,22 @@
           </w:p>
           <w:p>
             <w:pPr>
+              <w:spacing w:after="20" w:before="0"/>
+            </w:pPr>
+            <w:r>
+              <w:rPr>
+                <w:rFonts w:ascii="Arial" w:cs="Arial" w:eastAsia="Arial" w:hAnsi="Arial"/>
+                <w:i/>
+                <w:iCs/>
+                <w:color w:val="595959"/>
+                <w:sz w:val="16"/>
+                <w:szCs w:val="16"/>
+              </w:rPr>
+              <w:t xml:space="preserve">Related topic: not an exact match for this lesson.</w:t>
+            </w:r>
+          </w:p>
+          <w:p>
+            <w:pPr>
               <w:spacing w:after="10" w:before="0"/>
               <w:ind w:left="120"/>
             </w:pPr>
@@ -9433,619 +10440,7 @@
               <w:spacing w:after="10" w:before="0"/>
               <w:ind w:left="120"/>
             </w:pPr>
-            <w:hyperlink w:history="1" r:id="rIdreq8tnfvqlpwd4bcm6rhq">
-              <w:r>
-                <w:rPr>
-                  <w:rFonts w:ascii="Arial" w:cs="Arial" w:eastAsia="Arial" w:hAnsi="Arial"/>
-                  <w:color w:val="595959"/>
-                  <w:sz w:val="14"/>
-                  <w:szCs w:val="14"/>
-                  <w:u w:val="single" w:color="595959"/>
-                </w:rPr>
-                <w:t xml:space="preserve">🔍 Search ARES for similar readings</w:t>
-              </w:r>
-            </w:hyperlink>
-          </w:p>
-        </w:tc>
-        <w:tc>
-          <w:tcPr>
-            <w:tcW w:type="dxa" w:w="3040"/>
-            <w:shd w:fill="FFFFFF" w:color="auto" w:val="clear"/>
-            <w:tcMar>
-              <w:top w:type="dxa" w:w="60"/>
-              <w:left w:type="dxa" w:w="120"/>
-              <w:bottom w:type="dxa" w:w="60"/>
-              <w:right w:type="dxa" w:w="120"/>
-            </w:tcMar>
-            <w:vAlign w:val="top"/>
-          </w:tcPr>
-          <w:p>
-            <w:pPr>
-              <w:spacing w:after="40" w:before="0"/>
-              <w:jc w:val="left"/>
-            </w:pPr>
-            <w:r>
-              <w:rPr>
-                <w:rFonts w:ascii="Arial" w:cs="Arial" w:eastAsia="Arial" w:hAnsi="Arial"/>
-                <w:b w:val="false"/>
-                <w:bCs w:val="false"/>
-                <w:i w:val="false"/>
-                <w:iCs w:val="false"/>
-                <w:color w:val="000000"/>
-                <w:sz w:val="18"/>
-                <w:szCs w:val="18"/>
-              </w:rPr>
-              <w:t xml:space="preserve">(20 min) Gallery Walk: each group posts its graph and growth rate table on the wall. Groups rotate every 3 minutes with sticky notes giving one 'star' (what is correct) and one 'wish' (what could improve) using a peer rubric (accuracy of plot, correct calculation, clear phase labels). Back at their seats, each learner writes a CER response to the question: 'Why does the chick's graph form a smooth S-shape while the grasshopper's graph forms steps?' Claim: a one-sentence answer. Evidence: at least two data values or growth rates from the graphs. Reasoning: link to biology (the chick has no rigid exoskeleton so body cells and tissues can increase continuously; early growth is slow while the animal adjusts and has few cells, then cell division gives rapid growth, then resources and genetic limits slow growth until adult size is reached; the grasshopper's hard exoskeleton cannot stretch so size increases only after moulting). Learners then compare their weeks 0-10 graph with their earlier predictions and explain any change in thinking in pairs.</w:t>
-            </w:r>
-          </w:p>
-        </w:tc>
-        <w:tc>
-          <w:tcPr>
-            <w:tcW w:type="dxa" w:w="3040"/>
-            <w:shd w:fill="F2F2F2" w:color="auto" w:val="clear"/>
-            <w:tcMar>
-              <w:top w:type="dxa" w:w="60"/>
-              <w:left w:type="dxa" w:w="120"/>
-              <w:bottom w:type="dxa" w:w="60"/>
-              <w:right w:type="dxa" w:w="120"/>
-            </w:tcMar>
-            <w:vAlign w:val="top"/>
-          </w:tcPr>
-          <w:p>
-            <w:pPr>
-              <w:spacing w:after="40" w:before="0"/>
-              <w:jc w:val="left"/>
-            </w:pPr>
-            <w:r>
-              <w:rPr>
-                <w:rFonts w:ascii="Arial" w:cs="Arial" w:eastAsia="Arial" w:hAnsi="Arial"/>
-                <w:b w:val="false"/>
-                <w:bCs w:val="false"/>
-                <w:i w:val="false"/>
-                <w:iCs w:val="false"/>
-                <w:color w:val="000000"/>
-                <w:sz w:val="18"/>
-                <w:szCs w:val="18"/>
-              </w:rPr>
-              <w:t xml:space="preserve">Before the walk say: 'Look for evidence, not just neatness.' Circulate during the Gallery Walk and listen for correct vocabulary. Model a CER on the board with another example: 'Claim: growth slows after week 8. Evidence: rate fell from 220 to 40 g/week. Reasoning: the chick is nearing its adult size set by genes and food intake.' Then say: 'Now write yours.' Give WAIT TIME of 10-15 seconds, then cold-call 3 learners to read their reasoning and ask 'Who can add to that?' Probe: 'Why is the lag phase slow if the chick is young and about to grow?' Address misconceptions directly: 'Does the insect melt and rebuild? What does our data say about the steps?' Link to the phenomenon: 'So the grasshopper's exuvia is the cost of having a hard, non-stretching shell.' Collect the CER responses for review.</w:t>
-            </w:r>
-          </w:p>
-        </w:tc>
-        <w:tc>
-          <w:tcPr>
-            <w:tcW w:type="dxa" w:w="3040"/>
-            <w:shd w:fill="FFFFFF" w:color="auto" w:val="clear"/>
-            <w:tcMar>
-              <w:top w:type="dxa" w:w="60"/>
-              <w:left w:type="dxa" w:w="120"/>
-              <w:bottom w:type="dxa" w:w="60"/>
-              <w:right w:type="dxa" w:w="120"/>
-            </w:tcMar>
-            <w:vAlign w:val="top"/>
-          </w:tcPr>
-          <w:p>
-            <w:pPr>
-              <w:spacing w:after="40" w:before="0"/>
-              <w:jc w:val="left"/>
-            </w:pPr>
-            <w:r>
-              <w:rPr>
-                <w:rFonts w:ascii="Arial" w:cs="Arial" w:eastAsia="Arial" w:hAnsi="Arial"/>
-                <w:b w:val="false"/>
-                <w:bCs w:val="false"/>
-                <w:i w:val="false"/>
-                <w:iCs w:val="false"/>
-                <w:color w:val="000000"/>
-                <w:sz w:val="18"/>
-                <w:szCs w:val="18"/>
-              </w:rPr>
-              <w:t xml:space="preserve">Claim-Evidence-Reasoning (CER) modelling together with Gallery Walks for peer review. Gallery Walks let learners see multiple representations and correct each other's errors, while CER forces them to justify the pattern with data and biological mechanism, linking the sigmoid curve to cell division, resource limits and the exoskeleton.</w:t>
-            </w:r>
-          </w:p>
-        </w:tc>
-        <w:tc>
-          <w:tcPr>
-            <w:tcW w:type="dxa" w:w="3040"/>
-            <w:shd w:fill="F2F2F2" w:color="auto" w:val="clear"/>
-            <w:tcMar>
-              <w:top w:type="dxa" w:w="60"/>
-              <w:left w:type="dxa" w:w="120"/>
-              <w:bottom w:type="dxa" w:w="60"/>
-              <w:right w:type="dxa" w:w="120"/>
-            </w:tcMar>
-            <w:vAlign w:val="top"/>
-          </w:tcPr>
-          <w:p>
-            <w:pPr>
-              <w:spacing w:after="40" w:before="0"/>
-              <w:jc w:val="left"/>
-            </w:pPr>
-            <w:r>
-              <w:rPr>
-                <w:rFonts w:ascii="Arial" w:cs="Arial" w:eastAsia="Arial" w:hAnsi="Arial"/>
-                <w:b w:val="false"/>
-                <w:bCs w:val="false"/>
-                <w:i w:val="false"/>
-                <w:iCs w:val="false"/>
-                <w:color w:val="000000"/>
-                <w:sz w:val="18"/>
-                <w:szCs w:val="18"/>
-              </w:rPr>
-              <w:t xml:space="preserve">Peer rubric (stars and wishes) completed for at least two other groups. CER responses: scoring indicators - claim addresses smooth versus stepped growth; evidence includes at least two numerical values with units; reasoning mentions cell division, limiting factors or adult size, and the exoskeleton. Cold-call responses show whether learners can name the four phases in order. Exit ticket (given in the final 5 minutes): 1) Name the phase with the highest growth rate. 2) Calculate the growth rate if a calf rose from 40 kg to 70 kg in 10 weeks. 3) Write one question about what makes an insect start to moult.</w:t>
-            </w:r>
-          </w:p>
-        </w:tc>
-      </w:tr>
-      <w:tr>
-        <w:tc>
-          <w:tcPr>
-            <w:tcW w:type="dxa" w:w="1520"/>
-            <w:shd w:fill="FCE4D6" w:color="auto" w:val="clear"/>
-            <w:tcMar>
-              <w:top w:type="dxa" w:w="60"/>
-              <w:left w:type="dxa" w:w="120"/>
-              <w:bottom w:type="dxa" w:w="60"/>
-              <w:right w:type="dxa" w:w="120"/>
-            </w:tcMar>
-            <w:vAlign w:val="top"/>
-          </w:tcPr>
-          <w:p>
-            <w:pPr>
-              <w:spacing w:after="40" w:before="0"/>
-              <w:jc w:val="left"/>
-            </w:pPr>
-            <w:r>
-              <w:rPr>
-                <w:rFonts w:ascii="Arial" w:cs="Arial" w:eastAsia="Arial" w:hAnsi="Arial"/>
-                <w:b/>
-                <w:bCs/>
-                <w:i w:val="false"/>
-                <w:iCs w:val="false"/>
-                <w:color w:val="000000"/>
-                <w:sz w:val="18"/>
-                <w:szCs w:val="18"/>
-              </w:rPr>
-              <w:t xml:space="preserve">Driving Question Board (DQB) Creation</w:t>
-            </w:r>
-          </w:p>
-          <w:p>
-            <w:pPr>
-              <w:spacing w:after="20" w:before="0"/>
-            </w:pPr>
-            <w:r>
-              <w:rPr>
-                <w:rFonts w:ascii="Arial" w:cs="Arial" w:eastAsia="Arial" w:hAnsi="Arial"/>
-                <w:b/>
-                <w:bCs/>
-                <w:color w:val="1F3864"/>
-                <w:sz w:val="16"/>
-                <w:szCs w:val="16"/>
-              </w:rPr>
-              <w:t xml:space="preserve">📹 VIDEO:</w:t>
-            </w:r>
-          </w:p>
-          <w:p>
-            <w:pPr>
-              <w:spacing w:after="20" w:before="0"/>
-            </w:pPr>
-            <w:hyperlink w:history="1" r:id="rIdfsretys-nbbhx10pfw3ot">
-              <w:r>
-                <w:rPr>
-                  <w:rFonts w:ascii="Arial" w:cs="Arial" w:eastAsia="Arial" w:hAnsi="Arial"/>
-                  <w:color w:val="2E75B6"/>
-                  <w:sz w:val="16"/>
-                  <w:szCs w:val="16"/>
-                  <w:u w:val="single" w:color="2E75B6"/>
-                </w:rPr>
-                <w:t xml:space="preserve">Exponential and logistic growth in populations</w:t>
-              </w:r>
-            </w:hyperlink>
-          </w:p>
-          <w:p>
-            <w:pPr>
-              <w:spacing w:after="10" w:before="0"/>
-              <w:ind w:left="120"/>
-            </w:pPr>
-            <w:r>
-              <w:rPr>
-                <w:rFonts w:ascii="Arial" w:cs="Arial" w:eastAsia="Arial" w:hAnsi="Arial"/>
-                <w:color w:val="595959"/>
-                <w:sz w:val="14"/>
-                <w:szCs w:val="14"/>
-              </w:rPr>
-              <w:t xml:space="preserve">Source: Khan Academy (English - US curriculum)</w:t>
-            </w:r>
-          </w:p>
-          <w:p>
-            <w:pPr>
-              <w:spacing w:after="10" w:before="0"/>
-              <w:ind w:left="120"/>
-            </w:pPr>
-            <w:hyperlink w:history="1" r:id="rIdqztwgjqoj2fnrm8dgtln2">
-              <w:r>
-                <w:rPr>
-                  <w:rFonts w:ascii="Arial" w:cs="Arial" w:eastAsia="Arial" w:hAnsi="Arial"/>
-                  <w:color w:val="595959"/>
-                  <w:sz w:val="14"/>
-                  <w:szCs w:val="14"/>
-                  <w:u w:val="single" w:color="595959"/>
-                </w:rPr>
-                <w:t xml:space="preserve">🔍 Search ARES for similar videos</w:t>
-              </w:r>
-            </w:hyperlink>
-          </w:p>
-          <w:p>
-            <w:pPr>
-              <w:spacing w:after="40" w:before="0"/>
-            </w:pPr>
-            <w:r>
-              <w:rPr>
-                <w:sz w:val="14"/>
-                <w:szCs w:val="14"/>
-              </w:rPr>
-              <w:t xml:space="preserve"/>
-            </w:r>
-          </w:p>
-          <w:p>
-            <w:pPr>
-              <w:spacing w:after="20" w:before="0"/>
-            </w:pPr>
-            <w:r>
-              <w:rPr>
-                <w:rFonts w:ascii="Arial" w:cs="Arial" w:eastAsia="Arial" w:hAnsi="Arial"/>
-                <w:b/>
-                <w:bCs/>
-                <w:color w:val="1F3864"/>
-                <w:sz w:val="16"/>
-                <w:szCs w:val="16"/>
-              </w:rPr>
-              <w:t xml:space="preserve">📖 EXERCISE:</w:t>
-            </w:r>
-          </w:p>
-          <w:p>
-            <w:pPr>
-              <w:spacing w:after="20" w:before="0"/>
-            </w:pPr>
-            <w:hyperlink w:history="1" r:id="rIdbqhoqtawm_e9j8lkden_p">
-              <w:r>
-                <w:rPr>
-                  <w:rFonts w:ascii="Arial" w:cs="Arial" w:eastAsia="Arial" w:hAnsi="Arial"/>
-                  <w:color w:val="2E75B6"/>
-                  <w:sz w:val="16"/>
-                  <w:szCs w:val="16"/>
-                  <w:u w:val="single" w:color="2E75B6"/>
-                </w:rPr>
-                <w:t xml:space="preserve">Linear vs. exponential growth: from data</w:t>
-              </w:r>
-            </w:hyperlink>
-          </w:p>
-          <w:p>
-            <w:pPr>
-              <w:spacing w:after="10" w:before="0"/>
-              <w:ind w:left="120"/>
-            </w:pPr>
-            <w:r>
-              <w:rPr>
-                <w:rFonts w:ascii="Arial" w:cs="Arial" w:eastAsia="Arial" w:hAnsi="Arial"/>
-                <w:color w:val="595959"/>
-                <w:sz w:val="14"/>
-                <w:szCs w:val="14"/>
-              </w:rPr>
-              <w:t xml:space="preserve">Source: Khan Academy (English - US curriculum)</w:t>
-            </w:r>
-          </w:p>
-          <w:p>
-            <w:pPr>
-              <w:spacing w:after="10" w:before="0"/>
-              <w:ind w:left="120"/>
-            </w:pPr>
-            <w:hyperlink w:history="1" r:id="rIdiu6s1cc90nn8vteujzuuk">
-              <w:r>
-                <w:rPr>
-                  <w:rFonts w:ascii="Arial" w:cs="Arial" w:eastAsia="Arial" w:hAnsi="Arial"/>
-                  <w:color w:val="595959"/>
-                  <w:sz w:val="14"/>
-                  <w:szCs w:val="14"/>
-                  <w:u w:val="single" w:color="595959"/>
-                </w:rPr>
-                <w:t xml:space="preserve">🔍 Search ARES for similar readings</w:t>
-              </w:r>
-            </w:hyperlink>
-          </w:p>
-        </w:tc>
-        <w:tc>
-          <w:tcPr>
-            <w:tcW w:type="dxa" w:w="3040"/>
-            <w:shd w:fill="FFFFFF" w:color="auto" w:val="clear"/>
-            <w:tcMar>
-              <w:top w:type="dxa" w:w="60"/>
-              <w:left w:type="dxa" w:w="120"/>
-              <w:bottom w:type="dxa" w:w="60"/>
-              <w:right w:type="dxa" w:w="120"/>
-            </w:tcMar>
-            <w:vAlign w:val="top"/>
-          </w:tcPr>
-          <w:p>
-            <w:pPr>
-              <w:spacing w:after="40" w:before="0"/>
-              <w:jc w:val="left"/>
-            </w:pPr>
-            <w:r>
-              <w:rPr>
-                <w:rFonts w:ascii="Arial" w:cs="Arial" w:eastAsia="Arial" w:hAnsi="Arial"/>
-                <w:b w:val="false"/>
-                <w:bCs w:val="false"/>
-                <w:i w:val="false"/>
-                <w:iCs w:val="false"/>
-                <w:color w:val="000000"/>
-                <w:sz w:val="18"/>
-                <w:szCs w:val="18"/>
-              </w:rPr>
-              <w:t xml:space="preserve">(10 min) Learners revisit the Driving Question Board with the central question: 'How does an animal outgrow its own hard shell, and why do some animals radically change shape while others just grow bigger?' Each learner writes one new question on a sticky note from today's work (for example: 'What tells the grasshopper nymph that it is time to moult?', 'Why do chicks stop growing at a certain size?', 'Do caterpillars show a sigmoid curve?', 'What controls the sudden jumps in the insect graph?'). They post it under the headings Growth Pattern, Control of Growth, and Metamorphosis. The class then moves earlier questions that today's evidence answered (for example, 'Do all animals grow the same way?') to an 'Answered' section, with the evidence cited.</w:t>
-            </w:r>
-          </w:p>
-        </w:tc>
-        <w:tc>
-          <w:tcPr>
-            <w:tcW w:type="dxa" w:w="3040"/>
-            <w:shd w:fill="F2F2F2" w:color="auto" w:val="clear"/>
-            <w:tcMar>
-              <w:top w:type="dxa" w:w="60"/>
-              <w:left w:type="dxa" w:w="120"/>
-              <w:bottom w:type="dxa" w:w="60"/>
-              <w:right w:type="dxa" w:w="120"/>
-            </w:tcMar>
-            <w:vAlign w:val="top"/>
-          </w:tcPr>
-          <w:p>
-            <w:pPr>
-              <w:spacing w:after="40" w:before="0"/>
-              <w:jc w:val="left"/>
-            </w:pPr>
-            <w:r>
-              <w:rPr>
-                <w:rFonts w:ascii="Arial" w:cs="Arial" w:eastAsia="Arial" w:hAnsi="Arial"/>
-                <w:b w:val="false"/>
-                <w:bCs w:val="false"/>
-                <w:i w:val="false"/>
-                <w:iCs w:val="false"/>
-                <w:color w:val="000000"/>
-                <w:sz w:val="18"/>
-                <w:szCs w:val="18"/>
-              </w:rPr>
-              <w:t xml:space="preserve">Say: 'Take 2 minutes to write a question that today's graphs made you wonder.' Give WAIT TIME of 10-15 seconds before writing starts. Cold-call 4 learners to read and place questions, asking 'Which category does this fit, and why?' Move answered questions and ask 'What evidence from today lets us move it?' Highlight and read aloud the questions about what triggers and controls timing: 'Many of you ask what makes the insect moult at that moment. That is exactly our next investigation.' Keep the board visible in the classroom.</w:t>
-            </w:r>
-          </w:p>
-        </w:tc>
-        <w:tc>
-          <w:tcPr>
-            <w:tcW w:type="dxa" w:w="3040"/>
-            <w:shd w:fill="FFFFFF" w:color="auto" w:val="clear"/>
-            <w:tcMar>
-              <w:top w:type="dxa" w:w="60"/>
-              <w:left w:type="dxa" w:w="120"/>
-              <w:bottom w:type="dxa" w:w="60"/>
-              <w:right w:type="dxa" w:w="120"/>
-            </w:tcMar>
-            <w:vAlign w:val="top"/>
-          </w:tcPr>
-          <w:p>
-            <w:pPr>
-              <w:spacing w:after="40" w:before="0"/>
-              <w:jc w:val="left"/>
-            </w:pPr>
-            <w:r>
-              <w:rPr>
-                <w:rFonts w:ascii="Arial" w:cs="Arial" w:eastAsia="Arial" w:hAnsi="Arial"/>
-                <w:b w:val="false"/>
-                <w:bCs w:val="false"/>
-                <w:i w:val="false"/>
-                <w:iCs w:val="false"/>
-                <w:color w:val="000000"/>
-                <w:sz w:val="18"/>
-                <w:szCs w:val="18"/>
-              </w:rPr>
-              <w:t xml:space="preserve">Driving Question Board with Think-Pair-Share: pairs briefly share their questions before posting. Posting and categorising questions shows learners that evidence generates new questions and gives them ownership of the learning path into Lesson 4.</w:t>
-            </w:r>
-          </w:p>
-        </w:tc>
-        <w:tc>
-          <w:tcPr>
-            <w:tcW w:type="dxa" w:w="3040"/>
-            <w:shd w:fill="F2F2F2" w:color="auto" w:val="clear"/>
-            <w:tcMar>
-              <w:top w:type="dxa" w:w="60"/>
-              <w:left w:type="dxa" w:w="120"/>
-              <w:bottom w:type="dxa" w:w="60"/>
-              <w:right w:type="dxa" w:w="120"/>
-            </w:tcMar>
-            <w:vAlign w:val="top"/>
-          </w:tcPr>
-          <w:p>
-            <w:pPr>
-              <w:spacing w:after="40" w:before="0"/>
-              <w:jc w:val="left"/>
-            </w:pPr>
-            <w:r>
-              <w:rPr>
-                <w:rFonts w:ascii="Arial" w:cs="Arial" w:eastAsia="Arial" w:hAnsi="Arial"/>
-                <w:b w:val="false"/>
-                <w:bCs w:val="false"/>
-                <w:i w:val="false"/>
-                <w:iCs w:val="false"/>
-                <w:color w:val="000000"/>
-                <w:sz w:val="18"/>
-                <w:szCs w:val="18"/>
-              </w:rPr>
-              <w:t xml:space="preserve">Observable indicators: every learner posts at least one question; at least some questions move from 'what' to 'what causes/controls' (higher-level thinking). Note the number of questions on hormonal control as a sign of readiness for Lesson 4. Listen to whether the reasoning given for moving answered questions cites data.</w:t>
-            </w:r>
-          </w:p>
-        </w:tc>
-      </w:tr>
-      <w:tr>
-        <w:tc>
-          <w:tcPr>
-            <w:tcW w:type="dxa" w:w="1520"/>
-            <w:shd w:fill="D5E8F0" w:color="auto" w:val="clear"/>
-            <w:tcMar>
-              <w:top w:type="dxa" w:w="60"/>
-              <w:left w:type="dxa" w:w="120"/>
-              <w:bottom w:type="dxa" w:w="60"/>
-              <w:right w:type="dxa" w:w="120"/>
-            </w:tcMar>
-            <w:vAlign w:val="top"/>
-          </w:tcPr>
-          <w:p>
-            <w:pPr>
-              <w:spacing w:after="40" w:before="0"/>
-              <w:jc w:val="left"/>
-            </w:pPr>
-            <w:r>
-              <w:rPr>
-                <w:rFonts w:ascii="Arial" w:cs="Arial" w:eastAsia="Arial" w:hAnsi="Arial"/>
-                <w:b/>
-                <w:bCs/>
-                <w:i w:val="false"/>
-                <w:iCs w:val="false"/>
-                <w:color w:val="000000"/>
-                <w:sz w:val="18"/>
-                <w:szCs w:val="18"/>
-              </w:rPr>
-              <w:t xml:space="preserve">Model Building Phase</w:t>
-            </w:r>
-          </w:p>
-          <w:p>
-            <w:pPr>
-              <w:spacing w:after="20" w:before="0"/>
-            </w:pPr>
-            <w:r>
-              <w:rPr>
-                <w:rFonts w:ascii="Arial" w:cs="Arial" w:eastAsia="Arial" w:hAnsi="Arial"/>
-                <w:b/>
-                <w:bCs/>
-                <w:color w:val="1F3864"/>
-                <w:sz w:val="16"/>
-                <w:szCs w:val="16"/>
-              </w:rPr>
-              <w:t xml:space="preserve">📹 VIDEO:</w:t>
-            </w:r>
-          </w:p>
-          <w:p>
-            <w:pPr>
-              <w:spacing w:after="20" w:before="0"/>
-            </w:pPr>
-            <w:hyperlink w:history="1" r:id="rIdp9t1drr98-vsqrathkoij">
-              <w:r>
-                <w:rPr>
-                  <w:rFonts w:ascii="Arial" w:cs="Arial" w:eastAsia="Arial" w:hAnsi="Arial"/>
-                  <w:color w:val="2E75B6"/>
-                  <w:sz w:val="16"/>
-                  <w:szCs w:val="16"/>
-                  <w:u w:val="single" w:color="2E75B6"/>
-                </w:rPr>
-                <w:t xml:space="preserve">Population growth rate based on birth and death rates</w:t>
-              </w:r>
-            </w:hyperlink>
-          </w:p>
-          <w:p>
-            <w:pPr>
-              <w:spacing w:after="10" w:before="0"/>
-              <w:ind w:left="120"/>
-            </w:pPr>
-            <w:r>
-              <w:rPr>
-                <w:rFonts w:ascii="Arial" w:cs="Arial" w:eastAsia="Arial" w:hAnsi="Arial"/>
-                <w:color w:val="595959"/>
-                <w:sz w:val="14"/>
-                <w:szCs w:val="14"/>
-              </w:rPr>
-              <w:t xml:space="preserve">Source: Khan Academy (English - US curriculum)</w:t>
-            </w:r>
-          </w:p>
-          <w:p>
-            <w:pPr>
-              <w:spacing w:after="10" w:before="0"/>
-              <w:ind w:left="120"/>
-            </w:pPr>
-            <w:hyperlink w:history="1" r:id="rIdqh_-ljtcjwqiza7n_xjrd">
-              <w:r>
-                <w:rPr>
-                  <w:rFonts w:ascii="Arial" w:cs="Arial" w:eastAsia="Arial" w:hAnsi="Arial"/>
-                  <w:color w:val="595959"/>
-                  <w:sz w:val="14"/>
-                  <w:szCs w:val="14"/>
-                  <w:u w:val="single" w:color="595959"/>
-                </w:rPr>
-                <w:t xml:space="preserve">🔍 Search ARES for similar videos</w:t>
-              </w:r>
-            </w:hyperlink>
-          </w:p>
-          <w:p>
-            <w:pPr>
-              <w:spacing w:after="40" w:before="0"/>
-            </w:pPr>
-            <w:r>
-              <w:rPr>
-                <w:sz w:val="14"/>
-                <w:szCs w:val="14"/>
-              </w:rPr>
-              <w:t xml:space="preserve"/>
-            </w:r>
-          </w:p>
-          <w:p>
-            <w:pPr>
-              <w:spacing w:after="20" w:before="0"/>
-            </w:pPr>
-            <w:r>
-              <w:rPr>
-                <w:rFonts w:ascii="Arial" w:cs="Arial" w:eastAsia="Arial" w:hAnsi="Arial"/>
-                <w:b/>
-                <w:bCs/>
-                <w:color w:val="1F3864"/>
-                <w:sz w:val="16"/>
-                <w:szCs w:val="16"/>
-              </w:rPr>
-              <w:t xml:space="preserve">📖 EXERCISE:</w:t>
-            </w:r>
-          </w:p>
-          <w:p>
-            <w:pPr>
-              <w:spacing w:after="20" w:before="0"/>
-            </w:pPr>
-            <w:hyperlink w:history="1" r:id="rIdjpxet7oheiqrsgxbzgwyv">
-              <w:r>
-                <w:rPr>
-                  <w:rFonts w:ascii="Arial" w:cs="Arial" w:eastAsia="Arial" w:hAnsi="Arial"/>
-                  <w:color w:val="2E75B6"/>
-                  <w:sz w:val="16"/>
-                  <w:szCs w:val="16"/>
-                  <w:u w:val="single" w:color="2E75B6"/>
-                </w:rPr>
-                <w:t xml:space="preserve">Linear vs. exponential growth: from data</w:t>
-              </w:r>
-            </w:hyperlink>
-          </w:p>
-          <w:p>
-            <w:pPr>
-              <w:spacing w:after="10" w:before="0"/>
-              <w:ind w:left="120"/>
-            </w:pPr>
-            <w:r>
-              <w:rPr>
-                <w:rFonts w:ascii="Arial" w:cs="Arial" w:eastAsia="Arial" w:hAnsi="Arial"/>
-                <w:color w:val="595959"/>
-                <w:sz w:val="14"/>
-                <w:szCs w:val="14"/>
-              </w:rPr>
-              <w:t xml:space="preserve">Source: Khan Academy (English - US curriculum)</w:t>
-            </w:r>
-          </w:p>
-          <w:p>
-            <w:pPr>
-              <w:spacing w:after="10" w:before="0"/>
-              <w:ind w:left="120"/>
-            </w:pPr>
-            <w:hyperlink w:history="1" r:id="rIdre6f_ycgck1fgzyhlo94a">
+            <w:hyperlink w:history="1" r:id="rIdkyz_vd8flw5prf_exb7jy">
               <w:r>
                 <w:rPr>
                   <w:rFonts w:ascii="Arial" w:cs="Arial" w:eastAsia="Arial" w:hAnsi="Arial"/>
@@ -10557,7 +10952,7 @@
         </w:rPr>
         <w:t xml:space="preserve">© 2026 SeaVuria and ARES. Aligned with KICD objectives. Developed by SeaVuria; technical implementation by ARES (with AI assistance from Claude). Licensed under </w:t>
       </w:r>
-      <w:hyperlink w:history="1" r:id="rId_haspfktvoypt-sj44esz">
+      <w:hyperlink w:history="1" r:id="rIdtbfwjeohrrqkp1ny3oqir">
         <w:r>
           <w:rPr>
             <w:rFonts w:ascii="Arial" w:cs="Arial" w:eastAsia="Arial" w:hAnsi="Arial"/>
@@ -10578,7 +10973,7 @@
         </w:rPr>
         <w:t xml:space="preserve"> (</w:t>
       </w:r>
-      <w:hyperlink w:history="1" r:id="rId1cei8svwdu7gmjrd5d3yb">
+      <w:hyperlink w:history="1" r:id="rIdjhoxhqczdpop5y9pvpm3l">
         <w:r>
           <w:rPr>
             <w:rFonts w:ascii="Arial" w:cs="Arial" w:eastAsia="Arial" w:hAnsi="Arial"/>
@@ -11608,7 +12003,7 @@
               <w:spacing w:after="10" w:before="0"/>
               <w:ind w:left="120"/>
             </w:pPr>
-            <w:hyperlink w:history="1" r:id="rIdpm-yraexf7xofv3ceoge7">
+            <w:hyperlink w:history="1" r:id="rIdlj3s0ce32zmycq7b2vs5-">
               <w:r>
                 <w:rPr>
                   <w:rFonts w:ascii="Arial" w:cs="Arial" w:eastAsia="Arial" w:hAnsi="Arial"/>
@@ -11661,47 +12056,31 @@
                 <w:sz w:val="16"/>
                 <w:szCs w:val="16"/>
               </w:rPr>
-              <w:t xml:space="preserve">📖 HTML:</w:t>
+              <w:t xml:space="preserve">📖 READING:</w:t>
             </w:r>
           </w:p>
           <w:p>
             <w:pPr>
               <w:spacing w:after="20" w:before="0"/>
             </w:pPr>
-            <w:hyperlink w:history="1" r:id="rIdem0mwugsbke5jwo2wre36">
-              <w:r>
-                <w:rPr>
-                  <w:rFonts w:ascii="Arial" w:cs="Arial" w:eastAsia="Arial" w:hAnsi="Arial"/>
-                  <w:color w:val="2E75B6"/>
-                  <w:sz w:val="16"/>
-                  <w:szCs w:val="16"/>
-                  <w:u w:val="single" w:color="2E75B6"/>
-                </w:rPr>
-                <w:t xml:space="preserve">Hormones and Plant Growth - Advanced (Flexbook)</w:t>
-              </w:r>
-            </w:hyperlink>
+            <w:r>
+              <w:rPr>
+                <w:rFonts w:ascii="Arial" w:cs="Arial" w:eastAsia="Arial" w:hAnsi="Arial"/>
+                <w:i/>
+                <w:iCs/>
+                <w:color w:val="595959"/>
+                <w:sz w:val="16"/>
+                <w:szCs w:val="16"/>
+              </w:rPr>
+              <w:t xml:space="preserve">No closely matching reading in the ARES library for this activity.</w:t>
+            </w:r>
           </w:p>
           <w:p>
             <w:pPr>
               <w:spacing w:after="10" w:before="0"/>
               <w:ind w:left="120"/>
             </w:pPr>
-            <w:r>
-              <w:rPr>
-                <w:rFonts w:ascii="Arial" w:cs="Arial" w:eastAsia="Arial" w:hAnsi="Arial"/>
-                <w:color w:val="595959"/>
-                <w:sz w:val="14"/>
-                <w:szCs w:val="14"/>
-              </w:rPr>
-              <w:t xml:space="preserve">Source: CK-12</w:t>
-            </w:r>
-          </w:p>
-          <w:p>
-            <w:pPr>
-              <w:spacing w:after="10" w:before="0"/>
-              <w:ind w:left="120"/>
-            </w:pPr>
-            <w:hyperlink w:history="1" r:id="rIdpwwolfrzuck-pogrtcc7p">
+            <w:hyperlink w:history="1" r:id="rIdqllqu4prl1i27--itaqgn">
               <w:r>
                 <w:rPr>
                   <w:rFonts w:ascii="Arial" w:cs="Arial" w:eastAsia="Arial" w:hAnsi="Arial"/>
@@ -11710,9 +12089,24 @@
                   <w:szCs w:val="14"/>
                   <w:u w:val="single" w:color="595959"/>
                 </w:rPr>
-                <w:t xml:space="preserve">🔍 Search ARES for similar readings</w:t>
+                <w:t xml:space="preserve">🔍 Search ARES for readings</w:t>
               </w:r>
             </w:hyperlink>
+          </w:p>
+          <w:p>
+            <w:pPr>
+              <w:spacing w:after="10" w:before="0"/>
+              <w:ind w:left="120"/>
+            </w:pPr>
+            <w:r>
+              <w:rPr>
+                <w:rFonts w:ascii="Arial" w:cs="Arial" w:eastAsia="Arial" w:hAnsi="Arial"/>
+                <w:color w:val="595959"/>
+                <w:sz w:val="14"/>
+                <w:szCs w:val="14"/>
+              </w:rPr>
+              <w:t xml:space="preserve">Search terms: growth development animals ecdysone</w:t>
+            </w:r>
           </w:p>
         </w:tc>
         <w:tc>
@@ -11913,7 +12307,7 @@
               <w:spacing w:after="10" w:before="0"/>
               <w:ind w:left="120"/>
             </w:pPr>
-            <w:hyperlink w:history="1" r:id="rIdzzlnh7yprh9gck4fgcebp">
+            <w:hyperlink w:history="1" r:id="rId3t7ksyrb1aokb8h8fiqg4">
               <w:r>
                 <w:rPr>
                   <w:rFonts w:ascii="Arial" w:cs="Arial" w:eastAsia="Arial" w:hAnsi="Arial"/>
@@ -11966,47 +12360,31 @@
                 <w:sz w:val="16"/>
                 <w:szCs w:val="16"/>
               </w:rPr>
-              <w:t xml:space="preserve">📖 HTML:</w:t>
+              <w:t xml:space="preserve">📖 READING:</w:t>
             </w:r>
           </w:p>
           <w:p>
             <w:pPr>
               <w:spacing w:after="20" w:before="0"/>
             </w:pPr>
-            <w:hyperlink w:history="1" r:id="rIdw0ohptcjjzfjb_l9wb7ph">
-              <w:r>
-                <w:rPr>
-                  <w:rFonts w:ascii="Arial" w:cs="Arial" w:eastAsia="Arial" w:hAnsi="Arial"/>
-                  <w:color w:val="2E75B6"/>
-                  <w:sz w:val="16"/>
-                  <w:szCs w:val="16"/>
-                  <w:u w:val="single" w:color="2E75B6"/>
-                </w:rPr>
-                <w:t xml:space="preserve">Hormones and Plant Growth - Advanced (Flexbook)</w:t>
-              </w:r>
-            </w:hyperlink>
+            <w:r>
+              <w:rPr>
+                <w:rFonts w:ascii="Arial" w:cs="Arial" w:eastAsia="Arial" w:hAnsi="Arial"/>
+                <w:i/>
+                <w:iCs/>
+                <w:color w:val="595959"/>
+                <w:sz w:val="16"/>
+                <w:szCs w:val="16"/>
+              </w:rPr>
+              <w:t xml:space="preserve">No closely matching reading in the ARES library for this activity.</w:t>
+            </w:r>
           </w:p>
           <w:p>
             <w:pPr>
               <w:spacing w:after="10" w:before="0"/>
               <w:ind w:left="120"/>
             </w:pPr>
-            <w:r>
-              <w:rPr>
-                <w:rFonts w:ascii="Arial" w:cs="Arial" w:eastAsia="Arial" w:hAnsi="Arial"/>
-                <w:color w:val="595959"/>
-                <w:sz w:val="14"/>
-                <w:szCs w:val="14"/>
-              </w:rPr>
-              <w:t xml:space="preserve">Source: CK-12</w:t>
-            </w:r>
-          </w:p>
-          <w:p>
-            <w:pPr>
-              <w:spacing w:after="10" w:before="0"/>
-              <w:ind w:left="120"/>
-            </w:pPr>
-            <w:hyperlink w:history="1" r:id="rId42lsz1t3gdhokrx5slghs">
+            <w:hyperlink w:history="1" r:id="rIdk6w__80exkvbudhidsdae">
               <w:r>
                 <w:rPr>
                   <w:rFonts w:ascii="Arial" w:cs="Arial" w:eastAsia="Arial" w:hAnsi="Arial"/>
@@ -12015,9 +12393,24 @@
                   <w:szCs w:val="14"/>
                   <w:u w:val="single" w:color="595959"/>
                 </w:rPr>
-                <w:t xml:space="preserve">🔍 Search ARES for similar readings</w:t>
+                <w:t xml:space="preserve">🔍 Search ARES for readings</w:t>
               </w:r>
             </w:hyperlink>
+          </w:p>
+          <w:p>
+            <w:pPr>
+              <w:spacing w:after="10" w:before="0"/>
+              <w:ind w:left="120"/>
+            </w:pPr>
+            <w:r>
+              <w:rPr>
+                <w:rFonts w:ascii="Arial" w:cs="Arial" w:eastAsia="Arial" w:hAnsi="Arial"/>
+                <w:color w:val="595959"/>
+                <w:sz w:val="14"/>
+                <w:szCs w:val="14"/>
+              </w:rPr>
+              <w:t xml:space="preserve">Search terms: growth development animals ecdysone</w:t>
+            </w:r>
           </w:p>
         </w:tc>
         <w:tc>
@@ -12218,7 +12611,7 @@
               <w:spacing w:after="10" w:before="0"/>
               <w:ind w:left="120"/>
             </w:pPr>
-            <w:hyperlink w:history="1" r:id="rIdv1zf1fg-mbi0hxzty7pqx">
+            <w:hyperlink w:history="1" r:id="rId4r8bmqsok2j5nsk1du2gm">
               <w:r>
                 <w:rPr>
                   <w:rFonts w:ascii="Arial" w:cs="Arial" w:eastAsia="Arial" w:hAnsi="Arial"/>
@@ -12271,47 +12664,31 @@
                 <w:sz w:val="16"/>
                 <w:szCs w:val="16"/>
               </w:rPr>
-              <w:t xml:space="preserve">📖 HTML:</w:t>
+              <w:t xml:space="preserve">📖 READING:</w:t>
             </w:r>
           </w:p>
           <w:p>
             <w:pPr>
               <w:spacing w:after="20" w:before="0"/>
             </w:pPr>
-            <w:hyperlink w:history="1" r:id="rIdmi-pzfbxjhi5qpjleqbid">
-              <w:r>
-                <w:rPr>
-                  <w:rFonts w:ascii="Arial" w:cs="Arial" w:eastAsia="Arial" w:hAnsi="Arial"/>
-                  <w:color w:val="2E75B6"/>
-                  <w:sz w:val="16"/>
-                  <w:szCs w:val="16"/>
-                  <w:u w:val="single" w:color="2E75B6"/>
-                </w:rPr>
-                <w:t xml:space="preserve">Hormones and Plant Growth - Advanced (Flexbook)</w:t>
-              </w:r>
-            </w:hyperlink>
+            <w:r>
+              <w:rPr>
+                <w:rFonts w:ascii="Arial" w:cs="Arial" w:eastAsia="Arial" w:hAnsi="Arial"/>
+                <w:i/>
+                <w:iCs/>
+                <w:color w:val="595959"/>
+                <w:sz w:val="16"/>
+                <w:szCs w:val="16"/>
+              </w:rPr>
+              <w:t xml:space="preserve">No closely matching reading in the ARES library for this activity.</w:t>
+            </w:r>
           </w:p>
           <w:p>
             <w:pPr>
               <w:spacing w:after="10" w:before="0"/>
               <w:ind w:left="120"/>
             </w:pPr>
-            <w:r>
-              <w:rPr>
-                <w:rFonts w:ascii="Arial" w:cs="Arial" w:eastAsia="Arial" w:hAnsi="Arial"/>
-                <w:color w:val="595959"/>
-                <w:sz w:val="14"/>
-                <w:szCs w:val="14"/>
-              </w:rPr>
-              <w:t xml:space="preserve">Source: CK-12</w:t>
-            </w:r>
-          </w:p>
-          <w:p>
-            <w:pPr>
-              <w:spacing w:after="10" w:before="0"/>
-              <w:ind w:left="120"/>
-            </w:pPr>
-            <w:hyperlink w:history="1" r:id="rIdskt6otcs1u3frjyexeltm">
+            <w:hyperlink w:history="1" r:id="rIdrwic7e1ymxyhhfju-mgye">
               <w:r>
                 <w:rPr>
                   <w:rFonts w:ascii="Arial" w:cs="Arial" w:eastAsia="Arial" w:hAnsi="Arial"/>
@@ -12320,9 +12697,24 @@
                   <w:szCs w:val="14"/>
                   <w:u w:val="single" w:color="595959"/>
                 </w:rPr>
-                <w:t xml:space="preserve">🔍 Search ARES for similar readings</w:t>
+                <w:t xml:space="preserve">🔍 Search ARES for readings</w:t>
               </w:r>
             </w:hyperlink>
+          </w:p>
+          <w:p>
+            <w:pPr>
+              <w:spacing w:after="10" w:before="0"/>
+              <w:ind w:left="120"/>
+            </w:pPr>
+            <w:r>
+              <w:rPr>
+                <w:rFonts w:ascii="Arial" w:cs="Arial" w:eastAsia="Arial" w:hAnsi="Arial"/>
+                <w:color w:val="595959"/>
+                <w:sz w:val="14"/>
+                <w:szCs w:val="14"/>
+              </w:rPr>
+              <w:t xml:space="preserve">Search terms: growth development animals ecdysone</w:t>
+            </w:r>
           </w:p>
         </w:tc>
         <w:tc>
@@ -12523,7 +12915,7 @@
               <w:spacing w:after="10" w:before="0"/>
               <w:ind w:left="120"/>
             </w:pPr>
-            <w:hyperlink w:history="1" r:id="rIdt5zg7xmgkruojlhktyxnj">
+            <w:hyperlink w:history="1" r:id="rIdguyq4u6mxlhtm3xcwtb94">
               <w:r>
                 <w:rPr>
                   <w:rFonts w:ascii="Arial" w:cs="Arial" w:eastAsia="Arial" w:hAnsi="Arial"/>
@@ -12576,47 +12968,31 @@
                 <w:sz w:val="16"/>
                 <w:szCs w:val="16"/>
               </w:rPr>
-              <w:t xml:space="preserve">📖 HTML:</w:t>
+              <w:t xml:space="preserve">📖 READING:</w:t>
             </w:r>
           </w:p>
           <w:p>
             <w:pPr>
               <w:spacing w:after="20" w:before="0"/>
             </w:pPr>
-            <w:hyperlink w:history="1" r:id="rIdyunuj15rfbhaea4l94rsv">
-              <w:r>
-                <w:rPr>
-                  <w:rFonts w:ascii="Arial" w:cs="Arial" w:eastAsia="Arial" w:hAnsi="Arial"/>
-                  <w:color w:val="2E75B6"/>
-                  <w:sz w:val="16"/>
-                  <w:szCs w:val="16"/>
-                  <w:u w:val="single" w:color="2E75B6"/>
-                </w:rPr>
-                <w:t xml:space="preserve">Hormones and Plant Growth - Advanced (Flexbook)</w:t>
-              </w:r>
-            </w:hyperlink>
+            <w:r>
+              <w:rPr>
+                <w:rFonts w:ascii="Arial" w:cs="Arial" w:eastAsia="Arial" w:hAnsi="Arial"/>
+                <w:i/>
+                <w:iCs/>
+                <w:color w:val="595959"/>
+                <w:sz w:val="16"/>
+                <w:szCs w:val="16"/>
+              </w:rPr>
+              <w:t xml:space="preserve">No closely matching reading in the ARES library for this activity.</w:t>
+            </w:r>
           </w:p>
           <w:p>
             <w:pPr>
               <w:spacing w:after="10" w:before="0"/>
               <w:ind w:left="120"/>
             </w:pPr>
-            <w:r>
-              <w:rPr>
-                <w:rFonts w:ascii="Arial" w:cs="Arial" w:eastAsia="Arial" w:hAnsi="Arial"/>
-                <w:color w:val="595959"/>
-                <w:sz w:val="14"/>
-                <w:szCs w:val="14"/>
-              </w:rPr>
-              <w:t xml:space="preserve">Source: CK-12</w:t>
-            </w:r>
-          </w:p>
-          <w:p>
-            <w:pPr>
-              <w:spacing w:after="10" w:before="0"/>
-              <w:ind w:left="120"/>
-            </w:pPr>
-            <w:hyperlink w:history="1" r:id="rIdxryrw04jiso_yogkruj1i">
+            <w:hyperlink w:history="1" r:id="rIdgzkhgvxjyjmqbqgl_bona">
               <w:r>
                 <w:rPr>
                   <w:rFonts w:ascii="Arial" w:cs="Arial" w:eastAsia="Arial" w:hAnsi="Arial"/>
@@ -12625,9 +13001,24 @@
                   <w:szCs w:val="14"/>
                   <w:u w:val="single" w:color="595959"/>
                 </w:rPr>
-                <w:t xml:space="preserve">🔍 Search ARES for similar readings</w:t>
+                <w:t xml:space="preserve">🔍 Search ARES for readings</w:t>
               </w:r>
             </w:hyperlink>
+          </w:p>
+          <w:p>
+            <w:pPr>
+              <w:spacing w:after="10" w:before="0"/>
+              <w:ind w:left="120"/>
+            </w:pPr>
+            <w:r>
+              <w:rPr>
+                <w:rFonts w:ascii="Arial" w:cs="Arial" w:eastAsia="Arial" w:hAnsi="Arial"/>
+                <w:color w:val="595959"/>
+                <w:sz w:val="14"/>
+                <w:szCs w:val="14"/>
+              </w:rPr>
+              <w:t xml:space="preserve">Search terms: growth development animals ecdysone</w:t>
+            </w:r>
           </w:p>
         </w:tc>
         <w:tc>
@@ -12828,7 +13219,7 @@
               <w:spacing w:after="10" w:before="0"/>
               <w:ind w:left="120"/>
             </w:pPr>
-            <w:hyperlink w:history="1" r:id="rIdmife3vaccfwedatascnve">
+            <w:hyperlink w:history="1" r:id="rIdzgouwhd-e0nncx0jhohsi">
               <w:r>
                 <w:rPr>
                   <w:rFonts w:ascii="Arial" w:cs="Arial" w:eastAsia="Arial" w:hAnsi="Arial"/>
@@ -12881,47 +13272,31 @@
                 <w:sz w:val="16"/>
                 <w:szCs w:val="16"/>
               </w:rPr>
-              <w:t xml:space="preserve">📖 HTML:</w:t>
+              <w:t xml:space="preserve">📖 READING:</w:t>
             </w:r>
           </w:p>
           <w:p>
             <w:pPr>
               <w:spacing w:after="20" w:before="0"/>
             </w:pPr>
-            <w:hyperlink w:history="1" r:id="rIdbvy3wefpgb4kkk_lgugdh">
-              <w:r>
-                <w:rPr>
-                  <w:rFonts w:ascii="Arial" w:cs="Arial" w:eastAsia="Arial" w:hAnsi="Arial"/>
-                  <w:color w:val="2E75B6"/>
-                  <w:sz w:val="16"/>
-                  <w:szCs w:val="16"/>
-                  <w:u w:val="single" w:color="2E75B6"/>
-                </w:rPr>
-                <w:t xml:space="preserve">Hormones and Plant Growth - Advanced (Flexbook)</w:t>
-              </w:r>
-            </w:hyperlink>
+            <w:r>
+              <w:rPr>
+                <w:rFonts w:ascii="Arial" w:cs="Arial" w:eastAsia="Arial" w:hAnsi="Arial"/>
+                <w:i/>
+                <w:iCs/>
+                <w:color w:val="595959"/>
+                <w:sz w:val="16"/>
+                <w:szCs w:val="16"/>
+              </w:rPr>
+              <w:t xml:space="preserve">No closely matching reading in the ARES library for this activity.</w:t>
+            </w:r>
           </w:p>
           <w:p>
             <w:pPr>
               <w:spacing w:after="10" w:before="0"/>
               <w:ind w:left="120"/>
             </w:pPr>
-            <w:r>
-              <w:rPr>
-                <w:rFonts w:ascii="Arial" w:cs="Arial" w:eastAsia="Arial" w:hAnsi="Arial"/>
-                <w:color w:val="595959"/>
-                <w:sz w:val="14"/>
-                <w:szCs w:val="14"/>
-              </w:rPr>
-              <w:t xml:space="preserve">Source: CK-12</w:t>
-            </w:r>
-          </w:p>
-          <w:p>
-            <w:pPr>
-              <w:spacing w:after="10" w:before="0"/>
-              <w:ind w:left="120"/>
-            </w:pPr>
-            <w:hyperlink w:history="1" r:id="rIdzg4ooioazigbsreuzbrfi">
+            <w:hyperlink w:history="1" r:id="rIdpremdtrre5ps4untriwlg">
               <w:r>
                 <w:rPr>
                   <w:rFonts w:ascii="Arial" w:cs="Arial" w:eastAsia="Arial" w:hAnsi="Arial"/>
@@ -12930,9 +13305,24 @@
                   <w:szCs w:val="14"/>
                   <w:u w:val="single" w:color="595959"/>
                 </w:rPr>
-                <w:t xml:space="preserve">🔍 Search ARES for similar readings</w:t>
+                <w:t xml:space="preserve">🔍 Search ARES for readings</w:t>
               </w:r>
             </w:hyperlink>
+          </w:p>
+          <w:p>
+            <w:pPr>
+              <w:spacing w:after="10" w:before="0"/>
+              <w:ind w:left="120"/>
+            </w:pPr>
+            <w:r>
+              <w:rPr>
+                <w:rFonts w:ascii="Arial" w:cs="Arial" w:eastAsia="Arial" w:hAnsi="Arial"/>
+                <w:color w:val="595959"/>
+                <w:sz w:val="14"/>
+                <w:szCs w:val="14"/>
+              </w:rPr>
+              <w:t xml:space="preserve">Search terms: growth development animals ecdysone</w:t>
+            </w:r>
           </w:p>
         </w:tc>
         <w:tc>
@@ -13433,7 +13823,7 @@
         </w:rPr>
         <w:t xml:space="preserve">© 2026 SeaVuria and ARES. Aligned with KICD objectives. Developed by SeaVuria; technical implementation by ARES (with AI assistance from Claude). Licensed under </w:t>
       </w:r>
-      <w:hyperlink w:history="1" r:id="rIdrwffdb3qdk4dwtgto66-4">
+      <w:hyperlink w:history="1" r:id="rIdwfcjyytiujg7ghznilbsv">
         <w:r>
           <w:rPr>
             <w:rFonts w:ascii="Arial" w:cs="Arial" w:eastAsia="Arial" w:hAnsi="Arial"/>
@@ -13454,7 +13844,7 @@
         </w:rPr>
         <w:t xml:space="preserve"> (</w:t>
       </w:r>
-      <w:hyperlink w:history="1" r:id="rIdcvqitbd5d4x2r3l1mv7i4">
+      <w:hyperlink w:history="1" r:id="rIdm6iyc8cjw-fqkratlpc45">
         <w:r>
           <w:rPr>
             <w:rFonts w:ascii="Arial" w:cs="Arial" w:eastAsia="Arial" w:hAnsi="Arial"/>
@@ -14467,7 +14857,7 @@
             <w:pPr>
               <w:spacing w:after="20" w:before="0"/>
             </w:pPr>
-            <w:hyperlink w:history="1" r:id="rIdjulhkowdi2cwtu-ni3qat">
+            <w:hyperlink w:history="1" r:id="rIdm3b6m2dvzglnsp7riftxv">
               <w:r>
                 <w:rPr>
                   <w:rFonts w:ascii="Arial" w:cs="Arial" w:eastAsia="Arial" w:hAnsi="Arial"/>
@@ -14482,6 +14872,22 @@
           </w:p>
           <w:p>
             <w:pPr>
+              <w:spacing w:after="20" w:before="0"/>
+            </w:pPr>
+            <w:r>
+              <w:rPr>
+                <w:rFonts w:ascii="Arial" w:cs="Arial" w:eastAsia="Arial" w:hAnsi="Arial"/>
+                <w:i/>
+                <w:iCs/>
+                <w:color w:val="595959"/>
+                <w:sz w:val="16"/>
+                <w:szCs w:val="16"/>
+              </w:rPr>
+              <w:t xml:space="preserve">Related topic: not an exact match for this lesson.</w:t>
+            </w:r>
+          </w:p>
+          <w:p>
+            <w:pPr>
               <w:spacing w:after="10" w:before="0"/>
               <w:ind w:left="120"/>
             </w:pPr>
@@ -14500,7 +14906,7 @@
               <w:spacing w:after="10" w:before="0"/>
               <w:ind w:left="120"/>
             </w:pPr>
-            <w:hyperlink w:history="1" r:id="rIdooh80szgttjijxvqdm_hi">
+            <w:hyperlink w:history="1" r:id="rId9o_euqjn-qogdeqotqjma">
               <w:r>
                 <w:rPr>
                   <w:rFonts w:ascii="Arial" w:cs="Arial" w:eastAsia="Arial" w:hAnsi="Arial"/>
@@ -14545,7 +14951,7 @@
             <w:pPr>
               <w:spacing w:after="20" w:before="0"/>
             </w:pPr>
-            <w:hyperlink w:history="1" r:id="rIdqukgxlbb7qm34cqj5eqov">
+            <w:hyperlink w:history="1" r:id="rId_8kplym6ooi1tnfozbip6">
               <w:r>
                 <w:rPr>
                   <w:rFonts w:ascii="Arial" w:cs="Arial" w:eastAsia="Arial" w:hAnsi="Arial"/>
@@ -14560,6 +14966,22 @@
           </w:p>
           <w:p>
             <w:pPr>
+              <w:spacing w:after="20" w:before="0"/>
+            </w:pPr>
+            <w:r>
+              <w:rPr>
+                <w:rFonts w:ascii="Arial" w:cs="Arial" w:eastAsia="Arial" w:hAnsi="Arial"/>
+                <w:i/>
+                <w:iCs/>
+                <w:color w:val="595959"/>
+                <w:sz w:val="16"/>
+                <w:szCs w:val="16"/>
+              </w:rPr>
+              <w:t xml:space="preserve">Related topic: not an exact match for this lesson.</w:t>
+            </w:r>
+          </w:p>
+          <w:p>
+            <w:pPr>
               <w:spacing w:after="10" w:before="0"/>
               <w:ind w:left="120"/>
             </w:pPr>
@@ -14578,7 +15000,7 @@
               <w:spacing w:after="10" w:before="0"/>
               <w:ind w:left="120"/>
             </w:pPr>
-            <w:hyperlink w:history="1" r:id="rIdcekxpanv7x-cn5o8gw8gi">
+            <w:hyperlink w:history="1" r:id="rIdoexxsgh3bcgrffdwve51x">
               <w:r>
                 <w:rPr>
                   <w:rFonts w:ascii="Arial" w:cs="Arial" w:eastAsia="Arial" w:hAnsi="Arial"/>
@@ -14773,7 +15195,7 @@
             <w:pPr>
               <w:spacing w:after="20" w:before="0"/>
             </w:pPr>
-            <w:hyperlink w:history="1" r:id="rId96w9vk0juua6yptpgu7rl">
+            <w:hyperlink w:history="1" r:id="rIdwnbwtaw9dfckm8vha71vn">
               <w:r>
                 <w:rPr>
                   <w:rFonts w:ascii="Arial" w:cs="Arial" w:eastAsia="Arial" w:hAnsi="Arial"/>
@@ -14782,9 +15204,25 @@
                   <w:szCs w:val="16"/>
                   <w:u w:val="single" w:color="2E75B6"/>
                 </w:rPr>
-                <w:t xml:space="preserve">Linear vs. exponential growth: from data (example 2)</w:t>
+                <w:t xml:space="preserve">Organism growth and the environment</w:t>
               </w:r>
             </w:hyperlink>
+          </w:p>
+          <w:p>
+            <w:pPr>
+              <w:spacing w:after="20" w:before="0"/>
+            </w:pPr>
+            <w:r>
+              <w:rPr>
+                <w:rFonts w:ascii="Arial" w:cs="Arial" w:eastAsia="Arial" w:hAnsi="Arial"/>
+                <w:i/>
+                <w:iCs/>
+                <w:color w:val="595959"/>
+                <w:sz w:val="16"/>
+                <w:szCs w:val="16"/>
+              </w:rPr>
+              <w:t xml:space="preserve">Related topic: not an exact match for this lesson.</w:t>
+            </w:r>
           </w:p>
           <w:p>
             <w:pPr>
@@ -14806,7 +15244,7 @@
               <w:spacing w:after="10" w:before="0"/>
               <w:ind w:left="120"/>
             </w:pPr>
-            <w:hyperlink w:history="1" r:id="rIduzeynjjvlte4c8ob_yaat">
+            <w:hyperlink w:history="1" r:id="rIdbyymqzbux2stsk-7ut7wb">
               <w:r>
                 <w:rPr>
                   <w:rFonts w:ascii="Arial" w:cs="Arial" w:eastAsia="Arial" w:hAnsi="Arial"/>
@@ -14844,14 +15282,14 @@
                 <w:sz w:val="16"/>
                 <w:szCs w:val="16"/>
               </w:rPr>
-              <w:t xml:space="preserve">📖 EXERCISE:</w:t>
+              <w:t xml:space="preserve">📖 HTML:</w:t>
             </w:r>
           </w:p>
           <w:p>
             <w:pPr>
               <w:spacing w:after="20" w:before="0"/>
             </w:pPr>
-            <w:hyperlink w:history="1" r:id="rIdzitsq_kmh03thm5rekyfd">
+            <w:hyperlink w:history="1" r:id="rIdos0u699onlhktr_fyalgr">
               <w:r>
                 <w:rPr>
                   <w:rFonts w:ascii="Arial" w:cs="Arial" w:eastAsia="Arial" w:hAnsi="Arial"/>
@@ -14860,9 +15298,25 @@
                   <w:szCs w:val="16"/>
                   <w:u w:val="single" w:color="2E75B6"/>
                 </w:rPr>
-                <w:t xml:space="preserve">Exponential growth vs. decay</w:t>
+                <w:t xml:space="preserve">Hormones and Plant Growth - Advanced (Flexbook)</w:t>
               </w:r>
             </w:hyperlink>
+          </w:p>
+          <w:p>
+            <w:pPr>
+              <w:spacing w:after="20" w:before="0"/>
+            </w:pPr>
+            <w:r>
+              <w:rPr>
+                <w:rFonts w:ascii="Arial" w:cs="Arial" w:eastAsia="Arial" w:hAnsi="Arial"/>
+                <w:i/>
+                <w:iCs/>
+                <w:color w:val="595959"/>
+                <w:sz w:val="16"/>
+                <w:szCs w:val="16"/>
+              </w:rPr>
+              <w:t xml:space="preserve">Related topic: not an exact match for this lesson.</w:t>
+            </w:r>
           </w:p>
           <w:p>
             <w:pPr>
@@ -14876,7 +15330,7 @@
                 <w:sz w:val="14"/>
                 <w:szCs w:val="14"/>
               </w:rPr>
-              <w:t xml:space="preserve">Source: Khan Academy (English - US curriculum)</w:t>
+              <w:t xml:space="preserve">Source: CK-12</w:t>
             </w:r>
           </w:p>
           <w:p>
@@ -14884,7 +15338,7 @@
               <w:spacing w:after="10" w:before="0"/>
               <w:ind w:left="120"/>
             </w:pPr>
-            <w:hyperlink w:history="1" r:id="rIdsm-ziifusdja0z74tprwt">
+            <w:hyperlink w:history="1" r:id="rIdgf3_yff5qfvccs5iorusu">
               <w:r>
                 <w:rPr>
                   <w:rFonts w:ascii="Arial" w:cs="Arial" w:eastAsia="Arial" w:hAnsi="Arial"/>
@@ -15079,7 +15533,7 @@
             <w:pPr>
               <w:spacing w:after="20" w:before="0"/>
             </w:pPr>
-            <w:hyperlink w:history="1" r:id="rIduktkkrnjkavvskqd55ee-">
+            <w:hyperlink w:history="1" r:id="rIdcwdvxdoenh6pj6jkbid-c">
               <w:r>
                 <w:rPr>
                   <w:rFonts w:ascii="Arial" w:cs="Arial" w:eastAsia="Arial" w:hAnsi="Arial"/>
@@ -15094,6 +15548,22 @@
           </w:p>
           <w:p>
             <w:pPr>
+              <w:spacing w:after="20" w:before="0"/>
+            </w:pPr>
+            <w:r>
+              <w:rPr>
+                <w:rFonts w:ascii="Arial" w:cs="Arial" w:eastAsia="Arial" w:hAnsi="Arial"/>
+                <w:i/>
+                <w:iCs/>
+                <w:color w:val="595959"/>
+                <w:sz w:val="16"/>
+                <w:szCs w:val="16"/>
+              </w:rPr>
+              <w:t xml:space="preserve">Related topic: not an exact match for this lesson.</w:t>
+            </w:r>
+          </w:p>
+          <w:p>
+            <w:pPr>
               <w:spacing w:after="10" w:before="0"/>
               <w:ind w:left="120"/>
             </w:pPr>
@@ -15112,7 +15582,7 @@
               <w:spacing w:after="10" w:before="0"/>
               <w:ind w:left="120"/>
             </w:pPr>
-            <w:hyperlink w:history="1" r:id="rIdbgqevoawybhsfkvdxm8id">
+            <w:hyperlink w:history="1" r:id="rIdb5yzuft8mulk_ny8rxevm">
               <w:r>
                 <w:rPr>
                   <w:rFonts w:ascii="Arial" w:cs="Arial" w:eastAsia="Arial" w:hAnsi="Arial"/>
@@ -15157,7 +15627,7 @@
             <w:pPr>
               <w:spacing w:after="20" w:before="0"/>
             </w:pPr>
-            <w:hyperlink w:history="1" r:id="rIdb-oyh8qrsh5uiu4_x89rx">
+            <w:hyperlink w:history="1" r:id="rIde5-n4lqmh50i2nphbobbh">
               <w:r>
                 <w:rPr>
                   <w:rFonts w:ascii="Arial" w:cs="Arial" w:eastAsia="Arial" w:hAnsi="Arial"/>
@@ -15172,6 +15642,22 @@
           </w:p>
           <w:p>
             <w:pPr>
+              <w:spacing w:after="20" w:before="0"/>
+            </w:pPr>
+            <w:r>
+              <w:rPr>
+                <w:rFonts w:ascii="Arial" w:cs="Arial" w:eastAsia="Arial" w:hAnsi="Arial"/>
+                <w:i/>
+                <w:iCs/>
+                <w:color w:val="595959"/>
+                <w:sz w:val="16"/>
+                <w:szCs w:val="16"/>
+              </w:rPr>
+              <w:t xml:space="preserve">Related topic: not an exact match for this lesson.</w:t>
+            </w:r>
+          </w:p>
+          <w:p>
+            <w:pPr>
               <w:spacing w:after="10" w:before="0"/>
               <w:ind w:left="120"/>
             </w:pPr>
@@ -15190,7 +15676,7 @@
               <w:spacing w:after="10" w:before="0"/>
               <w:ind w:left="120"/>
             </w:pPr>
-            <w:hyperlink w:history="1" r:id="rIdifcyx57ybmdwv3suoumhj">
+            <w:hyperlink w:history="1" r:id="rIde0hqqxno4d68zpki-dfbs">
               <w:r>
                 <w:rPr>
                   <w:rFonts w:ascii="Arial" w:cs="Arial" w:eastAsia="Arial" w:hAnsi="Arial"/>
@@ -15385,7 +15871,7 @@
             <w:pPr>
               <w:spacing w:after="20" w:before="0"/>
             </w:pPr>
-            <w:hyperlink w:history="1" r:id="rIdew2ophhnes2pxqqku4bwu">
+            <w:hyperlink w:history="1" r:id="rId8oh7omygeicmgflno8atp">
               <w:r>
                 <w:rPr>
                   <w:rFonts w:ascii="Arial" w:cs="Arial" w:eastAsia="Arial" w:hAnsi="Arial"/>
@@ -15400,6 +15886,22 @@
           </w:p>
           <w:p>
             <w:pPr>
+              <w:spacing w:after="20" w:before="0"/>
+            </w:pPr>
+            <w:r>
+              <w:rPr>
+                <w:rFonts w:ascii="Arial" w:cs="Arial" w:eastAsia="Arial" w:hAnsi="Arial"/>
+                <w:i/>
+                <w:iCs/>
+                <w:color w:val="595959"/>
+                <w:sz w:val="16"/>
+                <w:szCs w:val="16"/>
+              </w:rPr>
+              <w:t xml:space="preserve">Related topic: not an exact match for this lesson.</w:t>
+            </w:r>
+          </w:p>
+          <w:p>
+            <w:pPr>
               <w:spacing w:after="10" w:before="0"/>
               <w:ind w:left="120"/>
             </w:pPr>
@@ -15418,7 +15920,7 @@
               <w:spacing w:after="10" w:before="0"/>
               <w:ind w:left="120"/>
             </w:pPr>
-            <w:hyperlink w:history="1" r:id="rId3rk2firvquu3fjyuyvu7s">
+            <w:hyperlink w:history="1" r:id="rIdjuzc_qiajquwqtpv7c9fc">
               <w:r>
                 <w:rPr>
                   <w:rFonts w:ascii="Arial" w:cs="Arial" w:eastAsia="Arial" w:hAnsi="Arial"/>
@@ -15463,7 +15965,7 @@
             <w:pPr>
               <w:spacing w:after="20" w:before="0"/>
             </w:pPr>
-            <w:hyperlink w:history="1" r:id="rIdoju-ot_czigsdc8krnb82">
+            <w:hyperlink w:history="1" r:id="rIdy-ysol7xru8nhsvg4v2it">
               <w:r>
                 <w:rPr>
                   <w:rFonts w:ascii="Arial" w:cs="Arial" w:eastAsia="Arial" w:hAnsi="Arial"/>
@@ -15478,6 +15980,22 @@
           </w:p>
           <w:p>
             <w:pPr>
+              <w:spacing w:after="20" w:before="0"/>
+            </w:pPr>
+            <w:r>
+              <w:rPr>
+                <w:rFonts w:ascii="Arial" w:cs="Arial" w:eastAsia="Arial" w:hAnsi="Arial"/>
+                <w:i/>
+                <w:iCs/>
+                <w:color w:val="595959"/>
+                <w:sz w:val="16"/>
+                <w:szCs w:val="16"/>
+              </w:rPr>
+              <w:t xml:space="preserve">Related topic: not an exact match for this lesson.</w:t>
+            </w:r>
+          </w:p>
+          <w:p>
+            <w:pPr>
               <w:spacing w:after="10" w:before="0"/>
               <w:ind w:left="120"/>
             </w:pPr>
@@ -15496,7 +16014,7 @@
               <w:spacing w:after="10" w:before="0"/>
               <w:ind w:left="120"/>
             </w:pPr>
-            <w:hyperlink w:history="1" r:id="rIdsuyhto68c9crolte-llhw">
+            <w:hyperlink w:history="1" r:id="rId0ie2gfsk7o2kucpnwxmk2">
               <w:r>
                 <w:rPr>
                   <w:rFonts w:ascii="Arial" w:cs="Arial" w:eastAsia="Arial" w:hAnsi="Arial"/>
@@ -15691,7 +16209,7 @@
             <w:pPr>
               <w:spacing w:after="20" w:before="0"/>
             </w:pPr>
-            <w:hyperlink w:history="1" r:id="rId3thr4jgyflchfnbqjpw50">
+            <w:hyperlink w:history="1" r:id="rIdvqfcs2hr6p0wkbrcefswd">
               <w:r>
                 <w:rPr>
                   <w:rFonts w:ascii="Arial" w:cs="Arial" w:eastAsia="Arial" w:hAnsi="Arial"/>
@@ -15706,6 +16224,22 @@
           </w:p>
           <w:p>
             <w:pPr>
+              <w:spacing w:after="20" w:before="0"/>
+            </w:pPr>
+            <w:r>
+              <w:rPr>
+                <w:rFonts w:ascii="Arial" w:cs="Arial" w:eastAsia="Arial" w:hAnsi="Arial"/>
+                <w:i/>
+                <w:iCs/>
+                <w:color w:val="595959"/>
+                <w:sz w:val="16"/>
+                <w:szCs w:val="16"/>
+              </w:rPr>
+              <w:t xml:space="preserve">Related topic: not an exact match for this lesson.</w:t>
+            </w:r>
+          </w:p>
+          <w:p>
+            <w:pPr>
               <w:spacing w:after="10" w:before="0"/>
               <w:ind w:left="120"/>
             </w:pPr>
@@ -15724,7 +16258,7 @@
               <w:spacing w:after="10" w:before="0"/>
               <w:ind w:left="120"/>
             </w:pPr>
-            <w:hyperlink w:history="1" r:id="rIdncgtami3n00c0wnbicp20">
+            <w:hyperlink w:history="1" r:id="rIdplqteh4t8no2_qm2ufbqn">
               <w:r>
                 <w:rPr>
                   <w:rFonts w:ascii="Arial" w:cs="Arial" w:eastAsia="Arial" w:hAnsi="Arial"/>
@@ -15769,7 +16303,7 @@
             <w:pPr>
               <w:spacing w:after="20" w:before="0"/>
             </w:pPr>
-            <w:hyperlink w:history="1" r:id="rIdhxl0a4rj-fkguq8twzuof">
+            <w:hyperlink w:history="1" r:id="rIdjtmzvmybcoetbz0flirk7">
               <w:r>
                 <w:rPr>
                   <w:rFonts w:ascii="Arial" w:cs="Arial" w:eastAsia="Arial" w:hAnsi="Arial"/>
@@ -15784,6 +16318,22 @@
           </w:p>
           <w:p>
             <w:pPr>
+              <w:spacing w:after="20" w:before="0"/>
+            </w:pPr>
+            <w:r>
+              <w:rPr>
+                <w:rFonts w:ascii="Arial" w:cs="Arial" w:eastAsia="Arial" w:hAnsi="Arial"/>
+                <w:i/>
+                <w:iCs/>
+                <w:color w:val="595959"/>
+                <w:sz w:val="16"/>
+                <w:szCs w:val="16"/>
+              </w:rPr>
+              <w:t xml:space="preserve">Related topic: not an exact match for this lesson.</w:t>
+            </w:r>
+          </w:p>
+          <w:p>
+            <w:pPr>
               <w:spacing w:after="10" w:before="0"/>
               <w:ind w:left="120"/>
             </w:pPr>
@@ -15802,7 +16352,7 @@
               <w:spacing w:after="10" w:before="0"/>
               <w:ind w:left="120"/>
             </w:pPr>
-            <w:hyperlink w:history="1" r:id="rId3p-akmermjkqr_kuofl4o">
+            <w:hyperlink w:history="1" r:id="rIdduok5yk0cnsz3ced9dce8">
               <w:r>
                 <w:rPr>
                   <w:rFonts w:ascii="Arial" w:cs="Arial" w:eastAsia="Arial" w:hAnsi="Arial"/>
@@ -16314,7 +16864,7 @@
         </w:rPr>
         <w:t xml:space="preserve">© 2026 SeaVuria and ARES. Aligned with KICD objectives. Developed by SeaVuria; technical implementation by ARES (with AI assistance from Claude). Licensed under </w:t>
       </w:r>
-      <w:hyperlink w:history="1" r:id="rIdpfxisdfiupnrcxmczdp8p">
+      <w:hyperlink w:history="1" r:id="rIdxbbo-2v09azd1zglbit-c">
         <w:r>
           <w:rPr>
             <w:rFonts w:ascii="Arial" w:cs="Arial" w:eastAsia="Arial" w:hAnsi="Arial"/>
@@ -16335,7 +16885,7 @@
         </w:rPr>
         <w:t xml:space="preserve"> (</w:t>
       </w:r>
-      <w:hyperlink w:history="1" r:id="rIdl8hdn1ixnpyl07pep34v1">
+      <w:hyperlink w:history="1" r:id="rIdkdm36nxwmd2jrvtsngdbl">
         <w:r>
           <w:rPr>
             <w:rFonts w:ascii="Arial" w:cs="Arial" w:eastAsia="Arial" w:hAnsi="Arial"/>
@@ -17348,7 +17898,7 @@
             <w:pPr>
               <w:spacing w:after="20" w:before="0"/>
             </w:pPr>
-            <w:hyperlink w:history="1" r:id="rIdge2zkt5koni5bdffh0yfv">
+            <w:hyperlink w:history="1" r:id="rIdyr6m7mhasy5gitagu-eq2">
               <w:r>
                 <w:rPr>
                   <w:rFonts w:ascii="Arial" w:cs="Arial" w:eastAsia="Arial" w:hAnsi="Arial"/>
@@ -17363,6 +17913,22 @@
           </w:p>
           <w:p>
             <w:pPr>
+              <w:spacing w:after="20" w:before="0"/>
+            </w:pPr>
+            <w:r>
+              <w:rPr>
+                <w:rFonts w:ascii="Arial" w:cs="Arial" w:eastAsia="Arial" w:hAnsi="Arial"/>
+                <w:i/>
+                <w:iCs/>
+                <w:color w:val="595959"/>
+                <w:sz w:val="16"/>
+                <w:szCs w:val="16"/>
+              </w:rPr>
+              <w:t xml:space="preserve">Related topic: not an exact match for this lesson.</w:t>
+            </w:r>
+          </w:p>
+          <w:p>
+            <w:pPr>
               <w:spacing w:after="10" w:before="0"/>
               <w:ind w:left="120"/>
             </w:pPr>
@@ -17381,7 +17947,7 @@
               <w:spacing w:after="10" w:before="0"/>
               <w:ind w:left="120"/>
             </w:pPr>
-            <w:hyperlink w:history="1" r:id="rIdgbvaif-p8fkyucterbex-">
+            <w:hyperlink w:history="1" r:id="rIdcbvqlag4zqv_fdg9ocj2d">
               <w:r>
                 <w:rPr>
                   <w:rFonts w:ascii="Arial" w:cs="Arial" w:eastAsia="Arial" w:hAnsi="Arial"/>
@@ -17443,7 +18009,7 @@
               <w:spacing w:after="10" w:before="0"/>
               <w:ind w:left="120"/>
             </w:pPr>
-            <w:hyperlink w:history="1" r:id="rIdruxw0t217bqhopybpqnbh">
+            <w:hyperlink w:history="1" r:id="rId2-p4su2bj4je5jzacxgak">
               <w:r>
                 <w:rPr>
                   <w:rFonts w:ascii="Arial" w:cs="Arial" w:eastAsia="Arial" w:hAnsi="Arial"/>
@@ -17653,7 +18219,7 @@
             <w:pPr>
               <w:spacing w:after="20" w:before="0"/>
             </w:pPr>
-            <w:hyperlink w:history="1" r:id="rIdv0fntighmrrak0fj3ipc1">
+            <w:hyperlink w:history="1" r:id="rIdqsmko76h3q5sg5jma_vpu">
               <w:r>
                 <w:rPr>
                   <w:rFonts w:ascii="Arial" w:cs="Arial" w:eastAsia="Arial" w:hAnsi="Arial"/>
@@ -17668,6 +18234,22 @@
           </w:p>
           <w:p>
             <w:pPr>
+              <w:spacing w:after="20" w:before="0"/>
+            </w:pPr>
+            <w:r>
+              <w:rPr>
+                <w:rFonts w:ascii="Arial" w:cs="Arial" w:eastAsia="Arial" w:hAnsi="Arial"/>
+                <w:i/>
+                <w:iCs/>
+                <w:color w:val="595959"/>
+                <w:sz w:val="16"/>
+                <w:szCs w:val="16"/>
+              </w:rPr>
+              <w:t xml:space="preserve">Related topic: not an exact match for this lesson.</w:t>
+            </w:r>
+          </w:p>
+          <w:p>
+            <w:pPr>
               <w:spacing w:after="10" w:before="0"/>
               <w:ind w:left="120"/>
             </w:pPr>
@@ -17686,7 +18268,7 @@
               <w:spacing w:after="10" w:before="0"/>
               <w:ind w:left="120"/>
             </w:pPr>
-            <w:hyperlink w:history="1" r:id="rIdrgb4flloepvmlbgagahq1">
+            <w:hyperlink w:history="1" r:id="rIdgtmsccgbakj7kdo0vet_z">
               <w:r>
                 <w:rPr>
                   <w:rFonts w:ascii="Arial" w:cs="Arial" w:eastAsia="Arial" w:hAnsi="Arial"/>
@@ -17748,7 +18330,7 @@
               <w:spacing w:after="10" w:before="0"/>
               <w:ind w:left="120"/>
             </w:pPr>
-            <w:hyperlink w:history="1" r:id="rIdzps-jhro9na4zsclpdlvv">
+            <w:hyperlink w:history="1" r:id="rIdf3ikpiq78w_efhzjdgz0s">
               <w:r>
                 <w:rPr>
                   <w:rFonts w:ascii="Arial" w:cs="Arial" w:eastAsia="Arial" w:hAnsi="Arial"/>
@@ -17958,7 +18540,7 @@
             <w:pPr>
               <w:spacing w:after="20" w:before="0"/>
             </w:pPr>
-            <w:hyperlink w:history="1" r:id="rIdsxydti7bvxmg1ht5tcjnh">
+            <w:hyperlink w:history="1" r:id="rIdhyk14imooajuzmhf48scx">
               <w:r>
                 <w:rPr>
                   <w:rFonts w:ascii="Arial" w:cs="Arial" w:eastAsia="Arial" w:hAnsi="Arial"/>
@@ -17973,6 +18555,22 @@
           </w:p>
           <w:p>
             <w:pPr>
+              <w:spacing w:after="20" w:before="0"/>
+            </w:pPr>
+            <w:r>
+              <w:rPr>
+                <w:rFonts w:ascii="Arial" w:cs="Arial" w:eastAsia="Arial" w:hAnsi="Arial"/>
+                <w:i/>
+                <w:iCs/>
+                <w:color w:val="595959"/>
+                <w:sz w:val="16"/>
+                <w:szCs w:val="16"/>
+              </w:rPr>
+              <w:t xml:space="preserve">Related topic: not an exact match for this lesson.</w:t>
+            </w:r>
+          </w:p>
+          <w:p>
+            <w:pPr>
               <w:spacing w:after="10" w:before="0"/>
               <w:ind w:left="120"/>
             </w:pPr>
@@ -17991,7 +18589,7 @@
               <w:spacing w:after="10" w:before="0"/>
               <w:ind w:left="120"/>
             </w:pPr>
-            <w:hyperlink w:history="1" r:id="rIduiel2byljfv8bufh_f8o_">
+            <w:hyperlink w:history="1" r:id="rIdh9thwf28a2divi2vquqb-">
               <w:r>
                 <w:rPr>
                   <w:rFonts w:ascii="Arial" w:cs="Arial" w:eastAsia="Arial" w:hAnsi="Arial"/>
@@ -18053,7 +18651,7 @@
               <w:spacing w:after="10" w:before="0"/>
               <w:ind w:left="120"/>
             </w:pPr>
-            <w:hyperlink w:history="1" r:id="rIdxay1pfwpjn_z9k4wmx7_r">
+            <w:hyperlink w:history="1" r:id="rIdqg_vwhrmtzde73cis8tvg">
               <w:r>
                 <w:rPr>
                   <w:rFonts w:ascii="Arial" w:cs="Arial" w:eastAsia="Arial" w:hAnsi="Arial"/>
@@ -18263,7 +18861,7 @@
             <w:pPr>
               <w:spacing w:after="20" w:before="0"/>
             </w:pPr>
-            <w:hyperlink w:history="1" r:id="rIdnpkzherklv1peu3am4rdr">
+            <w:hyperlink w:history="1" r:id="rIduxquor0quwv55ovdtozlh">
               <w:r>
                 <w:rPr>
                   <w:rFonts w:ascii="Arial" w:cs="Arial" w:eastAsia="Arial" w:hAnsi="Arial"/>
@@ -18278,6 +18876,22 @@
           </w:p>
           <w:p>
             <w:pPr>
+              <w:spacing w:after="20" w:before="0"/>
+            </w:pPr>
+            <w:r>
+              <w:rPr>
+                <w:rFonts w:ascii="Arial" w:cs="Arial" w:eastAsia="Arial" w:hAnsi="Arial"/>
+                <w:i/>
+                <w:iCs/>
+                <w:color w:val="595959"/>
+                <w:sz w:val="16"/>
+                <w:szCs w:val="16"/>
+              </w:rPr>
+              <w:t xml:space="preserve">Related topic: not an exact match for this lesson.</w:t>
+            </w:r>
+          </w:p>
+          <w:p>
+            <w:pPr>
               <w:spacing w:after="10" w:before="0"/>
               <w:ind w:left="120"/>
             </w:pPr>
@@ -18296,7 +18910,7 @@
               <w:spacing w:after="10" w:before="0"/>
               <w:ind w:left="120"/>
             </w:pPr>
-            <w:hyperlink w:history="1" r:id="rIdtgwqpfi6h17j3rthyrlsg">
+            <w:hyperlink w:history="1" r:id="rIdjt59saxdqye7fraoxjb5f">
               <w:r>
                 <w:rPr>
                   <w:rFonts w:ascii="Arial" w:cs="Arial" w:eastAsia="Arial" w:hAnsi="Arial"/>
@@ -18358,7 +18972,7 @@
               <w:spacing w:after="10" w:before="0"/>
               <w:ind w:left="120"/>
             </w:pPr>
-            <w:hyperlink w:history="1" r:id="rIdsz7imlndzujj5ivqday9o">
+            <w:hyperlink w:history="1" r:id="rIdztdkfql1itwygwfawqk_q">
               <w:r>
                 <w:rPr>
                   <w:rFonts w:ascii="Arial" w:cs="Arial" w:eastAsia="Arial" w:hAnsi="Arial"/>
@@ -18568,7 +19182,7 @@
             <w:pPr>
               <w:spacing w:after="20" w:before="0"/>
             </w:pPr>
-            <w:hyperlink w:history="1" r:id="rIdfcvwjex9j5wjancstfp6h">
+            <w:hyperlink w:history="1" r:id="rIdizengpt7lmx8li86pvg6g">
               <w:r>
                 <w:rPr>
                   <w:rFonts w:ascii="Arial" w:cs="Arial" w:eastAsia="Arial" w:hAnsi="Arial"/>
@@ -18583,6 +19197,22 @@
           </w:p>
           <w:p>
             <w:pPr>
+              <w:spacing w:after="20" w:before="0"/>
+            </w:pPr>
+            <w:r>
+              <w:rPr>
+                <w:rFonts w:ascii="Arial" w:cs="Arial" w:eastAsia="Arial" w:hAnsi="Arial"/>
+                <w:i/>
+                <w:iCs/>
+                <w:color w:val="595959"/>
+                <w:sz w:val="16"/>
+                <w:szCs w:val="16"/>
+              </w:rPr>
+              <w:t xml:space="preserve">Related topic: not an exact match for this lesson.</w:t>
+            </w:r>
+          </w:p>
+          <w:p>
+            <w:pPr>
               <w:spacing w:after="10" w:before="0"/>
               <w:ind w:left="120"/>
             </w:pPr>
@@ -18601,7 +19231,7 @@
               <w:spacing w:after="10" w:before="0"/>
               <w:ind w:left="120"/>
             </w:pPr>
-            <w:hyperlink w:history="1" r:id="rIdg8frg76yiiwsiqbyhyspx">
+            <w:hyperlink w:history="1" r:id="rIdqd01au0jvlszrcoyu45tx">
               <w:r>
                 <w:rPr>
                   <w:rFonts w:ascii="Arial" w:cs="Arial" w:eastAsia="Arial" w:hAnsi="Arial"/>
@@ -18663,7 +19293,7 @@
               <w:spacing w:after="10" w:before="0"/>
               <w:ind w:left="120"/>
             </w:pPr>
-            <w:hyperlink w:history="1" r:id="rIdq-m3bufmup7jinbsrawi5">
+            <w:hyperlink w:history="1" r:id="rIdrkecy4lu626nc5amgvcjj">
               <w:r>
                 <w:rPr>
                   <w:rFonts w:ascii="Arial" w:cs="Arial" w:eastAsia="Arial" w:hAnsi="Arial"/>
@@ -19190,7 +19820,7 @@
         </w:rPr>
         <w:t xml:space="preserve">© 2026 SeaVuria and ARES. Aligned with KICD objectives. Developed by SeaVuria; technical implementation by ARES (with AI assistance from Claude). Licensed under </w:t>
       </w:r>
-      <w:hyperlink w:history="1" r:id="rIdm2fppsvtozgnlioo6uaip">
+      <w:hyperlink w:history="1" r:id="rIdq_ntalwhmgzwzdcu5yhkb">
         <w:r>
           <w:rPr>
             <w:rFonts w:ascii="Arial" w:cs="Arial" w:eastAsia="Arial" w:hAnsi="Arial"/>
@@ -19211,7 +19841,7 @@
         </w:rPr>
         <w:t xml:space="preserve"> (</w:t>
       </w:r>
-      <w:hyperlink w:history="1" r:id="rIdyh4obtuzuvprakaff8urv">
+      <w:hyperlink w:history="1" r:id="rIdl9nlxqaqpimd06d030jp1">
         <w:r>
           <w:rPr>
             <w:rFonts w:ascii="Arial" w:cs="Arial" w:eastAsia="Arial" w:hAnsi="Arial"/>

--- a/data/outputs/v2/Grade11/Biology/Lesson_Plans/SS3.2_Growth_and_Development_in_Animals/Biology_Growth_and_Development_in_Animals_CBE_LessonSequence.docx
+++ b/data/outputs/v2/Grade11/Biology/Lesson_Plans/SS3.2_Growth_and_Development_in_Animals/Biology_Growth_and_Development_in_Animals_CBE_LessonSequence.docx
@@ -1896,7 +1896,7 @@
         </w:rPr>
         <w:t xml:space="preserve">© 2026 SeaVuria and ARES. This work is licensed under a </w:t>
       </w:r>
-      <w:hyperlink w:history="1" r:id="rIdt7lo3a12y80gyvq3z8_mv">
+      <w:hyperlink w:history="1" r:id="rIdpb4vt2lvbqpvkvesj5kow">
         <w:r>
           <w:rPr>
             <w:rFonts w:ascii="Arial" w:cs="Arial" w:eastAsia="Arial" w:hAnsi="Arial"/>
@@ -1916,7 +1916,7 @@
         </w:rPr>
         <w:t xml:space="preserve"> (</w:t>
       </w:r>
-      <w:hyperlink w:history="1" r:id="rIdxbx2ft2bwozev5va4wzcw">
+      <w:hyperlink w:history="1" r:id="rId0xh5mmt1k3sp57bl9qntg">
         <w:r>
           <w:rPr>
             <w:rFonts w:ascii="Arial" w:cs="Arial" w:eastAsia="Arial" w:hAnsi="Arial"/>
@@ -1936,7 +1936,7 @@
         </w:rPr>
         <w:t xml:space="preserve">). To view a copy of this license, visit </w:t>
       </w:r>
-      <w:hyperlink w:history="1" r:id="rIdnras_r7mat0fwnggprmfe">
+      <w:hyperlink w:history="1" r:id="rIdfufojdfgadez4ibbokghz">
         <w:r>
           <w:rPr>
             <w:rFonts w:ascii="Arial" w:cs="Arial" w:eastAsia="Arial" w:hAnsi="Arial"/>
@@ -2948,7 +2948,7 @@
             <w:pPr>
               <w:spacing w:after="20" w:before="0"/>
             </w:pPr>
-            <w:hyperlink w:history="1" r:id="rIdg2irxfvt4zwxr0plkh8lv">
+            <w:hyperlink w:history="1" r:id="rIdq5orrjlk7sktallbccunj">
               <w:r>
                 <w:rPr>
                   <w:rFonts w:ascii="Arial" w:cs="Arial" w:eastAsia="Arial" w:hAnsi="Arial"/>
@@ -2997,7 +2997,7 @@
               <w:spacing w:after="10" w:before="0"/>
               <w:ind w:left="120"/>
             </w:pPr>
-            <w:hyperlink w:history="1" r:id="rIdjvovevqwlhtvzhhkg0dx4">
+            <w:hyperlink w:history="1" r:id="rIdnkmzqb1io1uknugzsilby">
               <w:r>
                 <w:rPr>
                   <w:rFonts w:ascii="Arial" w:cs="Arial" w:eastAsia="Arial" w:hAnsi="Arial"/>
@@ -3059,7 +3059,7 @@
               <w:spacing w:after="10" w:before="0"/>
               <w:ind w:left="120"/>
             </w:pPr>
-            <w:hyperlink w:history="1" r:id="rIdos8kkchk9si4ovhldmm3o">
+            <w:hyperlink w:history="1" r:id="rIds0v3pvwg4jj-7qlf1pue6">
               <w:r>
                 <w:rPr>
                   <w:rFonts w:ascii="Arial" w:cs="Arial" w:eastAsia="Arial" w:hAnsi="Arial"/>
@@ -3269,7 +3269,7 @@
             <w:pPr>
               <w:spacing w:after="20" w:before="0"/>
             </w:pPr>
-            <w:hyperlink w:history="1" r:id="rIdekntmbrngaxyqvmz4kcov">
+            <w:hyperlink w:history="1" r:id="rIdqtqxrthv3dg2p8pj57r8x">
               <w:r>
                 <w:rPr>
                   <w:rFonts w:ascii="Arial" w:cs="Arial" w:eastAsia="Arial" w:hAnsi="Arial"/>
@@ -3318,7 +3318,7 @@
               <w:spacing w:after="10" w:before="0"/>
               <w:ind w:left="120"/>
             </w:pPr>
-            <w:hyperlink w:history="1" r:id="rIdxrek8uuaxuy3-hmmvjxf3">
+            <w:hyperlink w:history="1" r:id="rIdwz8-ve09ywuvzmtgzzhpd">
               <w:r>
                 <w:rPr>
                   <w:rFonts w:ascii="Arial" w:cs="Arial" w:eastAsia="Arial" w:hAnsi="Arial"/>
@@ -3380,7 +3380,7 @@
               <w:spacing w:after="10" w:before="0"/>
               <w:ind w:left="120"/>
             </w:pPr>
-            <w:hyperlink w:history="1" r:id="rIdt_cynovrnvqwxbazlqbzr">
+            <w:hyperlink w:history="1" r:id="rIdlic5-law8ksvadxk4i8au">
               <w:r>
                 <w:rPr>
                   <w:rFonts w:ascii="Arial" w:cs="Arial" w:eastAsia="Arial" w:hAnsi="Arial"/>
@@ -3590,7 +3590,7 @@
             <w:pPr>
               <w:spacing w:after="20" w:before="0"/>
             </w:pPr>
-            <w:hyperlink w:history="1" r:id="rIdtxhskka4c7qgj4u8neu_z">
+            <w:hyperlink w:history="1" r:id="rIdl7o5avj2hw7ianwhtedjc">
               <w:r>
                 <w:rPr>
                   <w:rFonts w:ascii="Arial" w:cs="Arial" w:eastAsia="Arial" w:hAnsi="Arial"/>
@@ -3639,7 +3639,7 @@
               <w:spacing w:after="10" w:before="0"/>
               <w:ind w:left="120"/>
             </w:pPr>
-            <w:hyperlink w:history="1" r:id="rIdiefyrsgckhaagjuznwdz0">
+            <w:hyperlink w:history="1" r:id="rIdw-me59qoeot8evmoa6sl9">
               <w:r>
                 <w:rPr>
                   <w:rFonts w:ascii="Arial" w:cs="Arial" w:eastAsia="Arial" w:hAnsi="Arial"/>
@@ -3701,7 +3701,7 @@
               <w:spacing w:after="10" w:before="0"/>
               <w:ind w:left="120"/>
             </w:pPr>
-            <w:hyperlink w:history="1" r:id="rIdwujh_plm4uy9vhlyp1vx3">
+            <w:hyperlink w:history="1" r:id="rId0r8mlsfhyzb0kbjuunniz">
               <w:r>
                 <w:rPr>
                   <w:rFonts w:ascii="Arial" w:cs="Arial" w:eastAsia="Arial" w:hAnsi="Arial"/>
@@ -3911,7 +3911,7 @@
             <w:pPr>
               <w:spacing w:after="20" w:before="0"/>
             </w:pPr>
-            <w:hyperlink w:history="1" r:id="rIdqna6_atjrjycil6g0lb0s">
+            <w:hyperlink w:history="1" r:id="rIdugtibpf-77p-l9bvjjj1k">
               <w:r>
                 <w:rPr>
                   <w:rFonts w:ascii="Arial" w:cs="Arial" w:eastAsia="Arial" w:hAnsi="Arial"/>
@@ -3960,7 +3960,7 @@
               <w:spacing w:after="10" w:before="0"/>
               <w:ind w:left="120"/>
             </w:pPr>
-            <w:hyperlink w:history="1" r:id="rIdqsgqq-c8fhss71vkjtlma">
+            <w:hyperlink w:history="1" r:id="rIdekwfyfc6vezj707iqtro4">
               <w:r>
                 <w:rPr>
                   <w:rFonts w:ascii="Arial" w:cs="Arial" w:eastAsia="Arial" w:hAnsi="Arial"/>
@@ -4022,7 +4022,7 @@
               <w:spacing w:after="10" w:before="0"/>
               <w:ind w:left="120"/>
             </w:pPr>
-            <w:hyperlink w:history="1" r:id="rIdrcexckjj5kpz6ov-j1tvx">
+            <w:hyperlink w:history="1" r:id="rId-3fbga0czepwnv4mcqdck">
               <w:r>
                 <w:rPr>
                   <w:rFonts w:ascii="Arial" w:cs="Arial" w:eastAsia="Arial" w:hAnsi="Arial"/>
@@ -4232,7 +4232,7 @@
             <w:pPr>
               <w:spacing w:after="20" w:before="0"/>
             </w:pPr>
-            <w:hyperlink w:history="1" r:id="rIdclsecpgkuqmtdqjddxzmp">
+            <w:hyperlink w:history="1" r:id="rIdqjmb1yvmhjdidn8mecxnd">
               <w:r>
                 <w:rPr>
                   <w:rFonts w:ascii="Arial" w:cs="Arial" w:eastAsia="Arial" w:hAnsi="Arial"/>
@@ -4281,7 +4281,7 @@
               <w:spacing w:after="10" w:before="0"/>
               <w:ind w:left="120"/>
             </w:pPr>
-            <w:hyperlink w:history="1" r:id="rIdduqutkrne4utv-zr7iv1g">
+            <w:hyperlink w:history="1" r:id="rIdlqrff8rxjb17j_ukpj--f">
               <w:r>
                 <w:rPr>
                   <w:rFonts w:ascii="Arial" w:cs="Arial" w:eastAsia="Arial" w:hAnsi="Arial"/>
@@ -4343,7 +4343,7 @@
               <w:spacing w:after="10" w:before="0"/>
               <w:ind w:left="120"/>
             </w:pPr>
-            <w:hyperlink w:history="1" r:id="rId9cffelhb0-zvmlsaggfl-">
+            <w:hyperlink w:history="1" r:id="rIdjkvkoafy_ooncnoukxcf-">
               <w:r>
                 <w:rPr>
                   <w:rFonts w:ascii="Arial" w:cs="Arial" w:eastAsia="Arial" w:hAnsi="Arial"/>
@@ -4870,7 +4870,7 @@
         </w:rPr>
         <w:t xml:space="preserve">© 2026 SeaVuria and ARES. Aligned with KICD objectives. Developed by SeaVuria; technical implementation by ARES (with AI assistance from Claude). Licensed under </w:t>
       </w:r>
-      <w:hyperlink w:history="1" r:id="rIdgglvrfwdx5w3s6yni1tj7">
+      <w:hyperlink w:history="1" r:id="rId-k8l7ib61exxejpbpptjt">
         <w:r>
           <w:rPr>
             <w:rFonts w:ascii="Arial" w:cs="Arial" w:eastAsia="Arial" w:hAnsi="Arial"/>
@@ -4891,7 +4891,7 @@
         </w:rPr>
         <w:t xml:space="preserve"> (</w:t>
       </w:r>
-      <w:hyperlink w:history="1" r:id="rId_0-jp451nuuq0p6jz9gqf">
+      <w:hyperlink w:history="1" r:id="rIdyz9-vayn14fa5dxdg8n8v">
         <w:r>
           <w:rPr>
             <w:rFonts w:ascii="Arial" w:cs="Arial" w:eastAsia="Arial" w:hAnsi="Arial"/>
@@ -5904,7 +5904,7 @@
             <w:pPr>
               <w:spacing w:after="20" w:before="0"/>
             </w:pPr>
-            <w:hyperlink w:history="1" r:id="rIdl1soxekno4q6dwxw1ovwf">
+            <w:hyperlink w:history="1" r:id="rIdtagfuur1h0tu0dnqu-v6w">
               <w:r>
                 <w:rPr>
                   <w:rFonts w:ascii="Arial" w:cs="Arial" w:eastAsia="Arial" w:hAnsi="Arial"/>
@@ -5953,7 +5953,7 @@
               <w:spacing w:after="10" w:before="0"/>
               <w:ind w:left="120"/>
             </w:pPr>
-            <w:hyperlink w:history="1" r:id="rIdlik3gitc9bfvrouys_gjy">
+            <w:hyperlink w:history="1" r:id="rIdwdtguwcxuujdihr80mdwu">
               <w:r>
                 <w:rPr>
                   <w:rFonts w:ascii="Arial" w:cs="Arial" w:eastAsia="Arial" w:hAnsi="Arial"/>
@@ -5998,7 +5998,7 @@
             <w:pPr>
               <w:spacing w:after="20" w:before="0"/>
             </w:pPr>
-            <w:hyperlink w:history="1" r:id="rIdmkitdbtwqmdv8gvcvet6d">
+            <w:hyperlink w:history="1" r:id="rIdqiwiebglwyas7eqqklvax">
               <w:r>
                 <w:rPr>
                   <w:rFonts w:ascii="Arial" w:cs="Arial" w:eastAsia="Arial" w:hAnsi="Arial"/>
@@ -6047,7 +6047,7 @@
               <w:spacing w:after="10" w:before="0"/>
               <w:ind w:left="120"/>
             </w:pPr>
-            <w:hyperlink w:history="1" r:id="rIdfvkuqhrtlieztvskh-xfq">
+            <w:hyperlink w:history="1" r:id="rIdldsquqxy-xppmhqkow76g">
               <w:r>
                 <w:rPr>
                   <w:rFonts w:ascii="Arial" w:cs="Arial" w:eastAsia="Arial" w:hAnsi="Arial"/>
@@ -6242,7 +6242,7 @@
             <w:pPr>
               <w:spacing w:after="20" w:before="0"/>
             </w:pPr>
-            <w:hyperlink w:history="1" r:id="rIdicqyagx9qvhhy-pjmla_i">
+            <w:hyperlink w:history="1" r:id="rIdjehvt_qjfnnsco72t0guj">
               <w:r>
                 <w:rPr>
                   <w:rFonts w:ascii="Arial" w:cs="Arial" w:eastAsia="Arial" w:hAnsi="Arial"/>
@@ -6291,7 +6291,7 @@
               <w:spacing w:after="10" w:before="0"/>
               <w:ind w:left="120"/>
             </w:pPr>
-            <w:hyperlink w:history="1" r:id="rIdkruuiwb_ybo26yt7a0cj7">
+            <w:hyperlink w:history="1" r:id="rIdvixvsezlra4ajprdozwvy">
               <w:r>
                 <w:rPr>
                   <w:rFonts w:ascii="Arial" w:cs="Arial" w:eastAsia="Arial" w:hAnsi="Arial"/>
@@ -6336,7 +6336,7 @@
             <w:pPr>
               <w:spacing w:after="20" w:before="0"/>
             </w:pPr>
-            <w:hyperlink w:history="1" r:id="rId25olq1uavsjgn9widdnhp">
+            <w:hyperlink w:history="1" r:id="rIdbfoxum5vbzbwqidz0pwah">
               <w:r>
                 <w:rPr>
                   <w:rFonts w:ascii="Arial" w:cs="Arial" w:eastAsia="Arial" w:hAnsi="Arial"/>
@@ -6385,7 +6385,7 @@
               <w:spacing w:after="10" w:before="0"/>
               <w:ind w:left="120"/>
             </w:pPr>
-            <w:hyperlink w:history="1" r:id="rIdy_fj_67zi2ztp7tqqf-c3">
+            <w:hyperlink w:history="1" r:id="rId8qbfi4vmtun9cpmhb-ikd">
               <w:r>
                 <w:rPr>
                   <w:rFonts w:ascii="Arial" w:cs="Arial" w:eastAsia="Arial" w:hAnsi="Arial"/>
@@ -6580,7 +6580,7 @@
             <w:pPr>
               <w:spacing w:after="20" w:before="0"/>
             </w:pPr>
-            <w:hyperlink w:history="1" r:id="rIdz-gigwvy78yu96t1blbh0">
+            <w:hyperlink w:history="1" r:id="rIdsickvnkbzpgk87ppdeg53">
               <w:r>
                 <w:rPr>
                   <w:rFonts w:ascii="Arial" w:cs="Arial" w:eastAsia="Arial" w:hAnsi="Arial"/>
@@ -6629,7 +6629,7 @@
               <w:spacing w:after="10" w:before="0"/>
               <w:ind w:left="120"/>
             </w:pPr>
-            <w:hyperlink w:history="1" r:id="rIdogeyx3goxqku3qxsk865m">
+            <w:hyperlink w:history="1" r:id="rId10juuv3st7h9zldy5uvkq">
               <w:r>
                 <w:rPr>
                   <w:rFonts w:ascii="Arial" w:cs="Arial" w:eastAsia="Arial" w:hAnsi="Arial"/>
@@ -6674,7 +6674,7 @@
             <w:pPr>
               <w:spacing w:after="20" w:before="0"/>
             </w:pPr>
-            <w:hyperlink w:history="1" r:id="rIdhblb_qwi2sfavrrqyo02f">
+            <w:hyperlink w:history="1" r:id="rIdltrhfdzbrnxzelmtjk38-">
               <w:r>
                 <w:rPr>
                   <w:rFonts w:ascii="Arial" w:cs="Arial" w:eastAsia="Arial" w:hAnsi="Arial"/>
@@ -6723,7 +6723,7 @@
               <w:spacing w:after="10" w:before="0"/>
               <w:ind w:left="120"/>
             </w:pPr>
-            <w:hyperlink w:history="1" r:id="rIdlrd8m_is_01om4i8ewhgt">
+            <w:hyperlink w:history="1" r:id="rIdffasyfpg3q5k8p2m5tlva">
               <w:r>
                 <w:rPr>
                   <w:rFonts w:ascii="Arial" w:cs="Arial" w:eastAsia="Arial" w:hAnsi="Arial"/>
@@ -6918,7 +6918,7 @@
             <w:pPr>
               <w:spacing w:after="20" w:before="0"/>
             </w:pPr>
-            <w:hyperlink w:history="1" r:id="rIdnawu9rzjyxq3dvqbzmz2p">
+            <w:hyperlink w:history="1" r:id="rId5auz9gorxlmjve62t_pmt">
               <w:r>
                 <w:rPr>
                   <w:rFonts w:ascii="Arial" w:cs="Arial" w:eastAsia="Arial" w:hAnsi="Arial"/>
@@ -6967,7 +6967,7 @@
               <w:spacing w:after="10" w:before="0"/>
               <w:ind w:left="120"/>
             </w:pPr>
-            <w:hyperlink w:history="1" r:id="rId8xh_pumblqx_orkeq0g8i">
+            <w:hyperlink w:history="1" r:id="rId_xbj5r7gbnefoqu-5ib9i">
               <w:r>
                 <w:rPr>
                   <w:rFonts w:ascii="Arial" w:cs="Arial" w:eastAsia="Arial" w:hAnsi="Arial"/>
@@ -7012,7 +7012,7 @@
             <w:pPr>
               <w:spacing w:after="20" w:before="0"/>
             </w:pPr>
-            <w:hyperlink w:history="1" r:id="rIdyvfspptfc5icxr5-8gn1m">
+            <w:hyperlink w:history="1" r:id="rId49wnd3escjjsldvmcp0zh">
               <w:r>
                 <w:rPr>
                   <w:rFonts w:ascii="Arial" w:cs="Arial" w:eastAsia="Arial" w:hAnsi="Arial"/>
@@ -7061,7 +7061,7 @@
               <w:spacing w:after="10" w:before="0"/>
               <w:ind w:left="120"/>
             </w:pPr>
-            <w:hyperlink w:history="1" r:id="rIdhiths6bhjfr3w8z8lg53d">
+            <w:hyperlink w:history="1" r:id="rIdkawwrb9hclpumljiofifl">
               <w:r>
                 <w:rPr>
                   <w:rFonts w:ascii="Arial" w:cs="Arial" w:eastAsia="Arial" w:hAnsi="Arial"/>
@@ -7256,7 +7256,7 @@
             <w:pPr>
               <w:spacing w:after="20" w:before="0"/>
             </w:pPr>
-            <w:hyperlink w:history="1" r:id="rIdfwbhy-1umg3yrjqztava-">
+            <w:hyperlink w:history="1" r:id="rIdsggd6wdonhw3cqlhyyhr4">
               <w:r>
                 <w:rPr>
                   <w:rFonts w:ascii="Arial" w:cs="Arial" w:eastAsia="Arial" w:hAnsi="Arial"/>
@@ -7305,7 +7305,7 @@
               <w:spacing w:after="10" w:before="0"/>
               <w:ind w:left="120"/>
             </w:pPr>
-            <w:hyperlink w:history="1" r:id="rIdrdwdkvtc8a48gwgsw2qf_">
+            <w:hyperlink w:history="1" r:id="rIdg2ugonhfqcptzb6z0nl4i">
               <w:r>
                 <w:rPr>
                   <w:rFonts w:ascii="Arial" w:cs="Arial" w:eastAsia="Arial" w:hAnsi="Arial"/>
@@ -7350,7 +7350,7 @@
             <w:pPr>
               <w:spacing w:after="20" w:before="0"/>
             </w:pPr>
-            <w:hyperlink w:history="1" r:id="rIdtzsgs9yved0mt34tvxwhq">
+            <w:hyperlink w:history="1" r:id="rIdyrymk5eyovxkg43e7nd3z">
               <w:r>
                 <w:rPr>
                   <w:rFonts w:ascii="Arial" w:cs="Arial" w:eastAsia="Arial" w:hAnsi="Arial"/>
@@ -7399,7 +7399,7 @@
               <w:spacing w:after="10" w:before="0"/>
               <w:ind w:left="120"/>
             </w:pPr>
-            <w:hyperlink w:history="1" r:id="rIds2ormsebxuakjiomb8opw">
+            <w:hyperlink w:history="1" r:id="rId1i_z-1npykgoihhsyarh_">
               <w:r>
                 <w:rPr>
                   <w:rFonts w:ascii="Arial" w:cs="Arial" w:eastAsia="Arial" w:hAnsi="Arial"/>
@@ -7911,7 +7911,7 @@
         </w:rPr>
         <w:t xml:space="preserve">© 2026 SeaVuria and ARES. Aligned with KICD objectives. Developed by SeaVuria; technical implementation by ARES (with AI assistance from Claude). Licensed under </w:t>
       </w:r>
-      <w:hyperlink w:history="1" r:id="rIdt_psk_xtjmacnxgnsy6tt">
+      <w:hyperlink w:history="1" r:id="rIdqxc6dbvuwqrd2nwlqyirg">
         <w:r>
           <w:rPr>
             <w:rFonts w:ascii="Arial" w:cs="Arial" w:eastAsia="Arial" w:hAnsi="Arial"/>
@@ -7932,7 +7932,7 @@
         </w:rPr>
         <w:t xml:space="preserve"> (</w:t>
       </w:r>
-      <w:hyperlink w:history="1" r:id="rIdgtg3i2k2evk8xnwzf6hqf">
+      <w:hyperlink w:history="1" r:id="rId-ipt6e85mwngmwxrpz1yx">
         <w:r>
           <w:rPr>
             <w:rFonts w:ascii="Arial" w:cs="Arial" w:eastAsia="Arial" w:hAnsi="Arial"/>
@@ -8945,7 +8945,7 @@
             <w:pPr>
               <w:spacing w:after="20" w:before="0"/>
             </w:pPr>
-            <w:hyperlink w:history="1" r:id="rIdzjgtz2rg7z12svc8z4ljd">
+            <w:hyperlink w:history="1" r:id="rIdstdh6d1bolsodb1nlopbh">
               <w:r>
                 <w:rPr>
                   <w:rFonts w:ascii="Arial" w:cs="Arial" w:eastAsia="Arial" w:hAnsi="Arial"/>
@@ -8994,7 +8994,7 @@
               <w:spacing w:after="10" w:before="0"/>
               <w:ind w:left="120"/>
             </w:pPr>
-            <w:hyperlink w:history="1" r:id="rIdskjr4muwlcaeizu17myby">
+            <w:hyperlink w:history="1" r:id="rId_93vmioph5pv22_plefgo">
               <w:r>
                 <w:rPr>
                   <w:rFonts w:ascii="Arial" w:cs="Arial" w:eastAsia="Arial" w:hAnsi="Arial"/>
@@ -9039,7 +9039,7 @@
             <w:pPr>
               <w:spacing w:after="20" w:before="0"/>
             </w:pPr>
-            <w:hyperlink w:history="1" r:id="rIdvomr2lodedw1ys3vhvdkm">
+            <w:hyperlink w:history="1" r:id="rId_4c9z_wzjlvrrapauj3hq">
               <w:r>
                 <w:rPr>
                   <w:rFonts w:ascii="Arial" w:cs="Arial" w:eastAsia="Arial" w:hAnsi="Arial"/>
@@ -9088,7 +9088,7 @@
               <w:spacing w:after="10" w:before="0"/>
               <w:ind w:left="120"/>
             </w:pPr>
-            <w:hyperlink w:history="1" r:id="rId18catbdccxnvkk1k7u9jb">
+            <w:hyperlink w:history="1" r:id="rIdukagtnnegl8fzve_hvulf">
               <w:r>
                 <w:rPr>
                   <w:rFonts w:ascii="Arial" w:cs="Arial" w:eastAsia="Arial" w:hAnsi="Arial"/>
@@ -9283,7 +9283,7 @@
             <w:pPr>
               <w:spacing w:after="20" w:before="0"/>
             </w:pPr>
-            <w:hyperlink w:history="1" r:id="rId01f5cf5zhzdjjmq2ho7q8">
+            <w:hyperlink w:history="1" r:id="rIddv5grmpcd5fogw73ketkb">
               <w:r>
                 <w:rPr>
                   <w:rFonts w:ascii="Arial" w:cs="Arial" w:eastAsia="Arial" w:hAnsi="Arial"/>
@@ -9332,7 +9332,7 @@
               <w:spacing w:after="10" w:before="0"/>
               <w:ind w:left="120"/>
             </w:pPr>
-            <w:hyperlink w:history="1" r:id="rIdrycc9pjgt-frb6vc4yfy7">
+            <w:hyperlink w:history="1" r:id="rIdi1axrhxnzk0wc-xb1a-wg">
               <w:r>
                 <w:rPr>
                   <w:rFonts w:ascii="Arial" w:cs="Arial" w:eastAsia="Arial" w:hAnsi="Arial"/>
@@ -9377,7 +9377,7 @@
             <w:pPr>
               <w:spacing w:after="20" w:before="0"/>
             </w:pPr>
-            <w:hyperlink w:history="1" r:id="rIdzkkoda_ahvyjnd_w5dvym">
+            <w:hyperlink w:history="1" r:id="rIdorohes-4cad_x3mhleupr">
               <w:r>
                 <w:rPr>
                   <w:rFonts w:ascii="Arial" w:cs="Arial" w:eastAsia="Arial" w:hAnsi="Arial"/>
@@ -9426,7 +9426,7 @@
               <w:spacing w:after="10" w:before="0"/>
               <w:ind w:left="120"/>
             </w:pPr>
-            <w:hyperlink w:history="1" r:id="rId3-aliccyi5mgahzwl7dqi">
+            <w:hyperlink w:history="1" r:id="rId0lgq-ydbm_aw4cw26kbop">
               <w:r>
                 <w:rPr>
                   <w:rFonts w:ascii="Arial" w:cs="Arial" w:eastAsia="Arial" w:hAnsi="Arial"/>
@@ -9621,7 +9621,7 @@
             <w:pPr>
               <w:spacing w:after="20" w:before="0"/>
             </w:pPr>
-            <w:hyperlink w:history="1" r:id="rIdmvmpido1ri0-yyxyjdyy2">
+            <w:hyperlink w:history="1" r:id="rIdzmvffkqoj7t6fje6sm21_">
               <w:r>
                 <w:rPr>
                   <w:rFonts w:ascii="Arial" w:cs="Arial" w:eastAsia="Arial" w:hAnsi="Arial"/>
@@ -9670,7 +9670,7 @@
               <w:spacing w:after="10" w:before="0"/>
               <w:ind w:left="120"/>
             </w:pPr>
-            <w:hyperlink w:history="1" r:id="rIdpedncfivarvll4nnuks9s">
+            <w:hyperlink w:history="1" r:id="rIdughee2zptq8ytfhhwsvry">
               <w:r>
                 <w:rPr>
                   <w:rFonts w:ascii="Arial" w:cs="Arial" w:eastAsia="Arial" w:hAnsi="Arial"/>
@@ -9715,7 +9715,7 @@
             <w:pPr>
               <w:spacing w:after="20" w:before="0"/>
             </w:pPr>
-            <w:hyperlink w:history="1" r:id="rIdfimve8vxtiwtnv0n9egc9">
+            <w:hyperlink w:history="1" r:id="rIdcwcoxojfi3sigu6t_k2og">
               <w:r>
                 <w:rPr>
                   <w:rFonts w:ascii="Arial" w:cs="Arial" w:eastAsia="Arial" w:hAnsi="Arial"/>
@@ -9764,7 +9764,7 @@
               <w:spacing w:after="10" w:before="0"/>
               <w:ind w:left="120"/>
             </w:pPr>
-            <w:hyperlink w:history="1" r:id="rIdv2cvsn8mggdvblaimjgkk">
+            <w:hyperlink w:history="1" r:id="rIdo6fnmhhb6kvlgx3sx1gzx">
               <w:r>
                 <w:rPr>
                   <w:rFonts w:ascii="Arial" w:cs="Arial" w:eastAsia="Arial" w:hAnsi="Arial"/>
@@ -9959,7 +9959,7 @@
             <w:pPr>
               <w:spacing w:after="20" w:before="0"/>
             </w:pPr>
-            <w:hyperlink w:history="1" r:id="rIdhonaozvremd06gwdwik1e">
+            <w:hyperlink w:history="1" r:id="rIdf60mjqrvqwzt_z-bcftme">
               <w:r>
                 <w:rPr>
                   <w:rFonts w:ascii="Arial" w:cs="Arial" w:eastAsia="Arial" w:hAnsi="Arial"/>
@@ -10008,7 +10008,7 @@
               <w:spacing w:after="10" w:before="0"/>
               <w:ind w:left="120"/>
             </w:pPr>
-            <w:hyperlink w:history="1" r:id="rIdidi5skhstdpdxpbkceaew">
+            <w:hyperlink w:history="1" r:id="rIdqwaefbxjwhmfx3xyltn_6">
               <w:r>
                 <w:rPr>
                   <w:rFonts w:ascii="Arial" w:cs="Arial" w:eastAsia="Arial" w:hAnsi="Arial"/>
@@ -10053,7 +10053,7 @@
             <w:pPr>
               <w:spacing w:after="20" w:before="0"/>
             </w:pPr>
-            <w:hyperlink w:history="1" r:id="rIdn6kwvouubnsdh2ntkzcly">
+            <w:hyperlink w:history="1" r:id="rIduj9nknpms84aclgoomg0i">
               <w:r>
                 <w:rPr>
                   <w:rFonts w:ascii="Arial" w:cs="Arial" w:eastAsia="Arial" w:hAnsi="Arial"/>
@@ -10102,7 +10102,7 @@
               <w:spacing w:after="10" w:before="0"/>
               <w:ind w:left="120"/>
             </w:pPr>
-            <w:hyperlink w:history="1" r:id="rId0r_74zsq0l7w_gtlwfloj">
+            <w:hyperlink w:history="1" r:id="rId3cm_7c_964c1hi6r1m7rz">
               <w:r>
                 <w:rPr>
                   <w:rFonts w:ascii="Arial" w:cs="Arial" w:eastAsia="Arial" w:hAnsi="Arial"/>
@@ -10297,7 +10297,7 @@
             <w:pPr>
               <w:spacing w:after="20" w:before="0"/>
             </w:pPr>
-            <w:hyperlink w:history="1" r:id="rIdddquhsqv6cz-ixu-l-g4s">
+            <w:hyperlink w:history="1" r:id="rIdjvxifchn9yjdnyf4pchpa">
               <w:r>
                 <w:rPr>
                   <w:rFonts w:ascii="Arial" w:cs="Arial" w:eastAsia="Arial" w:hAnsi="Arial"/>
@@ -10346,7 +10346,7 @@
               <w:spacing w:after="10" w:before="0"/>
               <w:ind w:left="120"/>
             </w:pPr>
-            <w:hyperlink w:history="1" r:id="rIdr0qbhzwmojewtp45rm7rv">
+            <w:hyperlink w:history="1" r:id="rIdv_oiwf-zdvxwqexboe3xg">
               <w:r>
                 <w:rPr>
                   <w:rFonts w:ascii="Arial" w:cs="Arial" w:eastAsia="Arial" w:hAnsi="Arial"/>
@@ -10391,7 +10391,7 @@
             <w:pPr>
               <w:spacing w:after="20" w:before="0"/>
             </w:pPr>
-            <w:hyperlink w:history="1" r:id="rIdjp1qjr08frqmxp-vhbeqw">
+            <w:hyperlink w:history="1" r:id="rId955l6q60uq-8o3zsmul8y">
               <w:r>
                 <w:rPr>
                   <w:rFonts w:ascii="Arial" w:cs="Arial" w:eastAsia="Arial" w:hAnsi="Arial"/>
@@ -10440,7 +10440,7 @@
               <w:spacing w:after="10" w:before="0"/>
               <w:ind w:left="120"/>
             </w:pPr>
-            <w:hyperlink w:history="1" r:id="rIdkyz_vd8flw5prf_exb7jy">
+            <w:hyperlink w:history="1" r:id="rIddlq5wakca_wxyeoveekww">
               <w:r>
                 <w:rPr>
                   <w:rFonts w:ascii="Arial" w:cs="Arial" w:eastAsia="Arial" w:hAnsi="Arial"/>
@@ -10952,7 +10952,7 @@
         </w:rPr>
         <w:t xml:space="preserve">© 2026 SeaVuria and ARES. Aligned with KICD objectives. Developed by SeaVuria; technical implementation by ARES (with AI assistance from Claude). Licensed under </w:t>
       </w:r>
-      <w:hyperlink w:history="1" r:id="rIdtbfwjeohrrqkp1ny3oqir">
+      <w:hyperlink w:history="1" r:id="rIdbghjmd-b01k7twcsdrmlm">
         <w:r>
           <w:rPr>
             <w:rFonts w:ascii="Arial" w:cs="Arial" w:eastAsia="Arial" w:hAnsi="Arial"/>
@@ -10973,7 +10973,7 @@
         </w:rPr>
         <w:t xml:space="preserve"> (</w:t>
       </w:r>
-      <w:hyperlink w:history="1" r:id="rIdjhoxhqczdpop5y9pvpm3l">
+      <w:hyperlink w:history="1" r:id="rIdyvmvnophniaj8713c-kig">
         <w:r>
           <w:rPr>
             <w:rFonts w:ascii="Arial" w:cs="Arial" w:eastAsia="Arial" w:hAnsi="Arial"/>
@@ -12003,7 +12003,7 @@
               <w:spacing w:after="10" w:before="0"/>
               <w:ind w:left="120"/>
             </w:pPr>
-            <w:hyperlink w:history="1" r:id="rIdlj3s0ce32zmycq7b2vs5-">
+            <w:hyperlink w:history="1" r:id="rIdjirirbftsmjeyxfly_ftc">
               <w:r>
                 <w:rPr>
                   <w:rFonts w:ascii="Arial" w:cs="Arial" w:eastAsia="Arial" w:hAnsi="Arial"/>
@@ -12080,7 +12080,7 @@
               <w:spacing w:after="10" w:before="0"/>
               <w:ind w:left="120"/>
             </w:pPr>
-            <w:hyperlink w:history="1" r:id="rIdqllqu4prl1i27--itaqgn">
+            <w:hyperlink w:history="1" r:id="rIds-nqjd6is0551ac2cw_na">
               <w:r>
                 <w:rPr>
                   <w:rFonts w:ascii="Arial" w:cs="Arial" w:eastAsia="Arial" w:hAnsi="Arial"/>
@@ -12307,7 +12307,7 @@
               <w:spacing w:after="10" w:before="0"/>
               <w:ind w:left="120"/>
             </w:pPr>
-            <w:hyperlink w:history="1" r:id="rId3t7ksyrb1aokb8h8fiqg4">
+            <w:hyperlink w:history="1" r:id="rIdvvfq9aekexe11zxxncra1">
               <w:r>
                 <w:rPr>
                   <w:rFonts w:ascii="Arial" w:cs="Arial" w:eastAsia="Arial" w:hAnsi="Arial"/>
@@ -12384,7 +12384,7 @@
               <w:spacing w:after="10" w:before="0"/>
               <w:ind w:left="120"/>
             </w:pPr>
-            <w:hyperlink w:history="1" r:id="rIdk6w__80exkvbudhidsdae">
+            <w:hyperlink w:history="1" r:id="rIdflwoqypq1xu26hetblso2">
               <w:r>
                 <w:rPr>
                   <w:rFonts w:ascii="Arial" w:cs="Arial" w:eastAsia="Arial" w:hAnsi="Arial"/>
@@ -12611,7 +12611,7 @@
               <w:spacing w:after="10" w:before="0"/>
               <w:ind w:left="120"/>
             </w:pPr>
-            <w:hyperlink w:history="1" r:id="rId4r8bmqsok2j5nsk1du2gm">
+            <w:hyperlink w:history="1" r:id="rIdp67_mdmnu3dhtiz0kdcmz">
               <w:r>
                 <w:rPr>
                   <w:rFonts w:ascii="Arial" w:cs="Arial" w:eastAsia="Arial" w:hAnsi="Arial"/>
@@ -12688,7 +12688,7 @@
               <w:spacing w:after="10" w:before="0"/>
               <w:ind w:left="120"/>
             </w:pPr>
-            <w:hyperlink w:history="1" r:id="rIdrwic7e1ymxyhhfju-mgye">
+            <w:hyperlink w:history="1" r:id="rIdu6najm6rc6yn3bhoawlea">
               <w:r>
                 <w:rPr>
                   <w:rFonts w:ascii="Arial" w:cs="Arial" w:eastAsia="Arial" w:hAnsi="Arial"/>
@@ -12915,7 +12915,7 @@
               <w:spacing w:after="10" w:before="0"/>
               <w:ind w:left="120"/>
             </w:pPr>
-            <w:hyperlink w:history="1" r:id="rIdguyq4u6mxlhtm3xcwtb94">
+            <w:hyperlink w:history="1" r:id="rIdlybytqrn940eawlgw1xrw">
               <w:r>
                 <w:rPr>
                   <w:rFonts w:ascii="Arial" w:cs="Arial" w:eastAsia="Arial" w:hAnsi="Arial"/>
@@ -12992,7 +12992,7 @@
               <w:spacing w:after="10" w:before="0"/>
               <w:ind w:left="120"/>
             </w:pPr>
-            <w:hyperlink w:history="1" r:id="rIdgzkhgvxjyjmqbqgl_bona">
+            <w:hyperlink w:history="1" r:id="rId8fdr4rqv0vf_geefaehpr">
               <w:r>
                 <w:rPr>
                   <w:rFonts w:ascii="Arial" w:cs="Arial" w:eastAsia="Arial" w:hAnsi="Arial"/>
@@ -13219,7 +13219,7 @@
               <w:spacing w:after="10" w:before="0"/>
               <w:ind w:left="120"/>
             </w:pPr>
-            <w:hyperlink w:history="1" r:id="rIdzgouwhd-e0nncx0jhohsi">
+            <w:hyperlink w:history="1" r:id="rIdbxdwfxydv0xs4e0dap63y">
               <w:r>
                 <w:rPr>
                   <w:rFonts w:ascii="Arial" w:cs="Arial" w:eastAsia="Arial" w:hAnsi="Arial"/>
@@ -13296,7 +13296,7 @@
               <w:spacing w:after="10" w:before="0"/>
               <w:ind w:left="120"/>
             </w:pPr>
-            <w:hyperlink w:history="1" r:id="rIdpremdtrre5ps4untriwlg">
+            <w:hyperlink w:history="1" r:id="rIdehswnrirsrjydgdcjhk4v">
               <w:r>
                 <w:rPr>
                   <w:rFonts w:ascii="Arial" w:cs="Arial" w:eastAsia="Arial" w:hAnsi="Arial"/>
@@ -13823,7 +13823,7 @@
         </w:rPr>
         <w:t xml:space="preserve">© 2026 SeaVuria and ARES. Aligned with KICD objectives. Developed by SeaVuria; technical implementation by ARES (with AI assistance from Claude). Licensed under </w:t>
       </w:r>
-      <w:hyperlink w:history="1" r:id="rIdwfcjyytiujg7ghznilbsv">
+      <w:hyperlink w:history="1" r:id="rIdgrnu1ev1ajzs-ael0yg4g">
         <w:r>
           <w:rPr>
             <w:rFonts w:ascii="Arial" w:cs="Arial" w:eastAsia="Arial" w:hAnsi="Arial"/>
@@ -13844,7 +13844,7 @@
         </w:rPr>
         <w:t xml:space="preserve"> (</w:t>
       </w:r>
-      <w:hyperlink w:history="1" r:id="rIdm6iyc8cjw-fqkratlpc45">
+      <w:hyperlink w:history="1" r:id="rIdbm6arxcrwsqogzkmzdkvj">
         <w:r>
           <w:rPr>
             <w:rFonts w:ascii="Arial" w:cs="Arial" w:eastAsia="Arial" w:hAnsi="Arial"/>
@@ -14857,7 +14857,7 @@
             <w:pPr>
               <w:spacing w:after="20" w:before="0"/>
             </w:pPr>
-            <w:hyperlink w:history="1" r:id="rIdm3b6m2dvzglnsp7riftxv">
+            <w:hyperlink w:history="1" r:id="rId56-45d0eo3jl7etjs9el3">
               <w:r>
                 <w:rPr>
                   <w:rFonts w:ascii="Arial" w:cs="Arial" w:eastAsia="Arial" w:hAnsi="Arial"/>
@@ -14906,7 +14906,7 @@
               <w:spacing w:after="10" w:before="0"/>
               <w:ind w:left="120"/>
             </w:pPr>
-            <w:hyperlink w:history="1" r:id="rId9o_euqjn-qogdeqotqjma">
+            <w:hyperlink w:history="1" r:id="rIdzw17b79ij2jnyefrdjrr8">
               <w:r>
                 <w:rPr>
                   <w:rFonts w:ascii="Arial" w:cs="Arial" w:eastAsia="Arial" w:hAnsi="Arial"/>
@@ -14951,7 +14951,7 @@
             <w:pPr>
               <w:spacing w:after="20" w:before="0"/>
             </w:pPr>
-            <w:hyperlink w:history="1" r:id="rId_8kplym6ooi1tnfozbip6">
+            <w:hyperlink w:history="1" r:id="rIdo_51b4w6slb3oymxgbpf8">
               <w:r>
                 <w:rPr>
                   <w:rFonts w:ascii="Arial" w:cs="Arial" w:eastAsia="Arial" w:hAnsi="Arial"/>
@@ -15000,7 +15000,7 @@
               <w:spacing w:after="10" w:before="0"/>
               <w:ind w:left="120"/>
             </w:pPr>
-            <w:hyperlink w:history="1" r:id="rIdoexxsgh3bcgrffdwve51x">
+            <w:hyperlink w:history="1" r:id="rIdupmpqszv8ng-sq-b6vyxf">
               <w:r>
                 <w:rPr>
                   <w:rFonts w:ascii="Arial" w:cs="Arial" w:eastAsia="Arial" w:hAnsi="Arial"/>
@@ -15195,7 +15195,7 @@
             <w:pPr>
               <w:spacing w:after="20" w:before="0"/>
             </w:pPr>
-            <w:hyperlink w:history="1" r:id="rIdwnbwtaw9dfckm8vha71vn">
+            <w:hyperlink w:history="1" r:id="rIdqum37g0rlg_ld8u5lspfo">
               <w:r>
                 <w:rPr>
                   <w:rFonts w:ascii="Arial" w:cs="Arial" w:eastAsia="Arial" w:hAnsi="Arial"/>
@@ -15244,7 +15244,7 @@
               <w:spacing w:after="10" w:before="0"/>
               <w:ind w:left="120"/>
             </w:pPr>
-            <w:hyperlink w:history="1" r:id="rIdbyymqzbux2stsk-7ut7wb">
+            <w:hyperlink w:history="1" r:id="rIdze_st29px5km_nxwqzdo6">
               <w:r>
                 <w:rPr>
                   <w:rFonts w:ascii="Arial" w:cs="Arial" w:eastAsia="Arial" w:hAnsi="Arial"/>
@@ -15289,7 +15289,7 @@
             <w:pPr>
               <w:spacing w:after="20" w:before="0"/>
             </w:pPr>
-            <w:hyperlink w:history="1" r:id="rIdos0u699onlhktr_fyalgr">
+            <w:hyperlink w:history="1" r:id="rIdo-flluaijn8qoforhb00w">
               <w:r>
                 <w:rPr>
                   <w:rFonts w:ascii="Arial" w:cs="Arial" w:eastAsia="Arial" w:hAnsi="Arial"/>
@@ -15338,7 +15338,7 @@
               <w:spacing w:after="10" w:before="0"/>
               <w:ind w:left="120"/>
             </w:pPr>
-            <w:hyperlink w:history="1" r:id="rIdgf3_yff5qfvccs5iorusu">
+            <w:hyperlink w:history="1" r:id="rIdszwjode-iz9iasbldjcqj">
               <w:r>
                 <w:rPr>
                   <w:rFonts w:ascii="Arial" w:cs="Arial" w:eastAsia="Arial" w:hAnsi="Arial"/>
@@ -15533,7 +15533,7 @@
             <w:pPr>
               <w:spacing w:after="20" w:before="0"/>
             </w:pPr>
-            <w:hyperlink w:history="1" r:id="rIdcwdvxdoenh6pj6jkbid-c">
+            <w:hyperlink w:history="1" r:id="rIdh5pkbjcimsrltsk-dvnl7">
               <w:r>
                 <w:rPr>
                   <w:rFonts w:ascii="Arial" w:cs="Arial" w:eastAsia="Arial" w:hAnsi="Arial"/>
@@ -15582,7 +15582,7 @@
               <w:spacing w:after="10" w:before="0"/>
               <w:ind w:left="120"/>
             </w:pPr>
-            <w:hyperlink w:history="1" r:id="rIdb5yzuft8mulk_ny8rxevm">
+            <w:hyperlink w:history="1" r:id="rIdeyx_szfjxxayjoekggckf">
               <w:r>
                 <w:rPr>
                   <w:rFonts w:ascii="Arial" w:cs="Arial" w:eastAsia="Arial" w:hAnsi="Arial"/>
@@ -15627,7 +15627,7 @@
             <w:pPr>
               <w:spacing w:after="20" w:before="0"/>
             </w:pPr>
-            <w:hyperlink w:history="1" r:id="rIde5-n4lqmh50i2nphbobbh">
+            <w:hyperlink w:history="1" r:id="rIdgxz4h-djzhtogeitgddhc">
               <w:r>
                 <w:rPr>
                   <w:rFonts w:ascii="Arial" w:cs="Arial" w:eastAsia="Arial" w:hAnsi="Arial"/>
@@ -15676,7 +15676,7 @@
               <w:spacing w:after="10" w:before="0"/>
               <w:ind w:left="120"/>
             </w:pPr>
-            <w:hyperlink w:history="1" r:id="rIde0hqqxno4d68zpki-dfbs">
+            <w:hyperlink w:history="1" r:id="rIdetkdfm0p_o8xx7oke-fpw">
               <w:r>
                 <w:rPr>
                   <w:rFonts w:ascii="Arial" w:cs="Arial" w:eastAsia="Arial" w:hAnsi="Arial"/>
@@ -15871,7 +15871,7 @@
             <w:pPr>
               <w:spacing w:after="20" w:before="0"/>
             </w:pPr>
-            <w:hyperlink w:history="1" r:id="rId8oh7omygeicmgflno8atp">
+            <w:hyperlink w:history="1" r:id="rId61g32iivn9orhgddrqcfd">
               <w:r>
                 <w:rPr>
                   <w:rFonts w:ascii="Arial" w:cs="Arial" w:eastAsia="Arial" w:hAnsi="Arial"/>
@@ -15920,7 +15920,7 @@
               <w:spacing w:after="10" w:before="0"/>
               <w:ind w:left="120"/>
             </w:pPr>
-            <w:hyperlink w:history="1" r:id="rIdjuzc_qiajquwqtpv7c9fc">
+            <w:hyperlink w:history="1" r:id="rIdgicvprc47ddu5brk6_5ps">
               <w:r>
                 <w:rPr>
                   <w:rFonts w:ascii="Arial" w:cs="Arial" w:eastAsia="Arial" w:hAnsi="Arial"/>
@@ -15965,7 +15965,7 @@
             <w:pPr>
               <w:spacing w:after="20" w:before="0"/>
             </w:pPr>
-            <w:hyperlink w:history="1" r:id="rIdy-ysol7xru8nhsvg4v2it">
+            <w:hyperlink w:history="1" r:id="rIdksgmnjlduq1jxqjmq9jzd">
               <w:r>
                 <w:rPr>
                   <w:rFonts w:ascii="Arial" w:cs="Arial" w:eastAsia="Arial" w:hAnsi="Arial"/>
@@ -16014,7 +16014,7 @@
               <w:spacing w:after="10" w:before="0"/>
               <w:ind w:left="120"/>
             </w:pPr>
-            <w:hyperlink w:history="1" r:id="rId0ie2gfsk7o2kucpnwxmk2">
+            <w:hyperlink w:history="1" r:id="rIds6iwijbxwuhawomfukhkd">
               <w:r>
                 <w:rPr>
                   <w:rFonts w:ascii="Arial" w:cs="Arial" w:eastAsia="Arial" w:hAnsi="Arial"/>
@@ -16209,7 +16209,7 @@
             <w:pPr>
               <w:spacing w:after="20" w:before="0"/>
             </w:pPr>
-            <w:hyperlink w:history="1" r:id="rIdvqfcs2hr6p0wkbrcefswd">
+            <w:hyperlink w:history="1" r:id="rIdutzemxvwlf-enokgnx0kk">
               <w:r>
                 <w:rPr>
                   <w:rFonts w:ascii="Arial" w:cs="Arial" w:eastAsia="Arial" w:hAnsi="Arial"/>
@@ -16258,7 +16258,7 @@
               <w:spacing w:after="10" w:before="0"/>
               <w:ind w:left="120"/>
             </w:pPr>
-            <w:hyperlink w:history="1" r:id="rIdplqteh4t8no2_qm2ufbqn">
+            <w:hyperlink w:history="1" r:id="rIdx6zjdupywm73km89ihdmz">
               <w:r>
                 <w:rPr>
                   <w:rFonts w:ascii="Arial" w:cs="Arial" w:eastAsia="Arial" w:hAnsi="Arial"/>
@@ -16303,7 +16303,7 @@
             <w:pPr>
               <w:spacing w:after="20" w:before="0"/>
             </w:pPr>
-            <w:hyperlink w:history="1" r:id="rIdjtmzvmybcoetbz0flirk7">
+            <w:hyperlink w:history="1" r:id="rIdu9hmfyy_s7scevw4stogk">
               <w:r>
                 <w:rPr>
                   <w:rFonts w:ascii="Arial" w:cs="Arial" w:eastAsia="Arial" w:hAnsi="Arial"/>
@@ -16352,7 +16352,7 @@
               <w:spacing w:after="10" w:before="0"/>
               <w:ind w:left="120"/>
             </w:pPr>
-            <w:hyperlink w:history="1" r:id="rIdduok5yk0cnsz3ced9dce8">
+            <w:hyperlink w:history="1" r:id="rIdvf8jck9zvgkpttx2emvh-">
               <w:r>
                 <w:rPr>
                   <w:rFonts w:ascii="Arial" w:cs="Arial" w:eastAsia="Arial" w:hAnsi="Arial"/>
@@ -16864,7 +16864,7 @@
         </w:rPr>
         <w:t xml:space="preserve">© 2026 SeaVuria and ARES. Aligned with KICD objectives. Developed by SeaVuria; technical implementation by ARES (with AI assistance from Claude). Licensed under </w:t>
       </w:r>
-      <w:hyperlink w:history="1" r:id="rIdxbbo-2v09azd1zglbit-c">
+      <w:hyperlink w:history="1" r:id="rIdcctiasubygsn0vts0b59y">
         <w:r>
           <w:rPr>
             <w:rFonts w:ascii="Arial" w:cs="Arial" w:eastAsia="Arial" w:hAnsi="Arial"/>
@@ -16885,7 +16885,7 @@
         </w:rPr>
         <w:t xml:space="preserve"> (</w:t>
       </w:r>
-      <w:hyperlink w:history="1" r:id="rIdkdm36nxwmd2jrvtsngdbl">
+      <w:hyperlink w:history="1" r:id="rId0xbq5wxxfd_n3d0et78vk">
         <w:r>
           <w:rPr>
             <w:rFonts w:ascii="Arial" w:cs="Arial" w:eastAsia="Arial" w:hAnsi="Arial"/>
@@ -17898,7 +17898,7 @@
             <w:pPr>
               <w:spacing w:after="20" w:before="0"/>
             </w:pPr>
-            <w:hyperlink w:history="1" r:id="rIdyr6m7mhasy5gitagu-eq2">
+            <w:hyperlink w:history="1" r:id="rIdu4r0jof3urkcpb7zvbs6v">
               <w:r>
                 <w:rPr>
                   <w:rFonts w:ascii="Arial" w:cs="Arial" w:eastAsia="Arial" w:hAnsi="Arial"/>
@@ -17947,7 +17947,7 @@
               <w:spacing w:after="10" w:before="0"/>
               <w:ind w:left="120"/>
             </w:pPr>
-            <w:hyperlink w:history="1" r:id="rIdcbvqlag4zqv_fdg9ocj2d">
+            <w:hyperlink w:history="1" r:id="rIdlqjmo26qpgiqstidebcnn">
               <w:r>
                 <w:rPr>
                   <w:rFonts w:ascii="Arial" w:cs="Arial" w:eastAsia="Arial" w:hAnsi="Arial"/>
@@ -18009,7 +18009,7 @@
               <w:spacing w:after="10" w:before="0"/>
               <w:ind w:left="120"/>
             </w:pPr>
-            <w:hyperlink w:history="1" r:id="rId2-p4su2bj4je5jzacxgak">
+            <w:hyperlink w:history="1" r:id="rIdvosefrfexxmq6wl-k71je">
               <w:r>
                 <w:rPr>
                   <w:rFonts w:ascii="Arial" w:cs="Arial" w:eastAsia="Arial" w:hAnsi="Arial"/>
@@ -18219,7 +18219,7 @@
             <w:pPr>
               <w:spacing w:after="20" w:before="0"/>
             </w:pPr>
-            <w:hyperlink w:history="1" r:id="rIdqsmko76h3q5sg5jma_vpu">
+            <w:hyperlink w:history="1" r:id="rIdzqvmlwochzhme1sf4fq0n">
               <w:r>
                 <w:rPr>
                   <w:rFonts w:ascii="Arial" w:cs="Arial" w:eastAsia="Arial" w:hAnsi="Arial"/>
@@ -18268,7 +18268,7 @@
               <w:spacing w:after="10" w:before="0"/>
               <w:ind w:left="120"/>
             </w:pPr>
-            <w:hyperlink w:history="1" r:id="rIdgtmsccgbakj7kdo0vet_z">
+            <w:hyperlink w:history="1" r:id="rIdgjb_f29z8dvgkiktaf7ew">
               <w:r>
                 <w:rPr>
                   <w:rFonts w:ascii="Arial" w:cs="Arial" w:eastAsia="Arial" w:hAnsi="Arial"/>
@@ -18330,7 +18330,7 @@
               <w:spacing w:after="10" w:before="0"/>
               <w:ind w:left="120"/>
             </w:pPr>
-            <w:hyperlink w:history="1" r:id="rIdf3ikpiq78w_efhzjdgz0s">
+            <w:hyperlink w:history="1" r:id="rIdb5wvqnstz6asyz5qvnukb">
               <w:r>
                 <w:rPr>
                   <w:rFonts w:ascii="Arial" w:cs="Arial" w:eastAsia="Arial" w:hAnsi="Arial"/>
@@ -18540,7 +18540,7 @@
             <w:pPr>
               <w:spacing w:after="20" w:before="0"/>
             </w:pPr>
-            <w:hyperlink w:history="1" r:id="rIdhyk14imooajuzmhf48scx">
+            <w:hyperlink w:history="1" r:id="rId8haxaniyq3nzgvinvnkbc">
               <w:r>
                 <w:rPr>
                   <w:rFonts w:ascii="Arial" w:cs="Arial" w:eastAsia="Arial" w:hAnsi="Arial"/>
@@ -18589,7 +18589,7 @@
               <w:spacing w:after="10" w:before="0"/>
               <w:ind w:left="120"/>
             </w:pPr>
-            <w:hyperlink w:history="1" r:id="rIdh9thwf28a2divi2vquqb-">
+            <w:hyperlink w:history="1" r:id="rIdyabvrbyn45krzmthnabw2">
               <w:r>
                 <w:rPr>
                   <w:rFonts w:ascii="Arial" w:cs="Arial" w:eastAsia="Arial" w:hAnsi="Arial"/>
@@ -18651,7 +18651,7 @@
               <w:spacing w:after="10" w:before="0"/>
               <w:ind w:left="120"/>
             </w:pPr>
-            <w:hyperlink w:history="1" r:id="rIdqg_vwhrmtzde73cis8tvg">
+            <w:hyperlink w:history="1" r:id="rIdzymkj8ntnw9cq8w5-o8qc">
               <w:r>
                 <w:rPr>
                   <w:rFonts w:ascii="Arial" w:cs="Arial" w:eastAsia="Arial" w:hAnsi="Arial"/>
@@ -18861,7 +18861,7 @@
             <w:pPr>
               <w:spacing w:after="20" w:before="0"/>
             </w:pPr>
-            <w:hyperlink w:history="1" r:id="rIduxquor0quwv55ovdtozlh">
+            <w:hyperlink w:history="1" r:id="rId4jyv_xpitu17r1eoodxl2">
               <w:r>
                 <w:rPr>
                   <w:rFonts w:ascii="Arial" w:cs="Arial" w:eastAsia="Arial" w:hAnsi="Arial"/>
@@ -18910,7 +18910,7 @@
               <w:spacing w:after="10" w:before="0"/>
               <w:ind w:left="120"/>
             </w:pPr>
-            <w:hyperlink w:history="1" r:id="rIdjt59saxdqye7fraoxjb5f">
+            <w:hyperlink w:history="1" r:id="rIdentz0akaxqxikxtxbsu0m">
               <w:r>
                 <w:rPr>
                   <w:rFonts w:ascii="Arial" w:cs="Arial" w:eastAsia="Arial" w:hAnsi="Arial"/>
@@ -18972,7 +18972,7 @@
               <w:spacing w:after="10" w:before="0"/>
               <w:ind w:left="120"/>
             </w:pPr>
-            <w:hyperlink w:history="1" r:id="rIdztdkfql1itwygwfawqk_q">
+            <w:hyperlink w:history="1" r:id="rIdkwdjym-kl50pmmaatjoqj">
               <w:r>
                 <w:rPr>
                   <w:rFonts w:ascii="Arial" w:cs="Arial" w:eastAsia="Arial" w:hAnsi="Arial"/>
@@ -19182,7 +19182,7 @@
             <w:pPr>
               <w:spacing w:after="20" w:before="0"/>
             </w:pPr>
-            <w:hyperlink w:history="1" r:id="rIdizengpt7lmx8li86pvg6g">
+            <w:hyperlink w:history="1" r:id="rIdhvdkwcnwzdfj5pdzfp55t">
               <w:r>
                 <w:rPr>
                   <w:rFonts w:ascii="Arial" w:cs="Arial" w:eastAsia="Arial" w:hAnsi="Arial"/>
@@ -19231,7 +19231,7 @@
               <w:spacing w:after="10" w:before="0"/>
               <w:ind w:left="120"/>
             </w:pPr>
-            <w:hyperlink w:history="1" r:id="rIdqd01au0jvlszrcoyu45tx">
+            <w:hyperlink w:history="1" r:id="rIdyjesmbwlb4mnr47ns3ntk">
               <w:r>
                 <w:rPr>
                   <w:rFonts w:ascii="Arial" w:cs="Arial" w:eastAsia="Arial" w:hAnsi="Arial"/>
@@ -19293,7 +19293,7 @@
               <w:spacing w:after="10" w:before="0"/>
               <w:ind w:left="120"/>
             </w:pPr>
-            <w:hyperlink w:history="1" r:id="rIdrkecy4lu626nc5amgvcjj">
+            <w:hyperlink w:history="1" r:id="rIdftcclutkupaibmpa1gsmm">
               <w:r>
                 <w:rPr>
                   <w:rFonts w:ascii="Arial" w:cs="Arial" w:eastAsia="Arial" w:hAnsi="Arial"/>
@@ -19820,7 +19820,7 @@
         </w:rPr>
         <w:t xml:space="preserve">© 2026 SeaVuria and ARES. Aligned with KICD objectives. Developed by SeaVuria; technical implementation by ARES (with AI assistance from Claude). Licensed under </w:t>
       </w:r>
-      <w:hyperlink w:history="1" r:id="rIdq_ntalwhmgzwzdcu5yhkb">
+      <w:hyperlink w:history="1" r:id="rIdd-2nudtfy-j8eeprefqzu">
         <w:r>
           <w:rPr>
             <w:rFonts w:ascii="Arial" w:cs="Arial" w:eastAsia="Arial" w:hAnsi="Arial"/>
@@ -19841,7 +19841,7 @@
         </w:rPr>
         <w:t xml:space="preserve"> (</w:t>
       </w:r>
-      <w:hyperlink w:history="1" r:id="rIdl9nlxqaqpimd06d030jp1">
+      <w:hyperlink w:history="1" r:id="rIdant0pfxswxg73ztnvpslb">
         <w:r>
           <w:rPr>
             <w:rFonts w:ascii="Arial" w:cs="Arial" w:eastAsia="Arial" w:hAnsi="Arial"/>

--- a/data/outputs/v2/Grade11/Biology/Lesson_Plans/SS3.2_Growth_and_Development_in_Animals/Biology_Growth_and_Development_in_Animals_CBE_LessonSequence.docx
+++ b/data/outputs/v2/Grade11/Biology/Lesson_Plans/SS3.2_Growth_and_Development_in_Animals/Biology_Growth_and_Development_in_Animals_CBE_LessonSequence.docx
@@ -1896,7 +1896,7 @@
         </w:rPr>
         <w:t xml:space="preserve">© 2026 SeaVuria and ARES. This work is licensed under a </w:t>
       </w:r>
-      <w:hyperlink w:history="1" r:id="rIdpb4vt2lvbqpvkvesj5kow">
+      <w:hyperlink w:history="1" r:id="rIdk4ejwwcnbuf3imenmz2cn">
         <w:r>
           <w:rPr>
             <w:rFonts w:ascii="Arial" w:cs="Arial" w:eastAsia="Arial" w:hAnsi="Arial"/>
@@ -1916,7 +1916,7 @@
         </w:rPr>
         <w:t xml:space="preserve"> (</w:t>
       </w:r>
-      <w:hyperlink w:history="1" r:id="rId0xh5mmt1k3sp57bl9qntg">
+      <w:hyperlink w:history="1" r:id="rIdxcdy4tqw_ul5wxp7s9uys">
         <w:r>
           <w:rPr>
             <w:rFonts w:ascii="Arial" w:cs="Arial" w:eastAsia="Arial" w:hAnsi="Arial"/>
@@ -1936,7 +1936,7 @@
         </w:rPr>
         <w:t xml:space="preserve">). To view a copy of this license, visit </w:t>
       </w:r>
-      <w:hyperlink w:history="1" r:id="rIdfufojdfgadez4ibbokghz">
+      <w:hyperlink w:history="1" r:id="rIds9xizgapanpqrrjcych9s">
         <w:r>
           <w:rPr>
             <w:rFonts w:ascii="Arial" w:cs="Arial" w:eastAsia="Arial" w:hAnsi="Arial"/>
@@ -2948,7 +2948,7 @@
             <w:pPr>
               <w:spacing w:after="20" w:before="0"/>
             </w:pPr>
-            <w:hyperlink w:history="1" r:id="rIdq5orrjlk7sktallbccunj">
+            <w:hyperlink w:history="1" r:id="rIdwgsojybx6svyc4_36tdkd">
               <w:r>
                 <w:rPr>
                   <w:rFonts w:ascii="Arial" w:cs="Arial" w:eastAsia="Arial" w:hAnsi="Arial"/>
@@ -2997,7 +2997,7 @@
               <w:spacing w:after="10" w:before="0"/>
               <w:ind w:left="120"/>
             </w:pPr>
-            <w:hyperlink w:history="1" r:id="rIdnkmzqb1io1uknugzsilby">
+            <w:hyperlink w:history="1" r:id="rIdg4qgkv_aglwr-dzkcocsg">
               <w:r>
                 <w:rPr>
                   <w:rFonts w:ascii="Arial" w:cs="Arial" w:eastAsia="Arial" w:hAnsi="Arial"/>
@@ -3059,7 +3059,7 @@
               <w:spacing w:after="10" w:before="0"/>
               <w:ind w:left="120"/>
             </w:pPr>
-            <w:hyperlink w:history="1" r:id="rIds0v3pvwg4jj-7qlf1pue6">
+            <w:hyperlink w:history="1" r:id="rIdptli2wpj6gokfqcgx7-pi">
               <w:r>
                 <w:rPr>
                   <w:rFonts w:ascii="Arial" w:cs="Arial" w:eastAsia="Arial" w:hAnsi="Arial"/>
@@ -3269,7 +3269,7 @@
             <w:pPr>
               <w:spacing w:after="20" w:before="0"/>
             </w:pPr>
-            <w:hyperlink w:history="1" r:id="rIdqtqxrthv3dg2p8pj57r8x">
+            <w:hyperlink w:history="1" r:id="rIdqefctkxeuu7sbxothezhw">
               <w:r>
                 <w:rPr>
                   <w:rFonts w:ascii="Arial" w:cs="Arial" w:eastAsia="Arial" w:hAnsi="Arial"/>
@@ -3318,7 +3318,7 @@
               <w:spacing w:after="10" w:before="0"/>
               <w:ind w:left="120"/>
             </w:pPr>
-            <w:hyperlink w:history="1" r:id="rIdwz8-ve09ywuvzmtgzzhpd">
+            <w:hyperlink w:history="1" r:id="rIdgof9zs5bsw4-vcwj7wlwe">
               <w:r>
                 <w:rPr>
                   <w:rFonts w:ascii="Arial" w:cs="Arial" w:eastAsia="Arial" w:hAnsi="Arial"/>
@@ -3380,7 +3380,7 @@
               <w:spacing w:after="10" w:before="0"/>
               <w:ind w:left="120"/>
             </w:pPr>
-            <w:hyperlink w:history="1" r:id="rIdlic5-law8ksvadxk4i8au">
+            <w:hyperlink w:history="1" r:id="rIddf2dmaa-dbaqi5l1v0heo">
               <w:r>
                 <w:rPr>
                   <w:rFonts w:ascii="Arial" w:cs="Arial" w:eastAsia="Arial" w:hAnsi="Arial"/>
@@ -3590,7 +3590,7 @@
             <w:pPr>
               <w:spacing w:after="20" w:before="0"/>
             </w:pPr>
-            <w:hyperlink w:history="1" r:id="rIdl7o5avj2hw7ianwhtedjc">
+            <w:hyperlink w:history="1" r:id="rIdnddsoiiuyhdvt9wk6n_ri">
               <w:r>
                 <w:rPr>
                   <w:rFonts w:ascii="Arial" w:cs="Arial" w:eastAsia="Arial" w:hAnsi="Arial"/>
@@ -3639,7 +3639,7 @@
               <w:spacing w:after="10" w:before="0"/>
               <w:ind w:left="120"/>
             </w:pPr>
-            <w:hyperlink w:history="1" r:id="rIdw-me59qoeot8evmoa6sl9">
+            <w:hyperlink w:history="1" r:id="rIdr27bwwncbkbpwlj_kkd0y">
               <w:r>
                 <w:rPr>
                   <w:rFonts w:ascii="Arial" w:cs="Arial" w:eastAsia="Arial" w:hAnsi="Arial"/>
@@ -3701,7 +3701,7 @@
               <w:spacing w:after="10" w:before="0"/>
               <w:ind w:left="120"/>
             </w:pPr>
-            <w:hyperlink w:history="1" r:id="rId0r8mlsfhyzb0kbjuunniz">
+            <w:hyperlink w:history="1" r:id="rIdl9-2c_b8tr8z44xrr23ks">
               <w:r>
                 <w:rPr>
                   <w:rFonts w:ascii="Arial" w:cs="Arial" w:eastAsia="Arial" w:hAnsi="Arial"/>
@@ -3911,7 +3911,7 @@
             <w:pPr>
               <w:spacing w:after="20" w:before="0"/>
             </w:pPr>
-            <w:hyperlink w:history="1" r:id="rIdugtibpf-77p-l9bvjjj1k">
+            <w:hyperlink w:history="1" r:id="rIdkqpyut5vglinecw-m4urd">
               <w:r>
                 <w:rPr>
                   <w:rFonts w:ascii="Arial" w:cs="Arial" w:eastAsia="Arial" w:hAnsi="Arial"/>
@@ -3960,7 +3960,7 @@
               <w:spacing w:after="10" w:before="0"/>
               <w:ind w:left="120"/>
             </w:pPr>
-            <w:hyperlink w:history="1" r:id="rIdekwfyfc6vezj707iqtro4">
+            <w:hyperlink w:history="1" r:id="rIdkwqtvqihvyrvzupquuqdk">
               <w:r>
                 <w:rPr>
                   <w:rFonts w:ascii="Arial" w:cs="Arial" w:eastAsia="Arial" w:hAnsi="Arial"/>
@@ -4022,7 +4022,7 @@
               <w:spacing w:after="10" w:before="0"/>
               <w:ind w:left="120"/>
             </w:pPr>
-            <w:hyperlink w:history="1" r:id="rId-3fbga0czepwnv4mcqdck">
+            <w:hyperlink w:history="1" r:id="rIduztm-v4mgvy62xhrq0h_e">
               <w:r>
                 <w:rPr>
                   <w:rFonts w:ascii="Arial" w:cs="Arial" w:eastAsia="Arial" w:hAnsi="Arial"/>
@@ -4232,7 +4232,7 @@
             <w:pPr>
               <w:spacing w:after="20" w:before="0"/>
             </w:pPr>
-            <w:hyperlink w:history="1" r:id="rIdqjmb1yvmhjdidn8mecxnd">
+            <w:hyperlink w:history="1" r:id="rIdad6ymcroxz-a1y-m_5lfs">
               <w:r>
                 <w:rPr>
                   <w:rFonts w:ascii="Arial" w:cs="Arial" w:eastAsia="Arial" w:hAnsi="Arial"/>
@@ -4281,7 +4281,7 @@
               <w:spacing w:after="10" w:before="0"/>
               <w:ind w:left="120"/>
             </w:pPr>
-            <w:hyperlink w:history="1" r:id="rIdlqrff8rxjb17j_ukpj--f">
+            <w:hyperlink w:history="1" r:id="rIdbdu3pfmz36uwmocd_-4q0">
               <w:r>
                 <w:rPr>
                   <w:rFonts w:ascii="Arial" w:cs="Arial" w:eastAsia="Arial" w:hAnsi="Arial"/>
@@ -4343,7 +4343,7 @@
               <w:spacing w:after="10" w:before="0"/>
               <w:ind w:left="120"/>
             </w:pPr>
-            <w:hyperlink w:history="1" r:id="rIdjkvkoafy_ooncnoukxcf-">
+            <w:hyperlink w:history="1" r:id="rIdj1qvvbv-fockf-c_w8bn5">
               <w:r>
                 <w:rPr>
                   <w:rFonts w:ascii="Arial" w:cs="Arial" w:eastAsia="Arial" w:hAnsi="Arial"/>
@@ -4870,7 +4870,7 @@
         </w:rPr>
         <w:t xml:space="preserve">© 2026 SeaVuria and ARES. Aligned with KICD objectives. Developed by SeaVuria; technical implementation by ARES (with AI assistance from Claude). Licensed under </w:t>
       </w:r>
-      <w:hyperlink w:history="1" r:id="rId-k8l7ib61exxejpbpptjt">
+      <w:hyperlink w:history="1" r:id="rIdz7guwqptwdhnpzrnn3bmp">
         <w:r>
           <w:rPr>
             <w:rFonts w:ascii="Arial" w:cs="Arial" w:eastAsia="Arial" w:hAnsi="Arial"/>
@@ -4891,7 +4891,7 @@
         </w:rPr>
         <w:t xml:space="preserve"> (</w:t>
       </w:r>
-      <w:hyperlink w:history="1" r:id="rIdyz9-vayn14fa5dxdg8n8v">
+      <w:hyperlink w:history="1" r:id="rIdxm9iim_bzggkj_xz-swq8">
         <w:r>
           <w:rPr>
             <w:rFonts w:ascii="Arial" w:cs="Arial" w:eastAsia="Arial" w:hAnsi="Arial"/>
@@ -5904,7 +5904,7 @@
             <w:pPr>
               <w:spacing w:after="20" w:before="0"/>
             </w:pPr>
-            <w:hyperlink w:history="1" r:id="rIdtagfuur1h0tu0dnqu-v6w">
+            <w:hyperlink w:history="1" r:id="rIdqmte24i2qefhietj24gce">
               <w:r>
                 <w:rPr>
                   <w:rFonts w:ascii="Arial" w:cs="Arial" w:eastAsia="Arial" w:hAnsi="Arial"/>
@@ -5953,7 +5953,7 @@
               <w:spacing w:after="10" w:before="0"/>
               <w:ind w:left="120"/>
             </w:pPr>
-            <w:hyperlink w:history="1" r:id="rIdwdtguwcxuujdihr80mdwu">
+            <w:hyperlink w:history="1" r:id="rIdsfbzpyewqrfq8sbd0um8w">
               <w:r>
                 <w:rPr>
                   <w:rFonts w:ascii="Arial" w:cs="Arial" w:eastAsia="Arial" w:hAnsi="Arial"/>
@@ -5998,7 +5998,7 @@
             <w:pPr>
               <w:spacing w:after="20" w:before="0"/>
             </w:pPr>
-            <w:hyperlink w:history="1" r:id="rIdqiwiebglwyas7eqqklvax">
+            <w:hyperlink w:history="1" r:id="rIdqd97lptbxkal8l-l_ywiq">
               <w:r>
                 <w:rPr>
                   <w:rFonts w:ascii="Arial" w:cs="Arial" w:eastAsia="Arial" w:hAnsi="Arial"/>
@@ -6047,7 +6047,7 @@
               <w:spacing w:after="10" w:before="0"/>
               <w:ind w:left="120"/>
             </w:pPr>
-            <w:hyperlink w:history="1" r:id="rIdldsquqxy-xppmhqkow76g">
+            <w:hyperlink w:history="1" r:id="rIdgjavc3rrnivwp_pnxhruk">
               <w:r>
                 <w:rPr>
                   <w:rFonts w:ascii="Arial" w:cs="Arial" w:eastAsia="Arial" w:hAnsi="Arial"/>
@@ -6242,7 +6242,7 @@
             <w:pPr>
               <w:spacing w:after="20" w:before="0"/>
             </w:pPr>
-            <w:hyperlink w:history="1" r:id="rIdjehvt_qjfnnsco72t0guj">
+            <w:hyperlink w:history="1" r:id="rIdnwmzis3aivun3gkmlryfq">
               <w:r>
                 <w:rPr>
                   <w:rFonts w:ascii="Arial" w:cs="Arial" w:eastAsia="Arial" w:hAnsi="Arial"/>
@@ -6291,7 +6291,7 @@
               <w:spacing w:after="10" w:before="0"/>
               <w:ind w:left="120"/>
             </w:pPr>
-            <w:hyperlink w:history="1" r:id="rIdvixvsezlra4ajprdozwvy">
+            <w:hyperlink w:history="1" r:id="rIddle5vgketbbkgq0hstg1q">
               <w:r>
                 <w:rPr>
                   <w:rFonts w:ascii="Arial" w:cs="Arial" w:eastAsia="Arial" w:hAnsi="Arial"/>
@@ -6336,7 +6336,7 @@
             <w:pPr>
               <w:spacing w:after="20" w:before="0"/>
             </w:pPr>
-            <w:hyperlink w:history="1" r:id="rIdbfoxum5vbzbwqidz0pwah">
+            <w:hyperlink w:history="1" r:id="rIdnxo6iukrszwicv1pisdzt">
               <w:r>
                 <w:rPr>
                   <w:rFonts w:ascii="Arial" w:cs="Arial" w:eastAsia="Arial" w:hAnsi="Arial"/>
@@ -6385,7 +6385,7 @@
               <w:spacing w:after="10" w:before="0"/>
               <w:ind w:left="120"/>
             </w:pPr>
-            <w:hyperlink w:history="1" r:id="rId8qbfi4vmtun9cpmhb-ikd">
+            <w:hyperlink w:history="1" r:id="rIdeabukozp7zibt1nex06pu">
               <w:r>
                 <w:rPr>
                   <w:rFonts w:ascii="Arial" w:cs="Arial" w:eastAsia="Arial" w:hAnsi="Arial"/>
@@ -6580,7 +6580,7 @@
             <w:pPr>
               <w:spacing w:after="20" w:before="0"/>
             </w:pPr>
-            <w:hyperlink w:history="1" r:id="rIdsickvnkbzpgk87ppdeg53">
+            <w:hyperlink w:history="1" r:id="rId2t-kh7wl-h684e9lbrzvg">
               <w:r>
                 <w:rPr>
                   <w:rFonts w:ascii="Arial" w:cs="Arial" w:eastAsia="Arial" w:hAnsi="Arial"/>
@@ -6629,7 +6629,7 @@
               <w:spacing w:after="10" w:before="0"/>
               <w:ind w:left="120"/>
             </w:pPr>
-            <w:hyperlink w:history="1" r:id="rId10juuv3st7h9zldy5uvkq">
+            <w:hyperlink w:history="1" r:id="rId4r4vk5cejdlejpkz6zh4o">
               <w:r>
                 <w:rPr>
                   <w:rFonts w:ascii="Arial" w:cs="Arial" w:eastAsia="Arial" w:hAnsi="Arial"/>
@@ -6674,7 +6674,7 @@
             <w:pPr>
               <w:spacing w:after="20" w:before="0"/>
             </w:pPr>
-            <w:hyperlink w:history="1" r:id="rIdltrhfdzbrnxzelmtjk38-">
+            <w:hyperlink w:history="1" r:id="rIdcsjis5yxprukwba9_g00u">
               <w:r>
                 <w:rPr>
                   <w:rFonts w:ascii="Arial" w:cs="Arial" w:eastAsia="Arial" w:hAnsi="Arial"/>
@@ -6723,7 +6723,7 @@
               <w:spacing w:after="10" w:before="0"/>
               <w:ind w:left="120"/>
             </w:pPr>
-            <w:hyperlink w:history="1" r:id="rIdffasyfpg3q5k8p2m5tlva">
+            <w:hyperlink w:history="1" r:id="rId6nfte1lp7-8pmg6ukbdxw">
               <w:r>
                 <w:rPr>
                   <w:rFonts w:ascii="Arial" w:cs="Arial" w:eastAsia="Arial" w:hAnsi="Arial"/>
@@ -6918,7 +6918,7 @@
             <w:pPr>
               <w:spacing w:after="20" w:before="0"/>
             </w:pPr>
-            <w:hyperlink w:history="1" r:id="rId5auz9gorxlmjve62t_pmt">
+            <w:hyperlink w:history="1" r:id="rId-krz0577w9pezmxws6n4s">
               <w:r>
                 <w:rPr>
                   <w:rFonts w:ascii="Arial" w:cs="Arial" w:eastAsia="Arial" w:hAnsi="Arial"/>
@@ -6967,7 +6967,7 @@
               <w:spacing w:after="10" w:before="0"/>
               <w:ind w:left="120"/>
             </w:pPr>
-            <w:hyperlink w:history="1" r:id="rId_xbj5r7gbnefoqu-5ib9i">
+            <w:hyperlink w:history="1" r:id="rIdgitodmn05e1frcfel3j6f">
               <w:r>
                 <w:rPr>
                   <w:rFonts w:ascii="Arial" w:cs="Arial" w:eastAsia="Arial" w:hAnsi="Arial"/>
@@ -7012,7 +7012,7 @@
             <w:pPr>
               <w:spacing w:after="20" w:before="0"/>
             </w:pPr>
-            <w:hyperlink w:history="1" r:id="rId49wnd3escjjsldvmcp0zh">
+            <w:hyperlink w:history="1" r:id="rIddojbmlan8_dlijwhdgnas">
               <w:r>
                 <w:rPr>
                   <w:rFonts w:ascii="Arial" w:cs="Arial" w:eastAsia="Arial" w:hAnsi="Arial"/>
@@ -7061,7 +7061,7 @@
               <w:spacing w:after="10" w:before="0"/>
               <w:ind w:left="120"/>
             </w:pPr>
-            <w:hyperlink w:history="1" r:id="rIdkawwrb9hclpumljiofifl">
+            <w:hyperlink w:history="1" r:id="rIdphntqivnqcbycyraszflt">
               <w:r>
                 <w:rPr>
                   <w:rFonts w:ascii="Arial" w:cs="Arial" w:eastAsia="Arial" w:hAnsi="Arial"/>
@@ -7256,7 +7256,7 @@
             <w:pPr>
               <w:spacing w:after="20" w:before="0"/>
             </w:pPr>
-            <w:hyperlink w:history="1" r:id="rIdsggd6wdonhw3cqlhyyhr4">
+            <w:hyperlink w:history="1" r:id="rIdz9waygnhmbfvt0a68lemy">
               <w:r>
                 <w:rPr>
                   <w:rFonts w:ascii="Arial" w:cs="Arial" w:eastAsia="Arial" w:hAnsi="Arial"/>
@@ -7305,7 +7305,7 @@
               <w:spacing w:after="10" w:before="0"/>
               <w:ind w:left="120"/>
             </w:pPr>
-            <w:hyperlink w:history="1" r:id="rIdg2ugonhfqcptzb6z0nl4i">
+            <w:hyperlink w:history="1" r:id="rIdzjuidaa00zufotb1dbu0p">
               <w:r>
                 <w:rPr>
                   <w:rFonts w:ascii="Arial" w:cs="Arial" w:eastAsia="Arial" w:hAnsi="Arial"/>
@@ -7350,7 +7350,7 @@
             <w:pPr>
               <w:spacing w:after="20" w:before="0"/>
             </w:pPr>
-            <w:hyperlink w:history="1" r:id="rIdyrymk5eyovxkg43e7nd3z">
+            <w:hyperlink w:history="1" r:id="rId0we01cmmxweveenwpop6w">
               <w:r>
                 <w:rPr>
                   <w:rFonts w:ascii="Arial" w:cs="Arial" w:eastAsia="Arial" w:hAnsi="Arial"/>
@@ -7399,7 +7399,7 @@
               <w:spacing w:after="10" w:before="0"/>
               <w:ind w:left="120"/>
             </w:pPr>
-            <w:hyperlink w:history="1" r:id="rId1i_z-1npykgoihhsyarh_">
+            <w:hyperlink w:history="1" r:id="rIdukyu4jp3b7sqtfkzfzczq">
               <w:r>
                 <w:rPr>
                   <w:rFonts w:ascii="Arial" w:cs="Arial" w:eastAsia="Arial" w:hAnsi="Arial"/>
@@ -7911,7 +7911,7 @@
         </w:rPr>
         <w:t xml:space="preserve">© 2026 SeaVuria and ARES. Aligned with KICD objectives. Developed by SeaVuria; technical implementation by ARES (with AI assistance from Claude). Licensed under </w:t>
       </w:r>
-      <w:hyperlink w:history="1" r:id="rIdqxc6dbvuwqrd2nwlqyirg">
+      <w:hyperlink w:history="1" r:id="rIdmduezxycw2mycipej4qra">
         <w:r>
           <w:rPr>
             <w:rFonts w:ascii="Arial" w:cs="Arial" w:eastAsia="Arial" w:hAnsi="Arial"/>
@@ -7932,7 +7932,7 @@
         </w:rPr>
         <w:t xml:space="preserve"> (</w:t>
       </w:r>
-      <w:hyperlink w:history="1" r:id="rId-ipt6e85mwngmwxrpz1yx">
+      <w:hyperlink w:history="1" r:id="rIdpkfrxfk8-s5biegakj3gq">
         <w:r>
           <w:rPr>
             <w:rFonts w:ascii="Arial" w:cs="Arial" w:eastAsia="Arial" w:hAnsi="Arial"/>
@@ -8945,7 +8945,7 @@
             <w:pPr>
               <w:spacing w:after="20" w:before="0"/>
             </w:pPr>
-            <w:hyperlink w:history="1" r:id="rIdstdh6d1bolsodb1nlopbh">
+            <w:hyperlink w:history="1" r:id="rIdduxd5xspm_y2qcgxum1xa">
               <w:r>
                 <w:rPr>
                   <w:rFonts w:ascii="Arial" w:cs="Arial" w:eastAsia="Arial" w:hAnsi="Arial"/>
@@ -8994,7 +8994,7 @@
               <w:spacing w:after="10" w:before="0"/>
               <w:ind w:left="120"/>
             </w:pPr>
-            <w:hyperlink w:history="1" r:id="rId_93vmioph5pv22_plefgo">
+            <w:hyperlink w:history="1" r:id="rIdp3az4ftyemqzi1padgjui">
               <w:r>
                 <w:rPr>
                   <w:rFonts w:ascii="Arial" w:cs="Arial" w:eastAsia="Arial" w:hAnsi="Arial"/>
@@ -9039,7 +9039,7 @@
             <w:pPr>
               <w:spacing w:after="20" w:before="0"/>
             </w:pPr>
-            <w:hyperlink w:history="1" r:id="rId_4c9z_wzjlvrrapauj3hq">
+            <w:hyperlink w:history="1" r:id="rIdtkzeijkpodkll8iqw4ff5">
               <w:r>
                 <w:rPr>
                   <w:rFonts w:ascii="Arial" w:cs="Arial" w:eastAsia="Arial" w:hAnsi="Arial"/>
@@ -9088,7 +9088,7 @@
               <w:spacing w:after="10" w:before="0"/>
               <w:ind w:left="120"/>
             </w:pPr>
-            <w:hyperlink w:history="1" r:id="rIdukagtnnegl8fzve_hvulf">
+            <w:hyperlink w:history="1" r:id="rIdcg_4h5zw28cem_to7wycr">
               <w:r>
                 <w:rPr>
                   <w:rFonts w:ascii="Arial" w:cs="Arial" w:eastAsia="Arial" w:hAnsi="Arial"/>
@@ -9283,7 +9283,7 @@
             <w:pPr>
               <w:spacing w:after="20" w:before="0"/>
             </w:pPr>
-            <w:hyperlink w:history="1" r:id="rIddv5grmpcd5fogw73ketkb">
+            <w:hyperlink w:history="1" r:id="rIdrayrf4hedzevi4uiawd3k">
               <w:r>
                 <w:rPr>
                   <w:rFonts w:ascii="Arial" w:cs="Arial" w:eastAsia="Arial" w:hAnsi="Arial"/>
@@ -9332,7 +9332,7 @@
               <w:spacing w:after="10" w:before="0"/>
               <w:ind w:left="120"/>
             </w:pPr>
-            <w:hyperlink w:history="1" r:id="rIdi1axrhxnzk0wc-xb1a-wg">
+            <w:hyperlink w:history="1" r:id="rIdvppolz6jaz-ucqmip2wrq">
               <w:r>
                 <w:rPr>
                   <w:rFonts w:ascii="Arial" w:cs="Arial" w:eastAsia="Arial" w:hAnsi="Arial"/>
@@ -9377,7 +9377,7 @@
             <w:pPr>
               <w:spacing w:after="20" w:before="0"/>
             </w:pPr>
-            <w:hyperlink w:history="1" r:id="rIdorohes-4cad_x3mhleupr">
+            <w:hyperlink w:history="1" r:id="rId2s9ycl5jbowsvghtmfje4">
               <w:r>
                 <w:rPr>
                   <w:rFonts w:ascii="Arial" w:cs="Arial" w:eastAsia="Arial" w:hAnsi="Arial"/>
@@ -9426,7 +9426,7 @@
               <w:spacing w:after="10" w:before="0"/>
               <w:ind w:left="120"/>
             </w:pPr>
-            <w:hyperlink w:history="1" r:id="rId0lgq-ydbm_aw4cw26kbop">
+            <w:hyperlink w:history="1" r:id="rIdz3sk86nnqiwe9xangbwwo">
               <w:r>
                 <w:rPr>
                   <w:rFonts w:ascii="Arial" w:cs="Arial" w:eastAsia="Arial" w:hAnsi="Arial"/>
@@ -9621,7 +9621,7 @@
             <w:pPr>
               <w:spacing w:after="20" w:before="0"/>
             </w:pPr>
-            <w:hyperlink w:history="1" r:id="rIdzmvffkqoj7t6fje6sm21_">
+            <w:hyperlink w:history="1" r:id="rIdcl3wtv05pas5vwhmntrc9">
               <w:r>
                 <w:rPr>
                   <w:rFonts w:ascii="Arial" w:cs="Arial" w:eastAsia="Arial" w:hAnsi="Arial"/>
@@ -9670,7 +9670,7 @@
               <w:spacing w:after="10" w:before="0"/>
               <w:ind w:left="120"/>
             </w:pPr>
-            <w:hyperlink w:history="1" r:id="rIdughee2zptq8ytfhhwsvry">
+            <w:hyperlink w:history="1" r:id="rIdydhinskvlrcjmdgi-owvz">
               <w:r>
                 <w:rPr>
                   <w:rFonts w:ascii="Arial" w:cs="Arial" w:eastAsia="Arial" w:hAnsi="Arial"/>
@@ -9715,7 +9715,7 @@
             <w:pPr>
               <w:spacing w:after="20" w:before="0"/>
             </w:pPr>
-            <w:hyperlink w:history="1" r:id="rIdcwcoxojfi3sigu6t_k2og">
+            <w:hyperlink w:history="1" r:id="rId-3mdbfumqtqxxk-uc9b2c">
               <w:r>
                 <w:rPr>
                   <w:rFonts w:ascii="Arial" w:cs="Arial" w:eastAsia="Arial" w:hAnsi="Arial"/>
@@ -9764,7 +9764,7 @@
               <w:spacing w:after="10" w:before="0"/>
               <w:ind w:left="120"/>
             </w:pPr>
-            <w:hyperlink w:history="1" r:id="rIdo6fnmhhb6kvlgx3sx1gzx">
+            <w:hyperlink w:history="1" r:id="rIdjy07z8vo2xiwonn5bbsmz">
               <w:r>
                 <w:rPr>
                   <w:rFonts w:ascii="Arial" w:cs="Arial" w:eastAsia="Arial" w:hAnsi="Arial"/>
@@ -9959,7 +9959,7 @@
             <w:pPr>
               <w:spacing w:after="20" w:before="0"/>
             </w:pPr>
-            <w:hyperlink w:history="1" r:id="rIdf60mjqrvqwzt_z-bcftme">
+            <w:hyperlink w:history="1" r:id="rIdeiejfik-ll0vw5qiv27pf">
               <w:r>
                 <w:rPr>
                   <w:rFonts w:ascii="Arial" w:cs="Arial" w:eastAsia="Arial" w:hAnsi="Arial"/>
@@ -10008,7 +10008,7 @@
               <w:spacing w:after="10" w:before="0"/>
               <w:ind w:left="120"/>
             </w:pPr>
-            <w:hyperlink w:history="1" r:id="rIdqwaefbxjwhmfx3xyltn_6">
+            <w:hyperlink w:history="1" r:id="rId9rjuxm0ce-q5hvkgl9mos">
               <w:r>
                 <w:rPr>
                   <w:rFonts w:ascii="Arial" w:cs="Arial" w:eastAsia="Arial" w:hAnsi="Arial"/>
@@ -10053,7 +10053,7 @@
             <w:pPr>
               <w:spacing w:after="20" w:before="0"/>
             </w:pPr>
-            <w:hyperlink w:history="1" r:id="rIduj9nknpms84aclgoomg0i">
+            <w:hyperlink w:history="1" r:id="rIdp2f0wuu1agia9d0jap3sj">
               <w:r>
                 <w:rPr>
                   <w:rFonts w:ascii="Arial" w:cs="Arial" w:eastAsia="Arial" w:hAnsi="Arial"/>
@@ -10102,7 +10102,7 @@
               <w:spacing w:after="10" w:before="0"/>
               <w:ind w:left="120"/>
             </w:pPr>
-            <w:hyperlink w:history="1" r:id="rId3cm_7c_964c1hi6r1m7rz">
+            <w:hyperlink w:history="1" r:id="rIdembawsjlcccpdhhvzcnki">
               <w:r>
                 <w:rPr>
                   <w:rFonts w:ascii="Arial" w:cs="Arial" w:eastAsia="Arial" w:hAnsi="Arial"/>
@@ -10297,7 +10297,7 @@
             <w:pPr>
               <w:spacing w:after="20" w:before="0"/>
             </w:pPr>
-            <w:hyperlink w:history="1" r:id="rIdjvxifchn9yjdnyf4pchpa">
+            <w:hyperlink w:history="1" r:id="rId_h-ntvzi3nhzxzpee1f0o">
               <w:r>
                 <w:rPr>
                   <w:rFonts w:ascii="Arial" w:cs="Arial" w:eastAsia="Arial" w:hAnsi="Arial"/>
@@ -10346,7 +10346,7 @@
               <w:spacing w:after="10" w:before="0"/>
               <w:ind w:left="120"/>
             </w:pPr>
-            <w:hyperlink w:history="1" r:id="rIdv_oiwf-zdvxwqexboe3xg">
+            <w:hyperlink w:history="1" r:id="rId-wkehvcbwucaur1xp__uc">
               <w:r>
                 <w:rPr>
                   <w:rFonts w:ascii="Arial" w:cs="Arial" w:eastAsia="Arial" w:hAnsi="Arial"/>
@@ -10391,7 +10391,7 @@
             <w:pPr>
               <w:spacing w:after="20" w:before="0"/>
             </w:pPr>
-            <w:hyperlink w:history="1" r:id="rId955l6q60uq-8o3zsmul8y">
+            <w:hyperlink w:history="1" r:id="rId3asncazbotkkl0j8habep">
               <w:r>
                 <w:rPr>
                   <w:rFonts w:ascii="Arial" w:cs="Arial" w:eastAsia="Arial" w:hAnsi="Arial"/>
@@ -10440,7 +10440,7 @@
               <w:spacing w:after="10" w:before="0"/>
               <w:ind w:left="120"/>
             </w:pPr>
-            <w:hyperlink w:history="1" r:id="rIddlq5wakca_wxyeoveekww">
+            <w:hyperlink w:history="1" r:id="rIdznjvustbtv744b9tzi9e9">
               <w:r>
                 <w:rPr>
                   <w:rFonts w:ascii="Arial" w:cs="Arial" w:eastAsia="Arial" w:hAnsi="Arial"/>
@@ -10952,7 +10952,7 @@
         </w:rPr>
         <w:t xml:space="preserve">© 2026 SeaVuria and ARES. Aligned with KICD objectives. Developed by SeaVuria; technical implementation by ARES (with AI assistance from Claude). Licensed under </w:t>
       </w:r>
-      <w:hyperlink w:history="1" r:id="rIdbghjmd-b01k7twcsdrmlm">
+      <w:hyperlink w:history="1" r:id="rIdvvbzebe0cogdsplguyhlb">
         <w:r>
           <w:rPr>
             <w:rFonts w:ascii="Arial" w:cs="Arial" w:eastAsia="Arial" w:hAnsi="Arial"/>
@@ -10973,7 +10973,7 @@
         </w:rPr>
         <w:t xml:space="preserve"> (</w:t>
       </w:r>
-      <w:hyperlink w:history="1" r:id="rIdyvmvnophniaj8713c-kig">
+      <w:hyperlink w:history="1" r:id="rId_zsf1ijbcalw-cyw54w-f">
         <w:r>
           <w:rPr>
             <w:rFonts w:ascii="Arial" w:cs="Arial" w:eastAsia="Arial" w:hAnsi="Arial"/>
@@ -12003,7 +12003,7 @@
               <w:spacing w:after="10" w:before="0"/>
               <w:ind w:left="120"/>
             </w:pPr>
-            <w:hyperlink w:history="1" r:id="rIdjirirbftsmjeyxfly_ftc">
+            <w:hyperlink w:history="1" r:id="rIdig_o9ff7cruoju_itfyfx">
               <w:r>
                 <w:rPr>
                   <w:rFonts w:ascii="Arial" w:cs="Arial" w:eastAsia="Arial" w:hAnsi="Arial"/>
@@ -12080,7 +12080,7 @@
               <w:spacing w:after="10" w:before="0"/>
               <w:ind w:left="120"/>
             </w:pPr>
-            <w:hyperlink w:history="1" r:id="rIds-nqjd6is0551ac2cw_na">
+            <w:hyperlink w:history="1" r:id="rIdhlktzaxodxjbknntgg-7e">
               <w:r>
                 <w:rPr>
                   <w:rFonts w:ascii="Arial" w:cs="Arial" w:eastAsia="Arial" w:hAnsi="Arial"/>
@@ -12307,7 +12307,7 @@
               <w:spacing w:after="10" w:before="0"/>
               <w:ind w:left="120"/>
             </w:pPr>
-            <w:hyperlink w:history="1" r:id="rIdvvfq9aekexe11zxxncra1">
+            <w:hyperlink w:history="1" r:id="rIdazrh22jpe7npbvx1an4yj">
               <w:r>
                 <w:rPr>
                   <w:rFonts w:ascii="Arial" w:cs="Arial" w:eastAsia="Arial" w:hAnsi="Arial"/>
@@ -12384,7 +12384,7 @@
               <w:spacing w:after="10" w:before="0"/>
               <w:ind w:left="120"/>
             </w:pPr>
-            <w:hyperlink w:history="1" r:id="rIdflwoqypq1xu26hetblso2">
+            <w:hyperlink w:history="1" r:id="rIdorjpppnsno2wlirlru6gq">
               <w:r>
                 <w:rPr>
                   <w:rFonts w:ascii="Arial" w:cs="Arial" w:eastAsia="Arial" w:hAnsi="Arial"/>
@@ -12611,7 +12611,7 @@
               <w:spacing w:after="10" w:before="0"/>
               <w:ind w:left="120"/>
             </w:pPr>
-            <w:hyperlink w:history="1" r:id="rIdp67_mdmnu3dhtiz0kdcmz">
+            <w:hyperlink w:history="1" r:id="rIdgyt0m7ay_-m_hf6noqkjv">
               <w:r>
                 <w:rPr>
                   <w:rFonts w:ascii="Arial" w:cs="Arial" w:eastAsia="Arial" w:hAnsi="Arial"/>
@@ -12688,7 +12688,7 @@
               <w:spacing w:after="10" w:before="0"/>
               <w:ind w:left="120"/>
             </w:pPr>
-            <w:hyperlink w:history="1" r:id="rIdu6najm6rc6yn3bhoawlea">
+            <w:hyperlink w:history="1" r:id="rIdpakzjetrakozpiun-vsew">
               <w:r>
                 <w:rPr>
                   <w:rFonts w:ascii="Arial" w:cs="Arial" w:eastAsia="Arial" w:hAnsi="Arial"/>
@@ -12915,7 +12915,7 @@
               <w:spacing w:after="10" w:before="0"/>
               <w:ind w:left="120"/>
             </w:pPr>
-            <w:hyperlink w:history="1" r:id="rIdlybytqrn940eawlgw1xrw">
+            <w:hyperlink w:history="1" r:id="rIdfrngmbvpxbonczbu15hhg">
               <w:r>
                 <w:rPr>
                   <w:rFonts w:ascii="Arial" w:cs="Arial" w:eastAsia="Arial" w:hAnsi="Arial"/>
@@ -12992,7 +12992,7 @@
               <w:spacing w:after="10" w:before="0"/>
               <w:ind w:left="120"/>
             </w:pPr>
-            <w:hyperlink w:history="1" r:id="rId8fdr4rqv0vf_geefaehpr">
+            <w:hyperlink w:history="1" r:id="rId2z6u_4o5-4bttglfjpwmx">
               <w:r>
                 <w:rPr>
                   <w:rFonts w:ascii="Arial" w:cs="Arial" w:eastAsia="Arial" w:hAnsi="Arial"/>
@@ -13219,7 +13219,7 @@
               <w:spacing w:after="10" w:before="0"/>
               <w:ind w:left="120"/>
             </w:pPr>
-            <w:hyperlink w:history="1" r:id="rIdbxdwfxydv0xs4e0dap63y">
+            <w:hyperlink w:history="1" r:id="rId2y5dldo_chvgu9lqwl82m">
               <w:r>
                 <w:rPr>
                   <w:rFonts w:ascii="Arial" w:cs="Arial" w:eastAsia="Arial" w:hAnsi="Arial"/>
@@ -13296,7 +13296,7 @@
               <w:spacing w:after="10" w:before="0"/>
               <w:ind w:left="120"/>
             </w:pPr>
-            <w:hyperlink w:history="1" r:id="rIdehswnrirsrjydgdcjhk4v">
+            <w:hyperlink w:history="1" r:id="rIdqtd27aao7jdkheazbjreg">
               <w:r>
                 <w:rPr>
                   <w:rFonts w:ascii="Arial" w:cs="Arial" w:eastAsia="Arial" w:hAnsi="Arial"/>
@@ -13823,7 +13823,7 @@
         </w:rPr>
         <w:t xml:space="preserve">© 2026 SeaVuria and ARES. Aligned with KICD objectives. Developed by SeaVuria; technical implementation by ARES (with AI assistance from Claude). Licensed under </w:t>
       </w:r>
-      <w:hyperlink w:history="1" r:id="rIdgrnu1ev1ajzs-ael0yg4g">
+      <w:hyperlink w:history="1" r:id="rIdq223f5vx38qfgud6ajcjt">
         <w:r>
           <w:rPr>
             <w:rFonts w:ascii="Arial" w:cs="Arial" w:eastAsia="Arial" w:hAnsi="Arial"/>
@@ -13844,7 +13844,7 @@
         </w:rPr>
         <w:t xml:space="preserve"> (</w:t>
       </w:r>
-      <w:hyperlink w:history="1" r:id="rIdbm6arxcrwsqogzkmzdkvj">
+      <w:hyperlink w:history="1" r:id="rId43xcvnm9rwsh316jzkohk">
         <w:r>
           <w:rPr>
             <w:rFonts w:ascii="Arial" w:cs="Arial" w:eastAsia="Arial" w:hAnsi="Arial"/>
@@ -14857,7 +14857,7 @@
             <w:pPr>
               <w:spacing w:after="20" w:before="0"/>
             </w:pPr>
-            <w:hyperlink w:history="1" r:id="rId56-45d0eo3jl7etjs9el3">
+            <w:hyperlink w:history="1" r:id="rIdrdk-i18yxwzd77ia_jevf">
               <w:r>
                 <w:rPr>
                   <w:rFonts w:ascii="Arial" w:cs="Arial" w:eastAsia="Arial" w:hAnsi="Arial"/>
@@ -14906,7 +14906,7 @@
               <w:spacing w:after="10" w:before="0"/>
               <w:ind w:left="120"/>
             </w:pPr>
-            <w:hyperlink w:history="1" r:id="rIdzw17b79ij2jnyefrdjrr8">
+            <w:hyperlink w:history="1" r:id="rIdagpuuy7h6plcmsgidod7n">
               <w:r>
                 <w:rPr>
                   <w:rFonts w:ascii="Arial" w:cs="Arial" w:eastAsia="Arial" w:hAnsi="Arial"/>
@@ -14951,7 +14951,7 @@
             <w:pPr>
               <w:spacing w:after="20" w:before="0"/>
             </w:pPr>
-            <w:hyperlink w:history="1" r:id="rIdo_51b4w6slb3oymxgbpf8">
+            <w:hyperlink w:history="1" r:id="rIdqbq-1bbgmz3fjblj4olkl">
               <w:r>
                 <w:rPr>
                   <w:rFonts w:ascii="Arial" w:cs="Arial" w:eastAsia="Arial" w:hAnsi="Arial"/>
@@ -15000,7 +15000,7 @@
               <w:spacing w:after="10" w:before="0"/>
               <w:ind w:left="120"/>
             </w:pPr>
-            <w:hyperlink w:history="1" r:id="rIdupmpqszv8ng-sq-b6vyxf">
+            <w:hyperlink w:history="1" r:id="rId5bmoos-fcpssu4zmvwc_p">
               <w:r>
                 <w:rPr>
                   <w:rFonts w:ascii="Arial" w:cs="Arial" w:eastAsia="Arial" w:hAnsi="Arial"/>
@@ -15195,7 +15195,7 @@
             <w:pPr>
               <w:spacing w:after="20" w:before="0"/>
             </w:pPr>
-            <w:hyperlink w:history="1" r:id="rIdqum37g0rlg_ld8u5lspfo">
+            <w:hyperlink w:history="1" r:id="rIdpwgwypgm0kljcsr0k3wsh">
               <w:r>
                 <w:rPr>
                   <w:rFonts w:ascii="Arial" w:cs="Arial" w:eastAsia="Arial" w:hAnsi="Arial"/>
@@ -15244,7 +15244,7 @@
               <w:spacing w:after="10" w:before="0"/>
               <w:ind w:left="120"/>
             </w:pPr>
-            <w:hyperlink w:history="1" r:id="rIdze_st29px5km_nxwqzdo6">
+            <w:hyperlink w:history="1" r:id="rIdlthl5_b419lzj5oum_ey3">
               <w:r>
                 <w:rPr>
                   <w:rFonts w:ascii="Arial" w:cs="Arial" w:eastAsia="Arial" w:hAnsi="Arial"/>
@@ -15289,7 +15289,7 @@
             <w:pPr>
               <w:spacing w:after="20" w:before="0"/>
             </w:pPr>
-            <w:hyperlink w:history="1" r:id="rIdo-flluaijn8qoforhb00w">
+            <w:hyperlink w:history="1" r:id="rIdpdfljqtc702jnm_kojexy">
               <w:r>
                 <w:rPr>
                   <w:rFonts w:ascii="Arial" w:cs="Arial" w:eastAsia="Arial" w:hAnsi="Arial"/>
@@ -15338,7 +15338,7 @@
               <w:spacing w:after="10" w:before="0"/>
               <w:ind w:left="120"/>
             </w:pPr>
-            <w:hyperlink w:history="1" r:id="rIdszwjode-iz9iasbldjcqj">
+            <w:hyperlink w:history="1" r:id="rIdah8xzq5zp3ksmovmj18a9">
               <w:r>
                 <w:rPr>
                   <w:rFonts w:ascii="Arial" w:cs="Arial" w:eastAsia="Arial" w:hAnsi="Arial"/>
@@ -15533,7 +15533,7 @@
             <w:pPr>
               <w:spacing w:after="20" w:before="0"/>
             </w:pPr>
-            <w:hyperlink w:history="1" r:id="rIdh5pkbjcimsrltsk-dvnl7">
+            <w:hyperlink w:history="1" r:id="rIdxdcwe0tx-fjz6wryddxqg">
               <w:r>
                 <w:rPr>
                   <w:rFonts w:ascii="Arial" w:cs="Arial" w:eastAsia="Arial" w:hAnsi="Arial"/>
@@ -15582,7 +15582,7 @@
               <w:spacing w:after="10" w:before="0"/>
               <w:ind w:left="120"/>
             </w:pPr>
-            <w:hyperlink w:history="1" r:id="rIdeyx_szfjxxayjoekggckf">
+            <w:hyperlink w:history="1" r:id="rIdexkj6_5zg868rh9q3axno">
               <w:r>
                 <w:rPr>
                   <w:rFonts w:ascii="Arial" w:cs="Arial" w:eastAsia="Arial" w:hAnsi="Arial"/>
@@ -15627,7 +15627,7 @@
             <w:pPr>
               <w:spacing w:after="20" w:before="0"/>
             </w:pPr>
-            <w:hyperlink w:history="1" r:id="rIdgxz4h-djzhtogeitgddhc">
+            <w:hyperlink w:history="1" r:id="rId2mir6_u1sas75zpl15tdp">
               <w:r>
                 <w:rPr>
                   <w:rFonts w:ascii="Arial" w:cs="Arial" w:eastAsia="Arial" w:hAnsi="Arial"/>
@@ -15676,7 +15676,7 @@
               <w:spacing w:after="10" w:before="0"/>
               <w:ind w:left="120"/>
             </w:pPr>
-            <w:hyperlink w:history="1" r:id="rIdetkdfm0p_o8xx7oke-fpw">
+            <w:hyperlink w:history="1" r:id="rIdnn67cssctsxhiv0itz7i_">
               <w:r>
                 <w:rPr>
                   <w:rFonts w:ascii="Arial" w:cs="Arial" w:eastAsia="Arial" w:hAnsi="Arial"/>
@@ -15871,7 +15871,7 @@
             <w:pPr>
               <w:spacing w:after="20" w:before="0"/>
             </w:pPr>
-            <w:hyperlink w:history="1" r:id="rId61g32iivn9orhgddrqcfd">
+            <w:hyperlink w:history="1" r:id="rId1dsookcji8lknapefw-yn">
               <w:r>
                 <w:rPr>
                   <w:rFonts w:ascii="Arial" w:cs="Arial" w:eastAsia="Arial" w:hAnsi="Arial"/>
@@ -15920,7 +15920,7 @@
               <w:spacing w:after="10" w:before="0"/>
               <w:ind w:left="120"/>
             </w:pPr>
-            <w:hyperlink w:history="1" r:id="rIdgicvprc47ddu5brk6_5ps">
+            <w:hyperlink w:history="1" r:id="rIdukq5tds1xif94gez5oeqz">
               <w:r>
                 <w:rPr>
                   <w:rFonts w:ascii="Arial" w:cs="Arial" w:eastAsia="Arial" w:hAnsi="Arial"/>
@@ -15965,7 +15965,7 @@
             <w:pPr>
               <w:spacing w:after="20" w:before="0"/>
             </w:pPr>
-            <w:hyperlink w:history="1" r:id="rIdksgmnjlduq1jxqjmq9jzd">
+            <w:hyperlink w:history="1" r:id="rIdw8aas3e17vp-c6hp0ylvm">
               <w:r>
                 <w:rPr>
                   <w:rFonts w:ascii="Arial" w:cs="Arial" w:eastAsia="Arial" w:hAnsi="Arial"/>
@@ -16014,7 +16014,7 @@
               <w:spacing w:after="10" w:before="0"/>
               <w:ind w:left="120"/>
             </w:pPr>
-            <w:hyperlink w:history="1" r:id="rIds6iwijbxwuhawomfukhkd">
+            <w:hyperlink w:history="1" r:id="rIdl2gzn90lotiomxi1afogw">
               <w:r>
                 <w:rPr>
                   <w:rFonts w:ascii="Arial" w:cs="Arial" w:eastAsia="Arial" w:hAnsi="Arial"/>
@@ -16209,7 +16209,7 @@
             <w:pPr>
               <w:spacing w:after="20" w:before="0"/>
             </w:pPr>
-            <w:hyperlink w:history="1" r:id="rIdutzemxvwlf-enokgnx0kk">
+            <w:hyperlink w:history="1" r:id="rIdc6oddp3ic35tec67bh0t1">
               <w:r>
                 <w:rPr>
                   <w:rFonts w:ascii="Arial" w:cs="Arial" w:eastAsia="Arial" w:hAnsi="Arial"/>
@@ -16258,7 +16258,7 @@
               <w:spacing w:after="10" w:before="0"/>
               <w:ind w:left="120"/>
             </w:pPr>
-            <w:hyperlink w:history="1" r:id="rIdx6zjdupywm73km89ihdmz">
+            <w:hyperlink w:history="1" r:id="rIdh9wzptjx8l9uih_8xh62p">
               <w:r>
                 <w:rPr>
                   <w:rFonts w:ascii="Arial" w:cs="Arial" w:eastAsia="Arial" w:hAnsi="Arial"/>
@@ -16303,7 +16303,7 @@
             <w:pPr>
               <w:spacing w:after="20" w:before="0"/>
             </w:pPr>
-            <w:hyperlink w:history="1" r:id="rIdu9hmfyy_s7scevw4stogk">
+            <w:hyperlink w:history="1" r:id="rIdtv-pjpku0isja3ltkxkqj">
               <w:r>
                 <w:rPr>
                   <w:rFonts w:ascii="Arial" w:cs="Arial" w:eastAsia="Arial" w:hAnsi="Arial"/>
@@ -16352,7 +16352,7 @@
               <w:spacing w:after="10" w:before="0"/>
               <w:ind w:left="120"/>
             </w:pPr>
-            <w:hyperlink w:history="1" r:id="rIdvf8jck9zvgkpttx2emvh-">
+            <w:hyperlink w:history="1" r:id="rIdi0czrfadj2okwrs8nj7jr">
               <w:r>
                 <w:rPr>
                   <w:rFonts w:ascii="Arial" w:cs="Arial" w:eastAsia="Arial" w:hAnsi="Arial"/>
@@ -16864,7 +16864,7 @@
         </w:rPr>
         <w:t xml:space="preserve">© 2026 SeaVuria and ARES. Aligned with KICD objectives. Developed by SeaVuria; technical implementation by ARES (with AI assistance from Claude). Licensed under </w:t>
       </w:r>
-      <w:hyperlink w:history="1" r:id="rIdcctiasubygsn0vts0b59y">
+      <w:hyperlink w:history="1" r:id="rIdmpi4zmumbj4wds_qixysi">
         <w:r>
           <w:rPr>
             <w:rFonts w:ascii="Arial" w:cs="Arial" w:eastAsia="Arial" w:hAnsi="Arial"/>
@@ -16885,7 +16885,7 @@
         </w:rPr>
         <w:t xml:space="preserve"> (</w:t>
       </w:r>
-      <w:hyperlink w:history="1" r:id="rId0xbq5wxxfd_n3d0et78vk">
+      <w:hyperlink w:history="1" r:id="rIdcrckiwgfxydzp9_ptj2ai">
         <w:r>
           <w:rPr>
             <w:rFonts w:ascii="Arial" w:cs="Arial" w:eastAsia="Arial" w:hAnsi="Arial"/>
@@ -17898,7 +17898,7 @@
             <w:pPr>
               <w:spacing w:after="20" w:before="0"/>
             </w:pPr>
-            <w:hyperlink w:history="1" r:id="rIdu4r0jof3urkcpb7zvbs6v">
+            <w:hyperlink w:history="1" r:id="rIdfdyhwkyzkucfg9mcppdcc">
               <w:r>
                 <w:rPr>
                   <w:rFonts w:ascii="Arial" w:cs="Arial" w:eastAsia="Arial" w:hAnsi="Arial"/>
@@ -17947,7 +17947,7 @@
               <w:spacing w:after="10" w:before="0"/>
               <w:ind w:left="120"/>
             </w:pPr>
-            <w:hyperlink w:history="1" r:id="rIdlqjmo26qpgiqstidebcnn">
+            <w:hyperlink w:history="1" r:id="rIdlx7nbxmi4u1nqzwtmlxip">
               <w:r>
                 <w:rPr>
                   <w:rFonts w:ascii="Arial" w:cs="Arial" w:eastAsia="Arial" w:hAnsi="Arial"/>
@@ -18009,7 +18009,7 @@
               <w:spacing w:after="10" w:before="0"/>
               <w:ind w:left="120"/>
             </w:pPr>
-            <w:hyperlink w:history="1" r:id="rIdvosefrfexxmq6wl-k71je">
+            <w:hyperlink w:history="1" r:id="rIdmzhbjyuyfdx2bp4sfu_sr">
               <w:r>
                 <w:rPr>
                   <w:rFonts w:ascii="Arial" w:cs="Arial" w:eastAsia="Arial" w:hAnsi="Arial"/>
@@ -18219,7 +18219,7 @@
             <w:pPr>
               <w:spacing w:after="20" w:before="0"/>
             </w:pPr>
-            <w:hyperlink w:history="1" r:id="rIdzqvmlwochzhme1sf4fq0n">
+            <w:hyperlink w:history="1" r:id="rIdwcdk9bftpsfcokxll5ajj">
               <w:r>
                 <w:rPr>
                   <w:rFonts w:ascii="Arial" w:cs="Arial" w:eastAsia="Arial" w:hAnsi="Arial"/>
@@ -18268,7 +18268,7 @@
               <w:spacing w:after="10" w:before="0"/>
               <w:ind w:left="120"/>
             </w:pPr>
-            <w:hyperlink w:history="1" r:id="rIdgjb_f29z8dvgkiktaf7ew">
+            <w:hyperlink w:history="1" r:id="rIdxb4rywdrgjv0xzmapszyc">
               <w:r>
                 <w:rPr>
                   <w:rFonts w:ascii="Arial" w:cs="Arial" w:eastAsia="Arial" w:hAnsi="Arial"/>
@@ -18330,7 +18330,7 @@
               <w:spacing w:after="10" w:before="0"/>
               <w:ind w:left="120"/>
             </w:pPr>
-            <w:hyperlink w:history="1" r:id="rIdb5wvqnstz6asyz5qvnukb">
+            <w:hyperlink w:history="1" r:id="rIdczq5ozqu97y1qkemsocez">
               <w:r>
                 <w:rPr>
                   <w:rFonts w:ascii="Arial" w:cs="Arial" w:eastAsia="Arial" w:hAnsi="Arial"/>
@@ -18540,7 +18540,7 @@
             <w:pPr>
               <w:spacing w:after="20" w:before="0"/>
             </w:pPr>
-            <w:hyperlink w:history="1" r:id="rId8haxaniyq3nzgvinvnkbc">
+            <w:hyperlink w:history="1" r:id="rIdxrl5jk1lghjq7ta953zde">
               <w:r>
                 <w:rPr>
                   <w:rFonts w:ascii="Arial" w:cs="Arial" w:eastAsia="Arial" w:hAnsi="Arial"/>
@@ -18589,7 +18589,7 @@
               <w:spacing w:after="10" w:before="0"/>
               <w:ind w:left="120"/>
             </w:pPr>
-            <w:hyperlink w:history="1" r:id="rIdyabvrbyn45krzmthnabw2">
+            <w:hyperlink w:history="1" r:id="rIdybszdgquddsjulha0xajk">
               <w:r>
                 <w:rPr>
                   <w:rFonts w:ascii="Arial" w:cs="Arial" w:eastAsia="Arial" w:hAnsi="Arial"/>
@@ -18651,7 +18651,7 @@
               <w:spacing w:after="10" w:before="0"/>
               <w:ind w:left="120"/>
             </w:pPr>
-            <w:hyperlink w:history="1" r:id="rIdzymkj8ntnw9cq8w5-o8qc">
+            <w:hyperlink w:history="1" r:id="rId1s268tzmeuq-afweaplh8">
               <w:r>
                 <w:rPr>
                   <w:rFonts w:ascii="Arial" w:cs="Arial" w:eastAsia="Arial" w:hAnsi="Arial"/>
@@ -18861,7 +18861,7 @@
             <w:pPr>
               <w:spacing w:after="20" w:before="0"/>
             </w:pPr>
-            <w:hyperlink w:history="1" r:id="rId4jyv_xpitu17r1eoodxl2">
+            <w:hyperlink w:history="1" r:id="rId6fnshrkkbmvoszr5xt3iy">
               <w:r>
                 <w:rPr>
                   <w:rFonts w:ascii="Arial" w:cs="Arial" w:eastAsia="Arial" w:hAnsi="Arial"/>
@@ -18910,7 +18910,7 @@
               <w:spacing w:after="10" w:before="0"/>
               <w:ind w:left="120"/>
             </w:pPr>
-            <w:hyperlink w:history="1" r:id="rIdentz0akaxqxikxtxbsu0m">
+            <w:hyperlink w:history="1" r:id="rIdzgknbehbbaznkhjf98tk7">
               <w:r>
                 <w:rPr>
                   <w:rFonts w:ascii="Arial" w:cs="Arial" w:eastAsia="Arial" w:hAnsi="Arial"/>
@@ -18972,7 +18972,7 @@
               <w:spacing w:after="10" w:before="0"/>
               <w:ind w:left="120"/>
             </w:pPr>
-            <w:hyperlink w:history="1" r:id="rIdkwdjym-kl50pmmaatjoqj">
+            <w:hyperlink w:history="1" r:id="rId24isxit_ihihscvmytk5c">
               <w:r>
                 <w:rPr>
                   <w:rFonts w:ascii="Arial" w:cs="Arial" w:eastAsia="Arial" w:hAnsi="Arial"/>
@@ -19182,7 +19182,7 @@
             <w:pPr>
               <w:spacing w:after="20" w:before="0"/>
             </w:pPr>
-            <w:hyperlink w:history="1" r:id="rIdhvdkwcnwzdfj5pdzfp55t">
+            <w:hyperlink w:history="1" r:id="rIdhpeqbzlcns-xokgx23zof">
               <w:r>
                 <w:rPr>
                   <w:rFonts w:ascii="Arial" w:cs="Arial" w:eastAsia="Arial" w:hAnsi="Arial"/>
@@ -19231,7 +19231,7 @@
               <w:spacing w:after="10" w:before="0"/>
               <w:ind w:left="120"/>
             </w:pPr>
-            <w:hyperlink w:history="1" r:id="rIdyjesmbwlb4mnr47ns3ntk">
+            <w:hyperlink w:history="1" r:id="rIdqx_l6bbwr6hyr9-hvt5tu">
               <w:r>
                 <w:rPr>
                   <w:rFonts w:ascii="Arial" w:cs="Arial" w:eastAsia="Arial" w:hAnsi="Arial"/>
@@ -19293,7 +19293,7 @@
               <w:spacing w:after="10" w:before="0"/>
               <w:ind w:left="120"/>
             </w:pPr>
-            <w:hyperlink w:history="1" r:id="rIdftcclutkupaibmpa1gsmm">
+            <w:hyperlink w:history="1" r:id="rIdejuqjicdqpci5nffmrwqy">
               <w:r>
                 <w:rPr>
                   <w:rFonts w:ascii="Arial" w:cs="Arial" w:eastAsia="Arial" w:hAnsi="Arial"/>
@@ -19820,7 +19820,7 @@
         </w:rPr>
         <w:t xml:space="preserve">© 2026 SeaVuria and ARES. Aligned with KICD objectives. Developed by SeaVuria; technical implementation by ARES (with AI assistance from Claude). Licensed under </w:t>
       </w:r>
-      <w:hyperlink w:history="1" r:id="rIdd-2nudtfy-j8eeprefqzu">
+      <w:hyperlink w:history="1" r:id="rIdxw9xv_p9blfr2kuk8dvov">
         <w:r>
           <w:rPr>
             <w:rFonts w:ascii="Arial" w:cs="Arial" w:eastAsia="Arial" w:hAnsi="Arial"/>
@@ -19841,7 +19841,7 @@
         </w:rPr>
         <w:t xml:space="preserve"> (</w:t>
       </w:r>
-      <w:hyperlink w:history="1" r:id="rIdant0pfxswxg73ztnvpslb">
+      <w:hyperlink w:history="1" r:id="rIdfewfv2bvzsumbuvh6ujcg">
         <w:r>
           <w:rPr>
             <w:rFonts w:ascii="Arial" w:cs="Arial" w:eastAsia="Arial" w:hAnsi="Arial"/>

--- a/data/outputs/v2/Grade11/Biology/Lesson_Plans/SS3.2_Growth_and_Development_in_Animals/Biology_Growth_and_Development_in_Animals_CBE_LessonSequence.docx
+++ b/data/outputs/v2/Grade11/Biology/Lesson_Plans/SS3.2_Growth_and_Development_in_Animals/Biology_Growth_and_Development_in_Animals_CBE_LessonSequence.docx
@@ -1896,7 +1896,7 @@
         </w:rPr>
         <w:t xml:space="preserve">© 2026 SeaVuria and ARES. This work is licensed under a </w:t>
       </w:r>
-      <w:hyperlink w:history="1" r:id="rIdk4ejwwcnbuf3imenmz2cn">
+      <w:hyperlink w:history="1" r:id="rIdttxymnkcjtc3xo8fkn7av">
         <w:r>
           <w:rPr>
             <w:rFonts w:ascii="Arial" w:cs="Arial" w:eastAsia="Arial" w:hAnsi="Arial"/>
@@ -1916,7 +1916,7 @@
         </w:rPr>
         <w:t xml:space="preserve"> (</w:t>
       </w:r>
-      <w:hyperlink w:history="1" r:id="rIdxcdy4tqw_ul5wxp7s9uys">
+      <w:hyperlink w:history="1" r:id="rIdfdme6bmtobdr7-jdivbrs">
         <w:r>
           <w:rPr>
             <w:rFonts w:ascii="Arial" w:cs="Arial" w:eastAsia="Arial" w:hAnsi="Arial"/>
@@ -1936,7 +1936,7 @@
         </w:rPr>
         <w:t xml:space="preserve">). To view a copy of this license, visit </w:t>
       </w:r>
-      <w:hyperlink w:history="1" r:id="rIds9xizgapanpqrrjcych9s">
+      <w:hyperlink w:history="1" r:id="rIdaemh3z5cofwavx78i81_x">
         <w:r>
           <w:rPr>
             <w:rFonts w:ascii="Arial" w:cs="Arial" w:eastAsia="Arial" w:hAnsi="Arial"/>
@@ -2948,7 +2948,7 @@
             <w:pPr>
               <w:spacing w:after="20" w:before="0"/>
             </w:pPr>
-            <w:hyperlink w:history="1" r:id="rIdwgsojybx6svyc4_36tdkd">
+            <w:hyperlink w:history="1" r:id="rIdpu1pkctdgz-f2b0ecfdzf">
               <w:r>
                 <w:rPr>
                   <w:rFonts w:ascii="Arial" w:cs="Arial" w:eastAsia="Arial" w:hAnsi="Arial"/>
@@ -2997,7 +2997,7 @@
               <w:spacing w:after="10" w:before="0"/>
               <w:ind w:left="120"/>
             </w:pPr>
-            <w:hyperlink w:history="1" r:id="rIdg4qgkv_aglwr-dzkcocsg">
+            <w:hyperlink w:history="1" r:id="rIdf6iu7zxsxu1sffvfmzvxu">
               <w:r>
                 <w:rPr>
                   <w:rFonts w:ascii="Arial" w:cs="Arial" w:eastAsia="Arial" w:hAnsi="Arial"/>
@@ -3059,7 +3059,7 @@
               <w:spacing w:after="10" w:before="0"/>
               <w:ind w:left="120"/>
             </w:pPr>
-            <w:hyperlink w:history="1" r:id="rIdptli2wpj6gokfqcgx7-pi">
+            <w:hyperlink w:history="1" r:id="rIdy6qypivriymmbmgkprdcc">
               <w:r>
                 <w:rPr>
                   <w:rFonts w:ascii="Arial" w:cs="Arial" w:eastAsia="Arial" w:hAnsi="Arial"/>
@@ -3269,7 +3269,7 @@
             <w:pPr>
               <w:spacing w:after="20" w:before="0"/>
             </w:pPr>
-            <w:hyperlink w:history="1" r:id="rIdqefctkxeuu7sbxothezhw">
+            <w:hyperlink w:history="1" r:id="rIdagh3o3aw01fvbdfboitg4">
               <w:r>
                 <w:rPr>
                   <w:rFonts w:ascii="Arial" w:cs="Arial" w:eastAsia="Arial" w:hAnsi="Arial"/>
@@ -3318,7 +3318,7 @@
               <w:spacing w:after="10" w:before="0"/>
               <w:ind w:left="120"/>
             </w:pPr>
-            <w:hyperlink w:history="1" r:id="rIdgof9zs5bsw4-vcwj7wlwe">
+            <w:hyperlink w:history="1" r:id="rIdil-mg435bljvpjpe0lc0j">
               <w:r>
                 <w:rPr>
                   <w:rFonts w:ascii="Arial" w:cs="Arial" w:eastAsia="Arial" w:hAnsi="Arial"/>
@@ -3380,7 +3380,7 @@
               <w:spacing w:after="10" w:before="0"/>
               <w:ind w:left="120"/>
             </w:pPr>
-            <w:hyperlink w:history="1" r:id="rIddf2dmaa-dbaqi5l1v0heo">
+            <w:hyperlink w:history="1" r:id="rIds57l8cvnpzmykfck9pccf">
               <w:r>
                 <w:rPr>
                   <w:rFonts w:ascii="Arial" w:cs="Arial" w:eastAsia="Arial" w:hAnsi="Arial"/>
@@ -3590,7 +3590,7 @@
             <w:pPr>
               <w:spacing w:after="20" w:before="0"/>
             </w:pPr>
-            <w:hyperlink w:history="1" r:id="rIdnddsoiiuyhdvt9wk6n_ri">
+            <w:hyperlink w:history="1" r:id="rIdnsfexgydqte9trxxdzru8">
               <w:r>
                 <w:rPr>
                   <w:rFonts w:ascii="Arial" w:cs="Arial" w:eastAsia="Arial" w:hAnsi="Arial"/>
@@ -3639,7 +3639,7 @@
               <w:spacing w:after="10" w:before="0"/>
               <w:ind w:left="120"/>
             </w:pPr>
-            <w:hyperlink w:history="1" r:id="rIdr27bwwncbkbpwlj_kkd0y">
+            <w:hyperlink w:history="1" r:id="rId8givv-d9lyujadzc0wknl">
               <w:r>
                 <w:rPr>
                   <w:rFonts w:ascii="Arial" w:cs="Arial" w:eastAsia="Arial" w:hAnsi="Arial"/>
@@ -3701,7 +3701,7 @@
               <w:spacing w:after="10" w:before="0"/>
               <w:ind w:left="120"/>
             </w:pPr>
-            <w:hyperlink w:history="1" r:id="rIdl9-2c_b8tr8z44xrr23ks">
+            <w:hyperlink w:history="1" r:id="rIdxthfgko2il8rs3uzipk7r">
               <w:r>
                 <w:rPr>
                   <w:rFonts w:ascii="Arial" w:cs="Arial" w:eastAsia="Arial" w:hAnsi="Arial"/>
@@ -3911,7 +3911,7 @@
             <w:pPr>
               <w:spacing w:after="20" w:before="0"/>
             </w:pPr>
-            <w:hyperlink w:history="1" r:id="rIdkqpyut5vglinecw-m4urd">
+            <w:hyperlink w:history="1" r:id="rIdd8_en3nldazyqzu_bplyh">
               <w:r>
                 <w:rPr>
                   <w:rFonts w:ascii="Arial" w:cs="Arial" w:eastAsia="Arial" w:hAnsi="Arial"/>
@@ -3960,7 +3960,7 @@
               <w:spacing w:after="10" w:before="0"/>
               <w:ind w:left="120"/>
             </w:pPr>
-            <w:hyperlink w:history="1" r:id="rIdkwqtvqihvyrvzupquuqdk">
+            <w:hyperlink w:history="1" r:id="rIdqyh93gadtuqh4i7ep9_de">
               <w:r>
                 <w:rPr>
                   <w:rFonts w:ascii="Arial" w:cs="Arial" w:eastAsia="Arial" w:hAnsi="Arial"/>
@@ -4022,7 +4022,7 @@
               <w:spacing w:after="10" w:before="0"/>
               <w:ind w:left="120"/>
             </w:pPr>
-            <w:hyperlink w:history="1" r:id="rIduztm-v4mgvy62xhrq0h_e">
+            <w:hyperlink w:history="1" r:id="rIduynauikipbbcnpwvo40qb">
               <w:r>
                 <w:rPr>
                   <w:rFonts w:ascii="Arial" w:cs="Arial" w:eastAsia="Arial" w:hAnsi="Arial"/>
@@ -4232,7 +4232,7 @@
             <w:pPr>
               <w:spacing w:after="20" w:before="0"/>
             </w:pPr>
-            <w:hyperlink w:history="1" r:id="rIdad6ymcroxz-a1y-m_5lfs">
+            <w:hyperlink w:history="1" r:id="rIduhkseukkxqtf6mtdg7zvv">
               <w:r>
                 <w:rPr>
                   <w:rFonts w:ascii="Arial" w:cs="Arial" w:eastAsia="Arial" w:hAnsi="Arial"/>
@@ -4281,7 +4281,7 @@
               <w:spacing w:after="10" w:before="0"/>
               <w:ind w:left="120"/>
             </w:pPr>
-            <w:hyperlink w:history="1" r:id="rIdbdu3pfmz36uwmocd_-4q0">
+            <w:hyperlink w:history="1" r:id="rIdpwkvdlxv9xxsaezdw2sid">
               <w:r>
                 <w:rPr>
                   <w:rFonts w:ascii="Arial" w:cs="Arial" w:eastAsia="Arial" w:hAnsi="Arial"/>
@@ -4343,7 +4343,7 @@
               <w:spacing w:after="10" w:before="0"/>
               <w:ind w:left="120"/>
             </w:pPr>
-            <w:hyperlink w:history="1" r:id="rIdj1qvvbv-fockf-c_w8bn5">
+            <w:hyperlink w:history="1" r:id="rIddczca3bqdahuehc2awht6">
               <w:r>
                 <w:rPr>
                   <w:rFonts w:ascii="Arial" w:cs="Arial" w:eastAsia="Arial" w:hAnsi="Arial"/>
@@ -4870,7 +4870,7 @@
         </w:rPr>
         <w:t xml:space="preserve">© 2026 SeaVuria and ARES. Aligned with KICD objectives. Developed by SeaVuria; technical implementation by ARES (with AI assistance from Claude). Licensed under </w:t>
       </w:r>
-      <w:hyperlink w:history="1" r:id="rIdz7guwqptwdhnpzrnn3bmp">
+      <w:hyperlink w:history="1" r:id="rIdmfouxnc7epffrq66vr8ay">
         <w:r>
           <w:rPr>
             <w:rFonts w:ascii="Arial" w:cs="Arial" w:eastAsia="Arial" w:hAnsi="Arial"/>
@@ -4891,7 +4891,7 @@
         </w:rPr>
         <w:t xml:space="preserve"> (</w:t>
       </w:r>
-      <w:hyperlink w:history="1" r:id="rIdxm9iim_bzggkj_xz-swq8">
+      <w:hyperlink w:history="1" r:id="rIdn5anpuqrycfii_ezwxh1c">
         <w:r>
           <w:rPr>
             <w:rFonts w:ascii="Arial" w:cs="Arial" w:eastAsia="Arial" w:hAnsi="Arial"/>
@@ -5904,7 +5904,7 @@
             <w:pPr>
               <w:spacing w:after="20" w:before="0"/>
             </w:pPr>
-            <w:hyperlink w:history="1" r:id="rIdqmte24i2qefhietj24gce">
+            <w:hyperlink w:history="1" r:id="rIdire9x1lxi4xxfqau0toqu">
               <w:r>
                 <w:rPr>
                   <w:rFonts w:ascii="Arial" w:cs="Arial" w:eastAsia="Arial" w:hAnsi="Arial"/>
@@ -5953,7 +5953,7 @@
               <w:spacing w:after="10" w:before="0"/>
               <w:ind w:left="120"/>
             </w:pPr>
-            <w:hyperlink w:history="1" r:id="rIdsfbzpyewqrfq8sbd0um8w">
+            <w:hyperlink w:history="1" r:id="rIdpw0h-lfdsjxskpftryuyl">
               <w:r>
                 <w:rPr>
                   <w:rFonts w:ascii="Arial" w:cs="Arial" w:eastAsia="Arial" w:hAnsi="Arial"/>
@@ -5998,7 +5998,7 @@
             <w:pPr>
               <w:spacing w:after="20" w:before="0"/>
             </w:pPr>
-            <w:hyperlink w:history="1" r:id="rIdqd97lptbxkal8l-l_ywiq">
+            <w:hyperlink w:history="1" r:id="rId3qeyp8uy9bvpwaynnlm5q">
               <w:r>
                 <w:rPr>
                   <w:rFonts w:ascii="Arial" w:cs="Arial" w:eastAsia="Arial" w:hAnsi="Arial"/>
@@ -6047,7 +6047,7 @@
               <w:spacing w:after="10" w:before="0"/>
               <w:ind w:left="120"/>
             </w:pPr>
-            <w:hyperlink w:history="1" r:id="rIdgjavc3rrnivwp_pnxhruk">
+            <w:hyperlink w:history="1" r:id="rIdelyn7gh2bwi3prkammuuo">
               <w:r>
                 <w:rPr>
                   <w:rFonts w:ascii="Arial" w:cs="Arial" w:eastAsia="Arial" w:hAnsi="Arial"/>
@@ -6242,7 +6242,7 @@
             <w:pPr>
               <w:spacing w:after="20" w:before="0"/>
             </w:pPr>
-            <w:hyperlink w:history="1" r:id="rIdnwmzis3aivun3gkmlryfq">
+            <w:hyperlink w:history="1" r:id="rIddbbyowcusnkxryrtrp8se">
               <w:r>
                 <w:rPr>
                   <w:rFonts w:ascii="Arial" w:cs="Arial" w:eastAsia="Arial" w:hAnsi="Arial"/>
@@ -6291,7 +6291,7 @@
               <w:spacing w:after="10" w:before="0"/>
               <w:ind w:left="120"/>
             </w:pPr>
-            <w:hyperlink w:history="1" r:id="rIddle5vgketbbkgq0hstg1q">
+            <w:hyperlink w:history="1" r:id="rIdmed49o_0frtjujx4crp5g">
               <w:r>
                 <w:rPr>
                   <w:rFonts w:ascii="Arial" w:cs="Arial" w:eastAsia="Arial" w:hAnsi="Arial"/>
@@ -6336,7 +6336,7 @@
             <w:pPr>
               <w:spacing w:after="20" w:before="0"/>
             </w:pPr>
-            <w:hyperlink w:history="1" r:id="rIdnxo6iukrszwicv1pisdzt">
+            <w:hyperlink w:history="1" r:id="rIdhbw6gioadq8hbadvzays9">
               <w:r>
                 <w:rPr>
                   <w:rFonts w:ascii="Arial" w:cs="Arial" w:eastAsia="Arial" w:hAnsi="Arial"/>
@@ -6385,7 +6385,7 @@
               <w:spacing w:after="10" w:before="0"/>
               <w:ind w:left="120"/>
             </w:pPr>
-            <w:hyperlink w:history="1" r:id="rIdeabukozp7zibt1nex06pu">
+            <w:hyperlink w:history="1" r:id="rIdkpe7-ofkqhopoz6w9jepq">
               <w:r>
                 <w:rPr>
                   <w:rFonts w:ascii="Arial" w:cs="Arial" w:eastAsia="Arial" w:hAnsi="Arial"/>
@@ -6580,7 +6580,7 @@
             <w:pPr>
               <w:spacing w:after="20" w:before="0"/>
             </w:pPr>
-            <w:hyperlink w:history="1" r:id="rId2t-kh7wl-h684e9lbrzvg">
+            <w:hyperlink w:history="1" r:id="rIdlgyyhlhaan2sv0ivps2m_">
               <w:r>
                 <w:rPr>
                   <w:rFonts w:ascii="Arial" w:cs="Arial" w:eastAsia="Arial" w:hAnsi="Arial"/>
@@ -6629,7 +6629,7 @@
               <w:spacing w:after="10" w:before="0"/>
               <w:ind w:left="120"/>
             </w:pPr>
-            <w:hyperlink w:history="1" r:id="rId4r4vk5cejdlejpkz6zh4o">
+            <w:hyperlink w:history="1" r:id="rIdz_bf8c8sqwytxfowh-npc">
               <w:r>
                 <w:rPr>
                   <w:rFonts w:ascii="Arial" w:cs="Arial" w:eastAsia="Arial" w:hAnsi="Arial"/>
@@ -6674,7 +6674,7 @@
             <w:pPr>
               <w:spacing w:after="20" w:before="0"/>
             </w:pPr>
-            <w:hyperlink w:history="1" r:id="rIdcsjis5yxprukwba9_g00u">
+            <w:hyperlink w:history="1" r:id="rIdixqkbsz7slpewp2cldlol">
               <w:r>
                 <w:rPr>
                   <w:rFonts w:ascii="Arial" w:cs="Arial" w:eastAsia="Arial" w:hAnsi="Arial"/>
@@ -6723,7 +6723,7 @@
               <w:spacing w:after="10" w:before="0"/>
               <w:ind w:left="120"/>
             </w:pPr>
-            <w:hyperlink w:history="1" r:id="rId6nfte1lp7-8pmg6ukbdxw">
+            <w:hyperlink w:history="1" r:id="rIdhyrzpqidro05lv9pctcua">
               <w:r>
                 <w:rPr>
                   <w:rFonts w:ascii="Arial" w:cs="Arial" w:eastAsia="Arial" w:hAnsi="Arial"/>
@@ -6918,7 +6918,7 @@
             <w:pPr>
               <w:spacing w:after="20" w:before="0"/>
             </w:pPr>
-            <w:hyperlink w:history="1" r:id="rId-krz0577w9pezmxws6n4s">
+            <w:hyperlink w:history="1" r:id="rIdjbdxc_fdu1aioxkvmvdsq">
               <w:r>
                 <w:rPr>
                   <w:rFonts w:ascii="Arial" w:cs="Arial" w:eastAsia="Arial" w:hAnsi="Arial"/>
@@ -6967,7 +6967,7 @@
               <w:spacing w:after="10" w:before="0"/>
               <w:ind w:left="120"/>
             </w:pPr>
-            <w:hyperlink w:history="1" r:id="rIdgitodmn05e1frcfel3j6f">
+            <w:hyperlink w:history="1" r:id="rId6d-kdczayy-zl9zoqulvw">
               <w:r>
                 <w:rPr>
                   <w:rFonts w:ascii="Arial" w:cs="Arial" w:eastAsia="Arial" w:hAnsi="Arial"/>
@@ -7012,7 +7012,7 @@
             <w:pPr>
               <w:spacing w:after="20" w:before="0"/>
             </w:pPr>
-            <w:hyperlink w:history="1" r:id="rIddojbmlan8_dlijwhdgnas">
+            <w:hyperlink w:history="1" r:id="rIdlmgqrrznncdauglso100e">
               <w:r>
                 <w:rPr>
                   <w:rFonts w:ascii="Arial" w:cs="Arial" w:eastAsia="Arial" w:hAnsi="Arial"/>
@@ -7061,7 +7061,7 @@
               <w:spacing w:after="10" w:before="0"/>
               <w:ind w:left="120"/>
             </w:pPr>
-            <w:hyperlink w:history="1" r:id="rIdphntqivnqcbycyraszflt">
+            <w:hyperlink w:history="1" r:id="rIdrnrpdjaqiikh5wklsnqd4">
               <w:r>
                 <w:rPr>
                   <w:rFonts w:ascii="Arial" w:cs="Arial" w:eastAsia="Arial" w:hAnsi="Arial"/>
@@ -7256,7 +7256,7 @@
             <w:pPr>
               <w:spacing w:after="20" w:before="0"/>
             </w:pPr>
-            <w:hyperlink w:history="1" r:id="rIdz9waygnhmbfvt0a68lemy">
+            <w:hyperlink w:history="1" r:id="rIdmcqgg6rdmbql-tafsdxwk">
               <w:r>
                 <w:rPr>
                   <w:rFonts w:ascii="Arial" w:cs="Arial" w:eastAsia="Arial" w:hAnsi="Arial"/>
@@ -7305,7 +7305,7 @@
               <w:spacing w:after="10" w:before="0"/>
               <w:ind w:left="120"/>
             </w:pPr>
-            <w:hyperlink w:history="1" r:id="rIdzjuidaa00zufotb1dbu0p">
+            <w:hyperlink w:history="1" r:id="rIdd7if46zafcczo7ccpexss">
               <w:r>
                 <w:rPr>
                   <w:rFonts w:ascii="Arial" w:cs="Arial" w:eastAsia="Arial" w:hAnsi="Arial"/>
@@ -7350,7 +7350,7 @@
             <w:pPr>
               <w:spacing w:after="20" w:before="0"/>
             </w:pPr>
-            <w:hyperlink w:history="1" r:id="rId0we01cmmxweveenwpop6w">
+            <w:hyperlink w:history="1" r:id="rIdo0rzetkwhu4k3pwqelmhr">
               <w:r>
                 <w:rPr>
                   <w:rFonts w:ascii="Arial" w:cs="Arial" w:eastAsia="Arial" w:hAnsi="Arial"/>
@@ -7399,7 +7399,7 @@
               <w:spacing w:after="10" w:before="0"/>
               <w:ind w:left="120"/>
             </w:pPr>
-            <w:hyperlink w:history="1" r:id="rIdukyu4jp3b7sqtfkzfzczq">
+            <w:hyperlink w:history="1" r:id="rIdj28bojmscio9of5qznenq">
               <w:r>
                 <w:rPr>
                   <w:rFonts w:ascii="Arial" w:cs="Arial" w:eastAsia="Arial" w:hAnsi="Arial"/>
@@ -7911,7 +7911,7 @@
         </w:rPr>
         <w:t xml:space="preserve">© 2026 SeaVuria and ARES. Aligned with KICD objectives. Developed by SeaVuria; technical implementation by ARES (with AI assistance from Claude). Licensed under </w:t>
       </w:r>
-      <w:hyperlink w:history="1" r:id="rIdmduezxycw2mycipej4qra">
+      <w:hyperlink w:history="1" r:id="rIdacsiyuut5ufyvxymop43r">
         <w:r>
           <w:rPr>
             <w:rFonts w:ascii="Arial" w:cs="Arial" w:eastAsia="Arial" w:hAnsi="Arial"/>
@@ -7932,7 +7932,7 @@
         </w:rPr>
         <w:t xml:space="preserve"> (</w:t>
       </w:r>
-      <w:hyperlink w:history="1" r:id="rIdpkfrxfk8-s5biegakj3gq">
+      <w:hyperlink w:history="1" r:id="rIdnx_4bofb09yesgoqfiuc2">
         <w:r>
           <w:rPr>
             <w:rFonts w:ascii="Arial" w:cs="Arial" w:eastAsia="Arial" w:hAnsi="Arial"/>
@@ -8945,7 +8945,7 @@
             <w:pPr>
               <w:spacing w:after="20" w:before="0"/>
             </w:pPr>
-            <w:hyperlink w:history="1" r:id="rIdduxd5xspm_y2qcgxum1xa">
+            <w:hyperlink w:history="1" r:id="rId2kt7phnfiljiuzo_5txqj">
               <w:r>
                 <w:rPr>
                   <w:rFonts w:ascii="Arial" w:cs="Arial" w:eastAsia="Arial" w:hAnsi="Arial"/>
@@ -8994,7 +8994,7 @@
               <w:spacing w:after="10" w:before="0"/>
               <w:ind w:left="120"/>
             </w:pPr>
-            <w:hyperlink w:history="1" r:id="rIdp3az4ftyemqzi1padgjui">
+            <w:hyperlink w:history="1" r:id="rIdnvmmglmvynfhnzqswf4ux">
               <w:r>
                 <w:rPr>
                   <w:rFonts w:ascii="Arial" w:cs="Arial" w:eastAsia="Arial" w:hAnsi="Arial"/>
@@ -9039,7 +9039,7 @@
             <w:pPr>
               <w:spacing w:after="20" w:before="0"/>
             </w:pPr>
-            <w:hyperlink w:history="1" r:id="rIdtkzeijkpodkll8iqw4ff5">
+            <w:hyperlink w:history="1" r:id="rId9arg3wj1nyp8qol3xlncd">
               <w:r>
                 <w:rPr>
                   <w:rFonts w:ascii="Arial" w:cs="Arial" w:eastAsia="Arial" w:hAnsi="Arial"/>
@@ -9088,7 +9088,7 @@
               <w:spacing w:after="10" w:before="0"/>
               <w:ind w:left="120"/>
             </w:pPr>
-            <w:hyperlink w:history="1" r:id="rIdcg_4h5zw28cem_to7wycr">
+            <w:hyperlink w:history="1" r:id="rIdrytr7bc8mm3nfwwuxsa8_">
               <w:r>
                 <w:rPr>
                   <w:rFonts w:ascii="Arial" w:cs="Arial" w:eastAsia="Arial" w:hAnsi="Arial"/>
@@ -9283,7 +9283,7 @@
             <w:pPr>
               <w:spacing w:after="20" w:before="0"/>
             </w:pPr>
-            <w:hyperlink w:history="1" r:id="rIdrayrf4hedzevi4uiawd3k">
+            <w:hyperlink w:history="1" r:id="rIdqukiv-sxcsutrklb-7t7v">
               <w:r>
                 <w:rPr>
                   <w:rFonts w:ascii="Arial" w:cs="Arial" w:eastAsia="Arial" w:hAnsi="Arial"/>
@@ -9332,7 +9332,7 @@
               <w:spacing w:after="10" w:before="0"/>
               <w:ind w:left="120"/>
             </w:pPr>
-            <w:hyperlink w:history="1" r:id="rIdvppolz6jaz-ucqmip2wrq">
+            <w:hyperlink w:history="1" r:id="rIdvrctvvvbdntl-8j8ecxku">
               <w:r>
                 <w:rPr>
                   <w:rFonts w:ascii="Arial" w:cs="Arial" w:eastAsia="Arial" w:hAnsi="Arial"/>
@@ -9377,7 +9377,7 @@
             <w:pPr>
               <w:spacing w:after="20" w:before="0"/>
             </w:pPr>
-            <w:hyperlink w:history="1" r:id="rId2s9ycl5jbowsvghtmfje4">
+            <w:hyperlink w:history="1" r:id="rId5lhmrpm4svkv0vkwoyeva">
               <w:r>
                 <w:rPr>
                   <w:rFonts w:ascii="Arial" w:cs="Arial" w:eastAsia="Arial" w:hAnsi="Arial"/>
@@ -9426,7 +9426,7 @@
               <w:spacing w:after="10" w:before="0"/>
               <w:ind w:left="120"/>
             </w:pPr>
-            <w:hyperlink w:history="1" r:id="rIdz3sk86nnqiwe9xangbwwo">
+            <w:hyperlink w:history="1" r:id="rIdkcyuhrbldhey48ahq31vs">
               <w:r>
                 <w:rPr>
                   <w:rFonts w:ascii="Arial" w:cs="Arial" w:eastAsia="Arial" w:hAnsi="Arial"/>
@@ -9621,7 +9621,7 @@
             <w:pPr>
               <w:spacing w:after="20" w:before="0"/>
             </w:pPr>
-            <w:hyperlink w:history="1" r:id="rIdcl3wtv05pas5vwhmntrc9">
+            <w:hyperlink w:history="1" r:id="rIdl9lhfavxz6gdgksa0ttdv">
               <w:r>
                 <w:rPr>
                   <w:rFonts w:ascii="Arial" w:cs="Arial" w:eastAsia="Arial" w:hAnsi="Arial"/>
@@ -9670,7 +9670,7 @@
               <w:spacing w:after="10" w:before="0"/>
               <w:ind w:left="120"/>
             </w:pPr>
-            <w:hyperlink w:history="1" r:id="rIdydhinskvlrcjmdgi-owvz">
+            <w:hyperlink w:history="1" r:id="rIdqyeg2w_bfoht3ilbpv_3h">
               <w:r>
                 <w:rPr>
                   <w:rFonts w:ascii="Arial" w:cs="Arial" w:eastAsia="Arial" w:hAnsi="Arial"/>
@@ -9715,7 +9715,7 @@
             <w:pPr>
               <w:spacing w:after="20" w:before="0"/>
             </w:pPr>
-            <w:hyperlink w:history="1" r:id="rId-3mdbfumqtqxxk-uc9b2c">
+            <w:hyperlink w:history="1" r:id="rId7mw37ii2agca0kqobb9xy">
               <w:r>
                 <w:rPr>
                   <w:rFonts w:ascii="Arial" w:cs="Arial" w:eastAsia="Arial" w:hAnsi="Arial"/>
@@ -9764,7 +9764,7 @@
               <w:spacing w:after="10" w:before="0"/>
               <w:ind w:left="120"/>
             </w:pPr>
-            <w:hyperlink w:history="1" r:id="rIdjy07z8vo2xiwonn5bbsmz">
+            <w:hyperlink w:history="1" r:id="rIdo5ztgif4mzobjw4ukfbxy">
               <w:r>
                 <w:rPr>
                   <w:rFonts w:ascii="Arial" w:cs="Arial" w:eastAsia="Arial" w:hAnsi="Arial"/>
@@ -9959,7 +9959,7 @@
             <w:pPr>
               <w:spacing w:after="20" w:before="0"/>
             </w:pPr>
-            <w:hyperlink w:history="1" r:id="rIdeiejfik-ll0vw5qiv27pf">
+            <w:hyperlink w:history="1" r:id="rIdlutcbafn48mugj2fmpttf">
               <w:r>
                 <w:rPr>
                   <w:rFonts w:ascii="Arial" w:cs="Arial" w:eastAsia="Arial" w:hAnsi="Arial"/>
@@ -10008,7 +10008,7 @@
               <w:spacing w:after="10" w:before="0"/>
               <w:ind w:left="120"/>
             </w:pPr>
-            <w:hyperlink w:history="1" r:id="rId9rjuxm0ce-q5hvkgl9mos">
+            <w:hyperlink w:history="1" r:id="rIdo130oyx4slpvbija0hdcu">
               <w:r>
                 <w:rPr>
                   <w:rFonts w:ascii="Arial" w:cs="Arial" w:eastAsia="Arial" w:hAnsi="Arial"/>
@@ -10053,7 +10053,7 @@
             <w:pPr>
               <w:spacing w:after="20" w:before="0"/>
             </w:pPr>
-            <w:hyperlink w:history="1" r:id="rIdp2f0wuu1agia9d0jap3sj">
+            <w:hyperlink w:history="1" r:id="rIdezqbw3cxnmtxgvdb211dh">
               <w:r>
                 <w:rPr>
                   <w:rFonts w:ascii="Arial" w:cs="Arial" w:eastAsia="Arial" w:hAnsi="Arial"/>
@@ -10102,7 +10102,7 @@
               <w:spacing w:after="10" w:before="0"/>
               <w:ind w:left="120"/>
             </w:pPr>
-            <w:hyperlink w:history="1" r:id="rIdembawsjlcccpdhhvzcnki">
+            <w:hyperlink w:history="1" r:id="rIdjx22tdgdeq7dptg7of6-e">
               <w:r>
                 <w:rPr>
                   <w:rFonts w:ascii="Arial" w:cs="Arial" w:eastAsia="Arial" w:hAnsi="Arial"/>
@@ -10297,7 +10297,7 @@
             <w:pPr>
               <w:spacing w:after="20" w:before="0"/>
             </w:pPr>
-            <w:hyperlink w:history="1" r:id="rId_h-ntvzi3nhzxzpee1f0o">
+            <w:hyperlink w:history="1" r:id="rIdnpjejwilfsvjp2bxskxzc">
               <w:r>
                 <w:rPr>
                   <w:rFonts w:ascii="Arial" w:cs="Arial" w:eastAsia="Arial" w:hAnsi="Arial"/>
@@ -10346,7 +10346,7 @@
               <w:spacing w:after="10" w:before="0"/>
               <w:ind w:left="120"/>
             </w:pPr>
-            <w:hyperlink w:history="1" r:id="rId-wkehvcbwucaur1xp__uc">
+            <w:hyperlink w:history="1" r:id="rId4jctm0x7z2yetz2avexrr">
               <w:r>
                 <w:rPr>
                   <w:rFonts w:ascii="Arial" w:cs="Arial" w:eastAsia="Arial" w:hAnsi="Arial"/>
@@ -10391,7 +10391,7 @@
             <w:pPr>
               <w:spacing w:after="20" w:before="0"/>
             </w:pPr>
-            <w:hyperlink w:history="1" r:id="rId3asncazbotkkl0j8habep">
+            <w:hyperlink w:history="1" r:id="rId-ceqshes0zgux5olheuq4">
               <w:r>
                 <w:rPr>
                   <w:rFonts w:ascii="Arial" w:cs="Arial" w:eastAsia="Arial" w:hAnsi="Arial"/>
@@ -10440,7 +10440,7 @@
               <w:spacing w:after="10" w:before="0"/>
               <w:ind w:left="120"/>
             </w:pPr>
-            <w:hyperlink w:history="1" r:id="rIdznjvustbtv744b9tzi9e9">
+            <w:hyperlink w:history="1" r:id="rIdeyyqcunje4ib8uyaclikk">
               <w:r>
                 <w:rPr>
                   <w:rFonts w:ascii="Arial" w:cs="Arial" w:eastAsia="Arial" w:hAnsi="Arial"/>
@@ -10952,7 +10952,7 @@
         </w:rPr>
         <w:t xml:space="preserve">© 2026 SeaVuria and ARES. Aligned with KICD objectives. Developed by SeaVuria; technical implementation by ARES (with AI assistance from Claude). Licensed under </w:t>
       </w:r>
-      <w:hyperlink w:history="1" r:id="rIdvvbzebe0cogdsplguyhlb">
+      <w:hyperlink w:history="1" r:id="rIdokqxu_vtao1kuc1eooc4k">
         <w:r>
           <w:rPr>
             <w:rFonts w:ascii="Arial" w:cs="Arial" w:eastAsia="Arial" w:hAnsi="Arial"/>
@@ -10973,7 +10973,7 @@
         </w:rPr>
         <w:t xml:space="preserve"> (</w:t>
       </w:r>
-      <w:hyperlink w:history="1" r:id="rId_zsf1ijbcalw-cyw54w-f">
+      <w:hyperlink w:history="1" r:id="rId0y8_gka0x5msw0el8-4b1">
         <w:r>
           <w:rPr>
             <w:rFonts w:ascii="Arial" w:cs="Arial" w:eastAsia="Arial" w:hAnsi="Arial"/>
@@ -12003,7 +12003,7 @@
               <w:spacing w:after="10" w:before="0"/>
               <w:ind w:left="120"/>
             </w:pPr>
-            <w:hyperlink w:history="1" r:id="rIdig_o9ff7cruoju_itfyfx">
+            <w:hyperlink w:history="1" r:id="rIdqwaojqlpual0iubtgba9h">
               <w:r>
                 <w:rPr>
                   <w:rFonts w:ascii="Arial" w:cs="Arial" w:eastAsia="Arial" w:hAnsi="Arial"/>
@@ -12080,7 +12080,7 @@
               <w:spacing w:after="10" w:before="0"/>
               <w:ind w:left="120"/>
             </w:pPr>
-            <w:hyperlink w:history="1" r:id="rIdhlktzaxodxjbknntgg-7e">
+            <w:hyperlink w:history="1" r:id="rIdtddzlmnpg3gbsyod8sc4y">
               <w:r>
                 <w:rPr>
                   <w:rFonts w:ascii="Arial" w:cs="Arial" w:eastAsia="Arial" w:hAnsi="Arial"/>
@@ -12307,7 +12307,7 @@
               <w:spacing w:after="10" w:before="0"/>
               <w:ind w:left="120"/>
             </w:pPr>
-            <w:hyperlink w:history="1" r:id="rIdazrh22jpe7npbvx1an4yj">
+            <w:hyperlink w:history="1" r:id="rIdx860qb_8choypfh05owkw">
               <w:r>
                 <w:rPr>
                   <w:rFonts w:ascii="Arial" w:cs="Arial" w:eastAsia="Arial" w:hAnsi="Arial"/>
@@ -12384,7 +12384,7 @@
               <w:spacing w:after="10" w:before="0"/>
               <w:ind w:left="120"/>
             </w:pPr>
-            <w:hyperlink w:history="1" r:id="rIdorjpppnsno2wlirlru6gq">
+            <w:hyperlink w:history="1" r:id="rIdnd6rz69tf2r3igxl_h0zx">
               <w:r>
                 <w:rPr>
                   <w:rFonts w:ascii="Arial" w:cs="Arial" w:eastAsia="Arial" w:hAnsi="Arial"/>
@@ -12611,7 +12611,7 @@
               <w:spacing w:after="10" w:before="0"/>
               <w:ind w:left="120"/>
             </w:pPr>
-            <w:hyperlink w:history="1" r:id="rIdgyt0m7ay_-m_hf6noqkjv">
+            <w:hyperlink w:history="1" r:id="rIdzix_ag3kos_kpg4m67yb0">
               <w:r>
                 <w:rPr>
                   <w:rFonts w:ascii="Arial" w:cs="Arial" w:eastAsia="Arial" w:hAnsi="Arial"/>
@@ -12688,7 +12688,7 @@
               <w:spacing w:after="10" w:before="0"/>
               <w:ind w:left="120"/>
             </w:pPr>
-            <w:hyperlink w:history="1" r:id="rIdpakzjetrakozpiun-vsew">
+            <w:hyperlink w:history="1" r:id="rId-2jkn1kr-kastkbrxxbk0">
               <w:r>
                 <w:rPr>
                   <w:rFonts w:ascii="Arial" w:cs="Arial" w:eastAsia="Arial" w:hAnsi="Arial"/>
@@ -12915,7 +12915,7 @@
               <w:spacing w:after="10" w:before="0"/>
               <w:ind w:left="120"/>
             </w:pPr>
-            <w:hyperlink w:history="1" r:id="rIdfrngmbvpxbonczbu15hhg">
+            <w:hyperlink w:history="1" r:id="rIdeezkko1oxnakp2482a-an">
               <w:r>
                 <w:rPr>
                   <w:rFonts w:ascii="Arial" w:cs="Arial" w:eastAsia="Arial" w:hAnsi="Arial"/>
@@ -12992,7 +12992,7 @@
               <w:spacing w:after="10" w:before="0"/>
               <w:ind w:left="120"/>
             </w:pPr>
-            <w:hyperlink w:history="1" r:id="rId2z6u_4o5-4bttglfjpwmx">
+            <w:hyperlink w:history="1" r:id="rIdmhuu5kqfyb4-ldjkfuhzm">
               <w:r>
                 <w:rPr>
                   <w:rFonts w:ascii="Arial" w:cs="Arial" w:eastAsia="Arial" w:hAnsi="Arial"/>
@@ -13219,7 +13219,7 @@
               <w:spacing w:after="10" w:before="0"/>
               <w:ind w:left="120"/>
             </w:pPr>
-            <w:hyperlink w:history="1" r:id="rId2y5dldo_chvgu9lqwl82m">
+            <w:hyperlink w:history="1" r:id="rIdf1age0h71xyxkjlxbpfyz">
               <w:r>
                 <w:rPr>
                   <w:rFonts w:ascii="Arial" w:cs="Arial" w:eastAsia="Arial" w:hAnsi="Arial"/>
@@ -13296,7 +13296,7 @@
               <w:spacing w:after="10" w:before="0"/>
               <w:ind w:left="120"/>
             </w:pPr>
-            <w:hyperlink w:history="1" r:id="rIdqtd27aao7jdkheazbjreg">
+            <w:hyperlink w:history="1" r:id="rIdhkmoh6i0uttfeci9wva6z">
               <w:r>
                 <w:rPr>
                   <w:rFonts w:ascii="Arial" w:cs="Arial" w:eastAsia="Arial" w:hAnsi="Arial"/>
@@ -13823,7 +13823,7 @@
         </w:rPr>
         <w:t xml:space="preserve">© 2026 SeaVuria and ARES. Aligned with KICD objectives. Developed by SeaVuria; technical implementation by ARES (with AI assistance from Claude). Licensed under </w:t>
       </w:r>
-      <w:hyperlink w:history="1" r:id="rIdq223f5vx38qfgud6ajcjt">
+      <w:hyperlink w:history="1" r:id="rId9mkjykkgtcyzhcwmdb0ky">
         <w:r>
           <w:rPr>
             <w:rFonts w:ascii="Arial" w:cs="Arial" w:eastAsia="Arial" w:hAnsi="Arial"/>
@@ -13844,7 +13844,7 @@
         </w:rPr>
         <w:t xml:space="preserve"> (</w:t>
       </w:r>
-      <w:hyperlink w:history="1" r:id="rId43xcvnm9rwsh316jzkohk">
+      <w:hyperlink w:history="1" r:id="rIdiik-okdf5vpg1wde2qwi-">
         <w:r>
           <w:rPr>
             <w:rFonts w:ascii="Arial" w:cs="Arial" w:eastAsia="Arial" w:hAnsi="Arial"/>
@@ -14857,7 +14857,7 @@
             <w:pPr>
               <w:spacing w:after="20" w:before="0"/>
             </w:pPr>
-            <w:hyperlink w:history="1" r:id="rIdrdk-i18yxwzd77ia_jevf">
+            <w:hyperlink w:history="1" r:id="rIdwy4wfigpg3vv7vxgdn8hj">
               <w:r>
                 <w:rPr>
                   <w:rFonts w:ascii="Arial" w:cs="Arial" w:eastAsia="Arial" w:hAnsi="Arial"/>
@@ -14906,7 +14906,7 @@
               <w:spacing w:after="10" w:before="0"/>
               <w:ind w:left="120"/>
             </w:pPr>
-            <w:hyperlink w:history="1" r:id="rIdagpuuy7h6plcmsgidod7n">
+            <w:hyperlink w:history="1" r:id="rId740fkyfzialeu80cuvyi0">
               <w:r>
                 <w:rPr>
                   <w:rFonts w:ascii="Arial" w:cs="Arial" w:eastAsia="Arial" w:hAnsi="Arial"/>
@@ -14951,7 +14951,7 @@
             <w:pPr>
               <w:spacing w:after="20" w:before="0"/>
             </w:pPr>
-            <w:hyperlink w:history="1" r:id="rIdqbq-1bbgmz3fjblj4olkl">
+            <w:hyperlink w:history="1" r:id="rIdzu6laool86hx3qq7ifgie">
               <w:r>
                 <w:rPr>
                   <w:rFonts w:ascii="Arial" w:cs="Arial" w:eastAsia="Arial" w:hAnsi="Arial"/>
@@ -15000,7 +15000,7 @@
               <w:spacing w:after="10" w:before="0"/>
               <w:ind w:left="120"/>
             </w:pPr>
-            <w:hyperlink w:history="1" r:id="rId5bmoos-fcpssu4zmvwc_p">
+            <w:hyperlink w:history="1" r:id="rIdsdnvv9nlxrigxwkcko3sb">
               <w:r>
                 <w:rPr>
                   <w:rFonts w:ascii="Arial" w:cs="Arial" w:eastAsia="Arial" w:hAnsi="Arial"/>
@@ -15195,7 +15195,7 @@
             <w:pPr>
               <w:spacing w:after="20" w:before="0"/>
             </w:pPr>
-            <w:hyperlink w:history="1" r:id="rIdpwgwypgm0kljcsr0k3wsh">
+            <w:hyperlink w:history="1" r:id="rIdm99jpbqya-83dw0sdz_t0">
               <w:r>
                 <w:rPr>
                   <w:rFonts w:ascii="Arial" w:cs="Arial" w:eastAsia="Arial" w:hAnsi="Arial"/>
@@ -15244,7 +15244,7 @@
               <w:spacing w:after="10" w:before="0"/>
               <w:ind w:left="120"/>
             </w:pPr>
-            <w:hyperlink w:history="1" r:id="rIdlthl5_b419lzj5oum_ey3">
+            <w:hyperlink w:history="1" r:id="rIddwk4xskinz2f_5dalmf3c">
               <w:r>
                 <w:rPr>
                   <w:rFonts w:ascii="Arial" w:cs="Arial" w:eastAsia="Arial" w:hAnsi="Arial"/>
@@ -15289,7 +15289,7 @@
             <w:pPr>
               <w:spacing w:after="20" w:before="0"/>
             </w:pPr>
-            <w:hyperlink w:history="1" r:id="rIdpdfljqtc702jnm_kojexy">
+            <w:hyperlink w:history="1" r:id="rIdpioharsm5m6q_kdfwiar5">
               <w:r>
                 <w:rPr>
                   <w:rFonts w:ascii="Arial" w:cs="Arial" w:eastAsia="Arial" w:hAnsi="Arial"/>
@@ -15338,7 +15338,7 @@
               <w:spacing w:after="10" w:before="0"/>
               <w:ind w:left="120"/>
             </w:pPr>
-            <w:hyperlink w:history="1" r:id="rIdah8xzq5zp3ksmovmj18a9">
+            <w:hyperlink w:history="1" r:id="rIdy-ahghqqxksvfsmnkkabw">
               <w:r>
                 <w:rPr>
                   <w:rFonts w:ascii="Arial" w:cs="Arial" w:eastAsia="Arial" w:hAnsi="Arial"/>
@@ -15533,7 +15533,7 @@
             <w:pPr>
               <w:spacing w:after="20" w:before="0"/>
             </w:pPr>
-            <w:hyperlink w:history="1" r:id="rIdxdcwe0tx-fjz6wryddxqg">
+            <w:hyperlink w:history="1" r:id="rIdb-zrf0xmjiy-ircm1deog">
               <w:r>
                 <w:rPr>
                   <w:rFonts w:ascii="Arial" w:cs="Arial" w:eastAsia="Arial" w:hAnsi="Arial"/>
@@ -15582,7 +15582,7 @@
               <w:spacing w:after="10" w:before="0"/>
               <w:ind w:left="120"/>
             </w:pPr>
-            <w:hyperlink w:history="1" r:id="rIdexkj6_5zg868rh9q3axno">
+            <w:hyperlink w:history="1" r:id="rIdf8rmz9knqpd5zuukco5p-">
               <w:r>
                 <w:rPr>
                   <w:rFonts w:ascii="Arial" w:cs="Arial" w:eastAsia="Arial" w:hAnsi="Arial"/>
@@ -15627,7 +15627,7 @@
             <w:pPr>
               <w:spacing w:after="20" w:before="0"/>
             </w:pPr>
-            <w:hyperlink w:history="1" r:id="rId2mir6_u1sas75zpl15tdp">
+            <w:hyperlink w:history="1" r:id="rIdzkgmdtl5xsegpwnxk0p7u">
               <w:r>
                 <w:rPr>
                   <w:rFonts w:ascii="Arial" w:cs="Arial" w:eastAsia="Arial" w:hAnsi="Arial"/>
@@ -15676,7 +15676,7 @@
               <w:spacing w:after="10" w:before="0"/>
               <w:ind w:left="120"/>
             </w:pPr>
-            <w:hyperlink w:history="1" r:id="rIdnn67cssctsxhiv0itz7i_">
+            <w:hyperlink w:history="1" r:id="rIdp_tyoow77oqflnxwerbka">
               <w:r>
                 <w:rPr>
                   <w:rFonts w:ascii="Arial" w:cs="Arial" w:eastAsia="Arial" w:hAnsi="Arial"/>
@@ -15871,7 +15871,7 @@
             <w:pPr>
               <w:spacing w:after="20" w:before="0"/>
             </w:pPr>
-            <w:hyperlink w:history="1" r:id="rId1dsookcji8lknapefw-yn">
+            <w:hyperlink w:history="1" r:id="rIdfnbt9kimhks73kw6zgvz7">
               <w:r>
                 <w:rPr>
                   <w:rFonts w:ascii="Arial" w:cs="Arial" w:eastAsia="Arial" w:hAnsi="Arial"/>
@@ -15920,7 +15920,7 @@
               <w:spacing w:after="10" w:before="0"/>
               <w:ind w:left="120"/>
             </w:pPr>
-            <w:hyperlink w:history="1" r:id="rIdukq5tds1xif94gez5oeqz">
+            <w:hyperlink w:history="1" r:id="rId5tjwuxqwg3588p6xszyyw">
               <w:r>
                 <w:rPr>
                   <w:rFonts w:ascii="Arial" w:cs="Arial" w:eastAsia="Arial" w:hAnsi="Arial"/>
@@ -15965,7 +15965,7 @@
             <w:pPr>
               <w:spacing w:after="20" w:before="0"/>
             </w:pPr>
-            <w:hyperlink w:history="1" r:id="rIdw8aas3e17vp-c6hp0ylvm">
+            <w:hyperlink w:history="1" r:id="rId9dg4rpcx21e7okkqf_ywx">
               <w:r>
                 <w:rPr>
                   <w:rFonts w:ascii="Arial" w:cs="Arial" w:eastAsia="Arial" w:hAnsi="Arial"/>
@@ -16014,7 +16014,7 @@
               <w:spacing w:after="10" w:before="0"/>
               <w:ind w:left="120"/>
             </w:pPr>
-            <w:hyperlink w:history="1" r:id="rIdl2gzn90lotiomxi1afogw">
+            <w:hyperlink w:history="1" r:id="rIdxxony3bu8q4cnr4pqpqjf">
               <w:r>
                 <w:rPr>
                   <w:rFonts w:ascii="Arial" w:cs="Arial" w:eastAsia="Arial" w:hAnsi="Arial"/>
@@ -16209,7 +16209,7 @@
             <w:pPr>
               <w:spacing w:after="20" w:before="0"/>
             </w:pPr>
-            <w:hyperlink w:history="1" r:id="rIdc6oddp3ic35tec67bh0t1">
+            <w:hyperlink w:history="1" r:id="rIdcsbylxdmsbyqr8b3ahzw3">
               <w:r>
                 <w:rPr>
                   <w:rFonts w:ascii="Arial" w:cs="Arial" w:eastAsia="Arial" w:hAnsi="Arial"/>
@@ -16258,7 +16258,7 @@
               <w:spacing w:after="10" w:before="0"/>
               <w:ind w:left="120"/>
             </w:pPr>
-            <w:hyperlink w:history="1" r:id="rIdh9wzptjx8l9uih_8xh62p">
+            <w:hyperlink w:history="1" r:id="rIdpht_xi6hydaulhp-jeoy6">
               <w:r>
                 <w:rPr>
                   <w:rFonts w:ascii="Arial" w:cs="Arial" w:eastAsia="Arial" w:hAnsi="Arial"/>
@@ -16303,7 +16303,7 @@
             <w:pPr>
               <w:spacing w:after="20" w:before="0"/>
             </w:pPr>
-            <w:hyperlink w:history="1" r:id="rIdtv-pjpku0isja3ltkxkqj">
+            <w:hyperlink w:history="1" r:id="rId2dqtnzhrohncojnharjfd">
               <w:r>
                 <w:rPr>
                   <w:rFonts w:ascii="Arial" w:cs="Arial" w:eastAsia="Arial" w:hAnsi="Arial"/>
@@ -16352,7 +16352,7 @@
               <w:spacing w:after="10" w:before="0"/>
               <w:ind w:left="120"/>
             </w:pPr>
-            <w:hyperlink w:history="1" r:id="rIdi0czrfadj2okwrs8nj7jr">
+            <w:hyperlink w:history="1" r:id="rId1mdvwnwl7ypsl3qhqrc6l">
               <w:r>
                 <w:rPr>
                   <w:rFonts w:ascii="Arial" w:cs="Arial" w:eastAsia="Arial" w:hAnsi="Arial"/>
@@ -16864,7 +16864,7 @@
         </w:rPr>
         <w:t xml:space="preserve">© 2026 SeaVuria and ARES. Aligned with KICD objectives. Developed by SeaVuria; technical implementation by ARES (with AI assistance from Claude). Licensed under </w:t>
       </w:r>
-      <w:hyperlink w:history="1" r:id="rIdmpi4zmumbj4wds_qixysi">
+      <w:hyperlink w:history="1" r:id="rIdaggvuua-eowchuwdgu7pq">
         <w:r>
           <w:rPr>
             <w:rFonts w:ascii="Arial" w:cs="Arial" w:eastAsia="Arial" w:hAnsi="Arial"/>
@@ -16885,7 +16885,7 @@
         </w:rPr>
         <w:t xml:space="preserve"> (</w:t>
       </w:r>
-      <w:hyperlink w:history="1" r:id="rIdcrckiwgfxydzp9_ptj2ai">
+      <w:hyperlink w:history="1" r:id="rIdofxycu2hn0bvihjan2j5g">
         <w:r>
           <w:rPr>
             <w:rFonts w:ascii="Arial" w:cs="Arial" w:eastAsia="Arial" w:hAnsi="Arial"/>
@@ -17898,7 +17898,7 @@
             <w:pPr>
               <w:spacing w:after="20" w:before="0"/>
             </w:pPr>
-            <w:hyperlink w:history="1" r:id="rIdfdyhwkyzkucfg9mcppdcc">
+            <w:hyperlink w:history="1" r:id="rIdkzdtjktpi4ttvut8sx2cw">
               <w:r>
                 <w:rPr>
                   <w:rFonts w:ascii="Arial" w:cs="Arial" w:eastAsia="Arial" w:hAnsi="Arial"/>
@@ -17947,7 +17947,7 @@
               <w:spacing w:after="10" w:before="0"/>
               <w:ind w:left="120"/>
             </w:pPr>
-            <w:hyperlink w:history="1" r:id="rIdlx7nbxmi4u1nqzwtmlxip">
+            <w:hyperlink w:history="1" r:id="rId4hzu85ijsncgpxz4-jjtu">
               <w:r>
                 <w:rPr>
                   <w:rFonts w:ascii="Arial" w:cs="Arial" w:eastAsia="Arial" w:hAnsi="Arial"/>
@@ -18009,7 +18009,7 @@
               <w:spacing w:after="10" w:before="0"/>
               <w:ind w:left="120"/>
             </w:pPr>
-            <w:hyperlink w:history="1" r:id="rIdmzhbjyuyfdx2bp4sfu_sr">
+            <w:hyperlink w:history="1" r:id="rId2f3ircd5oshdgvbacmeep">
               <w:r>
                 <w:rPr>
                   <w:rFonts w:ascii="Arial" w:cs="Arial" w:eastAsia="Arial" w:hAnsi="Arial"/>
@@ -18219,7 +18219,7 @@
             <w:pPr>
               <w:spacing w:after="20" w:before="0"/>
             </w:pPr>
-            <w:hyperlink w:history="1" r:id="rIdwcdk9bftpsfcokxll5ajj">
+            <w:hyperlink w:history="1" r:id="rIdgzdvzxr5q9vrtuu-fesgk">
               <w:r>
                 <w:rPr>
                   <w:rFonts w:ascii="Arial" w:cs="Arial" w:eastAsia="Arial" w:hAnsi="Arial"/>
@@ -18268,7 +18268,7 @@
               <w:spacing w:after="10" w:before="0"/>
               <w:ind w:left="120"/>
             </w:pPr>
-            <w:hyperlink w:history="1" r:id="rIdxb4rywdrgjv0xzmapszyc">
+            <w:hyperlink w:history="1" r:id="rId65jm3-swtexiw032phs4m">
               <w:r>
                 <w:rPr>
                   <w:rFonts w:ascii="Arial" w:cs="Arial" w:eastAsia="Arial" w:hAnsi="Arial"/>
@@ -18330,7 +18330,7 @@
               <w:spacing w:after="10" w:before="0"/>
               <w:ind w:left="120"/>
             </w:pPr>
-            <w:hyperlink w:history="1" r:id="rIdczq5ozqu97y1qkemsocez">
+            <w:hyperlink w:history="1" r:id="rIda-zbkmhukfat5_nooxtjy">
               <w:r>
                 <w:rPr>
                   <w:rFonts w:ascii="Arial" w:cs="Arial" w:eastAsia="Arial" w:hAnsi="Arial"/>
@@ -18540,7 +18540,7 @@
             <w:pPr>
               <w:spacing w:after="20" w:before="0"/>
             </w:pPr>
-            <w:hyperlink w:history="1" r:id="rIdxrl5jk1lghjq7ta953zde">
+            <w:hyperlink w:history="1" r:id="rIdfzkchu1cwjlz5zy3ypuar">
               <w:r>
                 <w:rPr>
                   <w:rFonts w:ascii="Arial" w:cs="Arial" w:eastAsia="Arial" w:hAnsi="Arial"/>
@@ -18589,7 +18589,7 @@
               <w:spacing w:after="10" w:before="0"/>
               <w:ind w:left="120"/>
             </w:pPr>
-            <w:hyperlink w:history="1" r:id="rIdybszdgquddsjulha0xajk">
+            <w:hyperlink w:history="1" r:id="rIdwwspecnm-ukymu_tziumo">
               <w:r>
                 <w:rPr>
                   <w:rFonts w:ascii="Arial" w:cs="Arial" w:eastAsia="Arial" w:hAnsi="Arial"/>
@@ -18651,7 +18651,7 @@
               <w:spacing w:after="10" w:before="0"/>
               <w:ind w:left="120"/>
             </w:pPr>
-            <w:hyperlink w:history="1" r:id="rId1s268tzmeuq-afweaplh8">
+            <w:hyperlink w:history="1" r:id="rId8bjr-6qgdwwyviuoygvhn">
               <w:r>
                 <w:rPr>
                   <w:rFonts w:ascii="Arial" w:cs="Arial" w:eastAsia="Arial" w:hAnsi="Arial"/>
@@ -18861,7 +18861,7 @@
             <w:pPr>
               <w:spacing w:after="20" w:before="0"/>
             </w:pPr>
-            <w:hyperlink w:history="1" r:id="rId6fnshrkkbmvoszr5xt3iy">
+            <w:hyperlink w:history="1" r:id="rIdecpaeurhapobupao5y1qf">
               <w:r>
                 <w:rPr>
                   <w:rFonts w:ascii="Arial" w:cs="Arial" w:eastAsia="Arial" w:hAnsi="Arial"/>
@@ -18910,7 +18910,7 @@
               <w:spacing w:after="10" w:before="0"/>
               <w:ind w:left="120"/>
             </w:pPr>
-            <w:hyperlink w:history="1" r:id="rIdzgknbehbbaznkhjf98tk7">
+            <w:hyperlink w:history="1" r:id="rIdcqh8ba9vequkn9on4pxkw">
               <w:r>
                 <w:rPr>
                   <w:rFonts w:ascii="Arial" w:cs="Arial" w:eastAsia="Arial" w:hAnsi="Arial"/>
@@ -18972,7 +18972,7 @@
               <w:spacing w:after="10" w:before="0"/>
               <w:ind w:left="120"/>
             </w:pPr>
-            <w:hyperlink w:history="1" r:id="rId24isxit_ihihscvmytk5c">
+            <w:hyperlink w:history="1" r:id="rIdriqwjkvev5wszc-wgm8dx">
               <w:r>
                 <w:rPr>
                   <w:rFonts w:ascii="Arial" w:cs="Arial" w:eastAsia="Arial" w:hAnsi="Arial"/>
@@ -19182,7 +19182,7 @@
             <w:pPr>
               <w:spacing w:after="20" w:before="0"/>
             </w:pPr>
-            <w:hyperlink w:history="1" r:id="rIdhpeqbzlcns-xokgx23zof">
+            <w:hyperlink w:history="1" r:id="rIdshil-odbpsm-hxyo-vfs0">
               <w:r>
                 <w:rPr>
                   <w:rFonts w:ascii="Arial" w:cs="Arial" w:eastAsia="Arial" w:hAnsi="Arial"/>
@@ -19231,7 +19231,7 @@
               <w:spacing w:after="10" w:before="0"/>
               <w:ind w:left="120"/>
             </w:pPr>
-            <w:hyperlink w:history="1" r:id="rIdqx_l6bbwr6hyr9-hvt5tu">
+            <w:hyperlink w:history="1" r:id="rId1zidkz3fnz1_o3l3sgimg">
               <w:r>
                 <w:rPr>
                   <w:rFonts w:ascii="Arial" w:cs="Arial" w:eastAsia="Arial" w:hAnsi="Arial"/>
@@ -19293,7 +19293,7 @@
               <w:spacing w:after="10" w:before="0"/>
               <w:ind w:left="120"/>
             </w:pPr>
-            <w:hyperlink w:history="1" r:id="rIdejuqjicdqpci5nffmrwqy">
+            <w:hyperlink w:history="1" r:id="rIdf-vnbigxhjytj0_1ibivg">
               <w:r>
                 <w:rPr>
                   <w:rFonts w:ascii="Arial" w:cs="Arial" w:eastAsia="Arial" w:hAnsi="Arial"/>
@@ -19820,7 +19820,7 @@
         </w:rPr>
         <w:t xml:space="preserve">© 2026 SeaVuria and ARES. Aligned with KICD objectives. Developed by SeaVuria; technical implementation by ARES (with AI assistance from Claude). Licensed under </w:t>
       </w:r>
-      <w:hyperlink w:history="1" r:id="rIdxw9xv_p9blfr2kuk8dvov">
+      <w:hyperlink w:history="1" r:id="rIdiphfo0t8bmayo4psdnham">
         <w:r>
           <w:rPr>
             <w:rFonts w:ascii="Arial" w:cs="Arial" w:eastAsia="Arial" w:hAnsi="Arial"/>
@@ -19841,7 +19841,7 @@
         </w:rPr>
         <w:t xml:space="preserve"> (</w:t>
       </w:r>
-      <w:hyperlink w:history="1" r:id="rIdfewfv2bvzsumbuvh6ujcg">
+      <w:hyperlink w:history="1" r:id="rIdzs2yscwuezebmqht1tzkj">
         <w:r>
           <w:rPr>
             <w:rFonts w:ascii="Arial" w:cs="Arial" w:eastAsia="Arial" w:hAnsi="Arial"/>

--- a/data/outputs/v2/Grade11/Biology/Lesson_Plans/SS3.2_Growth_and_Development_in_Animals/Biology_Growth_and_Development_in_Animals_CBE_LessonSequence.docx
+++ b/data/outputs/v2/Grade11/Biology/Lesson_Plans/SS3.2_Growth_and_Development_in_Animals/Biology_Growth_and_Development_in_Animals_CBE_LessonSequence.docx
@@ -1896,7 +1896,7 @@
         </w:rPr>
         <w:t xml:space="preserve">© 2026 SeaVuria and ARES. This work is licensed under a </w:t>
       </w:r>
-      <w:hyperlink w:history="1" r:id="rIdttxymnkcjtc3xo8fkn7av">
+      <w:hyperlink w:history="1" r:id="rId5urawyczm4b96qoq0demb">
         <w:r>
           <w:rPr>
             <w:rFonts w:ascii="Arial" w:cs="Arial" w:eastAsia="Arial" w:hAnsi="Arial"/>
@@ -1916,7 +1916,7 @@
         </w:rPr>
         <w:t xml:space="preserve"> (</w:t>
       </w:r>
-      <w:hyperlink w:history="1" r:id="rIdfdme6bmtobdr7-jdivbrs">
+      <w:hyperlink w:history="1" r:id="rId4mvucyv_hw7rqca8fm_fy">
         <w:r>
           <w:rPr>
             <w:rFonts w:ascii="Arial" w:cs="Arial" w:eastAsia="Arial" w:hAnsi="Arial"/>
@@ -1936,7 +1936,7 @@
         </w:rPr>
         <w:t xml:space="preserve">). To view a copy of this license, visit </w:t>
       </w:r>
-      <w:hyperlink w:history="1" r:id="rIdaemh3z5cofwavx78i81_x">
+      <w:hyperlink w:history="1" r:id="rIdl278ytgmsiuuie5c4xnzz">
         <w:r>
           <w:rPr>
             <w:rFonts w:ascii="Arial" w:cs="Arial" w:eastAsia="Arial" w:hAnsi="Arial"/>
@@ -2948,7 +2948,7 @@
             <w:pPr>
               <w:spacing w:after="20" w:before="0"/>
             </w:pPr>
-            <w:hyperlink w:history="1" r:id="rIdpu1pkctdgz-f2b0ecfdzf">
+            <w:hyperlink w:history="1" r:id="rId-uzccf3nzqqvcsekr2kq2">
               <w:r>
                 <w:rPr>
                   <w:rFonts w:ascii="Arial" w:cs="Arial" w:eastAsia="Arial" w:hAnsi="Arial"/>
@@ -2997,7 +2997,7 @@
               <w:spacing w:after="10" w:before="0"/>
               <w:ind w:left="120"/>
             </w:pPr>
-            <w:hyperlink w:history="1" r:id="rIdf6iu7zxsxu1sffvfmzvxu">
+            <w:hyperlink w:history="1" r:id="rId2hn6aizr5nlbusjtfgdl-">
               <w:r>
                 <w:rPr>
                   <w:rFonts w:ascii="Arial" w:cs="Arial" w:eastAsia="Arial" w:hAnsi="Arial"/>
@@ -3059,7 +3059,7 @@
               <w:spacing w:after="10" w:before="0"/>
               <w:ind w:left="120"/>
             </w:pPr>
-            <w:hyperlink w:history="1" r:id="rIdy6qypivriymmbmgkprdcc">
+            <w:hyperlink w:history="1" r:id="rIdqueytoaulxxyo0xpzuqkr">
               <w:r>
                 <w:rPr>
                   <w:rFonts w:ascii="Arial" w:cs="Arial" w:eastAsia="Arial" w:hAnsi="Arial"/>
@@ -3269,7 +3269,7 @@
             <w:pPr>
               <w:spacing w:after="20" w:before="0"/>
             </w:pPr>
-            <w:hyperlink w:history="1" r:id="rIdagh3o3aw01fvbdfboitg4">
+            <w:hyperlink w:history="1" r:id="rId87dr-xqk40kejk17c7v1i">
               <w:r>
                 <w:rPr>
                   <w:rFonts w:ascii="Arial" w:cs="Arial" w:eastAsia="Arial" w:hAnsi="Arial"/>
@@ -3318,7 +3318,7 @@
               <w:spacing w:after="10" w:before="0"/>
               <w:ind w:left="120"/>
             </w:pPr>
-            <w:hyperlink w:history="1" r:id="rIdil-mg435bljvpjpe0lc0j">
+            <w:hyperlink w:history="1" r:id="rId020vf1xtqja8wmmps6gek">
               <w:r>
                 <w:rPr>
                   <w:rFonts w:ascii="Arial" w:cs="Arial" w:eastAsia="Arial" w:hAnsi="Arial"/>
@@ -3380,7 +3380,7 @@
               <w:spacing w:after="10" w:before="0"/>
               <w:ind w:left="120"/>
             </w:pPr>
-            <w:hyperlink w:history="1" r:id="rIds57l8cvnpzmykfck9pccf">
+            <w:hyperlink w:history="1" r:id="rIdzi2ukndlpxn8jksl1tzti">
               <w:r>
                 <w:rPr>
                   <w:rFonts w:ascii="Arial" w:cs="Arial" w:eastAsia="Arial" w:hAnsi="Arial"/>
@@ -3590,7 +3590,7 @@
             <w:pPr>
               <w:spacing w:after="20" w:before="0"/>
             </w:pPr>
-            <w:hyperlink w:history="1" r:id="rIdnsfexgydqte9trxxdzru8">
+            <w:hyperlink w:history="1" r:id="rIdfduyxmbyky6tz590ae66n">
               <w:r>
                 <w:rPr>
                   <w:rFonts w:ascii="Arial" w:cs="Arial" w:eastAsia="Arial" w:hAnsi="Arial"/>
@@ -3639,7 +3639,7 @@
               <w:spacing w:after="10" w:before="0"/>
               <w:ind w:left="120"/>
             </w:pPr>
-            <w:hyperlink w:history="1" r:id="rId8givv-d9lyujadzc0wknl">
+            <w:hyperlink w:history="1" r:id="rIdb-wq4vyxlgq1gswdkwew6">
               <w:r>
                 <w:rPr>
                   <w:rFonts w:ascii="Arial" w:cs="Arial" w:eastAsia="Arial" w:hAnsi="Arial"/>
@@ -3701,7 +3701,7 @@
               <w:spacing w:after="10" w:before="0"/>
               <w:ind w:left="120"/>
             </w:pPr>
-            <w:hyperlink w:history="1" r:id="rIdxthfgko2il8rs3uzipk7r">
+            <w:hyperlink w:history="1" r:id="rIdzbtlcoiug1h3wdldzxefx">
               <w:r>
                 <w:rPr>
                   <w:rFonts w:ascii="Arial" w:cs="Arial" w:eastAsia="Arial" w:hAnsi="Arial"/>
@@ -3911,7 +3911,7 @@
             <w:pPr>
               <w:spacing w:after="20" w:before="0"/>
             </w:pPr>
-            <w:hyperlink w:history="1" r:id="rIdd8_en3nldazyqzu_bplyh">
+            <w:hyperlink w:history="1" r:id="rId94ew8o3k7ujyjfladvqwd">
               <w:r>
                 <w:rPr>
                   <w:rFonts w:ascii="Arial" w:cs="Arial" w:eastAsia="Arial" w:hAnsi="Arial"/>
@@ -3960,7 +3960,7 @@
               <w:spacing w:after="10" w:before="0"/>
               <w:ind w:left="120"/>
             </w:pPr>
-            <w:hyperlink w:history="1" r:id="rIdqyh93gadtuqh4i7ep9_de">
+            <w:hyperlink w:history="1" r:id="rIde89kyfeskg0fvtsgxxbnt">
               <w:r>
                 <w:rPr>
                   <w:rFonts w:ascii="Arial" w:cs="Arial" w:eastAsia="Arial" w:hAnsi="Arial"/>
@@ -4022,7 +4022,7 @@
               <w:spacing w:after="10" w:before="0"/>
               <w:ind w:left="120"/>
             </w:pPr>
-            <w:hyperlink w:history="1" r:id="rIduynauikipbbcnpwvo40qb">
+            <w:hyperlink w:history="1" r:id="rIdn1ya7p6loj272k4mecztp">
               <w:r>
                 <w:rPr>
                   <w:rFonts w:ascii="Arial" w:cs="Arial" w:eastAsia="Arial" w:hAnsi="Arial"/>
@@ -4232,7 +4232,7 @@
             <w:pPr>
               <w:spacing w:after="20" w:before="0"/>
             </w:pPr>
-            <w:hyperlink w:history="1" r:id="rIduhkseukkxqtf6mtdg7zvv">
+            <w:hyperlink w:history="1" r:id="rIdgkkwrvsvjngju8efpgo0d">
               <w:r>
                 <w:rPr>
                   <w:rFonts w:ascii="Arial" w:cs="Arial" w:eastAsia="Arial" w:hAnsi="Arial"/>
@@ -4281,7 +4281,7 @@
               <w:spacing w:after="10" w:before="0"/>
               <w:ind w:left="120"/>
             </w:pPr>
-            <w:hyperlink w:history="1" r:id="rIdpwkvdlxv9xxsaezdw2sid">
+            <w:hyperlink w:history="1" r:id="rIda-q95wpmfyak7rhxo9t9q">
               <w:r>
                 <w:rPr>
                   <w:rFonts w:ascii="Arial" w:cs="Arial" w:eastAsia="Arial" w:hAnsi="Arial"/>
@@ -4343,7 +4343,7 @@
               <w:spacing w:after="10" w:before="0"/>
               <w:ind w:left="120"/>
             </w:pPr>
-            <w:hyperlink w:history="1" r:id="rIddczca3bqdahuehc2awht6">
+            <w:hyperlink w:history="1" r:id="rIdziy5bt3hluvq4artbho-r">
               <w:r>
                 <w:rPr>
                   <w:rFonts w:ascii="Arial" w:cs="Arial" w:eastAsia="Arial" w:hAnsi="Arial"/>
@@ -4870,7 +4870,7 @@
         </w:rPr>
         <w:t xml:space="preserve">© 2026 SeaVuria and ARES. Aligned with KICD objectives. Developed by SeaVuria; technical implementation by ARES (with AI assistance from Claude). Licensed under </w:t>
       </w:r>
-      <w:hyperlink w:history="1" r:id="rIdmfouxnc7epffrq66vr8ay">
+      <w:hyperlink w:history="1" r:id="rIddbxd3shmtdwffapqkorry">
         <w:r>
           <w:rPr>
             <w:rFonts w:ascii="Arial" w:cs="Arial" w:eastAsia="Arial" w:hAnsi="Arial"/>
@@ -4891,7 +4891,7 @@
         </w:rPr>
         <w:t xml:space="preserve"> (</w:t>
       </w:r>
-      <w:hyperlink w:history="1" r:id="rIdn5anpuqrycfii_ezwxh1c">
+      <w:hyperlink w:history="1" r:id="rIdknf02t5u4vxy8fldogbtg">
         <w:r>
           <w:rPr>
             <w:rFonts w:ascii="Arial" w:cs="Arial" w:eastAsia="Arial" w:hAnsi="Arial"/>
@@ -5904,7 +5904,7 @@
             <w:pPr>
               <w:spacing w:after="20" w:before="0"/>
             </w:pPr>
-            <w:hyperlink w:history="1" r:id="rIdire9x1lxi4xxfqau0toqu">
+            <w:hyperlink w:history="1" r:id="rIdubn6-j-xsju350e9qehcb">
               <w:r>
                 <w:rPr>
                   <w:rFonts w:ascii="Arial" w:cs="Arial" w:eastAsia="Arial" w:hAnsi="Arial"/>
@@ -5953,7 +5953,7 @@
               <w:spacing w:after="10" w:before="0"/>
               <w:ind w:left="120"/>
             </w:pPr>
-            <w:hyperlink w:history="1" r:id="rIdpw0h-lfdsjxskpftryuyl">
+            <w:hyperlink w:history="1" r:id="rId2k4lobzsf148wngaqatxu">
               <w:r>
                 <w:rPr>
                   <w:rFonts w:ascii="Arial" w:cs="Arial" w:eastAsia="Arial" w:hAnsi="Arial"/>
@@ -5998,7 +5998,7 @@
             <w:pPr>
               <w:spacing w:after="20" w:before="0"/>
             </w:pPr>
-            <w:hyperlink w:history="1" r:id="rId3qeyp8uy9bvpwaynnlm5q">
+            <w:hyperlink w:history="1" r:id="rIdxzxlsqvxwo2k9g0trqmgb">
               <w:r>
                 <w:rPr>
                   <w:rFonts w:ascii="Arial" w:cs="Arial" w:eastAsia="Arial" w:hAnsi="Arial"/>
@@ -6047,7 +6047,7 @@
               <w:spacing w:after="10" w:before="0"/>
               <w:ind w:left="120"/>
             </w:pPr>
-            <w:hyperlink w:history="1" r:id="rIdelyn7gh2bwi3prkammuuo">
+            <w:hyperlink w:history="1" r:id="rIdtbmhnk5w5sz9ty68wv9cl">
               <w:r>
                 <w:rPr>
                   <w:rFonts w:ascii="Arial" w:cs="Arial" w:eastAsia="Arial" w:hAnsi="Arial"/>
@@ -6242,7 +6242,7 @@
             <w:pPr>
               <w:spacing w:after="20" w:before="0"/>
             </w:pPr>
-            <w:hyperlink w:history="1" r:id="rIddbbyowcusnkxryrtrp8se">
+            <w:hyperlink w:history="1" r:id="rIdlrtxj9ah-cpglttgh3zgq">
               <w:r>
                 <w:rPr>
                   <w:rFonts w:ascii="Arial" w:cs="Arial" w:eastAsia="Arial" w:hAnsi="Arial"/>
@@ -6291,7 +6291,7 @@
               <w:spacing w:after="10" w:before="0"/>
               <w:ind w:left="120"/>
             </w:pPr>
-            <w:hyperlink w:history="1" r:id="rIdmed49o_0frtjujx4crp5g">
+            <w:hyperlink w:history="1" r:id="rId_fmgvomm6yu3ll8ex_t69">
               <w:r>
                 <w:rPr>
                   <w:rFonts w:ascii="Arial" w:cs="Arial" w:eastAsia="Arial" w:hAnsi="Arial"/>
@@ -6336,7 +6336,7 @@
             <w:pPr>
               <w:spacing w:after="20" w:before="0"/>
             </w:pPr>
-            <w:hyperlink w:history="1" r:id="rIdhbw6gioadq8hbadvzays9">
+            <w:hyperlink w:history="1" r:id="rIdfxkxur-td0dqdvtrouzf-">
               <w:r>
                 <w:rPr>
                   <w:rFonts w:ascii="Arial" w:cs="Arial" w:eastAsia="Arial" w:hAnsi="Arial"/>
@@ -6385,7 +6385,7 @@
               <w:spacing w:after="10" w:before="0"/>
               <w:ind w:left="120"/>
             </w:pPr>
-            <w:hyperlink w:history="1" r:id="rIdkpe7-ofkqhopoz6w9jepq">
+            <w:hyperlink w:history="1" r:id="rId_ipfhll8nlm4e8v6cib37">
               <w:r>
                 <w:rPr>
                   <w:rFonts w:ascii="Arial" w:cs="Arial" w:eastAsia="Arial" w:hAnsi="Arial"/>
@@ -6580,7 +6580,7 @@
             <w:pPr>
               <w:spacing w:after="20" w:before="0"/>
             </w:pPr>
-            <w:hyperlink w:history="1" r:id="rIdlgyyhlhaan2sv0ivps2m_">
+            <w:hyperlink w:history="1" r:id="rIdzmm1y1ds3ekt_-1saskcl">
               <w:r>
                 <w:rPr>
                   <w:rFonts w:ascii="Arial" w:cs="Arial" w:eastAsia="Arial" w:hAnsi="Arial"/>
@@ -6629,7 +6629,7 @@
               <w:spacing w:after="10" w:before="0"/>
               <w:ind w:left="120"/>
             </w:pPr>
-            <w:hyperlink w:history="1" r:id="rIdz_bf8c8sqwytxfowh-npc">
+            <w:hyperlink w:history="1" r:id="rId5pdnd8p3bxjg7b4k5-zke">
               <w:r>
                 <w:rPr>
                   <w:rFonts w:ascii="Arial" w:cs="Arial" w:eastAsia="Arial" w:hAnsi="Arial"/>
@@ -6674,7 +6674,7 @@
             <w:pPr>
               <w:spacing w:after="20" w:before="0"/>
             </w:pPr>
-            <w:hyperlink w:history="1" r:id="rIdixqkbsz7slpewp2cldlol">
+            <w:hyperlink w:history="1" r:id="rIdtacdyqsctxuxjuuzhqhzh">
               <w:r>
                 <w:rPr>
                   <w:rFonts w:ascii="Arial" w:cs="Arial" w:eastAsia="Arial" w:hAnsi="Arial"/>
@@ -6723,7 +6723,7 @@
               <w:spacing w:after="10" w:before="0"/>
               <w:ind w:left="120"/>
             </w:pPr>
-            <w:hyperlink w:history="1" r:id="rIdhyrzpqidro05lv9pctcua">
+            <w:hyperlink w:history="1" r:id="rId2bvupvljab2wovk32ius9">
               <w:r>
                 <w:rPr>
                   <w:rFonts w:ascii="Arial" w:cs="Arial" w:eastAsia="Arial" w:hAnsi="Arial"/>
@@ -6918,7 +6918,7 @@
             <w:pPr>
               <w:spacing w:after="20" w:before="0"/>
             </w:pPr>
-            <w:hyperlink w:history="1" r:id="rIdjbdxc_fdu1aioxkvmvdsq">
+            <w:hyperlink w:history="1" r:id="rIdernsgt-7wcryxsek6ci8q">
               <w:r>
                 <w:rPr>
                   <w:rFonts w:ascii="Arial" w:cs="Arial" w:eastAsia="Arial" w:hAnsi="Arial"/>
@@ -6967,7 +6967,7 @@
               <w:spacing w:after="10" w:before="0"/>
               <w:ind w:left="120"/>
             </w:pPr>
-            <w:hyperlink w:history="1" r:id="rId6d-kdczayy-zl9zoqulvw">
+            <w:hyperlink w:history="1" r:id="rIdvbo6rahwejnseaxxfsiho">
               <w:r>
                 <w:rPr>
                   <w:rFonts w:ascii="Arial" w:cs="Arial" w:eastAsia="Arial" w:hAnsi="Arial"/>
@@ -7012,7 +7012,7 @@
             <w:pPr>
               <w:spacing w:after="20" w:before="0"/>
             </w:pPr>
-            <w:hyperlink w:history="1" r:id="rIdlmgqrrznncdauglso100e">
+            <w:hyperlink w:history="1" r:id="rId5zvaby3ov3tb2xdcz38cn">
               <w:r>
                 <w:rPr>
                   <w:rFonts w:ascii="Arial" w:cs="Arial" w:eastAsia="Arial" w:hAnsi="Arial"/>
@@ -7061,7 +7061,7 @@
               <w:spacing w:after="10" w:before="0"/>
               <w:ind w:left="120"/>
             </w:pPr>
-            <w:hyperlink w:history="1" r:id="rIdrnrpdjaqiikh5wklsnqd4">
+            <w:hyperlink w:history="1" r:id="rIdwllcfjihswy20mtm3x7zz">
               <w:r>
                 <w:rPr>
                   <w:rFonts w:ascii="Arial" w:cs="Arial" w:eastAsia="Arial" w:hAnsi="Arial"/>
@@ -7256,7 +7256,7 @@
             <w:pPr>
               <w:spacing w:after="20" w:before="0"/>
             </w:pPr>
-            <w:hyperlink w:history="1" r:id="rIdmcqgg6rdmbql-tafsdxwk">
+            <w:hyperlink w:history="1" r:id="rIdhwufzuwmo5am4n1x1j7kk">
               <w:r>
                 <w:rPr>
                   <w:rFonts w:ascii="Arial" w:cs="Arial" w:eastAsia="Arial" w:hAnsi="Arial"/>
@@ -7305,7 +7305,7 @@
               <w:spacing w:after="10" w:before="0"/>
               <w:ind w:left="120"/>
             </w:pPr>
-            <w:hyperlink w:history="1" r:id="rIdd7if46zafcczo7ccpexss">
+            <w:hyperlink w:history="1" r:id="rIdph3zkqpkypo_sjaywod1k">
               <w:r>
                 <w:rPr>
                   <w:rFonts w:ascii="Arial" w:cs="Arial" w:eastAsia="Arial" w:hAnsi="Arial"/>
@@ -7350,7 +7350,7 @@
             <w:pPr>
               <w:spacing w:after="20" w:before="0"/>
             </w:pPr>
-            <w:hyperlink w:history="1" r:id="rIdo0rzetkwhu4k3pwqelmhr">
+            <w:hyperlink w:history="1" r:id="rIdkaiic3wmd7zy0iqbzuox2">
               <w:r>
                 <w:rPr>
                   <w:rFonts w:ascii="Arial" w:cs="Arial" w:eastAsia="Arial" w:hAnsi="Arial"/>
@@ -7399,7 +7399,7 @@
               <w:spacing w:after="10" w:before="0"/>
               <w:ind w:left="120"/>
             </w:pPr>
-            <w:hyperlink w:history="1" r:id="rIdj28bojmscio9of5qznenq">
+            <w:hyperlink w:history="1" r:id="rIdtbu-44sshrqgcwnpmn7ne">
               <w:r>
                 <w:rPr>
                   <w:rFonts w:ascii="Arial" w:cs="Arial" w:eastAsia="Arial" w:hAnsi="Arial"/>
@@ -7911,7 +7911,7 @@
         </w:rPr>
         <w:t xml:space="preserve">© 2026 SeaVuria and ARES. Aligned with KICD objectives. Developed by SeaVuria; technical implementation by ARES (with AI assistance from Claude). Licensed under </w:t>
       </w:r>
-      <w:hyperlink w:history="1" r:id="rIdacsiyuut5ufyvxymop43r">
+      <w:hyperlink w:history="1" r:id="rId30we7wrubrxljiezgxdcl">
         <w:r>
           <w:rPr>
             <w:rFonts w:ascii="Arial" w:cs="Arial" w:eastAsia="Arial" w:hAnsi="Arial"/>
@@ -7932,7 +7932,7 @@
         </w:rPr>
         <w:t xml:space="preserve"> (</w:t>
       </w:r>
-      <w:hyperlink w:history="1" r:id="rIdnx_4bofb09yesgoqfiuc2">
+      <w:hyperlink w:history="1" r:id="rIdqgicvmnsoyl6hdcxdrjbv">
         <w:r>
           <w:rPr>
             <w:rFonts w:ascii="Arial" w:cs="Arial" w:eastAsia="Arial" w:hAnsi="Arial"/>
@@ -8945,7 +8945,7 @@
             <w:pPr>
               <w:spacing w:after="20" w:before="0"/>
             </w:pPr>
-            <w:hyperlink w:history="1" r:id="rId2kt7phnfiljiuzo_5txqj">
+            <w:hyperlink w:history="1" r:id="rIdkrolzadjbictjjkp2mqpx">
               <w:r>
                 <w:rPr>
                   <w:rFonts w:ascii="Arial" w:cs="Arial" w:eastAsia="Arial" w:hAnsi="Arial"/>
@@ -8994,7 +8994,7 @@
               <w:spacing w:after="10" w:before="0"/>
               <w:ind w:left="120"/>
             </w:pPr>
-            <w:hyperlink w:history="1" r:id="rIdnvmmglmvynfhnzqswf4ux">
+            <w:hyperlink w:history="1" r:id="rIdma2t8lzi8q19nm9nnswow">
               <w:r>
                 <w:rPr>
                   <w:rFonts w:ascii="Arial" w:cs="Arial" w:eastAsia="Arial" w:hAnsi="Arial"/>
@@ -9039,7 +9039,7 @@
             <w:pPr>
               <w:spacing w:after="20" w:before="0"/>
             </w:pPr>
-            <w:hyperlink w:history="1" r:id="rId9arg3wj1nyp8qol3xlncd">
+            <w:hyperlink w:history="1" r:id="rIdlycnfaeueius-5yh435rr">
               <w:r>
                 <w:rPr>
                   <w:rFonts w:ascii="Arial" w:cs="Arial" w:eastAsia="Arial" w:hAnsi="Arial"/>
@@ -9088,7 +9088,7 @@
               <w:spacing w:after="10" w:before="0"/>
               <w:ind w:left="120"/>
             </w:pPr>
-            <w:hyperlink w:history="1" r:id="rIdrytr7bc8mm3nfwwuxsa8_">
+            <w:hyperlink w:history="1" r:id="rIdukt2y-npy5mg_osayl2bz">
               <w:r>
                 <w:rPr>
                   <w:rFonts w:ascii="Arial" w:cs="Arial" w:eastAsia="Arial" w:hAnsi="Arial"/>
@@ -9283,7 +9283,7 @@
             <w:pPr>
               <w:spacing w:after="20" w:before="0"/>
             </w:pPr>
-            <w:hyperlink w:history="1" r:id="rIdqukiv-sxcsutrklb-7t7v">
+            <w:hyperlink w:history="1" r:id="rIdxyepu1ksro8tqqptltjjy">
               <w:r>
                 <w:rPr>
                   <w:rFonts w:ascii="Arial" w:cs="Arial" w:eastAsia="Arial" w:hAnsi="Arial"/>
@@ -9332,7 +9332,7 @@
               <w:spacing w:after="10" w:before="0"/>
               <w:ind w:left="120"/>
             </w:pPr>
-            <w:hyperlink w:history="1" r:id="rIdvrctvvvbdntl-8j8ecxku">
+            <w:hyperlink w:history="1" r:id="rIdw-yuy837mjuyya2qbrlag">
               <w:r>
                 <w:rPr>
                   <w:rFonts w:ascii="Arial" w:cs="Arial" w:eastAsia="Arial" w:hAnsi="Arial"/>
@@ -9377,7 +9377,7 @@
             <w:pPr>
               <w:spacing w:after="20" w:before="0"/>
             </w:pPr>
-            <w:hyperlink w:history="1" r:id="rId5lhmrpm4svkv0vkwoyeva">
+            <w:hyperlink w:history="1" r:id="rIdmgcjg-14fflkomi1a4-tn">
               <w:r>
                 <w:rPr>
                   <w:rFonts w:ascii="Arial" w:cs="Arial" w:eastAsia="Arial" w:hAnsi="Arial"/>
@@ -9426,7 +9426,7 @@
               <w:spacing w:after="10" w:before="0"/>
               <w:ind w:left="120"/>
             </w:pPr>
-            <w:hyperlink w:history="1" r:id="rIdkcyuhrbldhey48ahq31vs">
+            <w:hyperlink w:history="1" r:id="rIdgrq91ujugwnhnsckkjg-n">
               <w:r>
                 <w:rPr>
                   <w:rFonts w:ascii="Arial" w:cs="Arial" w:eastAsia="Arial" w:hAnsi="Arial"/>
@@ -9621,7 +9621,7 @@
             <w:pPr>
               <w:spacing w:after="20" w:before="0"/>
             </w:pPr>
-            <w:hyperlink w:history="1" r:id="rIdl9lhfavxz6gdgksa0ttdv">
+            <w:hyperlink w:history="1" r:id="rIdj452v5nsqqrivr8xqxvt4">
               <w:r>
                 <w:rPr>
                   <w:rFonts w:ascii="Arial" w:cs="Arial" w:eastAsia="Arial" w:hAnsi="Arial"/>
@@ -9670,7 +9670,7 @@
               <w:spacing w:after="10" w:before="0"/>
               <w:ind w:left="120"/>
             </w:pPr>
-            <w:hyperlink w:history="1" r:id="rIdqyeg2w_bfoht3ilbpv_3h">
+            <w:hyperlink w:history="1" r:id="rIdqgtgpotvhutqme0wh1jua">
               <w:r>
                 <w:rPr>
                   <w:rFonts w:ascii="Arial" w:cs="Arial" w:eastAsia="Arial" w:hAnsi="Arial"/>
@@ -9715,7 +9715,7 @@
             <w:pPr>
               <w:spacing w:after="20" w:before="0"/>
             </w:pPr>
-            <w:hyperlink w:history="1" r:id="rId7mw37ii2agca0kqobb9xy">
+            <w:hyperlink w:history="1" r:id="rIdfo_9ltqckyseyh_nygila">
               <w:r>
                 <w:rPr>
                   <w:rFonts w:ascii="Arial" w:cs="Arial" w:eastAsia="Arial" w:hAnsi="Arial"/>
@@ -9764,7 +9764,7 @@
               <w:spacing w:after="10" w:before="0"/>
               <w:ind w:left="120"/>
             </w:pPr>
-            <w:hyperlink w:history="1" r:id="rIdo5ztgif4mzobjw4ukfbxy">
+            <w:hyperlink w:history="1" r:id="rIdc4tr4g3cd_nhus7chpe6l">
               <w:r>
                 <w:rPr>
                   <w:rFonts w:ascii="Arial" w:cs="Arial" w:eastAsia="Arial" w:hAnsi="Arial"/>
@@ -9959,7 +9959,7 @@
             <w:pPr>
               <w:spacing w:after="20" w:before="0"/>
             </w:pPr>
-            <w:hyperlink w:history="1" r:id="rIdlutcbafn48mugj2fmpttf">
+            <w:hyperlink w:history="1" r:id="rId1a89lt-khtddo7kqg1wtz">
               <w:r>
                 <w:rPr>
                   <w:rFonts w:ascii="Arial" w:cs="Arial" w:eastAsia="Arial" w:hAnsi="Arial"/>
@@ -10008,7 +10008,7 @@
               <w:spacing w:after="10" w:before="0"/>
               <w:ind w:left="120"/>
             </w:pPr>
-            <w:hyperlink w:history="1" r:id="rIdo130oyx4slpvbija0hdcu">
+            <w:hyperlink w:history="1" r:id="rIdnazoulsj2ua3k8xvcn2k6">
               <w:r>
                 <w:rPr>
                   <w:rFonts w:ascii="Arial" w:cs="Arial" w:eastAsia="Arial" w:hAnsi="Arial"/>
@@ -10053,7 +10053,7 @@
             <w:pPr>
               <w:spacing w:after="20" w:before="0"/>
             </w:pPr>
-            <w:hyperlink w:history="1" r:id="rIdezqbw3cxnmtxgvdb211dh">
+            <w:hyperlink w:history="1" r:id="rIdeovxgutbymafbcoocv_n7">
               <w:r>
                 <w:rPr>
                   <w:rFonts w:ascii="Arial" w:cs="Arial" w:eastAsia="Arial" w:hAnsi="Arial"/>
@@ -10102,7 +10102,7 @@
               <w:spacing w:after="10" w:before="0"/>
               <w:ind w:left="120"/>
             </w:pPr>
-            <w:hyperlink w:history="1" r:id="rIdjx22tdgdeq7dptg7of6-e">
+            <w:hyperlink w:history="1" r:id="rIdeqmlxp_3cjone9mqyc7eb">
               <w:r>
                 <w:rPr>
                   <w:rFonts w:ascii="Arial" w:cs="Arial" w:eastAsia="Arial" w:hAnsi="Arial"/>
@@ -10297,7 +10297,7 @@
             <w:pPr>
               <w:spacing w:after="20" w:before="0"/>
             </w:pPr>
-            <w:hyperlink w:history="1" r:id="rIdnpjejwilfsvjp2bxskxzc">
+            <w:hyperlink w:history="1" r:id="rId6s-pscuimxa_nvw6fy0au">
               <w:r>
                 <w:rPr>
                   <w:rFonts w:ascii="Arial" w:cs="Arial" w:eastAsia="Arial" w:hAnsi="Arial"/>
@@ -10346,7 +10346,7 @@
               <w:spacing w:after="10" w:before="0"/>
               <w:ind w:left="120"/>
             </w:pPr>
-            <w:hyperlink w:history="1" r:id="rId4jctm0x7z2yetz2avexrr">
+            <w:hyperlink w:history="1" r:id="rId1tn6hznfklliqfye6fqmi">
               <w:r>
                 <w:rPr>
                   <w:rFonts w:ascii="Arial" w:cs="Arial" w:eastAsia="Arial" w:hAnsi="Arial"/>
@@ -10391,7 +10391,7 @@
             <w:pPr>
               <w:spacing w:after="20" w:before="0"/>
             </w:pPr>
-            <w:hyperlink w:history="1" r:id="rId-ceqshes0zgux5olheuq4">
+            <w:hyperlink w:history="1" r:id="rIdd1kyiqgzsqtdu6pn8hqyj">
               <w:r>
                 <w:rPr>
                   <w:rFonts w:ascii="Arial" w:cs="Arial" w:eastAsia="Arial" w:hAnsi="Arial"/>
@@ -10440,7 +10440,7 @@
               <w:spacing w:after="10" w:before="0"/>
               <w:ind w:left="120"/>
             </w:pPr>
-            <w:hyperlink w:history="1" r:id="rIdeyyqcunje4ib8uyaclikk">
+            <w:hyperlink w:history="1" r:id="rIdpfmm3j1xzg-eko2rudsg2">
               <w:r>
                 <w:rPr>
                   <w:rFonts w:ascii="Arial" w:cs="Arial" w:eastAsia="Arial" w:hAnsi="Arial"/>
@@ -10952,7 +10952,7 @@
         </w:rPr>
         <w:t xml:space="preserve">© 2026 SeaVuria and ARES. Aligned with KICD objectives. Developed by SeaVuria; technical implementation by ARES (with AI assistance from Claude). Licensed under </w:t>
       </w:r>
-      <w:hyperlink w:history="1" r:id="rIdokqxu_vtao1kuc1eooc4k">
+      <w:hyperlink w:history="1" r:id="rIddsmqfsu99fsjxoeazizo0">
         <w:r>
           <w:rPr>
             <w:rFonts w:ascii="Arial" w:cs="Arial" w:eastAsia="Arial" w:hAnsi="Arial"/>
@@ -10973,7 +10973,7 @@
         </w:rPr>
         <w:t xml:space="preserve"> (</w:t>
       </w:r>
-      <w:hyperlink w:history="1" r:id="rId0y8_gka0x5msw0el8-4b1">
+      <w:hyperlink w:history="1" r:id="rId-jegyx-gcfcivcdxzx94y">
         <w:r>
           <w:rPr>
             <w:rFonts w:ascii="Arial" w:cs="Arial" w:eastAsia="Arial" w:hAnsi="Arial"/>
@@ -12003,7 +12003,7 @@
               <w:spacing w:after="10" w:before="0"/>
               <w:ind w:left="120"/>
             </w:pPr>
-            <w:hyperlink w:history="1" r:id="rIdqwaojqlpual0iubtgba9h">
+            <w:hyperlink w:history="1" r:id="rIdypl83rijd2d734hgds_kf">
               <w:r>
                 <w:rPr>
                   <w:rFonts w:ascii="Arial" w:cs="Arial" w:eastAsia="Arial" w:hAnsi="Arial"/>
@@ -12080,7 +12080,7 @@
               <w:spacing w:after="10" w:before="0"/>
               <w:ind w:left="120"/>
             </w:pPr>
-            <w:hyperlink w:history="1" r:id="rIdtddzlmnpg3gbsyod8sc4y">
+            <w:hyperlink w:history="1" r:id="rIdtr04exzz2jhxywb2ps66a">
               <w:r>
                 <w:rPr>
                   <w:rFonts w:ascii="Arial" w:cs="Arial" w:eastAsia="Arial" w:hAnsi="Arial"/>
@@ -12307,7 +12307,7 @@
               <w:spacing w:after="10" w:before="0"/>
               <w:ind w:left="120"/>
             </w:pPr>
-            <w:hyperlink w:history="1" r:id="rIdx860qb_8choypfh05owkw">
+            <w:hyperlink w:history="1" r:id="rIdcmvapthprking2yjhtriq">
               <w:r>
                 <w:rPr>
                   <w:rFonts w:ascii="Arial" w:cs="Arial" w:eastAsia="Arial" w:hAnsi="Arial"/>
@@ -12384,7 +12384,7 @@
               <w:spacing w:after="10" w:before="0"/>
               <w:ind w:left="120"/>
             </w:pPr>
-            <w:hyperlink w:history="1" r:id="rIdnd6rz69tf2r3igxl_h0zx">
+            <w:hyperlink w:history="1" r:id="rIda_6ruir74pji-1rwoo8ji">
               <w:r>
                 <w:rPr>
                   <w:rFonts w:ascii="Arial" w:cs="Arial" w:eastAsia="Arial" w:hAnsi="Arial"/>
@@ -12611,7 +12611,7 @@
               <w:spacing w:after="10" w:before="0"/>
               <w:ind w:left="120"/>
             </w:pPr>
-            <w:hyperlink w:history="1" r:id="rIdzix_ag3kos_kpg4m67yb0">
+            <w:hyperlink w:history="1" r:id="rIdlgpfb7bhitgqvhbpvspwm">
               <w:r>
                 <w:rPr>
                   <w:rFonts w:ascii="Arial" w:cs="Arial" w:eastAsia="Arial" w:hAnsi="Arial"/>
@@ -12688,7 +12688,7 @@
               <w:spacing w:after="10" w:before="0"/>
               <w:ind w:left="120"/>
             </w:pPr>
-            <w:hyperlink w:history="1" r:id="rId-2jkn1kr-kastkbrxxbk0">
+            <w:hyperlink w:history="1" r:id="rIdlv0-lf4eq58z4_ccov8zf">
               <w:r>
                 <w:rPr>
                   <w:rFonts w:ascii="Arial" w:cs="Arial" w:eastAsia="Arial" w:hAnsi="Arial"/>
@@ -12915,7 +12915,7 @@
               <w:spacing w:after="10" w:before="0"/>
               <w:ind w:left="120"/>
             </w:pPr>
-            <w:hyperlink w:history="1" r:id="rIdeezkko1oxnakp2482a-an">
+            <w:hyperlink w:history="1" r:id="rId5qbzum7hj9gnodinhsxwh">
               <w:r>
                 <w:rPr>
                   <w:rFonts w:ascii="Arial" w:cs="Arial" w:eastAsia="Arial" w:hAnsi="Arial"/>
@@ -12992,7 +12992,7 @@
               <w:spacing w:after="10" w:before="0"/>
               <w:ind w:left="120"/>
             </w:pPr>
-            <w:hyperlink w:history="1" r:id="rIdmhuu5kqfyb4-ldjkfuhzm">
+            <w:hyperlink w:history="1" r:id="rIdqf2kysbvju-qp2oc_iqgg">
               <w:r>
                 <w:rPr>
                   <w:rFonts w:ascii="Arial" w:cs="Arial" w:eastAsia="Arial" w:hAnsi="Arial"/>
@@ -13219,7 +13219,7 @@
               <w:spacing w:after="10" w:before="0"/>
               <w:ind w:left="120"/>
             </w:pPr>
-            <w:hyperlink w:history="1" r:id="rIdf1age0h71xyxkjlxbpfyz">
+            <w:hyperlink w:history="1" r:id="rId1fbgkjyw0mi5icmkd7zit">
               <w:r>
                 <w:rPr>
                   <w:rFonts w:ascii="Arial" w:cs="Arial" w:eastAsia="Arial" w:hAnsi="Arial"/>
@@ -13296,7 +13296,7 @@
               <w:spacing w:after="10" w:before="0"/>
               <w:ind w:left="120"/>
             </w:pPr>
-            <w:hyperlink w:history="1" r:id="rIdhkmoh6i0uttfeci9wva6z">
+            <w:hyperlink w:history="1" r:id="rIdxqc4q3u59hsq4iqyomt0m">
               <w:r>
                 <w:rPr>
                   <w:rFonts w:ascii="Arial" w:cs="Arial" w:eastAsia="Arial" w:hAnsi="Arial"/>
@@ -13823,7 +13823,7 @@
         </w:rPr>
         <w:t xml:space="preserve">© 2026 SeaVuria and ARES. Aligned with KICD objectives. Developed by SeaVuria; technical implementation by ARES (with AI assistance from Claude). Licensed under </w:t>
       </w:r>
-      <w:hyperlink w:history="1" r:id="rId9mkjykkgtcyzhcwmdb0ky">
+      <w:hyperlink w:history="1" r:id="rId-vlez9go3yoak64ch7c7e">
         <w:r>
           <w:rPr>
             <w:rFonts w:ascii="Arial" w:cs="Arial" w:eastAsia="Arial" w:hAnsi="Arial"/>
@@ -13844,7 +13844,7 @@
         </w:rPr>
         <w:t xml:space="preserve"> (</w:t>
       </w:r>
-      <w:hyperlink w:history="1" r:id="rIdiik-okdf5vpg1wde2qwi-">
+      <w:hyperlink w:history="1" r:id="rIdnrbrbboz5ldams1cvlnxi">
         <w:r>
           <w:rPr>
             <w:rFonts w:ascii="Arial" w:cs="Arial" w:eastAsia="Arial" w:hAnsi="Arial"/>
@@ -14857,7 +14857,7 @@
             <w:pPr>
               <w:spacing w:after="20" w:before="0"/>
             </w:pPr>
-            <w:hyperlink w:history="1" r:id="rIdwy4wfigpg3vv7vxgdn8hj">
+            <w:hyperlink w:history="1" r:id="rIdszvxr6fede-25adneszbw">
               <w:r>
                 <w:rPr>
                   <w:rFonts w:ascii="Arial" w:cs="Arial" w:eastAsia="Arial" w:hAnsi="Arial"/>
@@ -14906,7 +14906,7 @@
               <w:spacing w:after="10" w:before="0"/>
               <w:ind w:left="120"/>
             </w:pPr>
-            <w:hyperlink w:history="1" r:id="rId740fkyfzialeu80cuvyi0">
+            <w:hyperlink w:history="1" r:id="rIdhwfaawiophx2i5kizfw_u">
               <w:r>
                 <w:rPr>
                   <w:rFonts w:ascii="Arial" w:cs="Arial" w:eastAsia="Arial" w:hAnsi="Arial"/>
@@ -14951,7 +14951,7 @@
             <w:pPr>
               <w:spacing w:after="20" w:before="0"/>
             </w:pPr>
-            <w:hyperlink w:history="1" r:id="rIdzu6laool86hx3qq7ifgie">
+            <w:hyperlink w:history="1" r:id="rIdljzeoxmbasruya_m0ubfx">
               <w:r>
                 <w:rPr>
                   <w:rFonts w:ascii="Arial" w:cs="Arial" w:eastAsia="Arial" w:hAnsi="Arial"/>
@@ -15000,7 +15000,7 @@
               <w:spacing w:after="10" w:before="0"/>
               <w:ind w:left="120"/>
             </w:pPr>
-            <w:hyperlink w:history="1" r:id="rIdsdnvv9nlxrigxwkcko3sb">
+            <w:hyperlink w:history="1" r:id="rId5ghf3ywgpdogbcgrj3oy3">
               <w:r>
                 <w:rPr>
                   <w:rFonts w:ascii="Arial" w:cs="Arial" w:eastAsia="Arial" w:hAnsi="Arial"/>
@@ -15195,7 +15195,7 @@
             <w:pPr>
               <w:spacing w:after="20" w:before="0"/>
             </w:pPr>
-            <w:hyperlink w:history="1" r:id="rIdm99jpbqya-83dw0sdz_t0">
+            <w:hyperlink w:history="1" r:id="rIdwifjn-bmx4trz7pymadcv">
               <w:r>
                 <w:rPr>
                   <w:rFonts w:ascii="Arial" w:cs="Arial" w:eastAsia="Arial" w:hAnsi="Arial"/>
@@ -15244,7 +15244,7 @@
               <w:spacing w:after="10" w:before="0"/>
               <w:ind w:left="120"/>
             </w:pPr>
-            <w:hyperlink w:history="1" r:id="rIddwk4xskinz2f_5dalmf3c">
+            <w:hyperlink w:history="1" r:id="rIdib_dtxvmmiulgxvu3veaq">
               <w:r>
                 <w:rPr>
                   <w:rFonts w:ascii="Arial" w:cs="Arial" w:eastAsia="Arial" w:hAnsi="Arial"/>
@@ -15289,7 +15289,7 @@
             <w:pPr>
               <w:spacing w:after="20" w:before="0"/>
             </w:pPr>
-            <w:hyperlink w:history="1" r:id="rIdpioharsm5m6q_kdfwiar5">
+            <w:hyperlink w:history="1" r:id="rIdjr1m8-vtfi9vzty3f5vrp">
               <w:r>
                 <w:rPr>
                   <w:rFonts w:ascii="Arial" w:cs="Arial" w:eastAsia="Arial" w:hAnsi="Arial"/>
@@ -15338,7 +15338,7 @@
               <w:spacing w:after="10" w:before="0"/>
               <w:ind w:left="120"/>
             </w:pPr>
-            <w:hyperlink w:history="1" r:id="rIdy-ahghqqxksvfsmnkkabw">
+            <w:hyperlink w:history="1" r:id="rIdtjde3q9zegkk7-_t6ufyz">
               <w:r>
                 <w:rPr>
                   <w:rFonts w:ascii="Arial" w:cs="Arial" w:eastAsia="Arial" w:hAnsi="Arial"/>
@@ -15533,7 +15533,7 @@
             <w:pPr>
               <w:spacing w:after="20" w:before="0"/>
             </w:pPr>
-            <w:hyperlink w:history="1" r:id="rIdb-zrf0xmjiy-ircm1deog">
+            <w:hyperlink w:history="1" r:id="rIdzj9q7r1rktzci8ij2if2g">
               <w:r>
                 <w:rPr>
                   <w:rFonts w:ascii="Arial" w:cs="Arial" w:eastAsia="Arial" w:hAnsi="Arial"/>
@@ -15582,7 +15582,7 @@
               <w:spacing w:after="10" w:before="0"/>
               <w:ind w:left="120"/>
             </w:pPr>
-            <w:hyperlink w:history="1" r:id="rIdf8rmz9knqpd5zuukco5p-">
+            <w:hyperlink w:history="1" r:id="rIdu5yjjwn1xunpmtywudpj4">
               <w:r>
                 <w:rPr>
                   <w:rFonts w:ascii="Arial" w:cs="Arial" w:eastAsia="Arial" w:hAnsi="Arial"/>
@@ -15627,7 +15627,7 @@
             <w:pPr>
               <w:spacing w:after="20" w:before="0"/>
             </w:pPr>
-            <w:hyperlink w:history="1" r:id="rIdzkgmdtl5xsegpwnxk0p7u">
+            <w:hyperlink w:history="1" r:id="rIdcjog1aiasmejls2acnczp">
               <w:r>
                 <w:rPr>
                   <w:rFonts w:ascii="Arial" w:cs="Arial" w:eastAsia="Arial" w:hAnsi="Arial"/>
@@ -15676,7 +15676,7 @@
               <w:spacing w:after="10" w:before="0"/>
               <w:ind w:left="120"/>
             </w:pPr>
-            <w:hyperlink w:history="1" r:id="rIdp_tyoow77oqflnxwerbka">
+            <w:hyperlink w:history="1" r:id="rIdtfqdlzjdrr2ppw5_1iaaw">
               <w:r>
                 <w:rPr>
                   <w:rFonts w:ascii="Arial" w:cs="Arial" w:eastAsia="Arial" w:hAnsi="Arial"/>
@@ -15871,7 +15871,7 @@
             <w:pPr>
               <w:spacing w:after="20" w:before="0"/>
             </w:pPr>
-            <w:hyperlink w:history="1" r:id="rIdfnbt9kimhks73kw6zgvz7">
+            <w:hyperlink w:history="1" r:id="rIdmvozbtsqt62pdzsj32obu">
               <w:r>
                 <w:rPr>
                   <w:rFonts w:ascii="Arial" w:cs="Arial" w:eastAsia="Arial" w:hAnsi="Arial"/>
@@ -15920,7 +15920,7 @@
               <w:spacing w:after="10" w:before="0"/>
               <w:ind w:left="120"/>
             </w:pPr>
-            <w:hyperlink w:history="1" r:id="rId5tjwuxqwg3588p6xszyyw">
+            <w:hyperlink w:history="1" r:id="rId3qerb1-7dguvtyrp7qgqr">
               <w:r>
                 <w:rPr>
                   <w:rFonts w:ascii="Arial" w:cs="Arial" w:eastAsia="Arial" w:hAnsi="Arial"/>
@@ -15965,7 +15965,7 @@
             <w:pPr>
               <w:spacing w:after="20" w:before="0"/>
             </w:pPr>
-            <w:hyperlink w:history="1" r:id="rId9dg4rpcx21e7okkqf_ywx">
+            <w:hyperlink w:history="1" r:id="rIdaq409kc52grgmgex1widj">
               <w:r>
                 <w:rPr>
                   <w:rFonts w:ascii="Arial" w:cs="Arial" w:eastAsia="Arial" w:hAnsi="Arial"/>
@@ -16014,7 +16014,7 @@
               <w:spacing w:after="10" w:before="0"/>
               <w:ind w:left="120"/>
             </w:pPr>
-            <w:hyperlink w:history="1" r:id="rIdxxony3bu8q4cnr4pqpqjf">
+            <w:hyperlink w:history="1" r:id="rIdn364lbi02gl1upipih9ul">
               <w:r>
                 <w:rPr>
                   <w:rFonts w:ascii="Arial" w:cs="Arial" w:eastAsia="Arial" w:hAnsi="Arial"/>
@@ -16209,7 +16209,7 @@
             <w:pPr>
               <w:spacing w:after="20" w:before="0"/>
             </w:pPr>
-            <w:hyperlink w:history="1" r:id="rIdcsbylxdmsbyqr8b3ahzw3">
+            <w:hyperlink w:history="1" r:id="rIdcrrn6fw-8midosepv0n10">
               <w:r>
                 <w:rPr>
                   <w:rFonts w:ascii="Arial" w:cs="Arial" w:eastAsia="Arial" w:hAnsi="Arial"/>
@@ -16258,7 +16258,7 @@
               <w:spacing w:after="10" w:before="0"/>
               <w:ind w:left="120"/>
             </w:pPr>
-            <w:hyperlink w:history="1" r:id="rIdpht_xi6hydaulhp-jeoy6">
+            <w:hyperlink w:history="1" r:id="rIdsw4uyrlieyssi8xfcwrqb">
               <w:r>
                 <w:rPr>
                   <w:rFonts w:ascii="Arial" w:cs="Arial" w:eastAsia="Arial" w:hAnsi="Arial"/>
@@ -16303,7 +16303,7 @@
             <w:pPr>
               <w:spacing w:after="20" w:before="0"/>
             </w:pPr>
-            <w:hyperlink w:history="1" r:id="rId2dqtnzhrohncojnharjfd">
+            <w:hyperlink w:history="1" r:id="rIdpbgnwwcl6-x5yr63uplj1">
               <w:r>
                 <w:rPr>
                   <w:rFonts w:ascii="Arial" w:cs="Arial" w:eastAsia="Arial" w:hAnsi="Arial"/>
@@ -16352,7 +16352,7 @@
               <w:spacing w:after="10" w:before="0"/>
               <w:ind w:left="120"/>
             </w:pPr>
-            <w:hyperlink w:history="1" r:id="rId1mdvwnwl7ypsl3qhqrc6l">
+            <w:hyperlink w:history="1" r:id="rIdf8bfzhilqv1nmviwxchb9">
               <w:r>
                 <w:rPr>
                   <w:rFonts w:ascii="Arial" w:cs="Arial" w:eastAsia="Arial" w:hAnsi="Arial"/>
@@ -16864,7 +16864,7 @@
         </w:rPr>
         <w:t xml:space="preserve">© 2026 SeaVuria and ARES. Aligned with KICD objectives. Developed by SeaVuria; technical implementation by ARES (with AI assistance from Claude). Licensed under </w:t>
       </w:r>
-      <w:hyperlink w:history="1" r:id="rIdaggvuua-eowchuwdgu7pq">
+      <w:hyperlink w:history="1" r:id="rIdr6pf-6krbpp_qu6k5a4fw">
         <w:r>
           <w:rPr>
             <w:rFonts w:ascii="Arial" w:cs="Arial" w:eastAsia="Arial" w:hAnsi="Arial"/>
@@ -16885,7 +16885,7 @@
         </w:rPr>
         <w:t xml:space="preserve"> (</w:t>
       </w:r>
-      <w:hyperlink w:history="1" r:id="rIdofxycu2hn0bvihjan2j5g">
+      <w:hyperlink w:history="1" r:id="rIdtejevkjp3jlnke0e-tzmy">
         <w:r>
           <w:rPr>
             <w:rFonts w:ascii="Arial" w:cs="Arial" w:eastAsia="Arial" w:hAnsi="Arial"/>
@@ -17898,7 +17898,7 @@
             <w:pPr>
               <w:spacing w:after="20" w:before="0"/>
             </w:pPr>
-            <w:hyperlink w:history="1" r:id="rIdkzdtjktpi4ttvut8sx2cw">
+            <w:hyperlink w:history="1" r:id="rIdalpqnacwtrdsfs29iplnx">
               <w:r>
                 <w:rPr>
                   <w:rFonts w:ascii="Arial" w:cs="Arial" w:eastAsia="Arial" w:hAnsi="Arial"/>
@@ -17947,7 +17947,7 @@
               <w:spacing w:after="10" w:before="0"/>
               <w:ind w:left="120"/>
             </w:pPr>
-            <w:hyperlink w:history="1" r:id="rId4hzu85ijsncgpxz4-jjtu">
+            <w:hyperlink w:history="1" r:id="rIdxto7lx2kqc_kpjgcfhk1k">
               <w:r>
                 <w:rPr>
                   <w:rFonts w:ascii="Arial" w:cs="Arial" w:eastAsia="Arial" w:hAnsi="Arial"/>
@@ -18009,7 +18009,7 @@
               <w:spacing w:after="10" w:before="0"/>
               <w:ind w:left="120"/>
             </w:pPr>
-            <w:hyperlink w:history="1" r:id="rId2f3ircd5oshdgvbacmeep">
+            <w:hyperlink w:history="1" r:id="rId5l1vu3kumyfylrbfo4__u">
               <w:r>
                 <w:rPr>
                   <w:rFonts w:ascii="Arial" w:cs="Arial" w:eastAsia="Arial" w:hAnsi="Arial"/>
@@ -18219,7 +18219,7 @@
             <w:pPr>
               <w:spacing w:after="20" w:before="0"/>
             </w:pPr>
-            <w:hyperlink w:history="1" r:id="rIdgzdvzxr5q9vrtuu-fesgk">
+            <w:hyperlink w:history="1" r:id="rIdg5h4uz3vzkcxn4kmgh0vo">
               <w:r>
                 <w:rPr>
                   <w:rFonts w:ascii="Arial" w:cs="Arial" w:eastAsia="Arial" w:hAnsi="Arial"/>
@@ -18268,7 +18268,7 @@
               <w:spacing w:after="10" w:before="0"/>
               <w:ind w:left="120"/>
             </w:pPr>
-            <w:hyperlink w:history="1" r:id="rId65jm3-swtexiw032phs4m">
+            <w:hyperlink w:history="1" r:id="rIdjtjjnemo1jeqopjpkysr6">
               <w:r>
                 <w:rPr>
                   <w:rFonts w:ascii="Arial" w:cs="Arial" w:eastAsia="Arial" w:hAnsi="Arial"/>
@@ -18330,7 +18330,7 @@
               <w:spacing w:after="10" w:before="0"/>
               <w:ind w:left="120"/>
             </w:pPr>
-            <w:hyperlink w:history="1" r:id="rIda-zbkmhukfat5_nooxtjy">
+            <w:hyperlink w:history="1" r:id="rIdgxc93hmg6ky8jwvp_ulxm">
               <w:r>
                 <w:rPr>
                   <w:rFonts w:ascii="Arial" w:cs="Arial" w:eastAsia="Arial" w:hAnsi="Arial"/>
@@ -18540,7 +18540,7 @@
             <w:pPr>
               <w:spacing w:after="20" w:before="0"/>
             </w:pPr>
-            <w:hyperlink w:history="1" r:id="rIdfzkchu1cwjlz5zy3ypuar">
+            <w:hyperlink w:history="1" r:id="rIdohbt9ez7poe2eypysglxa">
               <w:r>
                 <w:rPr>
                   <w:rFonts w:ascii="Arial" w:cs="Arial" w:eastAsia="Arial" w:hAnsi="Arial"/>
@@ -18589,7 +18589,7 @@
               <w:spacing w:after="10" w:before="0"/>
               <w:ind w:left="120"/>
             </w:pPr>
-            <w:hyperlink w:history="1" r:id="rIdwwspecnm-ukymu_tziumo">
+            <w:hyperlink w:history="1" r:id="rIdaws97c7piqbz3n5qib5gu">
               <w:r>
                 <w:rPr>
                   <w:rFonts w:ascii="Arial" w:cs="Arial" w:eastAsia="Arial" w:hAnsi="Arial"/>
@@ -18651,7 +18651,7 @@
               <w:spacing w:after="10" w:before="0"/>
               <w:ind w:left="120"/>
             </w:pPr>
-            <w:hyperlink w:history="1" r:id="rId8bjr-6qgdwwyviuoygvhn">
+            <w:hyperlink w:history="1" r:id="rIdghg9prk-78dncamr7glfc">
               <w:r>
                 <w:rPr>
                   <w:rFonts w:ascii="Arial" w:cs="Arial" w:eastAsia="Arial" w:hAnsi="Arial"/>
@@ -18861,7 +18861,7 @@
             <w:pPr>
               <w:spacing w:after="20" w:before="0"/>
             </w:pPr>
-            <w:hyperlink w:history="1" r:id="rIdecpaeurhapobupao5y1qf">
+            <w:hyperlink w:history="1" r:id="rIdogodjsrrtl7629kvepjtt">
               <w:r>
                 <w:rPr>
                   <w:rFonts w:ascii="Arial" w:cs="Arial" w:eastAsia="Arial" w:hAnsi="Arial"/>
@@ -18910,7 +18910,7 @@
               <w:spacing w:after="10" w:before="0"/>
               <w:ind w:left="120"/>
             </w:pPr>
-            <w:hyperlink w:history="1" r:id="rIdcqh8ba9vequkn9on4pxkw">
+            <w:hyperlink w:history="1" r:id="rIdnhpgxvaeqdgrd_mvokoeh">
               <w:r>
                 <w:rPr>
                   <w:rFonts w:ascii="Arial" w:cs="Arial" w:eastAsia="Arial" w:hAnsi="Arial"/>
@@ -18972,7 +18972,7 @@
               <w:spacing w:after="10" w:before="0"/>
               <w:ind w:left="120"/>
             </w:pPr>
-            <w:hyperlink w:history="1" r:id="rIdriqwjkvev5wszc-wgm8dx">
+            <w:hyperlink w:history="1" r:id="rIdwngrvcxtec-ppclhojljd">
               <w:r>
                 <w:rPr>
                   <w:rFonts w:ascii="Arial" w:cs="Arial" w:eastAsia="Arial" w:hAnsi="Arial"/>
@@ -19182,7 +19182,7 @@
             <w:pPr>
               <w:spacing w:after="20" w:before="0"/>
             </w:pPr>
-            <w:hyperlink w:history="1" r:id="rIdshil-odbpsm-hxyo-vfs0">
+            <w:hyperlink w:history="1" r:id="rIdcymrq9to2kuqjzmkf_lqp">
               <w:r>
                 <w:rPr>
                   <w:rFonts w:ascii="Arial" w:cs="Arial" w:eastAsia="Arial" w:hAnsi="Arial"/>
@@ -19231,7 +19231,7 @@
               <w:spacing w:after="10" w:before="0"/>
               <w:ind w:left="120"/>
             </w:pPr>
-            <w:hyperlink w:history="1" r:id="rId1zidkz3fnz1_o3l3sgimg">
+            <w:hyperlink w:history="1" r:id="rIdj9ehwf_gu4xwypw2j4f0f">
               <w:r>
                 <w:rPr>
                   <w:rFonts w:ascii="Arial" w:cs="Arial" w:eastAsia="Arial" w:hAnsi="Arial"/>
@@ -19293,7 +19293,7 @@
               <w:spacing w:after="10" w:before="0"/>
               <w:ind w:left="120"/>
             </w:pPr>
-            <w:hyperlink w:history="1" r:id="rIdf-vnbigxhjytj0_1ibivg">
+            <w:hyperlink w:history="1" r:id="rIdftynamh7yrgqlud_nwo0w">
               <w:r>
                 <w:rPr>
                   <w:rFonts w:ascii="Arial" w:cs="Arial" w:eastAsia="Arial" w:hAnsi="Arial"/>
@@ -19820,7 +19820,7 @@
         </w:rPr>
         <w:t xml:space="preserve">© 2026 SeaVuria and ARES. Aligned with KICD objectives. Developed by SeaVuria; technical implementation by ARES (with AI assistance from Claude). Licensed under </w:t>
       </w:r>
-      <w:hyperlink w:history="1" r:id="rIdiphfo0t8bmayo4psdnham">
+      <w:hyperlink w:history="1" r:id="rIduwd8ksvtspb_h8wh_yud-">
         <w:r>
           <w:rPr>
             <w:rFonts w:ascii="Arial" w:cs="Arial" w:eastAsia="Arial" w:hAnsi="Arial"/>
@@ -19841,7 +19841,7 @@
         </w:rPr>
         <w:t xml:space="preserve"> (</w:t>
       </w:r>
-      <w:hyperlink w:history="1" r:id="rIdzs2yscwuezebmqht1tzkj">
+      <w:hyperlink w:history="1" r:id="rId1rke1jh2squbnlav242ce">
         <w:r>
           <w:rPr>
             <w:rFonts w:ascii="Arial" w:cs="Arial" w:eastAsia="Arial" w:hAnsi="Arial"/>

--- a/data/outputs/v2/Grade11/Biology/Lesson_Plans/SS3.2_Growth_and_Development_in_Animals/Biology_Growth_and_Development_in_Animals_CBE_LessonSequence.docx
+++ b/data/outputs/v2/Grade11/Biology/Lesson_Plans/SS3.2_Growth_and_Development_in_Animals/Biology_Growth_and_Development_in_Animals_CBE_LessonSequence.docx
@@ -1896,7 +1896,7 @@
         </w:rPr>
         <w:t xml:space="preserve">© 2026 SeaVuria and ARES. This work is licensed under a </w:t>
       </w:r>
-      <w:hyperlink w:history="1" r:id="rId5urawyczm4b96qoq0demb">
+      <w:hyperlink w:history="1" r:id="rIdlrpmveq5r3afldo4lb6x8">
         <w:r>
           <w:rPr>
             <w:rFonts w:ascii="Arial" w:cs="Arial" w:eastAsia="Arial" w:hAnsi="Arial"/>
@@ -1916,7 +1916,7 @@
         </w:rPr>
         <w:t xml:space="preserve"> (</w:t>
       </w:r>
-      <w:hyperlink w:history="1" r:id="rId4mvucyv_hw7rqca8fm_fy">
+      <w:hyperlink w:history="1" r:id="rIduc2b2l49rirh3wilarww_">
         <w:r>
           <w:rPr>
             <w:rFonts w:ascii="Arial" w:cs="Arial" w:eastAsia="Arial" w:hAnsi="Arial"/>
@@ -1936,7 +1936,7 @@
         </w:rPr>
         <w:t xml:space="preserve">). To view a copy of this license, visit </w:t>
       </w:r>
-      <w:hyperlink w:history="1" r:id="rIdl278ytgmsiuuie5c4xnzz">
+      <w:hyperlink w:history="1" r:id="rIdmsnkw2qrgpoqo-8luimmt">
         <w:r>
           <w:rPr>
             <w:rFonts w:ascii="Arial" w:cs="Arial" w:eastAsia="Arial" w:hAnsi="Arial"/>
@@ -2948,7 +2948,7 @@
             <w:pPr>
               <w:spacing w:after="20" w:before="0"/>
             </w:pPr>
-            <w:hyperlink w:history="1" r:id="rId-uzccf3nzqqvcsekr2kq2">
+            <w:hyperlink w:history="1" r:id="rId_bfvfvnsbeyhvh3awdtre">
               <w:r>
                 <w:rPr>
                   <w:rFonts w:ascii="Arial" w:cs="Arial" w:eastAsia="Arial" w:hAnsi="Arial"/>
@@ -2997,7 +2997,7 @@
               <w:spacing w:after="10" w:before="0"/>
               <w:ind w:left="120"/>
             </w:pPr>
-            <w:hyperlink w:history="1" r:id="rId2hn6aizr5nlbusjtfgdl-">
+            <w:hyperlink w:history="1" r:id="rIdtrrlygphp5lxz1o8vmio3">
               <w:r>
                 <w:rPr>
                   <w:rFonts w:ascii="Arial" w:cs="Arial" w:eastAsia="Arial" w:hAnsi="Arial"/>
@@ -3059,7 +3059,7 @@
               <w:spacing w:after="10" w:before="0"/>
               <w:ind w:left="120"/>
             </w:pPr>
-            <w:hyperlink w:history="1" r:id="rIdqueytoaulxxyo0xpzuqkr">
+            <w:hyperlink w:history="1" r:id="rIdxibp7zhdponaoh37nikui">
               <w:r>
                 <w:rPr>
                   <w:rFonts w:ascii="Arial" w:cs="Arial" w:eastAsia="Arial" w:hAnsi="Arial"/>
@@ -3269,7 +3269,7 @@
             <w:pPr>
               <w:spacing w:after="20" w:before="0"/>
             </w:pPr>
-            <w:hyperlink w:history="1" r:id="rId87dr-xqk40kejk17c7v1i">
+            <w:hyperlink w:history="1" r:id="rId_qbwx23mvb6omd1bx__ni">
               <w:r>
                 <w:rPr>
                   <w:rFonts w:ascii="Arial" w:cs="Arial" w:eastAsia="Arial" w:hAnsi="Arial"/>
@@ -3318,7 +3318,7 @@
               <w:spacing w:after="10" w:before="0"/>
               <w:ind w:left="120"/>
             </w:pPr>
-            <w:hyperlink w:history="1" r:id="rId020vf1xtqja8wmmps6gek">
+            <w:hyperlink w:history="1" r:id="rId1i4u0snneufcph1erbj4g">
               <w:r>
                 <w:rPr>
                   <w:rFonts w:ascii="Arial" w:cs="Arial" w:eastAsia="Arial" w:hAnsi="Arial"/>
@@ -3380,7 +3380,7 @@
               <w:spacing w:after="10" w:before="0"/>
               <w:ind w:left="120"/>
             </w:pPr>
-            <w:hyperlink w:history="1" r:id="rIdzi2ukndlpxn8jksl1tzti">
+            <w:hyperlink w:history="1" r:id="rIdmosyo691qxfuya_1f2glq">
               <w:r>
                 <w:rPr>
                   <w:rFonts w:ascii="Arial" w:cs="Arial" w:eastAsia="Arial" w:hAnsi="Arial"/>
@@ -3590,7 +3590,7 @@
             <w:pPr>
               <w:spacing w:after="20" w:before="0"/>
             </w:pPr>
-            <w:hyperlink w:history="1" r:id="rIdfduyxmbyky6tz590ae66n">
+            <w:hyperlink w:history="1" r:id="rIdfsn7uzc-tadbnrzdljtuc">
               <w:r>
                 <w:rPr>
                   <w:rFonts w:ascii="Arial" w:cs="Arial" w:eastAsia="Arial" w:hAnsi="Arial"/>
@@ -3639,7 +3639,7 @@
               <w:spacing w:after="10" w:before="0"/>
               <w:ind w:left="120"/>
             </w:pPr>
-            <w:hyperlink w:history="1" r:id="rIdb-wq4vyxlgq1gswdkwew6">
+            <w:hyperlink w:history="1" r:id="rId3twttks8ocdilhtdn-ndd">
               <w:r>
                 <w:rPr>
                   <w:rFonts w:ascii="Arial" w:cs="Arial" w:eastAsia="Arial" w:hAnsi="Arial"/>
@@ -3701,7 +3701,7 @@
               <w:spacing w:after="10" w:before="0"/>
               <w:ind w:left="120"/>
             </w:pPr>
-            <w:hyperlink w:history="1" r:id="rIdzbtlcoiug1h3wdldzxefx">
+            <w:hyperlink w:history="1" r:id="rIdmeam4_7die99ejpfjkmp5">
               <w:r>
                 <w:rPr>
                   <w:rFonts w:ascii="Arial" w:cs="Arial" w:eastAsia="Arial" w:hAnsi="Arial"/>
@@ -3911,7 +3911,7 @@
             <w:pPr>
               <w:spacing w:after="20" w:before="0"/>
             </w:pPr>
-            <w:hyperlink w:history="1" r:id="rId94ew8o3k7ujyjfladvqwd">
+            <w:hyperlink w:history="1" r:id="rIdziyntuoxy_hrze-ycmj-i">
               <w:r>
                 <w:rPr>
                   <w:rFonts w:ascii="Arial" w:cs="Arial" w:eastAsia="Arial" w:hAnsi="Arial"/>
@@ -3960,7 +3960,7 @@
               <w:spacing w:after="10" w:before="0"/>
               <w:ind w:left="120"/>
             </w:pPr>
-            <w:hyperlink w:history="1" r:id="rIde89kyfeskg0fvtsgxxbnt">
+            <w:hyperlink w:history="1" r:id="rIdayxohmjif7wahl_ds2wf9">
               <w:r>
                 <w:rPr>
                   <w:rFonts w:ascii="Arial" w:cs="Arial" w:eastAsia="Arial" w:hAnsi="Arial"/>
@@ -4022,7 +4022,7 @@
               <w:spacing w:after="10" w:before="0"/>
               <w:ind w:left="120"/>
             </w:pPr>
-            <w:hyperlink w:history="1" r:id="rIdn1ya7p6loj272k4mecztp">
+            <w:hyperlink w:history="1" r:id="rIdqcumrvx3ld4xo5upp168b">
               <w:r>
                 <w:rPr>
                   <w:rFonts w:ascii="Arial" w:cs="Arial" w:eastAsia="Arial" w:hAnsi="Arial"/>
@@ -4232,7 +4232,7 @@
             <w:pPr>
               <w:spacing w:after="20" w:before="0"/>
             </w:pPr>
-            <w:hyperlink w:history="1" r:id="rIdgkkwrvsvjngju8efpgo0d">
+            <w:hyperlink w:history="1" r:id="rIda7nllhlvkpmb8fxsjg9ww">
               <w:r>
                 <w:rPr>
                   <w:rFonts w:ascii="Arial" w:cs="Arial" w:eastAsia="Arial" w:hAnsi="Arial"/>
@@ -4281,7 +4281,7 @@
               <w:spacing w:after="10" w:before="0"/>
               <w:ind w:left="120"/>
             </w:pPr>
-            <w:hyperlink w:history="1" r:id="rIda-q95wpmfyak7rhxo9t9q">
+            <w:hyperlink w:history="1" r:id="rIdbfl8kaefszxtm5ggfizld">
               <w:r>
                 <w:rPr>
                   <w:rFonts w:ascii="Arial" w:cs="Arial" w:eastAsia="Arial" w:hAnsi="Arial"/>
@@ -4343,7 +4343,7 @@
               <w:spacing w:after="10" w:before="0"/>
               <w:ind w:left="120"/>
             </w:pPr>
-            <w:hyperlink w:history="1" r:id="rIdziy5bt3hluvq4artbho-r">
+            <w:hyperlink w:history="1" r:id="rIdkuildhguzp3t-ije1zqzf">
               <w:r>
                 <w:rPr>
                   <w:rFonts w:ascii="Arial" w:cs="Arial" w:eastAsia="Arial" w:hAnsi="Arial"/>
@@ -4870,7 +4870,7 @@
         </w:rPr>
         <w:t xml:space="preserve">© 2026 SeaVuria and ARES. Aligned with KICD objectives. Developed by SeaVuria; technical implementation by ARES (with AI assistance from Claude). Licensed under </w:t>
       </w:r>
-      <w:hyperlink w:history="1" r:id="rIddbxd3shmtdwffapqkorry">
+      <w:hyperlink w:history="1" r:id="rIddlrz86wgyr7aprkrgifmk">
         <w:r>
           <w:rPr>
             <w:rFonts w:ascii="Arial" w:cs="Arial" w:eastAsia="Arial" w:hAnsi="Arial"/>
@@ -4891,7 +4891,7 @@
         </w:rPr>
         <w:t xml:space="preserve"> (</w:t>
       </w:r>
-      <w:hyperlink w:history="1" r:id="rIdknf02t5u4vxy8fldogbtg">
+      <w:hyperlink w:history="1" r:id="rIdluyxe21cifyjanru12j4w">
         <w:r>
           <w:rPr>
             <w:rFonts w:ascii="Arial" w:cs="Arial" w:eastAsia="Arial" w:hAnsi="Arial"/>
@@ -5904,7 +5904,7 @@
             <w:pPr>
               <w:spacing w:after="20" w:before="0"/>
             </w:pPr>
-            <w:hyperlink w:history="1" r:id="rIdubn6-j-xsju350e9qehcb">
+            <w:hyperlink w:history="1" r:id="rIdl4gcfc03df9row4zuj822">
               <w:r>
                 <w:rPr>
                   <w:rFonts w:ascii="Arial" w:cs="Arial" w:eastAsia="Arial" w:hAnsi="Arial"/>
@@ -5953,7 +5953,7 @@
               <w:spacing w:after="10" w:before="0"/>
               <w:ind w:left="120"/>
             </w:pPr>
-            <w:hyperlink w:history="1" r:id="rId2k4lobzsf148wngaqatxu">
+            <w:hyperlink w:history="1" r:id="rId40ngxlv4nvgwbu1st9fvi">
               <w:r>
                 <w:rPr>
                   <w:rFonts w:ascii="Arial" w:cs="Arial" w:eastAsia="Arial" w:hAnsi="Arial"/>
@@ -5998,7 +5998,7 @@
             <w:pPr>
               <w:spacing w:after="20" w:before="0"/>
             </w:pPr>
-            <w:hyperlink w:history="1" r:id="rIdxzxlsqvxwo2k9g0trqmgb">
+            <w:hyperlink w:history="1" r:id="rIdoi0qemk3blitkz7hucsar">
               <w:r>
                 <w:rPr>
                   <w:rFonts w:ascii="Arial" w:cs="Arial" w:eastAsia="Arial" w:hAnsi="Arial"/>
@@ -6047,7 +6047,7 @@
               <w:spacing w:after="10" w:before="0"/>
               <w:ind w:left="120"/>
             </w:pPr>
-            <w:hyperlink w:history="1" r:id="rIdtbmhnk5w5sz9ty68wv9cl">
+            <w:hyperlink w:history="1" r:id="rIdj8emyw0avc_8phs3wbtty">
               <w:r>
                 <w:rPr>
                   <w:rFonts w:ascii="Arial" w:cs="Arial" w:eastAsia="Arial" w:hAnsi="Arial"/>
@@ -6242,7 +6242,7 @@
             <w:pPr>
               <w:spacing w:after="20" w:before="0"/>
             </w:pPr>
-            <w:hyperlink w:history="1" r:id="rIdlrtxj9ah-cpglttgh3zgq">
+            <w:hyperlink w:history="1" r:id="rIdz7zeolnbkr-h1jhlvmfwq">
               <w:r>
                 <w:rPr>
                   <w:rFonts w:ascii="Arial" w:cs="Arial" w:eastAsia="Arial" w:hAnsi="Arial"/>
@@ -6291,7 +6291,7 @@
               <w:spacing w:after="10" w:before="0"/>
               <w:ind w:left="120"/>
             </w:pPr>
-            <w:hyperlink w:history="1" r:id="rId_fmgvomm6yu3ll8ex_t69">
+            <w:hyperlink w:history="1" r:id="rIduu6asbfuykul5-chsid-j">
               <w:r>
                 <w:rPr>
                   <w:rFonts w:ascii="Arial" w:cs="Arial" w:eastAsia="Arial" w:hAnsi="Arial"/>
@@ -6336,7 +6336,7 @@
             <w:pPr>
               <w:spacing w:after="20" w:before="0"/>
             </w:pPr>
-            <w:hyperlink w:history="1" r:id="rIdfxkxur-td0dqdvtrouzf-">
+            <w:hyperlink w:history="1" r:id="rId9wutdqe-sj6bisqvbfbtj">
               <w:r>
                 <w:rPr>
                   <w:rFonts w:ascii="Arial" w:cs="Arial" w:eastAsia="Arial" w:hAnsi="Arial"/>
@@ -6385,7 +6385,7 @@
               <w:spacing w:after="10" w:before="0"/>
               <w:ind w:left="120"/>
             </w:pPr>
-            <w:hyperlink w:history="1" r:id="rId_ipfhll8nlm4e8v6cib37">
+            <w:hyperlink w:history="1" r:id="rIdse_bqdut_h4myvz3x4vem">
               <w:r>
                 <w:rPr>
                   <w:rFonts w:ascii="Arial" w:cs="Arial" w:eastAsia="Arial" w:hAnsi="Arial"/>
@@ -6580,7 +6580,7 @@
             <w:pPr>
               <w:spacing w:after="20" w:before="0"/>
             </w:pPr>
-            <w:hyperlink w:history="1" r:id="rIdzmm1y1ds3ekt_-1saskcl">
+            <w:hyperlink w:history="1" r:id="rIdsq4bf9gpeluwl2vctmb4g">
               <w:r>
                 <w:rPr>
                   <w:rFonts w:ascii="Arial" w:cs="Arial" w:eastAsia="Arial" w:hAnsi="Arial"/>
@@ -6629,7 +6629,7 @@
               <w:spacing w:after="10" w:before="0"/>
               <w:ind w:left="120"/>
             </w:pPr>
-            <w:hyperlink w:history="1" r:id="rId5pdnd8p3bxjg7b4k5-zke">
+            <w:hyperlink w:history="1" r:id="rId2cc3h7nregyqsun2dv5gk">
               <w:r>
                 <w:rPr>
                   <w:rFonts w:ascii="Arial" w:cs="Arial" w:eastAsia="Arial" w:hAnsi="Arial"/>
@@ -6674,7 +6674,7 @@
             <w:pPr>
               <w:spacing w:after="20" w:before="0"/>
             </w:pPr>
-            <w:hyperlink w:history="1" r:id="rIdtacdyqsctxuxjuuzhqhzh">
+            <w:hyperlink w:history="1" r:id="rIdo3ml07uixlr449a7qlgrl">
               <w:r>
                 <w:rPr>
                   <w:rFonts w:ascii="Arial" w:cs="Arial" w:eastAsia="Arial" w:hAnsi="Arial"/>
@@ -6723,7 +6723,7 @@
               <w:spacing w:after="10" w:before="0"/>
               <w:ind w:left="120"/>
             </w:pPr>
-            <w:hyperlink w:history="1" r:id="rId2bvupvljab2wovk32ius9">
+            <w:hyperlink w:history="1" r:id="rIdqcunfd5m741dlgsesd7eh">
               <w:r>
                 <w:rPr>
                   <w:rFonts w:ascii="Arial" w:cs="Arial" w:eastAsia="Arial" w:hAnsi="Arial"/>
@@ -6918,7 +6918,7 @@
             <w:pPr>
               <w:spacing w:after="20" w:before="0"/>
             </w:pPr>
-            <w:hyperlink w:history="1" r:id="rIdernsgt-7wcryxsek6ci8q">
+            <w:hyperlink w:history="1" r:id="rIdtngimss3noj7nnu1kglkn">
               <w:r>
                 <w:rPr>
                   <w:rFonts w:ascii="Arial" w:cs="Arial" w:eastAsia="Arial" w:hAnsi="Arial"/>
@@ -6967,7 +6967,7 @@
               <w:spacing w:after="10" w:before="0"/>
               <w:ind w:left="120"/>
             </w:pPr>
-            <w:hyperlink w:history="1" r:id="rIdvbo6rahwejnseaxxfsiho">
+            <w:hyperlink w:history="1" r:id="rIdjv_tm3aivkvyil_gjn-g4">
               <w:r>
                 <w:rPr>
                   <w:rFonts w:ascii="Arial" w:cs="Arial" w:eastAsia="Arial" w:hAnsi="Arial"/>
@@ -7012,7 +7012,7 @@
             <w:pPr>
               <w:spacing w:after="20" w:before="0"/>
             </w:pPr>
-            <w:hyperlink w:history="1" r:id="rId5zvaby3ov3tb2xdcz38cn">
+            <w:hyperlink w:history="1" r:id="rIdmcf4ioi-_hzuoe-7gfocv">
               <w:r>
                 <w:rPr>
                   <w:rFonts w:ascii="Arial" w:cs="Arial" w:eastAsia="Arial" w:hAnsi="Arial"/>
@@ -7061,7 +7061,7 @@
               <w:spacing w:after="10" w:before="0"/>
               <w:ind w:left="120"/>
             </w:pPr>
-            <w:hyperlink w:history="1" r:id="rIdwllcfjihswy20mtm3x7zz">
+            <w:hyperlink w:history="1" r:id="rIdmllrji29hjwwluj-7u_fa">
               <w:r>
                 <w:rPr>
                   <w:rFonts w:ascii="Arial" w:cs="Arial" w:eastAsia="Arial" w:hAnsi="Arial"/>
@@ -7256,7 +7256,7 @@
             <w:pPr>
               <w:spacing w:after="20" w:before="0"/>
             </w:pPr>
-            <w:hyperlink w:history="1" r:id="rIdhwufzuwmo5am4n1x1j7kk">
+            <w:hyperlink w:history="1" r:id="rId0vhpur5badeegd5onq7of">
               <w:r>
                 <w:rPr>
                   <w:rFonts w:ascii="Arial" w:cs="Arial" w:eastAsia="Arial" w:hAnsi="Arial"/>
@@ -7305,7 +7305,7 @@
               <w:spacing w:after="10" w:before="0"/>
               <w:ind w:left="120"/>
             </w:pPr>
-            <w:hyperlink w:history="1" r:id="rIdph3zkqpkypo_sjaywod1k">
+            <w:hyperlink w:history="1" r:id="rIdneec0r0fn-0k-1xnpqtro">
               <w:r>
                 <w:rPr>
                   <w:rFonts w:ascii="Arial" w:cs="Arial" w:eastAsia="Arial" w:hAnsi="Arial"/>
@@ -7350,7 +7350,7 @@
             <w:pPr>
               <w:spacing w:after="20" w:before="0"/>
             </w:pPr>
-            <w:hyperlink w:history="1" r:id="rIdkaiic3wmd7zy0iqbzuox2">
+            <w:hyperlink w:history="1" r:id="rId586vup87_tdcx28ntabvo">
               <w:r>
                 <w:rPr>
                   <w:rFonts w:ascii="Arial" w:cs="Arial" w:eastAsia="Arial" w:hAnsi="Arial"/>
@@ -7399,7 +7399,7 @@
               <w:spacing w:after="10" w:before="0"/>
               <w:ind w:left="120"/>
             </w:pPr>
-            <w:hyperlink w:history="1" r:id="rIdtbu-44sshrqgcwnpmn7ne">
+            <w:hyperlink w:history="1" r:id="rIdr0b2xhpdyan2di2zntebh">
               <w:r>
                 <w:rPr>
                   <w:rFonts w:ascii="Arial" w:cs="Arial" w:eastAsia="Arial" w:hAnsi="Arial"/>
@@ -7911,7 +7911,7 @@
         </w:rPr>
         <w:t xml:space="preserve">© 2026 SeaVuria and ARES. Aligned with KICD objectives. Developed by SeaVuria; technical implementation by ARES (with AI assistance from Claude). Licensed under </w:t>
       </w:r>
-      <w:hyperlink w:history="1" r:id="rId30we7wrubrxljiezgxdcl">
+      <w:hyperlink w:history="1" r:id="rId12c4ilvpal1exvc4b70pe">
         <w:r>
           <w:rPr>
             <w:rFonts w:ascii="Arial" w:cs="Arial" w:eastAsia="Arial" w:hAnsi="Arial"/>
@@ -7932,7 +7932,7 @@
         </w:rPr>
         <w:t xml:space="preserve"> (</w:t>
       </w:r>
-      <w:hyperlink w:history="1" r:id="rIdqgicvmnsoyl6hdcxdrjbv">
+      <w:hyperlink w:history="1" r:id="rIdkillffbupjsgsskhhpjda">
         <w:r>
           <w:rPr>
             <w:rFonts w:ascii="Arial" w:cs="Arial" w:eastAsia="Arial" w:hAnsi="Arial"/>
@@ -8945,7 +8945,7 @@
             <w:pPr>
               <w:spacing w:after="20" w:before="0"/>
             </w:pPr>
-            <w:hyperlink w:history="1" r:id="rIdkrolzadjbictjjkp2mqpx">
+            <w:hyperlink w:history="1" r:id="rId9q6jvrn4j6hbi4nwzk4l8">
               <w:r>
                 <w:rPr>
                   <w:rFonts w:ascii="Arial" w:cs="Arial" w:eastAsia="Arial" w:hAnsi="Arial"/>
@@ -8994,7 +8994,7 @@
               <w:spacing w:after="10" w:before="0"/>
               <w:ind w:left="120"/>
             </w:pPr>
-            <w:hyperlink w:history="1" r:id="rIdma2t8lzi8q19nm9nnswow">
+            <w:hyperlink w:history="1" r:id="rIdcb-8kyr0yebhqqdznr20m">
               <w:r>
                 <w:rPr>
                   <w:rFonts w:ascii="Arial" w:cs="Arial" w:eastAsia="Arial" w:hAnsi="Arial"/>
@@ -9039,7 +9039,7 @@
             <w:pPr>
               <w:spacing w:after="20" w:before="0"/>
             </w:pPr>
-            <w:hyperlink w:history="1" r:id="rIdlycnfaeueius-5yh435rr">
+            <w:hyperlink w:history="1" r:id="rIdsq4i8ibmjsuzksxk6fbia">
               <w:r>
                 <w:rPr>
                   <w:rFonts w:ascii="Arial" w:cs="Arial" w:eastAsia="Arial" w:hAnsi="Arial"/>
@@ -9088,7 +9088,7 @@
               <w:spacing w:after="10" w:before="0"/>
               <w:ind w:left="120"/>
             </w:pPr>
-            <w:hyperlink w:history="1" r:id="rIdukt2y-npy5mg_osayl2bz">
+            <w:hyperlink w:history="1" r:id="rIds2cw5b7of5dwzb_lw6js6">
               <w:r>
                 <w:rPr>
                   <w:rFonts w:ascii="Arial" w:cs="Arial" w:eastAsia="Arial" w:hAnsi="Arial"/>
@@ -9283,7 +9283,7 @@
             <w:pPr>
               <w:spacing w:after="20" w:before="0"/>
             </w:pPr>
-            <w:hyperlink w:history="1" r:id="rIdxyepu1ksro8tqqptltjjy">
+            <w:hyperlink w:history="1" r:id="rIdfdugrxokuetaf5hbz1f8m">
               <w:r>
                 <w:rPr>
                   <w:rFonts w:ascii="Arial" w:cs="Arial" w:eastAsia="Arial" w:hAnsi="Arial"/>
@@ -9332,7 +9332,7 @@
               <w:spacing w:after="10" w:before="0"/>
               <w:ind w:left="120"/>
             </w:pPr>
-            <w:hyperlink w:history="1" r:id="rIdw-yuy837mjuyya2qbrlag">
+            <w:hyperlink w:history="1" r:id="rIdi1mqmvtroend5mycuewp3">
               <w:r>
                 <w:rPr>
                   <w:rFonts w:ascii="Arial" w:cs="Arial" w:eastAsia="Arial" w:hAnsi="Arial"/>
@@ -9377,7 +9377,7 @@
             <w:pPr>
               <w:spacing w:after="20" w:before="0"/>
             </w:pPr>
-            <w:hyperlink w:history="1" r:id="rIdmgcjg-14fflkomi1a4-tn">
+            <w:hyperlink w:history="1" r:id="rIdk5_bkcmyfql7p4gf02ptf">
               <w:r>
                 <w:rPr>
                   <w:rFonts w:ascii="Arial" w:cs="Arial" w:eastAsia="Arial" w:hAnsi="Arial"/>
@@ -9426,7 +9426,7 @@
               <w:spacing w:after="10" w:before="0"/>
               <w:ind w:left="120"/>
             </w:pPr>
-            <w:hyperlink w:history="1" r:id="rIdgrq91ujugwnhnsckkjg-n">
+            <w:hyperlink w:history="1" r:id="rId9-r5b1yr_3y513aytjsyf">
               <w:r>
                 <w:rPr>
                   <w:rFonts w:ascii="Arial" w:cs="Arial" w:eastAsia="Arial" w:hAnsi="Arial"/>
@@ -9621,7 +9621,7 @@
             <w:pPr>
               <w:spacing w:after="20" w:before="0"/>
             </w:pPr>
-            <w:hyperlink w:history="1" r:id="rIdj452v5nsqqrivr8xqxvt4">
+            <w:hyperlink w:history="1" r:id="rIdoybid_s9iijjjimjyejbh">
               <w:r>
                 <w:rPr>
                   <w:rFonts w:ascii="Arial" w:cs="Arial" w:eastAsia="Arial" w:hAnsi="Arial"/>
@@ -9670,7 +9670,7 @@
               <w:spacing w:after="10" w:before="0"/>
               <w:ind w:left="120"/>
             </w:pPr>
-            <w:hyperlink w:history="1" r:id="rIdqgtgpotvhutqme0wh1jua">
+            <w:hyperlink w:history="1" r:id="rId0zsbbsd3tlbyryxc77xeo">
               <w:r>
                 <w:rPr>
                   <w:rFonts w:ascii="Arial" w:cs="Arial" w:eastAsia="Arial" w:hAnsi="Arial"/>
@@ -9715,7 +9715,7 @@
             <w:pPr>
               <w:spacing w:after="20" w:before="0"/>
             </w:pPr>
-            <w:hyperlink w:history="1" r:id="rIdfo_9ltqckyseyh_nygila">
+            <w:hyperlink w:history="1" r:id="rIdr49kmup-o_vsji3hulqkp">
               <w:r>
                 <w:rPr>
                   <w:rFonts w:ascii="Arial" w:cs="Arial" w:eastAsia="Arial" w:hAnsi="Arial"/>
@@ -9764,7 +9764,7 @@
               <w:spacing w:after="10" w:before="0"/>
               <w:ind w:left="120"/>
             </w:pPr>
-            <w:hyperlink w:history="1" r:id="rIdc4tr4g3cd_nhus7chpe6l">
+            <w:hyperlink w:history="1" r:id="rId4yvksda1hnp-ou4xojar8">
               <w:r>
                 <w:rPr>
                   <w:rFonts w:ascii="Arial" w:cs="Arial" w:eastAsia="Arial" w:hAnsi="Arial"/>
@@ -9959,7 +9959,7 @@
             <w:pPr>
               <w:spacing w:after="20" w:before="0"/>
             </w:pPr>
-            <w:hyperlink w:history="1" r:id="rId1a89lt-khtddo7kqg1wtz">
+            <w:hyperlink w:history="1" r:id="rIdui1ghzkxplb5v_oktot6w">
               <w:r>
                 <w:rPr>
                   <w:rFonts w:ascii="Arial" w:cs="Arial" w:eastAsia="Arial" w:hAnsi="Arial"/>
@@ -10008,7 +10008,7 @@
               <w:spacing w:after="10" w:before="0"/>
               <w:ind w:left="120"/>
             </w:pPr>
-            <w:hyperlink w:history="1" r:id="rIdnazoulsj2ua3k8xvcn2k6">
+            <w:hyperlink w:history="1" r:id="rIdlpwcdbu8fkhxuq_lw2anv">
               <w:r>
                 <w:rPr>
                   <w:rFonts w:ascii="Arial" w:cs="Arial" w:eastAsia="Arial" w:hAnsi="Arial"/>
@@ -10053,7 +10053,7 @@
             <w:pPr>
               <w:spacing w:after="20" w:before="0"/>
             </w:pPr>
-            <w:hyperlink w:history="1" r:id="rIdeovxgutbymafbcoocv_n7">
+            <w:hyperlink w:history="1" r:id="rId6jyckpdqkajisbe-x4zjj">
               <w:r>
                 <w:rPr>
                   <w:rFonts w:ascii="Arial" w:cs="Arial" w:eastAsia="Arial" w:hAnsi="Arial"/>
@@ -10102,7 +10102,7 @@
               <w:spacing w:after="10" w:before="0"/>
               <w:ind w:left="120"/>
             </w:pPr>
-            <w:hyperlink w:history="1" r:id="rIdeqmlxp_3cjone9mqyc7eb">
+            <w:hyperlink w:history="1" r:id="rIdw_w3xynkbqrwy6txoygde">
               <w:r>
                 <w:rPr>
                   <w:rFonts w:ascii="Arial" w:cs="Arial" w:eastAsia="Arial" w:hAnsi="Arial"/>
@@ -10297,7 +10297,7 @@
             <w:pPr>
               <w:spacing w:after="20" w:before="0"/>
             </w:pPr>
-            <w:hyperlink w:history="1" r:id="rId6s-pscuimxa_nvw6fy0au">
+            <w:hyperlink w:history="1" r:id="rIdou8yo8snkj2mhtvt7crwe">
               <w:r>
                 <w:rPr>
                   <w:rFonts w:ascii="Arial" w:cs="Arial" w:eastAsia="Arial" w:hAnsi="Arial"/>
@@ -10346,7 +10346,7 @@
               <w:spacing w:after="10" w:before="0"/>
               <w:ind w:left="120"/>
             </w:pPr>
-            <w:hyperlink w:history="1" r:id="rId1tn6hznfklliqfye6fqmi">
+            <w:hyperlink w:history="1" r:id="rId-zrnwxyy0_m5wfs-jeqae">
               <w:r>
                 <w:rPr>
                   <w:rFonts w:ascii="Arial" w:cs="Arial" w:eastAsia="Arial" w:hAnsi="Arial"/>
@@ -10391,7 +10391,7 @@
             <w:pPr>
               <w:spacing w:after="20" w:before="0"/>
             </w:pPr>
-            <w:hyperlink w:history="1" r:id="rIdd1kyiqgzsqtdu6pn8hqyj">
+            <w:hyperlink w:history="1" r:id="rIdztoinyogy6rmdp7jo8ood">
               <w:r>
                 <w:rPr>
                   <w:rFonts w:ascii="Arial" w:cs="Arial" w:eastAsia="Arial" w:hAnsi="Arial"/>
@@ -10440,7 +10440,7 @@
               <w:spacing w:after="10" w:before="0"/>
               <w:ind w:left="120"/>
             </w:pPr>
-            <w:hyperlink w:history="1" r:id="rIdpfmm3j1xzg-eko2rudsg2">
+            <w:hyperlink w:history="1" r:id="rIdbrovf69cmzr5bdo_-rri0">
               <w:r>
                 <w:rPr>
                   <w:rFonts w:ascii="Arial" w:cs="Arial" w:eastAsia="Arial" w:hAnsi="Arial"/>
@@ -10952,7 +10952,7 @@
         </w:rPr>
         <w:t xml:space="preserve">© 2026 SeaVuria and ARES. Aligned with KICD objectives. Developed by SeaVuria; technical implementation by ARES (with AI assistance from Claude). Licensed under </w:t>
       </w:r>
-      <w:hyperlink w:history="1" r:id="rIddsmqfsu99fsjxoeazizo0">
+      <w:hyperlink w:history="1" r:id="rIdlocyxl5vnhtk_tacdhcga">
         <w:r>
           <w:rPr>
             <w:rFonts w:ascii="Arial" w:cs="Arial" w:eastAsia="Arial" w:hAnsi="Arial"/>
@@ -10973,7 +10973,7 @@
         </w:rPr>
         <w:t xml:space="preserve"> (</w:t>
       </w:r>
-      <w:hyperlink w:history="1" r:id="rId-jegyx-gcfcivcdxzx94y">
+      <w:hyperlink w:history="1" r:id="rIdo3p_-pzxvmvhv266jizz-">
         <w:r>
           <w:rPr>
             <w:rFonts w:ascii="Arial" w:cs="Arial" w:eastAsia="Arial" w:hAnsi="Arial"/>
@@ -12003,7 +12003,7 @@
               <w:spacing w:after="10" w:before="0"/>
               <w:ind w:left="120"/>
             </w:pPr>
-            <w:hyperlink w:history="1" r:id="rIdypl83rijd2d734hgds_kf">
+            <w:hyperlink w:history="1" r:id="rIdb4zlkgjsxppwjmkxx1fro">
               <w:r>
                 <w:rPr>
                   <w:rFonts w:ascii="Arial" w:cs="Arial" w:eastAsia="Arial" w:hAnsi="Arial"/>
@@ -12080,7 +12080,7 @@
               <w:spacing w:after="10" w:before="0"/>
               <w:ind w:left="120"/>
             </w:pPr>
-            <w:hyperlink w:history="1" r:id="rIdtr04exzz2jhxywb2ps66a">
+            <w:hyperlink w:history="1" r:id="rIdpzzbuojyc_auu4_94yyq9">
               <w:r>
                 <w:rPr>
                   <w:rFonts w:ascii="Arial" w:cs="Arial" w:eastAsia="Arial" w:hAnsi="Arial"/>
@@ -12307,7 +12307,7 @@
               <w:spacing w:after="10" w:before="0"/>
               <w:ind w:left="120"/>
             </w:pPr>
-            <w:hyperlink w:history="1" r:id="rIdcmvapthprking2yjhtriq">
+            <w:hyperlink w:history="1" r:id="rIdigrepv8rcetgpjvzazzku">
               <w:r>
                 <w:rPr>
                   <w:rFonts w:ascii="Arial" w:cs="Arial" w:eastAsia="Arial" w:hAnsi="Arial"/>
@@ -12384,7 +12384,7 @@
               <w:spacing w:after="10" w:before="0"/>
               <w:ind w:left="120"/>
             </w:pPr>
-            <w:hyperlink w:history="1" r:id="rIda_6ruir74pji-1rwoo8ji">
+            <w:hyperlink w:history="1" r:id="rIdxgt-wcv3o3yydzt4irctm">
               <w:r>
                 <w:rPr>
                   <w:rFonts w:ascii="Arial" w:cs="Arial" w:eastAsia="Arial" w:hAnsi="Arial"/>
@@ -12611,7 +12611,7 @@
               <w:spacing w:after="10" w:before="0"/>
               <w:ind w:left="120"/>
             </w:pPr>
-            <w:hyperlink w:history="1" r:id="rIdlgpfb7bhitgqvhbpvspwm">
+            <w:hyperlink w:history="1" r:id="rIdka-ucmscgvr-ifvydvkor">
               <w:r>
                 <w:rPr>
                   <w:rFonts w:ascii="Arial" w:cs="Arial" w:eastAsia="Arial" w:hAnsi="Arial"/>
@@ -12688,7 +12688,7 @@
               <w:spacing w:after="10" w:before="0"/>
               <w:ind w:left="120"/>
             </w:pPr>
-            <w:hyperlink w:history="1" r:id="rIdlv0-lf4eq58z4_ccov8zf">
+            <w:hyperlink w:history="1" r:id="rIdlk8efk17sk_w3qky1vhl-">
               <w:r>
                 <w:rPr>
                   <w:rFonts w:ascii="Arial" w:cs="Arial" w:eastAsia="Arial" w:hAnsi="Arial"/>
@@ -12915,7 +12915,7 @@
               <w:spacing w:after="10" w:before="0"/>
               <w:ind w:left="120"/>
             </w:pPr>
-            <w:hyperlink w:history="1" r:id="rId5qbzum7hj9gnodinhsxwh">
+            <w:hyperlink w:history="1" r:id="rIdyomvpktu93dnqytkezkc5">
               <w:r>
                 <w:rPr>
                   <w:rFonts w:ascii="Arial" w:cs="Arial" w:eastAsia="Arial" w:hAnsi="Arial"/>
@@ -12992,7 +12992,7 @@
               <w:spacing w:after="10" w:before="0"/>
               <w:ind w:left="120"/>
             </w:pPr>
-            <w:hyperlink w:history="1" r:id="rIdqf2kysbvju-qp2oc_iqgg">
+            <w:hyperlink w:history="1" r:id="rIdcwcd1gy3tn-qvjbc6rbzq">
               <w:r>
                 <w:rPr>
                   <w:rFonts w:ascii="Arial" w:cs="Arial" w:eastAsia="Arial" w:hAnsi="Arial"/>
@@ -13219,7 +13219,7 @@
               <w:spacing w:after="10" w:before="0"/>
               <w:ind w:left="120"/>
             </w:pPr>
-            <w:hyperlink w:history="1" r:id="rId1fbgkjyw0mi5icmkd7zit">
+            <w:hyperlink w:history="1" r:id="rIdgoyjbywelq7p71i82c8eq">
               <w:r>
                 <w:rPr>
                   <w:rFonts w:ascii="Arial" w:cs="Arial" w:eastAsia="Arial" w:hAnsi="Arial"/>
@@ -13296,7 +13296,7 @@
               <w:spacing w:after="10" w:before="0"/>
               <w:ind w:left="120"/>
             </w:pPr>
-            <w:hyperlink w:history="1" r:id="rIdxqc4q3u59hsq4iqyomt0m">
+            <w:hyperlink w:history="1" r:id="rIdp5z3k1illpzkru1cc3y7n">
               <w:r>
                 <w:rPr>
                   <w:rFonts w:ascii="Arial" w:cs="Arial" w:eastAsia="Arial" w:hAnsi="Arial"/>
@@ -13823,7 +13823,7 @@
         </w:rPr>
         <w:t xml:space="preserve">© 2026 SeaVuria and ARES. Aligned with KICD objectives. Developed by SeaVuria; technical implementation by ARES (with AI assistance from Claude). Licensed under </w:t>
       </w:r>
-      <w:hyperlink w:history="1" r:id="rId-vlez9go3yoak64ch7c7e">
+      <w:hyperlink w:history="1" r:id="rIdqzmsx3hegib8hkmkmnthm">
         <w:r>
           <w:rPr>
             <w:rFonts w:ascii="Arial" w:cs="Arial" w:eastAsia="Arial" w:hAnsi="Arial"/>
@@ -13844,7 +13844,7 @@
         </w:rPr>
         <w:t xml:space="preserve"> (</w:t>
       </w:r>
-      <w:hyperlink w:history="1" r:id="rIdnrbrbboz5ldams1cvlnxi">
+      <w:hyperlink w:history="1" r:id="rIdrp_axzc3ihyog9wmegtrw">
         <w:r>
           <w:rPr>
             <w:rFonts w:ascii="Arial" w:cs="Arial" w:eastAsia="Arial" w:hAnsi="Arial"/>
@@ -14857,7 +14857,7 @@
             <w:pPr>
               <w:spacing w:after="20" w:before="0"/>
             </w:pPr>
-            <w:hyperlink w:history="1" r:id="rIdszvxr6fede-25adneszbw">
+            <w:hyperlink w:history="1" r:id="rIdgybxjvsbomb6dxzphi9al">
               <w:r>
                 <w:rPr>
                   <w:rFonts w:ascii="Arial" w:cs="Arial" w:eastAsia="Arial" w:hAnsi="Arial"/>
@@ -14906,7 +14906,7 @@
               <w:spacing w:after="10" w:before="0"/>
               <w:ind w:left="120"/>
             </w:pPr>
-            <w:hyperlink w:history="1" r:id="rIdhwfaawiophx2i5kizfw_u">
+            <w:hyperlink w:history="1" r:id="rId9eh8hbbvykuiobemgjq8j">
               <w:r>
                 <w:rPr>
                   <w:rFonts w:ascii="Arial" w:cs="Arial" w:eastAsia="Arial" w:hAnsi="Arial"/>
@@ -14951,7 +14951,7 @@
             <w:pPr>
               <w:spacing w:after="20" w:before="0"/>
             </w:pPr>
-            <w:hyperlink w:history="1" r:id="rIdljzeoxmbasruya_m0ubfx">
+            <w:hyperlink w:history="1" r:id="rId9breey1y1ttsnmjkuy_e-">
               <w:r>
                 <w:rPr>
                   <w:rFonts w:ascii="Arial" w:cs="Arial" w:eastAsia="Arial" w:hAnsi="Arial"/>
@@ -15000,7 +15000,7 @@
               <w:spacing w:after="10" w:before="0"/>
               <w:ind w:left="120"/>
             </w:pPr>
-            <w:hyperlink w:history="1" r:id="rId5ghf3ywgpdogbcgrj3oy3">
+            <w:hyperlink w:history="1" r:id="rIde7_texx1246dgtjyxmagj">
               <w:r>
                 <w:rPr>
                   <w:rFonts w:ascii="Arial" w:cs="Arial" w:eastAsia="Arial" w:hAnsi="Arial"/>
@@ -15195,7 +15195,7 @@
             <w:pPr>
               <w:spacing w:after="20" w:before="0"/>
             </w:pPr>
-            <w:hyperlink w:history="1" r:id="rIdwifjn-bmx4trz7pymadcv">
+            <w:hyperlink w:history="1" r:id="rIdxaes2ta2yntmheoxdmnxa">
               <w:r>
                 <w:rPr>
                   <w:rFonts w:ascii="Arial" w:cs="Arial" w:eastAsia="Arial" w:hAnsi="Arial"/>
@@ -15244,7 +15244,7 @@
               <w:spacing w:after="10" w:before="0"/>
               <w:ind w:left="120"/>
             </w:pPr>
-            <w:hyperlink w:history="1" r:id="rIdib_dtxvmmiulgxvu3veaq">
+            <w:hyperlink w:history="1" r:id="rIdsywkgwt9zpqmzw468rix6">
               <w:r>
                 <w:rPr>
                   <w:rFonts w:ascii="Arial" w:cs="Arial" w:eastAsia="Arial" w:hAnsi="Arial"/>
@@ -15289,7 +15289,7 @@
             <w:pPr>
               <w:spacing w:after="20" w:before="0"/>
             </w:pPr>
-            <w:hyperlink w:history="1" r:id="rIdjr1m8-vtfi9vzty3f5vrp">
+            <w:hyperlink w:history="1" r:id="rId94rkp7faicus8xgadrt-i">
               <w:r>
                 <w:rPr>
                   <w:rFonts w:ascii="Arial" w:cs="Arial" w:eastAsia="Arial" w:hAnsi="Arial"/>
@@ -15338,7 +15338,7 @@
               <w:spacing w:after="10" w:before="0"/>
               <w:ind w:left="120"/>
             </w:pPr>
-            <w:hyperlink w:history="1" r:id="rIdtjde3q9zegkk7-_t6ufyz">
+            <w:hyperlink w:history="1" r:id="rIdnr780fxwmfnpspojv8za-">
               <w:r>
                 <w:rPr>
                   <w:rFonts w:ascii="Arial" w:cs="Arial" w:eastAsia="Arial" w:hAnsi="Arial"/>
@@ -15533,7 +15533,7 @@
             <w:pPr>
               <w:spacing w:after="20" w:before="0"/>
             </w:pPr>
-            <w:hyperlink w:history="1" r:id="rIdzj9q7r1rktzci8ij2if2g">
+            <w:hyperlink w:history="1" r:id="rIdouhqmpzrxeoyxnr9oerwr">
               <w:r>
                 <w:rPr>
                   <w:rFonts w:ascii="Arial" w:cs="Arial" w:eastAsia="Arial" w:hAnsi="Arial"/>
@@ -15582,7 +15582,7 @@
               <w:spacing w:after="10" w:before="0"/>
               <w:ind w:left="120"/>
             </w:pPr>
-            <w:hyperlink w:history="1" r:id="rIdu5yjjwn1xunpmtywudpj4">
+            <w:hyperlink w:history="1" r:id="rIdiezaj_8pobzzihdsjwqu2">
               <w:r>
                 <w:rPr>
                   <w:rFonts w:ascii="Arial" w:cs="Arial" w:eastAsia="Arial" w:hAnsi="Arial"/>
@@ -15627,7 +15627,7 @@
             <w:pPr>
               <w:spacing w:after="20" w:before="0"/>
             </w:pPr>
-            <w:hyperlink w:history="1" r:id="rIdcjog1aiasmejls2acnczp">
+            <w:hyperlink w:history="1" r:id="rIdy67qyettkh39ih3psnsi8">
               <w:r>
                 <w:rPr>
                   <w:rFonts w:ascii="Arial" w:cs="Arial" w:eastAsia="Arial" w:hAnsi="Arial"/>
@@ -15676,7 +15676,7 @@
               <w:spacing w:after="10" w:before="0"/>
               <w:ind w:left="120"/>
             </w:pPr>
-            <w:hyperlink w:history="1" r:id="rIdtfqdlzjdrr2ppw5_1iaaw">
+            <w:hyperlink w:history="1" r:id="rId3m_e0zk_nwmxows77ose2">
               <w:r>
                 <w:rPr>
                   <w:rFonts w:ascii="Arial" w:cs="Arial" w:eastAsia="Arial" w:hAnsi="Arial"/>
@@ -15871,7 +15871,7 @@
             <w:pPr>
               <w:spacing w:after="20" w:before="0"/>
             </w:pPr>
-            <w:hyperlink w:history="1" r:id="rIdmvozbtsqt62pdzsj32obu">
+            <w:hyperlink w:history="1" r:id="rIdeelnkkrsd9naem0_lgvi8">
               <w:r>
                 <w:rPr>
                   <w:rFonts w:ascii="Arial" w:cs="Arial" w:eastAsia="Arial" w:hAnsi="Arial"/>
@@ -15920,7 +15920,7 @@
               <w:spacing w:after="10" w:before="0"/>
               <w:ind w:left="120"/>
             </w:pPr>
-            <w:hyperlink w:history="1" r:id="rId3qerb1-7dguvtyrp7qgqr">
+            <w:hyperlink w:history="1" r:id="rIdqrrtmgrda3nihqucd1ndu">
               <w:r>
                 <w:rPr>
                   <w:rFonts w:ascii="Arial" w:cs="Arial" w:eastAsia="Arial" w:hAnsi="Arial"/>
@@ -15965,7 +15965,7 @@
             <w:pPr>
               <w:spacing w:after="20" w:before="0"/>
             </w:pPr>
-            <w:hyperlink w:history="1" r:id="rIdaq409kc52grgmgex1widj">
+            <w:hyperlink w:history="1" r:id="rIdlzlrxerkpqgy1-caypqlw">
               <w:r>
                 <w:rPr>
                   <w:rFonts w:ascii="Arial" w:cs="Arial" w:eastAsia="Arial" w:hAnsi="Arial"/>
@@ -16014,7 +16014,7 @@
               <w:spacing w:after="10" w:before="0"/>
               <w:ind w:left="120"/>
             </w:pPr>
-            <w:hyperlink w:history="1" r:id="rIdn364lbi02gl1upipih9ul">
+            <w:hyperlink w:history="1" r:id="rIdkc8e-2stveahzw9ulv8kh">
               <w:r>
                 <w:rPr>
                   <w:rFonts w:ascii="Arial" w:cs="Arial" w:eastAsia="Arial" w:hAnsi="Arial"/>
@@ -16209,7 +16209,7 @@
             <w:pPr>
               <w:spacing w:after="20" w:before="0"/>
             </w:pPr>
-            <w:hyperlink w:history="1" r:id="rIdcrrn6fw-8midosepv0n10">
+            <w:hyperlink w:history="1" r:id="rIdpniylqohqayfmyctbhtlv">
               <w:r>
                 <w:rPr>
                   <w:rFonts w:ascii="Arial" w:cs="Arial" w:eastAsia="Arial" w:hAnsi="Arial"/>
@@ -16258,7 +16258,7 @@
               <w:spacing w:after="10" w:before="0"/>
               <w:ind w:left="120"/>
             </w:pPr>
-            <w:hyperlink w:history="1" r:id="rIdsw4uyrlieyssi8xfcwrqb">
+            <w:hyperlink w:history="1" r:id="rIdgwb_ip47najebarsq7uu_">
               <w:r>
                 <w:rPr>
                   <w:rFonts w:ascii="Arial" w:cs="Arial" w:eastAsia="Arial" w:hAnsi="Arial"/>
@@ -16303,7 +16303,7 @@
             <w:pPr>
               <w:spacing w:after="20" w:before="0"/>
             </w:pPr>
-            <w:hyperlink w:history="1" r:id="rIdpbgnwwcl6-x5yr63uplj1">
+            <w:hyperlink w:history="1" r:id="rIdrjcngwydpij2jdrgsaidd">
               <w:r>
                 <w:rPr>
                   <w:rFonts w:ascii="Arial" w:cs="Arial" w:eastAsia="Arial" w:hAnsi="Arial"/>
@@ -16352,7 +16352,7 @@
               <w:spacing w:after="10" w:before="0"/>
               <w:ind w:left="120"/>
             </w:pPr>
-            <w:hyperlink w:history="1" r:id="rIdf8bfzhilqv1nmviwxchb9">
+            <w:hyperlink w:history="1" r:id="rIdaere5yk0zumuidgbo6a23">
               <w:r>
                 <w:rPr>
                   <w:rFonts w:ascii="Arial" w:cs="Arial" w:eastAsia="Arial" w:hAnsi="Arial"/>
@@ -16864,7 +16864,7 @@
         </w:rPr>
         <w:t xml:space="preserve">© 2026 SeaVuria and ARES. Aligned with KICD objectives. Developed by SeaVuria; technical implementation by ARES (with AI assistance from Claude). Licensed under </w:t>
       </w:r>
-      <w:hyperlink w:history="1" r:id="rIdr6pf-6krbpp_qu6k5a4fw">
+      <w:hyperlink w:history="1" r:id="rIdp6aqr1f_dihpxzcxlc1ip">
         <w:r>
           <w:rPr>
             <w:rFonts w:ascii="Arial" w:cs="Arial" w:eastAsia="Arial" w:hAnsi="Arial"/>
@@ -16885,7 +16885,7 @@
         </w:rPr>
         <w:t xml:space="preserve"> (</w:t>
       </w:r>
-      <w:hyperlink w:history="1" r:id="rIdtejevkjp3jlnke0e-tzmy">
+      <w:hyperlink w:history="1" r:id="rIdp2fdk7atx0puihd5sbvl8">
         <w:r>
           <w:rPr>
             <w:rFonts w:ascii="Arial" w:cs="Arial" w:eastAsia="Arial" w:hAnsi="Arial"/>
@@ -17898,7 +17898,7 @@
             <w:pPr>
               <w:spacing w:after="20" w:before="0"/>
             </w:pPr>
-            <w:hyperlink w:history="1" r:id="rIdalpqnacwtrdsfs29iplnx">
+            <w:hyperlink w:history="1" r:id="rIdpdithbixdgztmxb83bsvo">
               <w:r>
                 <w:rPr>
                   <w:rFonts w:ascii="Arial" w:cs="Arial" w:eastAsia="Arial" w:hAnsi="Arial"/>
@@ -17947,7 +17947,7 @@
               <w:spacing w:after="10" w:before="0"/>
               <w:ind w:left="120"/>
             </w:pPr>
-            <w:hyperlink w:history="1" r:id="rIdxto7lx2kqc_kpjgcfhk1k">
+            <w:hyperlink w:history="1" r:id="rIdszjanxjljfmzl4d-xudi1">
               <w:r>
                 <w:rPr>
                   <w:rFonts w:ascii="Arial" w:cs="Arial" w:eastAsia="Arial" w:hAnsi="Arial"/>
@@ -18009,7 +18009,7 @@
               <w:spacing w:after="10" w:before="0"/>
               <w:ind w:left="120"/>
             </w:pPr>
-            <w:hyperlink w:history="1" r:id="rId5l1vu3kumyfylrbfo4__u">
+            <w:hyperlink w:history="1" r:id="rIdoyehesfaotqk3vj4ls1dt">
               <w:r>
                 <w:rPr>
                   <w:rFonts w:ascii="Arial" w:cs="Arial" w:eastAsia="Arial" w:hAnsi="Arial"/>
@@ -18219,7 +18219,7 @@
             <w:pPr>
               <w:spacing w:after="20" w:before="0"/>
             </w:pPr>
-            <w:hyperlink w:history="1" r:id="rIdg5h4uz3vzkcxn4kmgh0vo">
+            <w:hyperlink w:history="1" r:id="rIdb9pgkdlphcdkcm4w6welr">
               <w:r>
                 <w:rPr>
                   <w:rFonts w:ascii="Arial" w:cs="Arial" w:eastAsia="Arial" w:hAnsi="Arial"/>
@@ -18268,7 +18268,7 @@
               <w:spacing w:after="10" w:before="0"/>
               <w:ind w:left="120"/>
             </w:pPr>
-            <w:hyperlink w:history="1" r:id="rIdjtjjnemo1jeqopjpkysr6">
+            <w:hyperlink w:history="1" r:id="rIdwxlyuthud2fshvxuogjqg">
               <w:r>
                 <w:rPr>
                   <w:rFonts w:ascii="Arial" w:cs="Arial" w:eastAsia="Arial" w:hAnsi="Arial"/>
@@ -18330,7 +18330,7 @@
               <w:spacing w:after="10" w:before="0"/>
               <w:ind w:left="120"/>
             </w:pPr>
-            <w:hyperlink w:history="1" r:id="rIdgxc93hmg6ky8jwvp_ulxm">
+            <w:hyperlink w:history="1" r:id="rIdh1qzes2tdqeyuuijj8dm4">
               <w:r>
                 <w:rPr>
                   <w:rFonts w:ascii="Arial" w:cs="Arial" w:eastAsia="Arial" w:hAnsi="Arial"/>
@@ -18540,7 +18540,7 @@
             <w:pPr>
               <w:spacing w:after="20" w:before="0"/>
             </w:pPr>
-            <w:hyperlink w:history="1" r:id="rIdohbt9ez7poe2eypysglxa">
+            <w:hyperlink w:history="1" r:id="rIdjhcoumzlml6887h-tip7p">
               <w:r>
                 <w:rPr>
                   <w:rFonts w:ascii="Arial" w:cs="Arial" w:eastAsia="Arial" w:hAnsi="Arial"/>
@@ -18589,7 +18589,7 @@
               <w:spacing w:after="10" w:before="0"/>
               <w:ind w:left="120"/>
             </w:pPr>
-            <w:hyperlink w:history="1" r:id="rIdaws97c7piqbz3n5qib5gu">
+            <w:hyperlink w:history="1" r:id="rIda4xgdeowiyxcawmzqyk9g">
               <w:r>
                 <w:rPr>
                   <w:rFonts w:ascii="Arial" w:cs="Arial" w:eastAsia="Arial" w:hAnsi="Arial"/>
@@ -18651,7 +18651,7 @@
               <w:spacing w:after="10" w:before="0"/>
               <w:ind w:left="120"/>
             </w:pPr>
-            <w:hyperlink w:history="1" r:id="rIdghg9prk-78dncamr7glfc">
+            <w:hyperlink w:history="1" r:id="rIdijpx00oaj_c9_ovigbyl4">
               <w:r>
                 <w:rPr>
                   <w:rFonts w:ascii="Arial" w:cs="Arial" w:eastAsia="Arial" w:hAnsi="Arial"/>
@@ -18861,7 +18861,7 @@
             <w:pPr>
               <w:spacing w:after="20" w:before="0"/>
             </w:pPr>
-            <w:hyperlink w:history="1" r:id="rIdogodjsrrtl7629kvepjtt">
+            <w:hyperlink w:history="1" r:id="rIdmcgovc3qtmpdftvyosbrt">
               <w:r>
                 <w:rPr>
                   <w:rFonts w:ascii="Arial" w:cs="Arial" w:eastAsia="Arial" w:hAnsi="Arial"/>
@@ -18910,7 +18910,7 @@
               <w:spacing w:after="10" w:before="0"/>
               <w:ind w:left="120"/>
             </w:pPr>
-            <w:hyperlink w:history="1" r:id="rIdnhpgxvaeqdgrd_mvokoeh">
+            <w:hyperlink w:history="1" r:id="rId87ahmzjwwedurqyqnk3k5">
               <w:r>
                 <w:rPr>
                   <w:rFonts w:ascii="Arial" w:cs="Arial" w:eastAsia="Arial" w:hAnsi="Arial"/>
@@ -18972,7 +18972,7 @@
               <w:spacing w:after="10" w:before="0"/>
               <w:ind w:left="120"/>
             </w:pPr>
-            <w:hyperlink w:history="1" r:id="rIdwngrvcxtec-ppclhojljd">
+            <w:hyperlink w:history="1" r:id="rIdcdilofnd7bztszfeqva-d">
               <w:r>
                 <w:rPr>
                   <w:rFonts w:ascii="Arial" w:cs="Arial" w:eastAsia="Arial" w:hAnsi="Arial"/>
@@ -19182,7 +19182,7 @@
             <w:pPr>
               <w:spacing w:after="20" w:before="0"/>
             </w:pPr>
-            <w:hyperlink w:history="1" r:id="rIdcymrq9to2kuqjzmkf_lqp">
+            <w:hyperlink w:history="1" r:id="rIdj6chc0efps1reghdoyn94">
               <w:r>
                 <w:rPr>
                   <w:rFonts w:ascii="Arial" w:cs="Arial" w:eastAsia="Arial" w:hAnsi="Arial"/>
@@ -19231,7 +19231,7 @@
               <w:spacing w:after="10" w:before="0"/>
               <w:ind w:left="120"/>
             </w:pPr>
-            <w:hyperlink w:history="1" r:id="rIdj9ehwf_gu4xwypw2j4f0f">
+            <w:hyperlink w:history="1" r:id="rIdhrto99jcszjzlqcmxhuoe">
               <w:r>
                 <w:rPr>
                   <w:rFonts w:ascii="Arial" w:cs="Arial" w:eastAsia="Arial" w:hAnsi="Arial"/>
@@ -19293,7 +19293,7 @@
               <w:spacing w:after="10" w:before="0"/>
               <w:ind w:left="120"/>
             </w:pPr>
-            <w:hyperlink w:history="1" r:id="rIdftynamh7yrgqlud_nwo0w">
+            <w:hyperlink w:history="1" r:id="rIdy7efnusn7orreoxj-4swr">
               <w:r>
                 <w:rPr>
                   <w:rFonts w:ascii="Arial" w:cs="Arial" w:eastAsia="Arial" w:hAnsi="Arial"/>
@@ -19820,7 +19820,7 @@
         </w:rPr>
         <w:t xml:space="preserve">© 2026 SeaVuria and ARES. Aligned with KICD objectives. Developed by SeaVuria; technical implementation by ARES (with AI assistance from Claude). Licensed under </w:t>
       </w:r>
-      <w:hyperlink w:history="1" r:id="rIduwd8ksvtspb_h8wh_yud-">
+      <w:hyperlink w:history="1" r:id="rId6ahmurdpimdvyhr0cbh8t">
         <w:r>
           <w:rPr>
             <w:rFonts w:ascii="Arial" w:cs="Arial" w:eastAsia="Arial" w:hAnsi="Arial"/>
@@ -19841,7 +19841,7 @@
         </w:rPr>
         <w:t xml:space="preserve"> (</w:t>
       </w:r>
-      <w:hyperlink w:history="1" r:id="rId1rke1jh2squbnlav242ce">
+      <w:hyperlink w:history="1" r:id="rIdenyff0o8brtmlm8sqzz6h">
         <w:r>
           <w:rPr>
             <w:rFonts w:ascii="Arial" w:cs="Arial" w:eastAsia="Arial" w:hAnsi="Arial"/>

--- a/data/outputs/v2/Grade11/Biology/Lesson_Plans/SS3.2_Growth_and_Development_in_Animals/Biology_Growth_and_Development_in_Animals_CBE_LessonSequence.docx
+++ b/data/outputs/v2/Grade11/Biology/Lesson_Plans/SS3.2_Growth_and_Development_in_Animals/Biology_Growth_and_Development_in_Animals_CBE_LessonSequence.docx
@@ -4,6 +4,7 @@
   <w:body>
     <w:p>
       <w:pPr>
+        <w:keepNext w:val="false"/>
         <w:spacing w:after="30" w:before="0"/>
         <w:jc w:val="center"/>
       </w:pPr>
@@ -23,6 +24,7 @@
     </w:p>
     <w:p>
       <w:pPr>
+        <w:keepNext w:val="false"/>
         <w:spacing w:after="60" w:before="0"/>
         <w:jc w:val="center"/>
       </w:pPr>
@@ -81,6 +83,7 @@
           </w:tcPr>
           <w:p>
             <w:pPr>
+              <w:keepNext w:val="false"/>
               <w:spacing w:after="40" w:before="0"/>
               <w:jc w:val="center"/>
             </w:pPr>
@@ -115,6 +118,7 @@
           </w:tcPr>
           <w:p>
             <w:pPr>
+              <w:keepNext w:val="false"/>
               <w:spacing w:after="40" w:before="0"/>
               <w:jc w:val="left"/>
             </w:pPr>
@@ -147,6 +151,7 @@
           </w:tcPr>
           <w:p>
             <w:pPr>
+              <w:keepNext w:val="false"/>
               <w:spacing w:after="40" w:before="0"/>
               <w:jc w:val="left"/>
             </w:pPr>
@@ -181,6 +186,7 @@
           </w:tcPr>
           <w:p>
             <w:pPr>
+              <w:keepNext w:val="false"/>
               <w:spacing w:after="40" w:before="0"/>
               <w:jc w:val="left"/>
             </w:pPr>
@@ -213,6 +219,7 @@
           </w:tcPr>
           <w:p>
             <w:pPr>
+              <w:keepNext w:val="false"/>
               <w:spacing w:after="40" w:before="0"/>
               <w:jc w:val="left"/>
             </w:pPr>
@@ -247,6 +254,7 @@
           </w:tcPr>
           <w:p>
             <w:pPr>
+              <w:keepNext w:val="false"/>
               <w:spacing w:after="40" w:before="0"/>
               <w:jc w:val="left"/>
             </w:pPr>
@@ -279,6 +287,7 @@
           </w:tcPr>
           <w:p>
             <w:pPr>
+              <w:keepNext w:val="false"/>
               <w:spacing w:after="40" w:before="0"/>
               <w:jc w:val="left"/>
             </w:pPr>
@@ -313,6 +322,7 @@
           </w:tcPr>
           <w:p>
             <w:pPr>
+              <w:keepNext w:val="false"/>
               <w:spacing w:after="40" w:before="0"/>
               <w:jc w:val="left"/>
             </w:pPr>
@@ -345,6 +355,7 @@
           </w:tcPr>
           <w:p>
             <w:pPr>
+              <w:keepNext w:val="false"/>
               <w:spacing w:after="40" w:before="0"/>
               <w:jc w:val="left"/>
             </w:pPr>
@@ -379,6 +390,7 @@
           </w:tcPr>
           <w:p>
             <w:pPr>
+              <w:keepNext w:val="false"/>
               <w:spacing w:after="40" w:before="0"/>
               <w:jc w:val="left"/>
             </w:pPr>
@@ -411,6 +423,7 @@
           </w:tcPr>
           <w:p>
             <w:pPr>
+              <w:keepNext w:val="false"/>
               <w:spacing w:after="40" w:before="0"/>
               <w:jc w:val="left"/>
             </w:pPr>
@@ -445,6 +458,7 @@
           </w:tcPr>
           <w:p>
             <w:pPr>
+              <w:keepNext w:val="false"/>
               <w:spacing w:after="40" w:before="0"/>
               <w:jc w:val="left"/>
             </w:pPr>
@@ -552,6 +566,7 @@
           </w:tcPr>
           <w:p>
             <w:pPr>
+              <w:keepNext w:val="false"/>
               <w:spacing w:after="40" w:before="0"/>
               <w:jc w:val="left"/>
             </w:pPr>
@@ -584,6 +599,7 @@
           </w:tcPr>
           <w:p>
             <w:pPr>
+              <w:keepNext w:val="false"/>
               <w:spacing w:after="40" w:before="0"/>
               <w:jc w:val="left"/>
             </w:pPr>
@@ -603,6 +619,7 @@
           </w:p>
           <w:p>
             <w:pPr>
+              <w:keepNext w:val="false"/>
               <w:spacing w:after="40" w:before="0"/>
               <w:jc w:val="left"/>
             </w:pPr>
@@ -622,6 +639,7 @@
           </w:p>
           <w:p>
             <w:pPr>
+              <w:keepNext w:val="false"/>
               <w:spacing w:after="40" w:before="0"/>
               <w:jc w:val="left"/>
             </w:pPr>
@@ -641,6 +659,7 @@
           </w:p>
           <w:p>
             <w:pPr>
+              <w:keepNext w:val="false"/>
               <w:spacing w:after="40" w:before="0"/>
               <w:jc w:val="left"/>
             </w:pPr>
@@ -660,6 +679,7 @@
           </w:p>
           <w:p>
             <w:pPr>
+              <w:keepNext w:val="false"/>
               <w:spacing w:after="40" w:before="0"/>
               <w:jc w:val="left"/>
             </w:pPr>
@@ -694,6 +714,7 @@
           </w:tcPr>
           <w:p>
             <w:pPr>
+              <w:keepNext w:val="false"/>
               <w:spacing w:after="40" w:before="0"/>
               <w:jc w:val="left"/>
             </w:pPr>
@@ -801,6 +822,7 @@
           </w:tcPr>
           <w:p>
             <w:pPr>
+              <w:keepNext w:val="false"/>
               <w:spacing w:after="40" w:before="0"/>
               <w:jc w:val="left"/>
             </w:pPr>
@@ -888,6 +910,7 @@
           </w:tcPr>
           <w:p>
             <w:pPr>
+              <w:keepNext w:val="false"/>
               <w:spacing w:after="40" w:before="0"/>
               <w:jc w:val="left"/>
             </w:pPr>
@@ -1015,6 +1038,7 @@
           </w:tcPr>
           <w:p>
             <w:pPr>
+              <w:keepNext w:val="false"/>
               <w:spacing w:after="40" w:before="0"/>
               <w:jc w:val="left"/>
             </w:pPr>
@@ -1102,6 +1126,7 @@
           </w:tcPr>
           <w:p>
             <w:pPr>
+              <w:keepNext w:val="false"/>
               <w:spacing w:after="40" w:before="0"/>
               <w:jc w:val="left"/>
             </w:pPr>
@@ -1249,6 +1274,7 @@
           </w:tcPr>
           <w:p>
             <w:pPr>
+              <w:keepNext w:val="false"/>
               <w:spacing w:after="40" w:before="0"/>
               <w:jc w:val="left"/>
             </w:pPr>
@@ -1281,6 +1307,7 @@
           </w:tcPr>
           <w:p>
             <w:pPr>
+              <w:keepNext w:val="false"/>
               <w:spacing w:after="40" w:before="0"/>
               <w:jc w:val="left"/>
             </w:pPr>
@@ -1315,6 +1342,7 @@
           </w:tcPr>
           <w:p>
             <w:pPr>
+              <w:keepNext w:val="false"/>
               <w:spacing w:after="40" w:before="0"/>
               <w:jc w:val="left"/>
             </w:pPr>
@@ -1347,6 +1375,7 @@
           </w:tcPr>
           <w:p>
             <w:pPr>
+              <w:keepNext w:val="false"/>
               <w:spacing w:after="40" w:before="0"/>
               <w:jc w:val="left"/>
             </w:pPr>
@@ -1366,6 +1395,7 @@
           </w:p>
           <w:p>
             <w:pPr>
+              <w:keepNext w:val="false"/>
               <w:spacing w:after="40" w:before="0"/>
               <w:jc w:val="left"/>
             </w:pPr>
@@ -1385,6 +1415,7 @@
           </w:p>
           <w:p>
             <w:pPr>
+              <w:keepNext w:val="false"/>
               <w:spacing w:after="40" w:before="0"/>
               <w:jc w:val="left"/>
             </w:pPr>
@@ -1404,6 +1435,7 @@
           </w:p>
           <w:p>
             <w:pPr>
+              <w:keepNext w:val="false"/>
               <w:spacing w:after="40" w:before="0"/>
               <w:jc w:val="left"/>
             </w:pPr>
@@ -1438,6 +1470,7 @@
           </w:tcPr>
           <w:p>
             <w:pPr>
+              <w:keepNext w:val="false"/>
               <w:spacing w:after="40" w:before="0"/>
               <w:jc w:val="left"/>
             </w:pPr>
@@ -1470,6 +1503,7 @@
           </w:tcPr>
           <w:p>
             <w:pPr>
+              <w:keepNext w:val="false"/>
               <w:spacing w:after="40" w:before="0"/>
               <w:jc w:val="left"/>
             </w:pPr>
@@ -1504,6 +1538,7 @@
           </w:tcPr>
           <w:p>
             <w:pPr>
+              <w:keepNext w:val="false"/>
               <w:spacing w:after="40" w:before="0"/>
               <w:jc w:val="left"/>
             </w:pPr>
@@ -1536,6 +1571,7 @@
           </w:tcPr>
           <w:p>
             <w:pPr>
+              <w:keepNext w:val="false"/>
               <w:spacing w:after="40" w:before="0"/>
               <w:jc w:val="left"/>
             </w:pPr>
@@ -1555,6 +1591,7 @@
           </w:p>
           <w:p>
             <w:pPr>
+              <w:keepNext w:val="false"/>
               <w:spacing w:after="40" w:before="0"/>
               <w:jc w:val="left"/>
             </w:pPr>
@@ -1574,6 +1611,7 @@
           </w:p>
           <w:p>
             <w:pPr>
+              <w:keepNext w:val="false"/>
               <w:spacing w:after="40" w:before="0"/>
               <w:jc w:val="left"/>
             </w:pPr>
@@ -1593,6 +1631,7 @@
           </w:p>
           <w:p>
             <w:pPr>
+              <w:keepNext w:val="false"/>
               <w:spacing w:after="40" w:before="0"/>
               <w:jc w:val="left"/>
             </w:pPr>
@@ -1612,6 +1651,7 @@
           </w:p>
           <w:p>
             <w:pPr>
+              <w:keepNext w:val="false"/>
               <w:spacing w:after="40" w:before="0"/>
               <w:jc w:val="left"/>
             </w:pPr>
@@ -1631,6 +1671,7 @@
           </w:p>
           <w:p>
             <w:pPr>
+              <w:keepNext w:val="false"/>
               <w:spacing w:after="40" w:before="0"/>
               <w:jc w:val="left"/>
             </w:pPr>
@@ -1665,6 +1706,7 @@
           </w:tcPr>
           <w:p>
             <w:pPr>
+              <w:keepNext w:val="false"/>
               <w:spacing w:after="40" w:before="0"/>
               <w:jc w:val="left"/>
             </w:pPr>
@@ -1896,7 +1938,7 @@
         </w:rPr>
         <w:t xml:space="preserve">© 2026 SeaVuria and ARES. This work is licensed under a </w:t>
       </w:r>
-      <w:hyperlink w:history="1" r:id="rIdlrpmveq5r3afldo4lb6x8">
+      <w:hyperlink w:history="1" r:id="rIdv-hdgwmbaoomil7kwrpjq">
         <w:r>
           <w:rPr>
             <w:rFonts w:ascii="Arial" w:cs="Arial" w:eastAsia="Arial" w:hAnsi="Arial"/>
@@ -1916,7 +1958,7 @@
         </w:rPr>
         <w:t xml:space="preserve"> (</w:t>
       </w:r>
-      <w:hyperlink w:history="1" r:id="rIduc2b2l49rirh3wilarww_">
+      <w:hyperlink w:history="1" r:id="rIdwjjrcfmifrpq4azjmnn7n">
         <w:r>
           <w:rPr>
             <w:rFonts w:ascii="Arial" w:cs="Arial" w:eastAsia="Arial" w:hAnsi="Arial"/>
@@ -1936,7 +1978,7 @@
         </w:rPr>
         <w:t xml:space="preserve">). To view a copy of this license, visit </w:t>
       </w:r>
-      <w:hyperlink w:history="1" r:id="rIdmsnkw2qrgpoqo-8luimmt">
+      <w:hyperlink w:history="1" r:id="rIde0uszivg6mge3k9mwzrpl">
         <w:r>
           <w:rPr>
             <w:rFonts w:ascii="Arial" w:cs="Arial" w:eastAsia="Arial" w:hAnsi="Arial"/>
@@ -1995,6 +2037,7 @@
           </w:tcPr>
           <w:p>
             <w:pPr>
+              <w:keepNext w:val="false"/>
               <w:spacing w:after="40" w:before="0"/>
               <w:jc w:val="center"/>
             </w:pPr>
@@ -2030,6 +2073,7 @@
           </w:tcPr>
           <w:p>
             <w:pPr>
+              <w:keepNext w:val="false"/>
               <w:spacing w:after="40" w:before="0"/>
               <w:jc w:val="center"/>
             </w:pPr>
@@ -2064,6 +2108,7 @@
           </w:tcPr>
           <w:p>
             <w:pPr>
+              <w:keepNext w:val="false"/>
               <w:spacing w:after="40" w:before="0"/>
               <w:jc w:val="left"/>
             </w:pPr>
@@ -2096,6 +2141,7 @@
           </w:tcPr>
           <w:p>
             <w:pPr>
+              <w:keepNext w:val="false"/>
               <w:spacing w:after="40" w:before="0"/>
               <w:jc w:val="left"/>
             </w:pPr>
@@ -2130,6 +2176,7 @@
           </w:tcPr>
           <w:p>
             <w:pPr>
+              <w:keepNext w:val="false"/>
               <w:spacing w:after="40" w:before="0"/>
               <w:jc w:val="left"/>
             </w:pPr>
@@ -2162,6 +2209,7 @@
           </w:tcPr>
           <w:p>
             <w:pPr>
+              <w:keepNext w:val="false"/>
               <w:spacing w:after="40" w:before="0"/>
               <w:jc w:val="left"/>
             </w:pPr>
@@ -2196,6 +2244,7 @@
           </w:tcPr>
           <w:p>
             <w:pPr>
+              <w:keepNext w:val="false"/>
               <w:spacing w:after="40" w:before="0"/>
               <w:jc w:val="left"/>
             </w:pPr>
@@ -2228,6 +2277,7 @@
           </w:tcPr>
           <w:p>
             <w:pPr>
+              <w:keepNext w:val="false"/>
               <w:spacing w:after="40" w:before="0"/>
               <w:jc w:val="left"/>
             </w:pPr>
@@ -2262,6 +2312,7 @@
           </w:tcPr>
           <w:p>
             <w:pPr>
+              <w:keepNext w:val="false"/>
               <w:spacing w:after="40" w:before="0"/>
               <w:jc w:val="left"/>
             </w:pPr>
@@ -2294,6 +2345,7 @@
           </w:tcPr>
           <w:p>
             <w:pPr>
+              <w:keepNext w:val="false"/>
               <w:spacing w:after="40" w:before="0"/>
               <w:jc w:val="left"/>
             </w:pPr>
@@ -2328,6 +2380,7 @@
           </w:tcPr>
           <w:p>
             <w:pPr>
+              <w:keepNext w:val="false"/>
               <w:spacing w:after="40" w:before="0"/>
               <w:jc w:val="left"/>
             </w:pPr>
@@ -2360,6 +2413,7 @@
           </w:tcPr>
           <w:p>
             <w:pPr>
+              <w:keepNext w:val="false"/>
               <w:spacing w:after="40" w:before="0"/>
               <w:jc w:val="left"/>
             </w:pPr>
@@ -2394,6 +2448,7 @@
           </w:tcPr>
           <w:p>
             <w:pPr>
+              <w:keepNext w:val="false"/>
               <w:spacing w:after="40" w:before="0"/>
               <w:jc w:val="left"/>
             </w:pPr>
@@ -2426,6 +2481,7 @@
           </w:tcPr>
           <w:p>
             <w:pPr>
+              <w:keepNext w:val="false"/>
               <w:spacing w:after="40" w:before="0"/>
               <w:jc w:val="left"/>
             </w:pPr>
@@ -2460,6 +2516,7 @@
           </w:tcPr>
           <w:p>
             <w:pPr>
+              <w:keepNext w:val="false"/>
               <w:spacing w:after="40" w:before="0"/>
               <w:jc w:val="left"/>
             </w:pPr>
@@ -2492,6 +2549,7 @@
           </w:tcPr>
           <w:p>
             <w:pPr>
+              <w:keepNext w:val="false"/>
               <w:spacing w:after="40" w:before="0"/>
               <w:jc w:val="left"/>
             </w:pPr>
@@ -2526,6 +2584,7 @@
           </w:tcPr>
           <w:p>
             <w:pPr>
+              <w:keepNext w:val="false"/>
               <w:spacing w:after="40" w:before="0"/>
               <w:jc w:val="left"/>
             </w:pPr>
@@ -2558,6 +2617,7 @@
           </w:tcPr>
           <w:p>
             <w:pPr>
+              <w:keepNext w:val="false"/>
               <w:spacing w:after="40" w:before="0"/>
               <w:jc w:val="left"/>
             </w:pPr>
@@ -2617,6 +2677,7 @@
           </w:tcPr>
           <w:p>
             <w:pPr>
+              <w:keepNext w:val="false"/>
               <w:spacing w:after="40" w:before="0"/>
               <w:jc w:val="center"/>
             </w:pPr>
@@ -2651,6 +2712,7 @@
           </w:tcPr>
           <w:p>
             <w:pPr>
+              <w:keepNext w:val="false"/>
               <w:spacing w:after="40" w:before="0"/>
               <w:jc w:val="left"/>
             </w:pPr>
@@ -2715,6 +2777,7 @@
           </w:tcPr>
           <w:p>
             <w:pPr>
+              <w:keepNext w:val="false"/>
               <w:spacing w:after="40" w:before="0"/>
               <w:jc w:val="center"/>
             </w:pPr>
@@ -2749,6 +2812,7 @@
           </w:tcPr>
           <w:p>
             <w:pPr>
+              <w:keepNext w:val="false"/>
               <w:spacing w:after="40" w:before="0"/>
               <w:jc w:val="left"/>
             </w:pPr>
@@ -2781,6 +2845,7 @@
           </w:tcPr>
           <w:p>
             <w:pPr>
+              <w:keepNext w:val="false"/>
               <w:spacing w:after="40" w:before="0"/>
               <w:jc w:val="left"/>
             </w:pPr>
@@ -2813,6 +2878,7 @@
           </w:tcPr>
           <w:p>
             <w:pPr>
+              <w:keepNext w:val="false"/>
               <w:spacing w:after="40" w:before="0"/>
               <w:jc w:val="left"/>
             </w:pPr>
@@ -2845,6 +2911,7 @@
           </w:tcPr>
           <w:p>
             <w:pPr>
+              <w:keepNext w:val="false"/>
               <w:spacing w:after="40" w:before="0"/>
               <w:jc w:val="left"/>
             </w:pPr>
@@ -2877,6 +2944,7 @@
           </w:tcPr>
           <w:p>
             <w:pPr>
+              <w:keepNext w:val="false"/>
               <w:spacing w:after="40" w:before="0"/>
               <w:jc w:val="left"/>
             </w:pPr>
@@ -2911,6 +2979,7 @@
           </w:tcPr>
           <w:p>
             <w:pPr>
+              <w:keepNext w:val="false"/>
               <w:spacing w:after="40" w:before="0"/>
               <w:jc w:val="left"/>
             </w:pPr>
@@ -2948,7 +3017,7 @@
             <w:pPr>
               <w:spacing w:after="20" w:before="0"/>
             </w:pPr>
-            <w:hyperlink w:history="1" r:id="rId_bfvfvnsbeyhvh3awdtre">
+            <w:hyperlink w:history="1" r:id="rIdlixz-slvbgbsrfslrda-u">
               <w:r>
                 <w:rPr>
                   <w:rFonts w:ascii="Arial" w:cs="Arial" w:eastAsia="Arial" w:hAnsi="Arial"/>
@@ -2997,7 +3066,7 @@
               <w:spacing w:after="10" w:before="0"/>
               <w:ind w:left="120"/>
             </w:pPr>
-            <w:hyperlink w:history="1" r:id="rIdtrrlygphp5lxz1o8vmio3">
+            <w:hyperlink w:history="1" r:id="rIdyy_go63eehnrb1agl1pkh">
               <w:r>
                 <w:rPr>
                   <w:rFonts w:ascii="Arial" w:cs="Arial" w:eastAsia="Arial" w:hAnsi="Arial"/>
@@ -3059,7 +3128,7 @@
               <w:spacing w:after="10" w:before="0"/>
               <w:ind w:left="120"/>
             </w:pPr>
-            <w:hyperlink w:history="1" r:id="rIdxibp7zhdponaoh37nikui">
+            <w:hyperlink w:history="1" r:id="rIdct-08gxk1mjkeuhka66qp">
               <w:r>
                 <w:rPr>
                   <w:rFonts w:ascii="Arial" w:cs="Arial" w:eastAsia="Arial" w:hAnsi="Arial"/>
@@ -3102,6 +3171,7 @@
           </w:tcPr>
           <w:p>
             <w:pPr>
+              <w:keepNext w:val="false"/>
               <w:spacing w:after="40" w:before="0"/>
               <w:jc w:val="left"/>
             </w:pPr>
@@ -3134,6 +3204,7 @@
           </w:tcPr>
           <w:p>
             <w:pPr>
+              <w:keepNext w:val="false"/>
               <w:spacing w:after="40" w:before="0"/>
               <w:jc w:val="left"/>
             </w:pPr>
@@ -3166,6 +3237,7 @@
           </w:tcPr>
           <w:p>
             <w:pPr>
+              <w:keepNext w:val="false"/>
               <w:spacing w:after="40" w:before="0"/>
               <w:jc w:val="left"/>
             </w:pPr>
@@ -3198,6 +3270,7 @@
           </w:tcPr>
           <w:p>
             <w:pPr>
+              <w:keepNext w:val="false"/>
               <w:spacing w:after="40" w:before="0"/>
               <w:jc w:val="left"/>
             </w:pPr>
@@ -3232,6 +3305,7 @@
           </w:tcPr>
           <w:p>
             <w:pPr>
+              <w:keepNext w:val="false"/>
               <w:spacing w:after="40" w:before="0"/>
               <w:jc w:val="left"/>
             </w:pPr>
@@ -3269,7 +3343,7 @@
             <w:pPr>
               <w:spacing w:after="20" w:before="0"/>
             </w:pPr>
-            <w:hyperlink w:history="1" r:id="rId_qbwx23mvb6omd1bx__ni">
+            <w:hyperlink w:history="1" r:id="rId9pdpd1dsy-uziupr5grsh">
               <w:r>
                 <w:rPr>
                   <w:rFonts w:ascii="Arial" w:cs="Arial" w:eastAsia="Arial" w:hAnsi="Arial"/>
@@ -3318,7 +3392,7 @@
               <w:spacing w:after="10" w:before="0"/>
               <w:ind w:left="120"/>
             </w:pPr>
-            <w:hyperlink w:history="1" r:id="rId1i4u0snneufcph1erbj4g">
+            <w:hyperlink w:history="1" r:id="rId_fjnkrt5kvuwawhg0gyiy">
               <w:r>
                 <w:rPr>
                   <w:rFonts w:ascii="Arial" w:cs="Arial" w:eastAsia="Arial" w:hAnsi="Arial"/>
@@ -3380,7 +3454,7 @@
               <w:spacing w:after="10" w:before="0"/>
               <w:ind w:left="120"/>
             </w:pPr>
-            <w:hyperlink w:history="1" r:id="rIdmosyo691qxfuya_1f2glq">
+            <w:hyperlink w:history="1" r:id="rIdcyzreu43vompl9022ktx0">
               <w:r>
                 <w:rPr>
                   <w:rFonts w:ascii="Arial" w:cs="Arial" w:eastAsia="Arial" w:hAnsi="Arial"/>
@@ -3423,6 +3497,7 @@
           </w:tcPr>
           <w:p>
             <w:pPr>
+              <w:keepNext w:val="false"/>
               <w:spacing w:after="40" w:before="0"/>
               <w:jc w:val="left"/>
             </w:pPr>
@@ -3455,6 +3530,7 @@
           </w:tcPr>
           <w:p>
             <w:pPr>
+              <w:keepNext w:val="false"/>
               <w:spacing w:after="40" w:before="0"/>
               <w:jc w:val="left"/>
             </w:pPr>
@@ -3487,6 +3563,7 @@
           </w:tcPr>
           <w:p>
             <w:pPr>
+              <w:keepNext w:val="false"/>
               <w:spacing w:after="40" w:before="0"/>
               <w:jc w:val="left"/>
             </w:pPr>
@@ -3519,6 +3596,7 @@
           </w:tcPr>
           <w:p>
             <w:pPr>
+              <w:keepNext w:val="false"/>
               <w:spacing w:after="40" w:before="0"/>
               <w:jc w:val="left"/>
             </w:pPr>
@@ -3553,6 +3631,7 @@
           </w:tcPr>
           <w:p>
             <w:pPr>
+              <w:keepNext w:val="false"/>
               <w:spacing w:after="40" w:before="0"/>
               <w:jc w:val="left"/>
             </w:pPr>
@@ -3590,7 +3669,7 @@
             <w:pPr>
               <w:spacing w:after="20" w:before="0"/>
             </w:pPr>
-            <w:hyperlink w:history="1" r:id="rIdfsn7uzc-tadbnrzdljtuc">
+            <w:hyperlink w:history="1" r:id="rIdu1_zc29e2auet9l3xlpfz">
               <w:r>
                 <w:rPr>
                   <w:rFonts w:ascii="Arial" w:cs="Arial" w:eastAsia="Arial" w:hAnsi="Arial"/>
@@ -3639,7 +3718,7 @@
               <w:spacing w:after="10" w:before="0"/>
               <w:ind w:left="120"/>
             </w:pPr>
-            <w:hyperlink w:history="1" r:id="rId3twttks8ocdilhtdn-ndd">
+            <w:hyperlink w:history="1" r:id="rIdyogzdnfppgywkdirsopyz">
               <w:r>
                 <w:rPr>
                   <w:rFonts w:ascii="Arial" w:cs="Arial" w:eastAsia="Arial" w:hAnsi="Arial"/>
@@ -3701,7 +3780,7 @@
               <w:spacing w:after="10" w:before="0"/>
               <w:ind w:left="120"/>
             </w:pPr>
-            <w:hyperlink w:history="1" r:id="rIdmeam4_7die99ejpfjkmp5">
+            <w:hyperlink w:history="1" r:id="rIdcehqem9zxmcnr2xtrf7ze">
               <w:r>
                 <w:rPr>
                   <w:rFonts w:ascii="Arial" w:cs="Arial" w:eastAsia="Arial" w:hAnsi="Arial"/>
@@ -3744,6 +3823,7 @@
           </w:tcPr>
           <w:p>
             <w:pPr>
+              <w:keepNext w:val="false"/>
               <w:spacing w:after="40" w:before="0"/>
               <w:jc w:val="left"/>
             </w:pPr>
@@ -3776,6 +3856,7 @@
           </w:tcPr>
           <w:p>
             <w:pPr>
+              <w:keepNext w:val="false"/>
               <w:spacing w:after="40" w:before="0"/>
               <w:jc w:val="left"/>
             </w:pPr>
@@ -3808,6 +3889,7 @@
           </w:tcPr>
           <w:p>
             <w:pPr>
+              <w:keepNext w:val="false"/>
               <w:spacing w:after="40" w:before="0"/>
               <w:jc w:val="left"/>
             </w:pPr>
@@ -3840,6 +3922,7 @@
           </w:tcPr>
           <w:p>
             <w:pPr>
+              <w:keepNext w:val="false"/>
               <w:spacing w:after="40" w:before="0"/>
               <w:jc w:val="left"/>
             </w:pPr>
@@ -3874,6 +3957,7 @@
           </w:tcPr>
           <w:p>
             <w:pPr>
+              <w:keepNext w:val="false"/>
               <w:spacing w:after="40" w:before="0"/>
               <w:jc w:val="left"/>
             </w:pPr>
@@ -3911,7 +3995,7 @@
             <w:pPr>
               <w:spacing w:after="20" w:before="0"/>
             </w:pPr>
-            <w:hyperlink w:history="1" r:id="rIdziyntuoxy_hrze-ycmj-i">
+            <w:hyperlink w:history="1" r:id="rIdhiilfdrr1t9-bu2vlnw8_">
               <w:r>
                 <w:rPr>
                   <w:rFonts w:ascii="Arial" w:cs="Arial" w:eastAsia="Arial" w:hAnsi="Arial"/>
@@ -3960,7 +4044,7 @@
               <w:spacing w:after="10" w:before="0"/>
               <w:ind w:left="120"/>
             </w:pPr>
-            <w:hyperlink w:history="1" r:id="rIdayxohmjif7wahl_ds2wf9">
+            <w:hyperlink w:history="1" r:id="rIdhiuihn-8xujzhzwyn10ma">
               <w:r>
                 <w:rPr>
                   <w:rFonts w:ascii="Arial" w:cs="Arial" w:eastAsia="Arial" w:hAnsi="Arial"/>
@@ -4022,7 +4106,7 @@
               <w:spacing w:after="10" w:before="0"/>
               <w:ind w:left="120"/>
             </w:pPr>
-            <w:hyperlink w:history="1" r:id="rIdqcumrvx3ld4xo5upp168b">
+            <w:hyperlink w:history="1" r:id="rId1ggdfvrk6aui7tlnt7oyf">
               <w:r>
                 <w:rPr>
                   <w:rFonts w:ascii="Arial" w:cs="Arial" w:eastAsia="Arial" w:hAnsi="Arial"/>
@@ -4065,6 +4149,7 @@
           </w:tcPr>
           <w:p>
             <w:pPr>
+              <w:keepNext w:val="false"/>
               <w:spacing w:after="40" w:before="0"/>
               <w:jc w:val="left"/>
             </w:pPr>
@@ -4097,6 +4182,7 @@
           </w:tcPr>
           <w:p>
             <w:pPr>
+              <w:keepNext w:val="false"/>
               <w:spacing w:after="40" w:before="0"/>
               <w:jc w:val="left"/>
             </w:pPr>
@@ -4129,6 +4215,7 @@
           </w:tcPr>
           <w:p>
             <w:pPr>
+              <w:keepNext w:val="false"/>
               <w:spacing w:after="40" w:before="0"/>
               <w:jc w:val="left"/>
             </w:pPr>
@@ -4161,6 +4248,7 @@
           </w:tcPr>
           <w:p>
             <w:pPr>
+              <w:keepNext w:val="false"/>
               <w:spacing w:after="40" w:before="0"/>
               <w:jc w:val="left"/>
             </w:pPr>
@@ -4195,6 +4283,7 @@
           </w:tcPr>
           <w:p>
             <w:pPr>
+              <w:keepNext w:val="false"/>
               <w:spacing w:after="40" w:before="0"/>
               <w:jc w:val="left"/>
             </w:pPr>
@@ -4232,7 +4321,7 @@
             <w:pPr>
               <w:spacing w:after="20" w:before="0"/>
             </w:pPr>
-            <w:hyperlink w:history="1" r:id="rIda7nllhlvkpmb8fxsjg9ww">
+            <w:hyperlink w:history="1" r:id="rIdycmgla2euw-0pp_ghsdf3">
               <w:r>
                 <w:rPr>
                   <w:rFonts w:ascii="Arial" w:cs="Arial" w:eastAsia="Arial" w:hAnsi="Arial"/>
@@ -4281,7 +4370,7 @@
               <w:spacing w:after="10" w:before="0"/>
               <w:ind w:left="120"/>
             </w:pPr>
-            <w:hyperlink w:history="1" r:id="rIdbfl8kaefszxtm5ggfizld">
+            <w:hyperlink w:history="1" r:id="rId8hr2huebtsrda89onzv2u">
               <w:r>
                 <w:rPr>
                   <w:rFonts w:ascii="Arial" w:cs="Arial" w:eastAsia="Arial" w:hAnsi="Arial"/>
@@ -4343,7 +4432,7 @@
               <w:spacing w:after="10" w:before="0"/>
               <w:ind w:left="120"/>
             </w:pPr>
-            <w:hyperlink w:history="1" r:id="rIdkuildhguzp3t-ije1zqzf">
+            <w:hyperlink w:history="1" r:id="rIdmfsebqplvdey18widmycv">
               <w:r>
                 <w:rPr>
                   <w:rFonts w:ascii="Arial" w:cs="Arial" w:eastAsia="Arial" w:hAnsi="Arial"/>
@@ -4386,6 +4475,7 @@
           </w:tcPr>
           <w:p>
             <w:pPr>
+              <w:keepNext w:val="false"/>
               <w:spacing w:after="40" w:before="0"/>
               <w:jc w:val="left"/>
             </w:pPr>
@@ -4418,6 +4508,7 @@
           </w:tcPr>
           <w:p>
             <w:pPr>
+              <w:keepNext w:val="false"/>
               <w:spacing w:after="40" w:before="0"/>
               <w:jc w:val="left"/>
             </w:pPr>
@@ -4450,6 +4541,7 @@
           </w:tcPr>
           <w:p>
             <w:pPr>
+              <w:keepNext w:val="false"/>
               <w:spacing w:after="40" w:before="0"/>
               <w:jc w:val="left"/>
             </w:pPr>
@@ -4482,6 +4574,7 @@
           </w:tcPr>
           <w:p>
             <w:pPr>
+              <w:keepNext w:val="false"/>
               <w:spacing w:after="40" w:before="0"/>
               <w:jc w:val="left"/>
             </w:pPr>
@@ -4541,6 +4634,7 @@
           </w:tcPr>
           <w:p>
             <w:pPr>
+              <w:keepNext w:val="false"/>
               <w:spacing w:after="40" w:before="0"/>
               <w:jc w:val="center"/>
             </w:pPr>
@@ -4575,6 +4669,7 @@
           </w:tcPr>
           <w:p>
             <w:pPr>
+              <w:keepNext w:val="false"/>
               <w:spacing w:after="40" w:before="0"/>
               <w:jc w:val="left"/>
             </w:pPr>
@@ -4636,6 +4731,7 @@
           </w:tcPr>
           <w:p>
             <w:pPr>
+              <w:keepNext w:val="false"/>
               <w:spacing w:after="40" w:before="0"/>
               <w:jc w:val="center"/>
             </w:pPr>
@@ -4670,6 +4766,7 @@
           </w:tcPr>
           <w:p>
             <w:pPr>
+              <w:keepNext w:val="false"/>
               <w:spacing w:after="40" w:before="0"/>
               <w:jc w:val="left"/>
             </w:pPr>
@@ -4702,6 +4799,7 @@
           </w:tcPr>
           <w:p>
             <w:pPr>
+              <w:keepNext w:val="false"/>
               <w:spacing w:after="40" w:before="0"/>
               <w:jc w:val="left"/>
             </w:pPr>
@@ -4736,6 +4834,7 @@
           </w:tcPr>
           <w:p>
             <w:pPr>
+              <w:keepNext w:val="false"/>
               <w:spacing w:after="40" w:before="0"/>
               <w:jc w:val="left"/>
             </w:pPr>
@@ -4768,6 +4867,7 @@
           </w:tcPr>
           <w:p>
             <w:pPr>
+              <w:keepNext w:val="false"/>
               <w:spacing w:after="40" w:before="0"/>
               <w:jc w:val="left"/>
             </w:pPr>
@@ -4802,6 +4902,7 @@
           </w:tcPr>
           <w:p>
             <w:pPr>
+              <w:keepNext w:val="false"/>
               <w:spacing w:after="40" w:before="0"/>
               <w:jc w:val="left"/>
             </w:pPr>
@@ -4834,6 +4935,7 @@
           </w:tcPr>
           <w:p>
             <w:pPr>
+              <w:keepNext w:val="false"/>
               <w:spacing w:after="40" w:before="0"/>
               <w:jc w:val="left"/>
             </w:pPr>
@@ -4870,7 +4972,7 @@
         </w:rPr>
         <w:t xml:space="preserve">© 2026 SeaVuria and ARES. Aligned with KICD objectives. Developed by SeaVuria; technical implementation by ARES (with AI assistance from Claude). Licensed under </w:t>
       </w:r>
-      <w:hyperlink w:history="1" r:id="rIddlrz86wgyr7aprkrgifmk">
+      <w:hyperlink w:history="1" r:id="rIdtococfbyiwzlp1egh12cy">
         <w:r>
           <w:rPr>
             <w:rFonts w:ascii="Arial" w:cs="Arial" w:eastAsia="Arial" w:hAnsi="Arial"/>
@@ -4891,7 +4993,7 @@
         </w:rPr>
         <w:t xml:space="preserve"> (</w:t>
       </w:r>
-      <w:hyperlink w:history="1" r:id="rIdluyxe21cifyjanru12j4w">
+      <w:hyperlink w:history="1" r:id="rIdhorznjfbljm0f7khlcheu">
         <w:r>
           <w:rPr>
             <w:rFonts w:ascii="Arial" w:cs="Arial" w:eastAsia="Arial" w:hAnsi="Arial"/>
@@ -4951,6 +5053,7 @@
           </w:tcPr>
           <w:p>
             <w:pPr>
+              <w:keepNext w:val="false"/>
               <w:spacing w:after="40" w:before="0"/>
               <w:jc w:val="center"/>
             </w:pPr>
@@ -4986,6 +5089,7 @@
           </w:tcPr>
           <w:p>
             <w:pPr>
+              <w:keepNext w:val="false"/>
               <w:spacing w:after="40" w:before="0"/>
               <w:jc w:val="center"/>
             </w:pPr>
@@ -5020,6 +5124,7 @@
           </w:tcPr>
           <w:p>
             <w:pPr>
+              <w:keepNext w:val="false"/>
               <w:spacing w:after="40" w:before="0"/>
               <w:jc w:val="left"/>
             </w:pPr>
@@ -5052,6 +5157,7 @@
           </w:tcPr>
           <w:p>
             <w:pPr>
+              <w:keepNext w:val="false"/>
               <w:spacing w:after="40" w:before="0"/>
               <w:jc w:val="left"/>
             </w:pPr>
@@ -5086,6 +5192,7 @@
           </w:tcPr>
           <w:p>
             <w:pPr>
+              <w:keepNext w:val="false"/>
               <w:spacing w:after="40" w:before="0"/>
               <w:jc w:val="left"/>
             </w:pPr>
@@ -5118,6 +5225,7 @@
           </w:tcPr>
           <w:p>
             <w:pPr>
+              <w:keepNext w:val="false"/>
               <w:spacing w:after="40" w:before="0"/>
               <w:jc w:val="left"/>
             </w:pPr>
@@ -5152,6 +5260,7 @@
           </w:tcPr>
           <w:p>
             <w:pPr>
+              <w:keepNext w:val="false"/>
               <w:spacing w:after="40" w:before="0"/>
               <w:jc w:val="left"/>
             </w:pPr>
@@ -5184,6 +5293,7 @@
           </w:tcPr>
           <w:p>
             <w:pPr>
+              <w:keepNext w:val="false"/>
               <w:spacing w:after="40" w:before="0"/>
               <w:jc w:val="left"/>
             </w:pPr>
@@ -5218,6 +5328,7 @@
           </w:tcPr>
           <w:p>
             <w:pPr>
+              <w:keepNext w:val="false"/>
               <w:spacing w:after="40" w:before="0"/>
               <w:jc w:val="left"/>
             </w:pPr>
@@ -5250,6 +5361,7 @@
           </w:tcPr>
           <w:p>
             <w:pPr>
+              <w:keepNext w:val="false"/>
               <w:spacing w:after="40" w:before="0"/>
               <w:jc w:val="left"/>
             </w:pPr>
@@ -5284,6 +5396,7 @@
           </w:tcPr>
           <w:p>
             <w:pPr>
+              <w:keepNext w:val="false"/>
               <w:spacing w:after="40" w:before="0"/>
               <w:jc w:val="left"/>
             </w:pPr>
@@ -5316,6 +5429,7 @@
           </w:tcPr>
           <w:p>
             <w:pPr>
+              <w:keepNext w:val="false"/>
               <w:spacing w:after="40" w:before="0"/>
               <w:jc w:val="left"/>
             </w:pPr>
@@ -5350,6 +5464,7 @@
           </w:tcPr>
           <w:p>
             <w:pPr>
+              <w:keepNext w:val="false"/>
               <w:spacing w:after="40" w:before="0"/>
               <w:jc w:val="left"/>
             </w:pPr>
@@ -5382,6 +5497,7 @@
           </w:tcPr>
           <w:p>
             <w:pPr>
+              <w:keepNext w:val="false"/>
               <w:spacing w:after="40" w:before="0"/>
               <w:jc w:val="left"/>
             </w:pPr>
@@ -5416,6 +5532,7 @@
           </w:tcPr>
           <w:p>
             <w:pPr>
+              <w:keepNext w:val="false"/>
               <w:spacing w:after="40" w:before="0"/>
               <w:jc w:val="left"/>
             </w:pPr>
@@ -5448,6 +5565,7 @@
           </w:tcPr>
           <w:p>
             <w:pPr>
+              <w:keepNext w:val="false"/>
               <w:spacing w:after="40" w:before="0"/>
               <w:jc w:val="left"/>
             </w:pPr>
@@ -5482,6 +5600,7 @@
           </w:tcPr>
           <w:p>
             <w:pPr>
+              <w:keepNext w:val="false"/>
               <w:spacing w:after="40" w:before="0"/>
               <w:jc w:val="left"/>
             </w:pPr>
@@ -5514,6 +5633,7 @@
           </w:tcPr>
           <w:p>
             <w:pPr>
+              <w:keepNext w:val="false"/>
               <w:spacing w:after="40" w:before="0"/>
               <w:jc w:val="left"/>
             </w:pPr>
@@ -5573,6 +5693,7 @@
           </w:tcPr>
           <w:p>
             <w:pPr>
+              <w:keepNext w:val="false"/>
               <w:spacing w:after="40" w:before="0"/>
               <w:jc w:val="center"/>
             </w:pPr>
@@ -5607,6 +5728,7 @@
           </w:tcPr>
           <w:p>
             <w:pPr>
+              <w:keepNext w:val="false"/>
               <w:spacing w:after="40" w:before="0"/>
               <w:jc w:val="left"/>
             </w:pPr>
@@ -5671,6 +5793,7 @@
           </w:tcPr>
           <w:p>
             <w:pPr>
+              <w:keepNext w:val="false"/>
               <w:spacing w:after="40" w:before="0"/>
               <w:jc w:val="center"/>
             </w:pPr>
@@ -5705,6 +5828,7 @@
           </w:tcPr>
           <w:p>
             <w:pPr>
+              <w:keepNext w:val="false"/>
               <w:spacing w:after="40" w:before="0"/>
               <w:jc w:val="left"/>
             </w:pPr>
@@ -5737,6 +5861,7 @@
           </w:tcPr>
           <w:p>
             <w:pPr>
+              <w:keepNext w:val="false"/>
               <w:spacing w:after="40" w:before="0"/>
               <w:jc w:val="left"/>
             </w:pPr>
@@ -5769,6 +5894,7 @@
           </w:tcPr>
           <w:p>
             <w:pPr>
+              <w:keepNext w:val="false"/>
               <w:spacing w:after="40" w:before="0"/>
               <w:jc w:val="left"/>
             </w:pPr>
@@ -5801,6 +5927,7 @@
           </w:tcPr>
           <w:p>
             <w:pPr>
+              <w:keepNext w:val="false"/>
               <w:spacing w:after="40" w:before="0"/>
               <w:jc w:val="left"/>
             </w:pPr>
@@ -5833,6 +5960,7 @@
           </w:tcPr>
           <w:p>
             <w:pPr>
+              <w:keepNext w:val="false"/>
               <w:spacing w:after="40" w:before="0"/>
               <w:jc w:val="left"/>
             </w:pPr>
@@ -5867,6 +5995,7 @@
           </w:tcPr>
           <w:p>
             <w:pPr>
+              <w:keepNext w:val="false"/>
               <w:spacing w:after="40" w:before="0"/>
               <w:jc w:val="left"/>
             </w:pPr>
@@ -5904,7 +6033,7 @@
             <w:pPr>
               <w:spacing w:after="20" w:before="0"/>
             </w:pPr>
-            <w:hyperlink w:history="1" r:id="rIdl4gcfc03df9row4zuj822">
+            <w:hyperlink w:history="1" r:id="rIdjyjm4jm46eovz3uh4azeh">
               <w:r>
                 <w:rPr>
                   <w:rFonts w:ascii="Arial" w:cs="Arial" w:eastAsia="Arial" w:hAnsi="Arial"/>
@@ -5953,7 +6082,7 @@
               <w:spacing w:after="10" w:before="0"/>
               <w:ind w:left="120"/>
             </w:pPr>
-            <w:hyperlink w:history="1" r:id="rId40ngxlv4nvgwbu1st9fvi">
+            <w:hyperlink w:history="1" r:id="rIdrky__rk4f6iwoy-ndl9ol">
               <w:r>
                 <w:rPr>
                   <w:rFonts w:ascii="Arial" w:cs="Arial" w:eastAsia="Arial" w:hAnsi="Arial"/>
@@ -5998,7 +6127,7 @@
             <w:pPr>
               <w:spacing w:after="20" w:before="0"/>
             </w:pPr>
-            <w:hyperlink w:history="1" r:id="rIdoi0qemk3blitkz7hucsar">
+            <w:hyperlink w:history="1" r:id="rIdhhd33r0ffkpgldstcai5q">
               <w:r>
                 <w:rPr>
                   <w:rFonts w:ascii="Arial" w:cs="Arial" w:eastAsia="Arial" w:hAnsi="Arial"/>
@@ -6047,7 +6176,7 @@
               <w:spacing w:after="10" w:before="0"/>
               <w:ind w:left="120"/>
             </w:pPr>
-            <w:hyperlink w:history="1" r:id="rIdj8emyw0avc_8phs3wbtty">
+            <w:hyperlink w:history="1" r:id="rIdjrlcfibqn3pv4rxtji5yy">
               <w:r>
                 <w:rPr>
                   <w:rFonts w:ascii="Arial" w:cs="Arial" w:eastAsia="Arial" w:hAnsi="Arial"/>
@@ -6075,6 +6204,7 @@
           </w:tcPr>
           <w:p>
             <w:pPr>
+              <w:keepNext w:val="false"/>
               <w:spacing w:after="40" w:before="0"/>
               <w:jc w:val="left"/>
             </w:pPr>
@@ -6107,6 +6237,7 @@
           </w:tcPr>
           <w:p>
             <w:pPr>
+              <w:keepNext w:val="false"/>
               <w:spacing w:after="40" w:before="0"/>
               <w:jc w:val="left"/>
             </w:pPr>
@@ -6139,6 +6270,7 @@
           </w:tcPr>
           <w:p>
             <w:pPr>
+              <w:keepNext w:val="false"/>
               <w:spacing w:after="40" w:before="0"/>
               <w:jc w:val="left"/>
             </w:pPr>
@@ -6171,6 +6303,7 @@
           </w:tcPr>
           <w:p>
             <w:pPr>
+              <w:keepNext w:val="false"/>
               <w:spacing w:after="40" w:before="0"/>
               <w:jc w:val="left"/>
             </w:pPr>
@@ -6205,6 +6338,7 @@
           </w:tcPr>
           <w:p>
             <w:pPr>
+              <w:keepNext w:val="false"/>
               <w:spacing w:after="40" w:before="0"/>
               <w:jc w:val="left"/>
             </w:pPr>
@@ -6242,7 +6376,7 @@
             <w:pPr>
               <w:spacing w:after="20" w:before="0"/>
             </w:pPr>
-            <w:hyperlink w:history="1" r:id="rIdz7zeolnbkr-h1jhlvmfwq">
+            <w:hyperlink w:history="1" r:id="rIdbrji2-thajcjmm9rmwfwn">
               <w:r>
                 <w:rPr>
                   <w:rFonts w:ascii="Arial" w:cs="Arial" w:eastAsia="Arial" w:hAnsi="Arial"/>
@@ -6291,7 +6425,7 @@
               <w:spacing w:after="10" w:before="0"/>
               <w:ind w:left="120"/>
             </w:pPr>
-            <w:hyperlink w:history="1" r:id="rIduu6asbfuykul5-chsid-j">
+            <w:hyperlink w:history="1" r:id="rIdr5fwanizagkgygki9sngr">
               <w:r>
                 <w:rPr>
                   <w:rFonts w:ascii="Arial" w:cs="Arial" w:eastAsia="Arial" w:hAnsi="Arial"/>
@@ -6336,7 +6470,7 @@
             <w:pPr>
               <w:spacing w:after="20" w:before="0"/>
             </w:pPr>
-            <w:hyperlink w:history="1" r:id="rId9wutdqe-sj6bisqvbfbtj">
+            <w:hyperlink w:history="1" r:id="rId4ptmp1nuqqnjnyrlbvujq">
               <w:r>
                 <w:rPr>
                   <w:rFonts w:ascii="Arial" w:cs="Arial" w:eastAsia="Arial" w:hAnsi="Arial"/>
@@ -6385,7 +6519,7 @@
               <w:spacing w:after="10" w:before="0"/>
               <w:ind w:left="120"/>
             </w:pPr>
-            <w:hyperlink w:history="1" r:id="rIdse_bqdut_h4myvz3x4vem">
+            <w:hyperlink w:history="1" r:id="rIdqggtsrlhdv6qgci9iwf_w">
               <w:r>
                 <w:rPr>
                   <w:rFonts w:ascii="Arial" w:cs="Arial" w:eastAsia="Arial" w:hAnsi="Arial"/>
@@ -6413,6 +6547,7 @@
           </w:tcPr>
           <w:p>
             <w:pPr>
+              <w:keepNext w:val="false"/>
               <w:spacing w:after="40" w:before="0"/>
               <w:jc w:val="left"/>
             </w:pPr>
@@ -6445,6 +6580,7 @@
           </w:tcPr>
           <w:p>
             <w:pPr>
+              <w:keepNext w:val="false"/>
               <w:spacing w:after="40" w:before="0"/>
               <w:jc w:val="left"/>
             </w:pPr>
@@ -6477,6 +6613,7 @@
           </w:tcPr>
           <w:p>
             <w:pPr>
+              <w:keepNext w:val="false"/>
               <w:spacing w:after="40" w:before="0"/>
               <w:jc w:val="left"/>
             </w:pPr>
@@ -6509,6 +6646,7 @@
           </w:tcPr>
           <w:p>
             <w:pPr>
+              <w:keepNext w:val="false"/>
               <w:spacing w:after="40" w:before="0"/>
               <w:jc w:val="left"/>
             </w:pPr>
@@ -6543,6 +6681,7 @@
           </w:tcPr>
           <w:p>
             <w:pPr>
+              <w:keepNext w:val="false"/>
               <w:spacing w:after="40" w:before="0"/>
               <w:jc w:val="left"/>
             </w:pPr>
@@ -6580,7 +6719,7 @@
             <w:pPr>
               <w:spacing w:after="20" w:before="0"/>
             </w:pPr>
-            <w:hyperlink w:history="1" r:id="rIdsq4bf9gpeluwl2vctmb4g">
+            <w:hyperlink w:history="1" r:id="rId6znk3d0wbcgnvoni8hhcy">
               <w:r>
                 <w:rPr>
                   <w:rFonts w:ascii="Arial" w:cs="Arial" w:eastAsia="Arial" w:hAnsi="Arial"/>
@@ -6629,7 +6768,7 @@
               <w:spacing w:after="10" w:before="0"/>
               <w:ind w:left="120"/>
             </w:pPr>
-            <w:hyperlink w:history="1" r:id="rId2cc3h7nregyqsun2dv5gk">
+            <w:hyperlink w:history="1" r:id="rIdbr5byidssfpjibsqxe-4_">
               <w:r>
                 <w:rPr>
                   <w:rFonts w:ascii="Arial" w:cs="Arial" w:eastAsia="Arial" w:hAnsi="Arial"/>
@@ -6674,7 +6813,7 @@
             <w:pPr>
               <w:spacing w:after="20" w:before="0"/>
             </w:pPr>
-            <w:hyperlink w:history="1" r:id="rIdo3ml07uixlr449a7qlgrl">
+            <w:hyperlink w:history="1" r:id="rIdbalweyvru2-dken2ouq7q">
               <w:r>
                 <w:rPr>
                   <w:rFonts w:ascii="Arial" w:cs="Arial" w:eastAsia="Arial" w:hAnsi="Arial"/>
@@ -6723,7 +6862,7 @@
               <w:spacing w:after="10" w:before="0"/>
               <w:ind w:left="120"/>
             </w:pPr>
-            <w:hyperlink w:history="1" r:id="rIdqcunfd5m741dlgsesd7eh">
+            <w:hyperlink w:history="1" r:id="rIdr00lz9cec-relcgo3yxzq">
               <w:r>
                 <w:rPr>
                   <w:rFonts w:ascii="Arial" w:cs="Arial" w:eastAsia="Arial" w:hAnsi="Arial"/>
@@ -6751,6 +6890,7 @@
           </w:tcPr>
           <w:p>
             <w:pPr>
+              <w:keepNext w:val="false"/>
               <w:spacing w:after="40" w:before="0"/>
               <w:jc w:val="left"/>
             </w:pPr>
@@ -6783,6 +6923,7 @@
           </w:tcPr>
           <w:p>
             <w:pPr>
+              <w:keepNext w:val="false"/>
               <w:spacing w:after="40" w:before="0"/>
               <w:jc w:val="left"/>
             </w:pPr>
@@ -6815,6 +6956,7 @@
           </w:tcPr>
           <w:p>
             <w:pPr>
+              <w:keepNext w:val="false"/>
               <w:spacing w:after="40" w:before="0"/>
               <w:jc w:val="left"/>
             </w:pPr>
@@ -6847,6 +6989,7 @@
           </w:tcPr>
           <w:p>
             <w:pPr>
+              <w:keepNext w:val="false"/>
               <w:spacing w:after="40" w:before="0"/>
               <w:jc w:val="left"/>
             </w:pPr>
@@ -6881,6 +7024,7 @@
           </w:tcPr>
           <w:p>
             <w:pPr>
+              <w:keepNext w:val="false"/>
               <w:spacing w:after="40" w:before="0"/>
               <w:jc w:val="left"/>
             </w:pPr>
@@ -6918,7 +7062,7 @@
             <w:pPr>
               <w:spacing w:after="20" w:before="0"/>
             </w:pPr>
-            <w:hyperlink w:history="1" r:id="rIdtngimss3noj7nnu1kglkn">
+            <w:hyperlink w:history="1" r:id="rIdrhs5dcjat15adqus6g2lr">
               <w:r>
                 <w:rPr>
                   <w:rFonts w:ascii="Arial" w:cs="Arial" w:eastAsia="Arial" w:hAnsi="Arial"/>
@@ -6967,7 +7111,7 @@
               <w:spacing w:after="10" w:before="0"/>
               <w:ind w:left="120"/>
             </w:pPr>
-            <w:hyperlink w:history="1" r:id="rIdjv_tm3aivkvyil_gjn-g4">
+            <w:hyperlink w:history="1" r:id="rId9xy3eqjt6zxywop0k-wnj">
               <w:r>
                 <w:rPr>
                   <w:rFonts w:ascii="Arial" w:cs="Arial" w:eastAsia="Arial" w:hAnsi="Arial"/>
@@ -7012,7 +7156,7 @@
             <w:pPr>
               <w:spacing w:after="20" w:before="0"/>
             </w:pPr>
-            <w:hyperlink w:history="1" r:id="rIdmcf4ioi-_hzuoe-7gfocv">
+            <w:hyperlink w:history="1" r:id="rIdxieuh9fdeixufqwkjzeux">
               <w:r>
                 <w:rPr>
                   <w:rFonts w:ascii="Arial" w:cs="Arial" w:eastAsia="Arial" w:hAnsi="Arial"/>
@@ -7061,7 +7205,7 @@
               <w:spacing w:after="10" w:before="0"/>
               <w:ind w:left="120"/>
             </w:pPr>
-            <w:hyperlink w:history="1" r:id="rIdmllrji29hjwwluj-7u_fa">
+            <w:hyperlink w:history="1" r:id="rIdk4bcwhdbwijvediceitki">
               <w:r>
                 <w:rPr>
                   <w:rFonts w:ascii="Arial" w:cs="Arial" w:eastAsia="Arial" w:hAnsi="Arial"/>
@@ -7089,6 +7233,7 @@
           </w:tcPr>
           <w:p>
             <w:pPr>
+              <w:keepNext w:val="false"/>
               <w:spacing w:after="40" w:before="0"/>
               <w:jc w:val="left"/>
             </w:pPr>
@@ -7121,6 +7266,7 @@
           </w:tcPr>
           <w:p>
             <w:pPr>
+              <w:keepNext w:val="false"/>
               <w:spacing w:after="40" w:before="0"/>
               <w:jc w:val="left"/>
             </w:pPr>
@@ -7153,6 +7299,7 @@
           </w:tcPr>
           <w:p>
             <w:pPr>
+              <w:keepNext w:val="false"/>
               <w:spacing w:after="40" w:before="0"/>
               <w:jc w:val="left"/>
             </w:pPr>
@@ -7185,6 +7332,7 @@
           </w:tcPr>
           <w:p>
             <w:pPr>
+              <w:keepNext w:val="false"/>
               <w:spacing w:after="40" w:before="0"/>
               <w:jc w:val="left"/>
             </w:pPr>
@@ -7219,6 +7367,7 @@
           </w:tcPr>
           <w:p>
             <w:pPr>
+              <w:keepNext w:val="false"/>
               <w:spacing w:after="40" w:before="0"/>
               <w:jc w:val="left"/>
             </w:pPr>
@@ -7256,7 +7405,7 @@
             <w:pPr>
               <w:spacing w:after="20" w:before="0"/>
             </w:pPr>
-            <w:hyperlink w:history="1" r:id="rId0vhpur5badeegd5onq7of">
+            <w:hyperlink w:history="1" r:id="rIdpqhjuposznpgdfjrs_cbm">
               <w:r>
                 <w:rPr>
                   <w:rFonts w:ascii="Arial" w:cs="Arial" w:eastAsia="Arial" w:hAnsi="Arial"/>
@@ -7305,7 +7454,7 @@
               <w:spacing w:after="10" w:before="0"/>
               <w:ind w:left="120"/>
             </w:pPr>
-            <w:hyperlink w:history="1" r:id="rIdneec0r0fn-0k-1xnpqtro">
+            <w:hyperlink w:history="1" r:id="rIdy3ae-x4-dbehazzqau-u6">
               <w:r>
                 <w:rPr>
                   <w:rFonts w:ascii="Arial" w:cs="Arial" w:eastAsia="Arial" w:hAnsi="Arial"/>
@@ -7350,7 +7499,7 @@
             <w:pPr>
               <w:spacing w:after="20" w:before="0"/>
             </w:pPr>
-            <w:hyperlink w:history="1" r:id="rId586vup87_tdcx28ntabvo">
+            <w:hyperlink w:history="1" r:id="rIdgziusdktt0nrjldi_lo6l">
               <w:r>
                 <w:rPr>
                   <w:rFonts w:ascii="Arial" w:cs="Arial" w:eastAsia="Arial" w:hAnsi="Arial"/>
@@ -7399,7 +7548,7 @@
               <w:spacing w:after="10" w:before="0"/>
               <w:ind w:left="120"/>
             </w:pPr>
-            <w:hyperlink w:history="1" r:id="rIdr0b2xhpdyan2di2zntebh">
+            <w:hyperlink w:history="1" r:id="rIdv4v9pzfw5vxmyahooj-_d">
               <w:r>
                 <w:rPr>
                   <w:rFonts w:ascii="Arial" w:cs="Arial" w:eastAsia="Arial" w:hAnsi="Arial"/>
@@ -7427,6 +7576,7 @@
           </w:tcPr>
           <w:p>
             <w:pPr>
+              <w:keepNext w:val="false"/>
               <w:spacing w:after="40" w:before="0"/>
               <w:jc w:val="left"/>
             </w:pPr>
@@ -7459,6 +7609,7 @@
           </w:tcPr>
           <w:p>
             <w:pPr>
+              <w:keepNext w:val="false"/>
               <w:spacing w:after="40" w:before="0"/>
               <w:jc w:val="left"/>
             </w:pPr>
@@ -7491,6 +7642,7 @@
           </w:tcPr>
           <w:p>
             <w:pPr>
+              <w:keepNext w:val="false"/>
               <w:spacing w:after="40" w:before="0"/>
               <w:jc w:val="left"/>
             </w:pPr>
@@ -7523,6 +7675,7 @@
           </w:tcPr>
           <w:p>
             <w:pPr>
+              <w:keepNext w:val="false"/>
               <w:spacing w:after="40" w:before="0"/>
               <w:jc w:val="left"/>
             </w:pPr>
@@ -7582,6 +7735,7 @@
           </w:tcPr>
           <w:p>
             <w:pPr>
+              <w:keepNext w:val="false"/>
               <w:spacing w:after="40" w:before="0"/>
               <w:jc w:val="center"/>
             </w:pPr>
@@ -7616,6 +7770,7 @@
           </w:tcPr>
           <w:p>
             <w:pPr>
+              <w:keepNext w:val="false"/>
               <w:spacing w:after="40" w:before="0"/>
               <w:jc w:val="left"/>
             </w:pPr>
@@ -7677,6 +7832,7 @@
           </w:tcPr>
           <w:p>
             <w:pPr>
+              <w:keepNext w:val="false"/>
               <w:spacing w:after="40" w:before="0"/>
               <w:jc w:val="center"/>
             </w:pPr>
@@ -7711,6 +7867,7 @@
           </w:tcPr>
           <w:p>
             <w:pPr>
+              <w:keepNext w:val="false"/>
               <w:spacing w:after="40" w:before="0"/>
               <w:jc w:val="left"/>
             </w:pPr>
@@ -7743,6 +7900,7 @@
           </w:tcPr>
           <w:p>
             <w:pPr>
+              <w:keepNext w:val="false"/>
               <w:spacing w:after="40" w:before="0"/>
               <w:jc w:val="left"/>
             </w:pPr>
@@ -7777,6 +7935,7 @@
           </w:tcPr>
           <w:p>
             <w:pPr>
+              <w:keepNext w:val="false"/>
               <w:spacing w:after="40" w:before="0"/>
               <w:jc w:val="left"/>
             </w:pPr>
@@ -7809,6 +7968,7 @@
           </w:tcPr>
           <w:p>
             <w:pPr>
+              <w:keepNext w:val="false"/>
               <w:spacing w:after="40" w:before="0"/>
               <w:jc w:val="left"/>
             </w:pPr>
@@ -7843,6 +8003,7 @@
           </w:tcPr>
           <w:p>
             <w:pPr>
+              <w:keepNext w:val="false"/>
               <w:spacing w:after="40" w:before="0"/>
               <w:jc w:val="left"/>
             </w:pPr>
@@ -7875,6 +8036,7 @@
           </w:tcPr>
           <w:p>
             <w:pPr>
+              <w:keepNext w:val="false"/>
               <w:spacing w:after="40" w:before="0"/>
               <w:jc w:val="left"/>
             </w:pPr>
@@ -7911,7 +8073,7 @@
         </w:rPr>
         <w:t xml:space="preserve">© 2026 SeaVuria and ARES. Aligned with KICD objectives. Developed by SeaVuria; technical implementation by ARES (with AI assistance from Claude). Licensed under </w:t>
       </w:r>
-      <w:hyperlink w:history="1" r:id="rId12c4ilvpal1exvc4b70pe">
+      <w:hyperlink w:history="1" r:id="rIdpaqm3lzyhkxcz2j5jc1uf">
         <w:r>
           <w:rPr>
             <w:rFonts w:ascii="Arial" w:cs="Arial" w:eastAsia="Arial" w:hAnsi="Arial"/>
@@ -7932,7 +8094,7 @@
         </w:rPr>
         <w:t xml:space="preserve"> (</w:t>
       </w:r>
-      <w:hyperlink w:history="1" r:id="rIdkillffbupjsgsskhhpjda">
+      <w:hyperlink w:history="1" r:id="rIdemkbq649ja5puxxozzpm2">
         <w:r>
           <w:rPr>
             <w:rFonts w:ascii="Arial" w:cs="Arial" w:eastAsia="Arial" w:hAnsi="Arial"/>
@@ -7992,6 +8154,7 @@
           </w:tcPr>
           <w:p>
             <w:pPr>
+              <w:keepNext w:val="false"/>
               <w:spacing w:after="40" w:before="0"/>
               <w:jc w:val="center"/>
             </w:pPr>
@@ -8027,6 +8190,7 @@
           </w:tcPr>
           <w:p>
             <w:pPr>
+              <w:keepNext w:val="false"/>
               <w:spacing w:after="40" w:before="0"/>
               <w:jc w:val="center"/>
             </w:pPr>
@@ -8061,6 +8225,7 @@
           </w:tcPr>
           <w:p>
             <w:pPr>
+              <w:keepNext w:val="false"/>
               <w:spacing w:after="40" w:before="0"/>
               <w:jc w:val="left"/>
             </w:pPr>
@@ -8093,6 +8258,7 @@
           </w:tcPr>
           <w:p>
             <w:pPr>
+              <w:keepNext w:val="false"/>
               <w:spacing w:after="40" w:before="0"/>
               <w:jc w:val="left"/>
             </w:pPr>
@@ -8127,6 +8293,7 @@
           </w:tcPr>
           <w:p>
             <w:pPr>
+              <w:keepNext w:val="false"/>
               <w:spacing w:after="40" w:before="0"/>
               <w:jc w:val="left"/>
             </w:pPr>
@@ -8159,6 +8326,7 @@
           </w:tcPr>
           <w:p>
             <w:pPr>
+              <w:keepNext w:val="false"/>
               <w:spacing w:after="40" w:before="0"/>
               <w:jc w:val="left"/>
             </w:pPr>
@@ -8193,6 +8361,7 @@
           </w:tcPr>
           <w:p>
             <w:pPr>
+              <w:keepNext w:val="false"/>
               <w:spacing w:after="40" w:before="0"/>
               <w:jc w:val="left"/>
             </w:pPr>
@@ -8225,6 +8394,7 @@
           </w:tcPr>
           <w:p>
             <w:pPr>
+              <w:keepNext w:val="false"/>
               <w:spacing w:after="40" w:before="0"/>
               <w:jc w:val="left"/>
             </w:pPr>
@@ -8259,6 +8429,7 @@
           </w:tcPr>
           <w:p>
             <w:pPr>
+              <w:keepNext w:val="false"/>
               <w:spacing w:after="40" w:before="0"/>
               <w:jc w:val="left"/>
             </w:pPr>
@@ -8291,6 +8462,7 @@
           </w:tcPr>
           <w:p>
             <w:pPr>
+              <w:keepNext w:val="false"/>
               <w:spacing w:after="40" w:before="0"/>
               <w:jc w:val="left"/>
             </w:pPr>
@@ -8325,6 +8497,7 @@
           </w:tcPr>
           <w:p>
             <w:pPr>
+              <w:keepNext w:val="false"/>
               <w:spacing w:after="40" w:before="0"/>
               <w:jc w:val="left"/>
             </w:pPr>
@@ -8357,6 +8530,7 @@
           </w:tcPr>
           <w:p>
             <w:pPr>
+              <w:keepNext w:val="false"/>
               <w:spacing w:after="40" w:before="0"/>
               <w:jc w:val="left"/>
             </w:pPr>
@@ -8391,6 +8565,7 @@
           </w:tcPr>
           <w:p>
             <w:pPr>
+              <w:keepNext w:val="false"/>
               <w:spacing w:after="40" w:before="0"/>
               <w:jc w:val="left"/>
             </w:pPr>
@@ -8423,6 +8598,7 @@
           </w:tcPr>
           <w:p>
             <w:pPr>
+              <w:keepNext w:val="false"/>
               <w:spacing w:after="40" w:before="0"/>
               <w:jc w:val="left"/>
             </w:pPr>
@@ -8457,6 +8633,7 @@
           </w:tcPr>
           <w:p>
             <w:pPr>
+              <w:keepNext w:val="false"/>
               <w:spacing w:after="40" w:before="0"/>
               <w:jc w:val="left"/>
             </w:pPr>
@@ -8489,6 +8666,7 @@
           </w:tcPr>
           <w:p>
             <w:pPr>
+              <w:keepNext w:val="false"/>
               <w:spacing w:after="40" w:before="0"/>
               <w:jc w:val="left"/>
             </w:pPr>
@@ -8523,6 +8701,7 @@
           </w:tcPr>
           <w:p>
             <w:pPr>
+              <w:keepNext w:val="false"/>
               <w:spacing w:after="40" w:before="0"/>
               <w:jc w:val="left"/>
             </w:pPr>
@@ -8555,6 +8734,7 @@
           </w:tcPr>
           <w:p>
             <w:pPr>
+              <w:keepNext w:val="false"/>
               <w:spacing w:after="40" w:before="0"/>
               <w:jc w:val="left"/>
             </w:pPr>
@@ -8614,6 +8794,7 @@
           </w:tcPr>
           <w:p>
             <w:pPr>
+              <w:keepNext w:val="false"/>
               <w:spacing w:after="40" w:before="0"/>
               <w:jc w:val="center"/>
             </w:pPr>
@@ -8648,6 +8829,7 @@
           </w:tcPr>
           <w:p>
             <w:pPr>
+              <w:keepNext w:val="false"/>
               <w:spacing w:after="40" w:before="0"/>
               <w:jc w:val="left"/>
             </w:pPr>
@@ -8712,6 +8894,7 @@
           </w:tcPr>
           <w:p>
             <w:pPr>
+              <w:keepNext w:val="false"/>
               <w:spacing w:after="40" w:before="0"/>
               <w:jc w:val="center"/>
             </w:pPr>
@@ -8746,6 +8929,7 @@
           </w:tcPr>
           <w:p>
             <w:pPr>
+              <w:keepNext w:val="false"/>
               <w:spacing w:after="40" w:before="0"/>
               <w:jc w:val="left"/>
             </w:pPr>
@@ -8778,6 +8962,7 @@
           </w:tcPr>
           <w:p>
             <w:pPr>
+              <w:keepNext w:val="false"/>
               <w:spacing w:after="40" w:before="0"/>
               <w:jc w:val="left"/>
             </w:pPr>
@@ -8810,6 +8995,7 @@
           </w:tcPr>
           <w:p>
             <w:pPr>
+              <w:keepNext w:val="false"/>
               <w:spacing w:after="40" w:before="0"/>
               <w:jc w:val="left"/>
             </w:pPr>
@@ -8842,6 +9028,7 @@
           </w:tcPr>
           <w:p>
             <w:pPr>
+              <w:keepNext w:val="false"/>
               <w:spacing w:after="40" w:before="0"/>
               <w:jc w:val="left"/>
             </w:pPr>
@@ -8874,6 +9061,7 @@
           </w:tcPr>
           <w:p>
             <w:pPr>
+              <w:keepNext w:val="false"/>
               <w:spacing w:after="40" w:before="0"/>
               <w:jc w:val="left"/>
             </w:pPr>
@@ -8908,6 +9096,7 @@
           </w:tcPr>
           <w:p>
             <w:pPr>
+              <w:keepNext w:val="false"/>
               <w:spacing w:after="40" w:before="0"/>
               <w:jc w:val="left"/>
             </w:pPr>
@@ -8945,7 +9134,7 @@
             <w:pPr>
               <w:spacing w:after="20" w:before="0"/>
             </w:pPr>
-            <w:hyperlink w:history="1" r:id="rId9q6jvrn4j6hbi4nwzk4l8">
+            <w:hyperlink w:history="1" r:id="rId_qxovgriqrnq1fip1eyzu">
               <w:r>
                 <w:rPr>
                   <w:rFonts w:ascii="Arial" w:cs="Arial" w:eastAsia="Arial" w:hAnsi="Arial"/>
@@ -8994,7 +9183,7 @@
               <w:spacing w:after="10" w:before="0"/>
               <w:ind w:left="120"/>
             </w:pPr>
-            <w:hyperlink w:history="1" r:id="rIdcb-8kyr0yebhqqdznr20m">
+            <w:hyperlink w:history="1" r:id="rIdujslyoymwer578suhppbu">
               <w:r>
                 <w:rPr>
                   <w:rFonts w:ascii="Arial" w:cs="Arial" w:eastAsia="Arial" w:hAnsi="Arial"/>
@@ -9039,7 +9228,7 @@
             <w:pPr>
               <w:spacing w:after="20" w:before="0"/>
             </w:pPr>
-            <w:hyperlink w:history="1" r:id="rIdsq4i8ibmjsuzksxk6fbia">
+            <w:hyperlink w:history="1" r:id="rIdm-muj_w2fmbkt9lorjk1a">
               <w:r>
                 <w:rPr>
                   <w:rFonts w:ascii="Arial" w:cs="Arial" w:eastAsia="Arial" w:hAnsi="Arial"/>
@@ -9088,7 +9277,7 @@
               <w:spacing w:after="10" w:before="0"/>
               <w:ind w:left="120"/>
             </w:pPr>
-            <w:hyperlink w:history="1" r:id="rIds2cw5b7of5dwzb_lw6js6">
+            <w:hyperlink w:history="1" r:id="rIdhyzun3rrucysi8gy8mwwa">
               <w:r>
                 <w:rPr>
                   <w:rFonts w:ascii="Arial" w:cs="Arial" w:eastAsia="Arial" w:hAnsi="Arial"/>
@@ -9116,6 +9305,7 @@
           </w:tcPr>
           <w:p>
             <w:pPr>
+              <w:keepNext w:val="false"/>
               <w:spacing w:after="40" w:before="0"/>
               <w:jc w:val="left"/>
             </w:pPr>
@@ -9148,6 +9338,7 @@
           </w:tcPr>
           <w:p>
             <w:pPr>
+              <w:keepNext w:val="false"/>
               <w:spacing w:after="40" w:before="0"/>
               <w:jc w:val="left"/>
             </w:pPr>
@@ -9180,6 +9371,7 @@
           </w:tcPr>
           <w:p>
             <w:pPr>
+              <w:keepNext w:val="false"/>
               <w:spacing w:after="40" w:before="0"/>
               <w:jc w:val="left"/>
             </w:pPr>
@@ -9212,6 +9404,7 @@
           </w:tcPr>
           <w:p>
             <w:pPr>
+              <w:keepNext w:val="false"/>
               <w:spacing w:after="40" w:before="0"/>
               <w:jc w:val="left"/>
             </w:pPr>
@@ -9246,6 +9439,7 @@
           </w:tcPr>
           <w:p>
             <w:pPr>
+              <w:keepNext w:val="false"/>
               <w:spacing w:after="40" w:before="0"/>
               <w:jc w:val="left"/>
             </w:pPr>
@@ -9283,7 +9477,7 @@
             <w:pPr>
               <w:spacing w:after="20" w:before="0"/>
             </w:pPr>
-            <w:hyperlink w:history="1" r:id="rIdfdugrxokuetaf5hbz1f8m">
+            <w:hyperlink w:history="1" r:id="rIdilyjjj1a7hcq7twfgfray">
               <w:r>
                 <w:rPr>
                   <w:rFonts w:ascii="Arial" w:cs="Arial" w:eastAsia="Arial" w:hAnsi="Arial"/>
@@ -9332,7 +9526,7 @@
               <w:spacing w:after="10" w:before="0"/>
               <w:ind w:left="120"/>
             </w:pPr>
-            <w:hyperlink w:history="1" r:id="rIdi1mqmvtroend5mycuewp3">
+            <w:hyperlink w:history="1" r:id="rIdkmonhhfaerkzp8so6smji">
               <w:r>
                 <w:rPr>
                   <w:rFonts w:ascii="Arial" w:cs="Arial" w:eastAsia="Arial" w:hAnsi="Arial"/>
@@ -9377,7 +9571,7 @@
             <w:pPr>
               <w:spacing w:after="20" w:before="0"/>
             </w:pPr>
-            <w:hyperlink w:history="1" r:id="rIdk5_bkcmyfql7p4gf02ptf">
+            <w:hyperlink w:history="1" r:id="rIdibnnj_luypxz3icmvg6ie">
               <w:r>
                 <w:rPr>
                   <w:rFonts w:ascii="Arial" w:cs="Arial" w:eastAsia="Arial" w:hAnsi="Arial"/>
@@ -9426,7 +9620,7 @@
               <w:spacing w:after="10" w:before="0"/>
               <w:ind w:left="120"/>
             </w:pPr>
-            <w:hyperlink w:history="1" r:id="rId9-r5b1yr_3y513aytjsyf">
+            <w:hyperlink w:history="1" r:id="rId5pxumfaszun_vmmowhanf">
               <w:r>
                 <w:rPr>
                   <w:rFonts w:ascii="Arial" w:cs="Arial" w:eastAsia="Arial" w:hAnsi="Arial"/>
@@ -9454,6 +9648,7 @@
           </w:tcPr>
           <w:p>
             <w:pPr>
+              <w:keepNext w:val="false"/>
               <w:spacing w:after="40" w:before="0"/>
               <w:jc w:val="left"/>
             </w:pPr>
@@ -9486,6 +9681,7 @@
           </w:tcPr>
           <w:p>
             <w:pPr>
+              <w:keepNext w:val="false"/>
               <w:spacing w:after="40" w:before="0"/>
               <w:jc w:val="left"/>
             </w:pPr>
@@ -9518,6 +9714,7 @@
           </w:tcPr>
           <w:p>
             <w:pPr>
+              <w:keepNext w:val="false"/>
               <w:spacing w:after="40" w:before="0"/>
               <w:jc w:val="left"/>
             </w:pPr>
@@ -9550,6 +9747,7 @@
           </w:tcPr>
           <w:p>
             <w:pPr>
+              <w:keepNext w:val="false"/>
               <w:spacing w:after="40" w:before="0"/>
               <w:jc w:val="left"/>
             </w:pPr>
@@ -9584,6 +9782,7 @@
           </w:tcPr>
           <w:p>
             <w:pPr>
+              <w:keepNext w:val="false"/>
               <w:spacing w:after="40" w:before="0"/>
               <w:jc w:val="left"/>
             </w:pPr>
@@ -9621,7 +9820,7 @@
             <w:pPr>
               <w:spacing w:after="20" w:before="0"/>
             </w:pPr>
-            <w:hyperlink w:history="1" r:id="rIdoybid_s9iijjjimjyejbh">
+            <w:hyperlink w:history="1" r:id="rIdmmk7t9c2xkkmdgl6lxslb">
               <w:r>
                 <w:rPr>
                   <w:rFonts w:ascii="Arial" w:cs="Arial" w:eastAsia="Arial" w:hAnsi="Arial"/>
@@ -9670,7 +9869,7 @@
               <w:spacing w:after="10" w:before="0"/>
               <w:ind w:left="120"/>
             </w:pPr>
-            <w:hyperlink w:history="1" r:id="rId0zsbbsd3tlbyryxc77xeo">
+            <w:hyperlink w:history="1" r:id="rId4m3omhm2fcq8i4td3wkbo">
               <w:r>
                 <w:rPr>
                   <w:rFonts w:ascii="Arial" w:cs="Arial" w:eastAsia="Arial" w:hAnsi="Arial"/>
@@ -9715,7 +9914,7 @@
             <w:pPr>
               <w:spacing w:after="20" w:before="0"/>
             </w:pPr>
-            <w:hyperlink w:history="1" r:id="rIdr49kmup-o_vsji3hulqkp">
+            <w:hyperlink w:history="1" r:id="rIdlgocnggvfqeqxusbchm-r">
               <w:r>
                 <w:rPr>
                   <w:rFonts w:ascii="Arial" w:cs="Arial" w:eastAsia="Arial" w:hAnsi="Arial"/>
@@ -9764,7 +9963,7 @@
               <w:spacing w:after="10" w:before="0"/>
               <w:ind w:left="120"/>
             </w:pPr>
-            <w:hyperlink w:history="1" r:id="rId4yvksda1hnp-ou4xojar8">
+            <w:hyperlink w:history="1" r:id="rId9jr6ld529ossdgobztbmy">
               <w:r>
                 <w:rPr>
                   <w:rFonts w:ascii="Arial" w:cs="Arial" w:eastAsia="Arial" w:hAnsi="Arial"/>
@@ -9792,6 +9991,7 @@
           </w:tcPr>
           <w:p>
             <w:pPr>
+              <w:keepNext w:val="false"/>
               <w:spacing w:after="40" w:before="0"/>
               <w:jc w:val="left"/>
             </w:pPr>
@@ -9824,6 +10024,7 @@
           </w:tcPr>
           <w:p>
             <w:pPr>
+              <w:keepNext w:val="false"/>
               <w:spacing w:after="40" w:before="0"/>
               <w:jc w:val="left"/>
             </w:pPr>
@@ -9856,6 +10057,7 @@
           </w:tcPr>
           <w:p>
             <w:pPr>
+              <w:keepNext w:val="false"/>
               <w:spacing w:after="40" w:before="0"/>
               <w:jc w:val="left"/>
             </w:pPr>
@@ -9888,6 +10090,7 @@
           </w:tcPr>
           <w:p>
             <w:pPr>
+              <w:keepNext w:val="false"/>
               <w:spacing w:after="40" w:before="0"/>
               <w:jc w:val="left"/>
             </w:pPr>
@@ -9922,6 +10125,7 @@
           </w:tcPr>
           <w:p>
             <w:pPr>
+              <w:keepNext w:val="false"/>
               <w:spacing w:after="40" w:before="0"/>
               <w:jc w:val="left"/>
             </w:pPr>
@@ -9959,7 +10163,7 @@
             <w:pPr>
               <w:spacing w:after="20" w:before="0"/>
             </w:pPr>
-            <w:hyperlink w:history="1" r:id="rIdui1ghzkxplb5v_oktot6w">
+            <w:hyperlink w:history="1" r:id="rIdicmtds6vwumkn1lqnj9kl">
               <w:r>
                 <w:rPr>
                   <w:rFonts w:ascii="Arial" w:cs="Arial" w:eastAsia="Arial" w:hAnsi="Arial"/>
@@ -10008,7 +10212,7 @@
               <w:spacing w:after="10" w:before="0"/>
               <w:ind w:left="120"/>
             </w:pPr>
-            <w:hyperlink w:history="1" r:id="rIdlpwcdbu8fkhxuq_lw2anv">
+            <w:hyperlink w:history="1" r:id="rIdolghdkzvof88hdsr3fz47">
               <w:r>
                 <w:rPr>
                   <w:rFonts w:ascii="Arial" w:cs="Arial" w:eastAsia="Arial" w:hAnsi="Arial"/>
@@ -10053,7 +10257,7 @@
             <w:pPr>
               <w:spacing w:after="20" w:before="0"/>
             </w:pPr>
-            <w:hyperlink w:history="1" r:id="rId6jyckpdqkajisbe-x4zjj">
+            <w:hyperlink w:history="1" r:id="rIdytb4wnhc04-lw5t3yq8vp">
               <w:r>
                 <w:rPr>
                   <w:rFonts w:ascii="Arial" w:cs="Arial" w:eastAsia="Arial" w:hAnsi="Arial"/>
@@ -10102,7 +10306,7 @@
               <w:spacing w:after="10" w:before="0"/>
               <w:ind w:left="120"/>
             </w:pPr>
-            <w:hyperlink w:history="1" r:id="rIdw_w3xynkbqrwy6txoygde">
+            <w:hyperlink w:history="1" r:id="rIdi4fqujga9ivo9n4ea7mfm">
               <w:r>
                 <w:rPr>
                   <w:rFonts w:ascii="Arial" w:cs="Arial" w:eastAsia="Arial" w:hAnsi="Arial"/>
@@ -10130,6 +10334,7 @@
           </w:tcPr>
           <w:p>
             <w:pPr>
+              <w:keepNext w:val="false"/>
               <w:spacing w:after="40" w:before="0"/>
               <w:jc w:val="left"/>
             </w:pPr>
@@ -10162,6 +10367,7 @@
           </w:tcPr>
           <w:p>
             <w:pPr>
+              <w:keepNext w:val="false"/>
               <w:spacing w:after="40" w:before="0"/>
               <w:jc w:val="left"/>
             </w:pPr>
@@ -10194,6 +10400,7 @@
           </w:tcPr>
           <w:p>
             <w:pPr>
+              <w:keepNext w:val="false"/>
               <w:spacing w:after="40" w:before="0"/>
               <w:jc w:val="left"/>
             </w:pPr>
@@ -10226,6 +10433,7 @@
           </w:tcPr>
           <w:p>
             <w:pPr>
+              <w:keepNext w:val="false"/>
               <w:spacing w:after="40" w:before="0"/>
               <w:jc w:val="left"/>
             </w:pPr>
@@ -10260,6 +10468,7 @@
           </w:tcPr>
           <w:p>
             <w:pPr>
+              <w:keepNext w:val="false"/>
               <w:spacing w:after="40" w:before="0"/>
               <w:jc w:val="left"/>
             </w:pPr>
@@ -10297,7 +10506,7 @@
             <w:pPr>
               <w:spacing w:after="20" w:before="0"/>
             </w:pPr>
-            <w:hyperlink w:history="1" r:id="rIdou8yo8snkj2mhtvt7crwe">
+            <w:hyperlink w:history="1" r:id="rIdo1mlhxpjhqq17o9tb2jxp">
               <w:r>
                 <w:rPr>
                   <w:rFonts w:ascii="Arial" w:cs="Arial" w:eastAsia="Arial" w:hAnsi="Arial"/>
@@ -10346,7 +10555,7 @@
               <w:spacing w:after="10" w:before="0"/>
               <w:ind w:left="120"/>
             </w:pPr>
-            <w:hyperlink w:history="1" r:id="rId-zrnwxyy0_m5wfs-jeqae">
+            <w:hyperlink w:history="1" r:id="rIdim2flejysj1g2sfczgrfl">
               <w:r>
                 <w:rPr>
                   <w:rFonts w:ascii="Arial" w:cs="Arial" w:eastAsia="Arial" w:hAnsi="Arial"/>
@@ -10391,7 +10600,7 @@
             <w:pPr>
               <w:spacing w:after="20" w:before="0"/>
             </w:pPr>
-            <w:hyperlink w:history="1" r:id="rIdztoinyogy6rmdp7jo8ood">
+            <w:hyperlink w:history="1" r:id="rIdekyucf7rac2za8-jgdste">
               <w:r>
                 <w:rPr>
                   <w:rFonts w:ascii="Arial" w:cs="Arial" w:eastAsia="Arial" w:hAnsi="Arial"/>
@@ -10440,7 +10649,7 @@
               <w:spacing w:after="10" w:before="0"/>
               <w:ind w:left="120"/>
             </w:pPr>
-            <w:hyperlink w:history="1" r:id="rIdbrovf69cmzr5bdo_-rri0">
+            <w:hyperlink w:history="1" r:id="rId-kh25pm-rjtszsd8_ntlr">
               <w:r>
                 <w:rPr>
                   <w:rFonts w:ascii="Arial" w:cs="Arial" w:eastAsia="Arial" w:hAnsi="Arial"/>
@@ -10468,6 +10677,7 @@
           </w:tcPr>
           <w:p>
             <w:pPr>
+              <w:keepNext w:val="false"/>
               <w:spacing w:after="40" w:before="0"/>
               <w:jc w:val="left"/>
             </w:pPr>
@@ -10500,6 +10710,7 @@
           </w:tcPr>
           <w:p>
             <w:pPr>
+              <w:keepNext w:val="false"/>
               <w:spacing w:after="40" w:before="0"/>
               <w:jc w:val="left"/>
             </w:pPr>
@@ -10532,6 +10743,7 @@
           </w:tcPr>
           <w:p>
             <w:pPr>
+              <w:keepNext w:val="false"/>
               <w:spacing w:after="40" w:before="0"/>
               <w:jc w:val="left"/>
             </w:pPr>
@@ -10564,6 +10776,7 @@
           </w:tcPr>
           <w:p>
             <w:pPr>
+              <w:keepNext w:val="false"/>
               <w:spacing w:after="40" w:before="0"/>
               <w:jc w:val="left"/>
             </w:pPr>
@@ -10623,6 +10836,7 @@
           </w:tcPr>
           <w:p>
             <w:pPr>
+              <w:keepNext w:val="false"/>
               <w:spacing w:after="40" w:before="0"/>
               <w:jc w:val="center"/>
             </w:pPr>
@@ -10657,6 +10871,7 @@
           </w:tcPr>
           <w:p>
             <w:pPr>
+              <w:keepNext w:val="false"/>
               <w:spacing w:after="40" w:before="0"/>
               <w:jc w:val="left"/>
             </w:pPr>
@@ -10718,6 +10933,7 @@
           </w:tcPr>
           <w:p>
             <w:pPr>
+              <w:keepNext w:val="false"/>
               <w:spacing w:after="40" w:before="0"/>
               <w:jc w:val="center"/>
             </w:pPr>
@@ -10752,6 +10968,7 @@
           </w:tcPr>
           <w:p>
             <w:pPr>
+              <w:keepNext w:val="false"/>
               <w:spacing w:after="40" w:before="0"/>
               <w:jc w:val="left"/>
             </w:pPr>
@@ -10784,6 +11001,7 @@
           </w:tcPr>
           <w:p>
             <w:pPr>
+              <w:keepNext w:val="false"/>
               <w:spacing w:after="40" w:before="0"/>
               <w:jc w:val="left"/>
             </w:pPr>
@@ -10818,6 +11036,7 @@
           </w:tcPr>
           <w:p>
             <w:pPr>
+              <w:keepNext w:val="false"/>
               <w:spacing w:after="40" w:before="0"/>
               <w:jc w:val="left"/>
             </w:pPr>
@@ -10850,6 +11069,7 @@
           </w:tcPr>
           <w:p>
             <w:pPr>
+              <w:keepNext w:val="false"/>
               <w:spacing w:after="40" w:before="0"/>
               <w:jc w:val="left"/>
             </w:pPr>
@@ -10884,6 +11104,7 @@
           </w:tcPr>
           <w:p>
             <w:pPr>
+              <w:keepNext w:val="false"/>
               <w:spacing w:after="40" w:before="0"/>
               <w:jc w:val="left"/>
             </w:pPr>
@@ -10916,6 +11137,7 @@
           </w:tcPr>
           <w:p>
             <w:pPr>
+              <w:keepNext w:val="false"/>
               <w:spacing w:after="40" w:before="0"/>
               <w:jc w:val="left"/>
             </w:pPr>
@@ -10952,7 +11174,7 @@
         </w:rPr>
         <w:t xml:space="preserve">© 2026 SeaVuria and ARES. Aligned with KICD objectives. Developed by SeaVuria; technical implementation by ARES (with AI assistance from Claude). Licensed under </w:t>
       </w:r>
-      <w:hyperlink w:history="1" r:id="rIdlocyxl5vnhtk_tacdhcga">
+      <w:hyperlink w:history="1" r:id="rId7geonilr6px8z2rbmgzlp">
         <w:r>
           <w:rPr>
             <w:rFonts w:ascii="Arial" w:cs="Arial" w:eastAsia="Arial" w:hAnsi="Arial"/>
@@ -10973,7 +11195,7 @@
         </w:rPr>
         <w:t xml:space="preserve"> (</w:t>
       </w:r>
-      <w:hyperlink w:history="1" r:id="rIdo3p_-pzxvmvhv266jizz-">
+      <w:hyperlink w:history="1" r:id="rIdvk_38_tzen0sb9tl8t7j_">
         <w:r>
           <w:rPr>
             <w:rFonts w:ascii="Arial" w:cs="Arial" w:eastAsia="Arial" w:hAnsi="Arial"/>
@@ -11033,6 +11255,7 @@
           </w:tcPr>
           <w:p>
             <w:pPr>
+              <w:keepNext w:val="false"/>
               <w:spacing w:after="40" w:before="0"/>
               <w:jc w:val="center"/>
             </w:pPr>
@@ -11068,6 +11291,7 @@
           </w:tcPr>
           <w:p>
             <w:pPr>
+              <w:keepNext w:val="false"/>
               <w:spacing w:after="40" w:before="0"/>
               <w:jc w:val="center"/>
             </w:pPr>
@@ -11102,6 +11326,7 @@
           </w:tcPr>
           <w:p>
             <w:pPr>
+              <w:keepNext w:val="false"/>
               <w:spacing w:after="40" w:before="0"/>
               <w:jc w:val="left"/>
             </w:pPr>
@@ -11134,6 +11359,7 @@
           </w:tcPr>
           <w:p>
             <w:pPr>
+              <w:keepNext w:val="false"/>
               <w:spacing w:after="40" w:before="0"/>
               <w:jc w:val="left"/>
             </w:pPr>
@@ -11168,6 +11394,7 @@
           </w:tcPr>
           <w:p>
             <w:pPr>
+              <w:keepNext w:val="false"/>
               <w:spacing w:after="40" w:before="0"/>
               <w:jc w:val="left"/>
             </w:pPr>
@@ -11200,6 +11427,7 @@
           </w:tcPr>
           <w:p>
             <w:pPr>
+              <w:keepNext w:val="false"/>
               <w:spacing w:after="40" w:before="0"/>
               <w:jc w:val="left"/>
             </w:pPr>
@@ -11234,6 +11462,7 @@
           </w:tcPr>
           <w:p>
             <w:pPr>
+              <w:keepNext w:val="false"/>
               <w:spacing w:after="40" w:before="0"/>
               <w:jc w:val="left"/>
             </w:pPr>
@@ -11266,6 +11495,7 @@
           </w:tcPr>
           <w:p>
             <w:pPr>
+              <w:keepNext w:val="false"/>
               <w:spacing w:after="40" w:before="0"/>
               <w:jc w:val="left"/>
             </w:pPr>
@@ -11300,6 +11530,7 @@
           </w:tcPr>
           <w:p>
             <w:pPr>
+              <w:keepNext w:val="false"/>
               <w:spacing w:after="40" w:before="0"/>
               <w:jc w:val="left"/>
             </w:pPr>
@@ -11332,6 +11563,7 @@
           </w:tcPr>
           <w:p>
             <w:pPr>
+              <w:keepNext w:val="false"/>
               <w:spacing w:after="40" w:before="0"/>
               <w:jc w:val="left"/>
             </w:pPr>
@@ -11366,6 +11598,7 @@
           </w:tcPr>
           <w:p>
             <w:pPr>
+              <w:keepNext w:val="false"/>
               <w:spacing w:after="40" w:before="0"/>
               <w:jc w:val="left"/>
             </w:pPr>
@@ -11398,6 +11631,7 @@
           </w:tcPr>
           <w:p>
             <w:pPr>
+              <w:keepNext w:val="false"/>
               <w:spacing w:after="40" w:before="0"/>
               <w:jc w:val="left"/>
             </w:pPr>
@@ -11432,6 +11666,7 @@
           </w:tcPr>
           <w:p>
             <w:pPr>
+              <w:keepNext w:val="false"/>
               <w:spacing w:after="40" w:before="0"/>
               <w:jc w:val="left"/>
             </w:pPr>
@@ -11464,6 +11699,7 @@
           </w:tcPr>
           <w:p>
             <w:pPr>
+              <w:keepNext w:val="false"/>
               <w:spacing w:after="40" w:before="0"/>
               <w:jc w:val="left"/>
             </w:pPr>
@@ -11498,6 +11734,7 @@
           </w:tcPr>
           <w:p>
             <w:pPr>
+              <w:keepNext w:val="false"/>
               <w:spacing w:after="40" w:before="0"/>
               <w:jc w:val="left"/>
             </w:pPr>
@@ -11530,6 +11767,7 @@
           </w:tcPr>
           <w:p>
             <w:pPr>
+              <w:keepNext w:val="false"/>
               <w:spacing w:after="40" w:before="0"/>
               <w:jc w:val="left"/>
             </w:pPr>
@@ -11564,6 +11802,7 @@
           </w:tcPr>
           <w:p>
             <w:pPr>
+              <w:keepNext w:val="false"/>
               <w:spacing w:after="40" w:before="0"/>
               <w:jc w:val="left"/>
             </w:pPr>
@@ -11596,6 +11835,7 @@
           </w:tcPr>
           <w:p>
             <w:pPr>
+              <w:keepNext w:val="false"/>
               <w:spacing w:after="40" w:before="0"/>
               <w:jc w:val="left"/>
             </w:pPr>
@@ -11655,6 +11895,7 @@
           </w:tcPr>
           <w:p>
             <w:pPr>
+              <w:keepNext w:val="false"/>
               <w:spacing w:after="40" w:before="0"/>
               <w:jc w:val="center"/>
             </w:pPr>
@@ -11689,6 +11930,7 @@
           </w:tcPr>
           <w:p>
             <w:pPr>
+              <w:keepNext w:val="false"/>
               <w:spacing w:after="40" w:before="0"/>
               <w:jc w:val="left"/>
             </w:pPr>
@@ -11753,6 +11995,7 @@
           </w:tcPr>
           <w:p>
             <w:pPr>
+              <w:keepNext w:val="false"/>
               <w:spacing w:after="40" w:before="0"/>
               <w:jc w:val="center"/>
             </w:pPr>
@@ -11787,6 +12030,7 @@
           </w:tcPr>
           <w:p>
             <w:pPr>
+              <w:keepNext w:val="false"/>
               <w:spacing w:after="40" w:before="0"/>
               <w:jc w:val="left"/>
             </w:pPr>
@@ -11819,6 +12063,7 @@
           </w:tcPr>
           <w:p>
             <w:pPr>
+              <w:keepNext w:val="false"/>
               <w:spacing w:after="40" w:before="0"/>
               <w:jc w:val="left"/>
             </w:pPr>
@@ -11851,6 +12096,7 @@
           </w:tcPr>
           <w:p>
             <w:pPr>
+              <w:keepNext w:val="false"/>
               <w:spacing w:after="40" w:before="0"/>
               <w:jc w:val="left"/>
             </w:pPr>
@@ -11883,6 +12129,7 @@
           </w:tcPr>
           <w:p>
             <w:pPr>
+              <w:keepNext w:val="false"/>
               <w:spacing w:after="40" w:before="0"/>
               <w:jc w:val="left"/>
             </w:pPr>
@@ -11915,6 +12162,7 @@
           </w:tcPr>
           <w:p>
             <w:pPr>
+              <w:keepNext w:val="false"/>
               <w:spacing w:after="40" w:before="0"/>
               <w:jc w:val="left"/>
             </w:pPr>
@@ -11949,6 +12197,7 @@
           </w:tcPr>
           <w:p>
             <w:pPr>
+              <w:keepNext w:val="false"/>
               <w:spacing w:after="40" w:before="0"/>
               <w:jc w:val="left"/>
             </w:pPr>
@@ -12003,7 +12252,7 @@
               <w:spacing w:after="10" w:before="0"/>
               <w:ind w:left="120"/>
             </w:pPr>
-            <w:hyperlink w:history="1" r:id="rIdb4zlkgjsxppwjmkxx1fro">
+            <w:hyperlink w:history="1" r:id="rId_7ly8qxvcnybqwkdfee6e">
               <w:r>
                 <w:rPr>
                   <w:rFonts w:ascii="Arial" w:cs="Arial" w:eastAsia="Arial" w:hAnsi="Arial"/>
@@ -12080,7 +12329,7 @@
               <w:spacing w:after="10" w:before="0"/>
               <w:ind w:left="120"/>
             </w:pPr>
-            <w:hyperlink w:history="1" r:id="rIdpzzbuojyc_auu4_94yyq9">
+            <w:hyperlink w:history="1" r:id="rIdl-ho-_dnnrdyzmwerpmhi">
               <w:r>
                 <w:rPr>
                   <w:rFonts w:ascii="Arial" w:cs="Arial" w:eastAsia="Arial" w:hAnsi="Arial"/>
@@ -12123,6 +12372,7 @@
           </w:tcPr>
           <w:p>
             <w:pPr>
+              <w:keepNext w:val="false"/>
               <w:spacing w:after="40" w:before="0"/>
               <w:jc w:val="left"/>
             </w:pPr>
@@ -12155,6 +12405,7 @@
           </w:tcPr>
           <w:p>
             <w:pPr>
+              <w:keepNext w:val="false"/>
               <w:spacing w:after="40" w:before="0"/>
               <w:jc w:val="left"/>
             </w:pPr>
@@ -12187,6 +12438,7 @@
           </w:tcPr>
           <w:p>
             <w:pPr>
+              <w:keepNext w:val="false"/>
               <w:spacing w:after="40" w:before="0"/>
               <w:jc w:val="left"/>
             </w:pPr>
@@ -12219,6 +12471,7 @@
           </w:tcPr>
           <w:p>
             <w:pPr>
+              <w:keepNext w:val="false"/>
               <w:spacing w:after="40" w:before="0"/>
               <w:jc w:val="left"/>
             </w:pPr>
@@ -12253,6 +12506,7 @@
           </w:tcPr>
           <w:p>
             <w:pPr>
+              <w:keepNext w:val="false"/>
               <w:spacing w:after="40" w:before="0"/>
               <w:jc w:val="left"/>
             </w:pPr>
@@ -12307,7 +12561,7 @@
               <w:spacing w:after="10" w:before="0"/>
               <w:ind w:left="120"/>
             </w:pPr>
-            <w:hyperlink w:history="1" r:id="rIdigrepv8rcetgpjvzazzku">
+            <w:hyperlink w:history="1" r:id="rIdfcgw0rj41jkekxtqvhak5">
               <w:r>
                 <w:rPr>
                   <w:rFonts w:ascii="Arial" w:cs="Arial" w:eastAsia="Arial" w:hAnsi="Arial"/>
@@ -12384,7 +12638,7 @@
               <w:spacing w:after="10" w:before="0"/>
               <w:ind w:left="120"/>
             </w:pPr>
-            <w:hyperlink w:history="1" r:id="rIdxgt-wcv3o3yydzt4irctm">
+            <w:hyperlink w:history="1" r:id="rIdojyoysn4ac9y3g2dmki3y">
               <w:r>
                 <w:rPr>
                   <w:rFonts w:ascii="Arial" w:cs="Arial" w:eastAsia="Arial" w:hAnsi="Arial"/>
@@ -12427,6 +12681,7 @@
           </w:tcPr>
           <w:p>
             <w:pPr>
+              <w:keepNext w:val="false"/>
               <w:spacing w:after="40" w:before="0"/>
               <w:jc w:val="left"/>
             </w:pPr>
@@ -12459,6 +12714,7 @@
           </w:tcPr>
           <w:p>
             <w:pPr>
+              <w:keepNext w:val="false"/>
               <w:spacing w:after="40" w:before="0"/>
               <w:jc w:val="left"/>
             </w:pPr>
@@ -12491,6 +12747,7 @@
           </w:tcPr>
           <w:p>
             <w:pPr>
+              <w:keepNext w:val="false"/>
               <w:spacing w:after="40" w:before="0"/>
               <w:jc w:val="left"/>
             </w:pPr>
@@ -12523,6 +12780,7 @@
           </w:tcPr>
           <w:p>
             <w:pPr>
+              <w:keepNext w:val="false"/>
               <w:spacing w:after="40" w:before="0"/>
               <w:jc w:val="left"/>
             </w:pPr>
@@ -12557,6 +12815,7 @@
           </w:tcPr>
           <w:p>
             <w:pPr>
+              <w:keepNext w:val="false"/>
               <w:spacing w:after="40" w:before="0"/>
               <w:jc w:val="left"/>
             </w:pPr>
@@ -12611,7 +12870,7 @@
               <w:spacing w:after="10" w:before="0"/>
               <w:ind w:left="120"/>
             </w:pPr>
-            <w:hyperlink w:history="1" r:id="rIdka-ucmscgvr-ifvydvkor">
+            <w:hyperlink w:history="1" r:id="rIdlc4uj-7b9bmkwieavaav2">
               <w:r>
                 <w:rPr>
                   <w:rFonts w:ascii="Arial" w:cs="Arial" w:eastAsia="Arial" w:hAnsi="Arial"/>
@@ -12688,7 +12947,7 @@
               <w:spacing w:after="10" w:before="0"/>
               <w:ind w:left="120"/>
             </w:pPr>
-            <w:hyperlink w:history="1" r:id="rIdlk8efk17sk_w3qky1vhl-">
+            <w:hyperlink w:history="1" r:id="rId0ypcalrdsqjqsrtjjhfvp">
               <w:r>
                 <w:rPr>
                   <w:rFonts w:ascii="Arial" w:cs="Arial" w:eastAsia="Arial" w:hAnsi="Arial"/>
@@ -12731,6 +12990,7 @@
           </w:tcPr>
           <w:p>
             <w:pPr>
+              <w:keepNext w:val="false"/>
               <w:spacing w:after="40" w:before="0"/>
               <w:jc w:val="left"/>
             </w:pPr>
@@ -12763,6 +13023,7 @@
           </w:tcPr>
           <w:p>
             <w:pPr>
+              <w:keepNext w:val="false"/>
               <w:spacing w:after="40" w:before="0"/>
               <w:jc w:val="left"/>
             </w:pPr>
@@ -12795,6 +13056,7 @@
           </w:tcPr>
           <w:p>
             <w:pPr>
+              <w:keepNext w:val="false"/>
               <w:spacing w:after="40" w:before="0"/>
               <w:jc w:val="left"/>
             </w:pPr>
@@ -12827,6 +13089,7 @@
           </w:tcPr>
           <w:p>
             <w:pPr>
+              <w:keepNext w:val="false"/>
               <w:spacing w:after="40" w:before="0"/>
               <w:jc w:val="left"/>
             </w:pPr>
@@ -12861,6 +13124,7 @@
           </w:tcPr>
           <w:p>
             <w:pPr>
+              <w:keepNext w:val="false"/>
               <w:spacing w:after="40" w:before="0"/>
               <w:jc w:val="left"/>
             </w:pPr>
@@ -12915,7 +13179,7 @@
               <w:spacing w:after="10" w:before="0"/>
               <w:ind w:left="120"/>
             </w:pPr>
-            <w:hyperlink w:history="1" r:id="rIdyomvpktu93dnqytkezkc5">
+            <w:hyperlink w:history="1" r:id="rIdfozrnlotu2h-nvavnq2--">
               <w:r>
                 <w:rPr>
                   <w:rFonts w:ascii="Arial" w:cs="Arial" w:eastAsia="Arial" w:hAnsi="Arial"/>
@@ -12992,7 +13256,7 @@
               <w:spacing w:after="10" w:before="0"/>
               <w:ind w:left="120"/>
             </w:pPr>
-            <w:hyperlink w:history="1" r:id="rIdcwcd1gy3tn-qvjbc6rbzq">
+            <w:hyperlink w:history="1" r:id="rIdbvlsjpivoftlcudoljy73">
               <w:r>
                 <w:rPr>
                   <w:rFonts w:ascii="Arial" w:cs="Arial" w:eastAsia="Arial" w:hAnsi="Arial"/>
@@ -13035,6 +13299,7 @@
           </w:tcPr>
           <w:p>
             <w:pPr>
+              <w:keepNext w:val="false"/>
               <w:spacing w:after="40" w:before="0"/>
               <w:jc w:val="left"/>
             </w:pPr>
@@ -13067,6 +13332,7 @@
           </w:tcPr>
           <w:p>
             <w:pPr>
+              <w:keepNext w:val="false"/>
               <w:spacing w:after="40" w:before="0"/>
               <w:jc w:val="left"/>
             </w:pPr>
@@ -13099,6 +13365,7 @@
           </w:tcPr>
           <w:p>
             <w:pPr>
+              <w:keepNext w:val="false"/>
               <w:spacing w:after="40" w:before="0"/>
               <w:jc w:val="left"/>
             </w:pPr>
@@ -13131,6 +13398,7 @@
           </w:tcPr>
           <w:p>
             <w:pPr>
+              <w:keepNext w:val="false"/>
               <w:spacing w:after="40" w:before="0"/>
               <w:jc w:val="left"/>
             </w:pPr>
@@ -13165,6 +13433,7 @@
           </w:tcPr>
           <w:p>
             <w:pPr>
+              <w:keepNext w:val="false"/>
               <w:spacing w:after="40" w:before="0"/>
               <w:jc w:val="left"/>
             </w:pPr>
@@ -13219,7 +13488,7 @@
               <w:spacing w:after="10" w:before="0"/>
               <w:ind w:left="120"/>
             </w:pPr>
-            <w:hyperlink w:history="1" r:id="rIdgoyjbywelq7p71i82c8eq">
+            <w:hyperlink w:history="1" r:id="rIdqijw3cfqjlduf4jgbtxg6">
               <w:r>
                 <w:rPr>
                   <w:rFonts w:ascii="Arial" w:cs="Arial" w:eastAsia="Arial" w:hAnsi="Arial"/>
@@ -13296,7 +13565,7 @@
               <w:spacing w:after="10" w:before="0"/>
               <w:ind w:left="120"/>
             </w:pPr>
-            <w:hyperlink w:history="1" r:id="rIdp5z3k1illpzkru1cc3y7n">
+            <w:hyperlink w:history="1" r:id="rIdyfe1ifrthqsqqbwq8biqs">
               <w:r>
                 <w:rPr>
                   <w:rFonts w:ascii="Arial" w:cs="Arial" w:eastAsia="Arial" w:hAnsi="Arial"/>
@@ -13339,6 +13608,7 @@
           </w:tcPr>
           <w:p>
             <w:pPr>
+              <w:keepNext w:val="false"/>
               <w:spacing w:after="40" w:before="0"/>
               <w:jc w:val="left"/>
             </w:pPr>
@@ -13371,6 +13641,7 @@
           </w:tcPr>
           <w:p>
             <w:pPr>
+              <w:keepNext w:val="false"/>
               <w:spacing w:after="40" w:before="0"/>
               <w:jc w:val="left"/>
             </w:pPr>
@@ -13403,6 +13674,7 @@
           </w:tcPr>
           <w:p>
             <w:pPr>
+              <w:keepNext w:val="false"/>
               <w:spacing w:after="40" w:before="0"/>
               <w:jc w:val="left"/>
             </w:pPr>
@@ -13435,6 +13707,7 @@
           </w:tcPr>
           <w:p>
             <w:pPr>
+              <w:keepNext w:val="false"/>
               <w:spacing w:after="40" w:before="0"/>
               <w:jc w:val="left"/>
             </w:pPr>
@@ -13494,6 +13767,7 @@
           </w:tcPr>
           <w:p>
             <w:pPr>
+              <w:keepNext w:val="false"/>
               <w:spacing w:after="40" w:before="0"/>
               <w:jc w:val="center"/>
             </w:pPr>
@@ -13528,6 +13802,7 @@
           </w:tcPr>
           <w:p>
             <w:pPr>
+              <w:keepNext w:val="false"/>
               <w:spacing w:after="40" w:before="0"/>
               <w:jc w:val="left"/>
             </w:pPr>
@@ -13589,6 +13864,7 @@
           </w:tcPr>
           <w:p>
             <w:pPr>
+              <w:keepNext w:val="false"/>
               <w:spacing w:after="40" w:before="0"/>
               <w:jc w:val="center"/>
             </w:pPr>
@@ -13623,6 +13899,7 @@
           </w:tcPr>
           <w:p>
             <w:pPr>
+              <w:keepNext w:val="false"/>
               <w:spacing w:after="40" w:before="0"/>
               <w:jc w:val="left"/>
             </w:pPr>
@@ -13655,6 +13932,7 @@
           </w:tcPr>
           <w:p>
             <w:pPr>
+              <w:keepNext w:val="false"/>
               <w:spacing w:after="40" w:before="0"/>
               <w:jc w:val="left"/>
             </w:pPr>
@@ -13689,6 +13967,7 @@
           </w:tcPr>
           <w:p>
             <w:pPr>
+              <w:keepNext w:val="false"/>
               <w:spacing w:after="40" w:before="0"/>
               <w:jc w:val="left"/>
             </w:pPr>
@@ -13721,6 +14000,7 @@
           </w:tcPr>
           <w:p>
             <w:pPr>
+              <w:keepNext w:val="false"/>
               <w:spacing w:after="40" w:before="0"/>
               <w:jc w:val="left"/>
             </w:pPr>
@@ -13755,6 +14035,7 @@
           </w:tcPr>
           <w:p>
             <w:pPr>
+              <w:keepNext w:val="false"/>
               <w:spacing w:after="40" w:before="0"/>
               <w:jc w:val="left"/>
             </w:pPr>
@@ -13787,6 +14068,7 @@
           </w:tcPr>
           <w:p>
             <w:pPr>
+              <w:keepNext w:val="false"/>
               <w:spacing w:after="40" w:before="0"/>
               <w:jc w:val="left"/>
             </w:pPr>
@@ -13823,7 +14105,7 @@
         </w:rPr>
         <w:t xml:space="preserve">© 2026 SeaVuria and ARES. Aligned with KICD objectives. Developed by SeaVuria; technical implementation by ARES (with AI assistance from Claude). Licensed under </w:t>
       </w:r>
-      <w:hyperlink w:history="1" r:id="rIdqzmsx3hegib8hkmkmnthm">
+      <w:hyperlink w:history="1" r:id="rIdaablagxb90ghncs7mkmx_">
         <w:r>
           <w:rPr>
             <w:rFonts w:ascii="Arial" w:cs="Arial" w:eastAsia="Arial" w:hAnsi="Arial"/>
@@ -13844,7 +14126,7 @@
         </w:rPr>
         <w:t xml:space="preserve"> (</w:t>
       </w:r>
-      <w:hyperlink w:history="1" r:id="rIdrp_axzc3ihyog9wmegtrw">
+      <w:hyperlink w:history="1" r:id="rIds1foboywn2km1wcketbkj">
         <w:r>
           <w:rPr>
             <w:rFonts w:ascii="Arial" w:cs="Arial" w:eastAsia="Arial" w:hAnsi="Arial"/>
@@ -13904,6 +14186,7 @@
           </w:tcPr>
           <w:p>
             <w:pPr>
+              <w:keepNext w:val="false"/>
               <w:spacing w:after="40" w:before="0"/>
               <w:jc w:val="center"/>
             </w:pPr>
@@ -13939,6 +14222,7 @@
           </w:tcPr>
           <w:p>
             <w:pPr>
+              <w:keepNext w:val="false"/>
               <w:spacing w:after="40" w:before="0"/>
               <w:jc w:val="center"/>
             </w:pPr>
@@ -13973,6 +14257,7 @@
           </w:tcPr>
           <w:p>
             <w:pPr>
+              <w:keepNext w:val="false"/>
               <w:spacing w:after="40" w:before="0"/>
               <w:jc w:val="left"/>
             </w:pPr>
@@ -14005,6 +14290,7 @@
           </w:tcPr>
           <w:p>
             <w:pPr>
+              <w:keepNext w:val="false"/>
               <w:spacing w:after="40" w:before="0"/>
               <w:jc w:val="left"/>
             </w:pPr>
@@ -14039,6 +14325,7 @@
           </w:tcPr>
           <w:p>
             <w:pPr>
+              <w:keepNext w:val="false"/>
               <w:spacing w:after="40" w:before="0"/>
               <w:jc w:val="left"/>
             </w:pPr>
@@ -14071,6 +14358,7 @@
           </w:tcPr>
           <w:p>
             <w:pPr>
+              <w:keepNext w:val="false"/>
               <w:spacing w:after="40" w:before="0"/>
               <w:jc w:val="left"/>
             </w:pPr>
@@ -14105,6 +14393,7 @@
           </w:tcPr>
           <w:p>
             <w:pPr>
+              <w:keepNext w:val="false"/>
               <w:spacing w:after="40" w:before="0"/>
               <w:jc w:val="left"/>
             </w:pPr>
@@ -14137,6 +14426,7 @@
           </w:tcPr>
           <w:p>
             <w:pPr>
+              <w:keepNext w:val="false"/>
               <w:spacing w:after="40" w:before="0"/>
               <w:jc w:val="left"/>
             </w:pPr>
@@ -14171,6 +14461,7 @@
           </w:tcPr>
           <w:p>
             <w:pPr>
+              <w:keepNext w:val="false"/>
               <w:spacing w:after="40" w:before="0"/>
               <w:jc w:val="left"/>
             </w:pPr>
@@ -14203,6 +14494,7 @@
           </w:tcPr>
           <w:p>
             <w:pPr>
+              <w:keepNext w:val="false"/>
               <w:spacing w:after="40" w:before="0"/>
               <w:jc w:val="left"/>
             </w:pPr>
@@ -14237,6 +14529,7 @@
           </w:tcPr>
           <w:p>
             <w:pPr>
+              <w:keepNext w:val="false"/>
               <w:spacing w:after="40" w:before="0"/>
               <w:jc w:val="left"/>
             </w:pPr>
@@ -14269,6 +14562,7 @@
           </w:tcPr>
           <w:p>
             <w:pPr>
+              <w:keepNext w:val="false"/>
               <w:spacing w:after="40" w:before="0"/>
               <w:jc w:val="left"/>
             </w:pPr>
@@ -14303,6 +14597,7 @@
           </w:tcPr>
           <w:p>
             <w:pPr>
+              <w:keepNext w:val="false"/>
               <w:spacing w:after="40" w:before="0"/>
               <w:jc w:val="left"/>
             </w:pPr>
@@ -14335,6 +14630,7 @@
           </w:tcPr>
           <w:p>
             <w:pPr>
+              <w:keepNext w:val="false"/>
               <w:spacing w:after="40" w:before="0"/>
               <w:jc w:val="left"/>
             </w:pPr>
@@ -14369,6 +14665,7 @@
           </w:tcPr>
           <w:p>
             <w:pPr>
+              <w:keepNext w:val="false"/>
               <w:spacing w:after="40" w:before="0"/>
               <w:jc w:val="left"/>
             </w:pPr>
@@ -14401,6 +14698,7 @@
           </w:tcPr>
           <w:p>
             <w:pPr>
+              <w:keepNext w:val="false"/>
               <w:spacing w:after="40" w:before="0"/>
               <w:jc w:val="left"/>
             </w:pPr>
@@ -14435,6 +14733,7 @@
           </w:tcPr>
           <w:p>
             <w:pPr>
+              <w:keepNext w:val="false"/>
               <w:spacing w:after="40" w:before="0"/>
               <w:jc w:val="left"/>
             </w:pPr>
@@ -14467,6 +14766,7 @@
           </w:tcPr>
           <w:p>
             <w:pPr>
+              <w:keepNext w:val="false"/>
               <w:spacing w:after="40" w:before="0"/>
               <w:jc w:val="left"/>
             </w:pPr>
@@ -14526,6 +14826,7 @@
           </w:tcPr>
           <w:p>
             <w:pPr>
+              <w:keepNext w:val="false"/>
               <w:spacing w:after="40" w:before="0"/>
               <w:jc w:val="center"/>
             </w:pPr>
@@ -14560,6 +14861,7 @@
           </w:tcPr>
           <w:p>
             <w:pPr>
+              <w:keepNext w:val="false"/>
               <w:spacing w:after="40" w:before="0"/>
               <w:jc w:val="left"/>
             </w:pPr>
@@ -14624,6 +14926,7 @@
           </w:tcPr>
           <w:p>
             <w:pPr>
+              <w:keepNext w:val="false"/>
               <w:spacing w:after="40" w:before="0"/>
               <w:jc w:val="center"/>
             </w:pPr>
@@ -14658,6 +14961,7 @@
           </w:tcPr>
           <w:p>
             <w:pPr>
+              <w:keepNext w:val="false"/>
               <w:spacing w:after="40" w:before="0"/>
               <w:jc w:val="left"/>
             </w:pPr>
@@ -14690,6 +14994,7 @@
           </w:tcPr>
           <w:p>
             <w:pPr>
+              <w:keepNext w:val="false"/>
               <w:spacing w:after="40" w:before="0"/>
               <w:jc w:val="left"/>
             </w:pPr>
@@ -14722,6 +15027,7 @@
           </w:tcPr>
           <w:p>
             <w:pPr>
+              <w:keepNext w:val="false"/>
               <w:spacing w:after="40" w:before="0"/>
               <w:jc w:val="left"/>
             </w:pPr>
@@ -14754,6 +15060,7 @@
           </w:tcPr>
           <w:p>
             <w:pPr>
+              <w:keepNext w:val="false"/>
               <w:spacing w:after="40" w:before="0"/>
               <w:jc w:val="left"/>
             </w:pPr>
@@ -14786,6 +15093,7 @@
           </w:tcPr>
           <w:p>
             <w:pPr>
+              <w:keepNext w:val="false"/>
               <w:spacing w:after="40" w:before="0"/>
               <w:jc w:val="left"/>
             </w:pPr>
@@ -14820,6 +15128,7 @@
           </w:tcPr>
           <w:p>
             <w:pPr>
+              <w:keepNext w:val="false"/>
               <w:spacing w:after="40" w:before="0"/>
               <w:jc w:val="left"/>
             </w:pPr>
@@ -14857,7 +15166,7 @@
             <w:pPr>
               <w:spacing w:after="20" w:before="0"/>
             </w:pPr>
-            <w:hyperlink w:history="1" r:id="rIdgybxjvsbomb6dxzphi9al">
+            <w:hyperlink w:history="1" r:id="rIdc9oq1jc-ubkbbctk_mm5s">
               <w:r>
                 <w:rPr>
                   <w:rFonts w:ascii="Arial" w:cs="Arial" w:eastAsia="Arial" w:hAnsi="Arial"/>
@@ -14906,7 +15215,7 @@
               <w:spacing w:after="10" w:before="0"/>
               <w:ind w:left="120"/>
             </w:pPr>
-            <w:hyperlink w:history="1" r:id="rId9eh8hbbvykuiobemgjq8j">
+            <w:hyperlink w:history="1" r:id="rIdwe4b0twyqusbiezf9u_vt">
               <w:r>
                 <w:rPr>
                   <w:rFonts w:ascii="Arial" w:cs="Arial" w:eastAsia="Arial" w:hAnsi="Arial"/>
@@ -14951,7 +15260,7 @@
             <w:pPr>
               <w:spacing w:after="20" w:before="0"/>
             </w:pPr>
-            <w:hyperlink w:history="1" r:id="rId9breey1y1ttsnmjkuy_e-">
+            <w:hyperlink w:history="1" r:id="rIdhz4xyteabyeqn_6lw190n">
               <w:r>
                 <w:rPr>
                   <w:rFonts w:ascii="Arial" w:cs="Arial" w:eastAsia="Arial" w:hAnsi="Arial"/>
@@ -15000,7 +15309,7 @@
               <w:spacing w:after="10" w:before="0"/>
               <w:ind w:left="120"/>
             </w:pPr>
-            <w:hyperlink w:history="1" r:id="rIde7_texx1246dgtjyxmagj">
+            <w:hyperlink w:history="1" r:id="rIdrad4aw-yj8n8pksnf0k8g">
               <w:r>
                 <w:rPr>
                   <w:rFonts w:ascii="Arial" w:cs="Arial" w:eastAsia="Arial" w:hAnsi="Arial"/>
@@ -15028,6 +15337,7 @@
           </w:tcPr>
           <w:p>
             <w:pPr>
+              <w:keepNext w:val="false"/>
               <w:spacing w:after="40" w:before="0"/>
               <w:jc w:val="left"/>
             </w:pPr>
@@ -15060,6 +15370,7 @@
           </w:tcPr>
           <w:p>
             <w:pPr>
+              <w:keepNext w:val="false"/>
               <w:spacing w:after="40" w:before="0"/>
               <w:jc w:val="left"/>
             </w:pPr>
@@ -15092,6 +15403,7 @@
           </w:tcPr>
           <w:p>
             <w:pPr>
+              <w:keepNext w:val="false"/>
               <w:spacing w:after="40" w:before="0"/>
               <w:jc w:val="left"/>
             </w:pPr>
@@ -15124,6 +15436,7 @@
           </w:tcPr>
           <w:p>
             <w:pPr>
+              <w:keepNext w:val="false"/>
               <w:spacing w:after="40" w:before="0"/>
               <w:jc w:val="left"/>
             </w:pPr>
@@ -15158,6 +15471,7 @@
           </w:tcPr>
           <w:p>
             <w:pPr>
+              <w:keepNext w:val="false"/>
               <w:spacing w:after="40" w:before="0"/>
               <w:jc w:val="left"/>
             </w:pPr>
@@ -15195,7 +15509,7 @@
             <w:pPr>
               <w:spacing w:after="20" w:before="0"/>
             </w:pPr>
-            <w:hyperlink w:history="1" r:id="rIdxaes2ta2yntmheoxdmnxa">
+            <w:hyperlink w:history="1" r:id="rId3duldqgnsmewfiefytqxp">
               <w:r>
                 <w:rPr>
                   <w:rFonts w:ascii="Arial" w:cs="Arial" w:eastAsia="Arial" w:hAnsi="Arial"/>
@@ -15244,7 +15558,7 @@
               <w:spacing w:after="10" w:before="0"/>
               <w:ind w:left="120"/>
             </w:pPr>
-            <w:hyperlink w:history="1" r:id="rIdsywkgwt9zpqmzw468rix6">
+            <w:hyperlink w:history="1" r:id="rId5vnutbvpsjpobmcpvyoip">
               <w:r>
                 <w:rPr>
                   <w:rFonts w:ascii="Arial" w:cs="Arial" w:eastAsia="Arial" w:hAnsi="Arial"/>
@@ -15289,7 +15603,7 @@
             <w:pPr>
               <w:spacing w:after="20" w:before="0"/>
             </w:pPr>
-            <w:hyperlink w:history="1" r:id="rId94rkp7faicus8xgadrt-i">
+            <w:hyperlink w:history="1" r:id="rIdwyvooccyyajrzkjsptek9">
               <w:r>
                 <w:rPr>
                   <w:rFonts w:ascii="Arial" w:cs="Arial" w:eastAsia="Arial" w:hAnsi="Arial"/>
@@ -15338,7 +15652,7 @@
               <w:spacing w:after="10" w:before="0"/>
               <w:ind w:left="120"/>
             </w:pPr>
-            <w:hyperlink w:history="1" r:id="rIdnr780fxwmfnpspojv8za-">
+            <w:hyperlink w:history="1" r:id="rIdx5k_s50zwewgsvxixnshq">
               <w:r>
                 <w:rPr>
                   <w:rFonts w:ascii="Arial" w:cs="Arial" w:eastAsia="Arial" w:hAnsi="Arial"/>
@@ -15366,6 +15680,7 @@
           </w:tcPr>
           <w:p>
             <w:pPr>
+              <w:keepNext w:val="false"/>
               <w:spacing w:after="40" w:before="0"/>
               <w:jc w:val="left"/>
             </w:pPr>
@@ -15398,6 +15713,7 @@
           </w:tcPr>
           <w:p>
             <w:pPr>
+              <w:keepNext w:val="false"/>
               <w:spacing w:after="40" w:before="0"/>
               <w:jc w:val="left"/>
             </w:pPr>
@@ -15430,6 +15746,7 @@
           </w:tcPr>
           <w:p>
             <w:pPr>
+              <w:keepNext w:val="false"/>
               <w:spacing w:after="40" w:before="0"/>
               <w:jc w:val="left"/>
             </w:pPr>
@@ -15462,6 +15779,7 @@
           </w:tcPr>
           <w:p>
             <w:pPr>
+              <w:keepNext w:val="false"/>
               <w:spacing w:after="40" w:before="0"/>
               <w:jc w:val="left"/>
             </w:pPr>
@@ -15496,6 +15814,7 @@
           </w:tcPr>
           <w:p>
             <w:pPr>
+              <w:keepNext w:val="false"/>
               <w:spacing w:after="40" w:before="0"/>
               <w:jc w:val="left"/>
             </w:pPr>
@@ -15533,7 +15852,7 @@
             <w:pPr>
               <w:spacing w:after="20" w:before="0"/>
             </w:pPr>
-            <w:hyperlink w:history="1" r:id="rIdouhqmpzrxeoyxnr9oerwr">
+            <w:hyperlink w:history="1" r:id="rIdth8jjqjk8pgp7pmbkta7m">
               <w:r>
                 <w:rPr>
                   <w:rFonts w:ascii="Arial" w:cs="Arial" w:eastAsia="Arial" w:hAnsi="Arial"/>
@@ -15582,7 +15901,7 @@
               <w:spacing w:after="10" w:before="0"/>
               <w:ind w:left="120"/>
             </w:pPr>
-            <w:hyperlink w:history="1" r:id="rIdiezaj_8pobzzihdsjwqu2">
+            <w:hyperlink w:history="1" r:id="rIdtofsoddb2v77nfsr8vsz7">
               <w:r>
                 <w:rPr>
                   <w:rFonts w:ascii="Arial" w:cs="Arial" w:eastAsia="Arial" w:hAnsi="Arial"/>
@@ -15627,7 +15946,7 @@
             <w:pPr>
               <w:spacing w:after="20" w:before="0"/>
             </w:pPr>
-            <w:hyperlink w:history="1" r:id="rIdy67qyettkh39ih3psnsi8">
+            <w:hyperlink w:history="1" r:id="rIdh1nsytuvqrsb5wqmbsj9a">
               <w:r>
                 <w:rPr>
                   <w:rFonts w:ascii="Arial" w:cs="Arial" w:eastAsia="Arial" w:hAnsi="Arial"/>
@@ -15676,7 +15995,7 @@
               <w:spacing w:after="10" w:before="0"/>
               <w:ind w:left="120"/>
             </w:pPr>
-            <w:hyperlink w:history="1" r:id="rId3m_e0zk_nwmxows77ose2">
+            <w:hyperlink w:history="1" r:id="rIdf8fbluo3xnvilbdxbuojk">
               <w:r>
                 <w:rPr>
                   <w:rFonts w:ascii="Arial" w:cs="Arial" w:eastAsia="Arial" w:hAnsi="Arial"/>
@@ -15704,6 +16023,7 @@
           </w:tcPr>
           <w:p>
             <w:pPr>
+              <w:keepNext w:val="false"/>
               <w:spacing w:after="40" w:before="0"/>
               <w:jc w:val="left"/>
             </w:pPr>
@@ -15736,6 +16056,7 @@
           </w:tcPr>
           <w:p>
             <w:pPr>
+              <w:keepNext w:val="false"/>
               <w:spacing w:after="40" w:before="0"/>
               <w:jc w:val="left"/>
             </w:pPr>
@@ -15768,6 +16089,7 @@
           </w:tcPr>
           <w:p>
             <w:pPr>
+              <w:keepNext w:val="false"/>
               <w:spacing w:after="40" w:before="0"/>
               <w:jc w:val="left"/>
             </w:pPr>
@@ -15800,6 +16122,7 @@
           </w:tcPr>
           <w:p>
             <w:pPr>
+              <w:keepNext w:val="false"/>
               <w:spacing w:after="40" w:before="0"/>
               <w:jc w:val="left"/>
             </w:pPr>
@@ -15834,6 +16157,7 @@
           </w:tcPr>
           <w:p>
             <w:pPr>
+              <w:keepNext w:val="false"/>
               <w:spacing w:after="40" w:before="0"/>
               <w:jc w:val="left"/>
             </w:pPr>
@@ -15871,7 +16195,7 @@
             <w:pPr>
               <w:spacing w:after="20" w:before="0"/>
             </w:pPr>
-            <w:hyperlink w:history="1" r:id="rIdeelnkkrsd9naem0_lgvi8">
+            <w:hyperlink w:history="1" r:id="rId3jldhf8tav4rbebaxpqt6">
               <w:r>
                 <w:rPr>
                   <w:rFonts w:ascii="Arial" w:cs="Arial" w:eastAsia="Arial" w:hAnsi="Arial"/>
@@ -15920,7 +16244,7 @@
               <w:spacing w:after="10" w:before="0"/>
               <w:ind w:left="120"/>
             </w:pPr>
-            <w:hyperlink w:history="1" r:id="rIdqrrtmgrda3nihqucd1ndu">
+            <w:hyperlink w:history="1" r:id="rId-aotsghxoamonpoobxx5v">
               <w:r>
                 <w:rPr>
                   <w:rFonts w:ascii="Arial" w:cs="Arial" w:eastAsia="Arial" w:hAnsi="Arial"/>
@@ -15965,7 +16289,7 @@
             <w:pPr>
               <w:spacing w:after="20" w:before="0"/>
             </w:pPr>
-            <w:hyperlink w:history="1" r:id="rIdlzlrxerkpqgy1-caypqlw">
+            <w:hyperlink w:history="1" r:id="rIdpr82t4fthyod7qc-hbgbd">
               <w:r>
                 <w:rPr>
                   <w:rFonts w:ascii="Arial" w:cs="Arial" w:eastAsia="Arial" w:hAnsi="Arial"/>
@@ -16014,7 +16338,7 @@
               <w:spacing w:after="10" w:before="0"/>
               <w:ind w:left="120"/>
             </w:pPr>
-            <w:hyperlink w:history="1" r:id="rIdkc8e-2stveahzw9ulv8kh">
+            <w:hyperlink w:history="1" r:id="rId6n4kxsify2jt_xkcsm_lj">
               <w:r>
                 <w:rPr>
                   <w:rFonts w:ascii="Arial" w:cs="Arial" w:eastAsia="Arial" w:hAnsi="Arial"/>
@@ -16042,6 +16366,7 @@
           </w:tcPr>
           <w:p>
             <w:pPr>
+              <w:keepNext w:val="false"/>
               <w:spacing w:after="40" w:before="0"/>
               <w:jc w:val="left"/>
             </w:pPr>
@@ -16074,6 +16399,7 @@
           </w:tcPr>
           <w:p>
             <w:pPr>
+              <w:keepNext w:val="false"/>
               <w:spacing w:after="40" w:before="0"/>
               <w:jc w:val="left"/>
             </w:pPr>
@@ -16106,6 +16432,7 @@
           </w:tcPr>
           <w:p>
             <w:pPr>
+              <w:keepNext w:val="false"/>
               <w:spacing w:after="40" w:before="0"/>
               <w:jc w:val="left"/>
             </w:pPr>
@@ -16138,6 +16465,7 @@
           </w:tcPr>
           <w:p>
             <w:pPr>
+              <w:keepNext w:val="false"/>
               <w:spacing w:after="40" w:before="0"/>
               <w:jc w:val="left"/>
             </w:pPr>
@@ -16172,6 +16500,7 @@
           </w:tcPr>
           <w:p>
             <w:pPr>
+              <w:keepNext w:val="false"/>
               <w:spacing w:after="40" w:before="0"/>
               <w:jc w:val="left"/>
             </w:pPr>
@@ -16209,7 +16538,7 @@
             <w:pPr>
               <w:spacing w:after="20" w:before="0"/>
             </w:pPr>
-            <w:hyperlink w:history="1" r:id="rIdpniylqohqayfmyctbhtlv">
+            <w:hyperlink w:history="1" r:id="rIdsjpofamfjvrlemrgkk7b1">
               <w:r>
                 <w:rPr>
                   <w:rFonts w:ascii="Arial" w:cs="Arial" w:eastAsia="Arial" w:hAnsi="Arial"/>
@@ -16258,7 +16587,7 @@
               <w:spacing w:after="10" w:before="0"/>
               <w:ind w:left="120"/>
             </w:pPr>
-            <w:hyperlink w:history="1" r:id="rIdgwb_ip47najebarsq7uu_">
+            <w:hyperlink w:history="1" r:id="rIdw0e6ycz2lr2kinsi9tfmx">
               <w:r>
                 <w:rPr>
                   <w:rFonts w:ascii="Arial" w:cs="Arial" w:eastAsia="Arial" w:hAnsi="Arial"/>
@@ -16303,7 +16632,7 @@
             <w:pPr>
               <w:spacing w:after="20" w:before="0"/>
             </w:pPr>
-            <w:hyperlink w:history="1" r:id="rIdrjcngwydpij2jdrgsaidd">
+            <w:hyperlink w:history="1" r:id="rIdwvwqopylqmhbchqibuhca">
               <w:r>
                 <w:rPr>
                   <w:rFonts w:ascii="Arial" w:cs="Arial" w:eastAsia="Arial" w:hAnsi="Arial"/>
@@ -16352,7 +16681,7 @@
               <w:spacing w:after="10" w:before="0"/>
               <w:ind w:left="120"/>
             </w:pPr>
-            <w:hyperlink w:history="1" r:id="rIdaere5yk0zumuidgbo6a23">
+            <w:hyperlink w:history="1" r:id="rIdfapn5qm4mklvxc_zte7ex">
               <w:r>
                 <w:rPr>
                   <w:rFonts w:ascii="Arial" w:cs="Arial" w:eastAsia="Arial" w:hAnsi="Arial"/>
@@ -16380,6 +16709,7 @@
           </w:tcPr>
           <w:p>
             <w:pPr>
+              <w:keepNext w:val="false"/>
               <w:spacing w:after="40" w:before="0"/>
               <w:jc w:val="left"/>
             </w:pPr>
@@ -16412,6 +16742,7 @@
           </w:tcPr>
           <w:p>
             <w:pPr>
+              <w:keepNext w:val="false"/>
               <w:spacing w:after="40" w:before="0"/>
               <w:jc w:val="left"/>
             </w:pPr>
@@ -16444,6 +16775,7 @@
           </w:tcPr>
           <w:p>
             <w:pPr>
+              <w:keepNext w:val="false"/>
               <w:spacing w:after="40" w:before="0"/>
               <w:jc w:val="left"/>
             </w:pPr>
@@ -16476,6 +16808,7 @@
           </w:tcPr>
           <w:p>
             <w:pPr>
+              <w:keepNext w:val="false"/>
               <w:spacing w:after="40" w:before="0"/>
               <w:jc w:val="left"/>
             </w:pPr>
@@ -16535,6 +16868,7 @@
           </w:tcPr>
           <w:p>
             <w:pPr>
+              <w:keepNext w:val="false"/>
               <w:spacing w:after="40" w:before="0"/>
               <w:jc w:val="center"/>
             </w:pPr>
@@ -16569,6 +16903,7 @@
           </w:tcPr>
           <w:p>
             <w:pPr>
+              <w:keepNext w:val="false"/>
               <w:spacing w:after="40" w:before="0"/>
               <w:jc w:val="left"/>
             </w:pPr>
@@ -16630,6 +16965,7 @@
           </w:tcPr>
           <w:p>
             <w:pPr>
+              <w:keepNext w:val="false"/>
               <w:spacing w:after="40" w:before="0"/>
               <w:jc w:val="center"/>
             </w:pPr>
@@ -16664,6 +17000,7 @@
           </w:tcPr>
           <w:p>
             <w:pPr>
+              <w:keepNext w:val="false"/>
               <w:spacing w:after="40" w:before="0"/>
               <w:jc w:val="left"/>
             </w:pPr>
@@ -16696,6 +17033,7 @@
           </w:tcPr>
           <w:p>
             <w:pPr>
+              <w:keepNext w:val="false"/>
               <w:spacing w:after="40" w:before="0"/>
               <w:jc w:val="left"/>
             </w:pPr>
@@ -16730,6 +17068,7 @@
           </w:tcPr>
           <w:p>
             <w:pPr>
+              <w:keepNext w:val="false"/>
               <w:spacing w:after="40" w:before="0"/>
               <w:jc w:val="left"/>
             </w:pPr>
@@ -16762,6 +17101,7 @@
           </w:tcPr>
           <w:p>
             <w:pPr>
+              <w:keepNext w:val="false"/>
               <w:spacing w:after="40" w:before="0"/>
               <w:jc w:val="left"/>
             </w:pPr>
@@ -16796,6 +17136,7 @@
           </w:tcPr>
           <w:p>
             <w:pPr>
+              <w:keepNext w:val="false"/>
               <w:spacing w:after="40" w:before="0"/>
               <w:jc w:val="left"/>
             </w:pPr>
@@ -16828,6 +17169,7 @@
           </w:tcPr>
           <w:p>
             <w:pPr>
+              <w:keepNext w:val="false"/>
               <w:spacing w:after="40" w:before="0"/>
               <w:jc w:val="left"/>
             </w:pPr>
@@ -16864,7 +17206,7 @@
         </w:rPr>
         <w:t xml:space="preserve">© 2026 SeaVuria and ARES. Aligned with KICD objectives. Developed by SeaVuria; technical implementation by ARES (with AI assistance from Claude). Licensed under </w:t>
       </w:r>
-      <w:hyperlink w:history="1" r:id="rIdp6aqr1f_dihpxzcxlc1ip">
+      <w:hyperlink w:history="1" r:id="rIdk01ivcghbj0yw3pomfdjg">
         <w:r>
           <w:rPr>
             <w:rFonts w:ascii="Arial" w:cs="Arial" w:eastAsia="Arial" w:hAnsi="Arial"/>
@@ -16885,7 +17227,7 @@
         </w:rPr>
         <w:t xml:space="preserve"> (</w:t>
       </w:r>
-      <w:hyperlink w:history="1" r:id="rIdp2fdk7atx0puihd5sbvl8">
+      <w:hyperlink w:history="1" r:id="rId0c8_1lc_ik_04opvw6avz">
         <w:r>
           <w:rPr>
             <w:rFonts w:ascii="Arial" w:cs="Arial" w:eastAsia="Arial" w:hAnsi="Arial"/>
@@ -16945,6 +17287,7 @@
           </w:tcPr>
           <w:p>
             <w:pPr>
+              <w:keepNext w:val="false"/>
               <w:spacing w:after="40" w:before="0"/>
               <w:jc w:val="center"/>
             </w:pPr>
@@ -16980,6 +17323,7 @@
           </w:tcPr>
           <w:p>
             <w:pPr>
+              <w:keepNext w:val="false"/>
               <w:spacing w:after="40" w:before="0"/>
               <w:jc w:val="center"/>
             </w:pPr>
@@ -17014,6 +17358,7 @@
           </w:tcPr>
           <w:p>
             <w:pPr>
+              <w:keepNext w:val="false"/>
               <w:spacing w:after="40" w:before="0"/>
               <w:jc w:val="left"/>
             </w:pPr>
@@ -17046,6 +17391,7 @@
           </w:tcPr>
           <w:p>
             <w:pPr>
+              <w:keepNext w:val="false"/>
               <w:spacing w:after="40" w:before="0"/>
               <w:jc w:val="left"/>
             </w:pPr>
@@ -17080,6 +17426,7 @@
           </w:tcPr>
           <w:p>
             <w:pPr>
+              <w:keepNext w:val="false"/>
               <w:spacing w:after="40" w:before="0"/>
               <w:jc w:val="left"/>
             </w:pPr>
@@ -17112,6 +17459,7 @@
           </w:tcPr>
           <w:p>
             <w:pPr>
+              <w:keepNext w:val="false"/>
               <w:spacing w:after="40" w:before="0"/>
               <w:jc w:val="left"/>
             </w:pPr>
@@ -17146,6 +17494,7 @@
           </w:tcPr>
           <w:p>
             <w:pPr>
+              <w:keepNext w:val="false"/>
               <w:spacing w:after="40" w:before="0"/>
               <w:jc w:val="left"/>
             </w:pPr>
@@ -17178,6 +17527,7 @@
           </w:tcPr>
           <w:p>
             <w:pPr>
+              <w:keepNext w:val="false"/>
               <w:spacing w:after="40" w:before="0"/>
               <w:jc w:val="left"/>
             </w:pPr>
@@ -17212,6 +17562,7 @@
           </w:tcPr>
           <w:p>
             <w:pPr>
+              <w:keepNext w:val="false"/>
               <w:spacing w:after="40" w:before="0"/>
               <w:jc w:val="left"/>
             </w:pPr>
@@ -17244,6 +17595,7 @@
           </w:tcPr>
           <w:p>
             <w:pPr>
+              <w:keepNext w:val="false"/>
               <w:spacing w:after="40" w:before="0"/>
               <w:jc w:val="left"/>
             </w:pPr>
@@ -17278,6 +17630,7 @@
           </w:tcPr>
           <w:p>
             <w:pPr>
+              <w:keepNext w:val="false"/>
               <w:spacing w:after="40" w:before="0"/>
               <w:jc w:val="left"/>
             </w:pPr>
@@ -17310,6 +17663,7 @@
           </w:tcPr>
           <w:p>
             <w:pPr>
+              <w:keepNext w:val="false"/>
               <w:spacing w:after="40" w:before="0"/>
               <w:jc w:val="left"/>
             </w:pPr>
@@ -17344,6 +17698,7 @@
           </w:tcPr>
           <w:p>
             <w:pPr>
+              <w:keepNext w:val="false"/>
               <w:spacing w:after="40" w:before="0"/>
               <w:jc w:val="left"/>
             </w:pPr>
@@ -17376,6 +17731,7 @@
           </w:tcPr>
           <w:p>
             <w:pPr>
+              <w:keepNext w:val="false"/>
               <w:spacing w:after="40" w:before="0"/>
               <w:jc w:val="left"/>
             </w:pPr>
@@ -17410,6 +17766,7 @@
           </w:tcPr>
           <w:p>
             <w:pPr>
+              <w:keepNext w:val="false"/>
               <w:spacing w:after="40" w:before="0"/>
               <w:jc w:val="left"/>
             </w:pPr>
@@ -17442,6 +17799,7 @@
           </w:tcPr>
           <w:p>
             <w:pPr>
+              <w:keepNext w:val="false"/>
               <w:spacing w:after="40" w:before="0"/>
               <w:jc w:val="left"/>
             </w:pPr>
@@ -17476,6 +17834,7 @@
           </w:tcPr>
           <w:p>
             <w:pPr>
+              <w:keepNext w:val="false"/>
               <w:spacing w:after="40" w:before="0"/>
               <w:jc w:val="left"/>
             </w:pPr>
@@ -17508,6 +17867,7 @@
           </w:tcPr>
           <w:p>
             <w:pPr>
+              <w:keepNext w:val="false"/>
               <w:spacing w:after="40" w:before="0"/>
               <w:jc w:val="left"/>
             </w:pPr>
@@ -17567,6 +17927,7 @@
           </w:tcPr>
           <w:p>
             <w:pPr>
+              <w:keepNext w:val="false"/>
               <w:spacing w:after="40" w:before="0"/>
               <w:jc w:val="center"/>
             </w:pPr>
@@ -17601,6 +17962,7 @@
           </w:tcPr>
           <w:p>
             <w:pPr>
+              <w:keepNext w:val="false"/>
               <w:spacing w:after="40" w:before="0"/>
               <w:jc w:val="left"/>
             </w:pPr>
@@ -17665,6 +18027,7 @@
           </w:tcPr>
           <w:p>
             <w:pPr>
+              <w:keepNext w:val="false"/>
               <w:spacing w:after="40" w:before="0"/>
               <w:jc w:val="center"/>
             </w:pPr>
@@ -17699,6 +18062,7 @@
           </w:tcPr>
           <w:p>
             <w:pPr>
+              <w:keepNext w:val="false"/>
               <w:spacing w:after="40" w:before="0"/>
               <w:jc w:val="left"/>
             </w:pPr>
@@ -17731,6 +18095,7 @@
           </w:tcPr>
           <w:p>
             <w:pPr>
+              <w:keepNext w:val="false"/>
               <w:spacing w:after="40" w:before="0"/>
               <w:jc w:val="left"/>
             </w:pPr>
@@ -17763,6 +18128,7 @@
           </w:tcPr>
           <w:p>
             <w:pPr>
+              <w:keepNext w:val="false"/>
               <w:spacing w:after="40" w:before="0"/>
               <w:jc w:val="left"/>
             </w:pPr>
@@ -17795,6 +18161,7 @@
           </w:tcPr>
           <w:p>
             <w:pPr>
+              <w:keepNext w:val="false"/>
               <w:spacing w:after="40" w:before="0"/>
               <w:jc w:val="left"/>
             </w:pPr>
@@ -17827,6 +18194,7 @@
           </w:tcPr>
           <w:p>
             <w:pPr>
+              <w:keepNext w:val="false"/>
               <w:spacing w:after="40" w:before="0"/>
               <w:jc w:val="left"/>
             </w:pPr>
@@ -17861,6 +18229,7 @@
           </w:tcPr>
           <w:p>
             <w:pPr>
+              <w:keepNext w:val="false"/>
               <w:spacing w:after="40" w:before="0"/>
               <w:jc w:val="left"/>
             </w:pPr>
@@ -17898,7 +18267,7 @@
             <w:pPr>
               <w:spacing w:after="20" w:before="0"/>
             </w:pPr>
-            <w:hyperlink w:history="1" r:id="rIdpdithbixdgztmxb83bsvo">
+            <w:hyperlink w:history="1" r:id="rIdujmhu-id7-qeuunjhz0ue">
               <w:r>
                 <w:rPr>
                   <w:rFonts w:ascii="Arial" w:cs="Arial" w:eastAsia="Arial" w:hAnsi="Arial"/>
@@ -17947,7 +18316,7 @@
               <w:spacing w:after="10" w:before="0"/>
               <w:ind w:left="120"/>
             </w:pPr>
-            <w:hyperlink w:history="1" r:id="rIdszjanxjljfmzl4d-xudi1">
+            <w:hyperlink w:history="1" r:id="rIdry-0g-z9ufp1bt0zdy2a7">
               <w:r>
                 <w:rPr>
                   <w:rFonts w:ascii="Arial" w:cs="Arial" w:eastAsia="Arial" w:hAnsi="Arial"/>
@@ -18009,7 +18378,7 @@
               <w:spacing w:after="10" w:before="0"/>
               <w:ind w:left="120"/>
             </w:pPr>
-            <w:hyperlink w:history="1" r:id="rIdoyehesfaotqk3vj4ls1dt">
+            <w:hyperlink w:history="1" r:id="rIdgsnbf3efaotk0s8eg6xek">
               <w:r>
                 <w:rPr>
                   <w:rFonts w:ascii="Arial" w:cs="Arial" w:eastAsia="Arial" w:hAnsi="Arial"/>
@@ -18052,6 +18421,7 @@
           </w:tcPr>
           <w:p>
             <w:pPr>
+              <w:keepNext w:val="false"/>
               <w:spacing w:after="40" w:before="0"/>
               <w:jc w:val="left"/>
             </w:pPr>
@@ -18084,6 +18454,7 @@
           </w:tcPr>
           <w:p>
             <w:pPr>
+              <w:keepNext w:val="false"/>
               <w:spacing w:after="40" w:before="0"/>
               <w:jc w:val="left"/>
             </w:pPr>
@@ -18116,6 +18487,7 @@
           </w:tcPr>
           <w:p>
             <w:pPr>
+              <w:keepNext w:val="false"/>
               <w:spacing w:after="40" w:before="0"/>
               <w:jc w:val="left"/>
             </w:pPr>
@@ -18148,6 +18520,7 @@
           </w:tcPr>
           <w:p>
             <w:pPr>
+              <w:keepNext w:val="false"/>
               <w:spacing w:after="40" w:before="0"/>
               <w:jc w:val="left"/>
             </w:pPr>
@@ -18182,6 +18555,7 @@
           </w:tcPr>
           <w:p>
             <w:pPr>
+              <w:keepNext w:val="false"/>
               <w:spacing w:after="40" w:before="0"/>
               <w:jc w:val="left"/>
             </w:pPr>
@@ -18219,7 +18593,7 @@
             <w:pPr>
               <w:spacing w:after="20" w:before="0"/>
             </w:pPr>
-            <w:hyperlink w:history="1" r:id="rIdb9pgkdlphcdkcm4w6welr">
+            <w:hyperlink w:history="1" r:id="rIdxfwmthcxjqs7ogq-u4tg6">
               <w:r>
                 <w:rPr>
                   <w:rFonts w:ascii="Arial" w:cs="Arial" w:eastAsia="Arial" w:hAnsi="Arial"/>
@@ -18268,7 +18642,7 @@
               <w:spacing w:after="10" w:before="0"/>
               <w:ind w:left="120"/>
             </w:pPr>
-            <w:hyperlink w:history="1" r:id="rIdwxlyuthud2fshvxuogjqg">
+            <w:hyperlink w:history="1" r:id="rIdxfk52ue_zqtruh-d_g0o9">
               <w:r>
                 <w:rPr>
                   <w:rFonts w:ascii="Arial" w:cs="Arial" w:eastAsia="Arial" w:hAnsi="Arial"/>
@@ -18330,7 +18704,7 @@
               <w:spacing w:after="10" w:before="0"/>
               <w:ind w:left="120"/>
             </w:pPr>
-            <w:hyperlink w:history="1" r:id="rIdh1qzes2tdqeyuuijj8dm4">
+            <w:hyperlink w:history="1" r:id="rId4kenuhgngcqybc5ghf4ci">
               <w:r>
                 <w:rPr>
                   <w:rFonts w:ascii="Arial" w:cs="Arial" w:eastAsia="Arial" w:hAnsi="Arial"/>
@@ -18373,6 +18747,7 @@
           </w:tcPr>
           <w:p>
             <w:pPr>
+              <w:keepNext w:val="false"/>
               <w:spacing w:after="40" w:before="0"/>
               <w:jc w:val="left"/>
             </w:pPr>
@@ -18405,6 +18780,7 @@
           </w:tcPr>
           <w:p>
             <w:pPr>
+              <w:keepNext w:val="false"/>
               <w:spacing w:after="40" w:before="0"/>
               <w:jc w:val="left"/>
             </w:pPr>
@@ -18437,6 +18813,7 @@
           </w:tcPr>
           <w:p>
             <w:pPr>
+              <w:keepNext w:val="false"/>
               <w:spacing w:after="40" w:before="0"/>
               <w:jc w:val="left"/>
             </w:pPr>
@@ -18469,6 +18846,7 @@
           </w:tcPr>
           <w:p>
             <w:pPr>
+              <w:keepNext w:val="false"/>
               <w:spacing w:after="40" w:before="0"/>
               <w:jc w:val="left"/>
             </w:pPr>
@@ -18503,6 +18881,7 @@
           </w:tcPr>
           <w:p>
             <w:pPr>
+              <w:keepNext w:val="false"/>
               <w:spacing w:after="40" w:before="0"/>
               <w:jc w:val="left"/>
             </w:pPr>
@@ -18540,7 +18919,7 @@
             <w:pPr>
               <w:spacing w:after="20" w:before="0"/>
             </w:pPr>
-            <w:hyperlink w:history="1" r:id="rIdjhcoumzlml6887h-tip7p">
+            <w:hyperlink w:history="1" r:id="rIdupeu-xeilc26zsv-dzz1w">
               <w:r>
                 <w:rPr>
                   <w:rFonts w:ascii="Arial" w:cs="Arial" w:eastAsia="Arial" w:hAnsi="Arial"/>
@@ -18589,7 +18968,7 @@
               <w:spacing w:after="10" w:before="0"/>
               <w:ind w:left="120"/>
             </w:pPr>
-            <w:hyperlink w:history="1" r:id="rIda4xgdeowiyxcawmzqyk9g">
+            <w:hyperlink w:history="1" r:id="rIde-fwogoeplinddkel97kh">
               <w:r>
                 <w:rPr>
                   <w:rFonts w:ascii="Arial" w:cs="Arial" w:eastAsia="Arial" w:hAnsi="Arial"/>
@@ -18651,7 +19030,7 @@
               <w:spacing w:after="10" w:before="0"/>
               <w:ind w:left="120"/>
             </w:pPr>
-            <w:hyperlink w:history="1" r:id="rIdijpx00oaj_c9_ovigbyl4">
+            <w:hyperlink w:history="1" r:id="rIdfod6hklanq5rvunqru2ou">
               <w:r>
                 <w:rPr>
                   <w:rFonts w:ascii="Arial" w:cs="Arial" w:eastAsia="Arial" w:hAnsi="Arial"/>
@@ -18694,6 +19073,7 @@
           </w:tcPr>
           <w:p>
             <w:pPr>
+              <w:keepNext w:val="false"/>
               <w:spacing w:after="40" w:before="0"/>
               <w:jc w:val="left"/>
             </w:pPr>
@@ -18726,6 +19106,7 @@
           </w:tcPr>
           <w:p>
             <w:pPr>
+              <w:keepNext w:val="false"/>
               <w:spacing w:after="40" w:before="0"/>
               <w:jc w:val="left"/>
             </w:pPr>
@@ -18758,6 +19139,7 @@
           </w:tcPr>
           <w:p>
             <w:pPr>
+              <w:keepNext w:val="false"/>
               <w:spacing w:after="40" w:before="0"/>
               <w:jc w:val="left"/>
             </w:pPr>
@@ -18790,6 +19172,7 @@
           </w:tcPr>
           <w:p>
             <w:pPr>
+              <w:keepNext w:val="false"/>
               <w:spacing w:after="40" w:before="0"/>
               <w:jc w:val="left"/>
             </w:pPr>
@@ -18824,6 +19207,7 @@
           </w:tcPr>
           <w:p>
             <w:pPr>
+              <w:keepNext w:val="false"/>
               <w:spacing w:after="40" w:before="0"/>
               <w:jc w:val="left"/>
             </w:pPr>
@@ -18861,7 +19245,7 @@
             <w:pPr>
               <w:spacing w:after="20" w:before="0"/>
             </w:pPr>
-            <w:hyperlink w:history="1" r:id="rIdmcgovc3qtmpdftvyosbrt">
+            <w:hyperlink w:history="1" r:id="rId3zrbuhaepmcmy0pwalfxm">
               <w:r>
                 <w:rPr>
                   <w:rFonts w:ascii="Arial" w:cs="Arial" w:eastAsia="Arial" w:hAnsi="Arial"/>
@@ -18910,7 +19294,7 @@
               <w:spacing w:after="10" w:before="0"/>
               <w:ind w:left="120"/>
             </w:pPr>
-            <w:hyperlink w:history="1" r:id="rId87ahmzjwwedurqyqnk3k5">
+            <w:hyperlink w:history="1" r:id="rIdoaez63oa6janbvnxirckh">
               <w:r>
                 <w:rPr>
                   <w:rFonts w:ascii="Arial" w:cs="Arial" w:eastAsia="Arial" w:hAnsi="Arial"/>
@@ -18972,7 +19356,7 @@
               <w:spacing w:after="10" w:before="0"/>
               <w:ind w:left="120"/>
             </w:pPr>
-            <w:hyperlink w:history="1" r:id="rIdcdilofnd7bztszfeqva-d">
+            <w:hyperlink w:history="1" r:id="rIdnz0d2rvfk4bp-yrwvie-2">
               <w:r>
                 <w:rPr>
                   <w:rFonts w:ascii="Arial" w:cs="Arial" w:eastAsia="Arial" w:hAnsi="Arial"/>
@@ -19015,6 +19399,7 @@
           </w:tcPr>
           <w:p>
             <w:pPr>
+              <w:keepNext w:val="false"/>
               <w:spacing w:after="40" w:before="0"/>
               <w:jc w:val="left"/>
             </w:pPr>
@@ -19047,6 +19432,7 @@
           </w:tcPr>
           <w:p>
             <w:pPr>
+              <w:keepNext w:val="false"/>
               <w:spacing w:after="40" w:before="0"/>
               <w:jc w:val="left"/>
             </w:pPr>
@@ -19079,6 +19465,7 @@
           </w:tcPr>
           <w:p>
             <w:pPr>
+              <w:keepNext w:val="false"/>
               <w:spacing w:after="40" w:before="0"/>
               <w:jc w:val="left"/>
             </w:pPr>
@@ -19111,6 +19498,7 @@
           </w:tcPr>
           <w:p>
             <w:pPr>
+              <w:keepNext w:val="false"/>
               <w:spacing w:after="40" w:before="0"/>
               <w:jc w:val="left"/>
             </w:pPr>
@@ -19145,6 +19533,7 @@
           </w:tcPr>
           <w:p>
             <w:pPr>
+              <w:keepNext w:val="false"/>
               <w:spacing w:after="40" w:before="0"/>
               <w:jc w:val="left"/>
             </w:pPr>
@@ -19182,7 +19571,7 @@
             <w:pPr>
               <w:spacing w:after="20" w:before="0"/>
             </w:pPr>
-            <w:hyperlink w:history="1" r:id="rIdj6chc0efps1reghdoyn94">
+            <w:hyperlink w:history="1" r:id="rIdcpfcayetkqjfsqkdp7oxf">
               <w:r>
                 <w:rPr>
                   <w:rFonts w:ascii="Arial" w:cs="Arial" w:eastAsia="Arial" w:hAnsi="Arial"/>
@@ -19231,7 +19620,7 @@
               <w:spacing w:after="10" w:before="0"/>
               <w:ind w:left="120"/>
             </w:pPr>
-            <w:hyperlink w:history="1" r:id="rIdhrto99jcszjzlqcmxhuoe">
+            <w:hyperlink w:history="1" r:id="rIdud7ukf6arhaxkooo2wqvz">
               <w:r>
                 <w:rPr>
                   <w:rFonts w:ascii="Arial" w:cs="Arial" w:eastAsia="Arial" w:hAnsi="Arial"/>
@@ -19293,7 +19682,7 @@
               <w:spacing w:after="10" w:before="0"/>
               <w:ind w:left="120"/>
             </w:pPr>
-            <w:hyperlink w:history="1" r:id="rIdy7efnusn7orreoxj-4swr">
+            <w:hyperlink w:history="1" r:id="rIdqjvb7h3dd1n0cuzsgg9go">
               <w:r>
                 <w:rPr>
                   <w:rFonts w:ascii="Arial" w:cs="Arial" w:eastAsia="Arial" w:hAnsi="Arial"/>
@@ -19336,6 +19725,7 @@
           </w:tcPr>
           <w:p>
             <w:pPr>
+              <w:keepNext w:val="false"/>
               <w:spacing w:after="40" w:before="0"/>
               <w:jc w:val="left"/>
             </w:pPr>
@@ -19368,6 +19758,7 @@
           </w:tcPr>
           <w:p>
             <w:pPr>
+              <w:keepNext w:val="false"/>
               <w:spacing w:after="40" w:before="0"/>
               <w:jc w:val="left"/>
             </w:pPr>
@@ -19400,6 +19791,7 @@
           </w:tcPr>
           <w:p>
             <w:pPr>
+              <w:keepNext w:val="false"/>
               <w:spacing w:after="40" w:before="0"/>
               <w:jc w:val="left"/>
             </w:pPr>
@@ -19432,6 +19824,7 @@
           </w:tcPr>
           <w:p>
             <w:pPr>
+              <w:keepNext w:val="false"/>
               <w:spacing w:after="40" w:before="0"/>
               <w:jc w:val="left"/>
             </w:pPr>
@@ -19491,6 +19884,7 @@
           </w:tcPr>
           <w:p>
             <w:pPr>
+              <w:keepNext w:val="false"/>
               <w:spacing w:after="40" w:before="0"/>
               <w:jc w:val="center"/>
             </w:pPr>
@@ -19525,6 +19919,7 @@
           </w:tcPr>
           <w:p>
             <w:pPr>
+              <w:keepNext w:val="false"/>
               <w:spacing w:after="40" w:before="0"/>
               <w:jc w:val="left"/>
             </w:pPr>
@@ -19586,6 +19981,7 @@
           </w:tcPr>
           <w:p>
             <w:pPr>
+              <w:keepNext w:val="false"/>
               <w:spacing w:after="40" w:before="0"/>
               <w:jc w:val="center"/>
             </w:pPr>
@@ -19620,6 +20016,7 @@
           </w:tcPr>
           <w:p>
             <w:pPr>
+              <w:keepNext w:val="false"/>
               <w:spacing w:after="40" w:before="0"/>
               <w:jc w:val="left"/>
             </w:pPr>
@@ -19652,6 +20049,7 @@
           </w:tcPr>
           <w:p>
             <w:pPr>
+              <w:keepNext w:val="false"/>
               <w:spacing w:after="40" w:before="0"/>
               <w:jc w:val="left"/>
             </w:pPr>
@@ -19686,6 +20084,7 @@
           </w:tcPr>
           <w:p>
             <w:pPr>
+              <w:keepNext w:val="false"/>
               <w:spacing w:after="40" w:before="0"/>
               <w:jc w:val="left"/>
             </w:pPr>
@@ -19718,6 +20117,7 @@
           </w:tcPr>
           <w:p>
             <w:pPr>
+              <w:keepNext w:val="false"/>
               <w:spacing w:after="40" w:before="0"/>
               <w:jc w:val="left"/>
             </w:pPr>
@@ -19752,6 +20152,7 @@
           </w:tcPr>
           <w:p>
             <w:pPr>
+              <w:keepNext w:val="false"/>
               <w:spacing w:after="40" w:before="0"/>
               <w:jc w:val="left"/>
             </w:pPr>
@@ -19784,6 +20185,7 @@
           </w:tcPr>
           <w:p>
             <w:pPr>
+              <w:keepNext w:val="false"/>
               <w:spacing w:after="40" w:before="0"/>
               <w:jc w:val="left"/>
             </w:pPr>
@@ -19820,7 +20222,7 @@
         </w:rPr>
         <w:t xml:space="preserve">© 2026 SeaVuria and ARES. Aligned with KICD objectives. Developed by SeaVuria; technical implementation by ARES (with AI assistance from Claude). Licensed under </w:t>
       </w:r>
-      <w:hyperlink w:history="1" r:id="rId6ahmurdpimdvyhr0cbh8t">
+      <w:hyperlink w:history="1" r:id="rIdqd-npt17c_hv2vff5lvbz">
         <w:r>
           <w:rPr>
             <w:rFonts w:ascii="Arial" w:cs="Arial" w:eastAsia="Arial" w:hAnsi="Arial"/>
@@ -19841,7 +20243,7 @@
         </w:rPr>
         <w:t xml:space="preserve"> (</w:t>
       </w:r>
-      <w:hyperlink w:history="1" r:id="rIdenyff0o8brtmlm8sqzz6h">
+      <w:hyperlink w:history="1" r:id="rIdxqxkajl4e_nje4mt4-feb">
         <w:r>
           <w:rPr>
             <w:rFonts w:ascii="Arial" w:cs="Arial" w:eastAsia="Arial" w:hAnsi="Arial"/>
@@ -19902,6 +20304,7 @@
           </w:tcPr>
           <w:p>
             <w:pPr>
+              <w:keepNext w:val="false"/>
               <w:spacing w:after="40" w:before="0"/>
               <w:jc w:val="center"/>
             </w:pPr>
@@ -19936,6 +20339,7 @@
           </w:tcPr>
           <w:p>
             <w:pPr>
+              <w:keepNext w:val="false"/>
               <w:spacing w:after="40" w:before="0"/>
               <w:jc w:val="left"/>
             </w:pPr>
@@ -19968,6 +20372,7 @@
           </w:tcPr>
           <w:p>
             <w:pPr>
+              <w:keepNext w:val="false"/>
               <w:spacing w:after="40" w:before="0"/>
               <w:jc w:val="left"/>
             </w:pPr>
@@ -20000,6 +20405,7 @@
           </w:tcPr>
           <w:p>
             <w:pPr>
+              <w:keepNext w:val="false"/>
               <w:spacing w:after="40" w:before="0"/>
               <w:jc w:val="left"/>
             </w:pPr>
@@ -20034,6 +20440,7 @@
           </w:tcPr>
           <w:p>
             <w:pPr>
+              <w:keepNext w:val="false"/>
               <w:spacing w:after="40" w:before="0"/>
               <w:jc w:val="left"/>
             </w:pPr>
@@ -20066,6 +20473,7 @@
           </w:tcPr>
           <w:p>
             <w:pPr>
+              <w:keepNext w:val="false"/>
               <w:spacing w:after="40" w:before="0"/>
               <w:jc w:val="left"/>
             </w:pPr>
@@ -20098,6 +20506,7 @@
           </w:tcPr>
           <w:p>
             <w:pPr>
+              <w:keepNext w:val="false"/>
               <w:spacing w:after="40" w:before="0"/>
               <w:jc w:val="left"/>
             </w:pPr>
@@ -20132,6 +20541,7 @@
           </w:tcPr>
           <w:p>
             <w:pPr>
+              <w:keepNext w:val="false"/>
               <w:spacing w:after="40" w:before="0"/>
               <w:jc w:val="left"/>
             </w:pPr>
@@ -20164,6 +20574,7 @@
           </w:tcPr>
           <w:p>
             <w:pPr>
+              <w:keepNext w:val="false"/>
               <w:spacing w:after="40" w:before="0"/>
               <w:jc w:val="left"/>
             </w:pPr>
@@ -20196,6 +20607,7 @@
           </w:tcPr>
           <w:p>
             <w:pPr>
+              <w:keepNext w:val="false"/>
               <w:spacing w:after="40" w:before="0"/>
               <w:jc w:val="left"/>
             </w:pPr>
@@ -20230,6 +20642,7 @@
           </w:tcPr>
           <w:p>
             <w:pPr>
+              <w:keepNext w:val="false"/>
               <w:spacing w:after="40" w:before="0"/>
               <w:jc w:val="left"/>
             </w:pPr>
@@ -20262,6 +20675,7 @@
           </w:tcPr>
           <w:p>
             <w:pPr>
+              <w:keepNext w:val="false"/>
               <w:spacing w:after="40" w:before="0"/>
               <w:jc w:val="left"/>
             </w:pPr>
@@ -20294,6 +20708,7 @@
           </w:tcPr>
           <w:p>
             <w:pPr>
+              <w:keepNext w:val="false"/>
               <w:spacing w:after="40" w:before="0"/>
               <w:jc w:val="left"/>
             </w:pPr>

--- a/data/outputs/v2/Grade11/Biology/Lesson_Plans/SS3.2_Growth_and_Development_in_Animals/Biology_Growth_and_Development_in_Animals_CBE_LessonSequence.docx
+++ b/data/outputs/v2/Grade11/Biology/Lesson_Plans/SS3.2_Growth_and_Development_in_Animals/Biology_Growth_and_Development_in_Animals_CBE_LessonSequence.docx
@@ -1938,7 +1938,7 @@
         </w:rPr>
         <w:t xml:space="preserve">© 2026 SeaVuria and ARES. This work is licensed under a </w:t>
       </w:r>
-      <w:hyperlink w:history="1" r:id="rIdv-hdgwmbaoomil7kwrpjq">
+      <w:hyperlink w:history="1" r:id="rIdbbpp7nb4n6lzxlfeqmoft">
         <w:r>
           <w:rPr>
             <w:rFonts w:ascii="Arial" w:cs="Arial" w:eastAsia="Arial" w:hAnsi="Arial"/>
@@ -1958,7 +1958,7 @@
         </w:rPr>
         <w:t xml:space="preserve"> (</w:t>
       </w:r>
-      <w:hyperlink w:history="1" r:id="rIdwjjrcfmifrpq4azjmnn7n">
+      <w:hyperlink w:history="1" r:id="rIdhtr-it6iuh1cto3wve-9j">
         <w:r>
           <w:rPr>
             <w:rFonts w:ascii="Arial" w:cs="Arial" w:eastAsia="Arial" w:hAnsi="Arial"/>
@@ -1978,7 +1978,7 @@
         </w:rPr>
         <w:t xml:space="preserve">). To view a copy of this license, visit </w:t>
       </w:r>
-      <w:hyperlink w:history="1" r:id="rIde0uszivg6mge3k9mwzrpl">
+      <w:hyperlink w:history="1" r:id="rIdi9cdatlhdxc8wo-ti_lxb">
         <w:r>
           <w:rPr>
             <w:rFonts w:ascii="Arial" w:cs="Arial" w:eastAsia="Arial" w:hAnsi="Arial"/>
@@ -3017,7 +3017,7 @@
             <w:pPr>
               <w:spacing w:after="20" w:before="0"/>
             </w:pPr>
-            <w:hyperlink w:history="1" r:id="rIdlixz-slvbgbsrfslrda-u">
+            <w:hyperlink w:history="1" r:id="rIdxbgsqztjynnrw9yw_kt5x">
               <w:r>
                 <w:rPr>
                   <w:rFonts w:ascii="Arial" w:cs="Arial" w:eastAsia="Arial" w:hAnsi="Arial"/>
@@ -3066,7 +3066,7 @@
               <w:spacing w:after="10" w:before="0"/>
               <w:ind w:left="120"/>
             </w:pPr>
-            <w:hyperlink w:history="1" r:id="rIdyy_go63eehnrb1agl1pkh">
+            <w:hyperlink w:history="1" r:id="rIddrkwqldrxbzhoyyy4cfwl">
               <w:r>
                 <w:rPr>
                   <w:rFonts w:ascii="Arial" w:cs="Arial" w:eastAsia="Arial" w:hAnsi="Arial"/>
@@ -3128,7 +3128,7 @@
               <w:spacing w:after="10" w:before="0"/>
               <w:ind w:left="120"/>
             </w:pPr>
-            <w:hyperlink w:history="1" r:id="rIdct-08gxk1mjkeuhka66qp">
+            <w:hyperlink w:history="1" r:id="rIdhdytvthbjl0j5dm6c5zkn">
               <w:r>
                 <w:rPr>
                   <w:rFonts w:ascii="Arial" w:cs="Arial" w:eastAsia="Arial" w:hAnsi="Arial"/>
@@ -3343,7 +3343,7 @@
             <w:pPr>
               <w:spacing w:after="20" w:before="0"/>
             </w:pPr>
-            <w:hyperlink w:history="1" r:id="rId9pdpd1dsy-uziupr5grsh">
+            <w:hyperlink w:history="1" r:id="rIdcueibkew5qmv9c-cvquv-">
               <w:r>
                 <w:rPr>
                   <w:rFonts w:ascii="Arial" w:cs="Arial" w:eastAsia="Arial" w:hAnsi="Arial"/>
@@ -3392,7 +3392,7 @@
               <w:spacing w:after="10" w:before="0"/>
               <w:ind w:left="120"/>
             </w:pPr>
-            <w:hyperlink w:history="1" r:id="rId_fjnkrt5kvuwawhg0gyiy">
+            <w:hyperlink w:history="1" r:id="rIdcstguqvo8jutg0z0ymdp7">
               <w:r>
                 <w:rPr>
                   <w:rFonts w:ascii="Arial" w:cs="Arial" w:eastAsia="Arial" w:hAnsi="Arial"/>
@@ -3454,7 +3454,7 @@
               <w:spacing w:after="10" w:before="0"/>
               <w:ind w:left="120"/>
             </w:pPr>
-            <w:hyperlink w:history="1" r:id="rIdcyzreu43vompl9022ktx0">
+            <w:hyperlink w:history="1" r:id="rIdf8ee-tjbjh1dsfk1lgh93">
               <w:r>
                 <w:rPr>
                   <w:rFonts w:ascii="Arial" w:cs="Arial" w:eastAsia="Arial" w:hAnsi="Arial"/>
@@ -3669,7 +3669,7 @@
             <w:pPr>
               <w:spacing w:after="20" w:before="0"/>
             </w:pPr>
-            <w:hyperlink w:history="1" r:id="rIdu1_zc29e2auet9l3xlpfz">
+            <w:hyperlink w:history="1" r:id="rIdbdr74nmas_yxwbgnb7uyy">
               <w:r>
                 <w:rPr>
                   <w:rFonts w:ascii="Arial" w:cs="Arial" w:eastAsia="Arial" w:hAnsi="Arial"/>
@@ -3718,7 +3718,7 @@
               <w:spacing w:after="10" w:before="0"/>
               <w:ind w:left="120"/>
             </w:pPr>
-            <w:hyperlink w:history="1" r:id="rIdyogzdnfppgywkdirsopyz">
+            <w:hyperlink w:history="1" r:id="rIdibknjwyy3frp2vbjfbjpf">
               <w:r>
                 <w:rPr>
                   <w:rFonts w:ascii="Arial" w:cs="Arial" w:eastAsia="Arial" w:hAnsi="Arial"/>
@@ -3780,7 +3780,7 @@
               <w:spacing w:after="10" w:before="0"/>
               <w:ind w:left="120"/>
             </w:pPr>
-            <w:hyperlink w:history="1" r:id="rIdcehqem9zxmcnr2xtrf7ze">
+            <w:hyperlink w:history="1" r:id="rIdjpwh57ufbvcc-ks8cdct_">
               <w:r>
                 <w:rPr>
                   <w:rFonts w:ascii="Arial" w:cs="Arial" w:eastAsia="Arial" w:hAnsi="Arial"/>
@@ -3995,7 +3995,7 @@
             <w:pPr>
               <w:spacing w:after="20" w:before="0"/>
             </w:pPr>
-            <w:hyperlink w:history="1" r:id="rIdhiilfdrr1t9-bu2vlnw8_">
+            <w:hyperlink w:history="1" r:id="rIdbunulujpiouthmm9yljja">
               <w:r>
                 <w:rPr>
                   <w:rFonts w:ascii="Arial" w:cs="Arial" w:eastAsia="Arial" w:hAnsi="Arial"/>
@@ -4044,7 +4044,7 @@
               <w:spacing w:after="10" w:before="0"/>
               <w:ind w:left="120"/>
             </w:pPr>
-            <w:hyperlink w:history="1" r:id="rIdhiuihn-8xujzhzwyn10ma">
+            <w:hyperlink w:history="1" r:id="rIdzkmhukaw7w4g_aameshmd">
               <w:r>
                 <w:rPr>
                   <w:rFonts w:ascii="Arial" w:cs="Arial" w:eastAsia="Arial" w:hAnsi="Arial"/>
@@ -4106,7 +4106,7 @@
               <w:spacing w:after="10" w:before="0"/>
               <w:ind w:left="120"/>
             </w:pPr>
-            <w:hyperlink w:history="1" r:id="rId1ggdfvrk6aui7tlnt7oyf">
+            <w:hyperlink w:history="1" r:id="rId6lay5jvqjogngcqrmnmxy">
               <w:r>
                 <w:rPr>
                   <w:rFonts w:ascii="Arial" w:cs="Arial" w:eastAsia="Arial" w:hAnsi="Arial"/>
@@ -4321,7 +4321,7 @@
             <w:pPr>
               <w:spacing w:after="20" w:before="0"/>
             </w:pPr>
-            <w:hyperlink w:history="1" r:id="rIdycmgla2euw-0pp_ghsdf3">
+            <w:hyperlink w:history="1" r:id="rIdcddyt72ofjtfiqaf3byoi">
               <w:r>
                 <w:rPr>
                   <w:rFonts w:ascii="Arial" w:cs="Arial" w:eastAsia="Arial" w:hAnsi="Arial"/>
@@ -4370,7 +4370,7 @@
               <w:spacing w:after="10" w:before="0"/>
               <w:ind w:left="120"/>
             </w:pPr>
-            <w:hyperlink w:history="1" r:id="rId8hr2huebtsrda89onzv2u">
+            <w:hyperlink w:history="1" r:id="rIdxple9zky5pxic5fdgznqy">
               <w:r>
                 <w:rPr>
                   <w:rFonts w:ascii="Arial" w:cs="Arial" w:eastAsia="Arial" w:hAnsi="Arial"/>
@@ -4432,7 +4432,7 @@
               <w:spacing w:after="10" w:before="0"/>
               <w:ind w:left="120"/>
             </w:pPr>
-            <w:hyperlink w:history="1" r:id="rIdmfsebqplvdey18widmycv">
+            <w:hyperlink w:history="1" r:id="rIdkigqo-vi6zxyjud_alung">
               <w:r>
                 <w:rPr>
                   <w:rFonts w:ascii="Arial" w:cs="Arial" w:eastAsia="Arial" w:hAnsi="Arial"/>
@@ -4972,7 +4972,7 @@
         </w:rPr>
         <w:t xml:space="preserve">© 2026 SeaVuria and ARES. Aligned with KICD objectives. Developed by SeaVuria; technical implementation by ARES (with AI assistance from Claude). Licensed under </w:t>
       </w:r>
-      <w:hyperlink w:history="1" r:id="rIdtococfbyiwzlp1egh12cy">
+      <w:hyperlink w:history="1" r:id="rIdmcnz0ut43tjstj_ik5bdt">
         <w:r>
           <w:rPr>
             <w:rFonts w:ascii="Arial" w:cs="Arial" w:eastAsia="Arial" w:hAnsi="Arial"/>
@@ -4993,7 +4993,7 @@
         </w:rPr>
         <w:t xml:space="preserve"> (</w:t>
       </w:r>
-      <w:hyperlink w:history="1" r:id="rIdhorznjfbljm0f7khlcheu">
+      <w:hyperlink w:history="1" r:id="rIdba8u3bvxvo0mzisnw-12n">
         <w:r>
           <w:rPr>
             <w:rFonts w:ascii="Arial" w:cs="Arial" w:eastAsia="Arial" w:hAnsi="Arial"/>
@@ -6033,7 +6033,7 @@
             <w:pPr>
               <w:spacing w:after="20" w:before="0"/>
             </w:pPr>
-            <w:hyperlink w:history="1" r:id="rIdjyjm4jm46eovz3uh4azeh">
+            <w:hyperlink w:history="1" r:id="rIdbeqie8wswlbo1baxlj6ul">
               <w:r>
                 <w:rPr>
                   <w:rFonts w:ascii="Arial" w:cs="Arial" w:eastAsia="Arial" w:hAnsi="Arial"/>
@@ -6082,7 +6082,7 @@
               <w:spacing w:after="10" w:before="0"/>
               <w:ind w:left="120"/>
             </w:pPr>
-            <w:hyperlink w:history="1" r:id="rIdrky__rk4f6iwoy-ndl9ol">
+            <w:hyperlink w:history="1" r:id="rIdimfzwplhkcqttx01lalf-">
               <w:r>
                 <w:rPr>
                   <w:rFonts w:ascii="Arial" w:cs="Arial" w:eastAsia="Arial" w:hAnsi="Arial"/>
@@ -6127,7 +6127,7 @@
             <w:pPr>
               <w:spacing w:after="20" w:before="0"/>
             </w:pPr>
-            <w:hyperlink w:history="1" r:id="rIdhhd33r0ffkpgldstcai5q">
+            <w:hyperlink w:history="1" r:id="rIdfcgsamwu80vtxud1-m3gu">
               <w:r>
                 <w:rPr>
                   <w:rFonts w:ascii="Arial" w:cs="Arial" w:eastAsia="Arial" w:hAnsi="Arial"/>
@@ -6176,7 +6176,7 @@
               <w:spacing w:after="10" w:before="0"/>
               <w:ind w:left="120"/>
             </w:pPr>
-            <w:hyperlink w:history="1" r:id="rIdjrlcfibqn3pv4rxtji5yy">
+            <w:hyperlink w:history="1" r:id="rIdqetry_7ts8g2etecbmzid">
               <w:r>
                 <w:rPr>
                   <w:rFonts w:ascii="Arial" w:cs="Arial" w:eastAsia="Arial" w:hAnsi="Arial"/>
@@ -6376,7 +6376,7 @@
             <w:pPr>
               <w:spacing w:after="20" w:before="0"/>
             </w:pPr>
-            <w:hyperlink w:history="1" r:id="rIdbrji2-thajcjmm9rmwfwn">
+            <w:hyperlink w:history="1" r:id="rId7jjh3-llg6luupmvmybyg">
               <w:r>
                 <w:rPr>
                   <w:rFonts w:ascii="Arial" w:cs="Arial" w:eastAsia="Arial" w:hAnsi="Arial"/>
@@ -6425,7 +6425,7 @@
               <w:spacing w:after="10" w:before="0"/>
               <w:ind w:left="120"/>
             </w:pPr>
-            <w:hyperlink w:history="1" r:id="rIdr5fwanizagkgygki9sngr">
+            <w:hyperlink w:history="1" r:id="rIds6ncjve7u2ogk4p0_rwgq">
               <w:r>
                 <w:rPr>
                   <w:rFonts w:ascii="Arial" w:cs="Arial" w:eastAsia="Arial" w:hAnsi="Arial"/>
@@ -6470,7 +6470,7 @@
             <w:pPr>
               <w:spacing w:after="20" w:before="0"/>
             </w:pPr>
-            <w:hyperlink w:history="1" r:id="rId4ptmp1nuqqnjnyrlbvujq">
+            <w:hyperlink w:history="1" r:id="rIdwey8hmrvbkiljsdrtlnd_">
               <w:r>
                 <w:rPr>
                   <w:rFonts w:ascii="Arial" w:cs="Arial" w:eastAsia="Arial" w:hAnsi="Arial"/>
@@ -6519,7 +6519,7 @@
               <w:spacing w:after="10" w:before="0"/>
               <w:ind w:left="120"/>
             </w:pPr>
-            <w:hyperlink w:history="1" r:id="rIdqggtsrlhdv6qgci9iwf_w">
+            <w:hyperlink w:history="1" r:id="rIdjyb068cxohdviug4afnxy">
               <w:r>
                 <w:rPr>
                   <w:rFonts w:ascii="Arial" w:cs="Arial" w:eastAsia="Arial" w:hAnsi="Arial"/>
@@ -6719,7 +6719,7 @@
             <w:pPr>
               <w:spacing w:after="20" w:before="0"/>
             </w:pPr>
-            <w:hyperlink w:history="1" r:id="rId6znk3d0wbcgnvoni8hhcy">
+            <w:hyperlink w:history="1" r:id="rId0-n0zuzdz1l5kqam8ljey">
               <w:r>
                 <w:rPr>
                   <w:rFonts w:ascii="Arial" w:cs="Arial" w:eastAsia="Arial" w:hAnsi="Arial"/>
@@ -6768,7 +6768,7 @@
               <w:spacing w:after="10" w:before="0"/>
               <w:ind w:left="120"/>
             </w:pPr>
-            <w:hyperlink w:history="1" r:id="rIdbr5byidssfpjibsqxe-4_">
+            <w:hyperlink w:history="1" r:id="rIdfqd3nqjqblzulzqigxtiu">
               <w:r>
                 <w:rPr>
                   <w:rFonts w:ascii="Arial" w:cs="Arial" w:eastAsia="Arial" w:hAnsi="Arial"/>
@@ -6813,7 +6813,7 @@
             <w:pPr>
               <w:spacing w:after="20" w:before="0"/>
             </w:pPr>
-            <w:hyperlink w:history="1" r:id="rIdbalweyvru2-dken2ouq7q">
+            <w:hyperlink w:history="1" r:id="rIdsujfcfgw53dzhdfwctmvd">
               <w:r>
                 <w:rPr>
                   <w:rFonts w:ascii="Arial" w:cs="Arial" w:eastAsia="Arial" w:hAnsi="Arial"/>
@@ -6862,7 +6862,7 @@
               <w:spacing w:after="10" w:before="0"/>
               <w:ind w:left="120"/>
             </w:pPr>
-            <w:hyperlink w:history="1" r:id="rIdr00lz9cec-relcgo3yxzq">
+            <w:hyperlink w:history="1" r:id="rIdyu4lhdpbypxwlkog8fjzz">
               <w:r>
                 <w:rPr>
                   <w:rFonts w:ascii="Arial" w:cs="Arial" w:eastAsia="Arial" w:hAnsi="Arial"/>
@@ -7062,7 +7062,7 @@
             <w:pPr>
               <w:spacing w:after="20" w:before="0"/>
             </w:pPr>
-            <w:hyperlink w:history="1" r:id="rIdrhs5dcjat15adqus6g2lr">
+            <w:hyperlink w:history="1" r:id="rIdinhy0osrceab8wlxdmvvz">
               <w:r>
                 <w:rPr>
                   <w:rFonts w:ascii="Arial" w:cs="Arial" w:eastAsia="Arial" w:hAnsi="Arial"/>
@@ -7111,7 +7111,7 @@
               <w:spacing w:after="10" w:before="0"/>
               <w:ind w:left="120"/>
             </w:pPr>
-            <w:hyperlink w:history="1" r:id="rId9xy3eqjt6zxywop0k-wnj">
+            <w:hyperlink w:history="1" r:id="rIdykhh_vnhyupe9pcurnzvn">
               <w:r>
                 <w:rPr>
                   <w:rFonts w:ascii="Arial" w:cs="Arial" w:eastAsia="Arial" w:hAnsi="Arial"/>
@@ -7156,7 +7156,7 @@
             <w:pPr>
               <w:spacing w:after="20" w:before="0"/>
             </w:pPr>
-            <w:hyperlink w:history="1" r:id="rIdxieuh9fdeixufqwkjzeux">
+            <w:hyperlink w:history="1" r:id="rIdh2poih8wour5xuzuwktvk">
               <w:r>
                 <w:rPr>
                   <w:rFonts w:ascii="Arial" w:cs="Arial" w:eastAsia="Arial" w:hAnsi="Arial"/>
@@ -7205,7 +7205,7 @@
               <w:spacing w:after="10" w:before="0"/>
               <w:ind w:left="120"/>
             </w:pPr>
-            <w:hyperlink w:history="1" r:id="rIdk4bcwhdbwijvediceitki">
+            <w:hyperlink w:history="1" r:id="rIdiiw1fn0tv3qhgwavorxcp">
               <w:r>
                 <w:rPr>
                   <w:rFonts w:ascii="Arial" w:cs="Arial" w:eastAsia="Arial" w:hAnsi="Arial"/>
@@ -7405,7 +7405,7 @@
             <w:pPr>
               <w:spacing w:after="20" w:before="0"/>
             </w:pPr>
-            <w:hyperlink w:history="1" r:id="rIdpqhjuposznpgdfjrs_cbm">
+            <w:hyperlink w:history="1" r:id="rIdtjqewbg9a234feqecxrjz">
               <w:r>
                 <w:rPr>
                   <w:rFonts w:ascii="Arial" w:cs="Arial" w:eastAsia="Arial" w:hAnsi="Arial"/>
@@ -7454,7 +7454,7 @@
               <w:spacing w:after="10" w:before="0"/>
               <w:ind w:left="120"/>
             </w:pPr>
-            <w:hyperlink w:history="1" r:id="rIdy3ae-x4-dbehazzqau-u6">
+            <w:hyperlink w:history="1" r:id="rIdmoyyugalx0i9rdpxc5kci">
               <w:r>
                 <w:rPr>
                   <w:rFonts w:ascii="Arial" w:cs="Arial" w:eastAsia="Arial" w:hAnsi="Arial"/>
@@ -7499,7 +7499,7 @@
             <w:pPr>
               <w:spacing w:after="20" w:before="0"/>
             </w:pPr>
-            <w:hyperlink w:history="1" r:id="rIdgziusdktt0nrjldi_lo6l">
+            <w:hyperlink w:history="1" r:id="rId2feu54t3fvmgnhueuzafs">
               <w:r>
                 <w:rPr>
                   <w:rFonts w:ascii="Arial" w:cs="Arial" w:eastAsia="Arial" w:hAnsi="Arial"/>
@@ -7548,7 +7548,7 @@
               <w:spacing w:after="10" w:before="0"/>
               <w:ind w:left="120"/>
             </w:pPr>
-            <w:hyperlink w:history="1" r:id="rIdv4v9pzfw5vxmyahooj-_d">
+            <w:hyperlink w:history="1" r:id="rIdzlahykjpflexy7zbyavzo">
               <w:r>
                 <w:rPr>
                   <w:rFonts w:ascii="Arial" w:cs="Arial" w:eastAsia="Arial" w:hAnsi="Arial"/>
@@ -8073,7 +8073,7 @@
         </w:rPr>
         <w:t xml:space="preserve">© 2026 SeaVuria and ARES. Aligned with KICD objectives. Developed by SeaVuria; technical implementation by ARES (with AI assistance from Claude). Licensed under </w:t>
       </w:r>
-      <w:hyperlink w:history="1" r:id="rIdpaqm3lzyhkxcz2j5jc1uf">
+      <w:hyperlink w:history="1" r:id="rId0xomkux7kw5gtagai5pgj">
         <w:r>
           <w:rPr>
             <w:rFonts w:ascii="Arial" w:cs="Arial" w:eastAsia="Arial" w:hAnsi="Arial"/>
@@ -8094,7 +8094,7 @@
         </w:rPr>
         <w:t xml:space="preserve"> (</w:t>
       </w:r>
-      <w:hyperlink w:history="1" r:id="rIdemkbq649ja5puxxozzpm2">
+      <w:hyperlink w:history="1" r:id="rIdc6kfdwd1ht5qgpp0i0m3a">
         <w:r>
           <w:rPr>
             <w:rFonts w:ascii="Arial" w:cs="Arial" w:eastAsia="Arial" w:hAnsi="Arial"/>
@@ -9134,7 +9134,7 @@
             <w:pPr>
               <w:spacing w:after="20" w:before="0"/>
             </w:pPr>
-            <w:hyperlink w:history="1" r:id="rId_qxovgriqrnq1fip1eyzu">
+            <w:hyperlink w:history="1" r:id="rIdkkf9fnkfraqpy1sn9m4tn">
               <w:r>
                 <w:rPr>
                   <w:rFonts w:ascii="Arial" w:cs="Arial" w:eastAsia="Arial" w:hAnsi="Arial"/>
@@ -9183,7 +9183,7 @@
               <w:spacing w:after="10" w:before="0"/>
               <w:ind w:left="120"/>
             </w:pPr>
-            <w:hyperlink w:history="1" r:id="rIdujslyoymwer578suhppbu">
+            <w:hyperlink w:history="1" r:id="rIdu5jaque6xuqtruioykigk">
               <w:r>
                 <w:rPr>
                   <w:rFonts w:ascii="Arial" w:cs="Arial" w:eastAsia="Arial" w:hAnsi="Arial"/>
@@ -9228,7 +9228,7 @@
             <w:pPr>
               <w:spacing w:after="20" w:before="0"/>
             </w:pPr>
-            <w:hyperlink w:history="1" r:id="rIdm-muj_w2fmbkt9lorjk1a">
+            <w:hyperlink w:history="1" r:id="rIdpqjzodpe50ymqau3xkf4-">
               <w:r>
                 <w:rPr>
                   <w:rFonts w:ascii="Arial" w:cs="Arial" w:eastAsia="Arial" w:hAnsi="Arial"/>
@@ -9277,7 +9277,7 @@
               <w:spacing w:after="10" w:before="0"/>
               <w:ind w:left="120"/>
             </w:pPr>
-            <w:hyperlink w:history="1" r:id="rIdhyzun3rrucysi8gy8mwwa">
+            <w:hyperlink w:history="1" r:id="rIdiwtu5o0tuewdr4ndfsl2k">
               <w:r>
                 <w:rPr>
                   <w:rFonts w:ascii="Arial" w:cs="Arial" w:eastAsia="Arial" w:hAnsi="Arial"/>
@@ -9477,7 +9477,7 @@
             <w:pPr>
               <w:spacing w:after="20" w:before="0"/>
             </w:pPr>
-            <w:hyperlink w:history="1" r:id="rIdilyjjj1a7hcq7twfgfray">
+            <w:hyperlink w:history="1" r:id="rIdq6zm0x9pv7yzqaw1it0qn">
               <w:r>
                 <w:rPr>
                   <w:rFonts w:ascii="Arial" w:cs="Arial" w:eastAsia="Arial" w:hAnsi="Arial"/>
@@ -9526,7 +9526,7 @@
               <w:spacing w:after="10" w:before="0"/>
               <w:ind w:left="120"/>
             </w:pPr>
-            <w:hyperlink w:history="1" r:id="rIdkmonhhfaerkzp8so6smji">
+            <w:hyperlink w:history="1" r:id="rIdtk34hx8jwd7o_x1que1gf">
               <w:r>
                 <w:rPr>
                   <w:rFonts w:ascii="Arial" w:cs="Arial" w:eastAsia="Arial" w:hAnsi="Arial"/>
@@ -9571,7 +9571,7 @@
             <w:pPr>
               <w:spacing w:after="20" w:before="0"/>
             </w:pPr>
-            <w:hyperlink w:history="1" r:id="rIdibnnj_luypxz3icmvg6ie">
+            <w:hyperlink w:history="1" r:id="rIdbihwh_cuhxccxmcdbjkal">
               <w:r>
                 <w:rPr>
                   <w:rFonts w:ascii="Arial" w:cs="Arial" w:eastAsia="Arial" w:hAnsi="Arial"/>
@@ -9620,7 +9620,7 @@
               <w:spacing w:after="10" w:before="0"/>
               <w:ind w:left="120"/>
             </w:pPr>
-            <w:hyperlink w:history="1" r:id="rId5pxumfaszun_vmmowhanf">
+            <w:hyperlink w:history="1" r:id="rIds2_-9cjmzjkdyonljn0pr">
               <w:r>
                 <w:rPr>
                   <w:rFonts w:ascii="Arial" w:cs="Arial" w:eastAsia="Arial" w:hAnsi="Arial"/>
@@ -9820,7 +9820,7 @@
             <w:pPr>
               <w:spacing w:after="20" w:before="0"/>
             </w:pPr>
-            <w:hyperlink w:history="1" r:id="rIdmmk7t9c2xkkmdgl6lxslb">
+            <w:hyperlink w:history="1" r:id="rId1lvfgxpquk-9zjgyxrduu">
               <w:r>
                 <w:rPr>
                   <w:rFonts w:ascii="Arial" w:cs="Arial" w:eastAsia="Arial" w:hAnsi="Arial"/>
@@ -9869,7 +9869,7 @@
               <w:spacing w:after="10" w:before="0"/>
               <w:ind w:left="120"/>
             </w:pPr>
-            <w:hyperlink w:history="1" r:id="rId4m3omhm2fcq8i4td3wkbo">
+            <w:hyperlink w:history="1" r:id="rIdbtx6tmak8b-t-wb86ea7y">
               <w:r>
                 <w:rPr>
                   <w:rFonts w:ascii="Arial" w:cs="Arial" w:eastAsia="Arial" w:hAnsi="Arial"/>
@@ -9914,7 +9914,7 @@
             <w:pPr>
               <w:spacing w:after="20" w:before="0"/>
             </w:pPr>
-            <w:hyperlink w:history="1" r:id="rIdlgocnggvfqeqxusbchm-r">
+            <w:hyperlink w:history="1" r:id="rIdd8hxe00t1hvzitxn0u3lj">
               <w:r>
                 <w:rPr>
                   <w:rFonts w:ascii="Arial" w:cs="Arial" w:eastAsia="Arial" w:hAnsi="Arial"/>
@@ -9963,7 +9963,7 @@
               <w:spacing w:after="10" w:before="0"/>
               <w:ind w:left="120"/>
             </w:pPr>
-            <w:hyperlink w:history="1" r:id="rId9jr6ld529ossdgobztbmy">
+            <w:hyperlink w:history="1" r:id="rId3sin1drqy4mwoxpecakkh">
               <w:r>
                 <w:rPr>
                   <w:rFonts w:ascii="Arial" w:cs="Arial" w:eastAsia="Arial" w:hAnsi="Arial"/>
@@ -10163,7 +10163,7 @@
             <w:pPr>
               <w:spacing w:after="20" w:before="0"/>
             </w:pPr>
-            <w:hyperlink w:history="1" r:id="rIdicmtds6vwumkn1lqnj9kl">
+            <w:hyperlink w:history="1" r:id="rId3h3rbymu_uiaww0sns-4w">
               <w:r>
                 <w:rPr>
                   <w:rFonts w:ascii="Arial" w:cs="Arial" w:eastAsia="Arial" w:hAnsi="Arial"/>
@@ -10212,7 +10212,7 @@
               <w:spacing w:after="10" w:before="0"/>
               <w:ind w:left="120"/>
             </w:pPr>
-            <w:hyperlink w:history="1" r:id="rIdolghdkzvof88hdsr3fz47">
+            <w:hyperlink w:history="1" r:id="rId40p9mk3z6ce2kra5-21nu">
               <w:r>
                 <w:rPr>
                   <w:rFonts w:ascii="Arial" w:cs="Arial" w:eastAsia="Arial" w:hAnsi="Arial"/>
@@ -10257,7 +10257,7 @@
             <w:pPr>
               <w:spacing w:after="20" w:before="0"/>
             </w:pPr>
-            <w:hyperlink w:history="1" r:id="rIdytb4wnhc04-lw5t3yq8vp">
+            <w:hyperlink w:history="1" r:id="rId3jyz6elmzhcj6tizq7xb7">
               <w:r>
                 <w:rPr>
                   <w:rFonts w:ascii="Arial" w:cs="Arial" w:eastAsia="Arial" w:hAnsi="Arial"/>
@@ -10306,7 +10306,7 @@
               <w:spacing w:after="10" w:before="0"/>
               <w:ind w:left="120"/>
             </w:pPr>
-            <w:hyperlink w:history="1" r:id="rIdi4fqujga9ivo9n4ea7mfm">
+            <w:hyperlink w:history="1" r:id="rIdyfbxd3bs4v5acwzmtzjed">
               <w:r>
                 <w:rPr>
                   <w:rFonts w:ascii="Arial" w:cs="Arial" w:eastAsia="Arial" w:hAnsi="Arial"/>
@@ -10506,7 +10506,7 @@
             <w:pPr>
               <w:spacing w:after="20" w:before="0"/>
             </w:pPr>
-            <w:hyperlink w:history="1" r:id="rIdo1mlhxpjhqq17o9tb2jxp">
+            <w:hyperlink w:history="1" r:id="rIdajjey12p3fwfde8kgi276">
               <w:r>
                 <w:rPr>
                   <w:rFonts w:ascii="Arial" w:cs="Arial" w:eastAsia="Arial" w:hAnsi="Arial"/>
@@ -10555,7 +10555,7 @@
               <w:spacing w:after="10" w:before="0"/>
               <w:ind w:left="120"/>
             </w:pPr>
-            <w:hyperlink w:history="1" r:id="rIdim2flejysj1g2sfczgrfl">
+            <w:hyperlink w:history="1" r:id="rIdxhuixtoca-vp0kzd3lw6g">
               <w:r>
                 <w:rPr>
                   <w:rFonts w:ascii="Arial" w:cs="Arial" w:eastAsia="Arial" w:hAnsi="Arial"/>
@@ -10600,7 +10600,7 @@
             <w:pPr>
               <w:spacing w:after="20" w:before="0"/>
             </w:pPr>
-            <w:hyperlink w:history="1" r:id="rIdekyucf7rac2za8-jgdste">
+            <w:hyperlink w:history="1" r:id="rId3xr0eufacdirfzkhjx3pc">
               <w:r>
                 <w:rPr>
                   <w:rFonts w:ascii="Arial" w:cs="Arial" w:eastAsia="Arial" w:hAnsi="Arial"/>
@@ -10649,7 +10649,7 @@
               <w:spacing w:after="10" w:before="0"/>
               <w:ind w:left="120"/>
             </w:pPr>
-            <w:hyperlink w:history="1" r:id="rId-kh25pm-rjtszsd8_ntlr">
+            <w:hyperlink w:history="1" r:id="rIdpyoxarmjgfqbdxioay1qk">
               <w:r>
                 <w:rPr>
                   <w:rFonts w:ascii="Arial" w:cs="Arial" w:eastAsia="Arial" w:hAnsi="Arial"/>
@@ -11174,7 +11174,7 @@
         </w:rPr>
         <w:t xml:space="preserve">© 2026 SeaVuria and ARES. Aligned with KICD objectives. Developed by SeaVuria; technical implementation by ARES (with AI assistance from Claude). Licensed under </w:t>
       </w:r>
-      <w:hyperlink w:history="1" r:id="rId7geonilr6px8z2rbmgzlp">
+      <w:hyperlink w:history="1" r:id="rIdjb4lj2rdckbhhz_c9sjrm">
         <w:r>
           <w:rPr>
             <w:rFonts w:ascii="Arial" w:cs="Arial" w:eastAsia="Arial" w:hAnsi="Arial"/>
@@ -11195,7 +11195,7 @@
         </w:rPr>
         <w:t xml:space="preserve"> (</w:t>
       </w:r>
-      <w:hyperlink w:history="1" r:id="rIdvk_38_tzen0sb9tl8t7j_">
+      <w:hyperlink w:history="1" r:id="rIdzljzxvjg9alntr6franyl">
         <w:r>
           <w:rPr>
             <w:rFonts w:ascii="Arial" w:cs="Arial" w:eastAsia="Arial" w:hAnsi="Arial"/>
@@ -12252,7 +12252,7 @@
               <w:spacing w:after="10" w:before="0"/>
               <w:ind w:left="120"/>
             </w:pPr>
-            <w:hyperlink w:history="1" r:id="rId_7ly8qxvcnybqwkdfee6e">
+            <w:hyperlink w:history="1" r:id="rIdi7zjnz4g2zstdlihahvwo">
               <w:r>
                 <w:rPr>
                   <w:rFonts w:ascii="Arial" w:cs="Arial" w:eastAsia="Arial" w:hAnsi="Arial"/>
@@ -12329,7 +12329,7 @@
               <w:spacing w:after="10" w:before="0"/>
               <w:ind w:left="120"/>
             </w:pPr>
-            <w:hyperlink w:history="1" r:id="rIdl-ho-_dnnrdyzmwerpmhi">
+            <w:hyperlink w:history="1" r:id="rIdfmkiqpyrqp9wmms8kfl0a">
               <w:r>
                 <w:rPr>
                   <w:rFonts w:ascii="Arial" w:cs="Arial" w:eastAsia="Arial" w:hAnsi="Arial"/>
@@ -12561,7 +12561,7 @@
               <w:spacing w:after="10" w:before="0"/>
               <w:ind w:left="120"/>
             </w:pPr>
-            <w:hyperlink w:history="1" r:id="rIdfcgw0rj41jkekxtqvhak5">
+            <w:hyperlink w:history="1" r:id="rIdlhmulax6ehmcmi_scnbhh">
               <w:r>
                 <w:rPr>
                   <w:rFonts w:ascii="Arial" w:cs="Arial" w:eastAsia="Arial" w:hAnsi="Arial"/>
@@ -12638,7 +12638,7 @@
               <w:spacing w:after="10" w:before="0"/>
               <w:ind w:left="120"/>
             </w:pPr>
-            <w:hyperlink w:history="1" r:id="rIdojyoysn4ac9y3g2dmki3y">
+            <w:hyperlink w:history="1" r:id="rId8kgjbalwtsemut2yexlz4">
               <w:r>
                 <w:rPr>
                   <w:rFonts w:ascii="Arial" w:cs="Arial" w:eastAsia="Arial" w:hAnsi="Arial"/>
@@ -12870,7 +12870,7 @@
               <w:spacing w:after="10" w:before="0"/>
               <w:ind w:left="120"/>
             </w:pPr>
-            <w:hyperlink w:history="1" r:id="rIdlc4uj-7b9bmkwieavaav2">
+            <w:hyperlink w:history="1" r:id="rId7-k9vz76j_w0yxakssyji">
               <w:r>
                 <w:rPr>
                   <w:rFonts w:ascii="Arial" w:cs="Arial" w:eastAsia="Arial" w:hAnsi="Arial"/>
@@ -12947,7 +12947,7 @@
               <w:spacing w:after="10" w:before="0"/>
               <w:ind w:left="120"/>
             </w:pPr>
-            <w:hyperlink w:history="1" r:id="rId0ypcalrdsqjqsrtjjhfvp">
+            <w:hyperlink w:history="1" r:id="rIdjvbmw9v2tblkv_al0wreo">
               <w:r>
                 <w:rPr>
                   <w:rFonts w:ascii="Arial" w:cs="Arial" w:eastAsia="Arial" w:hAnsi="Arial"/>
@@ -13179,7 +13179,7 @@
               <w:spacing w:after="10" w:before="0"/>
               <w:ind w:left="120"/>
             </w:pPr>
-            <w:hyperlink w:history="1" r:id="rIdfozrnlotu2h-nvavnq2--">
+            <w:hyperlink w:history="1" r:id="rIdytyo3zjil_u3mo7miabnr">
               <w:r>
                 <w:rPr>
                   <w:rFonts w:ascii="Arial" w:cs="Arial" w:eastAsia="Arial" w:hAnsi="Arial"/>
@@ -13256,7 +13256,7 @@
               <w:spacing w:after="10" w:before="0"/>
               <w:ind w:left="120"/>
             </w:pPr>
-            <w:hyperlink w:history="1" r:id="rIdbvlsjpivoftlcudoljy73">
+            <w:hyperlink w:history="1" r:id="rId9mjwug5tqddg76e4fdrbb">
               <w:r>
                 <w:rPr>
                   <w:rFonts w:ascii="Arial" w:cs="Arial" w:eastAsia="Arial" w:hAnsi="Arial"/>
@@ -13488,7 +13488,7 @@
               <w:spacing w:after="10" w:before="0"/>
               <w:ind w:left="120"/>
             </w:pPr>
-            <w:hyperlink w:history="1" r:id="rIdqijw3cfqjlduf4jgbtxg6">
+            <w:hyperlink w:history="1" r:id="rIdmzu3pkh-n3cctfdjyxhwl">
               <w:r>
                 <w:rPr>
                   <w:rFonts w:ascii="Arial" w:cs="Arial" w:eastAsia="Arial" w:hAnsi="Arial"/>
@@ -13565,7 +13565,7 @@
               <w:spacing w:after="10" w:before="0"/>
               <w:ind w:left="120"/>
             </w:pPr>
-            <w:hyperlink w:history="1" r:id="rIdyfe1ifrthqsqqbwq8biqs">
+            <w:hyperlink w:history="1" r:id="rIdltjf2sb-lmakyjeerza76">
               <w:r>
                 <w:rPr>
                   <w:rFonts w:ascii="Arial" w:cs="Arial" w:eastAsia="Arial" w:hAnsi="Arial"/>
@@ -14105,7 +14105,7 @@
         </w:rPr>
         <w:t xml:space="preserve">© 2026 SeaVuria and ARES. Aligned with KICD objectives. Developed by SeaVuria; technical implementation by ARES (with AI assistance from Claude). Licensed under </w:t>
       </w:r>
-      <w:hyperlink w:history="1" r:id="rIdaablagxb90ghncs7mkmx_">
+      <w:hyperlink w:history="1" r:id="rIdxo-wabps2oyprzax_xvbc">
         <w:r>
           <w:rPr>
             <w:rFonts w:ascii="Arial" w:cs="Arial" w:eastAsia="Arial" w:hAnsi="Arial"/>
@@ -14126,7 +14126,7 @@
         </w:rPr>
         <w:t xml:space="preserve"> (</w:t>
       </w:r>
-      <w:hyperlink w:history="1" r:id="rIds1foboywn2km1wcketbkj">
+      <w:hyperlink w:history="1" r:id="rIdxlke3ja_lgz_npm4yzmd5">
         <w:r>
           <w:rPr>
             <w:rFonts w:ascii="Arial" w:cs="Arial" w:eastAsia="Arial" w:hAnsi="Arial"/>
@@ -15166,7 +15166,7 @@
             <w:pPr>
               <w:spacing w:after="20" w:before="0"/>
             </w:pPr>
-            <w:hyperlink w:history="1" r:id="rIdc9oq1jc-ubkbbctk_mm5s">
+            <w:hyperlink w:history="1" r:id="rIdckzpjr9vnksnpkorxcc6b">
               <w:r>
                 <w:rPr>
                   <w:rFonts w:ascii="Arial" w:cs="Arial" w:eastAsia="Arial" w:hAnsi="Arial"/>
@@ -15215,7 +15215,7 @@
               <w:spacing w:after="10" w:before="0"/>
               <w:ind w:left="120"/>
             </w:pPr>
-            <w:hyperlink w:history="1" r:id="rIdwe4b0twyqusbiezf9u_vt">
+            <w:hyperlink w:history="1" r:id="rIdtkxfyyv-jsobezcr5mfm1">
               <w:r>
                 <w:rPr>
                   <w:rFonts w:ascii="Arial" w:cs="Arial" w:eastAsia="Arial" w:hAnsi="Arial"/>
@@ -15260,7 +15260,7 @@
             <w:pPr>
               <w:spacing w:after="20" w:before="0"/>
             </w:pPr>
-            <w:hyperlink w:history="1" r:id="rIdhz4xyteabyeqn_6lw190n">
+            <w:hyperlink w:history="1" r:id="rIdydevapfjmqwtqiqmuuqnu">
               <w:r>
                 <w:rPr>
                   <w:rFonts w:ascii="Arial" w:cs="Arial" w:eastAsia="Arial" w:hAnsi="Arial"/>
@@ -15309,7 +15309,7 @@
               <w:spacing w:after="10" w:before="0"/>
               <w:ind w:left="120"/>
             </w:pPr>
-            <w:hyperlink w:history="1" r:id="rIdrad4aw-yj8n8pksnf0k8g">
+            <w:hyperlink w:history="1" r:id="rId7mk7teoviezue_kthbi97">
               <w:r>
                 <w:rPr>
                   <w:rFonts w:ascii="Arial" w:cs="Arial" w:eastAsia="Arial" w:hAnsi="Arial"/>
@@ -15509,7 +15509,7 @@
             <w:pPr>
               <w:spacing w:after="20" w:before="0"/>
             </w:pPr>
-            <w:hyperlink w:history="1" r:id="rId3duldqgnsmewfiefytqxp">
+            <w:hyperlink w:history="1" r:id="rIdmw3plwpfmcjuc5qhldue3">
               <w:r>
                 <w:rPr>
                   <w:rFonts w:ascii="Arial" w:cs="Arial" w:eastAsia="Arial" w:hAnsi="Arial"/>
@@ -15558,7 +15558,7 @@
               <w:spacing w:after="10" w:before="0"/>
               <w:ind w:left="120"/>
             </w:pPr>
-            <w:hyperlink w:history="1" r:id="rId5vnutbvpsjpobmcpvyoip">
+            <w:hyperlink w:history="1" r:id="rIdiq8hlygpy-e6dybboxnod">
               <w:r>
                 <w:rPr>
                   <w:rFonts w:ascii="Arial" w:cs="Arial" w:eastAsia="Arial" w:hAnsi="Arial"/>
@@ -15603,7 +15603,7 @@
             <w:pPr>
               <w:spacing w:after="20" w:before="0"/>
             </w:pPr>
-            <w:hyperlink w:history="1" r:id="rIdwyvooccyyajrzkjsptek9">
+            <w:hyperlink w:history="1" r:id="rIdt9faawjtrionnhyxpmzb7">
               <w:r>
                 <w:rPr>
                   <w:rFonts w:ascii="Arial" w:cs="Arial" w:eastAsia="Arial" w:hAnsi="Arial"/>
@@ -15652,7 +15652,7 @@
               <w:spacing w:after="10" w:before="0"/>
               <w:ind w:left="120"/>
             </w:pPr>
-            <w:hyperlink w:history="1" r:id="rIdx5k_s50zwewgsvxixnshq">
+            <w:hyperlink w:history="1" r:id="rIdkjd24hix-xdoystl5okog">
               <w:r>
                 <w:rPr>
                   <w:rFonts w:ascii="Arial" w:cs="Arial" w:eastAsia="Arial" w:hAnsi="Arial"/>
@@ -15852,7 +15852,7 @@
             <w:pPr>
               <w:spacing w:after="20" w:before="0"/>
             </w:pPr>
-            <w:hyperlink w:history="1" r:id="rIdth8jjqjk8pgp7pmbkta7m">
+            <w:hyperlink w:history="1" r:id="rIdoxjf1m429nzplrbe15e-g">
               <w:r>
                 <w:rPr>
                   <w:rFonts w:ascii="Arial" w:cs="Arial" w:eastAsia="Arial" w:hAnsi="Arial"/>
@@ -15901,7 +15901,7 @@
               <w:spacing w:after="10" w:before="0"/>
               <w:ind w:left="120"/>
             </w:pPr>
-            <w:hyperlink w:history="1" r:id="rIdtofsoddb2v77nfsr8vsz7">
+            <w:hyperlink w:history="1" r:id="rId0zc-3ur70ppz-zr3d4cmv">
               <w:r>
                 <w:rPr>
                   <w:rFonts w:ascii="Arial" w:cs="Arial" w:eastAsia="Arial" w:hAnsi="Arial"/>
@@ -15946,7 +15946,7 @@
             <w:pPr>
               <w:spacing w:after="20" w:before="0"/>
             </w:pPr>
-            <w:hyperlink w:history="1" r:id="rIdh1nsytuvqrsb5wqmbsj9a">
+            <w:hyperlink w:history="1" r:id="rIdd3q_j91guabs7-y5io7zb">
               <w:r>
                 <w:rPr>
                   <w:rFonts w:ascii="Arial" w:cs="Arial" w:eastAsia="Arial" w:hAnsi="Arial"/>
@@ -15995,7 +15995,7 @@
               <w:spacing w:after="10" w:before="0"/>
               <w:ind w:left="120"/>
             </w:pPr>
-            <w:hyperlink w:history="1" r:id="rIdf8fbluo3xnvilbdxbuojk">
+            <w:hyperlink w:history="1" r:id="rIdsrlunoqqoevpz7n27kx48">
               <w:r>
                 <w:rPr>
                   <w:rFonts w:ascii="Arial" w:cs="Arial" w:eastAsia="Arial" w:hAnsi="Arial"/>
@@ -16195,7 +16195,7 @@
             <w:pPr>
               <w:spacing w:after="20" w:before="0"/>
             </w:pPr>
-            <w:hyperlink w:history="1" r:id="rId3jldhf8tav4rbebaxpqt6">
+            <w:hyperlink w:history="1" r:id="rIddbn7nkvr4iaxboxiobldd">
               <w:r>
                 <w:rPr>
                   <w:rFonts w:ascii="Arial" w:cs="Arial" w:eastAsia="Arial" w:hAnsi="Arial"/>
@@ -16244,7 +16244,7 @@
               <w:spacing w:after="10" w:before="0"/>
               <w:ind w:left="120"/>
             </w:pPr>
-            <w:hyperlink w:history="1" r:id="rId-aotsghxoamonpoobxx5v">
+            <w:hyperlink w:history="1" r:id="rIdtbslifpkothuxe68re_lw">
               <w:r>
                 <w:rPr>
                   <w:rFonts w:ascii="Arial" w:cs="Arial" w:eastAsia="Arial" w:hAnsi="Arial"/>
@@ -16289,7 +16289,7 @@
             <w:pPr>
               <w:spacing w:after="20" w:before="0"/>
             </w:pPr>
-            <w:hyperlink w:history="1" r:id="rIdpr82t4fthyod7qc-hbgbd">
+            <w:hyperlink w:history="1" r:id="rId7jb5tdlm5etfdqyknabgz">
               <w:r>
                 <w:rPr>
                   <w:rFonts w:ascii="Arial" w:cs="Arial" w:eastAsia="Arial" w:hAnsi="Arial"/>
@@ -16338,7 +16338,7 @@
               <w:spacing w:after="10" w:before="0"/>
               <w:ind w:left="120"/>
             </w:pPr>
-            <w:hyperlink w:history="1" r:id="rId6n4kxsify2jt_xkcsm_lj">
+            <w:hyperlink w:history="1" r:id="rIdjl-te1wr7kjag_r0jsdvo">
               <w:r>
                 <w:rPr>
                   <w:rFonts w:ascii="Arial" w:cs="Arial" w:eastAsia="Arial" w:hAnsi="Arial"/>
@@ -16538,7 +16538,7 @@
             <w:pPr>
               <w:spacing w:after="20" w:before="0"/>
             </w:pPr>
-            <w:hyperlink w:history="1" r:id="rIdsjpofamfjvrlemrgkk7b1">
+            <w:hyperlink w:history="1" r:id="rId-yz5nvm297qkmj0ebrgh2">
               <w:r>
                 <w:rPr>
                   <w:rFonts w:ascii="Arial" w:cs="Arial" w:eastAsia="Arial" w:hAnsi="Arial"/>
@@ -16587,7 +16587,7 @@
               <w:spacing w:after="10" w:before="0"/>
               <w:ind w:left="120"/>
             </w:pPr>
-            <w:hyperlink w:history="1" r:id="rIdw0e6ycz2lr2kinsi9tfmx">
+            <w:hyperlink w:history="1" r:id="rIdt70ugfzjegtj2kavx7zdm">
               <w:r>
                 <w:rPr>
                   <w:rFonts w:ascii="Arial" w:cs="Arial" w:eastAsia="Arial" w:hAnsi="Arial"/>
@@ -16632,7 +16632,7 @@
             <w:pPr>
               <w:spacing w:after="20" w:before="0"/>
             </w:pPr>
-            <w:hyperlink w:history="1" r:id="rIdwvwqopylqmhbchqibuhca">
+            <w:hyperlink w:history="1" r:id="rIdjxs-mj2jhvj2rgowon3m4">
               <w:r>
                 <w:rPr>
                   <w:rFonts w:ascii="Arial" w:cs="Arial" w:eastAsia="Arial" w:hAnsi="Arial"/>
@@ -16681,7 +16681,7 @@
               <w:spacing w:after="10" w:before="0"/>
               <w:ind w:left="120"/>
             </w:pPr>
-            <w:hyperlink w:history="1" r:id="rIdfapn5qm4mklvxc_zte7ex">
+            <w:hyperlink w:history="1" r:id="rIdo8ja9_wos7jt2urjdcp1-">
               <w:r>
                 <w:rPr>
                   <w:rFonts w:ascii="Arial" w:cs="Arial" w:eastAsia="Arial" w:hAnsi="Arial"/>
@@ -17206,7 +17206,7 @@
         </w:rPr>
         <w:t xml:space="preserve">© 2026 SeaVuria and ARES. Aligned with KICD objectives. Developed by SeaVuria; technical implementation by ARES (with AI assistance from Claude). Licensed under </w:t>
       </w:r>
-      <w:hyperlink w:history="1" r:id="rIdk01ivcghbj0yw3pomfdjg">
+      <w:hyperlink w:history="1" r:id="rIdvfjqhveksehm7gmv2vaqj">
         <w:r>
           <w:rPr>
             <w:rFonts w:ascii="Arial" w:cs="Arial" w:eastAsia="Arial" w:hAnsi="Arial"/>
@@ -17227,7 +17227,7 @@
         </w:rPr>
         <w:t xml:space="preserve"> (</w:t>
       </w:r>
-      <w:hyperlink w:history="1" r:id="rId0c8_1lc_ik_04opvw6avz">
+      <w:hyperlink w:history="1" r:id="rIdmk7wvea4xdztzhhf9zcvo">
         <w:r>
           <w:rPr>
             <w:rFonts w:ascii="Arial" w:cs="Arial" w:eastAsia="Arial" w:hAnsi="Arial"/>
@@ -18267,7 +18267,7 @@
             <w:pPr>
               <w:spacing w:after="20" w:before="0"/>
             </w:pPr>
-            <w:hyperlink w:history="1" r:id="rIdujmhu-id7-qeuunjhz0ue">
+            <w:hyperlink w:history="1" r:id="rIdtthosizqfuoczidhagod0">
               <w:r>
                 <w:rPr>
                   <w:rFonts w:ascii="Arial" w:cs="Arial" w:eastAsia="Arial" w:hAnsi="Arial"/>
@@ -18316,7 +18316,7 @@
               <w:spacing w:after="10" w:before="0"/>
               <w:ind w:left="120"/>
             </w:pPr>
-            <w:hyperlink w:history="1" r:id="rIdry-0g-z9ufp1bt0zdy2a7">
+            <w:hyperlink w:history="1" r:id="rIdkqmh1u6r-zrhdhq8x8tpk">
               <w:r>
                 <w:rPr>
                   <w:rFonts w:ascii="Arial" w:cs="Arial" w:eastAsia="Arial" w:hAnsi="Arial"/>
@@ -18378,7 +18378,7 @@
               <w:spacing w:after="10" w:before="0"/>
               <w:ind w:left="120"/>
             </w:pPr>
-            <w:hyperlink w:history="1" r:id="rIdgsnbf3efaotk0s8eg6xek">
+            <w:hyperlink w:history="1" r:id="rIdkmgt5etfpbw8gwkzccb2w">
               <w:r>
                 <w:rPr>
                   <w:rFonts w:ascii="Arial" w:cs="Arial" w:eastAsia="Arial" w:hAnsi="Arial"/>
@@ -18593,7 +18593,7 @@
             <w:pPr>
               <w:spacing w:after="20" w:before="0"/>
             </w:pPr>
-            <w:hyperlink w:history="1" r:id="rIdxfwmthcxjqs7ogq-u4tg6">
+            <w:hyperlink w:history="1" r:id="rIdm260dxiqzc-ddt8kql8km">
               <w:r>
                 <w:rPr>
                   <w:rFonts w:ascii="Arial" w:cs="Arial" w:eastAsia="Arial" w:hAnsi="Arial"/>
@@ -18642,7 +18642,7 @@
               <w:spacing w:after="10" w:before="0"/>
               <w:ind w:left="120"/>
             </w:pPr>
-            <w:hyperlink w:history="1" r:id="rIdxfk52ue_zqtruh-d_g0o9">
+            <w:hyperlink w:history="1" r:id="rIdviqa82aymjmdyhs3ajnyh">
               <w:r>
                 <w:rPr>
                   <w:rFonts w:ascii="Arial" w:cs="Arial" w:eastAsia="Arial" w:hAnsi="Arial"/>
@@ -18704,7 +18704,7 @@
               <w:spacing w:after="10" w:before="0"/>
               <w:ind w:left="120"/>
             </w:pPr>
-            <w:hyperlink w:history="1" r:id="rId4kenuhgngcqybc5ghf4ci">
+            <w:hyperlink w:history="1" r:id="rIdbyrislszpazbrbmvxapto">
               <w:r>
                 <w:rPr>
                   <w:rFonts w:ascii="Arial" w:cs="Arial" w:eastAsia="Arial" w:hAnsi="Arial"/>
@@ -18919,7 +18919,7 @@
             <w:pPr>
               <w:spacing w:after="20" w:before="0"/>
             </w:pPr>
-            <w:hyperlink w:history="1" r:id="rIdupeu-xeilc26zsv-dzz1w">
+            <w:hyperlink w:history="1" r:id="rIdiha_meqy8zo2pnl7vbyao">
               <w:r>
                 <w:rPr>
                   <w:rFonts w:ascii="Arial" w:cs="Arial" w:eastAsia="Arial" w:hAnsi="Arial"/>
@@ -18968,7 +18968,7 @@
               <w:spacing w:after="10" w:before="0"/>
               <w:ind w:left="120"/>
             </w:pPr>
-            <w:hyperlink w:history="1" r:id="rIde-fwogoeplinddkel97kh">
+            <w:hyperlink w:history="1" r:id="rIdtnvqqkllifi7mylqgmhwm">
               <w:r>
                 <w:rPr>
                   <w:rFonts w:ascii="Arial" w:cs="Arial" w:eastAsia="Arial" w:hAnsi="Arial"/>
@@ -19030,7 +19030,7 @@
               <w:spacing w:after="10" w:before="0"/>
               <w:ind w:left="120"/>
             </w:pPr>
-            <w:hyperlink w:history="1" r:id="rIdfod6hklanq5rvunqru2ou">
+            <w:hyperlink w:history="1" r:id="rIdcgryk95gdbh-qoobh-u1p">
               <w:r>
                 <w:rPr>
                   <w:rFonts w:ascii="Arial" w:cs="Arial" w:eastAsia="Arial" w:hAnsi="Arial"/>
@@ -19245,7 +19245,7 @@
             <w:pPr>
               <w:spacing w:after="20" w:before="0"/>
             </w:pPr>
-            <w:hyperlink w:history="1" r:id="rId3zrbuhaepmcmy0pwalfxm">
+            <w:hyperlink w:history="1" r:id="rId1uzxlbun0omhzmyt18dsz">
               <w:r>
                 <w:rPr>
                   <w:rFonts w:ascii="Arial" w:cs="Arial" w:eastAsia="Arial" w:hAnsi="Arial"/>
@@ -19294,7 +19294,7 @@
               <w:spacing w:after="10" w:before="0"/>
               <w:ind w:left="120"/>
             </w:pPr>
-            <w:hyperlink w:history="1" r:id="rIdoaez63oa6janbvnxirckh">
+            <w:hyperlink w:history="1" r:id="rIdo27fq_t5f2l6wyq53rzqk">
               <w:r>
                 <w:rPr>
                   <w:rFonts w:ascii="Arial" w:cs="Arial" w:eastAsia="Arial" w:hAnsi="Arial"/>
@@ -19356,7 +19356,7 @@
               <w:spacing w:after="10" w:before="0"/>
               <w:ind w:left="120"/>
             </w:pPr>
-            <w:hyperlink w:history="1" r:id="rIdnz0d2rvfk4bp-yrwvie-2">
+            <w:hyperlink w:history="1" r:id="rIdlh9-drvdtkvkv-6m12nua">
               <w:r>
                 <w:rPr>
                   <w:rFonts w:ascii="Arial" w:cs="Arial" w:eastAsia="Arial" w:hAnsi="Arial"/>
@@ -19571,7 +19571,7 @@
             <w:pPr>
               <w:spacing w:after="20" w:before="0"/>
             </w:pPr>
-            <w:hyperlink w:history="1" r:id="rIdcpfcayetkqjfsqkdp7oxf">
+            <w:hyperlink w:history="1" r:id="rIdrn7p8nkba_6zhecfdbdlq">
               <w:r>
                 <w:rPr>
                   <w:rFonts w:ascii="Arial" w:cs="Arial" w:eastAsia="Arial" w:hAnsi="Arial"/>
@@ -19620,7 +19620,7 @@
               <w:spacing w:after="10" w:before="0"/>
               <w:ind w:left="120"/>
             </w:pPr>
-            <w:hyperlink w:history="1" r:id="rIdud7ukf6arhaxkooo2wqvz">
+            <w:hyperlink w:history="1" r:id="rIdoqddqi85zxkvnomny5arr">
               <w:r>
                 <w:rPr>
                   <w:rFonts w:ascii="Arial" w:cs="Arial" w:eastAsia="Arial" w:hAnsi="Arial"/>
@@ -19682,7 +19682,7 @@
               <w:spacing w:after="10" w:before="0"/>
               <w:ind w:left="120"/>
             </w:pPr>
-            <w:hyperlink w:history="1" r:id="rIdqjvb7h3dd1n0cuzsgg9go">
+            <w:hyperlink w:history="1" r:id="rIdiup-_n-asmuhtd578riuj">
               <w:r>
                 <w:rPr>
                   <w:rFonts w:ascii="Arial" w:cs="Arial" w:eastAsia="Arial" w:hAnsi="Arial"/>
@@ -20222,7 +20222,7 @@
         </w:rPr>
         <w:t xml:space="preserve">© 2026 SeaVuria and ARES. Aligned with KICD objectives. Developed by SeaVuria; technical implementation by ARES (with AI assistance from Claude). Licensed under </w:t>
       </w:r>
-      <w:hyperlink w:history="1" r:id="rIdqd-npt17c_hv2vff5lvbz">
+      <w:hyperlink w:history="1" r:id="rId4br2yysxd6stigcfcdgxp">
         <w:r>
           <w:rPr>
             <w:rFonts w:ascii="Arial" w:cs="Arial" w:eastAsia="Arial" w:hAnsi="Arial"/>
@@ -20243,7 +20243,7 @@
         </w:rPr>
         <w:t xml:space="preserve"> (</w:t>
       </w:r>
-      <w:hyperlink w:history="1" r:id="rIdxqxkajl4e_nje4mt4-feb">
+      <w:hyperlink w:history="1" r:id="rIdu079tqu0mex5elxdv4asc">
         <w:r>
           <w:rPr>
             <w:rFonts w:ascii="Arial" w:cs="Arial" w:eastAsia="Arial" w:hAnsi="Arial"/>
